--- a/doc/DiM_ms20260727.docx
+++ b/doc/DiM_ms20260727.docx
@@ -19062,25 +19062,87 @@
         <w:rPr>
           <w:rFonts w:ascii="Aptos" w:hAnsi="Aptos"/>
         </w:rPr>
-        <w:t xml:space="preserve">Our model projects that shallow cumulus clouds decrease with reduced large-scale overturning, but a local scaling of the moist turbulent subcloud boundary layer suggests that clouds at the LCL increase by a similar amount. </w:t>
-      </w:r>
-      <w:r>
-        <w:rPr>
-          <w:rFonts w:ascii="Aptos" w:hAnsi="Aptos"/>
-        </w:rPr>
-        <w:t>L</w:t>
-      </w:r>
-      <w:r>
-        <w:rPr>
-          <w:rFonts w:ascii="Aptos" w:hAnsi="Aptos"/>
-        </w:rPr>
-        <w:t>arge-eddy simulation (LES</w:t>
-      </w:r>
-      <w:r>
-        <w:rPr>
-          <w:rFonts w:ascii="Aptos" w:hAnsi="Aptos"/>
-        </w:rPr>
-        <w:t xml:space="preserve">; </w:t>
+        <w:t>Our model projects that shallow cumulus clouds decrease with reduced large-scale overturning</w:t>
+      </w:r>
+      <w:r>
+        <w:rPr>
+          <w:rFonts w:ascii="Aptos" w:hAnsi="Aptos"/>
+        </w:rPr>
+        <w:t xml:space="preserve">, </w:t>
+      </w:r>
+      <w:proofErr w:type="spellStart"/>
+      <w:r>
+        <w:rPr>
+          <w:rFonts w:ascii="Aptos" w:hAnsi="Aptos"/>
+        </w:rPr>
+        <w:t xml:space="preserve">but </w:t>
+      </w:r>
+      <w:proofErr w:type="spellEnd"/>
+      <w:r>
+        <w:rPr>
+          <w:rFonts w:ascii="Aptos" w:hAnsi="Aptos"/>
+        </w:rPr>
+        <w:t>t</w:t>
+      </w:r>
+      <w:r>
+        <w:rPr>
+          <w:rFonts w:ascii="Aptos" w:hAnsi="Aptos"/>
+        </w:rPr>
+        <w:t>he moist updraft plumes of a mass flux model</w:t>
+      </w:r>
+      <w:r>
+        <w:rPr>
+          <w:rFonts w:ascii="Aptos" w:hAnsi="Aptos"/>
+        </w:rPr>
+        <w:t xml:space="preserve"> do not represent </w:t>
+      </w:r>
+      <w:r>
+        <w:rPr>
+          <w:rFonts w:ascii="Aptos" w:hAnsi="Aptos"/>
+        </w:rPr>
+        <w:t>LCL clouds</w:t>
+      </w:r>
+      <w:r>
+        <w:rPr>
+          <w:rFonts w:ascii="Aptos" w:hAnsi="Aptos"/>
+        </w:rPr>
+        <w:t>,</w:t>
+      </w:r>
+      <w:r>
+        <w:rPr>
+          <w:rFonts w:ascii="Aptos" w:hAnsi="Aptos"/>
+        </w:rPr>
+        <w:t xml:space="preserve"> where</w:t>
+      </w:r>
+      <w:r>
+        <w:rPr>
+          <w:rFonts w:ascii="Aptos" w:hAnsi="Aptos"/>
+        </w:rPr>
+        <w:t xml:space="preserve"> </w:t>
+      </w:r>
+      <w:r>
+        <w:rPr>
+          <w:rFonts w:ascii="Aptos" w:hAnsi="Aptos"/>
+        </w:rPr>
+        <w:t>moisture condenses from turbulent subcloud thermals</w:t>
+      </w:r>
+      <w:r>
+        <w:rPr>
+          <w:rFonts w:ascii="Aptos" w:hAnsi="Aptos"/>
+        </w:rPr>
+        <w:t>.</w:t>
+      </w:r>
+      <w:r>
+        <w:rPr>
+          <w:rFonts w:ascii="Aptos" w:hAnsi="Aptos"/>
+        </w:rPr>
+        <w:t xml:space="preserve"> </w:t>
+      </w:r>
+      <w:r>
+        <w:rPr>
+          <w:rFonts w:ascii="Aptos" w:hAnsi="Aptos"/>
+        </w:rPr>
+        <w:t xml:space="preserve">The net cloud radiative effect depends on the relative amount of shallow cumulus vs. LCL clouds. Large-eddy simulation (LES; </w:t>
       </w:r>
       <w:r>
         <w:rPr>
@@ -19104,7 +19166,31 @@
         <w:rPr>
           <w:rFonts w:ascii="Aptos" w:hAnsi="Aptos"/>
         </w:rPr>
-        <w:t>2013</w:t>
+        <w:t xml:space="preserve">2013) and observations (Bony et al., 2021; </w:t>
+      </w:r>
+      <w:r>
+        <w:rPr>
+          <w:rFonts w:ascii="Aptos" w:hAnsi="Aptos"/>
+        </w:rPr>
+        <w:t>Vogel et al.</w:t>
+      </w:r>
+      <w:r>
+        <w:rPr>
+          <w:rFonts w:ascii="Aptos" w:hAnsi="Aptos"/>
+        </w:rPr>
+        <w:t>,</w:t>
+      </w:r>
+      <w:r>
+        <w:rPr>
+          <w:rFonts w:ascii="Aptos" w:hAnsi="Aptos"/>
+        </w:rPr>
+        <w:t> 2022</w:t>
+      </w:r>
+      <w:r>
+        <w:rPr>
+          <w:rFonts w:ascii="Aptos" w:hAnsi="Aptos"/>
+        </w:rPr>
+        <w:t>; Fig. REFLALBEDO</w:t>
       </w:r>
       <w:r>
         <w:rPr>
@@ -19116,8 +19202,82 @@
         <w:rPr>
           <w:rFonts w:ascii="Aptos" w:hAnsi="Aptos"/>
         </w:rPr>
-        <w:t xml:space="preserve"> and observations</w:t>
-      </w:r>
+        <w:t xml:space="preserve"> have a</w:t>
+      </w:r>
+      <w:r>
+        <w:rPr>
+          <w:rFonts w:ascii="Aptos" w:hAnsi="Aptos"/>
+        </w:rPr>
+        <w:t xml:space="preserve"> cloud fraction </w:t>
+      </w:r>
+      <w:r>
+        <w:rPr>
+          <w:rFonts w:ascii="Aptos" w:hAnsi="Aptos"/>
+        </w:rPr>
+        <w:t xml:space="preserve">maximum of </w:t>
+      </w:r>
+      <w:r>
+        <w:rPr>
+          <w:rFonts w:ascii="Aptos" w:hAnsi="Aptos"/>
+        </w:rPr>
+        <w:t xml:space="preserve">about 5 % </w:t>
+      </w:r>
+      <w:r>
+        <w:rPr>
+          <w:rFonts w:ascii="Aptos" w:hAnsi="Aptos"/>
+        </w:rPr>
+        <w:t>near the</w:t>
+      </w:r>
+      <w:r>
+        <w:rPr>
+          <w:rFonts w:ascii="Aptos" w:hAnsi="Aptos"/>
+        </w:rPr>
+        <w:t xml:space="preserve"> cloud base</w:t>
+      </w:r>
+      <w:r>
+        <w:rPr>
+          <w:rFonts w:ascii="Aptos" w:hAnsi="Aptos"/>
+        </w:rPr>
+        <w:t>.</w:t>
+      </w:r>
+      <w:r>
+        <w:rPr>
+          <w:rFonts w:ascii="Aptos" w:hAnsi="Aptos"/>
+        </w:rPr>
+        <w:t xml:space="preserve"> We s</w:t>
+      </w:r>
+      <w:r>
+        <w:rPr>
+          <w:rFonts w:ascii="Aptos" w:hAnsi="Aptos"/>
+        </w:rPr>
+        <w:t>cale th</w:t>
+      </w:r>
+      <w:r>
+        <w:rPr>
+          <w:rFonts w:ascii="Aptos" w:hAnsi="Aptos"/>
+        </w:rPr>
+        <w:t>is</w:t>
+      </w:r>
+      <w:r>
+        <w:rPr>
+          <w:rFonts w:ascii="Aptos" w:hAnsi="Aptos"/>
+        </w:rPr>
+        <w:t xml:space="preserve"> LCL cloud fraction from the subcloud relative humidity and moisture </w:t>
+      </w:r>
+      <w:proofErr w:type="gramStart"/>
+      <w:r>
+        <w:rPr>
+          <w:rFonts w:ascii="Aptos" w:hAnsi="Aptos"/>
+        </w:rPr>
+        <w:t>fluxes</w:t>
+      </w:r>
+      <w:r>
+        <w:rPr>
+          <w:rFonts w:ascii="Aptos" w:hAnsi="Aptos"/>
+        </w:rPr>
+        <w:t>, and</w:t>
+      </w:r>
+      <w:proofErr w:type="gramEnd"/>
       <w:r>
         <w:rPr>
           <w:rFonts w:ascii="Aptos" w:hAnsi="Aptos"/>
@@ -19128,43 +19288,13 @@
         <w:rPr>
           <w:rFonts w:ascii="Aptos" w:hAnsi="Aptos"/>
         </w:rPr>
-        <w:t xml:space="preserve">(Bony et al., 2021; </w:t>
-      </w:r>
-      <w:r>
-        <w:rPr>
-          <w:rFonts w:ascii="Aptos" w:hAnsi="Aptos"/>
-        </w:rPr>
-        <w:t>Vogel et al.</w:t>
-      </w:r>
-      <w:r>
-        <w:rPr>
-          <w:rFonts w:ascii="Aptos" w:hAnsi="Aptos"/>
-        </w:rPr>
-        <w:t>,</w:t>
-      </w:r>
-      <w:r>
-        <w:rPr>
-          <w:rFonts w:ascii="Aptos" w:hAnsi="Aptos"/>
-        </w:rPr>
-        <w:t> 2022</w:t>
-      </w:r>
-      <w:r>
-        <w:rPr>
-          <w:rFonts w:ascii="Aptos" w:hAnsi="Aptos"/>
-        </w:rPr>
-        <w:t xml:space="preserve">; Fig. </w:t>
-      </w:r>
-      <w:r>
-        <w:rPr>
-          <w:rFonts w:ascii="Aptos" w:hAnsi="Aptos"/>
-        </w:rPr>
-        <w:t>REFLALBEDO</w:t>
-      </w:r>
-      <w:r>
-        <w:rPr>
-          <w:rFonts w:ascii="Aptos" w:hAnsi="Aptos"/>
-        </w:rPr>
-        <w:t>)</w:t>
+        <w:t xml:space="preserve">test the sensitivity </w:t>
+      </w:r>
+      <w:r>
+        <w:rPr>
+          <w:rFonts w:ascii="Aptos" w:hAnsi="Aptos"/>
+        </w:rPr>
+        <w:t>of</w:t>
       </w:r>
       <w:r>
         <w:rPr>
@@ -19176,81 +19306,98 @@
         <w:rPr>
           <w:rFonts w:ascii="Aptos" w:hAnsi="Aptos"/>
         </w:rPr>
-        <w:t>have a</w:t>
-      </w:r>
-      <w:r>
-        <w:rPr>
-          <w:rFonts w:ascii="Aptos" w:hAnsi="Aptos"/>
-        </w:rPr>
-        <w:t xml:space="preserve"> cloud fraction </w:t>
-      </w:r>
-      <w:r>
-        <w:rPr>
-          <w:rFonts w:ascii="Aptos" w:hAnsi="Aptos"/>
-        </w:rPr>
-        <w:t xml:space="preserve">maximum of </w:t>
-      </w:r>
-      <w:r>
-        <w:rPr>
-          <w:rFonts w:ascii="Aptos" w:hAnsi="Aptos"/>
-        </w:rPr>
-        <w:t xml:space="preserve">about 5 % </w:t>
-      </w:r>
-      <w:r>
-        <w:rPr>
-          <w:rFonts w:ascii="Aptos" w:hAnsi="Aptos"/>
-        </w:rPr>
-        <w:t>near the</w:t>
-      </w:r>
-      <w:r>
-        <w:rPr>
-          <w:rFonts w:ascii="Aptos" w:hAnsi="Aptos"/>
-        </w:rPr>
-        <w:t xml:space="preserve"> cloud base</w:t>
-      </w:r>
-      <w:r>
-        <w:rPr>
-          <w:rFonts w:ascii="Aptos" w:hAnsi="Aptos"/>
-        </w:rPr>
-        <w:t xml:space="preserve">. </w:t>
-      </w:r>
-      <w:r>
-        <w:rPr>
-          <w:rFonts w:ascii="Aptos" w:hAnsi="Aptos"/>
-        </w:rPr>
-        <w:t>The net cloud radiative effect depends on the relative amount of shallow cumulus vs. LCL clouds.</w:t>
-      </w:r>
-      <w:r>
-        <w:rPr>
-          <w:rFonts w:ascii="Aptos" w:hAnsi="Aptos"/>
-        </w:rPr>
-        <w:t xml:space="preserve"> [[</w:t>
-      </w:r>
-      <w:r>
-        <w:rPr>
-          <w:rFonts w:ascii="Aptos" w:hAnsi="Aptos"/>
-        </w:rPr>
-        <w:t>A stochastic cumulus mass flux model can be used to represent the bimodality and memory of cumulus updrafts (</w:t>
-      </w:r>
-      <w:proofErr w:type="spellStart"/>
-      <w:r>
-        <w:rPr>
-          <w:rFonts w:ascii="Aptos" w:hAnsi="Aptos"/>
-        </w:rPr>
-        <w:t>Sakradzija</w:t>
-      </w:r>
-      <w:proofErr w:type="spellEnd"/>
-      <w:r>
-        <w:rPr>
-          <w:rFonts w:ascii="Aptos" w:hAnsi="Aptos"/>
-        </w:rPr>
-        <w:t xml:space="preserve"> 2015).</w:t>
-      </w:r>
-      <w:r>
-        <w:rPr>
-          <w:rFonts w:ascii="Aptos" w:hAnsi="Aptos"/>
-        </w:rPr>
-        <w:t>]]</w:t>
+        <w:t>r</w:t>
+      </w:r>
+      <w:r>
+        <w:rPr>
+          <w:rFonts w:ascii="Aptos" w:hAnsi="Aptos"/>
+        </w:rPr>
+        <w:t>elative humidity (RH) at cloud base</w:t>
+      </w:r>
+      <w:r>
+        <w:rPr>
+          <w:rFonts w:ascii="Aptos" w:hAnsi="Aptos"/>
+        </w:rPr>
+        <w:t xml:space="preserve">. RH </w:t>
+      </w:r>
+      <w:r>
+        <w:rPr>
+          <w:rFonts w:ascii="Aptos" w:hAnsi="Aptos"/>
+        </w:rPr>
+        <w:t>may be</w:t>
+      </w:r>
+      <w:r>
+        <w:rPr>
+          <w:rFonts w:ascii="Aptos" w:hAnsi="Aptos"/>
+        </w:rPr>
+        <w:t xml:space="preserve"> constant (Held and Shell XXXX)</w:t>
+      </w:r>
+      <w:r>
+        <w:rPr>
+          <w:rFonts w:ascii="Aptos" w:hAnsi="Aptos"/>
+        </w:rPr>
+        <w:t xml:space="preserve">, or </w:t>
+      </w:r>
+      <w:r>
+        <w:rPr>
+          <w:rFonts w:ascii="Aptos" w:hAnsi="Aptos"/>
+        </w:rPr>
+        <w:t>increas</w:t>
+      </w:r>
+      <w:r>
+        <w:rPr>
+          <w:rFonts w:ascii="Aptos" w:hAnsi="Aptos"/>
+        </w:rPr>
+        <w:t>e</w:t>
+      </w:r>
+      <w:r>
+        <w:rPr>
+          <w:rFonts w:ascii="Aptos" w:hAnsi="Aptos"/>
+        </w:rPr>
+        <w:t xml:space="preserve"> slightly</w:t>
+      </w:r>
+      <w:r>
+        <w:rPr>
+          <w:rFonts w:ascii="Aptos" w:hAnsi="Aptos"/>
+        </w:rPr>
+        <w:t>, representing moderation of the</w:t>
+      </w:r>
+      <w:r>
+        <w:rPr>
+          <w:rFonts w:ascii="Aptos" w:hAnsi="Aptos"/>
+        </w:rPr>
+        <w:t xml:space="preserve"> surface evaporation</w:t>
+      </w:r>
+      <w:r>
+        <w:rPr>
+          <w:rFonts w:ascii="Aptos" w:hAnsi="Aptos"/>
+        </w:rPr>
+        <w:t xml:space="preserve"> </w:t>
+      </w:r>
+      <w:r>
+        <w:rPr>
+          <w:rFonts w:ascii="Aptos" w:hAnsi="Aptos"/>
+        </w:rPr>
+        <w:t xml:space="preserve">to </w:t>
+      </w:r>
+      <w:r>
+        <w:rPr>
+          <w:rFonts w:ascii="Aptos" w:hAnsi="Aptos"/>
+        </w:rPr>
+        <w:t>+2 % K</w:t>
+      </w:r>
+      <w:r>
+        <w:rPr>
+          <w:rFonts w:ascii="Aptos" w:hAnsi="Aptos"/>
+          <w:vertAlign w:val="superscript"/>
+        </w:rPr>
+        <w:t>–1</w:t>
+      </w:r>
+      <w:r>
+        <w:rPr>
+          <w:rFonts w:ascii="Aptos" w:hAnsi="Aptos"/>
+        </w:rPr>
+        <w:t>.</w:t>
       </w:r>
     </w:p>
     <w:p>
@@ -19264,19 +19411,37 @@
         <w:rPr>
           <w:rFonts w:ascii="Aptos" w:hAnsi="Aptos"/>
         </w:rPr>
-        <w:t>LCL clouds</w:t>
-      </w:r>
-      <w:r>
-        <w:rPr>
-          <w:rFonts w:ascii="Aptos" w:hAnsi="Aptos"/>
-        </w:rPr>
-        <w:t>,</w:t>
-      </w:r>
-      <w:r>
-        <w:rPr>
-          <w:rFonts w:ascii="Aptos" w:hAnsi="Aptos"/>
-        </w:rPr>
-        <w:t xml:space="preserve"> where</w:t>
+        <w:t xml:space="preserve">The </w:t>
+      </w:r>
+      <w:r>
+        <w:rPr>
+          <w:rFonts w:ascii="Aptos" w:hAnsi="Aptos"/>
+        </w:rPr>
+        <w:t xml:space="preserve">LCL </w:t>
+      </w:r>
+      <w:r>
+        <w:rPr>
+          <w:rFonts w:ascii="Aptos" w:hAnsi="Aptos"/>
+        </w:rPr>
+        <w:t xml:space="preserve">cloud fraction </w:t>
+      </w:r>
+      <w:r>
+        <w:rPr>
+          <w:rFonts w:ascii="Aptos" w:hAnsi="Aptos"/>
+        </w:rPr>
+        <w:t>is</w:t>
+      </w:r>
+      <w:r>
+        <w:rPr>
+          <w:rFonts w:ascii="Aptos" w:hAnsi="Aptos"/>
+        </w:rPr>
+        <w:t xml:space="preserve"> the fraction </w:t>
+      </w:r>
+      <w:r>
+        <w:rPr>
+          <w:rFonts w:ascii="Aptos" w:hAnsi="Aptos"/>
+        </w:rPr>
+        <w:t>of air</w:t>
       </w:r>
       <w:r>
         <w:rPr>
@@ -19288,13 +19453,13 @@
         <w:rPr>
           <w:rFonts w:ascii="Aptos" w:hAnsi="Aptos"/>
         </w:rPr>
-        <w:t>moisture condenses from turbulent subcloud thermals, are not represented by the moist updraft plumes of a mass flux model</w:t>
-      </w:r>
-      <w:r>
-        <w:rPr>
-          <w:rFonts w:ascii="Aptos" w:hAnsi="Aptos"/>
-        </w:rPr>
-        <w:t>.</w:t>
+        <w:t>from the moist subcloud boundary layer</w:t>
+      </w:r>
+      <w:r>
+        <w:rPr>
+          <w:rFonts w:ascii="Aptos" w:hAnsi="Aptos"/>
+        </w:rPr>
+        <w:t xml:space="preserve"> thermals</w:t>
       </w:r>
       <w:r>
         <w:rPr>
@@ -19306,7 +19471,45 @@
         <w:rPr>
           <w:rFonts w:ascii="Aptos" w:hAnsi="Aptos"/>
         </w:rPr>
-        <w:t>We scale the LCL cloud fraction from the subcloud relative humidity and moisture fluxes.</w:t>
+        <w:t>that reach</w:t>
+      </w:r>
+      <w:r>
+        <w:rPr>
+          <w:rFonts w:ascii="Aptos" w:hAnsi="Aptos"/>
+        </w:rPr>
+        <w:t>es</w:t>
+      </w:r>
+      <w:r>
+        <w:rPr>
+          <w:rFonts w:ascii="Aptos" w:hAnsi="Aptos"/>
+        </w:rPr>
+        <w:t xml:space="preserve"> saturation </w:t>
+      </w:r>
+      <w:r>
+        <w:rPr>
+          <w:rFonts w:ascii="Aptos" w:hAnsi="Aptos"/>
+        </w:rPr>
+        <w:t xml:space="preserve">at cloud base </w:t>
+      </w:r>
+      <w:r>
+        <w:rPr>
+          <w:rFonts w:ascii="Aptos" w:hAnsi="Aptos"/>
+        </w:rPr>
+        <w:t>(</w:t>
+      </w:r>
+      <w:proofErr w:type="spellStart"/>
+      <w:r>
+        <w:rPr>
+          <w:rFonts w:ascii="Aptos" w:hAnsi="Aptos"/>
+        </w:rPr>
+        <w:t>Sommeria</w:t>
+      </w:r>
+      <w:proofErr w:type="spellEnd"/>
+      <w:r>
+        <w:rPr>
+          <w:rFonts w:ascii="Aptos" w:hAnsi="Aptos"/>
+        </w:rPr>
+        <w:t xml:space="preserve"> and Deardorff, 1977; Mellor 1977).</w:t>
       </w:r>
       <w:r>
         <w:rPr>
@@ -19318,52 +19521,43 @@
         <w:rPr>
           <w:rFonts w:ascii="Aptos" w:hAnsi="Aptos"/>
         </w:rPr>
-        <w:t xml:space="preserve">Relative humidity (RH) at cloud base </w:t>
-      </w:r>
-      <w:proofErr w:type="gramStart"/>
-      <w:r>
-        <w:rPr>
-          <w:rFonts w:ascii="Aptos" w:hAnsi="Aptos"/>
-        </w:rPr>
-        <w:t>is considered to be</w:t>
-      </w:r>
-      <w:proofErr w:type="gramEnd"/>
-      <w:r>
-        <w:rPr>
-          <w:rFonts w:ascii="Aptos" w:hAnsi="Aptos"/>
-        </w:rPr>
-        <w:t xml:space="preserve"> constant (Held and Shell XXXX), but RH increases slightly at the surface to moderate the surface evaporation</w:t>
-      </w:r>
-      <w:r>
-        <w:rPr>
-          <w:rFonts w:ascii="Aptos" w:hAnsi="Aptos"/>
-        </w:rPr>
-        <w:t xml:space="preserve">, which </w:t>
-      </w:r>
-      <w:r>
-        <w:rPr>
-          <w:rFonts w:ascii="Aptos" w:hAnsi="Aptos"/>
-        </w:rPr>
-        <w:t>increase</w:t>
-      </w:r>
-      <w:r>
-        <w:rPr>
-          <w:rFonts w:ascii="Aptos" w:hAnsi="Aptos"/>
-        </w:rPr>
-        <w:t>s</w:t>
-      </w:r>
-      <w:r>
-        <w:rPr>
-          <w:rFonts w:ascii="Aptos" w:hAnsi="Aptos"/>
-        </w:rPr>
-        <w:t xml:space="preserve"> +2 % K</w:t>
-      </w:r>
-      <w:r>
-        <w:rPr>
-          <w:rFonts w:ascii="Aptos" w:hAnsi="Aptos"/>
-          <w:vertAlign w:val="superscript"/>
-        </w:rPr>
-        <w:t>–1</w:t>
+        <w:t>For a normal distribution of relative humidity</w:t>
+      </w:r>
+      <w:r>
+        <w:rPr>
+          <w:rFonts w:ascii="Aptos" w:hAnsi="Aptos"/>
+        </w:rPr>
+        <w:t xml:space="preserve"> in the subcloud layer</w:t>
+      </w:r>
+      <w:r>
+        <w:rPr>
+          <w:rFonts w:ascii="Aptos" w:hAnsi="Aptos"/>
+        </w:rPr>
+        <w:t>, th</w:t>
+      </w:r>
+      <w:r>
+        <w:rPr>
+          <w:rFonts w:ascii="Aptos" w:hAnsi="Aptos"/>
+        </w:rPr>
+        <w:t xml:space="preserve">e mean </w:t>
+      </w:r>
+      <w:r>
+        <w:rPr>
+          <w:rFonts w:ascii="Aptos" w:hAnsi="Aptos"/>
+        </w:rPr>
+        <w:t xml:space="preserve">fraction of the thermals </w:t>
+      </w:r>
+      <w:r>
+        <w:rPr>
+          <w:rFonts w:ascii="Aptos" w:hAnsi="Aptos"/>
+        </w:rPr>
+        <w:t xml:space="preserve">that are saturated </w:t>
+      </w:r>
+      <w:r>
+        <w:rPr>
+          <w:rFonts w:ascii="Aptos" w:hAnsi="Aptos"/>
+        </w:rPr>
+        <w:t>at cloud</w:t>
       </w:r>
       <w:r>
         <w:rPr>
@@ -19375,167 +19569,7 @@
         <w:rPr>
           <w:rFonts w:ascii="Aptos" w:hAnsi="Aptos"/>
         </w:rPr>
-        <w:t xml:space="preserve">with </w:t>
-      </w:r>
-      <w:r>
-        <w:rPr>
-          <w:rFonts w:ascii="Aptos" w:hAnsi="Aptos"/>
-        </w:rPr>
-        <w:t>precipitation.</w:t>
-      </w:r>
-      <w:r>
-        <w:rPr>
-          <w:rFonts w:ascii="Aptos" w:hAnsi="Aptos"/>
-        </w:rPr>
-        <w:t xml:space="preserve"> </w:t>
-      </w:r>
-    </w:p>
-    <w:p>
-      <w:pPr>
-        <w:pStyle w:val="BodyText"/>
-        <w:rPr>
-          <w:rFonts w:ascii="Aptos" w:hAnsi="Aptos"/>
-        </w:rPr>
-      </w:pPr>
-      <w:r>
-        <w:rPr>
-          <w:rFonts w:ascii="Aptos" w:hAnsi="Aptos"/>
-        </w:rPr>
-        <w:t xml:space="preserve">The </w:t>
-      </w:r>
-      <w:r>
-        <w:rPr>
-          <w:rFonts w:ascii="Aptos" w:hAnsi="Aptos"/>
-        </w:rPr>
-        <w:t xml:space="preserve">LCL </w:t>
-      </w:r>
-      <w:r>
-        <w:rPr>
-          <w:rFonts w:ascii="Aptos" w:hAnsi="Aptos"/>
-        </w:rPr>
-        <w:t xml:space="preserve">cloud fraction is the fraction </w:t>
-      </w:r>
-      <w:r>
-        <w:rPr>
-          <w:rFonts w:ascii="Aptos" w:hAnsi="Aptos"/>
-        </w:rPr>
-        <w:t>of air</w:t>
-      </w:r>
-      <w:r>
-        <w:rPr>
-          <w:rFonts w:ascii="Aptos" w:hAnsi="Aptos"/>
-        </w:rPr>
-        <w:t xml:space="preserve"> </w:t>
-      </w:r>
-      <w:r>
-        <w:rPr>
-          <w:rFonts w:ascii="Aptos" w:hAnsi="Aptos"/>
-        </w:rPr>
-        <w:t>from the moist subcloud boundary layer</w:t>
-      </w:r>
-      <w:r>
-        <w:rPr>
-          <w:rFonts w:ascii="Aptos" w:hAnsi="Aptos"/>
-        </w:rPr>
-        <w:t xml:space="preserve"> thermals</w:t>
-      </w:r>
-      <w:r>
-        <w:rPr>
-          <w:rFonts w:ascii="Aptos" w:hAnsi="Aptos"/>
-        </w:rPr>
-        <w:t xml:space="preserve"> </w:t>
-      </w:r>
-      <w:r>
-        <w:rPr>
-          <w:rFonts w:ascii="Aptos" w:hAnsi="Aptos"/>
-        </w:rPr>
-        <w:t>that reach</w:t>
-      </w:r>
-      <w:r>
-        <w:rPr>
-          <w:rFonts w:ascii="Aptos" w:hAnsi="Aptos"/>
-        </w:rPr>
-        <w:t>es</w:t>
-      </w:r>
-      <w:r>
-        <w:rPr>
-          <w:rFonts w:ascii="Aptos" w:hAnsi="Aptos"/>
-        </w:rPr>
-        <w:t xml:space="preserve"> saturation </w:t>
-      </w:r>
-      <w:r>
-        <w:rPr>
-          <w:rFonts w:ascii="Aptos" w:hAnsi="Aptos"/>
-        </w:rPr>
-        <w:t xml:space="preserve">at cloud base </w:t>
-      </w:r>
-      <w:r>
-        <w:rPr>
-          <w:rFonts w:ascii="Aptos" w:hAnsi="Aptos"/>
-        </w:rPr>
-        <w:t>(</w:t>
-      </w:r>
-      <w:proofErr w:type="spellStart"/>
-      <w:r>
-        <w:rPr>
-          <w:rFonts w:ascii="Aptos" w:hAnsi="Aptos"/>
-        </w:rPr>
-        <w:t>Sommeria</w:t>
-      </w:r>
-      <w:proofErr w:type="spellEnd"/>
-      <w:r>
-        <w:rPr>
-          <w:rFonts w:ascii="Aptos" w:hAnsi="Aptos"/>
-        </w:rPr>
-        <w:t xml:space="preserve"> and Deardorff, 1977; Mellor 1977).</w:t>
-      </w:r>
-      <w:r>
-        <w:rPr>
-          <w:rFonts w:ascii="Aptos" w:hAnsi="Aptos"/>
-        </w:rPr>
-        <w:t xml:space="preserve"> </w:t>
-      </w:r>
-      <w:r>
-        <w:rPr>
-          <w:rFonts w:ascii="Aptos" w:hAnsi="Aptos"/>
-        </w:rPr>
-        <w:t>For a normal distribution of relative humidity</w:t>
-      </w:r>
-      <w:r>
-        <w:rPr>
-          <w:rFonts w:ascii="Aptos" w:hAnsi="Aptos"/>
-        </w:rPr>
-        <w:t xml:space="preserve"> in the subcloud layer</w:t>
-      </w:r>
-      <w:r>
-        <w:rPr>
-          <w:rFonts w:ascii="Aptos" w:hAnsi="Aptos"/>
-        </w:rPr>
-        <w:t>, th</w:t>
-      </w:r>
-      <w:r>
-        <w:rPr>
-          <w:rFonts w:ascii="Aptos" w:hAnsi="Aptos"/>
-        </w:rPr>
-        <w:t xml:space="preserve">e mean </w:t>
-      </w:r>
-      <w:r>
-        <w:rPr>
-          <w:rFonts w:ascii="Aptos" w:hAnsi="Aptos"/>
-        </w:rPr>
-        <w:t xml:space="preserve">fraction of the thermals </w:t>
-      </w:r>
-      <w:r>
-        <w:rPr>
-          <w:rFonts w:ascii="Aptos" w:hAnsi="Aptos"/>
-        </w:rPr>
-        <w:t xml:space="preserve">that are saturated </w:t>
-      </w:r>
-      <w:r>
-        <w:rPr>
-          <w:rFonts w:ascii="Aptos" w:hAnsi="Aptos"/>
-        </w:rPr>
-        <w:t>at cloud-base</w:t>
+        <w:t>base</w:t>
       </w:r>
       <w:r>
         <w:rPr>
@@ -19662,6 +19696,12 @@
           <m:t>/2</m:t>
         </m:r>
         <m:r>
+          <w:rPr>
+            <w:rFonts w:ascii="Cambria Math" w:hAnsi="Cambria Math"/>
+          </w:rPr>
+          <m:t>,</m:t>
+        </m:r>
+        <m:r>
           <m:rPr>
             <m:sty m:val="p"/>
           </m:rPr>
@@ -19671,11 +19711,25 @@
           <m:t xml:space="preserve"> </m:t>
         </m:r>
       </m:oMath>
-      <w:r>
-        <w:rPr>
-          <w:rFonts w:ascii="Aptos" w:hAnsi="Aptos"/>
-        </w:rPr>
-        <w:t xml:space="preserve">with </w:t>
+      <w:proofErr w:type="spellStart"/>
+      <w:r>
+        <w:rPr>
+          <w:rFonts w:ascii="Aptos" w:hAnsi="Aptos"/>
+        </w:rPr>
+        <w:t>w</w:t>
+      </w:r>
+      <w:r>
+        <w:rPr>
+          <w:rFonts w:ascii="Aptos" w:hAnsi="Aptos"/>
+        </w:rPr>
+        <w:t>her</w:t>
+      </w:r>
+      <w:proofErr w:type="spellEnd"/>
+      <w:r>
+        <w:rPr>
+          <w:rFonts w:ascii="Aptos" w:hAnsi="Aptos"/>
+        </w:rPr>
+        <w:t xml:space="preserve"> </w:t>
       </w:r>
       <m:oMath>
         <m:r>
@@ -19800,19 +19854,13 @@
         <w:rPr>
           <w:rFonts w:ascii="Aptos" w:hAnsi="Aptos"/>
         </w:rPr>
-        <w:t xml:space="preserve"> m</w:t>
-      </w:r>
-      <w:r>
-        <w:rPr>
-          <w:rFonts w:ascii="Aptos" w:hAnsi="Aptos"/>
-        </w:rPr>
-        <w:t>easur</w:t>
-      </w:r>
-      <w:r>
-        <w:rPr>
-          <w:rFonts w:ascii="Aptos" w:hAnsi="Aptos"/>
-        </w:rPr>
-        <w:t>ing</w:t>
+        <w:t xml:space="preserve"> </w:t>
+      </w:r>
+      <w:r>
+        <w:rPr>
+          <w:rFonts w:ascii="Aptos" w:hAnsi="Aptos"/>
+        </w:rPr>
+        <w:t>is</w:t>
       </w:r>
       <w:r>
         <w:rPr>
@@ -19830,7 +19878,25 @@
         <w:rPr>
           <w:rFonts w:ascii="Aptos" w:hAnsi="Aptos"/>
         </w:rPr>
-        <w:t xml:space="preserve">saturation deficit at cloud base relative to the </w:t>
+        <w:t xml:space="preserve">relative </w:t>
+      </w:r>
+      <w:r>
+        <w:rPr>
+          <w:rFonts w:ascii="Aptos" w:hAnsi="Aptos"/>
+        </w:rPr>
+        <w:t xml:space="preserve">saturation deficit </w:t>
+      </w:r>
+      <w:r>
+        <w:rPr>
+          <w:rFonts w:ascii="Aptos" w:hAnsi="Aptos"/>
+        </w:rPr>
+        <w:t>normalized by</w:t>
+      </w:r>
+      <w:r>
+        <w:rPr>
+          <w:rFonts w:ascii="Aptos" w:hAnsi="Aptos"/>
+        </w:rPr>
+        <w:t xml:space="preserve"> the </w:t>
       </w:r>
       <w:r>
         <w:rPr>
@@ -19849,19 +19915,253 @@
           <w:rFonts w:ascii="Aptos" w:hAnsi="Aptos"/>
         </w:rPr>
         <w:t xml:space="preserve"> </w:t>
+      </w:r>
+      <w:r>
+        <w:rPr>
+          <w:rFonts w:ascii="Aptos" w:hAnsi="Aptos"/>
+        </w:rPr>
+        <w:t>The cloud-base cloud fraction</w:t>
+      </w:r>
+      <w:r>
+        <w:rPr>
+          <w:rFonts w:ascii="Aptos" w:hAnsi="Aptos"/>
+        </w:rPr>
+        <w:t xml:space="preserve"> observed by combined radar and lidar is</w:t>
+      </w:r>
+      <w:r>
+        <w:rPr>
+          <w:rFonts w:ascii="Aptos" w:hAnsi="Aptos"/>
+        </w:rPr>
+        <w:t xml:space="preserve"> </w:t>
+      </w:r>
+      <w:r>
+        <w:rPr>
+          <w:rFonts w:ascii="Aptos" w:hAnsi="Aptos"/>
+        </w:rPr>
+        <w:t>0.0</w:t>
+      </w:r>
+      <w:r>
+        <w:rPr>
+          <w:rFonts w:ascii="Aptos" w:hAnsi="Aptos"/>
+        </w:rPr>
+        <w:t xml:space="preserve">54 </w:t>
+      </w:r>
+      <m:oMath>
+        <m:r>
+          <m:rPr>
+            <m:sty m:val="p"/>
+          </m:rPr>
+          <w:rPr>
+            <w:rFonts w:ascii="Cambria Math" w:hAnsi="Cambria Math"/>
+          </w:rPr>
+          <m:t>±</m:t>
+        </m:r>
+      </m:oMath>
+      <w:r>
+        <w:rPr>
+          <w:rFonts w:ascii="Aptos" w:eastAsiaTheme="minorEastAsia" w:hAnsi="Aptos"/>
+        </w:rPr>
+        <w:t>0.0</w:t>
+      </w:r>
+      <w:r>
+        <w:rPr>
+          <w:rFonts w:ascii="Aptos" w:hAnsi="Aptos"/>
+        </w:rPr>
+        <w:t xml:space="preserve">31% </w:t>
+      </w:r>
+      <w:r>
+        <w:rPr>
+          <w:rFonts w:ascii="Aptos" w:hAnsi="Aptos"/>
+        </w:rPr>
+        <w:t xml:space="preserve">in EUREC4A </w:t>
+      </w:r>
+      <w:r>
+        <w:rPr>
+          <w:rFonts w:ascii="Aptos" w:hAnsi="Aptos"/>
+        </w:rPr>
+        <w:t xml:space="preserve">(BASTALIAS, Bony et al., 2022; Vogel et al., 2022). </w:t>
+      </w:r>
+      <w:r>
+        <w:rPr>
+          <w:rFonts w:ascii="Aptos" w:hAnsi="Aptos"/>
+        </w:rPr>
+        <w:t>Cloud base cloud fraction</w:t>
+      </w:r>
+      <w:r>
+        <w:rPr>
+          <w:rFonts w:ascii="Aptos" w:hAnsi="Aptos"/>
+        </w:rPr>
+        <w:t xml:space="preserve"> </w:t>
+      </w:r>
+      <m:oMath>
+        <m:sSub>
+          <m:sSubPr>
+            <m:ctrlPr>
+              <w:rPr>
+                <w:rFonts w:ascii="Cambria Math" w:hAnsi="Cambria Math"/>
+                <w:i/>
+              </w:rPr>
+            </m:ctrlPr>
+          </m:sSubPr>
+          <m:e>
+            <m:r>
+              <w:rPr>
+                <w:rFonts w:ascii="Cambria Math" w:hAnsi="Cambria Math"/>
+              </w:rPr>
+              <m:t>C</m:t>
+            </m:r>
+          </m:e>
+          <m:sub>
+            <m:r>
+              <w:rPr>
+                <w:rFonts w:ascii="Cambria Math" w:hAnsi="Cambria Math"/>
+              </w:rPr>
+              <m:t>CB</m:t>
+            </m:r>
+          </m:sub>
+        </m:sSub>
+        <m:r>
+          <w:rPr>
+            <w:rFonts w:ascii="Cambria Math" w:hAnsi="Cambria Math"/>
+          </w:rPr>
+          <m:t xml:space="preserve">=0.055 </m:t>
+        </m:r>
+      </m:oMath>
+      <w:r>
+        <w:rPr>
+          <w:rFonts w:ascii="Aptos" w:eastAsiaTheme="minorEastAsia" w:hAnsi="Aptos"/>
+        </w:rPr>
+        <w:t>match</w:t>
+      </w:r>
+      <w:r>
+        <w:rPr>
+          <w:rFonts w:ascii="Aptos" w:eastAsiaTheme="minorEastAsia" w:hAnsi="Aptos"/>
+        </w:rPr>
+        <w:t>es</w:t>
+      </w:r>
+      <w:r>
+        <w:rPr>
+          <w:rFonts w:ascii="Aptos" w:eastAsiaTheme="minorEastAsia" w:hAnsi="Aptos"/>
+        </w:rPr>
+        <w:t xml:space="preserve"> th</w:t>
+      </w:r>
+      <w:r>
+        <w:rPr>
+          <w:rFonts w:ascii="Aptos" w:eastAsiaTheme="minorEastAsia" w:hAnsi="Aptos"/>
+        </w:rPr>
+        <w:t>e</w:t>
+      </w:r>
+      <w:r>
+        <w:rPr>
+          <w:rFonts w:ascii="Aptos" w:eastAsiaTheme="minorEastAsia" w:hAnsi="Aptos"/>
+        </w:rPr>
+        <w:t xml:space="preserve"> observation</w:t>
+      </w:r>
+      <w:r>
+        <w:rPr>
+          <w:rFonts w:ascii="Aptos" w:eastAsiaTheme="minorEastAsia" w:hAnsi="Aptos"/>
+        </w:rPr>
+        <w:t>s</w:t>
+      </w:r>
+      <w:r>
+        <w:rPr>
+          <w:rFonts w:ascii="Aptos" w:eastAsiaTheme="minorEastAsia" w:hAnsi="Aptos"/>
+        </w:rPr>
+        <w:t xml:space="preserve"> </w:t>
+      </w:r>
+      <w:r>
+        <w:rPr>
+          <w:rFonts w:ascii="Aptos" w:hAnsi="Aptos"/>
+        </w:rPr>
+        <w:t xml:space="preserve">for </w:t>
+      </w:r>
+      <m:oMath>
+        <m:sSub>
+          <m:sSubPr>
+            <m:ctrlPr>
+              <w:rPr>
+                <w:rFonts w:ascii="Cambria Math" w:hAnsi="Cambria Math"/>
+              </w:rPr>
+            </m:ctrlPr>
+          </m:sSubPr>
+          <m:e>
+            <m:r>
+              <w:rPr>
+                <w:rFonts w:ascii="Cambria Math" w:hAnsi="Cambria Math"/>
+              </w:rPr>
+              <m:t>s</m:t>
+            </m:r>
+            <m:ctrlPr>
+              <w:rPr>
+                <w:rFonts w:ascii="Cambria Math" w:hAnsi="Cambria Math"/>
+                <w:i/>
+              </w:rPr>
+            </m:ctrlPr>
+          </m:e>
+          <m:sub>
+            <m:r>
+              <m:rPr>
+                <m:sty m:val="p"/>
+              </m:rPr>
+              <w:rPr>
+                <w:rFonts w:ascii="Cambria Math" w:hAnsi="Cambria Math"/>
+              </w:rPr>
+              <m:t>0</m:t>
+            </m:r>
+          </m:sub>
+        </m:sSub>
+        <m:r>
+          <m:rPr>
+            <m:sty m:val="p"/>
+          </m:rPr>
+          <w:rPr>
+            <w:rFonts w:ascii="Cambria Math" w:hAnsi="Cambria Math"/>
+          </w:rPr>
+          <m:t>=1.13</m:t>
+        </m:r>
+      </m:oMath>
+      <w:r>
+        <w:rPr>
+          <w:rFonts w:ascii="Aptos" w:hAnsi="Aptos"/>
+        </w:rPr>
+        <w:t>.</w:t>
       </w:r>
     </w:p>
     <w:p>
       <w:pPr>
         <w:pStyle w:val="BodyText"/>
         <w:rPr>
-          <w:rFonts w:ascii="Aptos" w:eastAsiaTheme="minorEastAsia" w:hAnsi="Aptos"/>
+          <w:rFonts w:ascii="Aptos" w:hAnsi="Aptos"/>
         </w:rPr>
       </w:pPr>
       <w:r>
         <w:rPr>
           <w:rFonts w:ascii="Aptos" w:hAnsi="Aptos"/>
         </w:rPr>
+        <w:t xml:space="preserve">The distribution of </w:t>
+      </w:r>
+      <w:r>
+        <w:rPr>
+          <w:rFonts w:ascii="Aptos" w:hAnsi="Aptos"/>
+        </w:rPr>
+        <w:t>the saturation deficit</w:t>
+      </w:r>
+      <w:r>
+        <w:rPr>
+          <w:rFonts w:ascii="Aptos" w:hAnsi="Aptos"/>
+        </w:rPr>
+        <w:t xml:space="preserve"> </w:t>
+      </w:r>
+      <w:r>
+        <w:rPr>
+          <w:rFonts w:ascii="Aptos" w:hAnsi="Aptos"/>
+        </w:rPr>
+        <w:t xml:space="preserve">depends on the mean humidity, the subcloud gradient, and the moisture flux. </w:t>
+      </w:r>
+      <w:r>
+        <w:rPr>
+          <w:rFonts w:ascii="Aptos" w:hAnsi="Aptos"/>
+        </w:rPr>
         <w:t xml:space="preserve">The </w:t>
       </w:r>
       <w:r>
@@ -19886,7 +20186,19 @@
         <w:rPr>
           <w:rFonts w:ascii="Aptos" w:hAnsi="Aptos"/>
         </w:rPr>
-        <w:t xml:space="preserve">from production-dissipation balance of </w:t>
+        <w:t xml:space="preserve">from production-dissipation balance </w:t>
+      </w:r>
+      <w:r>
+        <w:rPr>
+          <w:rFonts w:ascii="Aptos" w:hAnsi="Aptos"/>
+        </w:rPr>
+        <w:t>for</w:t>
+      </w:r>
+      <w:r>
+        <w:rPr>
+          <w:rFonts w:ascii="Aptos" w:hAnsi="Aptos"/>
+        </w:rPr>
+        <w:t xml:space="preserve"> </w:t>
       </w:r>
       <w:r>
         <w:rPr>
@@ -19898,7 +20210,93 @@
         <w:rPr>
           <w:rFonts w:ascii="Aptos" w:hAnsi="Aptos"/>
         </w:rPr>
-        <w:t>specific humidity variance,</w:t>
+        <w:t>specific humidity variance</w:t>
+      </w:r>
+      <w:r>
+        <w:rPr>
+          <w:rFonts w:ascii="Aptos" w:hAnsi="Aptos"/>
+        </w:rPr>
+        <w:t xml:space="preserve"> </w:t>
+      </w:r>
+      <m:oMath>
+        <m:f>
+          <m:fPr>
+            <m:type m:val="lin"/>
+            <m:ctrlPr>
+              <w:rPr>
+                <w:rFonts w:ascii="Cambria Math" w:hAnsi="Cambria Math"/>
+                <w:i/>
+              </w:rPr>
+            </m:ctrlPr>
+          </m:fPr>
+          <m:num>
+            <m:r>
+              <w:rPr>
+                <w:rFonts w:ascii="Cambria Math" w:hAnsi="Cambria Math"/>
+              </w:rPr>
+              <m:t>∂</m:t>
+            </m:r>
+            <m:bar>
+              <m:barPr>
+                <m:pos m:val="top"/>
+                <m:ctrlPr>
+                  <w:rPr>
+                    <w:rFonts w:ascii="Cambria Math" w:hAnsi="Cambria Math"/>
+                    <w:i/>
+                  </w:rPr>
+                </m:ctrlPr>
+              </m:barPr>
+              <m:e>
+                <m:sSup>
+                  <m:sSupPr>
+                    <m:ctrlPr>
+                      <w:rPr>
+                        <w:rFonts w:ascii="Cambria Math" w:hAnsi="Cambria Math"/>
+                        <w:i/>
+                      </w:rPr>
+                    </m:ctrlPr>
+                  </m:sSupPr>
+                  <m:e>
+                    <m:r>
+                      <w:rPr>
+                        <w:rFonts w:ascii="Cambria Math" w:hAnsi="Cambria Math"/>
+                      </w:rPr>
+                      <m:t>q</m:t>
+                    </m:r>
+                  </m:e>
+                  <m:sup>
+                    <m:r>
+                      <w:rPr>
+                        <w:rFonts w:ascii="Cambria Math" w:hAnsi="Cambria Math"/>
+                      </w:rPr>
+                      <m:t>'2</m:t>
+                    </m:r>
+                  </m:sup>
+                </m:sSup>
+              </m:e>
+            </m:bar>
+          </m:num>
+          <m:den>
+            <m:r>
+              <w:rPr>
+                <w:rFonts w:ascii="Cambria Math" w:hAnsi="Cambria Math"/>
+              </w:rPr>
+              <m:t>∂t</m:t>
+            </m:r>
+          </m:den>
+        </m:f>
+        <m:r>
+          <w:rPr>
+            <w:rFonts w:ascii="Cambria Math" w:hAnsi="Cambria Math"/>
+          </w:rPr>
+          <m:t>=0</m:t>
+        </m:r>
+      </m:oMath>
+      <w:r>
+        <w:rPr>
+          <w:rFonts w:ascii="Aptos" w:hAnsi="Aptos"/>
+        </w:rPr>
+        <w:t>,</w:t>
       </w:r>
       <w:r>
         <w:rPr>
@@ -20094,7 +20492,7 @@
         <w:rPr>
           <w:rFonts w:ascii="Aptos" w:hAnsi="Aptos"/>
         </w:rPr>
-        <w:t>The h</w:t>
+        <w:t>H</w:t>
       </w:r>
       <w:r>
         <w:rPr>
@@ -20106,13 +20504,19 @@
         <w:rPr>
           <w:rFonts w:ascii="Aptos" w:hAnsi="Aptos"/>
         </w:rPr>
-        <w:t xml:space="preserve"> flux </w:t>
-      </w:r>
-      <w:r>
-        <w:rPr>
-          <w:rFonts w:ascii="Aptos" w:eastAsiaTheme="minorEastAsia" w:hAnsi="Aptos"/>
-        </w:rPr>
-        <w:t xml:space="preserve">is </w:t>
+        <w:t xml:space="preserve"> </w:t>
+      </w:r>
+      <w:r>
+        <w:rPr>
+          <w:rFonts w:ascii="Aptos" w:hAnsi="Aptos"/>
+        </w:rPr>
+        <w:t xml:space="preserve">variance is produced by </w:t>
+      </w:r>
+      <w:r>
+        <w:rPr>
+          <w:rFonts w:ascii="Aptos" w:hAnsi="Aptos"/>
+        </w:rPr>
+        <w:t xml:space="preserve">flux </w:t>
       </w:r>
       <m:oMath>
         <m:sSup>
@@ -20258,25 +20662,89 @@
         <w:rPr>
           <w:rFonts w:ascii="Aptos" w:hAnsi="Aptos"/>
         </w:rPr>
-        <w:t xml:space="preserve"> the</w:t>
-      </w:r>
-      <w:r>
-        <w:rPr>
-          <w:rFonts w:ascii="Aptos" w:hAnsi="Aptos"/>
-        </w:rPr>
         <w:t xml:space="preserve"> </w:t>
       </w:r>
       <w:r>
         <w:rPr>
           <w:rFonts w:ascii="Aptos" w:hAnsi="Aptos"/>
         </w:rPr>
-        <w:t xml:space="preserve">humidity </w:t>
-      </w:r>
-      <w:r>
-        <w:rPr>
-          <w:rFonts w:ascii="Aptos" w:hAnsi="Aptos"/>
-        </w:rPr>
-        <w:t>variance dissipat</w:t>
+        <w:t xml:space="preserve">gradient </w:t>
+      </w:r>
+      <m:oMath>
+        <m:f>
+          <m:fPr>
+            <m:type m:val="lin"/>
+            <m:ctrlPr>
+              <w:rPr>
+                <w:rFonts w:ascii="Cambria Math" w:hAnsi="Cambria Math"/>
+              </w:rPr>
+            </m:ctrlPr>
+          </m:fPr>
+          <m:num>
+            <m:r>
+              <m:rPr>
+                <m:sty m:val="p"/>
+              </m:rPr>
+              <w:rPr>
+                <w:rFonts w:ascii="Cambria Math" w:hAnsi="Cambria Math"/>
+              </w:rPr>
+              <m:t>∂</m:t>
+            </m:r>
+            <m:bar>
+              <m:barPr>
+                <m:pos m:val="top"/>
+                <m:ctrlPr>
+                  <w:rPr>
+                    <w:rFonts w:ascii="Cambria Math" w:hAnsi="Cambria Math"/>
+                  </w:rPr>
+                </m:ctrlPr>
+              </m:barPr>
+              <m:e>
+                <m:r>
+                  <w:rPr>
+                    <w:rFonts w:ascii="Cambria Math" w:hAnsi="Cambria Math"/>
+                  </w:rPr>
+                  <m:t>q</m:t>
+                </m:r>
+              </m:e>
+            </m:bar>
+          </m:num>
+          <m:den>
+            <m:r>
+              <m:rPr>
+                <m:sty m:val="p"/>
+              </m:rPr>
+              <w:rPr>
+                <w:rFonts w:ascii="Cambria Math" w:hAnsi="Cambria Math"/>
+              </w:rPr>
+              <m:t>∂</m:t>
+            </m:r>
+            <m:r>
+              <w:rPr>
+                <w:rFonts w:ascii="Cambria Math" w:hAnsi="Cambria Math"/>
+              </w:rPr>
+              <m:t>z</m:t>
+            </m:r>
+          </m:den>
+        </m:f>
+      </m:oMath>
+      <w:r>
+        <w:rPr>
+          <w:rFonts w:ascii="Aptos" w:eastAsiaTheme="minorEastAsia" w:hAnsi="Aptos"/>
+        </w:rPr>
+        <w:t xml:space="preserve">. </w:t>
+      </w:r>
+      <w:r>
+        <w:rPr>
+          <w:rFonts w:ascii="Aptos" w:hAnsi="Aptos"/>
+        </w:rPr>
+        <w:t xml:space="preserve">It </w:t>
+      </w:r>
+      <w:r>
+        <w:rPr>
+          <w:rFonts w:ascii="Aptos" w:hAnsi="Aptos"/>
+        </w:rPr>
+        <w:t>dissipat</w:t>
       </w:r>
       <w:r>
         <w:rPr>
@@ -20496,6 +20964,12 @@
         <w:rPr>
           <w:rFonts w:ascii="Aptos" w:eastAsiaTheme="minorEastAsia" w:hAnsi="Aptos"/>
         </w:rPr>
+        <w:t xml:space="preserve">stirring and viscous </w:t>
+      </w:r>
+      <w:r>
+        <w:rPr>
+          <w:rFonts w:ascii="Aptos" w:eastAsiaTheme="minorEastAsia" w:hAnsi="Aptos"/>
+        </w:rPr>
         <w:t>mixing</w:t>
       </w:r>
       <w:r>
@@ -20508,13 +20982,13 @@
         <w:rPr>
           <w:rFonts w:ascii="Aptos" w:eastAsiaTheme="minorEastAsia" w:hAnsi="Aptos"/>
         </w:rPr>
-        <w:t xml:space="preserve"> humidity gradient</w:t>
+        <w:t xml:space="preserve"> humidity </w:t>
       </w:r>
       <w:r>
         <w:rPr>
           <w:rFonts w:ascii="Aptos" w:eastAsiaTheme="minorEastAsia" w:hAnsi="Aptos"/>
         </w:rPr>
-        <w:t>s</w:t>
+        <w:t>fluctuations</w:t>
       </w:r>
       <w:r>
         <w:rPr>
@@ -20612,14 +21086,26 @@
         <w:rPr>
           <w:rFonts w:ascii="Aptos" w:hAnsi="Aptos"/>
         </w:rPr>
+        <w:t>(</w:t>
+      </w:r>
+      <w:r>
+        <w:rPr>
+          <w:rFonts w:ascii="Aptos" w:hAnsi="Aptos"/>
+        </w:rPr>
         <w:t xml:space="preserve">by </w:t>
+      </w:r>
+      <w:r>
+        <w:rPr>
+          <w:rFonts w:ascii="Aptos" w:hAnsi="Aptos"/>
+        </w:rPr>
+        <w:t xml:space="preserve">friction velocity </w:t>
       </w:r>
       <m:oMath>
         <m:sSup>
           <m:sSupPr>
             <m:ctrlPr>
               <w:rPr>
-                <w:rFonts w:ascii="Cambria Math" w:hAnsi="Cambria Math"/>
+                <w:rFonts w:ascii="Cambria Math" w:eastAsiaTheme="minorEastAsia" w:hAnsi="Cambria Math"/>
                 <w:i/>
               </w:rPr>
             </m:ctrlPr>
@@ -20627,7 +21113,7 @@
           <m:e>
             <m:r>
               <w:rPr>
-                <w:rFonts w:ascii="Cambria Math" w:hAnsi="Cambria Math"/>
+                <w:rFonts w:ascii="Cambria Math" w:eastAsiaTheme="minorEastAsia" w:hAnsi="Cambria Math"/>
               </w:rPr>
               <m:t>u</m:t>
             </m:r>
@@ -20635,72 +21121,7 @@
           <m:sup>
             <m:r>
               <w:rPr>
-                <w:rFonts w:ascii="Cambria Math" w:hAnsi="Cambria Math"/>
-              </w:rPr>
-              <m:t>*</m:t>
-            </m:r>
-          </m:sup>
-        </m:sSup>
-      </m:oMath>
-      <w:r>
-        <w:rPr>
-          <w:rFonts w:ascii="Aptos" w:eastAsiaTheme="minorEastAsia" w:hAnsi="Aptos"/>
-        </w:rPr>
-        <w:t xml:space="preserve"> </w:t>
-      </w:r>
-      <w:r>
-        <w:rPr>
-          <w:rFonts w:ascii="Aptos" w:hAnsi="Aptos"/>
-        </w:rPr>
-        <w:t>is greater</w:t>
-      </w:r>
-      <w:r>
-        <w:rPr>
-          <w:rFonts w:ascii="Aptos" w:hAnsi="Aptos"/>
-        </w:rPr>
-        <w:t xml:space="preserve"> than buoyancy </w:t>
-      </w:r>
-      <w:r>
-        <w:rPr>
-          <w:rFonts w:ascii="Aptos" w:hAnsi="Aptos"/>
-        </w:rPr>
-        <w:t>production</w:t>
-      </w:r>
-      <w:r>
-        <w:rPr>
-          <w:rFonts w:ascii="Aptos" w:hAnsi="Aptos"/>
-        </w:rPr>
-        <w:t xml:space="preserve">. Solving </w:t>
-      </w:r>
-      <w:r>
-        <w:rPr>
-          <w:rFonts w:ascii="Aptos" w:hAnsi="Aptos"/>
-        </w:rPr>
-        <w:lastRenderedPageBreak/>
-        <w:t xml:space="preserve">for humidity variance, the friction velocity </w:t>
-      </w:r>
-      <m:oMath>
-        <m:sSup>
-          <m:sSupPr>
-            <m:ctrlPr>
-              <w:rPr>
-                <w:rFonts w:ascii="Cambria Math" w:hAnsi="Cambria Math"/>
-                <w:i/>
-              </w:rPr>
-            </m:ctrlPr>
-          </m:sSupPr>
-          <m:e>
-            <m:r>
-              <w:rPr>
-                <w:rFonts w:ascii="Cambria Math" w:hAnsi="Cambria Math"/>
-              </w:rPr>
-              <m:t>u</m:t>
-            </m:r>
-          </m:e>
-          <m:sup>
-            <m:r>
-              <w:rPr>
-                <w:rFonts w:ascii="Cambria Math" w:hAnsi="Cambria Math"/>
+                <w:rFonts w:ascii="Cambria Math" w:eastAsiaTheme="minorEastAsia" w:hAnsi="Cambria Math"/>
               </w:rPr>
               <m:t>*</m:t>
             </m:r>
@@ -20802,7 +21223,71 @@
         <w:rPr>
           <w:rFonts w:ascii="Aptos" w:eastAsiaTheme="minorEastAsia" w:hAnsi="Aptos"/>
         </w:rPr>
-        <w:t xml:space="preserve"> cancels:</w:t>
+        <w:t xml:space="preserve">) </w:t>
+      </w:r>
+      <w:r>
+        <w:rPr>
+          <w:rFonts w:ascii="Aptos" w:hAnsi="Aptos"/>
+        </w:rPr>
+        <w:t>is greater</w:t>
+      </w:r>
+      <w:r>
+        <w:rPr>
+          <w:rFonts w:ascii="Aptos" w:hAnsi="Aptos"/>
+        </w:rPr>
+        <w:t xml:space="preserve"> than buoyancy </w:t>
+      </w:r>
+      <w:r>
+        <w:rPr>
+          <w:rFonts w:ascii="Aptos" w:hAnsi="Aptos"/>
+        </w:rPr>
+        <w:t>production</w:t>
+      </w:r>
+      <w:r>
+        <w:rPr>
+          <w:rFonts w:ascii="Aptos" w:hAnsi="Aptos"/>
+        </w:rPr>
+        <w:t xml:space="preserve">. Solving for humidity variance, </w:t>
+      </w:r>
+      <m:oMath>
+        <m:sSup>
+          <m:sSupPr>
+            <m:ctrlPr>
+              <w:rPr>
+                <w:rFonts w:ascii="Cambria Math" w:hAnsi="Cambria Math"/>
+                <w:i/>
+              </w:rPr>
+            </m:ctrlPr>
+          </m:sSupPr>
+          <m:e>
+            <m:r>
+              <w:rPr>
+                <w:rFonts w:ascii="Cambria Math" w:hAnsi="Cambria Math"/>
+              </w:rPr>
+              <m:t>u</m:t>
+            </m:r>
+          </m:e>
+          <m:sup>
+            <m:r>
+              <w:rPr>
+                <w:rFonts w:ascii="Cambria Math" w:hAnsi="Cambria Math"/>
+              </w:rPr>
+              <m:t>*</m:t>
+            </m:r>
+          </m:sup>
+        </m:sSup>
+      </m:oMath>
+      <w:r>
+        <w:rPr>
+          <w:rFonts w:ascii="Aptos" w:eastAsiaTheme="minorEastAsia" w:hAnsi="Aptos"/>
+        </w:rPr>
+        <w:t xml:space="preserve"> cancels</w:t>
+      </w:r>
+      <w:r>
+        <w:rPr>
+          <w:rFonts w:ascii="Aptos" w:eastAsiaTheme="minorEastAsia" w:hAnsi="Aptos"/>
+        </w:rPr>
+        <w:t xml:space="preserve"> and</w:t>
       </w:r>
       <w:r>
         <w:rPr>
@@ -20854,246 +21339,6 @@
               </m:r>
             </m:sup>
           </m:sSubSup>
-          <m:r>
-            <m:rPr>
-              <m:sty m:val="p"/>
-            </m:rPr>
-            <w:rPr>
-              <w:rFonts w:ascii="Cambria Math" w:hAnsi="Cambria Math"/>
-            </w:rPr>
-            <m:t>=</m:t>
-          </m:r>
-          <m:f>
-            <m:fPr>
-              <m:type m:val="lin"/>
-              <m:ctrlPr>
-                <w:rPr>
-                  <w:rFonts w:ascii="Cambria Math" w:hAnsi="Cambria Math"/>
-                </w:rPr>
-              </m:ctrlPr>
-            </m:fPr>
-            <m:num>
-              <m:bar>
-                <m:barPr>
-                  <m:pos m:val="top"/>
-                  <m:ctrlPr>
-                    <w:rPr>
-                      <w:rFonts w:ascii="Cambria Math" w:hAnsi="Cambria Math"/>
-                    </w:rPr>
-                  </m:ctrlPr>
-                </m:barPr>
-                <m:e>
-                  <m:sSup>
-                    <m:sSupPr>
-                      <m:ctrlPr>
-                        <w:rPr>
-                          <w:rFonts w:ascii="Cambria Math" w:hAnsi="Cambria Math"/>
-                        </w:rPr>
-                      </m:ctrlPr>
-                    </m:sSupPr>
-                    <m:e>
-                      <m:r>
-                        <w:rPr>
-                          <w:rFonts w:ascii="Cambria Math" w:hAnsi="Cambria Math"/>
-                        </w:rPr>
-                        <m:t>w</m:t>
-                      </m:r>
-                    </m:e>
-                    <m:sup>
-                      <m:r>
-                        <m:rPr>
-                          <m:sty m:val="p"/>
-                        </m:rPr>
-                        <w:rPr>
-                          <w:rFonts w:ascii="Cambria Math" w:hAnsi="Cambria Math"/>
-                        </w:rPr>
-                        <m:t>'</m:t>
-                      </m:r>
-                    </m:sup>
-                  </m:sSup>
-                  <m:sSup>
-                    <m:sSupPr>
-                      <m:ctrlPr>
-                        <w:rPr>
-                          <w:rFonts w:ascii="Cambria Math" w:hAnsi="Cambria Math"/>
-                        </w:rPr>
-                      </m:ctrlPr>
-                    </m:sSupPr>
-                    <m:e>
-                      <m:r>
-                        <w:rPr>
-                          <w:rFonts w:ascii="Cambria Math" w:hAnsi="Cambria Math"/>
-                        </w:rPr>
-                        <m:t>q</m:t>
-                      </m:r>
-                      <m:ctrlPr>
-                        <w:rPr>
-                          <w:rFonts w:ascii="Cambria Math" w:hAnsi="Cambria Math"/>
-                          <w:i/>
-                        </w:rPr>
-                      </m:ctrlPr>
-                    </m:e>
-                    <m:sup>
-                      <m:r>
-                        <m:rPr>
-                          <m:sty m:val="p"/>
-                        </m:rPr>
-                        <w:rPr>
-                          <w:rFonts w:ascii="Cambria Math" w:hAnsi="Cambria Math"/>
-                        </w:rPr>
-                        <m:t>'</m:t>
-                      </m:r>
-                    </m:sup>
-                  </m:sSup>
-                </m:e>
-              </m:bar>
-              <m:d>
-                <m:dPr>
-                  <m:ctrlPr>
-                    <w:rPr>
-                      <w:rFonts w:ascii="Cambria Math" w:hAnsi="Cambria Math"/>
-                    </w:rPr>
-                  </m:ctrlPr>
-                </m:dPr>
-                <m:e>
-                  <m:sSub>
-                    <m:sSubPr>
-                      <m:ctrlPr>
-                        <w:rPr>
-                          <w:rFonts w:ascii="Cambria Math" w:hAnsi="Cambria Math"/>
-                        </w:rPr>
-                      </m:ctrlPr>
-                    </m:sSubPr>
-                    <m:e>
-                      <m:r>
-                        <w:rPr>
-                          <w:rFonts w:ascii="Cambria Math" w:hAnsi="Cambria Math"/>
-                        </w:rPr>
-                        <m:t>q</m:t>
-                      </m:r>
-                    </m:e>
-                    <m:sub>
-                      <m:r>
-                        <m:rPr>
-                          <m:sty m:val="p"/>
-                        </m:rPr>
-                        <w:rPr>
-                          <w:rFonts w:ascii="Cambria Math" w:hAnsi="Cambria Math"/>
-                        </w:rPr>
-                        <m:t>sfc</m:t>
-                      </m:r>
-                    </m:sub>
-                  </m:sSub>
-                  <m:r>
-                    <m:rPr>
-                      <m:sty m:val="p"/>
-                    </m:rPr>
-                    <w:rPr>
-                      <w:rFonts w:ascii="Cambria Math" w:hAnsi="Cambria Math"/>
-                    </w:rPr>
-                    <m:t>-</m:t>
-                  </m:r>
-                  <m:sSub>
-                    <m:sSubPr>
-                      <m:ctrlPr>
-                        <w:rPr>
-                          <w:rFonts w:ascii="Cambria Math" w:hAnsi="Cambria Math"/>
-                        </w:rPr>
-                      </m:ctrlPr>
-                    </m:sSubPr>
-                    <m:e>
-                      <m:r>
-                        <w:rPr>
-                          <w:rFonts w:ascii="Cambria Math" w:hAnsi="Cambria Math"/>
-                        </w:rPr>
-                        <m:t>q</m:t>
-                      </m:r>
-                    </m:e>
-                    <m:sub>
-                      <m:r>
-                        <w:rPr>
-                          <w:rFonts w:ascii="Cambria Math" w:hAnsi="Cambria Math"/>
-                        </w:rPr>
-                        <m:t>CB</m:t>
-                      </m:r>
-                    </m:sub>
-                  </m:sSub>
-                </m:e>
-              </m:d>
-            </m:num>
-            <m:den>
-              <m:sSub>
-                <m:sSubPr>
-                  <m:ctrlPr>
-                    <w:rPr>
-                      <w:rFonts w:ascii="Cambria Math" w:hAnsi="Cambria Math"/>
-                      <w:i/>
-                      <w:iCs/>
-                    </w:rPr>
-                  </m:ctrlPr>
-                </m:sSubPr>
-                <m:e>
-                  <m:r>
-                    <w:rPr>
-                      <w:rFonts w:ascii="Cambria Math" w:hAnsi="Cambria Math"/>
-                    </w:rPr>
-                    <m:t>(</m:t>
-                  </m:r>
-                  <m:r>
-                    <w:rPr>
-                      <w:rFonts w:ascii="Cambria Math" w:hAnsi="Cambria Math"/>
-                    </w:rPr>
-                    <m:t>k</m:t>
-                  </m:r>
-                  <m:ctrlPr>
-                    <w:rPr>
-                      <w:rFonts w:ascii="Cambria Math" w:hAnsi="Cambria Math"/>
-                    </w:rPr>
-                  </m:ctrlPr>
-                </m:e>
-                <m:sub>
-                  <m:r>
-                    <w:rPr>
-                      <w:rFonts w:ascii="Cambria Math" w:hAnsi="Cambria Math"/>
-                    </w:rPr>
-                    <m:t>1</m:t>
-                  </m:r>
-                </m:sub>
-              </m:sSub>
-              <m:sSup>
-                <m:sSupPr>
-                  <m:ctrlPr>
-                    <w:rPr>
-                      <w:rFonts w:ascii="Cambria Math" w:hAnsi="Cambria Math"/>
-                      <w:i/>
-                    </w:rPr>
-                  </m:ctrlPr>
-                </m:sSupPr>
-                <m:e>
-                  <m:r>
-                    <w:rPr>
-                      <w:rFonts w:ascii="Cambria Math" w:hAnsi="Cambria Math"/>
-                    </w:rPr>
-                    <m:t>u</m:t>
-                  </m:r>
-                </m:e>
-                <m:sup>
-                  <m:r>
-                    <w:rPr>
-                      <w:rFonts w:ascii="Cambria Math" w:hAnsi="Cambria Math"/>
-                    </w:rPr>
-                    <m:t>*</m:t>
-                  </m:r>
-                </m:sup>
-              </m:sSup>
-              <m:r>
-                <w:rPr>
-                  <w:rFonts w:ascii="Cambria Math" w:hAnsi="Cambria Math"/>
-                </w:rPr>
-                <m:t>)</m:t>
-              </m:r>
-            </m:den>
-          </m:f>
           <m:r>
             <w:rPr>
               <w:rFonts w:ascii="Cambria Math" w:hAnsi="Cambria Math"/>
@@ -21275,31 +21520,37 @@
         <w:rPr>
           <w:rFonts w:ascii="Aptos" w:eastAsiaTheme="minorEastAsia" w:hAnsi="Aptos"/>
         </w:rPr>
-        <w:t>T</w:t>
+        <w:t>Then the</w:t>
       </w:r>
       <w:r>
         <w:rPr>
           <w:rFonts w:ascii="Aptos" w:eastAsiaTheme="minorEastAsia" w:hAnsi="Aptos"/>
         </w:rPr>
-        <w:t xml:space="preserve">he </w:t>
+        <w:t xml:space="preserve"> </w:t>
       </w:r>
       <w:r>
         <w:rPr>
           <w:rFonts w:ascii="Aptos" w:eastAsiaTheme="minorEastAsia" w:hAnsi="Aptos"/>
         </w:rPr>
-        <w:t xml:space="preserve">relative </w:t>
+        <w:t>RH</w:t>
       </w:r>
       <w:r>
         <w:rPr>
           <w:rFonts w:ascii="Aptos" w:eastAsiaTheme="minorEastAsia" w:hAnsi="Aptos"/>
         </w:rPr>
-        <w:t xml:space="preserve">humidity standard deviation </w:t>
+        <w:t xml:space="preserve"> standard deviation </w:t>
       </w:r>
       <w:r>
         <w:rPr>
           <w:rFonts w:ascii="Aptos" w:eastAsiaTheme="minorEastAsia" w:hAnsi="Aptos"/>
         </w:rPr>
-        <w:t xml:space="preserve">at cloud base is </w:t>
+        <w:t>at cloud base</w:t>
+      </w:r>
+      <w:r>
+        <w:rPr>
+          <w:rFonts w:ascii="Aptos" w:eastAsiaTheme="minorEastAsia" w:hAnsi="Aptos"/>
+        </w:rPr>
+        <w:t xml:space="preserve">, </w:t>
       </w:r>
       <m:oMath>
         <m:r>
@@ -21353,6 +21604,7 @@
           </m:r>
           <m:f>
             <m:fPr>
+              <m:type m:val="lin"/>
               <m:ctrlPr>
                 <w:rPr>
                   <w:rFonts w:ascii="Cambria Math" w:eastAsiaTheme="minorEastAsia" w:hAnsi="Cambria Math"/>
@@ -21684,10 +21936,13 @@
             </m:sup>
           </m:sSup>
           <m:r>
+            <m:rPr>
+              <m:sty m:val="p"/>
+            </m:rPr>
             <w:rPr>
-              <w:rFonts w:ascii="Cambria Math" w:eastAsiaTheme="minorEastAsia" w:hAnsi="Cambria Math"/>
+              <w:rFonts w:ascii="Cambria Math" w:hAnsi="Cambria Math"/>
             </w:rPr>
-            <m:t>.</m:t>
+            <m:t>,</m:t>
           </m:r>
           <m:r>
             <m:rPr>
@@ -21700,12 +21955,6 @@
           </m:r>
         </m:oMath>
       </m:oMathPara>
-      <w:r>
-        <w:rPr>
-          <w:rFonts w:ascii="Aptos" w:hAnsi="Aptos"/>
-        </w:rPr>
-        <w:t xml:space="preserve">It </w:t>
-      </w:r>
       <w:r>
         <w:rPr>
           <w:rFonts w:ascii="Aptos" w:hAnsi="Aptos"/>
@@ -22697,101 +22946,6 @@
             <w:rPr>
               <w:rFonts w:ascii="Cambria Math" w:hAnsi="Cambria Math"/>
             </w:rPr>
-            <w:br/>
-          </m:r>
-        </m:oMath>
-        <m:oMath>
-          <m:r>
-            <w:rPr>
-              <w:rFonts w:ascii="Cambria Math" w:hAnsi="Cambria Math"/>
-            </w:rPr>
-            <m:t>=</m:t>
-          </m:r>
-          <m:r>
-            <w:rPr>
-              <w:rFonts w:ascii="Cambria Math" w:hAnsi="Cambria Math"/>
-            </w:rPr>
-            <m:t>d</m:t>
-          </m:r>
-          <m:func>
-            <m:funcPr>
-              <m:ctrlPr>
-                <w:rPr>
-                  <w:rFonts w:ascii="Cambria Math" w:hAnsi="Cambria Math"/>
-                  <w:i/>
-                </w:rPr>
-              </m:ctrlPr>
-            </m:funcPr>
-            <m:fName>
-              <m:r>
-                <m:rPr>
-                  <m:sty m:val="p"/>
-                </m:rPr>
-                <w:rPr>
-                  <w:rFonts w:ascii="Cambria Math" w:hAnsi="Cambria Math"/>
-                </w:rPr>
-                <m:t>ln</m:t>
-              </m:r>
-            </m:fName>
-            <m:e>
-              <m:sSup>
-                <m:sSupPr>
-                  <m:ctrlPr>
-                    <w:rPr>
-                      <w:rFonts w:ascii="Cambria Math" w:hAnsi="Cambria Math"/>
-                      <w:i/>
-                    </w:rPr>
-                  </m:ctrlPr>
-                </m:sSupPr>
-                <m:e>
-                  <m:r>
-                    <w:rPr>
-                      <w:rFonts w:ascii="Cambria Math" w:hAnsi="Cambria Math"/>
-                    </w:rPr>
-                    <m:t>u</m:t>
-                  </m:r>
-                </m:e>
-                <m:sup>
-                  <m:r>
-                    <w:rPr>
-                      <w:rFonts w:ascii="Cambria Math" w:hAnsi="Cambria Math"/>
-                    </w:rPr>
-                    <m:t>*</m:t>
-                  </m:r>
-                </m:sup>
-              </m:sSup>
-              <m:sSup>
-                <m:sSupPr>
-                  <m:ctrlPr>
-                    <w:rPr>
-                      <w:rFonts w:ascii="Cambria Math" w:hAnsi="Cambria Math"/>
-                      <w:i/>
-                    </w:rPr>
-                  </m:ctrlPr>
-                </m:sSupPr>
-                <m:e>
-                  <m:r>
-                    <w:rPr>
-                      <w:rFonts w:ascii="Cambria Math" w:hAnsi="Cambria Math"/>
-                    </w:rPr>
-                    <m:t>q</m:t>
-                  </m:r>
-                </m:e>
-                <m:sup>
-                  <m:r>
-                    <w:rPr>
-                      <w:rFonts w:ascii="Cambria Math" w:hAnsi="Cambria Math"/>
-                    </w:rPr>
-                    <m:t>*</m:t>
-                  </m:r>
-                </m:sup>
-              </m:sSup>
-            </m:e>
-          </m:func>
-          <m:r>
-            <w:rPr>
-              <w:rFonts w:ascii="Cambria Math" w:hAnsi="Cambria Math"/>
-            </w:rPr>
             <m:t>=</m:t>
           </m:r>
           <m:r>
@@ -22916,14 +23070,339 @@
             </w:rPr>
             <m:t>.</m:t>
           </m:r>
+        </m:oMath>
+      </m:oMathPara>
+    </w:p>
+    <w:p>
+      <w:pPr>
+        <w:pStyle w:val="BodyText"/>
+        <w:rPr>
+          <w:rFonts w:ascii="Aptos" w:hAnsi="Aptos"/>
+        </w:rPr>
+      </w:pPr>
+      <w:r>
+        <w:rPr>
+          <w:rFonts w:ascii="Aptos" w:hAnsi="Aptos"/>
+        </w:rPr>
+        <w:t xml:space="preserve">Scaling </w:t>
+      </w:r>
+      <m:oMath>
+        <m:sSub>
+          <m:sSubPr>
+            <m:ctrlPr>
+              <w:rPr>
+                <w:rFonts w:ascii="Cambria Math" w:hAnsi="Cambria Math"/>
+                <w:i/>
+                <w:iCs/>
+              </w:rPr>
+            </m:ctrlPr>
+          </m:sSubPr>
+          <m:e>
+            <m:r>
+              <w:rPr>
+                <w:rFonts w:ascii="Cambria Math" w:hAnsi="Cambria Math"/>
+              </w:rPr>
+              <m:t>s</m:t>
+            </m:r>
+            <m:ctrlPr>
+              <w:rPr>
+                <w:rFonts w:ascii="Cambria Math" w:hAnsi="Cambria Math"/>
+                <w:i/>
+              </w:rPr>
+            </m:ctrlPr>
+          </m:e>
+          <m:sub>
+            <m:r>
+              <w:rPr>
+                <w:rFonts w:ascii="Cambria Math" w:hAnsi="Cambria Math"/>
+              </w:rPr>
+              <m:t>0</m:t>
+            </m:r>
+          </m:sub>
+        </m:sSub>
+      </m:oMath>
+      <w:r>
+        <w:rPr>
+          <w:rFonts w:ascii="Aptos" w:hAnsi="Aptos"/>
+        </w:rPr>
+        <w:t xml:space="preserve"> by </w:t>
+      </w:r>
+      <w:r>
+        <w:rPr>
+          <w:rFonts w:ascii="Aptos" w:hAnsi="Aptos"/>
+        </w:rPr>
+        <w:t>(1 - 0.025) = 0.</w:t>
+      </w:r>
+      <w:r>
+        <w:rPr>
+          <w:rFonts w:ascii="Aptos" w:hAnsi="Aptos"/>
+        </w:rPr>
+        <w:t>975</w:t>
+      </w:r>
+      <w:r>
+        <w:rPr>
+          <w:rFonts w:ascii="Aptos" w:hAnsi="Aptos"/>
+        </w:rPr>
+        <w:t xml:space="preserve"> </w:t>
+      </w:r>
+      <w:r>
+        <w:rPr>
+          <w:rFonts w:ascii="Aptos" w:hAnsi="Aptos"/>
+        </w:rPr>
+        <w:t>K</w:t>
+      </w:r>
+      <w:r>
+        <w:rPr>
+          <w:rFonts w:ascii="Aptos" w:hAnsi="Aptos"/>
+          <w:vertAlign w:val="superscript"/>
+        </w:rPr>
+        <w:t>–1</w:t>
+      </w:r>
+      <w:r>
+        <w:rPr>
+          <w:rFonts w:ascii="Aptos" w:hAnsi="Aptos"/>
+        </w:rPr>
+        <w:t xml:space="preserve"> </w:t>
+      </w:r>
+      <w:r>
+        <w:rPr>
+          <w:rFonts w:ascii="Aptos" w:hAnsi="Aptos"/>
+        </w:rPr>
+        <w:t>yields</w:t>
+      </w:r>
+      <w:r>
+        <w:rPr>
+          <w:rFonts w:ascii="Aptos" w:hAnsi="Aptos"/>
+        </w:rPr>
+        <w:t xml:space="preserve"> </w:t>
+      </w:r>
+      <w:r>
+        <w:rPr>
+          <w:rFonts w:ascii="Aptos" w:hAnsi="Aptos"/>
+        </w:rPr>
+        <w:t xml:space="preserve">a </w:t>
+      </w:r>
+      <w:r>
+        <w:rPr>
+          <w:rFonts w:ascii="Aptos" w:hAnsi="Aptos"/>
+        </w:rPr>
+        <w:t>cloud-base cloud fraction</w:t>
+      </w:r>
+      <w:r>
+        <w:rPr>
+          <w:rFonts w:ascii="Aptos" w:hAnsi="Aptos"/>
+        </w:rPr>
+        <w:br/>
+      </w:r>
+      <m:oMathPara>
+        <m:oMath>
+          <m:sSub>
+            <m:sSubPr>
+              <m:ctrlPr>
+                <w:rPr>
+                  <w:rFonts w:ascii="Cambria Math" w:hAnsi="Cambria Math"/>
+                </w:rPr>
+              </m:ctrlPr>
+            </m:sSubPr>
+            <m:e>
+              <m:r>
+                <w:rPr>
+                  <w:rFonts w:ascii="Cambria Math" w:hAnsi="Cambria Math"/>
+                </w:rPr>
+                <m:t>C</m:t>
+              </m:r>
+              <m:ctrlPr>
+                <w:rPr>
+                  <w:rFonts w:ascii="Cambria Math" w:hAnsi="Cambria Math"/>
+                  <w:i/>
+                </w:rPr>
+              </m:ctrlPr>
+            </m:e>
+            <m:sub>
+              <m:r>
+                <w:rPr>
+                  <w:rFonts w:ascii="Cambria Math" w:hAnsi="Cambria Math"/>
+                </w:rPr>
+                <m:t>CB</m:t>
+              </m:r>
+            </m:sub>
+          </m:sSub>
+          <m:d>
+            <m:dPr>
+              <m:ctrlPr>
+                <w:rPr>
+                  <w:rFonts w:ascii="Cambria Math" w:hAnsi="Cambria Math"/>
+                </w:rPr>
+              </m:ctrlPr>
+            </m:dPr>
+            <m:e>
+              <m:r>
+                <m:rPr>
+                  <m:sty m:val="p"/>
+                </m:rPr>
+                <w:rPr>
+                  <w:rFonts w:ascii="Cambria Math" w:hAnsi="Cambria Math"/>
+                </w:rPr>
+                <m:t>0.975</m:t>
+              </m:r>
+              <m:sSub>
+                <m:sSubPr>
+                  <m:ctrlPr>
+                    <w:rPr>
+                      <w:rFonts w:ascii="Cambria Math" w:hAnsi="Cambria Math"/>
+                    </w:rPr>
+                  </m:ctrlPr>
+                </m:sSubPr>
+                <m:e>
+                  <m:r>
+                    <w:rPr>
+                      <w:rFonts w:ascii="Cambria Math" w:hAnsi="Cambria Math"/>
+                    </w:rPr>
+                    <m:t>s</m:t>
+                  </m:r>
+                  <m:ctrlPr>
+                    <w:rPr>
+                      <w:rFonts w:ascii="Cambria Math" w:hAnsi="Cambria Math"/>
+                      <w:i/>
+                    </w:rPr>
+                  </m:ctrlPr>
+                </m:e>
+                <m:sub>
+                  <m:r>
+                    <m:rPr>
+                      <m:sty m:val="p"/>
+                    </m:rPr>
+                    <w:rPr>
+                      <w:rFonts w:ascii="Cambria Math" w:hAnsi="Cambria Math"/>
+                    </w:rPr>
+                    <m:t>0</m:t>
+                  </m:r>
+                </m:sub>
+              </m:sSub>
+            </m:e>
+          </m:d>
           <m:r>
+            <m:rPr>
+              <m:sty m:val="p"/>
+            </m:rPr>
             <w:rPr>
-              <w:rFonts w:ascii="Aptos" w:eastAsiaTheme="minorEastAsia" w:hAnsi="Aptos"/>
+              <w:rFonts w:ascii="Cambria Math" w:hAnsi="Cambria Math"/>
+            </w:rPr>
+            <m:t>=0.06,</m:t>
+          </m:r>
+          <m:r>
+            <m:rPr>
+              <m:sty m:val="p"/>
+            </m:rPr>
+            <w:rPr>
+              <w:rFonts w:ascii="Cambria Math" w:hAnsi="Cambria Math"/>
             </w:rPr>
             <w:br/>
           </m:r>
         </m:oMath>
       </m:oMathPara>
+      <w:r>
+        <w:rPr>
+          <w:rFonts w:ascii="Aptos" w:hAnsi="Aptos"/>
+        </w:rPr>
+        <w:t>a</w:t>
+      </w:r>
+      <w:r>
+        <w:rPr>
+          <w:rFonts w:ascii="Aptos" w:hAnsi="Aptos"/>
+        </w:rPr>
+        <w:t>n increase of</w:t>
+      </w:r>
+      <w:r>
+        <w:rPr>
+          <w:rFonts w:ascii="Aptos" w:hAnsi="Aptos"/>
+        </w:rPr>
+        <w:t xml:space="preserve"> +9% K</w:t>
+      </w:r>
+      <w:r>
+        <w:rPr>
+          <w:rFonts w:ascii="Aptos" w:hAnsi="Aptos"/>
+          <w:vertAlign w:val="superscript"/>
+        </w:rPr>
+        <w:t>–1</w:t>
+      </w:r>
+      <w:r>
+        <w:rPr>
+          <w:rFonts w:ascii="Aptos" w:hAnsi="Aptos"/>
+        </w:rPr>
+        <w:t xml:space="preserve">. This </w:t>
+      </w:r>
+      <w:r>
+        <w:rPr>
+          <w:rFonts w:ascii="Aptos" w:hAnsi="Aptos"/>
+        </w:rPr>
+        <w:t xml:space="preserve">absolute </w:t>
+      </w:r>
+      <w:r>
+        <w:rPr>
+          <w:rFonts w:ascii="Aptos" w:hAnsi="Aptos"/>
+        </w:rPr>
+        <w:t>0.005 K</w:t>
+      </w:r>
+      <w:r>
+        <w:rPr>
+          <w:rFonts w:ascii="Aptos" w:hAnsi="Aptos"/>
+          <w:vertAlign w:val="superscript"/>
+        </w:rPr>
+        <w:t>–1</w:t>
+      </w:r>
+      <w:r>
+        <w:rPr>
+          <w:rFonts w:ascii="Aptos" w:hAnsi="Aptos"/>
+        </w:rPr>
+        <w:t xml:space="preserve"> increase of the cloud-base clouds </w:t>
+      </w:r>
+      <w:r>
+        <w:rPr>
+          <w:rFonts w:ascii="Aptos" w:hAnsi="Aptos"/>
+        </w:rPr>
+        <w:t>almost</w:t>
+      </w:r>
+      <w:r>
+        <w:rPr>
+          <w:rFonts w:ascii="Aptos" w:hAnsi="Aptos"/>
+        </w:rPr>
+        <w:t xml:space="preserve"> offsets the </w:t>
+      </w:r>
+      <w:r>
+        <w:rPr>
+          <w:rFonts w:ascii="Aptos" w:hAnsi="Aptos"/>
+        </w:rPr>
+        <w:t>-7.9%</w:t>
+      </w:r>
+      <w:r>
+        <w:rPr>
+          <w:rFonts w:ascii="Aptos" w:hAnsi="Aptos"/>
+        </w:rPr>
+        <w:t xml:space="preserve"> decrease of the shallow cumulus clouds</w:t>
+      </w:r>
+      <w:r>
+        <w:rPr>
+          <w:rFonts w:ascii="Aptos" w:hAnsi="Aptos"/>
+        </w:rPr>
+        <w:t>, both of which depend on the original cumulus and stratocumulus cloud fraction.</w:t>
+      </w:r>
+    </w:p>
+    <w:p>
+      <w:pPr>
+        <w:pStyle w:val="BodyText"/>
+        <w:rPr>
+          <w:rFonts w:ascii="Aptos" w:eastAsiaTheme="minorEastAsia" w:hAnsi="Aptos"/>
+        </w:rPr>
+      </w:pPr>
+    </w:p>
+    <w:p>
+      <w:pPr>
+        <w:pStyle w:val="BodyText"/>
+        <w:rPr>
+          <w:rFonts w:ascii="Aptos" w:eastAsiaTheme="minorEastAsia" w:hAnsi="Aptos"/>
+        </w:rPr>
+      </w:pPr>
       <w:r>
         <w:rPr>
           <w:rFonts w:ascii="Aptos" w:eastAsiaTheme="minorEastAsia" w:hAnsi="Aptos"/>
@@ -25730,6 +26209,171 @@
         <w:adjustRightInd w:val="0"/>
         <w:spacing w:after="0" w:line="240" w:lineRule="auto"/>
         <w:rPr>
+          <w:rFonts w:ascii="Menlo" w:eastAsiaTheme="minorEastAsia" w:hAnsi="Menlo" w:cs="Menlo"/>
+          <w:color w:val="3B2322"/>
+          <w:kern w:val="0"/>
+        </w:rPr>
+      </w:pPr>
+      <m:oMathPara>
+        <m:oMath>
+          <m:f>
+            <m:fPr>
+              <m:ctrlPr>
+                <w:rPr>
+                  <w:rFonts w:ascii="Cambria Math" w:hAnsi="Cambria Math" w:cs="Menlo"/>
+                  <w:i/>
+                  <w:color w:val="3B2322"/>
+                  <w:kern w:val="0"/>
+                </w:rPr>
+              </m:ctrlPr>
+            </m:fPr>
+            <m:num>
+              <m:r>
+                <w:rPr>
+                  <w:rFonts w:ascii="Cambria Math" w:hAnsi="Cambria Math" w:cs="Menlo"/>
+                  <w:color w:val="3B2322"/>
+                  <w:kern w:val="0"/>
+                </w:rPr>
+                <m:t>d</m:t>
+              </m:r>
+              <m:func>
+                <m:funcPr>
+                  <m:ctrlPr>
+                    <w:rPr>
+                      <w:rFonts w:ascii="Cambria Math" w:hAnsi="Cambria Math" w:cs="Menlo"/>
+                      <w:i/>
+                      <w:color w:val="3B2322"/>
+                      <w:kern w:val="0"/>
+                    </w:rPr>
+                  </m:ctrlPr>
+                </m:funcPr>
+                <m:fName>
+                  <m:r>
+                    <m:rPr>
+                      <m:sty m:val="p"/>
+                    </m:rPr>
+                    <w:rPr>
+                      <w:rFonts w:ascii="Cambria Math" w:hAnsi="Cambria Math" w:cs="Menlo"/>
+                      <w:color w:val="3B2322"/>
+                      <w:kern w:val="0"/>
+                    </w:rPr>
+                    <m:t>ln</m:t>
+                  </m:r>
+                </m:fName>
+                <m:e>
+                  <m:sSub>
+                    <m:sSubPr>
+                      <m:ctrlPr>
+                        <w:rPr>
+                          <w:rFonts w:ascii="Cambria Math" w:hAnsi="Cambria Math" w:cs="Menlo"/>
+                          <w:i/>
+                          <w:color w:val="3B2322"/>
+                          <w:kern w:val="0"/>
+                        </w:rPr>
+                      </m:ctrlPr>
+                    </m:sSubPr>
+                    <m:e>
+                      <m:r>
+                        <w:rPr>
+                          <w:rFonts w:ascii="Cambria Math" w:hAnsi="Cambria Math" w:cs="Menlo"/>
+                          <w:color w:val="3B2322"/>
+                          <w:kern w:val="0"/>
+                        </w:rPr>
+                        <m:t>C</m:t>
+                      </m:r>
+                    </m:e>
+                    <m:sub>
+                      <m:r>
+                        <w:rPr>
+                          <w:rFonts w:ascii="Cambria Math" w:hAnsi="Cambria Math" w:cs="Menlo"/>
+                          <w:color w:val="3B2322"/>
+                          <w:kern w:val="0"/>
+                        </w:rPr>
+                        <m:t>CB</m:t>
+                      </m:r>
+                    </m:sub>
+                  </m:sSub>
+                </m:e>
+              </m:func>
+            </m:num>
+            <m:den>
+              <m:r>
+                <w:rPr>
+                  <w:rFonts w:ascii="Cambria Math" w:hAnsi="Cambria Math" w:cs="Menlo"/>
+                  <w:color w:val="3B2322"/>
+                  <w:kern w:val="0"/>
+                </w:rPr>
+                <m:t>d</m:t>
+              </m:r>
+              <m:func>
+                <m:funcPr>
+                  <m:ctrlPr>
+                    <w:rPr>
+                      <w:rFonts w:ascii="Cambria Math" w:hAnsi="Cambria Math" w:cs="Menlo"/>
+                      <w:i/>
+                      <w:color w:val="3B2322"/>
+                      <w:kern w:val="0"/>
+                    </w:rPr>
+                  </m:ctrlPr>
+                </m:funcPr>
+                <m:fName>
+                  <m:r>
+                    <m:rPr>
+                      <m:sty m:val="p"/>
+                    </m:rPr>
+                    <w:rPr>
+                      <w:rFonts w:ascii="Cambria Math" w:hAnsi="Cambria Math" w:cs="Menlo"/>
+                      <w:color w:val="3B2322"/>
+                      <w:kern w:val="0"/>
+                    </w:rPr>
+                    <m:t>ln</m:t>
+                  </m:r>
+                </m:fName>
+                <m:e>
+                  <m:r>
+                    <w:rPr>
+                      <w:rFonts w:ascii="Cambria Math" w:hAnsi="Cambria Math" w:cs="Menlo"/>
+                      <w:color w:val="3B2322"/>
+                      <w:kern w:val="0"/>
+                    </w:rPr>
+                    <m:t>s</m:t>
+                  </m:r>
+                </m:e>
+              </m:func>
+            </m:den>
+          </m:f>
+          <m:r>
+            <w:rPr>
+              <w:rFonts w:ascii="Cambria Math" w:hAnsi="Cambria Math" w:cs="Menlo"/>
+              <w:color w:val="3B2322"/>
+              <w:kern w:val="0"/>
+            </w:rPr>
+            <m:t>=-3.2</m:t>
+          </m:r>
+        </m:oMath>
+      </m:oMathPara>
+    </w:p>
+    <w:p>
+      <w:pPr>
+        <w:tabs>
+          <w:tab w:val="left" w:pos="560"/>
+          <w:tab w:val="left" w:pos="1120"/>
+          <w:tab w:val="left" w:pos="1680"/>
+          <w:tab w:val="left" w:pos="2240"/>
+          <w:tab w:val="left" w:pos="2800"/>
+          <w:tab w:val="left" w:pos="3360"/>
+          <w:tab w:val="left" w:pos="3920"/>
+          <w:tab w:val="left" w:pos="4480"/>
+          <w:tab w:val="left" w:pos="5040"/>
+          <w:tab w:val="left" w:pos="5600"/>
+          <w:tab w:val="left" w:pos="6160"/>
+          <w:tab w:val="left" w:pos="6720"/>
+        </w:tabs>
+        <w:autoSpaceDE w:val="0"/>
+        <w:autoSpaceDN w:val="0"/>
+        <w:adjustRightInd w:val="0"/>
+        <w:spacing w:after="0" w:line="240" w:lineRule="auto"/>
+        <w:rPr>
           <w:rFonts w:ascii="Menlo" w:hAnsi="Menlo" w:cs="Menlo"/>
           <w:color w:val="3B2322"/>
           <w:kern w:val="0"/>
@@ -25757,6 +26401,1852 @@
         <w:adjustRightInd w:val="0"/>
         <w:spacing w:after="0" w:line="240" w:lineRule="auto"/>
         <w:rPr>
+          <w:rFonts w:ascii="Aptos" w:eastAsiaTheme="minorEastAsia" w:hAnsi="Aptos"/>
+          <w:iCs/>
+        </w:rPr>
+      </w:pPr>
+      <w:r>
+        <w:rPr>
+          <w:rFonts w:ascii="Aptos" w:eastAsiaTheme="minorEastAsia" w:hAnsi="Aptos"/>
+        </w:rPr>
+        <w:t xml:space="preserve">The change of the mean normalized saturation deficit is </w:t>
+      </w:r>
+      <w:r>
+        <w:rPr>
+          <w:rFonts w:ascii="Aptos" w:eastAsiaTheme="minorEastAsia" w:hAnsi="Aptos"/>
+        </w:rPr>
+        <w:br/>
+      </w:r>
+      <m:oMathPara>
+        <m:oMath>
+          <m:r>
+            <w:rPr>
+              <w:rFonts w:ascii="Cambria Math" w:eastAsiaTheme="minorEastAsia" w:hAnsi="Cambria Math"/>
+            </w:rPr>
+            <m:t>d</m:t>
+          </m:r>
+          <m:func>
+            <m:funcPr>
+              <m:ctrlPr>
+                <w:rPr>
+                  <w:rFonts w:ascii="Cambria Math" w:eastAsiaTheme="minorEastAsia" w:hAnsi="Cambria Math"/>
+                  <w:i/>
+                  <w:iCs/>
+                </w:rPr>
+              </m:ctrlPr>
+            </m:funcPr>
+            <m:fName>
+              <m:r>
+                <m:rPr>
+                  <m:sty m:val="p"/>
+                </m:rPr>
+                <w:rPr>
+                  <w:rFonts w:ascii="Cambria Math" w:eastAsiaTheme="minorEastAsia" w:hAnsi="Cambria Math"/>
+                </w:rPr>
+                <m:t>ln</m:t>
+              </m:r>
+            </m:fName>
+            <m:e>
+              <m:r>
+                <w:rPr>
+                  <w:rFonts w:ascii="Cambria Math" w:eastAsiaTheme="minorEastAsia" w:hAnsi="Cambria Math"/>
+                </w:rPr>
+                <m:t>s</m:t>
+              </m:r>
+            </m:e>
+          </m:func>
+          <m:r>
+            <w:rPr>
+              <w:rFonts w:ascii="Cambria Math" w:eastAsiaTheme="minorEastAsia" w:hAnsi="Cambria Math"/>
+            </w:rPr>
+            <m:t>=d</m:t>
+          </m:r>
+          <m:func>
+            <m:funcPr>
+              <m:ctrlPr>
+                <w:rPr>
+                  <w:rFonts w:ascii="Cambria Math" w:eastAsiaTheme="minorEastAsia" w:hAnsi="Cambria Math"/>
+                  <w:i/>
+                  <w:iCs/>
+                </w:rPr>
+              </m:ctrlPr>
+            </m:funcPr>
+            <m:fName>
+              <m:r>
+                <m:rPr>
+                  <m:sty m:val="p"/>
+                </m:rPr>
+                <w:rPr>
+                  <w:rFonts w:ascii="Cambria Math" w:eastAsiaTheme="minorEastAsia" w:hAnsi="Cambria Math"/>
+                </w:rPr>
+                <m:t>ln</m:t>
+              </m:r>
+            </m:fName>
+            <m:e>
+              <m:d>
+                <m:dPr>
+                  <m:ctrlPr>
+                    <w:rPr>
+                      <w:rFonts w:ascii="Cambria Math" w:eastAsiaTheme="minorEastAsia" w:hAnsi="Cambria Math"/>
+                      <w:i/>
+                      <w:iCs/>
+                    </w:rPr>
+                  </m:ctrlPr>
+                </m:dPr>
+                <m:e>
+                  <m:r>
+                    <w:rPr>
+                      <w:rFonts w:ascii="Cambria Math" w:eastAsiaTheme="minorEastAsia" w:hAnsi="Cambria Math"/>
+                    </w:rPr>
+                    <m:t>1-</m:t>
+                  </m:r>
+                  <m:sSub>
+                    <m:sSubPr>
+                      <m:ctrlPr>
+                        <w:rPr>
+                          <w:rFonts w:ascii="Cambria Math" w:eastAsiaTheme="minorEastAsia" w:hAnsi="Cambria Math"/>
+                          <w:i/>
+                          <w:iCs/>
+                        </w:rPr>
+                      </m:ctrlPr>
+                    </m:sSubPr>
+                    <m:e>
+                      <m:bar>
+                        <m:barPr>
+                          <m:pos m:val="top"/>
+                          <m:ctrlPr>
+                            <w:rPr>
+                              <w:rFonts w:ascii="Cambria Math" w:eastAsiaTheme="minorEastAsia" w:hAnsi="Cambria Math"/>
+                              <w:i/>
+                              <w:iCs/>
+                            </w:rPr>
+                          </m:ctrlPr>
+                        </m:barPr>
+                        <m:e>
+                          <m:r>
+                            <w:rPr>
+                              <w:rFonts w:ascii="Cambria Math" w:eastAsiaTheme="minorEastAsia" w:hAnsi="Cambria Math"/>
+                            </w:rPr>
+                            <m:t>RH</m:t>
+                          </m:r>
+                        </m:e>
+                      </m:bar>
+                    </m:e>
+                    <m:sub>
+                      <m:r>
+                        <w:rPr>
+                          <w:rFonts w:ascii="Cambria Math" w:eastAsiaTheme="minorEastAsia" w:hAnsi="Cambria Math"/>
+                        </w:rPr>
+                        <m:t>CB</m:t>
+                      </m:r>
+                    </m:sub>
+                  </m:sSub>
+                </m:e>
+              </m:d>
+            </m:e>
+          </m:func>
+          <m:r>
+            <w:rPr>
+              <w:rFonts w:ascii="Cambria Math" w:eastAsiaTheme="minorEastAsia" w:hAnsi="Cambria Math"/>
+            </w:rPr>
+            <m:t>+</m:t>
+          </m:r>
+          <m:d>
+            <m:dPr>
+              <m:ctrlPr>
+                <w:rPr>
+                  <w:rFonts w:ascii="Cambria Math" w:eastAsiaTheme="minorEastAsia" w:hAnsi="Cambria Math"/>
+                  <w:i/>
+                  <w:iCs/>
+                </w:rPr>
+              </m:ctrlPr>
+            </m:dPr>
+            <m:e>
+              <m:f>
+                <m:fPr>
+                  <m:type m:val="lin"/>
+                  <m:ctrlPr>
+                    <w:rPr>
+                      <w:rFonts w:ascii="Cambria Math" w:eastAsiaTheme="minorEastAsia" w:hAnsi="Cambria Math"/>
+                      <w:i/>
+                      <w:iCs/>
+                    </w:rPr>
+                  </m:ctrlPr>
+                </m:fPr>
+                <m:num>
+                  <m:r>
+                    <w:rPr>
+                      <w:rFonts w:ascii="Cambria Math" w:eastAsiaTheme="minorEastAsia" w:hAnsi="Cambria Math"/>
+                    </w:rPr>
+                    <m:t>1</m:t>
+                  </m:r>
+                </m:num>
+                <m:den>
+                  <m:r>
+                    <w:rPr>
+                      <w:rFonts w:ascii="Cambria Math" w:eastAsiaTheme="minorEastAsia" w:hAnsi="Cambria Math"/>
+                    </w:rPr>
+                    <m:t>2</m:t>
+                  </m:r>
+                </m:den>
+              </m:f>
+            </m:e>
+          </m:d>
+          <m:d>
+            <m:dPr>
+              <m:ctrlPr>
+                <w:rPr>
+                  <w:rFonts w:ascii="Cambria Math" w:eastAsiaTheme="minorEastAsia" w:hAnsi="Cambria Math"/>
+                  <w:i/>
+                  <w:iCs/>
+                </w:rPr>
+              </m:ctrlPr>
+            </m:dPr>
+            <m:e>
+              <m:r>
+                <w:rPr>
+                  <w:rFonts w:ascii="Cambria Math" w:eastAsiaTheme="minorEastAsia" w:hAnsi="Cambria Math"/>
+                </w:rPr>
+                <m:t>d</m:t>
+              </m:r>
+              <m:func>
+                <m:funcPr>
+                  <m:ctrlPr>
+                    <w:rPr>
+                      <w:rFonts w:ascii="Cambria Math" w:eastAsiaTheme="minorEastAsia" w:hAnsi="Cambria Math"/>
+                      <w:i/>
+                      <w:iCs/>
+                    </w:rPr>
+                  </m:ctrlPr>
+                </m:funcPr>
+                <m:fName>
+                  <m:r>
+                    <m:rPr>
+                      <m:sty m:val="p"/>
+                    </m:rPr>
+                    <w:rPr>
+                      <w:rFonts w:ascii="Cambria Math" w:eastAsiaTheme="minorEastAsia" w:hAnsi="Cambria Math"/>
+                    </w:rPr>
+                    <m:t>ln</m:t>
+                  </m:r>
+                </m:fName>
+                <m:e>
+                  <m:sSub>
+                    <m:sSubPr>
+                      <m:ctrlPr>
+                        <w:rPr>
+                          <w:rFonts w:ascii="Cambria Math" w:eastAsiaTheme="minorEastAsia" w:hAnsi="Cambria Math"/>
+                          <w:i/>
+                          <w:iCs/>
+                        </w:rPr>
+                      </m:ctrlPr>
+                    </m:sSubPr>
+                    <m:e>
+                      <m:r>
+                        <w:rPr>
+                          <w:rFonts w:ascii="Cambria Math" w:eastAsiaTheme="minorEastAsia" w:hAnsi="Cambria Math"/>
+                        </w:rPr>
+                        <m:t>q</m:t>
+                      </m:r>
+                    </m:e>
+                    <m:sub>
+                      <m:r>
+                        <w:rPr>
+                          <w:rFonts w:ascii="Cambria Math" w:eastAsiaTheme="minorEastAsia" w:hAnsi="Cambria Math"/>
+                        </w:rPr>
+                        <m:t>s,CB</m:t>
+                      </m:r>
+                    </m:sub>
+                  </m:sSub>
+                </m:e>
+              </m:func>
+              <m:r>
+                <w:rPr>
+                  <w:rFonts w:ascii="Cambria Math" w:eastAsiaTheme="minorEastAsia" w:hAnsi="Cambria Math"/>
+                </w:rPr>
+                <m:t>-d</m:t>
+              </m:r>
+              <m:func>
+                <m:funcPr>
+                  <m:ctrlPr>
+                    <w:rPr>
+                      <w:rFonts w:ascii="Cambria Math" w:eastAsiaTheme="minorEastAsia" w:hAnsi="Cambria Math"/>
+                      <w:i/>
+                      <w:iCs/>
+                    </w:rPr>
+                  </m:ctrlPr>
+                </m:funcPr>
+                <m:fName>
+                  <m:r>
+                    <m:rPr>
+                      <m:sty m:val="p"/>
+                    </m:rPr>
+                    <w:rPr>
+                      <w:rFonts w:ascii="Cambria Math" w:eastAsiaTheme="minorEastAsia" w:hAnsi="Cambria Math"/>
+                    </w:rPr>
+                    <m:t>ln</m:t>
+                  </m:r>
+                </m:fName>
+                <m:e>
+                  <m:sSup>
+                    <m:sSupPr>
+                      <m:ctrlPr>
+                        <w:rPr>
+                          <w:rFonts w:ascii="Cambria Math" w:eastAsiaTheme="minorEastAsia" w:hAnsi="Cambria Math"/>
+                          <w:i/>
+                          <w:iCs/>
+                        </w:rPr>
+                      </m:ctrlPr>
+                    </m:sSupPr>
+                    <m:e>
+                      <m:r>
+                        <w:rPr>
+                          <w:rFonts w:ascii="Cambria Math" w:eastAsiaTheme="minorEastAsia" w:hAnsi="Cambria Math"/>
+                        </w:rPr>
+                        <m:t>q</m:t>
+                      </m:r>
+                    </m:e>
+                    <m:sup>
+                      <m:r>
+                        <w:rPr>
+                          <w:rFonts w:ascii="Cambria Math" w:eastAsiaTheme="minorEastAsia" w:hAnsi="Cambria Math"/>
+                        </w:rPr>
+                        <m:t>*</m:t>
+                      </m:r>
+                    </m:sup>
+                  </m:sSup>
+                </m:e>
+              </m:func>
+            </m:e>
+          </m:d>
+          <m:r>
+            <w:rPr>
+              <w:rFonts w:ascii="Cambria Math" w:eastAsiaTheme="minorEastAsia" w:hAnsi="Cambria Math"/>
+            </w:rPr>
+            <m:t>,</m:t>
+          </m:r>
+          <m:r>
+            <w:rPr>
+              <w:rFonts w:ascii="Cambria Math" w:eastAsiaTheme="minorEastAsia" w:hAnsi="Cambria Math"/>
+            </w:rPr>
+            <w:br/>
+          </m:r>
+        </m:oMath>
+      </m:oMathPara>
+      <w:r>
+        <w:rPr>
+          <w:rFonts w:ascii="Aptos" w:eastAsiaTheme="minorEastAsia" w:hAnsi="Aptos"/>
+          <w:iCs/>
+        </w:rPr>
+        <w:t>w</w:t>
+      </w:r>
+      <w:proofErr w:type="spellStart"/>
+      <w:r>
+        <w:rPr>
+          <w:rFonts w:ascii="Aptos" w:eastAsiaTheme="minorEastAsia" w:hAnsi="Aptos"/>
+          <w:iCs/>
+        </w:rPr>
+        <w:t>ith</w:t>
+      </w:r>
+      <w:proofErr w:type="spellEnd"/>
+      <w:r>
+        <w:rPr>
+          <w:rFonts w:ascii="Aptos" w:eastAsiaTheme="minorEastAsia" w:hAnsi="Aptos"/>
+          <w:iCs/>
+        </w:rPr>
+        <w:t xml:space="preserve"> </w:t>
+      </w:r>
+      <m:oMath>
+        <m:r>
+          <w:rPr>
+            <w:rFonts w:ascii="Cambria Math" w:eastAsiaTheme="minorEastAsia" w:hAnsi="Cambria Math"/>
+          </w:rPr>
+          <m:t>d</m:t>
+        </m:r>
+        <m:func>
+          <m:funcPr>
+            <m:ctrlPr>
+              <w:rPr>
+                <w:rFonts w:ascii="Cambria Math" w:eastAsiaTheme="minorEastAsia" w:hAnsi="Cambria Math"/>
+                <w:i/>
+                <w:iCs/>
+              </w:rPr>
+            </m:ctrlPr>
+          </m:funcPr>
+          <m:fName>
+            <m:r>
+              <m:rPr>
+                <m:sty m:val="p"/>
+              </m:rPr>
+              <w:rPr>
+                <w:rFonts w:ascii="Cambria Math" w:eastAsiaTheme="minorEastAsia" w:hAnsi="Cambria Math"/>
+              </w:rPr>
+              <m:t>ln</m:t>
+            </m:r>
+          </m:fName>
+          <m:e>
+            <m:sSup>
+              <m:sSupPr>
+                <m:ctrlPr>
+                  <w:rPr>
+                    <w:rFonts w:ascii="Cambria Math" w:eastAsiaTheme="minorEastAsia" w:hAnsi="Cambria Math"/>
+                    <w:i/>
+                    <w:iCs/>
+                  </w:rPr>
+                </m:ctrlPr>
+              </m:sSupPr>
+              <m:e>
+                <m:r>
+                  <w:rPr>
+                    <w:rFonts w:ascii="Cambria Math" w:eastAsiaTheme="minorEastAsia" w:hAnsi="Cambria Math"/>
+                  </w:rPr>
+                  <m:t>q</m:t>
+                </m:r>
+              </m:e>
+              <m:sup>
+                <m:r>
+                  <w:rPr>
+                    <w:rFonts w:ascii="Cambria Math" w:eastAsiaTheme="minorEastAsia" w:hAnsi="Cambria Math"/>
+                  </w:rPr>
+                  <m:t>*</m:t>
+                </m:r>
+              </m:sup>
+            </m:sSup>
+          </m:e>
+        </m:func>
+        <m:r>
+          <w:rPr>
+            <w:rFonts w:ascii="Cambria Math" w:eastAsiaTheme="minorEastAsia" w:hAnsi="Cambria Math"/>
+          </w:rPr>
+          <m:t>=d</m:t>
+        </m:r>
+        <m:func>
+          <m:funcPr>
+            <m:ctrlPr>
+              <w:rPr>
+                <w:rFonts w:ascii="Cambria Math" w:eastAsiaTheme="minorEastAsia" w:hAnsi="Cambria Math"/>
+                <w:i/>
+                <w:iCs/>
+              </w:rPr>
+            </m:ctrlPr>
+          </m:funcPr>
+          <m:fName>
+            <m:r>
+              <m:rPr>
+                <m:sty m:val="p"/>
+              </m:rPr>
+              <w:rPr>
+                <w:rFonts w:ascii="Cambria Math" w:eastAsiaTheme="minorEastAsia" w:hAnsi="Cambria Math"/>
+              </w:rPr>
+              <m:t>ln</m:t>
+            </m:r>
+          </m:fName>
+          <m:e>
+            <m:r>
+              <w:rPr>
+                <w:rFonts w:ascii="Cambria Math" w:eastAsiaTheme="minorEastAsia" w:hAnsi="Cambria Math"/>
+              </w:rPr>
+              <m:t>E</m:t>
+            </m:r>
+          </m:e>
+        </m:func>
+        <m:r>
+          <w:rPr>
+            <w:rFonts w:ascii="Cambria Math" w:eastAsiaTheme="minorEastAsia" w:hAnsi="Cambria Math"/>
+          </w:rPr>
+          <m:t>-d</m:t>
+        </m:r>
+        <m:func>
+          <m:funcPr>
+            <m:ctrlPr>
+              <w:rPr>
+                <w:rFonts w:ascii="Cambria Math" w:eastAsiaTheme="minorEastAsia" w:hAnsi="Cambria Math"/>
+                <w:i/>
+                <w:iCs/>
+              </w:rPr>
+            </m:ctrlPr>
+          </m:funcPr>
+          <m:fName>
+            <m:r>
+              <m:rPr>
+                <m:sty m:val="p"/>
+              </m:rPr>
+              <w:rPr>
+                <w:rFonts w:ascii="Cambria Math" w:eastAsiaTheme="minorEastAsia" w:hAnsi="Cambria Math"/>
+              </w:rPr>
+              <m:t>ln</m:t>
+            </m:r>
+          </m:fName>
+          <m:e>
+            <m:r>
+              <w:rPr>
+                <w:rFonts w:ascii="Cambria Math" w:eastAsiaTheme="minorEastAsia" w:hAnsi="Cambria Math"/>
+              </w:rPr>
+              <m:t>U</m:t>
+            </m:r>
+          </m:e>
+        </m:func>
+      </m:oMath>
+      <w:r>
+        <w:rPr>
+          <w:rFonts w:ascii="Aptos" w:eastAsiaTheme="minorEastAsia" w:hAnsi="Aptos"/>
+          <w:iCs/>
+        </w:rPr>
+        <w:t>.</w:t>
+      </w:r>
+      <w:r>
+        <w:rPr>
+          <w:rFonts w:ascii="Aptos" w:eastAsiaTheme="minorEastAsia" w:hAnsi="Aptos"/>
+          <w:iCs/>
+        </w:rPr>
+        <w:t xml:space="preserve"> </w:t>
+      </w:r>
+      <w:r>
+        <w:rPr>
+          <w:rFonts w:ascii="Aptos" w:eastAsiaTheme="minorEastAsia" w:hAnsi="Aptos"/>
+        </w:rPr>
+        <w:t xml:space="preserve">We evaluate </w:t>
+      </w:r>
+      <w:r>
+        <w:rPr>
+          <w:rFonts w:ascii="Aptos" w:eastAsiaTheme="minorEastAsia" w:hAnsi="Aptos"/>
+        </w:rPr>
+        <w:t>this as</w:t>
+      </w:r>
+      <w:r>
+        <w:rPr>
+          <w:rFonts w:ascii="Aptos" w:eastAsiaTheme="minorEastAsia" w:hAnsi="Aptos"/>
+        </w:rPr>
+        <w:t xml:space="preserve"> a function of two parameters </w:t>
+      </w:r>
+      <m:oMath>
+        <m:r>
+          <w:rPr>
+            <w:rFonts w:ascii="Cambria Math" w:eastAsiaTheme="minorEastAsia" w:hAnsi="Cambria Math"/>
+          </w:rPr>
+          <m:t>b</m:t>
+        </m:r>
+      </m:oMath>
+      <w:r>
+        <w:rPr>
+          <w:rFonts w:ascii="Aptos" w:eastAsiaTheme="minorEastAsia" w:hAnsi="Aptos"/>
+        </w:rPr>
+        <w:t xml:space="preserve"> and </w:t>
+      </w:r>
+      <m:oMath>
+        <m:r>
+          <w:rPr>
+            <w:rFonts w:ascii="Cambria Math" w:eastAsiaTheme="minorEastAsia" w:hAnsi="Cambria Math"/>
+          </w:rPr>
+          <m:t>c</m:t>
+        </m:r>
+      </m:oMath>
+      <w:r>
+        <w:rPr>
+          <w:rFonts w:ascii="Aptos" w:eastAsiaTheme="minorEastAsia" w:hAnsi="Aptos"/>
+        </w:rPr>
+        <w:t>, which are</w:t>
+      </w:r>
+      <w:r>
+        <w:rPr>
+          <w:rFonts w:ascii="Aptos" w:eastAsiaTheme="minorEastAsia" w:hAnsi="Aptos"/>
+        </w:rPr>
+        <w:t xml:space="preserve"> bounded by 0 and 1</w:t>
+      </w:r>
+      <w:r>
+        <w:rPr>
+          <w:rFonts w:ascii="Aptos" w:eastAsiaTheme="minorEastAsia" w:hAnsi="Aptos"/>
+        </w:rPr>
+        <w:t>, but not known precisely</w:t>
+      </w:r>
+      <w:r>
+        <w:rPr>
+          <w:rFonts w:ascii="Aptos" w:eastAsiaTheme="minorEastAsia" w:hAnsi="Aptos"/>
+        </w:rPr>
+        <w:t xml:space="preserve">. </w:t>
+      </w:r>
+      <w:r>
+        <w:rPr>
+          <w:rFonts w:ascii="Aptos" w:eastAsiaTheme="minorEastAsia" w:hAnsi="Aptos"/>
+        </w:rPr>
+        <w:t xml:space="preserve">The coefficient </w:t>
+      </w:r>
+      <m:oMath>
+        <m:r>
+          <w:rPr>
+            <w:rFonts w:ascii="Cambria Math" w:eastAsiaTheme="minorEastAsia" w:hAnsi="Cambria Math"/>
+          </w:rPr>
+          <m:t>b=</m:t>
+        </m:r>
+        <m:f>
+          <m:fPr>
+            <m:type m:val="lin"/>
+            <m:ctrlPr>
+              <w:rPr>
+                <w:rFonts w:ascii="Cambria Math" w:eastAsiaTheme="minorEastAsia" w:hAnsi="Cambria Math"/>
+                <w:i/>
+              </w:rPr>
+            </m:ctrlPr>
+          </m:fPr>
+          <m:num>
+            <m:r>
+              <w:rPr>
+                <w:rFonts w:ascii="Cambria Math" w:eastAsiaTheme="minorEastAsia" w:hAnsi="Cambria Math"/>
+              </w:rPr>
+              <m:t>d</m:t>
+            </m:r>
+            <m:func>
+              <m:funcPr>
+                <m:ctrlPr>
+                  <w:rPr>
+                    <w:rFonts w:ascii="Cambria Math" w:eastAsiaTheme="minorEastAsia" w:hAnsi="Cambria Math"/>
+                    <w:i/>
+                  </w:rPr>
+                </m:ctrlPr>
+              </m:funcPr>
+              <m:fName>
+                <m:r>
+                  <m:rPr>
+                    <m:sty m:val="p"/>
+                  </m:rPr>
+                  <w:rPr>
+                    <w:rFonts w:ascii="Cambria Math" w:eastAsiaTheme="minorEastAsia" w:hAnsi="Cambria Math"/>
+                  </w:rPr>
+                  <m:t>ln</m:t>
+                </m:r>
+              </m:fName>
+              <m:e>
+                <m:d>
+                  <m:dPr>
+                    <m:ctrlPr>
+                      <w:rPr>
+                        <w:rFonts w:ascii="Cambria Math" w:eastAsiaTheme="minorEastAsia" w:hAnsi="Cambria Math"/>
+                        <w:i/>
+                      </w:rPr>
+                    </m:ctrlPr>
+                  </m:dPr>
+                  <m:e>
+                    <m:r>
+                      <w:rPr>
+                        <w:rFonts w:ascii="Cambria Math" w:eastAsiaTheme="minorEastAsia" w:hAnsi="Cambria Math"/>
+                      </w:rPr>
+                      <m:t>1-</m:t>
+                    </m:r>
+                    <m:sSub>
+                      <m:sSubPr>
+                        <m:ctrlPr>
+                          <w:rPr>
+                            <w:rFonts w:ascii="Cambria Math" w:eastAsiaTheme="minorEastAsia" w:hAnsi="Cambria Math"/>
+                            <w:i/>
+                          </w:rPr>
+                        </m:ctrlPr>
+                      </m:sSubPr>
+                      <m:e>
+                        <m:bar>
+                          <m:barPr>
+                            <m:pos m:val="top"/>
+                            <m:ctrlPr>
+                              <w:rPr>
+                                <w:rFonts w:ascii="Cambria Math" w:eastAsiaTheme="minorEastAsia" w:hAnsi="Cambria Math"/>
+                                <w:i/>
+                              </w:rPr>
+                            </m:ctrlPr>
+                          </m:barPr>
+                          <m:e>
+                            <m:r>
+                              <m:rPr>
+                                <m:sty m:val="p"/>
+                              </m:rPr>
+                              <w:rPr>
+                                <w:rFonts w:ascii="Cambria Math" w:eastAsiaTheme="minorEastAsia" w:hAnsi="Cambria Math"/>
+                              </w:rPr>
+                              <m:t>RH</m:t>
+                            </m:r>
+                          </m:e>
+                        </m:bar>
+                      </m:e>
+                      <m:sub>
+                        <m:r>
+                          <w:rPr>
+                            <w:rFonts w:ascii="Cambria Math" w:eastAsiaTheme="minorEastAsia" w:hAnsi="Cambria Math"/>
+                          </w:rPr>
+                          <m:t>CB</m:t>
+                        </m:r>
+                      </m:sub>
+                    </m:sSub>
+                  </m:e>
+                </m:d>
+              </m:e>
+            </m:func>
+          </m:num>
+          <m:den>
+            <m:r>
+              <w:rPr>
+                <w:rFonts w:ascii="Cambria Math" w:eastAsiaTheme="minorEastAsia" w:hAnsi="Cambria Math"/>
+              </w:rPr>
+              <m:t>d</m:t>
+            </m:r>
+            <m:func>
+              <m:funcPr>
+                <m:ctrlPr>
+                  <w:rPr>
+                    <w:rFonts w:ascii="Cambria Math" w:eastAsiaTheme="minorEastAsia" w:hAnsi="Cambria Math"/>
+                    <w:i/>
+                  </w:rPr>
+                </m:ctrlPr>
+              </m:funcPr>
+              <m:fName>
+                <m:r>
+                  <m:rPr>
+                    <m:sty m:val="p"/>
+                  </m:rPr>
+                  <w:rPr>
+                    <w:rFonts w:ascii="Cambria Math" w:eastAsiaTheme="minorEastAsia" w:hAnsi="Cambria Math"/>
+                  </w:rPr>
+                  <m:t>ln</m:t>
+                </m:r>
+              </m:fName>
+              <m:e>
+                <m:r>
+                  <w:rPr>
+                    <w:rFonts w:ascii="Cambria Math" w:eastAsiaTheme="minorEastAsia" w:hAnsi="Cambria Math"/>
+                  </w:rPr>
+                  <m:t>(1-</m:t>
+                </m:r>
+                <m:sSub>
+                  <m:sSubPr>
+                    <m:ctrlPr>
+                      <w:rPr>
+                        <w:rFonts w:ascii="Cambria Math" w:eastAsiaTheme="minorEastAsia" w:hAnsi="Cambria Math"/>
+                        <w:i/>
+                      </w:rPr>
+                    </m:ctrlPr>
+                  </m:sSubPr>
+                  <m:e>
+                    <m:bar>
+                      <m:barPr>
+                        <m:pos m:val="top"/>
+                        <m:ctrlPr>
+                          <w:rPr>
+                            <w:rFonts w:ascii="Cambria Math" w:eastAsiaTheme="minorEastAsia" w:hAnsi="Cambria Math"/>
+                            <w:i/>
+                          </w:rPr>
+                        </m:ctrlPr>
+                      </m:barPr>
+                      <m:e>
+                        <m:r>
+                          <m:rPr>
+                            <m:sty m:val="p"/>
+                          </m:rPr>
+                          <w:rPr>
+                            <w:rFonts w:ascii="Cambria Math" w:eastAsiaTheme="minorEastAsia" w:hAnsi="Cambria Math"/>
+                          </w:rPr>
+                          <m:t>RH</m:t>
+                        </m:r>
+                      </m:e>
+                    </m:bar>
+                  </m:e>
+                  <m:sub>
+                    <m:r>
+                      <m:rPr>
+                        <m:sty m:val="p"/>
+                      </m:rPr>
+                      <w:rPr>
+                        <w:rFonts w:ascii="Cambria Math" w:eastAsiaTheme="minorEastAsia" w:hAnsi="Cambria Math"/>
+                      </w:rPr>
+                      <m:t>sfc</m:t>
+                    </m:r>
+                  </m:sub>
+                </m:sSub>
+                <m:r>
+                  <w:rPr>
+                    <w:rFonts w:ascii="Cambria Math" w:eastAsiaTheme="minorEastAsia" w:hAnsi="Cambria Math"/>
+                  </w:rPr>
+                  <m:t>)</m:t>
+                </m:r>
+              </m:e>
+            </m:func>
+          </m:den>
+        </m:f>
+      </m:oMath>
+      <w:r>
+        <w:rPr>
+          <w:rFonts w:ascii="Aptos" w:eastAsiaTheme="minorEastAsia" w:hAnsi="Aptos"/>
+        </w:rPr>
+        <w:t xml:space="preserve"> is the ratio of the cloud base RH saturation deficit </w:t>
+      </w:r>
+      <m:oMath>
+        <m:r>
+          <w:rPr>
+            <w:rFonts w:ascii="Cambria Math" w:eastAsiaTheme="minorEastAsia" w:hAnsi="Cambria Math"/>
+          </w:rPr>
+          <m:t>1-</m:t>
+        </m:r>
+        <m:sSub>
+          <m:sSubPr>
+            <m:ctrlPr>
+              <w:rPr>
+                <w:rFonts w:ascii="Cambria Math" w:eastAsiaTheme="minorEastAsia" w:hAnsi="Cambria Math"/>
+                <w:i/>
+              </w:rPr>
+            </m:ctrlPr>
+          </m:sSubPr>
+          <m:e>
+            <m:bar>
+              <m:barPr>
+                <m:pos m:val="top"/>
+                <m:ctrlPr>
+                  <w:rPr>
+                    <w:rFonts w:ascii="Cambria Math" w:eastAsiaTheme="minorEastAsia" w:hAnsi="Cambria Math"/>
+                    <w:i/>
+                  </w:rPr>
+                </m:ctrlPr>
+              </m:barPr>
+              <m:e>
+                <m:r>
+                  <m:rPr>
+                    <m:sty m:val="p"/>
+                  </m:rPr>
+                  <w:rPr>
+                    <w:rFonts w:ascii="Cambria Math" w:eastAsiaTheme="minorEastAsia" w:hAnsi="Cambria Math"/>
+                  </w:rPr>
+                  <m:t>RH</m:t>
+                </m:r>
+              </m:e>
+            </m:bar>
+          </m:e>
+          <m:sub>
+            <m:r>
+              <w:rPr>
+                <w:rFonts w:ascii="Cambria Math" w:eastAsiaTheme="minorEastAsia" w:hAnsi="Cambria Math"/>
+              </w:rPr>
+              <m:t>CB</m:t>
+            </m:r>
+          </m:sub>
+        </m:sSub>
+      </m:oMath>
+      <w:r>
+        <w:rPr>
+          <w:rFonts w:ascii="Aptos" w:eastAsiaTheme="minorEastAsia" w:hAnsi="Aptos"/>
+        </w:rPr>
+        <w:t xml:space="preserve"> </w:t>
+      </w:r>
+      <w:r>
+        <w:rPr>
+          <w:rFonts w:ascii="Aptos" w:eastAsiaTheme="minorEastAsia" w:hAnsi="Aptos"/>
+        </w:rPr>
+        <w:t>to the surface saturation deficit, which is 0 for constant cloud base RH, and 1 for cloud base mean saturation deficit scaling as surface saturation deficit</w:t>
+      </w:r>
+      <w:r>
+        <w:rPr>
+          <w:rFonts w:ascii="Aptos" w:eastAsiaTheme="minorEastAsia" w:hAnsi="Aptos"/>
+        </w:rPr>
+        <w:t xml:space="preserve"> </w:t>
+      </w:r>
+      <m:oMath>
+        <m:r>
+          <w:rPr>
+            <w:rFonts w:ascii="Cambria Math" w:eastAsiaTheme="minorEastAsia" w:hAnsi="Cambria Math"/>
+          </w:rPr>
+          <m:t>1-</m:t>
+        </m:r>
+        <m:sSub>
+          <m:sSubPr>
+            <m:ctrlPr>
+              <w:rPr>
+                <w:rFonts w:ascii="Cambria Math" w:eastAsiaTheme="minorEastAsia" w:hAnsi="Cambria Math"/>
+                <w:i/>
+              </w:rPr>
+            </m:ctrlPr>
+          </m:sSubPr>
+          <m:e>
+            <m:bar>
+              <m:barPr>
+                <m:pos m:val="top"/>
+                <m:ctrlPr>
+                  <w:rPr>
+                    <w:rFonts w:ascii="Cambria Math" w:eastAsiaTheme="minorEastAsia" w:hAnsi="Cambria Math"/>
+                    <w:i/>
+                  </w:rPr>
+                </m:ctrlPr>
+              </m:barPr>
+              <m:e>
+                <m:r>
+                  <m:rPr>
+                    <m:sty m:val="p"/>
+                  </m:rPr>
+                  <w:rPr>
+                    <w:rFonts w:ascii="Cambria Math" w:eastAsiaTheme="minorEastAsia" w:hAnsi="Cambria Math"/>
+                  </w:rPr>
+                  <m:t>RH</m:t>
+                </m:r>
+              </m:e>
+            </m:bar>
+          </m:e>
+          <m:sub>
+            <m:r>
+              <m:rPr>
+                <m:sty m:val="p"/>
+              </m:rPr>
+              <w:rPr>
+                <w:rFonts w:ascii="Cambria Math" w:eastAsiaTheme="minorEastAsia" w:hAnsi="Cambria Math"/>
+              </w:rPr>
+              <m:t>sf</m:t>
+            </m:r>
+            <m:r>
+              <m:rPr>
+                <m:sty m:val="p"/>
+              </m:rPr>
+              <w:rPr>
+                <w:rFonts w:ascii="Cambria Math" w:eastAsiaTheme="minorEastAsia" w:hAnsi="Cambria Math"/>
+              </w:rPr>
+              <m:t>c</m:t>
+            </m:r>
+          </m:sub>
+        </m:sSub>
+      </m:oMath>
+      <w:r>
+        <w:rPr>
+          <w:rFonts w:ascii="Aptos" w:eastAsiaTheme="minorEastAsia" w:hAnsi="Aptos"/>
+        </w:rPr>
+        <w:t xml:space="preserve">. The surface saturation deficit depends on a second coefficient </w:t>
+      </w:r>
+      <m:oMath>
+        <m:r>
+          <w:rPr>
+            <w:rFonts w:ascii="Cambria Math" w:eastAsiaTheme="minorEastAsia" w:hAnsi="Cambria Math"/>
+          </w:rPr>
+          <m:t>c=</m:t>
+        </m:r>
+        <m:f>
+          <m:fPr>
+            <m:type m:val="lin"/>
+            <m:ctrlPr>
+              <w:rPr>
+                <w:rFonts w:ascii="Cambria Math" w:eastAsiaTheme="minorEastAsia" w:hAnsi="Cambria Math"/>
+                <w:i/>
+              </w:rPr>
+            </m:ctrlPr>
+          </m:fPr>
+          <m:num>
+            <m:r>
+              <w:rPr>
+                <w:rFonts w:ascii="Cambria Math" w:eastAsiaTheme="minorEastAsia" w:hAnsi="Cambria Math"/>
+              </w:rPr>
+              <m:t>d</m:t>
+            </m:r>
+            <m:func>
+              <m:funcPr>
+                <m:ctrlPr>
+                  <w:rPr>
+                    <w:rFonts w:ascii="Cambria Math" w:eastAsiaTheme="minorEastAsia" w:hAnsi="Cambria Math"/>
+                    <w:i/>
+                  </w:rPr>
+                </m:ctrlPr>
+              </m:funcPr>
+              <m:fName>
+                <m:r>
+                  <m:rPr>
+                    <m:sty m:val="p"/>
+                  </m:rPr>
+                  <w:rPr>
+                    <w:rFonts w:ascii="Cambria Math" w:eastAsiaTheme="minorEastAsia" w:hAnsi="Cambria Math"/>
+                  </w:rPr>
+                  <m:t>ln</m:t>
+                </m:r>
+              </m:fName>
+              <m:e>
+                <m:r>
+                  <w:rPr>
+                    <w:rFonts w:ascii="Cambria Math" w:eastAsiaTheme="minorEastAsia" w:hAnsi="Cambria Math"/>
+                  </w:rPr>
+                  <m:t>U</m:t>
+                </m:r>
+              </m:e>
+            </m:func>
+          </m:num>
+          <m:den>
+            <m:r>
+              <w:rPr>
+                <w:rFonts w:ascii="Cambria Math" w:eastAsiaTheme="minorEastAsia" w:hAnsi="Cambria Math"/>
+              </w:rPr>
+              <m:t>(</m:t>
+            </m:r>
+            <m:r>
+              <w:rPr>
+                <w:rFonts w:ascii="Cambria Math" w:eastAsiaTheme="minorEastAsia" w:hAnsi="Cambria Math"/>
+              </w:rPr>
+              <m:t>d</m:t>
+            </m:r>
+            <m:func>
+              <m:funcPr>
+                <m:ctrlPr>
+                  <w:rPr>
+                    <w:rFonts w:ascii="Cambria Math" w:eastAsiaTheme="minorEastAsia" w:hAnsi="Cambria Math"/>
+                    <w:i/>
+                  </w:rPr>
+                </m:ctrlPr>
+              </m:funcPr>
+              <m:fName>
+                <m:r>
+                  <m:rPr>
+                    <m:sty m:val="p"/>
+                  </m:rPr>
+                  <w:rPr>
+                    <w:rFonts w:ascii="Cambria Math" w:eastAsiaTheme="minorEastAsia" w:hAnsi="Cambria Math"/>
+                  </w:rPr>
+                  <m:t>ln</m:t>
+                </m:r>
+              </m:fName>
+              <m:e>
+                <m:r>
+                  <w:rPr>
+                    <w:rFonts w:ascii="Cambria Math" w:eastAsiaTheme="minorEastAsia" w:hAnsi="Cambria Math"/>
+                  </w:rPr>
+                  <m:t>E</m:t>
+                </m:r>
+              </m:e>
+            </m:func>
+            <m:r>
+              <w:rPr>
+                <w:rFonts w:ascii="Cambria Math" w:eastAsiaTheme="minorEastAsia" w:hAnsi="Cambria Math"/>
+              </w:rPr>
+              <m:t>-d</m:t>
+            </m:r>
+            <m:func>
+              <m:funcPr>
+                <m:ctrlPr>
+                  <w:rPr>
+                    <w:rFonts w:ascii="Cambria Math" w:eastAsiaTheme="minorEastAsia" w:hAnsi="Cambria Math"/>
+                    <w:i/>
+                  </w:rPr>
+                </m:ctrlPr>
+              </m:funcPr>
+              <m:fName>
+                <m:r>
+                  <m:rPr>
+                    <m:sty m:val="p"/>
+                  </m:rPr>
+                  <w:rPr>
+                    <w:rFonts w:ascii="Cambria Math" w:eastAsiaTheme="minorEastAsia" w:hAnsi="Cambria Math"/>
+                  </w:rPr>
+                  <m:t>ln</m:t>
+                </m:r>
+              </m:fName>
+              <m:e>
+                <m:sSub>
+                  <m:sSubPr>
+                    <m:ctrlPr>
+                      <w:rPr>
+                        <w:rFonts w:ascii="Cambria Math" w:eastAsiaTheme="minorEastAsia" w:hAnsi="Cambria Math"/>
+                        <w:i/>
+                      </w:rPr>
+                    </m:ctrlPr>
+                  </m:sSubPr>
+                  <m:e>
+                    <m:r>
+                      <w:rPr>
+                        <w:rFonts w:ascii="Cambria Math" w:eastAsiaTheme="minorEastAsia" w:hAnsi="Cambria Math"/>
+                      </w:rPr>
+                      <m:t>q</m:t>
+                    </m:r>
+                  </m:e>
+                  <m:sub>
+                    <m:r>
+                      <w:rPr>
+                        <w:rFonts w:ascii="Cambria Math" w:eastAsiaTheme="minorEastAsia" w:hAnsi="Cambria Math"/>
+                      </w:rPr>
+                      <m:t>s</m:t>
+                    </m:r>
+                  </m:sub>
+                </m:sSub>
+              </m:e>
+            </m:func>
+            <m:r>
+              <w:rPr>
+                <w:rFonts w:ascii="Cambria Math" w:eastAsiaTheme="minorEastAsia" w:hAnsi="Cambria Math"/>
+              </w:rPr>
+              <m:t>)</m:t>
+            </m:r>
+          </m:den>
+        </m:f>
+      </m:oMath>
+      <w:r>
+        <w:rPr>
+          <w:rFonts w:ascii="Aptos" w:eastAsiaTheme="minorEastAsia" w:hAnsi="Aptos"/>
+        </w:rPr>
+        <w:t xml:space="preserve">, representing the degree to which the </w:t>
+      </w:r>
+      <w:r>
+        <w:rPr>
+          <w:rFonts w:ascii="Aptos" w:eastAsiaTheme="minorEastAsia" w:hAnsi="Aptos"/>
+        </w:rPr>
+        <w:t xml:space="preserve">surface </w:t>
+      </w:r>
+      <w:r>
+        <w:rPr>
+          <w:rFonts w:ascii="Aptos" w:eastAsiaTheme="minorEastAsia" w:hAnsi="Aptos"/>
+        </w:rPr>
+        <w:t xml:space="preserve">evaporation </w:t>
+      </w:r>
+      <w:r>
+        <w:rPr>
+          <w:rFonts w:ascii="Aptos" w:eastAsiaTheme="minorEastAsia" w:hAnsi="Aptos"/>
+        </w:rPr>
+        <w:t>depend</w:t>
+      </w:r>
+      <w:r>
+        <w:rPr>
+          <w:rFonts w:ascii="Aptos" w:eastAsiaTheme="minorEastAsia" w:hAnsi="Aptos"/>
+        </w:rPr>
+        <w:t>s</w:t>
+      </w:r>
+      <w:r>
+        <w:rPr>
+          <w:rFonts w:ascii="Aptos" w:eastAsiaTheme="minorEastAsia" w:hAnsi="Aptos"/>
+        </w:rPr>
+        <w:t xml:space="preserve"> on the circulation through the</w:t>
+      </w:r>
+      <w:r>
+        <w:rPr>
+          <w:rFonts w:ascii="Aptos" w:eastAsiaTheme="minorEastAsia" w:hAnsi="Aptos"/>
+        </w:rPr>
+        <w:t xml:space="preserve"> surface wind</w:t>
+      </w:r>
+      <w:r>
+        <w:rPr>
+          <w:rFonts w:ascii="Aptos" w:eastAsiaTheme="minorEastAsia" w:hAnsi="Aptos"/>
+        </w:rPr>
+        <w:t xml:space="preserve">; </w:t>
+      </w:r>
+      <m:oMath>
+        <m:r>
+          <w:rPr>
+            <w:rFonts w:ascii="Cambria Math" w:eastAsiaTheme="minorEastAsia" w:hAnsi="Cambria Math"/>
+          </w:rPr>
+          <m:t>c=0</m:t>
+        </m:r>
+      </m:oMath>
+      <w:r>
+        <w:rPr>
+          <w:rFonts w:ascii="Aptos" w:eastAsiaTheme="minorEastAsia" w:hAnsi="Aptos"/>
+        </w:rPr>
+        <w:t xml:space="preserve"> represents constant </w:t>
+      </w:r>
+      <m:oMath>
+        <m:r>
+          <w:rPr>
+            <w:rFonts w:ascii="Cambria Math" w:eastAsiaTheme="minorEastAsia" w:hAnsi="Cambria Math"/>
+          </w:rPr>
+          <m:t>U</m:t>
+        </m:r>
+      </m:oMath>
+      <w:r>
+        <w:rPr>
+          <w:rFonts w:ascii="Aptos" w:eastAsiaTheme="minorEastAsia" w:hAnsi="Aptos"/>
+        </w:rPr>
+        <w:t>, so</w:t>
+      </w:r>
+      <w:r>
+        <w:rPr>
+          <w:rFonts w:ascii="Aptos" w:eastAsiaTheme="minorEastAsia" w:hAnsi="Aptos"/>
+        </w:rPr>
+        <w:t xml:space="preserve"> in the bulk flux </w:t>
+      </w:r>
+      <m:oMath>
+        <m:r>
+          <w:rPr>
+            <w:rFonts w:ascii="Cambria Math" w:eastAsiaTheme="minorEastAsia" w:hAnsi="Cambria Math"/>
+          </w:rPr>
+          <m:t>E∝</m:t>
+        </m:r>
+        <m:sSub>
+          <m:sSubPr>
+            <m:ctrlPr>
+              <w:rPr>
+                <w:rFonts w:ascii="Cambria Math" w:eastAsiaTheme="minorEastAsia" w:hAnsi="Cambria Math"/>
+                <w:i/>
+              </w:rPr>
+            </m:ctrlPr>
+          </m:sSubPr>
+          <m:e>
+            <m:r>
+              <w:rPr>
+                <w:rFonts w:ascii="Cambria Math" w:eastAsiaTheme="minorEastAsia" w:hAnsi="Cambria Math"/>
+              </w:rPr>
+              <m:t>q</m:t>
+            </m:r>
+          </m:e>
+          <m:sub>
+            <m:r>
+              <w:rPr>
+                <w:rFonts w:ascii="Cambria Math" w:eastAsiaTheme="minorEastAsia" w:hAnsi="Cambria Math"/>
+              </w:rPr>
+              <m:t>s</m:t>
+            </m:r>
+          </m:sub>
+        </m:sSub>
+        <m:d>
+          <m:dPr>
+            <m:ctrlPr>
+              <w:rPr>
+                <w:rFonts w:ascii="Cambria Math" w:eastAsiaTheme="minorEastAsia" w:hAnsi="Cambria Math"/>
+                <w:i/>
+              </w:rPr>
+            </m:ctrlPr>
+          </m:dPr>
+          <m:e>
+            <m:r>
+              <w:rPr>
+                <w:rFonts w:ascii="Cambria Math" w:eastAsiaTheme="minorEastAsia" w:hAnsi="Cambria Math"/>
+              </w:rPr>
+              <m:t>1-</m:t>
+            </m:r>
+            <m:sSub>
+              <m:sSubPr>
+                <m:ctrlPr>
+                  <w:rPr>
+                    <w:rFonts w:ascii="Cambria Math" w:eastAsiaTheme="minorEastAsia" w:hAnsi="Cambria Math"/>
+                    <w:i/>
+                  </w:rPr>
+                </m:ctrlPr>
+              </m:sSubPr>
+              <m:e>
+                <m:bar>
+                  <m:barPr>
+                    <m:pos m:val="top"/>
+                    <m:ctrlPr>
+                      <w:rPr>
+                        <w:rFonts w:ascii="Cambria Math" w:eastAsiaTheme="minorEastAsia" w:hAnsi="Cambria Math"/>
+                        <w:i/>
+                      </w:rPr>
+                    </m:ctrlPr>
+                  </m:barPr>
+                  <m:e>
+                    <m:r>
+                      <m:rPr>
+                        <m:sty m:val="p"/>
+                      </m:rPr>
+                      <w:rPr>
+                        <w:rFonts w:ascii="Cambria Math" w:eastAsiaTheme="minorEastAsia" w:hAnsi="Cambria Math"/>
+                      </w:rPr>
+                      <m:t>RH</m:t>
+                    </m:r>
+                  </m:e>
+                </m:bar>
+              </m:e>
+              <m:sub>
+                <m:r>
+                  <m:rPr>
+                    <m:sty m:val="p"/>
+                  </m:rPr>
+                  <w:rPr>
+                    <w:rFonts w:ascii="Cambria Math" w:eastAsiaTheme="minorEastAsia" w:hAnsi="Cambria Math"/>
+                  </w:rPr>
+                  <m:t>sf</m:t>
+                </m:r>
+                <m:r>
+                  <m:rPr>
+                    <m:sty m:val="p"/>
+                  </m:rPr>
+                  <w:rPr>
+                    <w:rFonts w:ascii="Cambria Math" w:eastAsiaTheme="minorEastAsia" w:hAnsi="Cambria Math"/>
+                  </w:rPr>
+                  <m:t>c</m:t>
+                </m:r>
+              </m:sub>
+            </m:sSub>
+          </m:e>
+        </m:d>
+      </m:oMath>
+      <w:r>
+        <w:rPr>
+          <w:rFonts w:ascii="Aptos" w:eastAsiaTheme="minorEastAsia" w:hAnsi="Aptos"/>
+        </w:rPr>
+        <w:t xml:space="preserve">; </w:t>
+      </w:r>
+      <w:r>
+        <w:rPr>
+          <w:rFonts w:ascii="Aptos" w:eastAsiaTheme="minorEastAsia" w:hAnsi="Aptos"/>
+        </w:rPr>
+        <w:t xml:space="preserve">and </w:t>
+      </w:r>
+      <m:oMath>
+        <m:r>
+          <w:rPr>
+            <w:rFonts w:ascii="Cambria Math" w:eastAsiaTheme="minorEastAsia" w:hAnsi="Cambria Math"/>
+          </w:rPr>
+          <m:t>c=1</m:t>
+        </m:r>
+      </m:oMath>
+      <w:r>
+        <w:rPr>
+          <w:rFonts w:ascii="Aptos" w:eastAsiaTheme="minorEastAsia" w:hAnsi="Aptos"/>
+        </w:rPr>
+        <w:t xml:space="preserve"> represents surface wind that </w:t>
+      </w:r>
+      <w:r>
+        <w:rPr>
+          <w:rFonts w:ascii="Aptos" w:eastAsiaTheme="minorEastAsia" w:hAnsi="Aptos"/>
+        </w:rPr>
+        <w:t>weakens</w:t>
+      </w:r>
+      <w:r>
+        <w:rPr>
+          <w:rFonts w:ascii="Aptos" w:eastAsiaTheme="minorEastAsia" w:hAnsi="Aptos"/>
+        </w:rPr>
+        <w:t xml:space="preserve"> with the </w:t>
+      </w:r>
+      <w:r>
+        <w:rPr>
+          <w:rFonts w:ascii="Aptos" w:eastAsiaTheme="minorEastAsia" w:hAnsi="Aptos"/>
+        </w:rPr>
+        <w:t xml:space="preserve">hydrological </w:t>
+      </w:r>
+      <w:r>
+        <w:rPr>
+          <w:rFonts w:ascii="Aptos" w:eastAsiaTheme="minorEastAsia" w:hAnsi="Aptos"/>
+        </w:rPr>
+        <w:t xml:space="preserve">circulation </w:t>
+      </w:r>
+      <m:oMath>
+        <m:r>
+          <w:rPr>
+            <w:rFonts w:ascii="Cambria Math" w:eastAsiaTheme="minorEastAsia" w:hAnsi="Cambria Math"/>
+          </w:rPr>
+          <m:t>d</m:t>
+        </m:r>
+        <m:func>
+          <m:funcPr>
+            <m:ctrlPr>
+              <w:rPr>
+                <w:rFonts w:ascii="Cambria Math" w:eastAsiaTheme="minorEastAsia" w:hAnsi="Cambria Math"/>
+                <w:i/>
+              </w:rPr>
+            </m:ctrlPr>
+          </m:funcPr>
+          <m:fName>
+            <m:r>
+              <m:rPr>
+                <m:sty m:val="p"/>
+              </m:rPr>
+              <w:rPr>
+                <w:rFonts w:ascii="Cambria Math" w:eastAsiaTheme="minorEastAsia" w:hAnsi="Cambria Math"/>
+              </w:rPr>
+              <m:t>ln</m:t>
+            </m:r>
+          </m:fName>
+          <m:e>
+            <m:r>
+              <w:rPr>
+                <w:rFonts w:ascii="Cambria Math" w:eastAsiaTheme="minorEastAsia" w:hAnsi="Cambria Math"/>
+              </w:rPr>
+              <m:t>U</m:t>
+            </m:r>
+          </m:e>
+        </m:func>
+        <m:r>
+          <w:rPr>
+            <w:rFonts w:ascii="Cambria Math" w:eastAsiaTheme="minorEastAsia" w:hAnsi="Cambria Math"/>
+          </w:rPr>
+          <m:t>=d</m:t>
+        </m:r>
+        <m:func>
+          <m:funcPr>
+            <m:ctrlPr>
+              <w:rPr>
+                <w:rFonts w:ascii="Cambria Math" w:eastAsiaTheme="minorEastAsia" w:hAnsi="Cambria Math"/>
+                <w:i/>
+                <w:iCs/>
+              </w:rPr>
+            </m:ctrlPr>
+          </m:funcPr>
+          <m:fName>
+            <m:r>
+              <m:rPr>
+                <m:sty m:val="p"/>
+              </m:rPr>
+              <w:rPr>
+                <w:rFonts w:ascii="Cambria Math" w:eastAsiaTheme="minorEastAsia" w:hAnsi="Cambria Math"/>
+              </w:rPr>
+              <m:t>ln</m:t>
+            </m:r>
+          </m:fName>
+          <m:e>
+            <m:r>
+              <w:rPr>
+                <w:rFonts w:ascii="Cambria Math" w:eastAsiaTheme="minorEastAsia" w:hAnsi="Cambria Math"/>
+              </w:rPr>
+              <m:t>E</m:t>
+            </m:r>
+          </m:e>
+        </m:func>
+        <m:r>
+          <w:rPr>
+            <w:rFonts w:ascii="Cambria Math" w:eastAsiaTheme="minorEastAsia" w:hAnsi="Cambria Math"/>
+          </w:rPr>
+          <m:t>-d</m:t>
+        </m:r>
+        <m:func>
+          <m:funcPr>
+            <m:ctrlPr>
+              <w:rPr>
+                <w:rFonts w:ascii="Cambria Math" w:eastAsiaTheme="minorEastAsia" w:hAnsi="Cambria Math"/>
+                <w:i/>
+                <w:iCs/>
+              </w:rPr>
+            </m:ctrlPr>
+          </m:funcPr>
+          <m:fName>
+            <m:r>
+              <m:rPr>
+                <m:sty m:val="p"/>
+              </m:rPr>
+              <w:rPr>
+                <w:rFonts w:ascii="Cambria Math" w:eastAsiaTheme="minorEastAsia" w:hAnsi="Cambria Math"/>
+              </w:rPr>
+              <m:t>ln</m:t>
+            </m:r>
+          </m:fName>
+          <m:e>
+            <m:sSub>
+              <m:sSubPr>
+                <m:ctrlPr>
+                  <w:rPr>
+                    <w:rFonts w:ascii="Cambria Math" w:eastAsiaTheme="minorEastAsia" w:hAnsi="Cambria Math"/>
+                    <w:i/>
+                    <w:iCs/>
+                  </w:rPr>
+                </m:ctrlPr>
+              </m:sSubPr>
+              <m:e>
+                <m:r>
+                  <w:rPr>
+                    <w:rFonts w:ascii="Cambria Math" w:eastAsiaTheme="minorEastAsia" w:hAnsi="Cambria Math"/>
+                  </w:rPr>
+                  <m:t>q</m:t>
+                </m:r>
+              </m:e>
+              <m:sub>
+                <m:r>
+                  <w:rPr>
+                    <w:rFonts w:ascii="Cambria Math" w:eastAsiaTheme="minorEastAsia" w:hAnsi="Cambria Math"/>
+                  </w:rPr>
+                  <m:t>s</m:t>
+                </m:r>
+              </m:sub>
+            </m:sSub>
+          </m:e>
+        </m:func>
+        <m:r>
+          <w:rPr>
+            <w:rFonts w:ascii="Cambria Math" w:eastAsiaTheme="minorEastAsia" w:hAnsi="Cambria Math"/>
+          </w:rPr>
+          <m:t>=</m:t>
+        </m:r>
+      </m:oMath>
+      <w:r>
+        <w:rPr>
+          <w:rFonts w:ascii="Aptos" w:eastAsiaTheme="minorEastAsia" w:hAnsi="Aptos"/>
+        </w:rPr>
+        <w:t xml:space="preserve"> –5 % K</w:t>
+      </w:r>
+      <w:r>
+        <w:rPr>
+          <w:rFonts w:ascii="Aptos" w:eastAsiaTheme="minorEastAsia" w:hAnsi="Aptos"/>
+          <w:vertAlign w:val="superscript"/>
+        </w:rPr>
+        <w:t>–1</w:t>
+      </w:r>
+      <w:r>
+        <w:rPr>
+          <w:rFonts w:ascii="Aptos" w:eastAsiaTheme="minorEastAsia" w:hAnsi="Aptos"/>
+        </w:rPr>
+        <w:t xml:space="preserve">, </w:t>
+      </w:r>
+      <w:r>
+        <w:rPr>
+          <w:rFonts w:ascii="Aptos" w:eastAsiaTheme="minorEastAsia" w:hAnsi="Aptos"/>
+        </w:rPr>
+        <w:t>resulting in</w:t>
+      </w:r>
+      <w:r>
+        <w:rPr>
+          <w:rFonts w:ascii="Aptos" w:eastAsiaTheme="minorEastAsia" w:hAnsi="Aptos"/>
+        </w:rPr>
+        <w:t xml:space="preserve"> </w:t>
+      </w:r>
+      <w:r>
+        <w:rPr>
+          <w:rFonts w:ascii="Aptos" w:eastAsiaTheme="minorEastAsia" w:hAnsi="Aptos"/>
+        </w:rPr>
+        <w:t xml:space="preserve">constant surface saturation deficit </w:t>
+      </w:r>
+      <m:oMath>
+        <m:r>
+          <w:rPr>
+            <w:rFonts w:ascii="Cambria Math" w:eastAsiaTheme="minorEastAsia" w:hAnsi="Cambria Math"/>
+          </w:rPr>
+          <m:t>1-</m:t>
+        </m:r>
+        <m:sSub>
+          <m:sSubPr>
+            <m:ctrlPr>
+              <w:rPr>
+                <w:rFonts w:ascii="Cambria Math" w:eastAsiaTheme="minorEastAsia" w:hAnsi="Cambria Math"/>
+                <w:i/>
+              </w:rPr>
+            </m:ctrlPr>
+          </m:sSubPr>
+          <m:e>
+            <m:bar>
+              <m:barPr>
+                <m:pos m:val="top"/>
+                <m:ctrlPr>
+                  <w:rPr>
+                    <w:rFonts w:ascii="Cambria Math" w:eastAsiaTheme="minorEastAsia" w:hAnsi="Cambria Math"/>
+                    <w:i/>
+                  </w:rPr>
+                </m:ctrlPr>
+              </m:barPr>
+              <m:e>
+                <m:r>
+                  <m:rPr>
+                    <m:sty m:val="p"/>
+                  </m:rPr>
+                  <w:rPr>
+                    <w:rFonts w:ascii="Cambria Math" w:eastAsiaTheme="minorEastAsia" w:hAnsi="Cambria Math"/>
+                  </w:rPr>
+                  <m:t>RH</m:t>
+                </m:r>
+              </m:e>
+            </m:bar>
+          </m:e>
+          <m:sub>
+            <m:r>
+              <m:rPr>
+                <m:sty m:val="p"/>
+              </m:rPr>
+              <w:rPr>
+                <w:rFonts w:ascii="Cambria Math" w:eastAsiaTheme="minorEastAsia" w:hAnsi="Cambria Math"/>
+              </w:rPr>
+              <m:t>sf</m:t>
+            </m:r>
+            <m:r>
+              <m:rPr>
+                <m:sty m:val="p"/>
+              </m:rPr>
+              <w:rPr>
+                <w:rFonts w:ascii="Cambria Math" w:eastAsiaTheme="minorEastAsia" w:hAnsi="Cambria Math"/>
+              </w:rPr>
+              <m:t>c</m:t>
+            </m:r>
+          </m:sub>
+        </m:sSub>
+      </m:oMath>
+      <w:r>
+        <w:rPr>
+          <w:rFonts w:ascii="Aptos" w:eastAsiaTheme="minorEastAsia" w:hAnsi="Aptos"/>
+        </w:rPr>
+        <w:t>.</w:t>
+      </w:r>
+      <w:r>
+        <w:rPr>
+          <w:rFonts w:ascii="Aptos" w:eastAsiaTheme="minorEastAsia" w:hAnsi="Aptos"/>
+        </w:rPr>
+        <w:t xml:space="preserve"> </w:t>
+      </w:r>
+      <w:r>
+        <w:rPr>
+          <w:rFonts w:ascii="Aptos" w:eastAsiaTheme="minorEastAsia" w:hAnsi="Aptos"/>
+          <w:iCs/>
+        </w:rPr>
+        <w:t xml:space="preserve">Solving for the relative change of </w:t>
+      </w:r>
+      <m:oMath>
+        <m:r>
+          <w:rPr>
+            <w:rFonts w:ascii="Cambria Math" w:eastAsiaTheme="minorEastAsia" w:hAnsi="Cambria Math"/>
+          </w:rPr>
+          <m:t>s</m:t>
+        </m:r>
+      </m:oMath>
+      <w:r>
+        <w:rPr>
+          <w:rFonts w:ascii="Aptos" w:eastAsiaTheme="minorEastAsia" w:hAnsi="Aptos"/>
+          <w:iCs/>
+        </w:rPr>
+        <w:t xml:space="preserve"> in terms of the parameters yields </w:t>
+      </w:r>
+      <m:oMath>
+        <m:r>
+          <w:rPr>
+            <w:rFonts w:ascii="Cambria Math" w:eastAsiaTheme="minorEastAsia" w:hAnsi="Cambria Math"/>
+          </w:rPr>
+          <m:t>d</m:t>
+        </m:r>
+        <m:func>
+          <m:funcPr>
+            <m:ctrlPr>
+              <w:rPr>
+                <w:rFonts w:ascii="Cambria Math" w:eastAsiaTheme="minorEastAsia" w:hAnsi="Cambria Math"/>
+                <w:i/>
+                <w:iCs/>
+              </w:rPr>
+            </m:ctrlPr>
+          </m:funcPr>
+          <m:fName>
+            <m:r>
+              <m:rPr>
+                <m:sty m:val="p"/>
+              </m:rPr>
+              <w:rPr>
+                <w:rFonts w:ascii="Cambria Math" w:eastAsiaTheme="minorEastAsia" w:hAnsi="Cambria Math"/>
+              </w:rPr>
+              <m:t>ln</m:t>
+            </m:r>
+          </m:fName>
+          <m:e>
+            <m:r>
+              <w:rPr>
+                <w:rFonts w:ascii="Cambria Math" w:eastAsiaTheme="minorEastAsia" w:hAnsi="Cambria Math"/>
+              </w:rPr>
+              <m:t>s</m:t>
+            </m:r>
+          </m:e>
+        </m:func>
+        <m:r>
+          <w:rPr>
+            <w:rFonts w:ascii="Cambria Math" w:eastAsiaTheme="minorEastAsia" w:hAnsi="Cambria Math"/>
+          </w:rPr>
+          <m:t>=</m:t>
+        </m:r>
+        <m:d>
+          <m:dPr>
+            <m:ctrlPr>
+              <w:rPr>
+                <w:rFonts w:ascii="Cambria Math" w:eastAsiaTheme="minorEastAsia" w:hAnsi="Cambria Math"/>
+                <w:i/>
+                <w:iCs/>
+              </w:rPr>
+            </m:ctrlPr>
+          </m:dPr>
+          <m:e>
+            <m:r>
+              <w:rPr>
+                <w:rFonts w:ascii="Cambria Math" w:eastAsiaTheme="minorEastAsia" w:hAnsi="Cambria Math"/>
+              </w:rPr>
+              <m:t>b-</m:t>
+            </m:r>
+            <m:f>
+              <m:fPr>
+                <m:type m:val="lin"/>
+                <m:ctrlPr>
+                  <w:rPr>
+                    <w:rFonts w:ascii="Cambria Math" w:eastAsiaTheme="minorEastAsia" w:hAnsi="Cambria Math"/>
+                    <w:i/>
+                    <w:iCs/>
+                  </w:rPr>
+                </m:ctrlPr>
+              </m:fPr>
+              <m:num>
+                <m:r>
+                  <w:rPr>
+                    <w:rFonts w:ascii="Cambria Math" w:eastAsiaTheme="minorEastAsia" w:hAnsi="Cambria Math"/>
+                  </w:rPr>
+                  <m:t>1</m:t>
+                </m:r>
+              </m:num>
+              <m:den>
+                <m:r>
+                  <w:rPr>
+                    <w:rFonts w:ascii="Cambria Math" w:eastAsiaTheme="minorEastAsia" w:hAnsi="Cambria Math"/>
+                  </w:rPr>
+                  <m:t>2</m:t>
+                </m:r>
+              </m:den>
+            </m:f>
+          </m:e>
+        </m:d>
+        <m:d>
+          <m:dPr>
+            <m:ctrlPr>
+              <w:rPr>
+                <w:rFonts w:ascii="Cambria Math" w:eastAsiaTheme="minorEastAsia" w:hAnsi="Cambria Math"/>
+                <w:i/>
+                <w:iCs/>
+              </w:rPr>
+            </m:ctrlPr>
+          </m:dPr>
+          <m:e>
+            <m:r>
+              <w:rPr>
+                <w:rFonts w:ascii="Cambria Math" w:eastAsiaTheme="minorEastAsia" w:hAnsi="Cambria Math"/>
+              </w:rPr>
+              <m:t>1-c</m:t>
+            </m:r>
+          </m:e>
+        </m:d>
+        <m:d>
+          <m:dPr>
+            <m:ctrlPr>
+              <w:rPr>
+                <w:rFonts w:ascii="Cambria Math" w:eastAsiaTheme="minorEastAsia" w:hAnsi="Cambria Math"/>
+                <w:i/>
+                <w:iCs/>
+              </w:rPr>
+            </m:ctrlPr>
+          </m:dPr>
+          <m:e>
+            <m:r>
+              <w:rPr>
+                <w:rFonts w:ascii="Cambria Math" w:eastAsiaTheme="minorEastAsia" w:hAnsi="Cambria Math"/>
+              </w:rPr>
+              <m:t>d</m:t>
+            </m:r>
+            <m:func>
+              <m:funcPr>
+                <m:ctrlPr>
+                  <w:rPr>
+                    <w:rFonts w:ascii="Cambria Math" w:eastAsiaTheme="minorEastAsia" w:hAnsi="Cambria Math"/>
+                    <w:i/>
+                    <w:iCs/>
+                  </w:rPr>
+                </m:ctrlPr>
+              </m:funcPr>
+              <m:fName>
+                <m:r>
+                  <m:rPr>
+                    <m:sty m:val="p"/>
+                  </m:rPr>
+                  <w:rPr>
+                    <w:rFonts w:ascii="Cambria Math" w:eastAsiaTheme="minorEastAsia" w:hAnsi="Cambria Math"/>
+                  </w:rPr>
+                  <m:t>ln</m:t>
+                </m:r>
+              </m:fName>
+              <m:e>
+                <m:r>
+                  <w:rPr>
+                    <w:rFonts w:ascii="Cambria Math" w:eastAsiaTheme="minorEastAsia" w:hAnsi="Cambria Math"/>
+                  </w:rPr>
+                  <m:t>E</m:t>
+                </m:r>
+              </m:e>
+            </m:func>
+            <m:r>
+              <w:rPr>
+                <w:rFonts w:ascii="Cambria Math" w:eastAsiaTheme="minorEastAsia" w:hAnsi="Cambria Math"/>
+              </w:rPr>
+              <m:t>-d</m:t>
+            </m:r>
+            <m:func>
+              <m:funcPr>
+                <m:ctrlPr>
+                  <w:rPr>
+                    <w:rFonts w:ascii="Cambria Math" w:eastAsiaTheme="minorEastAsia" w:hAnsi="Cambria Math"/>
+                    <w:i/>
+                    <w:iCs/>
+                  </w:rPr>
+                </m:ctrlPr>
+              </m:funcPr>
+              <m:fName>
+                <m:r>
+                  <m:rPr>
+                    <m:sty m:val="p"/>
+                  </m:rPr>
+                  <w:rPr>
+                    <w:rFonts w:ascii="Cambria Math" w:eastAsiaTheme="minorEastAsia" w:hAnsi="Cambria Math"/>
+                  </w:rPr>
+                  <m:t>ln</m:t>
+                </m:r>
+              </m:fName>
+              <m:e>
+                <m:sSub>
+                  <m:sSubPr>
+                    <m:ctrlPr>
+                      <w:rPr>
+                        <w:rFonts w:ascii="Cambria Math" w:eastAsiaTheme="minorEastAsia" w:hAnsi="Cambria Math"/>
+                        <w:i/>
+                        <w:iCs/>
+                      </w:rPr>
+                    </m:ctrlPr>
+                  </m:sSubPr>
+                  <m:e>
+                    <m:r>
+                      <w:rPr>
+                        <w:rFonts w:ascii="Cambria Math" w:eastAsiaTheme="minorEastAsia" w:hAnsi="Cambria Math"/>
+                      </w:rPr>
+                      <m:t>q</m:t>
+                    </m:r>
+                  </m:e>
+                  <m:sub>
+                    <m:r>
+                      <w:rPr>
+                        <w:rFonts w:ascii="Cambria Math" w:eastAsiaTheme="minorEastAsia" w:hAnsi="Cambria Math"/>
+                      </w:rPr>
+                      <m:t>s</m:t>
+                    </m:r>
+                  </m:sub>
+                </m:sSub>
+              </m:e>
+            </m:func>
+          </m:e>
+        </m:d>
+        <m:r>
+          <w:rPr>
+            <w:rFonts w:ascii="Cambria Math" w:eastAsiaTheme="minorEastAsia" w:hAnsi="Cambria Math"/>
+          </w:rPr>
+          <m:t>.</m:t>
+        </m:r>
+      </m:oMath>
+    </w:p>
+    <w:p>
+      <w:pPr>
+        <w:tabs>
+          <w:tab w:val="left" w:pos="560"/>
+          <w:tab w:val="left" w:pos="1120"/>
+          <w:tab w:val="left" w:pos="1680"/>
+          <w:tab w:val="left" w:pos="2240"/>
+          <w:tab w:val="left" w:pos="2800"/>
+          <w:tab w:val="left" w:pos="3360"/>
+          <w:tab w:val="left" w:pos="3920"/>
+          <w:tab w:val="left" w:pos="4480"/>
+          <w:tab w:val="left" w:pos="5040"/>
+          <w:tab w:val="left" w:pos="5600"/>
+          <w:tab w:val="left" w:pos="6160"/>
+          <w:tab w:val="left" w:pos="6720"/>
+        </w:tabs>
+        <w:autoSpaceDE w:val="0"/>
+        <w:autoSpaceDN w:val="0"/>
+        <w:adjustRightInd w:val="0"/>
+        <w:spacing w:after="0" w:line="240" w:lineRule="auto"/>
+        <w:rPr>
+          <w:rFonts w:ascii="Aptos" w:eastAsiaTheme="minorEastAsia" w:hAnsi="Aptos"/>
+        </w:rPr>
+      </w:pPr>
+    </w:p>
+    <w:p>
+      <w:pPr>
+        <w:tabs>
+          <w:tab w:val="left" w:pos="560"/>
+          <w:tab w:val="left" w:pos="1120"/>
+          <w:tab w:val="left" w:pos="1680"/>
+          <w:tab w:val="left" w:pos="2240"/>
+          <w:tab w:val="left" w:pos="2800"/>
+          <w:tab w:val="left" w:pos="3360"/>
+          <w:tab w:val="left" w:pos="3920"/>
+          <w:tab w:val="left" w:pos="4480"/>
+          <w:tab w:val="left" w:pos="5040"/>
+          <w:tab w:val="left" w:pos="5600"/>
+          <w:tab w:val="left" w:pos="6160"/>
+          <w:tab w:val="left" w:pos="6720"/>
+        </w:tabs>
+        <w:autoSpaceDE w:val="0"/>
+        <w:autoSpaceDN w:val="0"/>
+        <w:adjustRightInd w:val="0"/>
+        <w:spacing w:after="0" w:line="240" w:lineRule="auto"/>
+        <w:rPr>
           <w:rFonts w:ascii="Menlo" w:hAnsi="Menlo" w:cs="Menlo"/>
           <w:color w:val="3B2322"/>
           <w:kern w:val="0"/>
@@ -25766,128 +28256,214 @@
         <w:rPr>
           <w:rFonts w:ascii="Aptos" w:eastAsiaTheme="minorEastAsia" w:hAnsi="Aptos"/>
         </w:rPr>
-        <w:t xml:space="preserve">The LCL cloud model predicts cloud changes of either sign, depending on whether the cloud base saturation deficit scales with surface humidity, or is constant. If constant, then increasing fluxes +2% </w:t>
+        <w:t xml:space="preserve">The LCL cloud model predicts cloud changes of either sign, depending on whether the cloud base saturation deficit scales with surface </w:t>
       </w:r>
       <w:r>
         <w:rPr>
           <w:rFonts w:ascii="Aptos" w:eastAsiaTheme="minorEastAsia" w:hAnsi="Aptos"/>
         </w:rPr>
-        <w:t xml:space="preserve">and humidity +7% narrows the width </w:t>
+        <w:t>saturation deficit</w:t>
+      </w:r>
+      <w:r>
+        <w:rPr>
+          <w:rFonts w:ascii="Aptos" w:eastAsiaTheme="minorEastAsia" w:hAnsi="Aptos"/>
+        </w:rPr>
+        <w:t xml:space="preserve">, or is </w:t>
+      </w:r>
+      <w:r>
+        <w:rPr>
+          <w:rFonts w:ascii="Aptos" w:eastAsiaTheme="minorEastAsia" w:hAnsi="Aptos"/>
+        </w:rPr>
+        <w:t>invariant</w:t>
+      </w:r>
+      <w:r>
+        <w:rPr>
+          <w:rFonts w:ascii="Aptos" w:eastAsiaTheme="minorEastAsia" w:hAnsi="Aptos"/>
+        </w:rPr>
+        <w:t xml:space="preserve">. </w:t>
+      </w:r>
+      <w:r>
+        <w:rPr>
+          <w:rFonts w:ascii="Aptos" w:eastAsiaTheme="minorEastAsia" w:hAnsi="Aptos"/>
+          <w:iCs/>
+        </w:rPr>
+        <w:t xml:space="preserve">The parameter </w:t>
       </w:r>
       <m:oMath>
-        <m:sSub>
-          <m:sSubPr>
+        <m:d>
+          <m:dPr>
             <m:ctrlPr>
               <w:rPr>
                 <w:rFonts w:ascii="Cambria Math" w:eastAsiaTheme="minorEastAsia" w:hAnsi="Cambria Math"/>
                 <w:i/>
+                <w:iCs/>
               </w:rPr>
             </m:ctrlPr>
-          </m:sSubPr>
+          </m:dPr>
           <m:e>
             <m:r>
               <w:rPr>
                 <w:rFonts w:ascii="Cambria Math" w:eastAsiaTheme="minorEastAsia" w:hAnsi="Cambria Math"/>
               </w:rPr>
-              <m:t>σ</m:t>
-            </m:r>
+              <m:t>b-</m:t>
+            </m:r>
+            <m:f>
+              <m:fPr>
+                <m:type m:val="lin"/>
+                <m:ctrlPr>
+                  <w:rPr>
+                    <w:rFonts w:ascii="Cambria Math" w:eastAsiaTheme="minorEastAsia" w:hAnsi="Cambria Math"/>
+                    <w:i/>
+                    <w:iCs/>
+                  </w:rPr>
+                </m:ctrlPr>
+              </m:fPr>
+              <m:num>
+                <m:r>
+                  <w:rPr>
+                    <w:rFonts w:ascii="Cambria Math" w:eastAsiaTheme="minorEastAsia" w:hAnsi="Cambria Math"/>
+                  </w:rPr>
+                  <m:t>1</m:t>
+                </m:r>
+              </m:num>
+              <m:den>
+                <m:r>
+                  <w:rPr>
+                    <w:rFonts w:ascii="Cambria Math" w:eastAsiaTheme="minorEastAsia" w:hAnsi="Cambria Math"/>
+                  </w:rPr>
+                  <m:t>2</m:t>
+                </m:r>
+              </m:den>
+            </m:f>
           </m:e>
-          <m:sub>
-            <m:r>
+        </m:d>
+        <m:d>
+          <m:dPr>
+            <m:ctrlPr>
               <w:rPr>
                 <w:rFonts w:ascii="Cambria Math" w:eastAsiaTheme="minorEastAsia" w:hAnsi="Cambria Math"/>
-              </w:rPr>
-              <m:t>RH</m:t>
-            </m:r>
-          </m:sub>
-        </m:sSub>
+                <w:i/>
+                <w:iCs/>
+              </w:rPr>
+            </m:ctrlPr>
+          </m:dPr>
+          <m:e>
+            <m:r>
+              <w:rPr>
+                <w:rFonts w:ascii="Cambria Math" w:eastAsiaTheme="minorEastAsia" w:hAnsi="Cambria Math"/>
+              </w:rPr>
+              <m:t>1-c</m:t>
+            </m:r>
+          </m:e>
+        </m:d>
       </m:oMath>
       <w:r>
         <w:rPr>
           <w:rFonts w:ascii="Aptos" w:eastAsiaTheme="minorEastAsia" w:hAnsi="Aptos"/>
-        </w:rPr>
-        <w:t xml:space="preserve"> </w:t>
+          <w:iCs/>
+        </w:rPr>
+        <w:t xml:space="preserve"> multiplying +5 % K</w:t>
       </w:r>
       <w:r>
         <w:rPr>
           <w:rFonts w:ascii="Aptos" w:eastAsiaTheme="minorEastAsia" w:hAnsi="Aptos"/>
-        </w:rPr>
-        <w:t>and creates fewer saturated updrafts</w:t>
+          <w:iCs/>
+          <w:vertAlign w:val="superscript"/>
+        </w:rPr>
+        <w:t xml:space="preserve">–1 </w:t>
       </w:r>
       <w:r>
         <w:rPr>
           <w:rFonts w:ascii="Aptos" w:eastAsiaTheme="minorEastAsia" w:hAnsi="Aptos"/>
-        </w:rPr>
-        <w:t>.</w:t>
-      </w:r>
-    </w:p>
-    <w:p>
-      <w:pPr>
-        <w:pStyle w:val="BodyText"/>
-        <w:rPr>
-          <w:rFonts w:ascii="Aptos" w:hAnsi="Aptos"/>
-        </w:rPr>
-      </w:pPr>
-      <w:r>
-        <w:rPr>
-          <w:rFonts w:ascii="Aptos" w:hAnsi="Aptos"/>
-        </w:rPr>
-        <w:lastRenderedPageBreak/>
-        <w:t>The cloud-base cloud fraction</w:t>
-      </w:r>
-      <w:r>
-        <w:rPr>
-          <w:rFonts w:ascii="Aptos" w:hAnsi="Aptos"/>
-        </w:rPr>
-        <w:t xml:space="preserve"> observed by </w:t>
-      </w:r>
-      <w:r>
-        <w:rPr>
-          <w:rFonts w:ascii="Aptos" w:hAnsi="Aptos"/>
-        </w:rPr>
-        <w:t xml:space="preserve">combined </w:t>
-      </w:r>
-      <w:r>
-        <w:rPr>
-          <w:rFonts w:ascii="Aptos" w:hAnsi="Aptos"/>
-        </w:rPr>
-        <w:t>radar</w:t>
-      </w:r>
-      <w:r>
-        <w:rPr>
-          <w:rFonts w:ascii="Aptos" w:hAnsi="Aptos"/>
-        </w:rPr>
-        <w:t xml:space="preserve"> and </w:t>
-      </w:r>
-      <w:r>
-        <w:rPr>
-          <w:rFonts w:ascii="Aptos" w:hAnsi="Aptos"/>
-        </w:rPr>
-        <w:t>lidar</w:t>
-      </w:r>
-      <w:r>
-        <w:rPr>
-          <w:rFonts w:ascii="Aptos" w:hAnsi="Aptos"/>
-        </w:rPr>
-        <w:t xml:space="preserve"> is</w:t>
-      </w:r>
-      <w:r>
-        <w:rPr>
-          <w:rFonts w:ascii="Aptos" w:hAnsi="Aptos"/>
-        </w:rPr>
-        <w:t xml:space="preserve"> </w:t>
-      </w:r>
-      <w:r>
-        <w:rPr>
-          <w:rFonts w:ascii="Aptos" w:hAnsi="Aptos"/>
-        </w:rPr>
-        <w:t>0.0</w:t>
-      </w:r>
-      <w:r>
-        <w:rPr>
-          <w:rFonts w:ascii="Aptos" w:hAnsi="Aptos"/>
-        </w:rPr>
-        <w:t xml:space="preserve">54 </w:t>
+          <w:iCs/>
+        </w:rPr>
+        <w:t xml:space="preserve">is </w:t>
+      </w:r>
+      <w:r>
+        <w:rPr>
+          <w:rFonts w:ascii="Aptos" w:eastAsiaTheme="minorEastAsia" w:hAnsi="Aptos"/>
+          <w:iCs/>
+        </w:rPr>
+        <w:t>contoured</w:t>
+      </w:r>
+      <w:r>
+        <w:rPr>
+          <w:rFonts w:ascii="Aptos" w:eastAsiaTheme="minorEastAsia" w:hAnsi="Aptos"/>
+          <w:iCs/>
+        </w:rPr>
+        <w:t xml:space="preserve"> in figure BCSENS. </w:t>
+      </w:r>
+      <w:r>
+        <w:rPr>
+          <w:rFonts w:ascii="Aptos" w:eastAsiaTheme="minorEastAsia" w:hAnsi="Aptos"/>
+          <w:iCs/>
+        </w:rPr>
+        <w:t xml:space="preserve">Relative changes of </w:t>
+      </w:r>
+      <m:oMath>
+        <m:r>
+          <w:rPr>
+            <w:rFonts w:ascii="Cambria Math" w:eastAsiaTheme="minorEastAsia" w:hAnsi="Cambria Math"/>
+          </w:rPr>
+          <m:t>s</m:t>
+        </m:r>
+      </m:oMath>
+      <w:r>
+        <w:rPr>
+          <w:rFonts w:ascii="Aptos" w:eastAsiaTheme="minorEastAsia" w:hAnsi="Aptos"/>
+          <w:iCs/>
+        </w:rPr>
+        <w:t xml:space="preserve"> and c</w:t>
+      </w:r>
+      <w:r>
+        <w:rPr>
+          <w:rFonts w:ascii="Aptos" w:eastAsiaTheme="minorEastAsia" w:hAnsi="Aptos"/>
+          <w:iCs/>
+        </w:rPr>
+        <w:t xml:space="preserve">loud base clouds </w:t>
+      </w:r>
+      <w:r>
+        <w:rPr>
+          <w:rFonts w:ascii="Aptos" w:eastAsiaTheme="minorEastAsia" w:hAnsi="Aptos"/>
+          <w:iCs/>
+        </w:rPr>
+        <w:t xml:space="preserve">have a nearly symmetric response to the sensitivity to cloud base saturation deficit </w:t>
+      </w:r>
+      <m:oMath>
+        <m:r>
+          <w:rPr>
+            <w:rFonts w:ascii="Cambria Math" w:eastAsiaTheme="minorEastAsia" w:hAnsi="Cambria Math"/>
+          </w:rPr>
+          <m:t>b</m:t>
+        </m:r>
+      </m:oMath>
+      <w:r>
+        <w:rPr>
+          <w:rFonts w:ascii="Aptos" w:eastAsiaTheme="minorEastAsia" w:hAnsi="Aptos"/>
+          <w:iCs/>
+        </w:rPr>
+        <w:t xml:space="preserve">. Clouds </w:t>
+      </w:r>
+      <w:r>
+        <w:rPr>
+          <w:rFonts w:ascii="Aptos" w:eastAsiaTheme="minorEastAsia" w:hAnsi="Aptos"/>
+          <w:iCs/>
+        </w:rPr>
+        <w:t xml:space="preserve">increase </w:t>
+      </w:r>
+      <w:r>
+        <w:rPr>
+          <w:rFonts w:ascii="Aptos" w:eastAsiaTheme="minorEastAsia" w:hAnsi="Aptos"/>
+          <w:iCs/>
+        </w:rPr>
+        <w:t>at most</w:t>
+      </w:r>
+      <w:r>
+        <w:rPr>
+          <w:rFonts w:ascii="Aptos" w:eastAsiaTheme="minorEastAsia" w:hAnsi="Aptos"/>
+          <w:iCs/>
+        </w:rPr>
+        <w:t xml:space="preserve"> by </w:t>
       </w:r>
       <m:oMath>
         <m:r>
@@ -25895,417 +28471,1243 @@
             <m:sty m:val="p"/>
           </m:rPr>
           <w:rPr>
-            <w:rFonts w:ascii="Cambria Math" w:hAnsi="Cambria Math"/>
+            <w:rFonts w:ascii="Cambria Math" w:eastAsiaTheme="minorEastAsia" w:hAnsi="Cambria Math"/>
           </w:rPr>
-          <m:t>±</m:t>
+          <m:t>Δ</m:t>
         </m:r>
-      </m:oMath>
-      <w:r>
-        <w:rPr>
-          <w:rFonts w:ascii="Aptos" w:eastAsiaTheme="minorEastAsia" w:hAnsi="Aptos"/>
-        </w:rPr>
-        <w:t>0.0</w:t>
-      </w:r>
-      <w:r>
-        <w:rPr>
-          <w:rFonts w:ascii="Aptos" w:hAnsi="Aptos"/>
-        </w:rPr>
-        <w:t xml:space="preserve">31% </w:t>
-      </w:r>
-      <w:r>
-        <w:rPr>
-          <w:rFonts w:ascii="Aptos" w:hAnsi="Aptos"/>
-        </w:rPr>
-        <w:t xml:space="preserve">in EUREC4A </w:t>
-      </w:r>
-      <w:r>
-        <w:rPr>
-          <w:rFonts w:ascii="Aptos" w:hAnsi="Aptos"/>
-        </w:rPr>
-        <w:t xml:space="preserve">(BASTALIAS, Bony et al., 2022; Vogel et al., 2022). This is obtained for </w:t>
-      </w:r>
-      <m:oMath>
         <m:sSub>
           <m:sSubPr>
             <m:ctrlPr>
               <w:rPr>
-                <w:rFonts w:ascii="Cambria Math" w:hAnsi="Cambria Math"/>
+                <w:rFonts w:ascii="Cambria Math" w:eastAsiaTheme="minorEastAsia" w:hAnsi="Cambria Math"/>
+                <w:i/>
+                <w:iCs/>
               </w:rPr>
             </m:ctrlPr>
           </m:sSubPr>
           <m:e>
             <m:r>
               <w:rPr>
-                <w:rFonts w:ascii="Cambria Math" w:hAnsi="Cambria Math"/>
-              </w:rPr>
-              <m:t>s</m:t>
-            </m:r>
-            <m:ctrlPr>
-              <w:rPr>
-                <w:rFonts w:ascii="Cambria Math" w:hAnsi="Cambria Math"/>
-                <w:i/>
-              </w:rPr>
-            </m:ctrlPr>
+                <w:rFonts w:ascii="Cambria Math" w:eastAsiaTheme="minorEastAsia" w:hAnsi="Cambria Math"/>
+              </w:rPr>
+              <m:t>C</m:t>
+            </m:r>
           </m:e>
           <m:sub>
+            <m:r>
+              <w:rPr>
+                <w:rFonts w:ascii="Cambria Math" w:eastAsiaTheme="minorEastAsia" w:hAnsi="Cambria Math"/>
+              </w:rPr>
+              <m:t>CB</m:t>
+            </m:r>
+          </m:sub>
+        </m:sSub>
+        <m:r>
+          <w:rPr>
+            <w:rFonts w:ascii="Cambria Math" w:eastAsiaTheme="minorEastAsia" w:hAnsi="Cambria Math"/>
+          </w:rPr>
+          <m:t>/</m:t>
+        </m:r>
+        <m:sSub>
+          <m:sSubPr>
+            <m:ctrlPr>
+              <w:rPr>
+                <w:rFonts w:ascii="Cambria Math" w:eastAsiaTheme="minorEastAsia" w:hAnsi="Cambria Math"/>
+                <w:i/>
+                <w:iCs/>
+              </w:rPr>
+            </m:ctrlPr>
+          </m:sSubPr>
+          <m:e>
+            <m:r>
+              <w:rPr>
+                <w:rFonts w:ascii="Cambria Math" w:eastAsiaTheme="minorEastAsia" w:hAnsi="Cambria Math"/>
+              </w:rPr>
+              <m:t>C</m:t>
+            </m:r>
+          </m:e>
+          <m:sub>
+            <m:r>
+              <w:rPr>
+                <w:rFonts w:ascii="Cambria Math" w:eastAsiaTheme="minorEastAsia" w:hAnsi="Cambria Math"/>
+              </w:rPr>
+              <m:t>CB</m:t>
+            </m:r>
+          </m:sub>
+        </m:sSub>
+      </m:oMath>
+      <w:r>
+        <w:rPr>
+          <w:rFonts w:ascii="Aptos" w:eastAsiaTheme="minorEastAsia" w:hAnsi="Aptos"/>
+          <w:iCs/>
+        </w:rPr>
+        <w:t xml:space="preserve"> = </w:t>
+      </w:r>
+      <w:r>
+        <w:rPr>
+          <w:rFonts w:ascii="Aptos" w:eastAsiaTheme="minorEastAsia" w:hAnsi="Aptos"/>
+          <w:iCs/>
+        </w:rPr>
+        <w:t>+</w:t>
+      </w:r>
+      <w:r>
+        <w:rPr>
+          <w:rFonts w:ascii="Aptos" w:eastAsiaTheme="minorEastAsia" w:hAnsi="Aptos"/>
+          <w:iCs/>
+        </w:rPr>
+        <w:t xml:space="preserve">0.17 </w:t>
+      </w:r>
+      <w:r>
+        <w:rPr>
+          <w:rFonts w:ascii="Aptos" w:eastAsiaTheme="minorEastAsia" w:hAnsi="Aptos"/>
+          <w:iCs/>
+        </w:rPr>
+        <w:t xml:space="preserve">for </w:t>
+      </w:r>
+      <m:oMath>
+        <m:f>
+          <m:fPr>
+            <m:type m:val="lin"/>
+            <m:ctrlPr>
+              <w:rPr>
+                <w:rFonts w:ascii="Cambria Math" w:eastAsiaTheme="minorEastAsia" w:hAnsi="Cambria Math"/>
+                <w:i/>
+                <w:iCs/>
+              </w:rPr>
+            </m:ctrlPr>
+          </m:fPr>
+          <m:num>
             <m:r>
               <m:rPr>
                 <m:sty m:val="p"/>
               </m:rPr>
               <w:rPr>
-                <w:rFonts w:ascii="Cambria Math" w:hAnsi="Cambria Math"/>
-              </w:rPr>
-              <m:t>0</m:t>
-            </m:r>
-          </m:sub>
-        </m:sSub>
+                <w:rFonts w:ascii="Cambria Math" w:eastAsiaTheme="minorEastAsia" w:hAnsi="Cambria Math"/>
+              </w:rPr>
+              <m:t>Δ</m:t>
+            </m:r>
+            <m:r>
+              <w:rPr>
+                <w:rFonts w:ascii="Cambria Math" w:eastAsiaTheme="minorEastAsia" w:hAnsi="Cambria Math"/>
+              </w:rPr>
+              <m:t>s</m:t>
+            </m:r>
+          </m:num>
+          <m:den>
+            <m:r>
+              <w:rPr>
+                <w:rFonts w:ascii="Cambria Math" w:eastAsiaTheme="minorEastAsia" w:hAnsi="Cambria Math"/>
+              </w:rPr>
+              <m:t>s</m:t>
+            </m:r>
+          </m:den>
+        </m:f>
+        <m:r>
+          <w:rPr>
+            <w:rFonts w:ascii="Cambria Math" w:eastAsiaTheme="minorEastAsia" w:hAnsi="Cambria Math"/>
+          </w:rPr>
+          <m:t>=-0.05</m:t>
+        </m:r>
+      </m:oMath>
+      <w:r>
+        <w:rPr>
+          <w:rFonts w:ascii="Aptos" w:eastAsiaTheme="minorEastAsia" w:hAnsi="Aptos"/>
+          <w:iCs/>
+        </w:rPr>
+        <w:t xml:space="preserve">, and decrease by at most </w:t>
+      </w:r>
+      <m:oMath>
         <m:r>
           <m:rPr>
             <m:sty m:val="p"/>
           </m:rPr>
           <w:rPr>
-            <w:rFonts w:ascii="Cambria Math" w:hAnsi="Cambria Math"/>
+            <w:rFonts w:ascii="Cambria Math" w:eastAsiaTheme="minorEastAsia" w:hAnsi="Cambria Math"/>
           </w:rPr>
-          <m:t>=1.13</m:t>
+          <m:t>Δ</m:t>
+        </m:r>
+        <m:sSub>
+          <m:sSubPr>
+            <m:ctrlPr>
+              <w:rPr>
+                <w:rFonts w:ascii="Cambria Math" w:eastAsiaTheme="minorEastAsia" w:hAnsi="Cambria Math"/>
+                <w:i/>
+                <w:iCs/>
+              </w:rPr>
+            </m:ctrlPr>
+          </m:sSubPr>
+          <m:e>
+            <m:r>
+              <w:rPr>
+                <w:rFonts w:ascii="Cambria Math" w:eastAsiaTheme="minorEastAsia" w:hAnsi="Cambria Math"/>
+              </w:rPr>
+              <m:t>C</m:t>
+            </m:r>
+          </m:e>
+          <m:sub>
+            <m:r>
+              <w:rPr>
+                <w:rFonts w:ascii="Cambria Math" w:eastAsiaTheme="minorEastAsia" w:hAnsi="Cambria Math"/>
+              </w:rPr>
+              <m:t>CB</m:t>
+            </m:r>
+          </m:sub>
+        </m:sSub>
+        <m:r>
+          <w:rPr>
+            <w:rFonts w:ascii="Cambria Math" w:eastAsiaTheme="minorEastAsia" w:hAnsi="Cambria Math"/>
+          </w:rPr>
+          <m:t>/</m:t>
+        </m:r>
+        <m:sSub>
+          <m:sSubPr>
+            <m:ctrlPr>
+              <w:rPr>
+                <w:rFonts w:ascii="Cambria Math" w:eastAsiaTheme="minorEastAsia" w:hAnsi="Cambria Math"/>
+                <w:i/>
+                <w:iCs/>
+              </w:rPr>
+            </m:ctrlPr>
+          </m:sSubPr>
+          <m:e>
+            <m:r>
+              <w:rPr>
+                <w:rFonts w:ascii="Cambria Math" w:eastAsiaTheme="minorEastAsia" w:hAnsi="Cambria Math"/>
+              </w:rPr>
+              <m:t>C</m:t>
+            </m:r>
+          </m:e>
+          <m:sub>
+            <m:r>
+              <w:rPr>
+                <w:rFonts w:ascii="Cambria Math" w:eastAsiaTheme="minorEastAsia" w:hAnsi="Cambria Math"/>
+              </w:rPr>
+              <m:t>CB</m:t>
+            </m:r>
+          </m:sub>
+        </m:sSub>
+      </m:oMath>
+      <w:r>
+        <w:rPr>
+          <w:rFonts w:ascii="Aptos" w:eastAsiaTheme="minorEastAsia" w:hAnsi="Aptos"/>
+          <w:iCs/>
+        </w:rPr>
+        <w:t xml:space="preserve"> = </w:t>
+      </w:r>
+      <w:r>
+        <w:rPr>
+          <w:rFonts w:ascii="Aptos" w:eastAsiaTheme="minorEastAsia" w:hAnsi="Aptos"/>
+          <w:iCs/>
+        </w:rPr>
+        <w:t>–</w:t>
+      </w:r>
+      <w:r>
+        <w:rPr>
+          <w:rFonts w:ascii="Aptos" w:eastAsiaTheme="minorEastAsia" w:hAnsi="Aptos"/>
+          <w:iCs/>
+        </w:rPr>
+        <w:t>0.1</w:t>
+      </w:r>
+      <w:r>
+        <w:rPr>
+          <w:rFonts w:ascii="Aptos" w:eastAsiaTheme="minorEastAsia" w:hAnsi="Aptos"/>
+          <w:iCs/>
+        </w:rPr>
+        <w:t>5</w:t>
+      </w:r>
+      <w:r>
+        <w:rPr>
+          <w:rFonts w:ascii="Aptos" w:eastAsiaTheme="minorEastAsia" w:hAnsi="Aptos"/>
+          <w:iCs/>
+        </w:rPr>
+        <w:t xml:space="preserve"> for </w:t>
+      </w:r>
+      <m:oMath>
+        <m:f>
+          <m:fPr>
+            <m:type m:val="lin"/>
+            <m:ctrlPr>
+              <w:rPr>
+                <w:rFonts w:ascii="Cambria Math" w:eastAsiaTheme="minorEastAsia" w:hAnsi="Cambria Math"/>
+                <w:i/>
+                <w:iCs/>
+              </w:rPr>
+            </m:ctrlPr>
+          </m:fPr>
+          <m:num>
+            <m:r>
+              <m:rPr>
+                <m:sty m:val="p"/>
+              </m:rPr>
+              <w:rPr>
+                <w:rFonts w:ascii="Cambria Math" w:eastAsiaTheme="minorEastAsia" w:hAnsi="Cambria Math"/>
+              </w:rPr>
+              <m:t>Δ</m:t>
+            </m:r>
+            <m:r>
+              <w:rPr>
+                <w:rFonts w:ascii="Cambria Math" w:eastAsiaTheme="minorEastAsia" w:hAnsi="Cambria Math"/>
+              </w:rPr>
+              <m:t>s</m:t>
+            </m:r>
+          </m:num>
+          <m:den>
+            <m:r>
+              <w:rPr>
+                <w:rFonts w:ascii="Cambria Math" w:eastAsiaTheme="minorEastAsia" w:hAnsi="Cambria Math"/>
+              </w:rPr>
+              <m:t>s</m:t>
+            </m:r>
+          </m:den>
+        </m:f>
+        <m:r>
+          <w:rPr>
+            <w:rFonts w:ascii="Cambria Math" w:eastAsiaTheme="minorEastAsia" w:hAnsi="Cambria Math"/>
+          </w:rPr>
+          <m:t>=</m:t>
+        </m:r>
+        <m:r>
+          <w:rPr>
+            <w:rFonts w:ascii="Cambria Math" w:eastAsiaTheme="minorEastAsia" w:hAnsi="Cambria Math"/>
+          </w:rPr>
+          <m:t>+</m:t>
+        </m:r>
+        <m:r>
+          <w:rPr>
+            <w:rFonts w:ascii="Cambria Math" w:eastAsiaTheme="minorEastAsia" w:hAnsi="Cambria Math"/>
+          </w:rPr>
+          <m:t>0.05</m:t>
         </m:r>
       </m:oMath>
       <w:r>
         <w:rPr>
-          <w:rFonts w:ascii="Aptos" w:hAnsi="Aptos"/>
-        </w:rPr>
-        <w:t xml:space="preserve">. Scaling </w:t>
+          <w:rFonts w:ascii="Aptos" w:eastAsiaTheme="minorEastAsia" w:hAnsi="Aptos"/>
+          <w:iCs/>
+        </w:rPr>
+        <w:t xml:space="preserve">. Cloud base clouds </w:t>
+      </w:r>
+      <w:r>
+        <w:rPr>
+          <w:rFonts w:ascii="Aptos" w:eastAsiaTheme="minorEastAsia" w:hAnsi="Aptos"/>
+          <w:iCs/>
+        </w:rPr>
+        <w:t xml:space="preserve">are unchanged for </w:t>
+      </w:r>
+      <m:oMath>
+        <m:r>
+          <w:rPr>
+            <w:rFonts w:ascii="Cambria Math" w:eastAsiaTheme="minorEastAsia" w:hAnsi="Cambria Math"/>
+          </w:rPr>
+          <m:t>c=1</m:t>
+        </m:r>
+      </m:oMath>
+      <w:r>
+        <w:rPr>
+          <w:rFonts w:ascii="Aptos" w:eastAsiaTheme="minorEastAsia" w:hAnsi="Aptos"/>
+          <w:iCs/>
+        </w:rPr>
+        <w:t xml:space="preserve"> or </w:t>
+      </w:r>
+      <m:oMath>
+        <m:r>
+          <w:rPr>
+            <w:rFonts w:ascii="Cambria Math" w:eastAsiaTheme="minorEastAsia" w:hAnsi="Cambria Math"/>
+          </w:rPr>
+          <m:t>b=1/2</m:t>
+        </m:r>
+      </m:oMath>
+      <w:r>
+        <w:rPr>
+          <w:rFonts w:ascii="Aptos" w:eastAsiaTheme="minorEastAsia" w:hAnsi="Aptos"/>
+          <w:iCs/>
+        </w:rPr>
+        <w:t>.</w:t>
+      </w:r>
+      <w:r>
+        <w:rPr>
+          <w:rFonts w:ascii="Aptos" w:eastAsiaTheme="minorEastAsia" w:hAnsi="Aptos"/>
+          <w:iCs/>
+        </w:rPr>
+        <w:t xml:space="preserve"> </w:t>
+      </w:r>
+      <w:r>
+        <w:rPr>
+          <w:rFonts w:ascii="Aptos" w:eastAsiaTheme="minorEastAsia" w:hAnsi="Aptos"/>
+        </w:rPr>
+        <w:t xml:space="preserve">If </w:t>
+      </w:r>
+      <m:oMath>
+        <m:r>
+          <w:rPr>
+            <w:rFonts w:ascii="Cambria Math" w:eastAsiaTheme="minorEastAsia" w:hAnsi="Cambria Math"/>
+          </w:rPr>
+          <m:t>1-</m:t>
+        </m:r>
+        <m:sSub>
+          <m:sSubPr>
+            <m:ctrlPr>
+              <w:rPr>
+                <w:rFonts w:ascii="Cambria Math" w:eastAsiaTheme="minorEastAsia" w:hAnsi="Cambria Math"/>
+                <w:i/>
+              </w:rPr>
+            </m:ctrlPr>
+          </m:sSubPr>
+          <m:e>
+            <m:bar>
+              <m:barPr>
+                <m:pos m:val="top"/>
+                <m:ctrlPr>
+                  <w:rPr>
+                    <w:rFonts w:ascii="Cambria Math" w:eastAsiaTheme="minorEastAsia" w:hAnsi="Cambria Math"/>
+                    <w:i/>
+                  </w:rPr>
+                </m:ctrlPr>
+              </m:barPr>
+              <m:e>
+                <m:r>
+                  <m:rPr>
+                    <m:sty m:val="p"/>
+                  </m:rPr>
+                  <w:rPr>
+                    <w:rFonts w:ascii="Cambria Math" w:eastAsiaTheme="minorEastAsia" w:hAnsi="Cambria Math"/>
+                  </w:rPr>
+                  <m:t>RH</m:t>
+                </m:r>
+              </m:e>
+            </m:bar>
+          </m:e>
+          <m:sub>
+            <m:r>
+              <w:rPr>
+                <w:rFonts w:ascii="Cambria Math" w:eastAsiaTheme="minorEastAsia" w:hAnsi="Cambria Math"/>
+              </w:rPr>
+              <m:t>CB</m:t>
+            </m:r>
+          </m:sub>
+        </m:sSub>
+      </m:oMath>
+      <w:r>
+        <w:rPr>
+          <w:rFonts w:ascii="Aptos" w:eastAsiaTheme="minorEastAsia" w:hAnsi="Aptos"/>
+        </w:rPr>
+        <w:t xml:space="preserve"> </w:t>
+      </w:r>
+      <w:r>
+        <w:rPr>
+          <w:rFonts w:ascii="Aptos" w:eastAsiaTheme="minorEastAsia" w:hAnsi="Aptos"/>
+        </w:rPr>
+        <w:t xml:space="preserve">is </w:t>
+      </w:r>
+      <w:r>
+        <w:rPr>
+          <w:rFonts w:ascii="Aptos" w:eastAsiaTheme="minorEastAsia" w:hAnsi="Aptos"/>
+        </w:rPr>
+        <w:t xml:space="preserve">constant, then increasing and </w:t>
+      </w:r>
+      <w:r>
+        <w:rPr>
+          <w:rFonts w:ascii="Aptos" w:eastAsiaTheme="minorEastAsia" w:hAnsi="Aptos"/>
+        </w:rPr>
+        <w:t xml:space="preserve">saturation </w:t>
+      </w:r>
+      <w:r>
+        <w:rPr>
+          <w:rFonts w:ascii="Aptos" w:eastAsiaTheme="minorEastAsia" w:hAnsi="Aptos"/>
+        </w:rPr>
+        <w:t xml:space="preserve">humidity +7% </w:t>
+      </w:r>
+      <w:r>
+        <w:rPr>
+          <w:rFonts w:ascii="Aptos" w:eastAsiaTheme="minorEastAsia" w:hAnsi="Aptos"/>
+        </w:rPr>
+        <w:t xml:space="preserve">and the </w:t>
+      </w:r>
+      <w:r>
+        <w:rPr>
+          <w:rFonts w:ascii="Aptos" w:eastAsiaTheme="minorEastAsia" w:hAnsi="Aptos"/>
+        </w:rPr>
+        <w:t xml:space="preserve">moisture flux +2% narrows the width </w:t>
       </w:r>
       <m:oMath>
         <m:sSub>
           <m:sSubPr>
             <m:ctrlPr>
               <w:rPr>
-                <w:rFonts w:ascii="Cambria Math" w:hAnsi="Cambria Math"/>
+                <w:rFonts w:ascii="Cambria Math" w:eastAsiaTheme="minorEastAsia" w:hAnsi="Cambria Math"/>
                 <w:i/>
-                <w:iCs/>
               </w:rPr>
             </m:ctrlPr>
           </m:sSubPr>
           <m:e>
             <m:r>
               <w:rPr>
-                <w:rFonts w:ascii="Cambria Math" w:hAnsi="Cambria Math"/>
-              </w:rPr>
-              <m:t>s</m:t>
-            </m:r>
-            <m:ctrlPr>
-              <w:rPr>
-                <w:rFonts w:ascii="Cambria Math" w:hAnsi="Cambria Math"/>
-                <w:i/>
-              </w:rPr>
-            </m:ctrlPr>
+                <w:rFonts w:ascii="Cambria Math" w:eastAsiaTheme="minorEastAsia" w:hAnsi="Cambria Math"/>
+              </w:rPr>
+              <m:t>σ</m:t>
+            </m:r>
           </m:e>
           <m:sub>
             <m:r>
               <w:rPr>
-                <w:rFonts w:ascii="Cambria Math" w:hAnsi="Cambria Math"/>
-              </w:rPr>
-              <m:t>0</m:t>
+                <w:rFonts w:ascii="Cambria Math" w:eastAsiaTheme="minorEastAsia" w:hAnsi="Cambria Math"/>
+              </w:rPr>
+              <m:t>RH</m:t>
             </m:r>
           </m:sub>
         </m:sSub>
       </m:oMath>
       <w:r>
         <w:rPr>
-          <w:rFonts w:ascii="Aptos" w:hAnsi="Aptos"/>
-        </w:rPr>
-        <w:t xml:space="preserve"> by </w:t>
-      </w:r>
-      <w:r>
-        <w:rPr>
-          <w:rFonts w:ascii="Aptos" w:hAnsi="Aptos"/>
-        </w:rPr>
-        <w:t>(</w:t>
-      </w:r>
-      <w:r>
-        <w:rPr>
-          <w:rFonts w:ascii="Aptos" w:hAnsi="Aptos"/>
-        </w:rPr>
-        <w:t>1 - 0.025</w:t>
-      </w:r>
-      <w:r>
-        <w:rPr>
-          <w:rFonts w:ascii="Aptos" w:hAnsi="Aptos"/>
-        </w:rPr>
-        <w:t>)</w:t>
-      </w:r>
-      <w:r>
-        <w:rPr>
-          <w:rFonts w:ascii="Aptos" w:hAnsi="Aptos"/>
-        </w:rPr>
-        <w:t xml:space="preserve"> = </w:t>
-      </w:r>
-      <w:r>
-        <w:rPr>
-          <w:rFonts w:ascii="Aptos" w:hAnsi="Aptos"/>
-        </w:rPr>
-        <w:t>0.</w:t>
-      </w:r>
-      <w:r>
-        <w:rPr>
-          <w:rFonts w:ascii="Aptos" w:hAnsi="Aptos"/>
-        </w:rPr>
-        <w:t>975</w:t>
-      </w:r>
-      <w:r>
-        <w:rPr>
-          <w:rFonts w:ascii="Aptos" w:hAnsi="Aptos"/>
+          <w:rFonts w:ascii="Aptos" w:eastAsiaTheme="minorEastAsia" w:hAnsi="Aptos"/>
+        </w:rPr>
+        <w:t xml:space="preserve"> and </w:t>
+      </w:r>
+      <w:r>
+        <w:rPr>
+          <w:rFonts w:ascii="Aptos" w:eastAsiaTheme="minorEastAsia" w:hAnsi="Aptos"/>
+        </w:rPr>
+        <w:t>results in</w:t>
+      </w:r>
+      <w:r>
+        <w:rPr>
+          <w:rFonts w:ascii="Aptos" w:eastAsiaTheme="minorEastAsia" w:hAnsi="Aptos"/>
+        </w:rPr>
+        <w:t xml:space="preserve"> fewer saturated updrafts.</w:t>
+      </w:r>
+    </w:p>
+    <w:p>
+      <w:pPr>
+        <w:tabs>
+          <w:tab w:val="left" w:pos="560"/>
+          <w:tab w:val="left" w:pos="1120"/>
+          <w:tab w:val="left" w:pos="1680"/>
+          <w:tab w:val="left" w:pos="2240"/>
+          <w:tab w:val="left" w:pos="2800"/>
+          <w:tab w:val="left" w:pos="3360"/>
+          <w:tab w:val="left" w:pos="3920"/>
+          <w:tab w:val="left" w:pos="4480"/>
+          <w:tab w:val="left" w:pos="5040"/>
+          <w:tab w:val="left" w:pos="5600"/>
+          <w:tab w:val="left" w:pos="6160"/>
+          <w:tab w:val="left" w:pos="6720"/>
+        </w:tabs>
+        <w:autoSpaceDE w:val="0"/>
+        <w:autoSpaceDN w:val="0"/>
+        <w:adjustRightInd w:val="0"/>
+        <w:spacing w:after="0" w:line="240" w:lineRule="auto"/>
+        <w:rPr>
+          <w:rFonts w:ascii="Aptos" w:eastAsiaTheme="minorEastAsia" w:hAnsi="Aptos"/>
+        </w:rPr>
+      </w:pPr>
+      <w:r>
+        <w:rPr>
+          <w:rFonts w:ascii="Aptos" w:eastAsiaTheme="minorEastAsia" w:hAnsi="Aptos"/>
+          <w:iCs/>
+        </w:rPr>
+        <w:lastRenderedPageBreak/>
+        <w:br/>
+      </w:r>
+      <w:r>
+        <w:rPr>
+          <w:rFonts w:ascii="Aptos" w:eastAsiaTheme="minorEastAsia" w:hAnsi="Aptos"/>
+          <w:iCs/>
+          <w:noProof/>
+        </w:rPr>
+        <w:drawing>
+          <wp:inline distT="0" distB="0" distL="0" distR="0" wp14:anchorId="13467EED" wp14:editId="7AE203C8">
+            <wp:extent cx="3023527" cy="3243580"/>
+            <wp:effectExtent l="0" t="0" r="0" b="0"/>
+            <wp:docPr id="1193129800" name="Picture 2"/>
+            <wp:cNvGraphicFramePr>
+              <a:graphicFrameLocks xmlns:a="http://schemas.openxmlformats.org/drawingml/2006/main" noChangeAspect="1"/>
+            </wp:cNvGraphicFramePr>
+            <a:graphic xmlns:a="http://schemas.openxmlformats.org/drawingml/2006/main">
+              <a:graphicData uri="http://schemas.openxmlformats.org/drawingml/2006/picture">
+                <pic:pic xmlns:pic="http://schemas.openxmlformats.org/drawingml/2006/picture">
+                  <pic:nvPicPr>
+                    <pic:cNvPr id="1193129800" name="Picture 1193129800"/>
+                    <pic:cNvPicPr/>
+                  </pic:nvPicPr>
+                  <pic:blipFill rotWithShape="1">
+                    <a:blip r:embed="rId14"/>
+                    <a:srcRect r="48908" b="40043"/>
+                    <a:stretch>
+                      <a:fillRect/>
+                    </a:stretch>
+                  </pic:blipFill>
+                  <pic:spPr bwMode="auto">
+                    <a:xfrm>
+                      <a:off x="0" y="0"/>
+                      <a:ext cx="3023717" cy="3243784"/>
+                    </a:xfrm>
+                    <a:prstGeom prst="rect">
+                      <a:avLst/>
+                    </a:prstGeom>
+                    <a:ln>
+                      <a:noFill/>
+                    </a:ln>
+                    <a:extLst>
+                      <a:ext uri="{53640926-AAD7-44D8-BBD7-CCE9431645EC}">
+                        <a14:shadowObscured xmlns:a14="http://schemas.microsoft.com/office/drawing/2010/main"/>
+                      </a:ext>
+                    </a:extLst>
+                  </pic:spPr>
+                </pic:pic>
+              </a:graphicData>
+            </a:graphic>
+          </wp:inline>
+        </w:drawing>
+      </w:r>
+    </w:p>
+    <w:p>
+      <w:pPr>
+        <w:tabs>
+          <w:tab w:val="left" w:pos="560"/>
+          <w:tab w:val="left" w:pos="1120"/>
+          <w:tab w:val="left" w:pos="1680"/>
+          <w:tab w:val="left" w:pos="2240"/>
+          <w:tab w:val="left" w:pos="2800"/>
+          <w:tab w:val="left" w:pos="3360"/>
+          <w:tab w:val="left" w:pos="3920"/>
+          <w:tab w:val="left" w:pos="4480"/>
+          <w:tab w:val="left" w:pos="5040"/>
+          <w:tab w:val="left" w:pos="5600"/>
+          <w:tab w:val="left" w:pos="6160"/>
+          <w:tab w:val="left" w:pos="6720"/>
+        </w:tabs>
+        <w:autoSpaceDE w:val="0"/>
+        <w:autoSpaceDN w:val="0"/>
+        <w:adjustRightInd w:val="0"/>
+        <w:spacing w:after="0" w:line="240" w:lineRule="auto"/>
+        <w:rPr>
+          <w:rFonts w:ascii="Aptos" w:eastAsiaTheme="minorEastAsia" w:hAnsi="Aptos"/>
+        </w:rPr>
+      </w:pPr>
+      <w:r>
+        <w:rPr>
+          <w:rFonts w:ascii="Aptos" w:eastAsiaTheme="minorEastAsia" w:hAnsi="Aptos"/>
+          <w:iCs/>
+        </w:rPr>
+        <w:t xml:space="preserve">Figure BCSENS. Change </w:t>
+      </w:r>
+      <w:r>
+        <w:rPr>
+          <w:rFonts w:ascii="Aptos" w:eastAsiaTheme="minorEastAsia" w:hAnsi="Aptos"/>
+        </w:rPr>
+        <w:t xml:space="preserve">of the mean normalized saturation deficit </w:t>
+      </w:r>
+      <m:oMath>
+        <m:r>
+          <w:rPr>
+            <w:rFonts w:ascii="Cambria Math" w:eastAsiaTheme="minorEastAsia" w:hAnsi="Cambria Math"/>
+          </w:rPr>
+          <w:br/>
+        </m:r>
+        <m:r>
+          <w:rPr>
+            <w:rFonts w:ascii="Cambria Math" w:eastAsiaTheme="minorEastAsia" w:hAnsi="Cambria Math"/>
+          </w:rPr>
+          <m:t>d</m:t>
+        </m:r>
+        <m:func>
+          <m:funcPr>
+            <m:ctrlPr>
+              <w:rPr>
+                <w:rFonts w:ascii="Cambria Math" w:eastAsiaTheme="minorEastAsia" w:hAnsi="Cambria Math"/>
+                <w:i/>
+                <w:iCs/>
+              </w:rPr>
+            </m:ctrlPr>
+          </m:funcPr>
+          <m:fName>
+            <m:r>
+              <m:rPr>
+                <m:sty m:val="p"/>
+              </m:rPr>
+              <w:rPr>
+                <w:rFonts w:ascii="Cambria Math" w:eastAsiaTheme="minorEastAsia" w:hAnsi="Cambria Math"/>
+              </w:rPr>
+              <m:t>ln</m:t>
+            </m:r>
+          </m:fName>
+          <m:e>
+            <m:r>
+              <w:rPr>
+                <w:rFonts w:ascii="Cambria Math" w:eastAsiaTheme="minorEastAsia" w:hAnsi="Cambria Math"/>
+              </w:rPr>
+              <m:t>s</m:t>
+            </m:r>
+          </m:e>
+        </m:func>
+        <m:r>
+          <w:rPr>
+            <w:rFonts w:ascii="Cambria Math" w:eastAsiaTheme="minorEastAsia" w:hAnsi="Cambria Math"/>
+          </w:rPr>
+          <m:t>=</m:t>
+        </m:r>
+        <m:d>
+          <m:dPr>
+            <m:ctrlPr>
+              <w:rPr>
+                <w:rFonts w:ascii="Cambria Math" w:eastAsiaTheme="minorEastAsia" w:hAnsi="Cambria Math"/>
+                <w:i/>
+                <w:iCs/>
+              </w:rPr>
+            </m:ctrlPr>
+          </m:dPr>
+          <m:e>
+            <m:r>
+              <w:rPr>
+                <w:rFonts w:ascii="Cambria Math" w:eastAsiaTheme="minorEastAsia" w:hAnsi="Cambria Math"/>
+              </w:rPr>
+              <m:t>b-</m:t>
+            </m:r>
+            <m:f>
+              <m:fPr>
+                <m:type m:val="lin"/>
+                <m:ctrlPr>
+                  <w:rPr>
+                    <w:rFonts w:ascii="Cambria Math" w:eastAsiaTheme="minorEastAsia" w:hAnsi="Cambria Math"/>
+                    <w:i/>
+                    <w:iCs/>
+                  </w:rPr>
+                </m:ctrlPr>
+              </m:fPr>
+              <m:num>
+                <m:r>
+                  <w:rPr>
+                    <w:rFonts w:ascii="Cambria Math" w:eastAsiaTheme="minorEastAsia" w:hAnsi="Cambria Math"/>
+                  </w:rPr>
+                  <m:t>1</m:t>
+                </m:r>
+              </m:num>
+              <m:den>
+                <m:r>
+                  <w:rPr>
+                    <w:rFonts w:ascii="Cambria Math" w:eastAsiaTheme="minorEastAsia" w:hAnsi="Cambria Math"/>
+                  </w:rPr>
+                  <m:t>2</m:t>
+                </m:r>
+              </m:den>
+            </m:f>
+          </m:e>
+        </m:d>
+        <m:d>
+          <m:dPr>
+            <m:ctrlPr>
+              <w:rPr>
+                <w:rFonts w:ascii="Cambria Math" w:eastAsiaTheme="minorEastAsia" w:hAnsi="Cambria Math"/>
+                <w:i/>
+                <w:iCs/>
+              </w:rPr>
+            </m:ctrlPr>
+          </m:dPr>
+          <m:e>
+            <m:r>
+              <w:rPr>
+                <w:rFonts w:ascii="Cambria Math" w:eastAsiaTheme="minorEastAsia" w:hAnsi="Cambria Math"/>
+              </w:rPr>
+              <m:t>1-c</m:t>
+            </m:r>
+          </m:e>
+        </m:d>
+        <m:d>
+          <m:dPr>
+            <m:ctrlPr>
+              <w:rPr>
+                <w:rFonts w:ascii="Cambria Math" w:eastAsiaTheme="minorEastAsia" w:hAnsi="Cambria Math"/>
+                <w:i/>
+                <w:iCs/>
+              </w:rPr>
+            </m:ctrlPr>
+          </m:dPr>
+          <m:e>
+            <m:r>
+              <w:rPr>
+                <w:rFonts w:ascii="Cambria Math" w:eastAsiaTheme="minorEastAsia" w:hAnsi="Cambria Math"/>
+              </w:rPr>
+              <m:t>d</m:t>
+            </m:r>
+            <m:func>
+              <m:funcPr>
+                <m:ctrlPr>
+                  <w:rPr>
+                    <w:rFonts w:ascii="Cambria Math" w:eastAsiaTheme="minorEastAsia" w:hAnsi="Cambria Math"/>
+                    <w:i/>
+                    <w:iCs/>
+                  </w:rPr>
+                </m:ctrlPr>
+              </m:funcPr>
+              <m:fName>
+                <m:r>
+                  <m:rPr>
+                    <m:sty m:val="p"/>
+                  </m:rPr>
+                  <w:rPr>
+                    <w:rFonts w:ascii="Cambria Math" w:eastAsiaTheme="minorEastAsia" w:hAnsi="Cambria Math"/>
+                  </w:rPr>
+                  <m:t>ln</m:t>
+                </m:r>
+              </m:fName>
+              <m:e>
+                <m:r>
+                  <w:rPr>
+                    <w:rFonts w:ascii="Cambria Math" w:eastAsiaTheme="minorEastAsia" w:hAnsi="Cambria Math"/>
+                  </w:rPr>
+                  <m:t>E</m:t>
+                </m:r>
+              </m:e>
+            </m:func>
+            <m:r>
+              <w:rPr>
+                <w:rFonts w:ascii="Cambria Math" w:eastAsiaTheme="minorEastAsia" w:hAnsi="Cambria Math"/>
+              </w:rPr>
+              <m:t>-d</m:t>
+            </m:r>
+            <m:func>
+              <m:funcPr>
+                <m:ctrlPr>
+                  <w:rPr>
+                    <w:rFonts w:ascii="Cambria Math" w:eastAsiaTheme="minorEastAsia" w:hAnsi="Cambria Math"/>
+                    <w:i/>
+                    <w:iCs/>
+                  </w:rPr>
+                </m:ctrlPr>
+              </m:funcPr>
+              <m:fName>
+                <m:r>
+                  <m:rPr>
+                    <m:sty m:val="p"/>
+                  </m:rPr>
+                  <w:rPr>
+                    <w:rFonts w:ascii="Cambria Math" w:eastAsiaTheme="minorEastAsia" w:hAnsi="Cambria Math"/>
+                  </w:rPr>
+                  <m:t>ln</m:t>
+                </m:r>
+              </m:fName>
+              <m:e>
+                <m:sSub>
+                  <m:sSubPr>
+                    <m:ctrlPr>
+                      <w:rPr>
+                        <w:rFonts w:ascii="Cambria Math" w:eastAsiaTheme="minorEastAsia" w:hAnsi="Cambria Math"/>
+                        <w:i/>
+                        <w:iCs/>
+                      </w:rPr>
+                    </m:ctrlPr>
+                  </m:sSubPr>
+                  <m:e>
+                    <m:r>
+                      <w:rPr>
+                        <w:rFonts w:ascii="Cambria Math" w:eastAsiaTheme="minorEastAsia" w:hAnsi="Cambria Math"/>
+                      </w:rPr>
+                      <m:t>q</m:t>
+                    </m:r>
+                  </m:e>
+                  <m:sub>
+                    <m:r>
+                      <w:rPr>
+                        <w:rFonts w:ascii="Cambria Math" w:eastAsiaTheme="minorEastAsia" w:hAnsi="Cambria Math"/>
+                      </w:rPr>
+                      <m:t>s</m:t>
+                    </m:r>
+                  </m:sub>
+                </m:sSub>
+              </m:e>
+            </m:func>
+          </m:e>
+        </m:d>
+      </m:oMath>
+      <w:r>
+        <w:rPr>
+          <w:rFonts w:ascii="Aptos" w:eastAsiaTheme="minorEastAsia" w:hAnsi="Aptos"/>
+          <w:iCs/>
         </w:rPr>
         <w:t xml:space="preserve"> </w:t>
       </w:r>
       <w:r>
         <w:rPr>
-          <w:rFonts w:ascii="Aptos" w:hAnsi="Aptos"/>
-        </w:rPr>
-        <w:t>K</w:t>
-      </w:r>
-      <w:r>
-        <w:rPr>
-          <w:rFonts w:ascii="Aptos" w:hAnsi="Aptos"/>
-          <w:vertAlign w:val="superscript"/>
-        </w:rPr>
-        <w:t>–1</w:t>
-      </w:r>
-      <w:r>
-        <w:rPr>
-          <w:rFonts w:ascii="Aptos" w:hAnsi="Aptos"/>
-        </w:rPr>
-        <w:t xml:space="preserve"> </w:t>
-      </w:r>
-      <w:r>
-        <w:rPr>
-          <w:rFonts w:ascii="Aptos" w:hAnsi="Aptos"/>
-        </w:rPr>
-        <w:t>yields</w:t>
-      </w:r>
-      <w:r>
-        <w:rPr>
-          <w:rFonts w:ascii="Aptos" w:hAnsi="Aptos"/>
-        </w:rPr>
-        <w:t xml:space="preserve"> </w:t>
-      </w:r>
-      <w:r>
-        <w:rPr>
-          <w:rFonts w:ascii="Aptos" w:hAnsi="Aptos"/>
-        </w:rPr>
-        <w:t xml:space="preserve">a </w:t>
-      </w:r>
-      <w:r>
-        <w:rPr>
-          <w:rFonts w:ascii="Aptos" w:hAnsi="Aptos"/>
-        </w:rPr>
-        <w:t>cloud-base cloud fraction</w:t>
-      </w:r>
-      <w:r>
-        <w:rPr>
-          <w:rFonts w:ascii="Aptos" w:hAnsi="Aptos"/>
-        </w:rPr>
-        <w:br/>
-      </w:r>
-      <m:oMathPara>
-        <m:oMath>
-          <m:sSub>
-            <m:sSubPr>
-              <m:ctrlPr>
-                <w:rPr>
-                  <w:rFonts w:ascii="Cambria Math" w:hAnsi="Cambria Math"/>
-                </w:rPr>
-              </m:ctrlPr>
-            </m:sSubPr>
-            <m:e>
-              <m:r>
-                <w:rPr>
-                  <w:rFonts w:ascii="Cambria Math" w:hAnsi="Cambria Math"/>
-                </w:rPr>
-                <m:t>C</m:t>
-              </m:r>
-              <m:ctrlPr>
-                <w:rPr>
-                  <w:rFonts w:ascii="Cambria Math" w:hAnsi="Cambria Math"/>
-                  <w:i/>
-                </w:rPr>
-              </m:ctrlPr>
-            </m:e>
-            <m:sub>
-              <m:r>
-                <w:rPr>
-                  <w:rFonts w:ascii="Cambria Math" w:hAnsi="Cambria Math"/>
-                </w:rPr>
-                <m:t>CB</m:t>
-              </m:r>
-            </m:sub>
-          </m:sSub>
-          <m:d>
-            <m:dPr>
-              <m:ctrlPr>
-                <w:rPr>
-                  <w:rFonts w:ascii="Cambria Math" w:hAnsi="Cambria Math"/>
-                </w:rPr>
-              </m:ctrlPr>
-            </m:dPr>
-            <m:e>
-              <m:r>
-                <m:rPr>
-                  <m:sty m:val="p"/>
-                </m:rPr>
-                <w:rPr>
-                  <w:rFonts w:ascii="Cambria Math" w:hAnsi="Cambria Math"/>
-                </w:rPr>
-                <m:t>0.975</m:t>
-              </m:r>
-              <m:sSub>
-                <m:sSubPr>
-                  <m:ctrlPr>
-                    <w:rPr>
-                      <w:rFonts w:ascii="Cambria Math" w:hAnsi="Cambria Math"/>
-                    </w:rPr>
-                  </m:ctrlPr>
-                </m:sSubPr>
-                <m:e>
-                  <m:r>
-                    <w:rPr>
-                      <w:rFonts w:ascii="Cambria Math" w:hAnsi="Cambria Math"/>
-                    </w:rPr>
-                    <m:t>s</m:t>
-                  </m:r>
-                  <m:ctrlPr>
-                    <w:rPr>
-                      <w:rFonts w:ascii="Cambria Math" w:hAnsi="Cambria Math"/>
-                      <w:i/>
-                    </w:rPr>
-                  </m:ctrlPr>
-                </m:e>
-                <m:sub>
-                  <m:r>
-                    <m:rPr>
-                      <m:sty m:val="p"/>
-                    </m:rPr>
-                    <w:rPr>
-                      <w:rFonts w:ascii="Cambria Math" w:hAnsi="Cambria Math"/>
-                    </w:rPr>
-                    <m:t>0</m:t>
-                  </m:r>
-                </m:sub>
-              </m:sSub>
-            </m:e>
-          </m:d>
-          <m:r>
-            <m:rPr>
-              <m:sty m:val="p"/>
-            </m:rPr>
-            <w:rPr>
-              <w:rFonts w:ascii="Cambria Math" w:hAnsi="Cambria Math"/>
-            </w:rPr>
-            <m:t>=0.06,</m:t>
-          </m:r>
-          <m:r>
-            <m:rPr>
-              <m:sty m:val="p"/>
-            </m:rPr>
-            <w:rPr>
-              <w:rFonts w:ascii="Cambria Math" w:hAnsi="Cambria Math"/>
-            </w:rPr>
-            <w:br/>
-          </m:r>
-        </m:oMath>
-      </m:oMathPara>
-      <w:r>
-        <w:rPr>
-          <w:rFonts w:ascii="Aptos" w:hAnsi="Aptos"/>
-        </w:rPr>
-        <w:t>a</w:t>
-      </w:r>
-      <w:r>
-        <w:rPr>
-          <w:rFonts w:ascii="Aptos" w:hAnsi="Aptos"/>
-        </w:rPr>
-        <w:t>n increase of</w:t>
-      </w:r>
-      <w:r>
-        <w:rPr>
-          <w:rFonts w:ascii="Aptos" w:hAnsi="Aptos"/>
-        </w:rPr>
-        <w:t xml:space="preserve"> +9% K</w:t>
-      </w:r>
-      <w:r>
-        <w:rPr>
-          <w:rFonts w:ascii="Aptos" w:hAnsi="Aptos"/>
-          <w:vertAlign w:val="superscript"/>
-        </w:rPr>
-        <w:t>–1</w:t>
-      </w:r>
-      <w:r>
-        <w:rPr>
-          <w:rFonts w:ascii="Aptos" w:hAnsi="Aptos"/>
-        </w:rPr>
-        <w:t xml:space="preserve">. This </w:t>
-      </w:r>
-      <w:r>
-        <w:rPr>
-          <w:rFonts w:ascii="Aptos" w:hAnsi="Aptos"/>
-        </w:rPr>
-        <w:t xml:space="preserve">absolute </w:t>
-      </w:r>
-      <w:r>
-        <w:rPr>
-          <w:rFonts w:ascii="Aptos" w:hAnsi="Aptos"/>
-        </w:rPr>
-        <w:t>0.005 K</w:t>
-      </w:r>
-      <w:r>
-        <w:rPr>
-          <w:rFonts w:ascii="Aptos" w:hAnsi="Aptos"/>
-          <w:vertAlign w:val="superscript"/>
-        </w:rPr>
-        <w:t>–1</w:t>
-      </w:r>
-      <w:r>
-        <w:rPr>
-          <w:rFonts w:ascii="Aptos" w:hAnsi="Aptos"/>
-        </w:rPr>
-        <w:t xml:space="preserve"> increase of the cloud-base clouds </w:t>
-      </w:r>
-      <w:r>
-        <w:rPr>
-          <w:rFonts w:ascii="Aptos" w:hAnsi="Aptos"/>
-        </w:rPr>
-        <w:t>almost</w:t>
-      </w:r>
-      <w:r>
-        <w:rPr>
-          <w:rFonts w:ascii="Aptos" w:hAnsi="Aptos"/>
-        </w:rPr>
-        <w:t xml:space="preserve"> offsets the </w:t>
-      </w:r>
-      <w:r>
-        <w:rPr>
-          <w:rFonts w:ascii="Aptos" w:hAnsi="Aptos"/>
-        </w:rPr>
-        <w:t>-7.9%</w:t>
-      </w:r>
-      <w:r>
-        <w:rPr>
-          <w:rFonts w:ascii="Aptos" w:hAnsi="Aptos"/>
-        </w:rPr>
-        <w:t xml:space="preserve"> decrease of the shallow cumulus clouds</w:t>
-      </w:r>
-      <w:r>
-        <w:rPr>
-          <w:rFonts w:ascii="Aptos" w:hAnsi="Aptos"/>
-        </w:rPr>
-        <w:t xml:space="preserve">, both of which depend on the original </w:t>
-      </w:r>
-      <w:r>
-        <w:rPr>
-          <w:rFonts w:ascii="Aptos" w:hAnsi="Aptos"/>
-        </w:rPr>
-        <w:t>cumulus and stratocumulus cloud fraction.</w:t>
-      </w:r>
+          <w:rFonts w:ascii="Aptos" w:eastAsiaTheme="minorEastAsia" w:hAnsi="Aptos"/>
+          <w:iCs/>
+        </w:rPr>
+        <w:t xml:space="preserve">and the resulting cloud-base cloud fraction </w:t>
+      </w:r>
+      <m:oMath>
+        <m:r>
+          <w:rPr>
+            <w:rFonts w:ascii="Cambria Math" w:eastAsiaTheme="minorEastAsia" w:hAnsi="Cambria Math"/>
+          </w:rPr>
+          <m:t>d</m:t>
+        </m:r>
+        <m:func>
+          <m:funcPr>
+            <m:ctrlPr>
+              <w:rPr>
+                <w:rFonts w:ascii="Cambria Math" w:eastAsiaTheme="minorEastAsia" w:hAnsi="Cambria Math"/>
+                <w:i/>
+                <w:iCs/>
+              </w:rPr>
+            </m:ctrlPr>
+          </m:funcPr>
+          <m:fName>
+            <m:r>
+              <m:rPr>
+                <m:sty m:val="p"/>
+              </m:rPr>
+              <w:rPr>
+                <w:rFonts w:ascii="Cambria Math" w:eastAsiaTheme="minorEastAsia" w:hAnsi="Cambria Math"/>
+              </w:rPr>
+              <m:t>ln</m:t>
+            </m:r>
+          </m:fName>
+          <m:e>
+            <m:sSub>
+              <m:sSubPr>
+                <m:ctrlPr>
+                  <w:rPr>
+                    <w:rFonts w:ascii="Cambria Math" w:eastAsiaTheme="minorEastAsia" w:hAnsi="Cambria Math"/>
+                    <w:i/>
+                    <w:iCs/>
+                  </w:rPr>
+                </m:ctrlPr>
+              </m:sSubPr>
+              <m:e>
+                <m:r>
+                  <w:rPr>
+                    <w:rFonts w:ascii="Cambria Math" w:eastAsiaTheme="minorEastAsia" w:hAnsi="Cambria Math"/>
+                  </w:rPr>
+                  <m:t>C</m:t>
+                </m:r>
+              </m:e>
+              <m:sub>
+                <m:r>
+                  <w:rPr>
+                    <w:rFonts w:ascii="Cambria Math" w:eastAsiaTheme="minorEastAsia" w:hAnsi="Cambria Math"/>
+                  </w:rPr>
+                  <m:t>CB</m:t>
+                </m:r>
+              </m:sub>
+            </m:sSub>
+          </m:e>
+        </m:func>
+        <m:r>
+          <w:rPr>
+            <w:rFonts w:ascii="Cambria Math" w:eastAsiaTheme="minorEastAsia" w:hAnsi="Cambria Math"/>
+          </w:rPr>
+          <m:t>=-3.2 d</m:t>
+        </m:r>
+        <m:func>
+          <m:funcPr>
+            <m:ctrlPr>
+              <w:rPr>
+                <w:rFonts w:ascii="Cambria Math" w:eastAsiaTheme="minorEastAsia" w:hAnsi="Cambria Math"/>
+                <w:i/>
+                <w:iCs/>
+              </w:rPr>
+            </m:ctrlPr>
+          </m:funcPr>
+          <m:fName>
+            <m:r>
+              <m:rPr>
+                <m:sty m:val="p"/>
+              </m:rPr>
+              <w:rPr>
+                <w:rFonts w:ascii="Cambria Math" w:eastAsiaTheme="minorEastAsia" w:hAnsi="Cambria Math"/>
+              </w:rPr>
+              <m:t>ln</m:t>
+            </m:r>
+          </m:fName>
+          <m:e>
+            <m:r>
+              <w:rPr>
+                <w:rFonts w:ascii="Cambria Math" w:eastAsiaTheme="minorEastAsia" w:hAnsi="Cambria Math"/>
+              </w:rPr>
+              <m:t>s</m:t>
+            </m:r>
+          </m:e>
+        </m:func>
+        <m:r>
+          <w:rPr>
+            <w:rFonts w:ascii="Cambria Math" w:eastAsiaTheme="minorEastAsia" w:hAnsi="Cambria Math"/>
+          </w:rPr>
+          <m:t>.</m:t>
+        </m:r>
+      </m:oMath>
+      <w:r>
+        <w:rPr>
+          <w:rFonts w:ascii="Aptos" w:eastAsiaTheme="minorEastAsia" w:hAnsi="Aptos"/>
+          <w:iCs/>
+        </w:rPr>
+        <w:t xml:space="preserve"> The relative change of </w:t>
+      </w:r>
+      <m:oMath>
+        <m:r>
+          <w:rPr>
+            <w:rFonts w:ascii="Cambria Math" w:eastAsiaTheme="minorEastAsia" w:hAnsi="Cambria Math"/>
+          </w:rPr>
+          <m:t>s</m:t>
+        </m:r>
+      </m:oMath>
+      <w:r>
+        <w:rPr>
+          <w:rFonts w:ascii="Aptos" w:eastAsiaTheme="minorEastAsia" w:hAnsi="Aptos"/>
+          <w:iCs/>
+        </w:rPr>
+        <w:t xml:space="preserve"> is </w:t>
+      </w:r>
+      <m:oMath>
+        <m:f>
+          <m:fPr>
+            <m:type m:val="lin"/>
+            <m:ctrlPr>
+              <w:rPr>
+                <w:rFonts w:ascii="Cambria Math" w:eastAsiaTheme="minorEastAsia" w:hAnsi="Cambria Math"/>
+                <w:i/>
+                <w:iCs/>
+              </w:rPr>
+            </m:ctrlPr>
+          </m:fPr>
+          <m:num>
+            <m:r>
+              <m:rPr>
+                <m:sty m:val="p"/>
+              </m:rPr>
+              <w:rPr>
+                <w:rFonts w:ascii="Cambria Math" w:eastAsiaTheme="minorEastAsia" w:hAnsi="Cambria Math"/>
+              </w:rPr>
+              <m:t>Δ</m:t>
+            </m:r>
+            <m:r>
+              <w:rPr>
+                <w:rFonts w:ascii="Cambria Math" w:eastAsiaTheme="minorEastAsia" w:hAnsi="Cambria Math"/>
+              </w:rPr>
+              <m:t>s</m:t>
+            </m:r>
+          </m:num>
+          <m:den>
+            <m:r>
+              <w:rPr>
+                <w:rFonts w:ascii="Cambria Math" w:eastAsiaTheme="minorEastAsia" w:hAnsi="Cambria Math"/>
+              </w:rPr>
+              <m:t>s</m:t>
+            </m:r>
+          </m:den>
+        </m:f>
+        <m:r>
+          <w:rPr>
+            <w:rFonts w:ascii="Cambria Math" w:eastAsiaTheme="minorEastAsia" w:hAnsi="Cambria Math"/>
+          </w:rPr>
+          <m:t xml:space="preserve">= </m:t>
+        </m:r>
+      </m:oMath>
+      <w:r>
+        <w:rPr>
+          <w:rFonts w:ascii="Aptos" w:eastAsiaTheme="minorEastAsia" w:hAnsi="Aptos"/>
+          <w:iCs/>
+        </w:rPr>
+        <w:t>–0.05 to 0.05</w:t>
+      </w:r>
+      <w:r>
+        <w:rPr>
+          <w:rFonts w:ascii="Aptos" w:eastAsiaTheme="minorEastAsia" w:hAnsi="Aptos"/>
+          <w:iCs/>
+        </w:rPr>
+        <w:t xml:space="preserve">, and of cloud base cloud fraction </w:t>
+      </w:r>
+      <m:oMath>
+        <m:sSub>
+          <m:sSubPr>
+            <m:ctrlPr>
+              <w:rPr>
+                <w:rFonts w:ascii="Cambria Math" w:eastAsiaTheme="minorEastAsia" w:hAnsi="Cambria Math"/>
+                <w:i/>
+                <w:iCs/>
+              </w:rPr>
+            </m:ctrlPr>
+          </m:sSubPr>
+          <m:e>
+            <m:r>
+              <w:rPr>
+                <w:rFonts w:ascii="Cambria Math" w:eastAsiaTheme="minorEastAsia" w:hAnsi="Cambria Math"/>
+              </w:rPr>
+              <m:t>C</m:t>
+            </m:r>
+          </m:e>
+          <m:sub>
+            <m:r>
+              <w:rPr>
+                <w:rFonts w:ascii="Cambria Math" w:eastAsiaTheme="minorEastAsia" w:hAnsi="Cambria Math"/>
+              </w:rPr>
+              <m:t>CB</m:t>
+            </m:r>
+          </m:sub>
+        </m:sSub>
+      </m:oMath>
+      <w:r>
+        <w:rPr>
+          <w:rFonts w:ascii="Aptos" w:eastAsiaTheme="minorEastAsia" w:hAnsi="Aptos"/>
+          <w:iCs/>
+        </w:rPr>
+        <w:t xml:space="preserve"> is </w:t>
+      </w:r>
+      <m:oMath>
+        <m:f>
+          <m:fPr>
+            <m:type m:val="lin"/>
+            <m:ctrlPr>
+              <w:rPr>
+                <w:rFonts w:ascii="Cambria Math" w:eastAsiaTheme="minorEastAsia" w:hAnsi="Cambria Math"/>
+                <w:i/>
+                <w:iCs/>
+              </w:rPr>
+            </m:ctrlPr>
+          </m:fPr>
+          <m:num>
+            <m:r>
+              <m:rPr>
+                <m:sty m:val="p"/>
+              </m:rPr>
+              <w:rPr>
+                <w:rFonts w:ascii="Cambria Math" w:eastAsiaTheme="minorEastAsia" w:hAnsi="Cambria Math"/>
+              </w:rPr>
+              <m:t>Δ</m:t>
+            </m:r>
+            <m:sSub>
+              <m:sSubPr>
+                <m:ctrlPr>
+                  <w:rPr>
+                    <w:rFonts w:ascii="Cambria Math" w:eastAsiaTheme="minorEastAsia" w:hAnsi="Cambria Math"/>
+                    <w:i/>
+                    <w:iCs/>
+                  </w:rPr>
+                </m:ctrlPr>
+              </m:sSubPr>
+              <m:e>
+                <m:r>
+                  <w:rPr>
+                    <w:rFonts w:ascii="Cambria Math" w:eastAsiaTheme="minorEastAsia" w:hAnsi="Cambria Math"/>
+                  </w:rPr>
+                  <m:t>C</m:t>
+                </m:r>
+              </m:e>
+              <m:sub>
+                <m:r>
+                  <w:rPr>
+                    <w:rFonts w:ascii="Cambria Math" w:eastAsiaTheme="minorEastAsia" w:hAnsi="Cambria Math"/>
+                  </w:rPr>
+                  <m:t>CB</m:t>
+                </m:r>
+              </m:sub>
+            </m:sSub>
+          </m:num>
+          <m:den>
+            <m:sSub>
+              <m:sSubPr>
+                <m:ctrlPr>
+                  <w:rPr>
+                    <w:rFonts w:ascii="Cambria Math" w:eastAsiaTheme="minorEastAsia" w:hAnsi="Cambria Math"/>
+                    <w:i/>
+                    <w:iCs/>
+                  </w:rPr>
+                </m:ctrlPr>
+              </m:sSubPr>
+              <m:e>
+                <m:r>
+                  <w:rPr>
+                    <w:rFonts w:ascii="Cambria Math" w:eastAsiaTheme="minorEastAsia" w:hAnsi="Cambria Math"/>
+                  </w:rPr>
+                  <m:t>C</m:t>
+                </m:r>
+              </m:e>
+              <m:sub>
+                <m:r>
+                  <w:rPr>
+                    <w:rFonts w:ascii="Cambria Math" w:eastAsiaTheme="minorEastAsia" w:hAnsi="Cambria Math"/>
+                  </w:rPr>
+                  <m:t>CB</m:t>
+                </m:r>
+              </m:sub>
+            </m:sSub>
+          </m:den>
+        </m:f>
+        <m:r>
+          <w:rPr>
+            <w:rFonts w:ascii="Cambria Math" w:eastAsiaTheme="minorEastAsia" w:hAnsi="Cambria Math"/>
+          </w:rPr>
+          <m:t>=</m:t>
+        </m:r>
+      </m:oMath>
+      <w:r>
+        <w:rPr>
+          <w:rFonts w:ascii="Aptos" w:eastAsiaTheme="minorEastAsia" w:hAnsi="Aptos"/>
+          <w:iCs/>
+        </w:rPr>
+        <w:t xml:space="preserve"> 0.17 to –0.15.</w:t>
+      </w:r>
+      <w:r>
+        <w:rPr>
+          <w:rFonts w:ascii="Aptos" w:eastAsiaTheme="minorEastAsia" w:hAnsi="Aptos"/>
+          <w:iCs/>
+        </w:rPr>
+        <w:t xml:space="preserve"> Cloud base clouds are unchanged for </w:t>
+      </w:r>
+      <m:oMath>
+        <m:r>
+          <w:rPr>
+            <w:rFonts w:ascii="Cambria Math" w:eastAsiaTheme="minorEastAsia" w:hAnsi="Cambria Math"/>
+          </w:rPr>
+          <m:t>c=1</m:t>
+        </m:r>
+      </m:oMath>
+      <w:r>
+        <w:rPr>
+          <w:rFonts w:ascii="Aptos" w:eastAsiaTheme="minorEastAsia" w:hAnsi="Aptos"/>
+          <w:iCs/>
+        </w:rPr>
+        <w:t xml:space="preserve"> or </w:t>
+      </w:r>
+      <m:oMath>
+        <m:r>
+          <w:rPr>
+            <w:rFonts w:ascii="Cambria Math" w:eastAsiaTheme="minorEastAsia" w:hAnsi="Cambria Math"/>
+          </w:rPr>
+          <m:t>b=1/2</m:t>
+        </m:r>
+      </m:oMath>
+      <w:r>
+        <w:rPr>
+          <w:rFonts w:ascii="Aptos" w:eastAsiaTheme="minorEastAsia" w:hAnsi="Aptos"/>
+          <w:iCs/>
+        </w:rPr>
+        <w:t>.</w:t>
+      </w:r>
+    </w:p>
+    <w:p>
+      <w:pPr>
+        <w:tabs>
+          <w:tab w:val="left" w:pos="560"/>
+          <w:tab w:val="left" w:pos="1120"/>
+          <w:tab w:val="left" w:pos="1680"/>
+          <w:tab w:val="left" w:pos="2240"/>
+          <w:tab w:val="left" w:pos="2800"/>
+          <w:tab w:val="left" w:pos="3360"/>
+          <w:tab w:val="left" w:pos="3920"/>
+          <w:tab w:val="left" w:pos="4480"/>
+          <w:tab w:val="left" w:pos="5040"/>
+          <w:tab w:val="left" w:pos="5600"/>
+          <w:tab w:val="left" w:pos="6160"/>
+          <w:tab w:val="left" w:pos="6720"/>
+        </w:tabs>
+        <w:autoSpaceDE w:val="0"/>
+        <w:autoSpaceDN w:val="0"/>
+        <w:adjustRightInd w:val="0"/>
+        <w:spacing w:after="0" w:line="240" w:lineRule="auto"/>
+        <w:rPr>
+          <w:rFonts w:ascii="Menlo" w:hAnsi="Menlo" w:cs="Menlo"/>
+          <w:color w:val="3B2322"/>
+          <w:kern w:val="0"/>
+        </w:rPr>
+      </w:pPr>
     </w:p>
     <w:bookmarkEnd w:id="3"/>
     <w:bookmarkEnd w:id="4"/>
@@ -26527,6 +29929,7 @@
         <w:rPr>
           <w:rFonts w:eastAsiaTheme="minorEastAsia"/>
         </w:rPr>
+        <w:lastRenderedPageBreak/>
         <w:t>squashing</w:t>
       </w:r>
       <w:r>
@@ -27023,7 +30426,6 @@
         <w:rPr>
           <w:rFonts w:eastAsiaTheme="minorEastAsia"/>
         </w:rPr>
-        <w:lastRenderedPageBreak/>
         <w:t>Increased mesoscale organization and reduced sink rates would result in deeper clouds</w:t>
       </w:r>
       <w:r>
@@ -28059,6 +31461,7 @@
         <w:rPr>
           <w:rFonts w:eastAsiaTheme="minorEastAsia"/>
         </w:rPr>
+        <w:lastRenderedPageBreak/>
         <w:t>[</w:t>
       </w:r>
       <w:proofErr w:type="spellStart"/>
@@ -28182,7 +31585,6 @@
         <w:rPr>
           <w:noProof/>
         </w:rPr>
-        <w:lastRenderedPageBreak/>
         <w:drawing>
           <wp:inline distT="0" distB="0" distL="0" distR="0" wp14:anchorId="6A270A3F" wp14:editId="76C0F065">
             <wp:extent cx="3559127" cy="2671275"/>
@@ -28199,7 +31601,7 @@
                     <pic:cNvPicPr/>
                   </pic:nvPicPr>
                   <pic:blipFill>
-                    <a:blip r:embed="rId14"/>
+                    <a:blip r:embed="rId15"/>
                     <a:stretch>
                       <a:fillRect/>
                     </a:stretch>
@@ -28303,7 +31705,7 @@
                     <pic:cNvPicPr/>
                   </pic:nvPicPr>
                   <pic:blipFill rotWithShape="1">
-                    <a:blip r:embed="rId15">
+                    <a:blip r:embed="rId16">
                       <a:extLst>
                         <a:ext uri="{28A0092B-C50C-407E-A947-70E740481C1C}">
                           <a14:useLocalDpi xmlns:a14="http://schemas.microsoft.com/office/drawing/2010/main" val="0"/>
@@ -28350,6 +31752,7 @@
         <w:rPr>
           <w:rFonts w:ascii="Aptos Narrow" w:hAnsi="Aptos Narrow"/>
         </w:rPr>
+        <w:lastRenderedPageBreak/>
         <w:t xml:space="preserve">Figure </w:t>
       </w:r>
       <w:r>
@@ -28622,7 +32025,6 @@
           <w:rFonts w:ascii="Aptos Narrow" w:hAnsi="Aptos Narrow"/>
           <w:noProof/>
         </w:rPr>
-        <w:lastRenderedPageBreak/>
         <w:drawing>
           <wp:inline distT="0" distB="0" distL="0" distR="0" wp14:anchorId="69BD0BF6" wp14:editId="3DE79AF5">
             <wp:extent cx="4487842" cy="2304165"/>
@@ -28639,7 +32041,7 @@
                     <pic:cNvPicPr/>
                   </pic:nvPicPr>
                   <pic:blipFill rotWithShape="1">
-                    <a:blip r:embed="rId16"/>
+                    <a:blip r:embed="rId17"/>
                     <a:srcRect b="6788"/>
                     <a:stretch>
                       <a:fillRect/>
@@ -28716,7 +32118,7 @@
                     <pic:cNvPicPr/>
                   </pic:nvPicPr>
                   <pic:blipFill>
-                    <a:blip r:embed="rId17">
+                    <a:blip r:embed="rId18">
                       <a:extLst>
                         <a:ext uri="{28A0092B-C50C-407E-A947-70E740481C1C}">
                           <a14:useLocalDpi xmlns:a14="http://schemas.microsoft.com/office/drawing/2010/main" val="0"/>
@@ -28862,7 +32264,7 @@
                     <pic:cNvPicPr/>
                   </pic:nvPicPr>
                   <pic:blipFill>
-                    <a:blip r:embed="rId18"/>
+                    <a:blip r:embed="rId19"/>
                     <a:stretch>
                       <a:fillRect/>
                     </a:stretch>
@@ -28915,7 +32317,7 @@
       </w:pPr>
     </w:p>
     <w:sectPr>
-      <w:footerReference w:type="default" r:id="rId19"/>
+      <w:footerReference w:type="default" r:id="rId20"/>
       <w:pgSz w:w="12240" w:h="15840"/>
       <w:pgMar w:top="1440" w:right="1440" w:bottom="1440" w:left="1440" w:header="720" w:footer="720" w:gutter="0"/>
       <w:cols w:space="720"/>

--- a/doc/DiM_ms20260727.docx
+++ b/doc/DiM_ms20260727.docx
@@ -19068,21 +19068,7 @@
         <w:rPr>
           <w:rFonts w:ascii="Aptos" w:hAnsi="Aptos"/>
         </w:rPr>
-        <w:t xml:space="preserve">, </w:t>
-      </w:r>
-      <w:proofErr w:type="spellStart"/>
-      <w:r>
-        <w:rPr>
-          <w:rFonts w:ascii="Aptos" w:hAnsi="Aptos"/>
-        </w:rPr>
-        <w:t xml:space="preserve">but </w:t>
-      </w:r>
-      <w:proofErr w:type="spellEnd"/>
-      <w:r>
-        <w:rPr>
-          <w:rFonts w:ascii="Aptos" w:hAnsi="Aptos"/>
-        </w:rPr>
-        <w:t>t</w:t>
+        <w:t>, but t</w:t>
       </w:r>
       <w:r>
         <w:rPr>
@@ -19402,9 +19388,28 @@
     </w:p>
     <w:p>
       <w:pPr>
-        <w:pStyle w:val="BodyText"/>
-        <w:rPr>
-          <w:rFonts w:ascii="Aptos" w:hAnsi="Aptos"/>
+        <w:tabs>
+          <w:tab w:val="left" w:pos="560"/>
+          <w:tab w:val="left" w:pos="1120"/>
+          <w:tab w:val="left" w:pos="1680"/>
+          <w:tab w:val="left" w:pos="2240"/>
+          <w:tab w:val="left" w:pos="2800"/>
+          <w:tab w:val="left" w:pos="3360"/>
+          <w:tab w:val="left" w:pos="3920"/>
+          <w:tab w:val="left" w:pos="4480"/>
+          <w:tab w:val="left" w:pos="5040"/>
+          <w:tab w:val="left" w:pos="5600"/>
+          <w:tab w:val="left" w:pos="6160"/>
+          <w:tab w:val="left" w:pos="6720"/>
+        </w:tabs>
+        <w:autoSpaceDE w:val="0"/>
+        <w:autoSpaceDN w:val="0"/>
+        <w:adjustRightInd w:val="0"/>
+        <w:spacing w:after="0" w:line="240" w:lineRule="auto"/>
+        <w:rPr>
+          <w:rFonts w:ascii="Menlo" w:eastAsiaTheme="minorEastAsia" w:hAnsi="Menlo" w:cs="Menlo"/>
+          <w:color w:val="3B2322"/>
+          <w:kern w:val="0"/>
         </w:rPr>
       </w:pPr>
       <w:r>
@@ -19711,7 +19716,6 @@
           <m:t xml:space="preserve"> </m:t>
         </m:r>
       </m:oMath>
-      <w:proofErr w:type="spellStart"/>
       <w:r>
         <w:rPr>
           <w:rFonts w:ascii="Aptos" w:hAnsi="Aptos"/>
@@ -19724,7 +19728,12 @@
         </w:rPr>
         <w:t>her</w:t>
       </w:r>
-      <w:proofErr w:type="spellEnd"/>
+      <w:r>
+        <w:rPr>
+          <w:rFonts w:ascii="Aptos" w:hAnsi="Aptos"/>
+        </w:rPr>
+        <w:t>e</w:t>
+      </w:r>
       <w:r>
         <w:rPr>
           <w:rFonts w:ascii="Aptos" w:hAnsi="Aptos"/>
@@ -19790,6 +19799,8 @@
                         <m:ctrlPr>
                           <w:rPr>
                             <w:rFonts w:ascii="Cambria Math" w:hAnsi="Cambria Math"/>
+                            <w:kern w:val="0"/>
+                            <w14:ligatures w14:val="none"/>
                           </w:rPr>
                         </m:ctrlPr>
                       </m:accPr>
@@ -19914,7 +19925,180 @@
         <w:rPr>
           <w:rFonts w:ascii="Aptos" w:hAnsi="Aptos"/>
         </w:rPr>
+        <w:t xml:space="preserve"> Cloud fraction changes strongly inversely to </w:t>
+      </w:r>
+      <m:oMath>
+        <m:r>
+          <w:rPr>
+            <w:rFonts w:ascii="Cambria Math" w:hAnsi="Cambria Math"/>
+          </w:rPr>
+          <m:t>s</m:t>
+        </m:r>
+      </m:oMath>
+      <w:r>
+        <w:rPr>
+          <w:rFonts w:ascii="Aptos" w:eastAsiaTheme="minorEastAsia" w:hAnsi="Aptos"/>
+        </w:rPr>
+        <w:t xml:space="preserve"> according to</w:t>
+      </w:r>
+      <w:r>
+        <w:rPr>
+          <w:rFonts w:ascii="Aptos" w:hAnsi="Aptos"/>
+        </w:rPr>
         <w:t xml:space="preserve"> </w:t>
+      </w:r>
+      <m:oMath>
+        <m:f>
+          <m:fPr>
+            <m:type m:val="lin"/>
+            <m:ctrlPr>
+              <w:rPr>
+                <w:rFonts w:ascii="Cambria Math" w:hAnsi="Cambria Math" w:cs="Menlo"/>
+                <w:i/>
+                <w:color w:val="3B2322"/>
+                <w:kern w:val="0"/>
+              </w:rPr>
+            </m:ctrlPr>
+          </m:fPr>
+          <m:num>
+            <m:r>
+              <w:rPr>
+                <w:rFonts w:ascii="Cambria Math" w:hAnsi="Cambria Math" w:cs="Menlo"/>
+                <w:color w:val="3B2322"/>
+                <w:kern w:val="0"/>
+              </w:rPr>
+              <m:t>d</m:t>
+            </m:r>
+            <m:func>
+              <m:funcPr>
+                <m:ctrlPr>
+                  <w:rPr>
+                    <w:rFonts w:ascii="Cambria Math" w:hAnsi="Cambria Math" w:cs="Menlo"/>
+                    <w:i/>
+                    <w:color w:val="3B2322"/>
+                    <w:kern w:val="0"/>
+                  </w:rPr>
+                </m:ctrlPr>
+              </m:funcPr>
+              <m:fName>
+                <m:r>
+                  <m:rPr>
+                    <m:sty m:val="p"/>
+                  </m:rPr>
+                  <w:rPr>
+                    <w:rFonts w:ascii="Cambria Math" w:hAnsi="Cambria Math" w:cs="Menlo"/>
+                    <w:color w:val="3B2322"/>
+                    <w:kern w:val="0"/>
+                  </w:rPr>
+                  <m:t>ln</m:t>
+                </m:r>
+              </m:fName>
+              <m:e>
+                <m:sSub>
+                  <m:sSubPr>
+                    <m:ctrlPr>
+                      <w:rPr>
+                        <w:rFonts w:ascii="Cambria Math" w:hAnsi="Cambria Math" w:cs="Menlo"/>
+                        <w:i/>
+                        <w:color w:val="3B2322"/>
+                        <w:kern w:val="0"/>
+                      </w:rPr>
+                    </m:ctrlPr>
+                  </m:sSubPr>
+                  <m:e>
+                    <m:r>
+                      <w:rPr>
+                        <w:rFonts w:ascii="Cambria Math" w:hAnsi="Cambria Math" w:cs="Menlo"/>
+                        <w:color w:val="3B2322"/>
+                        <w:kern w:val="0"/>
+                      </w:rPr>
+                      <m:t>C</m:t>
+                    </m:r>
+                  </m:e>
+                  <m:sub>
+                    <m:r>
+                      <w:rPr>
+                        <w:rFonts w:ascii="Cambria Math" w:hAnsi="Cambria Math" w:cs="Menlo"/>
+                        <w:color w:val="3B2322"/>
+                        <w:kern w:val="0"/>
+                      </w:rPr>
+                      <m:t>CB</m:t>
+                    </m:r>
+                  </m:sub>
+                </m:sSub>
+              </m:e>
+            </m:func>
+          </m:num>
+          <m:den>
+            <m:r>
+              <w:rPr>
+                <w:rFonts w:ascii="Cambria Math" w:hAnsi="Cambria Math" w:cs="Menlo"/>
+                <w:color w:val="3B2322"/>
+                <w:kern w:val="0"/>
+              </w:rPr>
+              <m:t>d</m:t>
+            </m:r>
+            <m:func>
+              <m:funcPr>
+                <m:ctrlPr>
+                  <w:rPr>
+                    <w:rFonts w:ascii="Cambria Math" w:hAnsi="Cambria Math" w:cs="Menlo"/>
+                    <w:i/>
+                    <w:color w:val="3B2322"/>
+                    <w:kern w:val="0"/>
+                  </w:rPr>
+                </m:ctrlPr>
+              </m:funcPr>
+              <m:fName>
+                <m:r>
+                  <m:rPr>
+                    <m:sty m:val="p"/>
+                  </m:rPr>
+                  <w:rPr>
+                    <w:rFonts w:ascii="Cambria Math" w:hAnsi="Cambria Math" w:cs="Menlo"/>
+                    <w:color w:val="3B2322"/>
+                    <w:kern w:val="0"/>
+                  </w:rPr>
+                  <m:t>ln</m:t>
+                </m:r>
+              </m:fName>
+              <m:e>
+                <m:r>
+                  <w:rPr>
+                    <w:rFonts w:ascii="Cambria Math" w:hAnsi="Cambria Math" w:cs="Menlo"/>
+                    <w:color w:val="3B2322"/>
+                    <w:kern w:val="0"/>
+                  </w:rPr>
+                  <m:t>s</m:t>
+                </m:r>
+              </m:e>
+            </m:func>
+          </m:den>
+        </m:f>
+        <m:r>
+          <w:rPr>
+            <w:rFonts w:ascii="Cambria Math" w:hAnsi="Cambria Math" w:cs="Menlo"/>
+            <w:color w:val="3B2322"/>
+            <w:kern w:val="0"/>
+          </w:rPr>
+          <m:t>≈</m:t>
+        </m:r>
+        <m:r>
+          <w:rPr>
+            <w:rFonts w:ascii="Cambria Math" w:hAnsi="Cambria Math" w:cs="Menlo"/>
+            <w:color w:val="3B2322"/>
+            <w:kern w:val="0"/>
+          </w:rPr>
+          <m:t>-3.2</m:t>
+        </m:r>
+      </m:oMath>
+      <w:r>
+        <w:rPr>
+          <w:rFonts w:ascii="Aptos" w:eastAsiaTheme="minorEastAsia" w:hAnsi="Aptos"/>
+          <w:color w:val="3B2322"/>
+          <w:kern w:val="0"/>
+        </w:rPr>
+        <w:t xml:space="preserve">. </w:t>
       </w:r>
       <w:r>
         <w:rPr>
@@ -23075,2931 +23259,6 @@
     </w:p>
     <w:p>
       <w:pPr>
-        <w:pStyle w:val="BodyText"/>
-        <w:rPr>
-          <w:rFonts w:ascii="Aptos" w:hAnsi="Aptos"/>
-        </w:rPr>
-      </w:pPr>
-      <w:r>
-        <w:rPr>
-          <w:rFonts w:ascii="Aptos" w:hAnsi="Aptos"/>
-        </w:rPr>
-        <w:t xml:space="preserve">Scaling </w:t>
-      </w:r>
-      <m:oMath>
-        <m:sSub>
-          <m:sSubPr>
-            <m:ctrlPr>
-              <w:rPr>
-                <w:rFonts w:ascii="Cambria Math" w:hAnsi="Cambria Math"/>
-                <w:i/>
-                <w:iCs/>
-              </w:rPr>
-            </m:ctrlPr>
-          </m:sSubPr>
-          <m:e>
-            <m:r>
-              <w:rPr>
-                <w:rFonts w:ascii="Cambria Math" w:hAnsi="Cambria Math"/>
-              </w:rPr>
-              <m:t>s</m:t>
-            </m:r>
-            <m:ctrlPr>
-              <w:rPr>
-                <w:rFonts w:ascii="Cambria Math" w:hAnsi="Cambria Math"/>
-                <w:i/>
-              </w:rPr>
-            </m:ctrlPr>
-          </m:e>
-          <m:sub>
-            <m:r>
-              <w:rPr>
-                <w:rFonts w:ascii="Cambria Math" w:hAnsi="Cambria Math"/>
-              </w:rPr>
-              <m:t>0</m:t>
-            </m:r>
-          </m:sub>
-        </m:sSub>
-      </m:oMath>
-      <w:r>
-        <w:rPr>
-          <w:rFonts w:ascii="Aptos" w:hAnsi="Aptos"/>
-        </w:rPr>
-        <w:t xml:space="preserve"> by </w:t>
-      </w:r>
-      <w:r>
-        <w:rPr>
-          <w:rFonts w:ascii="Aptos" w:hAnsi="Aptos"/>
-        </w:rPr>
-        <w:t>(1 - 0.025) = 0.</w:t>
-      </w:r>
-      <w:r>
-        <w:rPr>
-          <w:rFonts w:ascii="Aptos" w:hAnsi="Aptos"/>
-        </w:rPr>
-        <w:t>975</w:t>
-      </w:r>
-      <w:r>
-        <w:rPr>
-          <w:rFonts w:ascii="Aptos" w:hAnsi="Aptos"/>
-        </w:rPr>
-        <w:t xml:space="preserve"> </w:t>
-      </w:r>
-      <w:r>
-        <w:rPr>
-          <w:rFonts w:ascii="Aptos" w:hAnsi="Aptos"/>
-        </w:rPr>
-        <w:t>K</w:t>
-      </w:r>
-      <w:r>
-        <w:rPr>
-          <w:rFonts w:ascii="Aptos" w:hAnsi="Aptos"/>
-          <w:vertAlign w:val="superscript"/>
-        </w:rPr>
-        <w:t>–1</w:t>
-      </w:r>
-      <w:r>
-        <w:rPr>
-          <w:rFonts w:ascii="Aptos" w:hAnsi="Aptos"/>
-        </w:rPr>
-        <w:t xml:space="preserve"> </w:t>
-      </w:r>
-      <w:r>
-        <w:rPr>
-          <w:rFonts w:ascii="Aptos" w:hAnsi="Aptos"/>
-        </w:rPr>
-        <w:t>yields</w:t>
-      </w:r>
-      <w:r>
-        <w:rPr>
-          <w:rFonts w:ascii="Aptos" w:hAnsi="Aptos"/>
-        </w:rPr>
-        <w:t xml:space="preserve"> </w:t>
-      </w:r>
-      <w:r>
-        <w:rPr>
-          <w:rFonts w:ascii="Aptos" w:hAnsi="Aptos"/>
-        </w:rPr>
-        <w:t xml:space="preserve">a </w:t>
-      </w:r>
-      <w:r>
-        <w:rPr>
-          <w:rFonts w:ascii="Aptos" w:hAnsi="Aptos"/>
-        </w:rPr>
-        <w:t>cloud-base cloud fraction</w:t>
-      </w:r>
-      <w:r>
-        <w:rPr>
-          <w:rFonts w:ascii="Aptos" w:hAnsi="Aptos"/>
-        </w:rPr>
-        <w:br/>
-      </w:r>
-      <m:oMathPara>
-        <m:oMath>
-          <m:sSub>
-            <m:sSubPr>
-              <m:ctrlPr>
-                <w:rPr>
-                  <w:rFonts w:ascii="Cambria Math" w:hAnsi="Cambria Math"/>
-                </w:rPr>
-              </m:ctrlPr>
-            </m:sSubPr>
-            <m:e>
-              <m:r>
-                <w:rPr>
-                  <w:rFonts w:ascii="Cambria Math" w:hAnsi="Cambria Math"/>
-                </w:rPr>
-                <m:t>C</m:t>
-              </m:r>
-              <m:ctrlPr>
-                <w:rPr>
-                  <w:rFonts w:ascii="Cambria Math" w:hAnsi="Cambria Math"/>
-                  <w:i/>
-                </w:rPr>
-              </m:ctrlPr>
-            </m:e>
-            <m:sub>
-              <m:r>
-                <w:rPr>
-                  <w:rFonts w:ascii="Cambria Math" w:hAnsi="Cambria Math"/>
-                </w:rPr>
-                <m:t>CB</m:t>
-              </m:r>
-            </m:sub>
-          </m:sSub>
-          <m:d>
-            <m:dPr>
-              <m:ctrlPr>
-                <w:rPr>
-                  <w:rFonts w:ascii="Cambria Math" w:hAnsi="Cambria Math"/>
-                </w:rPr>
-              </m:ctrlPr>
-            </m:dPr>
-            <m:e>
-              <m:r>
-                <m:rPr>
-                  <m:sty m:val="p"/>
-                </m:rPr>
-                <w:rPr>
-                  <w:rFonts w:ascii="Cambria Math" w:hAnsi="Cambria Math"/>
-                </w:rPr>
-                <m:t>0.975</m:t>
-              </m:r>
-              <m:sSub>
-                <m:sSubPr>
-                  <m:ctrlPr>
-                    <w:rPr>
-                      <w:rFonts w:ascii="Cambria Math" w:hAnsi="Cambria Math"/>
-                    </w:rPr>
-                  </m:ctrlPr>
-                </m:sSubPr>
-                <m:e>
-                  <m:r>
-                    <w:rPr>
-                      <w:rFonts w:ascii="Cambria Math" w:hAnsi="Cambria Math"/>
-                    </w:rPr>
-                    <m:t>s</m:t>
-                  </m:r>
-                  <m:ctrlPr>
-                    <w:rPr>
-                      <w:rFonts w:ascii="Cambria Math" w:hAnsi="Cambria Math"/>
-                      <w:i/>
-                    </w:rPr>
-                  </m:ctrlPr>
-                </m:e>
-                <m:sub>
-                  <m:r>
-                    <m:rPr>
-                      <m:sty m:val="p"/>
-                    </m:rPr>
-                    <w:rPr>
-                      <w:rFonts w:ascii="Cambria Math" w:hAnsi="Cambria Math"/>
-                    </w:rPr>
-                    <m:t>0</m:t>
-                  </m:r>
-                </m:sub>
-              </m:sSub>
-            </m:e>
-          </m:d>
-          <m:r>
-            <m:rPr>
-              <m:sty m:val="p"/>
-            </m:rPr>
-            <w:rPr>
-              <w:rFonts w:ascii="Cambria Math" w:hAnsi="Cambria Math"/>
-            </w:rPr>
-            <m:t>=0.06,</m:t>
-          </m:r>
-          <m:r>
-            <m:rPr>
-              <m:sty m:val="p"/>
-            </m:rPr>
-            <w:rPr>
-              <w:rFonts w:ascii="Cambria Math" w:hAnsi="Cambria Math"/>
-            </w:rPr>
-            <w:br/>
-          </m:r>
-        </m:oMath>
-      </m:oMathPara>
-      <w:r>
-        <w:rPr>
-          <w:rFonts w:ascii="Aptos" w:hAnsi="Aptos"/>
-        </w:rPr>
-        <w:t>a</w:t>
-      </w:r>
-      <w:r>
-        <w:rPr>
-          <w:rFonts w:ascii="Aptos" w:hAnsi="Aptos"/>
-        </w:rPr>
-        <w:t>n increase of</w:t>
-      </w:r>
-      <w:r>
-        <w:rPr>
-          <w:rFonts w:ascii="Aptos" w:hAnsi="Aptos"/>
-        </w:rPr>
-        <w:t xml:space="preserve"> +9% K</w:t>
-      </w:r>
-      <w:r>
-        <w:rPr>
-          <w:rFonts w:ascii="Aptos" w:hAnsi="Aptos"/>
-          <w:vertAlign w:val="superscript"/>
-        </w:rPr>
-        <w:t>–1</w:t>
-      </w:r>
-      <w:r>
-        <w:rPr>
-          <w:rFonts w:ascii="Aptos" w:hAnsi="Aptos"/>
-        </w:rPr>
-        <w:t xml:space="preserve">. This </w:t>
-      </w:r>
-      <w:r>
-        <w:rPr>
-          <w:rFonts w:ascii="Aptos" w:hAnsi="Aptos"/>
-        </w:rPr>
-        <w:t xml:space="preserve">absolute </w:t>
-      </w:r>
-      <w:r>
-        <w:rPr>
-          <w:rFonts w:ascii="Aptos" w:hAnsi="Aptos"/>
-        </w:rPr>
-        <w:t>0.005 K</w:t>
-      </w:r>
-      <w:r>
-        <w:rPr>
-          <w:rFonts w:ascii="Aptos" w:hAnsi="Aptos"/>
-          <w:vertAlign w:val="superscript"/>
-        </w:rPr>
-        <w:t>–1</w:t>
-      </w:r>
-      <w:r>
-        <w:rPr>
-          <w:rFonts w:ascii="Aptos" w:hAnsi="Aptos"/>
-        </w:rPr>
-        <w:t xml:space="preserve"> increase of the cloud-base clouds </w:t>
-      </w:r>
-      <w:r>
-        <w:rPr>
-          <w:rFonts w:ascii="Aptos" w:hAnsi="Aptos"/>
-        </w:rPr>
-        <w:t>almost</w:t>
-      </w:r>
-      <w:r>
-        <w:rPr>
-          <w:rFonts w:ascii="Aptos" w:hAnsi="Aptos"/>
-        </w:rPr>
-        <w:t xml:space="preserve"> offsets the </w:t>
-      </w:r>
-      <w:r>
-        <w:rPr>
-          <w:rFonts w:ascii="Aptos" w:hAnsi="Aptos"/>
-        </w:rPr>
-        <w:t>-7.9%</w:t>
-      </w:r>
-      <w:r>
-        <w:rPr>
-          <w:rFonts w:ascii="Aptos" w:hAnsi="Aptos"/>
-        </w:rPr>
-        <w:t xml:space="preserve"> decrease of the shallow cumulus clouds</w:t>
-      </w:r>
-      <w:r>
-        <w:rPr>
-          <w:rFonts w:ascii="Aptos" w:hAnsi="Aptos"/>
-        </w:rPr>
-        <w:t>, both of which depend on the original cumulus and stratocumulus cloud fraction.</w:t>
-      </w:r>
-    </w:p>
-    <w:p>
-      <w:pPr>
-        <w:pStyle w:val="BodyText"/>
-        <w:rPr>
-          <w:rFonts w:ascii="Aptos" w:eastAsiaTheme="minorEastAsia" w:hAnsi="Aptos"/>
-        </w:rPr>
-      </w:pPr>
-    </w:p>
-    <w:p>
-      <w:pPr>
-        <w:pStyle w:val="BodyText"/>
-        <w:rPr>
-          <w:rFonts w:ascii="Aptos" w:eastAsiaTheme="minorEastAsia" w:hAnsi="Aptos"/>
-        </w:rPr>
-      </w:pPr>
-      <w:r>
-        <w:rPr>
-          <w:rFonts w:ascii="Aptos" w:eastAsiaTheme="minorEastAsia" w:hAnsi="Aptos"/>
-        </w:rPr>
-        <w:t xml:space="preserve">The surface saturation deficit </w:t>
-      </w:r>
-      <m:oMath>
-        <m:r>
-          <w:rPr>
-            <w:rFonts w:ascii="Cambria Math" w:hAnsi="Cambria Math"/>
-          </w:rPr>
-          <m:t>1-</m:t>
-        </m:r>
-        <m:sSub>
-          <m:sSubPr>
-            <m:ctrlPr>
-              <w:rPr>
-                <w:rFonts w:ascii="Cambria Math" w:hAnsi="Cambria Math"/>
-                <w:i/>
-              </w:rPr>
-            </m:ctrlPr>
-          </m:sSubPr>
-          <m:e>
-            <m:acc>
-              <m:accPr>
-                <m:chr m:val="̅"/>
-                <m:ctrlPr>
-                  <w:rPr>
-                    <w:rFonts w:ascii="Cambria Math" w:hAnsi="Cambria Math"/>
-                    <w:iCs/>
-                  </w:rPr>
-                </m:ctrlPr>
-              </m:accPr>
-              <m:e>
-                <m:r>
-                  <m:rPr>
-                    <m:sty m:val="p"/>
-                  </m:rPr>
-                  <w:rPr>
-                    <w:rFonts w:ascii="Cambria Math" w:hAnsi="Cambria Math"/>
-                  </w:rPr>
-                  <m:t>RH</m:t>
-                </m:r>
-              </m:e>
-            </m:acc>
-          </m:e>
-          <m:sub>
-            <m:r>
-              <m:rPr>
-                <m:sty m:val="p"/>
-              </m:rPr>
-              <w:rPr>
-                <w:rFonts w:ascii="Cambria Math" w:hAnsi="Cambria Math"/>
-              </w:rPr>
-              <m:t>sfc</m:t>
-            </m:r>
-          </m:sub>
-        </m:sSub>
-      </m:oMath>
-      <w:r>
-        <w:rPr>
-          <w:rFonts w:ascii="Aptos" w:eastAsiaTheme="minorEastAsia" w:hAnsi="Aptos"/>
-        </w:rPr>
-        <w:t xml:space="preserve"> </w:t>
-      </w:r>
-      <w:r>
-        <w:rPr>
-          <w:rFonts w:ascii="Aptos" w:eastAsiaTheme="minorEastAsia" w:hAnsi="Aptos"/>
-        </w:rPr>
-        <w:t xml:space="preserve">decreases by </w:t>
-      </w:r>
-      <w:r>
-        <w:rPr>
-          <w:rFonts w:ascii="Aptos" w:eastAsiaTheme="minorEastAsia" w:hAnsi="Aptos"/>
-        </w:rPr>
-        <w:t>–5</w:t>
-      </w:r>
-      <w:r>
-        <w:rPr>
-          <w:rFonts w:ascii="Aptos" w:eastAsiaTheme="minorEastAsia" w:hAnsi="Aptos"/>
-        </w:rPr>
-        <w:t xml:space="preserve"> </w:t>
-      </w:r>
-      <w:r>
-        <w:rPr>
-          <w:rFonts w:ascii="Aptos" w:hAnsi="Aptos"/>
-        </w:rPr>
-        <w:t>% K</w:t>
-      </w:r>
-      <w:r>
-        <w:rPr>
-          <w:rFonts w:ascii="Aptos" w:hAnsi="Aptos"/>
-          <w:vertAlign w:val="superscript"/>
-        </w:rPr>
-        <w:t>–</w:t>
-      </w:r>
-      <w:r>
-        <w:rPr>
-          <w:rFonts w:ascii="Aptos" w:hAnsi="Aptos"/>
-          <w:vertAlign w:val="superscript"/>
-        </w:rPr>
-        <w:t>1</w:t>
-      </w:r>
-      <w:r>
-        <w:rPr>
-          <w:rFonts w:ascii="Aptos" w:eastAsiaTheme="minorEastAsia" w:hAnsi="Aptos"/>
-        </w:rPr>
-        <w:t xml:space="preserve"> </w:t>
-      </w:r>
-      <w:r>
-        <w:rPr>
-          <w:rFonts w:ascii="Aptos" w:eastAsiaTheme="minorEastAsia" w:hAnsi="Aptos"/>
-        </w:rPr>
-        <w:t xml:space="preserve">if </w:t>
-      </w:r>
-      <m:oMath>
-        <m:sSup>
-          <m:sSupPr>
-            <m:ctrlPr>
-              <w:rPr>
-                <w:rFonts w:ascii="Cambria Math" w:eastAsiaTheme="minorEastAsia" w:hAnsi="Cambria Math"/>
-                <w:i/>
-              </w:rPr>
-            </m:ctrlPr>
-          </m:sSupPr>
-          <m:e>
-            <m:r>
-              <w:rPr>
-                <w:rFonts w:ascii="Cambria Math" w:eastAsiaTheme="minorEastAsia" w:hAnsi="Cambria Math"/>
-              </w:rPr>
-              <m:t>u</m:t>
-            </m:r>
-          </m:e>
-          <m:sup>
-            <m:r>
-              <w:rPr>
-                <w:rFonts w:ascii="Cambria Math" w:eastAsiaTheme="minorEastAsia" w:hAnsi="Cambria Math"/>
-              </w:rPr>
-              <m:t>*</m:t>
-            </m:r>
-          </m:sup>
-        </m:sSup>
-      </m:oMath>
-      <w:r>
-        <w:rPr>
-          <w:rFonts w:ascii="Aptos" w:eastAsiaTheme="minorEastAsia" w:hAnsi="Aptos"/>
-        </w:rPr>
-        <w:t xml:space="preserve"> </w:t>
-      </w:r>
-      <w:r>
-        <w:rPr>
-          <w:rFonts w:ascii="Aptos" w:eastAsiaTheme="minorEastAsia" w:hAnsi="Aptos"/>
-        </w:rPr>
-        <w:t xml:space="preserve">and </w:t>
-      </w:r>
-      <m:oMath>
-        <m:r>
-          <w:rPr>
-            <w:rFonts w:ascii="Cambria Math" w:eastAsiaTheme="minorEastAsia" w:hAnsi="Cambria Math"/>
-          </w:rPr>
-          <m:t>U</m:t>
-        </m:r>
-      </m:oMath>
-      <w:r>
-        <w:rPr>
-          <w:rFonts w:ascii="Aptos" w:eastAsiaTheme="minorEastAsia" w:hAnsi="Aptos"/>
-        </w:rPr>
-        <w:t xml:space="preserve"> are constant, and </w:t>
-      </w:r>
-      <m:oMath>
-        <m:r>
-          <w:rPr>
-            <w:rFonts w:ascii="Cambria Math" w:hAnsi="Cambria Math"/>
-          </w:rPr>
-          <m:t>1-</m:t>
-        </m:r>
-        <m:sSub>
-          <m:sSubPr>
-            <m:ctrlPr>
-              <w:rPr>
-                <w:rFonts w:ascii="Cambria Math" w:hAnsi="Cambria Math"/>
-                <w:i/>
-              </w:rPr>
-            </m:ctrlPr>
-          </m:sSubPr>
-          <m:e>
-            <m:acc>
-              <m:accPr>
-                <m:chr m:val="̅"/>
-                <m:ctrlPr>
-                  <w:rPr>
-                    <w:rFonts w:ascii="Cambria Math" w:hAnsi="Cambria Math"/>
-                    <w:iCs/>
-                  </w:rPr>
-                </m:ctrlPr>
-              </m:accPr>
-              <m:e>
-                <m:r>
-                  <m:rPr>
-                    <m:sty m:val="p"/>
-                  </m:rPr>
-                  <w:rPr>
-                    <w:rFonts w:ascii="Cambria Math" w:hAnsi="Cambria Math"/>
-                  </w:rPr>
-                  <m:t>RH</m:t>
-                </m:r>
-              </m:e>
-            </m:acc>
-          </m:e>
-          <m:sub>
-            <m:r>
-              <m:rPr>
-                <m:sty m:val="p"/>
-              </m:rPr>
-              <w:rPr>
-                <w:rFonts w:ascii="Cambria Math" w:hAnsi="Cambria Math"/>
-              </w:rPr>
-              <m:t>sfc</m:t>
-            </m:r>
-          </m:sub>
-        </m:sSub>
-      </m:oMath>
-      <w:r>
-        <w:rPr>
-          <w:rFonts w:ascii="Aptos" w:eastAsiaTheme="minorEastAsia" w:hAnsi="Aptos"/>
-        </w:rPr>
-        <w:t xml:space="preserve"> is constant if </w:t>
-      </w:r>
-      <m:oMath>
-        <m:sSup>
-          <m:sSupPr>
-            <m:ctrlPr>
-              <w:rPr>
-                <w:rFonts w:ascii="Cambria Math" w:eastAsiaTheme="minorEastAsia" w:hAnsi="Cambria Math"/>
-                <w:i/>
-              </w:rPr>
-            </m:ctrlPr>
-          </m:sSupPr>
-          <m:e>
-            <m:r>
-              <w:rPr>
-                <w:rFonts w:ascii="Cambria Math" w:eastAsiaTheme="minorEastAsia" w:hAnsi="Cambria Math"/>
-              </w:rPr>
-              <m:t>u</m:t>
-            </m:r>
-          </m:e>
-          <m:sup>
-            <m:r>
-              <w:rPr>
-                <w:rFonts w:ascii="Cambria Math" w:eastAsiaTheme="minorEastAsia" w:hAnsi="Cambria Math"/>
-              </w:rPr>
-              <m:t>*</m:t>
-            </m:r>
-          </m:sup>
-        </m:sSup>
-      </m:oMath>
-      <w:r>
-        <w:rPr>
-          <w:rFonts w:ascii="Aptos" w:eastAsiaTheme="minorEastAsia" w:hAnsi="Aptos"/>
-        </w:rPr>
-        <w:t xml:space="preserve"> and </w:t>
-      </w:r>
-      <m:oMath>
-        <m:r>
-          <w:rPr>
-            <w:rFonts w:ascii="Cambria Math" w:eastAsiaTheme="minorEastAsia" w:hAnsi="Cambria Math"/>
-          </w:rPr>
-          <m:t>U</m:t>
-        </m:r>
-      </m:oMath>
-      <w:r>
-        <w:rPr>
-          <w:rFonts w:ascii="Aptos" w:eastAsiaTheme="minorEastAsia" w:hAnsi="Aptos"/>
-        </w:rPr>
-        <w:t xml:space="preserve"> </w:t>
-      </w:r>
-      <w:r>
-        <w:rPr>
-          <w:rFonts w:ascii="Aptos" w:eastAsiaTheme="minorEastAsia" w:hAnsi="Aptos"/>
-        </w:rPr>
-        <w:t xml:space="preserve">decrease by –5 </w:t>
-      </w:r>
-      <w:r>
-        <w:rPr>
-          <w:rFonts w:ascii="Aptos" w:hAnsi="Aptos"/>
-        </w:rPr>
-        <w:t>% K</w:t>
-      </w:r>
-      <w:r>
-        <w:rPr>
-          <w:rFonts w:ascii="Aptos" w:hAnsi="Aptos"/>
-          <w:vertAlign w:val="superscript"/>
-        </w:rPr>
-        <w:t>–</w:t>
-      </w:r>
-      <w:r>
-        <w:rPr>
-          <w:rFonts w:ascii="Aptos" w:hAnsi="Aptos"/>
-          <w:vertAlign w:val="superscript"/>
-        </w:rPr>
-        <w:t>1</w:t>
-      </w:r>
-      <w:r>
-        <w:rPr>
-          <w:rFonts w:ascii="Aptos" w:eastAsiaTheme="minorEastAsia" w:hAnsi="Aptos"/>
-        </w:rPr>
-        <w:t>.</w:t>
-      </w:r>
-      <w:r>
-        <w:rPr>
-          <w:rFonts w:ascii="Aptos" w:eastAsiaTheme="minorEastAsia" w:hAnsi="Aptos"/>
-        </w:rPr>
-        <w:t xml:space="preserve"> The cloud base </w:t>
-      </w:r>
-      <m:oMath>
-        <m:r>
-          <w:rPr>
-            <w:rFonts w:ascii="Cambria Math" w:hAnsi="Cambria Math"/>
-          </w:rPr>
-          <m:t>1-</m:t>
-        </m:r>
-        <m:sSub>
-          <m:sSubPr>
-            <m:ctrlPr>
-              <w:rPr>
-                <w:rFonts w:ascii="Cambria Math" w:hAnsi="Cambria Math"/>
-                <w:i/>
-              </w:rPr>
-            </m:ctrlPr>
-          </m:sSubPr>
-          <m:e>
-            <m:bar>
-              <m:barPr>
-                <m:pos m:val="top"/>
-                <m:ctrlPr>
-                  <w:rPr>
-                    <w:rFonts w:ascii="Cambria Math" w:hAnsi="Cambria Math"/>
-                    <w:i/>
-                  </w:rPr>
-                </m:ctrlPr>
-              </m:barPr>
-              <m:e>
-                <m:r>
-                  <m:rPr>
-                    <m:sty m:val="p"/>
-                  </m:rPr>
-                  <w:rPr>
-                    <w:rFonts w:ascii="Cambria Math" w:hAnsi="Cambria Math"/>
-                  </w:rPr>
-                  <m:t>RH</m:t>
-                </m:r>
-              </m:e>
-            </m:bar>
-          </m:e>
-          <m:sub>
-            <m:r>
-              <w:rPr>
-                <w:rFonts w:ascii="Cambria Math" w:hAnsi="Cambria Math"/>
-              </w:rPr>
-              <m:t>CB</m:t>
-            </m:r>
-          </m:sub>
-        </m:sSub>
-      </m:oMath>
-      <w:r>
-        <w:rPr>
-          <w:rFonts w:ascii="Aptos" w:eastAsiaTheme="minorEastAsia" w:hAnsi="Aptos"/>
-        </w:rPr>
-        <w:t xml:space="preserve"> may </w:t>
-      </w:r>
-      <w:r>
-        <w:rPr>
-          <w:rFonts w:ascii="Aptos" w:eastAsiaTheme="minorEastAsia" w:hAnsi="Aptos"/>
-        </w:rPr>
-        <w:t xml:space="preserve">be constant or </w:t>
-      </w:r>
-      <w:r>
-        <w:rPr>
-          <w:rFonts w:ascii="Aptos" w:eastAsiaTheme="minorEastAsia" w:hAnsi="Aptos"/>
-        </w:rPr>
-        <w:t xml:space="preserve">scale with </w:t>
-      </w:r>
-      <m:oMath>
-        <m:r>
-          <w:rPr>
-            <w:rFonts w:ascii="Cambria Math" w:hAnsi="Cambria Math"/>
-          </w:rPr>
-          <m:t>1-</m:t>
-        </m:r>
-        <m:sSub>
-          <m:sSubPr>
-            <m:ctrlPr>
-              <w:rPr>
-                <w:rFonts w:ascii="Cambria Math" w:hAnsi="Cambria Math"/>
-                <w:i/>
-              </w:rPr>
-            </m:ctrlPr>
-          </m:sSubPr>
-          <m:e>
-            <m:acc>
-              <m:accPr>
-                <m:chr m:val="̅"/>
-                <m:ctrlPr>
-                  <w:rPr>
-                    <w:rFonts w:ascii="Cambria Math" w:hAnsi="Cambria Math"/>
-                    <w:iCs/>
-                  </w:rPr>
-                </m:ctrlPr>
-              </m:accPr>
-              <m:e>
-                <m:r>
-                  <m:rPr>
-                    <m:sty m:val="p"/>
-                  </m:rPr>
-                  <w:rPr>
-                    <w:rFonts w:ascii="Cambria Math" w:hAnsi="Cambria Math"/>
-                  </w:rPr>
-                  <m:t>RH</m:t>
-                </m:r>
-              </m:e>
-            </m:acc>
-          </m:e>
-          <m:sub>
-            <m:r>
-              <m:rPr>
-                <m:sty m:val="p"/>
-              </m:rPr>
-              <w:rPr>
-                <w:rFonts w:ascii="Cambria Math" w:hAnsi="Cambria Math"/>
-              </w:rPr>
-              <m:t>sfc</m:t>
-            </m:r>
-          </m:sub>
-        </m:sSub>
-      </m:oMath>
-      <w:r>
-        <w:rPr>
-          <w:rFonts w:ascii="Aptos" w:eastAsiaTheme="minorEastAsia" w:hAnsi="Aptos"/>
-        </w:rPr>
-        <w:t xml:space="preserve">. </w:t>
-      </w:r>
-      <w:r>
-        <w:rPr>
-          <w:rFonts w:ascii="Aptos" w:eastAsiaTheme="minorEastAsia" w:hAnsi="Aptos"/>
-        </w:rPr>
-        <w:t xml:space="preserve">The relative change of </w:t>
-      </w:r>
-      <m:oMath>
-        <m:r>
-          <w:rPr>
-            <w:rFonts w:ascii="Cambria Math" w:eastAsiaTheme="minorEastAsia" w:hAnsi="Cambria Math"/>
-          </w:rPr>
-          <m:t>s</m:t>
-        </m:r>
-      </m:oMath>
-      <w:r>
-        <w:rPr>
-          <w:rFonts w:ascii="Aptos" w:eastAsiaTheme="minorEastAsia" w:hAnsi="Aptos"/>
-        </w:rPr>
-        <w:t xml:space="preserve"> is</w:t>
-      </w:r>
-      <w:r>
-        <w:rPr>
-          <w:rFonts w:ascii="Aptos" w:eastAsiaTheme="minorEastAsia" w:hAnsi="Aptos"/>
-        </w:rPr>
-        <w:br/>
-      </w:r>
-      <m:oMathPara>
-        <m:oMath>
-          <m:r>
-            <w:rPr>
-              <w:rFonts w:ascii="Cambria Math" w:eastAsiaTheme="minorEastAsia" w:hAnsi="Cambria Math"/>
-            </w:rPr>
-            <m:t>d</m:t>
-          </m:r>
-          <m:func>
-            <m:funcPr>
-              <m:ctrlPr>
-                <w:rPr>
-                  <w:rFonts w:ascii="Cambria Math" w:eastAsiaTheme="minorEastAsia" w:hAnsi="Cambria Math"/>
-                  <w:i/>
-                </w:rPr>
-              </m:ctrlPr>
-            </m:funcPr>
-            <m:fName>
-              <m:r>
-                <m:rPr>
-                  <m:sty m:val="p"/>
-                </m:rPr>
-                <w:rPr>
-                  <w:rFonts w:ascii="Cambria Math" w:eastAsiaTheme="minorEastAsia" w:hAnsi="Cambria Math"/>
-                </w:rPr>
-                <m:t>ln</m:t>
-              </m:r>
-            </m:fName>
-            <m:e>
-              <m:r>
-                <w:rPr>
-                  <w:rFonts w:ascii="Cambria Math" w:eastAsiaTheme="minorEastAsia" w:hAnsi="Cambria Math"/>
-                </w:rPr>
-                <m:t>s</m:t>
-              </m:r>
-            </m:e>
-          </m:func>
-          <m:r>
-            <w:rPr>
-              <w:rFonts w:ascii="Cambria Math" w:eastAsiaTheme="minorEastAsia" w:hAnsi="Cambria Math"/>
-            </w:rPr>
-            <m:t>=d</m:t>
-          </m:r>
-          <m:func>
-            <m:funcPr>
-              <m:ctrlPr>
-                <w:rPr>
-                  <w:rFonts w:ascii="Cambria Math" w:eastAsiaTheme="minorEastAsia" w:hAnsi="Cambria Math"/>
-                  <w:iCs/>
-                </w:rPr>
-              </m:ctrlPr>
-            </m:funcPr>
-            <m:fName>
-              <m:r>
-                <m:rPr>
-                  <m:sty m:val="p"/>
-                </m:rPr>
-                <w:rPr>
-                  <w:rFonts w:ascii="Cambria Math" w:eastAsiaTheme="minorEastAsia" w:hAnsi="Cambria Math"/>
-                </w:rPr>
-                <m:t>ln</m:t>
-              </m:r>
-              <m:ctrlPr>
-                <w:rPr>
-                  <w:rFonts w:ascii="Cambria Math" w:eastAsiaTheme="minorEastAsia" w:hAnsi="Cambria Math"/>
-                  <w:i/>
-                </w:rPr>
-              </m:ctrlPr>
-            </m:fName>
-            <m:e>
-              <m:r>
-                <w:rPr>
-                  <w:rFonts w:ascii="Cambria Math" w:eastAsiaTheme="minorEastAsia" w:hAnsi="Cambria Math"/>
-                </w:rPr>
-                <m:t>(1-</m:t>
-              </m:r>
-              <m:sSub>
-                <m:sSubPr>
-                  <m:ctrlPr>
-                    <w:rPr>
-                      <w:rFonts w:ascii="Cambria Math" w:eastAsiaTheme="minorEastAsia" w:hAnsi="Cambria Math"/>
-                      <w:i/>
-                    </w:rPr>
-                  </m:ctrlPr>
-                </m:sSubPr>
-                <m:e>
-                  <m:bar>
-                    <m:barPr>
-                      <m:pos m:val="top"/>
-                      <m:ctrlPr>
-                        <w:rPr>
-                          <w:rFonts w:ascii="Cambria Math" w:eastAsiaTheme="minorEastAsia" w:hAnsi="Cambria Math"/>
-                          <w:i/>
-                        </w:rPr>
-                      </m:ctrlPr>
-                    </m:barPr>
-                    <m:e>
-                      <m:r>
-                        <m:rPr>
-                          <m:sty m:val="p"/>
-                        </m:rPr>
-                        <w:rPr>
-                          <w:rFonts w:ascii="Cambria Math" w:eastAsiaTheme="minorEastAsia" w:hAnsi="Cambria Math"/>
-                        </w:rPr>
-                        <m:t>RH</m:t>
-                      </m:r>
-                    </m:e>
-                  </m:bar>
-                </m:e>
-                <m:sub>
-                  <m:r>
-                    <w:rPr>
-                      <w:rFonts w:ascii="Cambria Math" w:eastAsiaTheme="minorEastAsia" w:hAnsi="Cambria Math"/>
-                    </w:rPr>
-                    <m:t>CB</m:t>
-                  </m:r>
-                </m:sub>
-              </m:sSub>
-              <m:r>
-                <w:rPr>
-                  <w:rFonts w:ascii="Cambria Math" w:eastAsiaTheme="minorEastAsia" w:hAnsi="Cambria Math"/>
-                </w:rPr>
-                <m:t>)</m:t>
-              </m:r>
-            </m:e>
-          </m:func>
-          <m:r>
-            <w:rPr>
-              <w:rFonts w:ascii="Cambria Math" w:eastAsiaTheme="minorEastAsia" w:hAnsi="Cambria Math"/>
-            </w:rPr>
-            <m:t>-d</m:t>
-          </m:r>
-          <m:func>
-            <m:funcPr>
-              <m:ctrlPr>
-                <w:rPr>
-                  <w:rFonts w:ascii="Cambria Math" w:eastAsiaTheme="minorEastAsia" w:hAnsi="Cambria Math"/>
-                  <w:i/>
-                  <w:iCs/>
-                </w:rPr>
-              </m:ctrlPr>
-            </m:funcPr>
-            <m:fName>
-              <m:r>
-                <m:rPr>
-                  <m:sty m:val="p"/>
-                </m:rPr>
-                <w:rPr>
-                  <w:rFonts w:ascii="Cambria Math" w:eastAsiaTheme="minorEastAsia" w:hAnsi="Cambria Math"/>
-                </w:rPr>
-                <m:t>ln</m:t>
-              </m:r>
-            </m:fName>
-            <m:e>
-              <m:sSub>
-                <m:sSubPr>
-                  <m:ctrlPr>
-                    <w:rPr>
-                      <w:rFonts w:ascii="Cambria Math" w:eastAsiaTheme="minorEastAsia" w:hAnsi="Cambria Math"/>
-                      <w:i/>
-                      <w:iCs/>
-                    </w:rPr>
-                  </m:ctrlPr>
-                </m:sSubPr>
-                <m:e>
-                  <m:r>
-                    <w:rPr>
-                      <w:rFonts w:ascii="Cambria Math" w:eastAsiaTheme="minorEastAsia" w:hAnsi="Cambria Math"/>
-                    </w:rPr>
-                    <m:t>σ</m:t>
-                  </m:r>
-                </m:e>
-                <m:sub>
-                  <m:r>
-                    <w:rPr>
-                      <w:rFonts w:ascii="Cambria Math" w:eastAsiaTheme="minorEastAsia" w:hAnsi="Cambria Math"/>
-                    </w:rPr>
-                    <m:t>RH</m:t>
-                  </m:r>
-                </m:sub>
-              </m:sSub>
-            </m:e>
-          </m:func>
-          <m:r>
-            <w:rPr>
-              <w:rFonts w:ascii="Cambria Math" w:eastAsiaTheme="minorEastAsia" w:hAnsi="Cambria Math"/>
-            </w:rPr>
-            <m:t>=</m:t>
-          </m:r>
-          <m:r>
-            <w:rPr>
-              <w:rFonts w:ascii="Cambria Math" w:hAnsi="Cambria Math"/>
-            </w:rPr>
-            <m:t>d</m:t>
-          </m:r>
-          <m:func>
-            <m:funcPr>
-              <m:ctrlPr>
-                <w:rPr>
-                  <w:rFonts w:ascii="Cambria Math" w:hAnsi="Cambria Math"/>
-                </w:rPr>
-              </m:ctrlPr>
-            </m:funcPr>
-            <m:fName>
-              <m:r>
-                <m:rPr>
-                  <m:sty m:val="p"/>
-                </m:rPr>
-                <w:rPr>
-                  <w:rFonts w:ascii="Cambria Math" w:hAnsi="Cambria Math"/>
-                </w:rPr>
-                <m:t>ln</m:t>
-              </m:r>
-            </m:fName>
-            <m:e>
-              <m:d>
-                <m:dPr>
-                  <m:ctrlPr>
-                    <w:rPr>
-                      <w:rFonts w:ascii="Cambria Math" w:hAnsi="Cambria Math"/>
-                    </w:rPr>
-                  </m:ctrlPr>
-                </m:dPr>
-                <m:e>
-                  <m:r>
-                    <m:rPr>
-                      <m:sty m:val="p"/>
-                    </m:rPr>
-                    <w:rPr>
-                      <w:rFonts w:ascii="Cambria Math" w:hAnsi="Cambria Math"/>
-                    </w:rPr>
-                    <m:t>1-</m:t>
-                  </m:r>
-                  <m:sSub>
-                    <m:sSubPr>
-                      <m:ctrlPr>
-                        <w:rPr>
-                          <w:rFonts w:ascii="Cambria Math" w:hAnsi="Cambria Math"/>
-                        </w:rPr>
-                      </m:ctrlPr>
-                    </m:sSubPr>
-                    <m:e>
-                      <m:bar>
-                        <m:barPr>
-                          <m:pos m:val="top"/>
-                          <m:ctrlPr>
-                            <w:rPr>
-                              <w:rFonts w:ascii="Cambria Math" w:hAnsi="Cambria Math"/>
-                            </w:rPr>
-                          </m:ctrlPr>
-                        </m:barPr>
-                        <m:e>
-                          <m:r>
-                            <m:rPr>
-                              <m:sty m:val="p"/>
-                            </m:rPr>
-                            <w:rPr>
-                              <w:rFonts w:ascii="Cambria Math" w:hAnsi="Cambria Math"/>
-                            </w:rPr>
-                            <m:t>RH</m:t>
-                          </m:r>
-                        </m:e>
-                      </m:bar>
-                    </m:e>
-                    <m:sub>
-                      <m:r>
-                        <w:rPr>
-                          <w:rFonts w:ascii="Cambria Math" w:hAnsi="Cambria Math"/>
-                        </w:rPr>
-                        <m:t>CB</m:t>
-                      </m:r>
-                    </m:sub>
-                  </m:sSub>
-                </m:e>
-              </m:d>
-            </m:e>
-          </m:func>
-          <m:r>
-            <m:rPr>
-              <m:sty m:val="p"/>
-            </m:rPr>
-            <w:rPr>
-              <w:rFonts w:ascii="Cambria Math" w:hAnsi="Cambria Math"/>
-            </w:rPr>
-            <m:t>+</m:t>
-          </m:r>
-          <m:d>
-            <m:dPr>
-              <m:ctrlPr>
-                <w:rPr>
-                  <w:rFonts w:ascii="Cambria Math" w:hAnsi="Cambria Math"/>
-                  <w:i/>
-                </w:rPr>
-              </m:ctrlPr>
-            </m:dPr>
-            <m:e>
-              <m:f>
-                <m:fPr>
-                  <m:type m:val="lin"/>
-                  <m:ctrlPr>
-                    <w:rPr>
-                      <w:rFonts w:ascii="Cambria Math" w:hAnsi="Cambria Math"/>
-                      <w:i/>
-                    </w:rPr>
-                  </m:ctrlPr>
-                </m:fPr>
-                <m:num>
-                  <m:r>
-                    <w:rPr>
-                      <w:rFonts w:ascii="Cambria Math" w:hAnsi="Cambria Math"/>
-                    </w:rPr>
-                    <m:t>1</m:t>
-                  </m:r>
-                </m:num>
-                <m:den>
-                  <m:r>
-                    <w:rPr>
-                      <w:rFonts w:ascii="Cambria Math" w:hAnsi="Cambria Math"/>
-                    </w:rPr>
-                    <m:t>2</m:t>
-                  </m:r>
-                </m:den>
-              </m:f>
-            </m:e>
-          </m:d>
-          <m:d>
-            <m:dPr>
-              <m:begChr m:val="["/>
-              <m:endChr m:val="]"/>
-              <m:ctrlPr>
-                <w:rPr>
-                  <w:rFonts w:ascii="Cambria Math" w:hAnsi="Cambria Math"/>
-                  <w:i/>
-                </w:rPr>
-              </m:ctrlPr>
-            </m:dPr>
-            <m:e>
-              <m:r>
-                <w:rPr>
-                  <w:rFonts w:ascii="Cambria Math" w:hAnsi="Cambria Math"/>
-                </w:rPr>
-                <m:t>d</m:t>
-              </m:r>
-              <m:func>
-                <m:funcPr>
-                  <m:ctrlPr>
-                    <w:rPr>
-                      <w:rFonts w:ascii="Cambria Math" w:hAnsi="Cambria Math"/>
-                      <w:i/>
-                    </w:rPr>
-                  </m:ctrlPr>
-                </m:funcPr>
-                <m:fName>
-                  <m:r>
-                    <m:rPr>
-                      <m:sty m:val="p"/>
-                    </m:rPr>
-                    <w:rPr>
-                      <w:rFonts w:ascii="Cambria Math" w:hAnsi="Cambria Math"/>
-                    </w:rPr>
-                    <m:t>ln</m:t>
-                  </m:r>
-                </m:fName>
-                <m:e>
-                  <m:sSub>
-                    <m:sSubPr>
-                      <m:ctrlPr>
-                        <w:rPr>
-                          <w:rFonts w:ascii="Cambria Math" w:hAnsi="Cambria Math"/>
-                          <w:i/>
-                        </w:rPr>
-                      </m:ctrlPr>
-                    </m:sSubPr>
-                    <m:e>
-                      <m:r>
-                        <w:rPr>
-                          <w:rFonts w:ascii="Cambria Math" w:hAnsi="Cambria Math"/>
-                        </w:rPr>
-                        <m:t>q</m:t>
-                      </m:r>
-                    </m:e>
-                    <m:sub>
-                      <m:r>
-                        <w:rPr>
-                          <w:rFonts w:ascii="Cambria Math" w:hAnsi="Cambria Math"/>
-                        </w:rPr>
-                        <m:t>s,CB</m:t>
-                      </m:r>
-                    </m:sub>
-                  </m:sSub>
-                </m:e>
-              </m:func>
-              <m:r>
-                <w:rPr>
-                  <w:rFonts w:ascii="Cambria Math" w:hAnsi="Cambria Math"/>
-                </w:rPr>
-                <m:t>-d</m:t>
-              </m:r>
-              <m:func>
-                <m:funcPr>
-                  <m:ctrlPr>
-                    <w:rPr>
-                      <w:rFonts w:ascii="Cambria Math" w:hAnsi="Cambria Math"/>
-                      <w:i/>
-                    </w:rPr>
-                  </m:ctrlPr>
-                </m:funcPr>
-                <m:fName>
-                  <m:r>
-                    <m:rPr>
-                      <m:sty m:val="p"/>
-                    </m:rPr>
-                    <w:rPr>
-                      <w:rFonts w:ascii="Cambria Math" w:hAnsi="Cambria Math"/>
-                    </w:rPr>
-                    <m:t>ln</m:t>
-                  </m:r>
-                </m:fName>
-                <m:e>
-                  <m:sSup>
-                    <m:sSupPr>
-                      <m:ctrlPr>
-                        <w:rPr>
-                          <w:rFonts w:ascii="Cambria Math" w:hAnsi="Cambria Math"/>
-                          <w:i/>
-                        </w:rPr>
-                      </m:ctrlPr>
-                    </m:sSupPr>
-                    <m:e>
-                      <m:r>
-                        <w:rPr>
-                          <w:rFonts w:ascii="Cambria Math" w:hAnsi="Cambria Math"/>
-                        </w:rPr>
-                        <m:t>q</m:t>
-                      </m:r>
-                    </m:e>
-                    <m:sup>
-                      <m:r>
-                        <w:rPr>
-                          <w:rFonts w:ascii="Cambria Math" w:hAnsi="Cambria Math"/>
-                        </w:rPr>
-                        <m:t>*</m:t>
-                      </m:r>
-                    </m:sup>
-                  </m:sSup>
-                </m:e>
-              </m:func>
-            </m:e>
-          </m:d>
-          <m:r>
-            <w:rPr>
-              <w:rFonts w:ascii="Cambria Math" w:hAnsi="Cambria Math"/>
-            </w:rPr>
-            <m:t>.</m:t>
-          </m:r>
-          <m:r>
-            <w:rPr>
-              <w:rFonts w:ascii="Aptos" w:eastAsiaTheme="minorEastAsia" w:hAnsi="Aptos"/>
-            </w:rPr>
-            <w:br/>
-          </m:r>
-        </m:oMath>
-      </m:oMathPara>
-      <w:r>
-        <w:rPr>
-          <w:rFonts w:ascii="Aptos" w:hAnsi="Aptos"/>
-        </w:rPr>
-        <w:t>If cloud base RH is constant</w:t>
-      </w:r>
-      <w:r>
-        <w:rPr>
-          <w:rFonts w:ascii="Aptos" w:hAnsi="Aptos"/>
-        </w:rPr>
-        <w:t xml:space="preserve"> then</w:t>
-      </w:r>
-      <w:r>
-        <w:rPr>
-          <w:rFonts w:ascii="Aptos" w:hAnsi="Aptos"/>
-        </w:rPr>
-        <w:br/>
-      </w:r>
-      <m:oMath>
-        <m:r>
-          <w:rPr>
-            <w:rFonts w:ascii="Cambria Math" w:hAnsi="Cambria Math"/>
-          </w:rPr>
-          <m:t>d</m:t>
-        </m:r>
-        <m:func>
-          <m:funcPr>
-            <m:ctrlPr>
-              <w:rPr>
-                <w:rFonts w:ascii="Cambria Math" w:hAnsi="Cambria Math"/>
-                <w:i/>
-              </w:rPr>
-            </m:ctrlPr>
-          </m:funcPr>
-          <m:fName>
-            <m:r>
-              <m:rPr>
-                <m:sty m:val="p"/>
-              </m:rPr>
-              <w:rPr>
-                <w:rFonts w:ascii="Cambria Math" w:hAnsi="Cambria Math"/>
-              </w:rPr>
-              <m:t>ln</m:t>
-            </m:r>
-          </m:fName>
-          <m:e>
-            <m:r>
-              <w:rPr>
-                <w:rFonts w:ascii="Cambria Math" w:hAnsi="Cambria Math"/>
-              </w:rPr>
-              <m:t>s</m:t>
-            </m:r>
-          </m:e>
-        </m:func>
-        <m:r>
-          <w:rPr>
-            <w:rFonts w:ascii="Cambria Math" w:hAnsi="Cambria Math"/>
-          </w:rPr>
-          <m:t>=-d</m:t>
-        </m:r>
-        <m:func>
-          <m:funcPr>
-            <m:ctrlPr>
-              <w:rPr>
-                <w:rFonts w:ascii="Cambria Math" w:hAnsi="Cambria Math"/>
-                <w:i/>
-              </w:rPr>
-            </m:ctrlPr>
-          </m:funcPr>
-          <m:fName>
-            <m:r>
-              <m:rPr>
-                <m:sty m:val="p"/>
-              </m:rPr>
-              <w:rPr>
-                <w:rFonts w:ascii="Cambria Math" w:hAnsi="Cambria Math"/>
-              </w:rPr>
-              <m:t>ln</m:t>
-            </m:r>
-          </m:fName>
-          <m:e>
-            <m:sSub>
-              <m:sSubPr>
-                <m:ctrlPr>
-                  <w:rPr>
-                    <w:rFonts w:ascii="Cambria Math" w:hAnsi="Cambria Math"/>
-                    <w:i/>
-                  </w:rPr>
-                </m:ctrlPr>
-              </m:sSubPr>
-              <m:e>
-                <m:r>
-                  <w:rPr>
-                    <w:rFonts w:ascii="Cambria Math" w:hAnsi="Cambria Math"/>
-                  </w:rPr>
-                  <m:t>σ</m:t>
-                </m:r>
-              </m:e>
-              <m:sub>
-                <m:r>
-                  <w:rPr>
-                    <w:rFonts w:ascii="Cambria Math" w:hAnsi="Cambria Math"/>
-                  </w:rPr>
-                  <m:t>RH</m:t>
-                </m:r>
-              </m:sub>
-            </m:sSub>
-          </m:e>
-        </m:func>
-        <m:r>
-          <w:rPr>
-            <w:rFonts w:ascii="Cambria Math" w:hAnsi="Cambria Math"/>
-          </w:rPr>
-          <m:t>=</m:t>
-        </m:r>
-        <m:d>
-          <m:dPr>
-            <m:ctrlPr>
-              <w:rPr>
-                <w:rFonts w:ascii="Cambria Math" w:hAnsi="Cambria Math"/>
-                <w:i/>
-              </w:rPr>
-            </m:ctrlPr>
-          </m:dPr>
-          <m:e>
-            <m:f>
-              <m:fPr>
-                <m:type m:val="lin"/>
-                <m:ctrlPr>
-                  <w:rPr>
-                    <w:rFonts w:ascii="Cambria Math" w:hAnsi="Cambria Math"/>
-                    <w:i/>
-                  </w:rPr>
-                </m:ctrlPr>
-              </m:fPr>
-              <m:num>
-                <m:r>
-                  <w:rPr>
-                    <w:rFonts w:ascii="Cambria Math" w:hAnsi="Cambria Math"/>
-                  </w:rPr>
-                  <m:t>1</m:t>
-                </m:r>
-              </m:num>
-              <m:den>
-                <m:r>
-                  <w:rPr>
-                    <w:rFonts w:ascii="Cambria Math" w:hAnsi="Cambria Math"/>
-                  </w:rPr>
-                  <m:t>2</m:t>
-                </m:r>
-              </m:den>
-            </m:f>
-          </m:e>
-        </m:d>
-        <m:d>
-          <m:dPr>
-            <m:begChr m:val="["/>
-            <m:endChr m:val="]"/>
-            <m:ctrlPr>
-              <w:rPr>
-                <w:rFonts w:ascii="Cambria Math" w:hAnsi="Cambria Math"/>
-                <w:i/>
-              </w:rPr>
-            </m:ctrlPr>
-          </m:dPr>
-          <m:e>
-            <m:r>
-              <w:rPr>
-                <w:rFonts w:ascii="Cambria Math" w:hAnsi="Cambria Math"/>
-              </w:rPr>
-              <m:t>d</m:t>
-            </m:r>
-            <m:func>
-              <m:funcPr>
-                <m:ctrlPr>
-                  <w:rPr>
-                    <w:rFonts w:ascii="Cambria Math" w:hAnsi="Cambria Math"/>
-                    <w:i/>
-                  </w:rPr>
-                </m:ctrlPr>
-              </m:funcPr>
-              <m:fName>
-                <m:r>
-                  <m:rPr>
-                    <m:sty m:val="p"/>
-                  </m:rPr>
-                  <w:rPr>
-                    <w:rFonts w:ascii="Cambria Math" w:hAnsi="Cambria Math"/>
-                  </w:rPr>
-                  <m:t>ln</m:t>
-                </m:r>
-              </m:fName>
-              <m:e>
-                <m:sSub>
-                  <m:sSubPr>
-                    <m:ctrlPr>
-                      <w:rPr>
-                        <w:rFonts w:ascii="Cambria Math" w:hAnsi="Cambria Math"/>
-                        <w:i/>
-                      </w:rPr>
-                    </m:ctrlPr>
-                  </m:sSubPr>
-                  <m:e>
-                    <m:r>
-                      <w:rPr>
-                        <w:rFonts w:ascii="Cambria Math" w:hAnsi="Cambria Math"/>
-                      </w:rPr>
-                      <m:t>q</m:t>
-                    </m:r>
-                  </m:e>
-                  <m:sub>
-                    <m:r>
-                      <w:rPr>
-                        <w:rFonts w:ascii="Cambria Math" w:hAnsi="Cambria Math"/>
-                      </w:rPr>
-                      <m:t>s,CB</m:t>
-                    </m:r>
-                  </m:sub>
-                </m:sSub>
-              </m:e>
-            </m:func>
-            <m:r>
-              <w:rPr>
-                <w:rFonts w:ascii="Cambria Math" w:hAnsi="Cambria Math"/>
-              </w:rPr>
-              <m:t>-d</m:t>
-            </m:r>
-            <m:func>
-              <m:funcPr>
-                <m:ctrlPr>
-                  <w:rPr>
-                    <w:rFonts w:ascii="Cambria Math" w:hAnsi="Cambria Math"/>
-                    <w:i/>
-                  </w:rPr>
-                </m:ctrlPr>
-              </m:funcPr>
-              <m:fName>
-                <m:r>
-                  <m:rPr>
-                    <m:sty m:val="p"/>
-                  </m:rPr>
-                  <w:rPr>
-                    <w:rFonts w:ascii="Cambria Math" w:hAnsi="Cambria Math"/>
-                  </w:rPr>
-                  <m:t>ln</m:t>
-                </m:r>
-              </m:fName>
-              <m:e>
-                <m:sSup>
-                  <m:sSupPr>
-                    <m:ctrlPr>
-                      <w:rPr>
-                        <w:rFonts w:ascii="Cambria Math" w:hAnsi="Cambria Math"/>
-                        <w:i/>
-                      </w:rPr>
-                    </m:ctrlPr>
-                  </m:sSupPr>
-                  <m:e>
-                    <m:r>
-                      <w:rPr>
-                        <w:rFonts w:ascii="Cambria Math" w:hAnsi="Cambria Math"/>
-                      </w:rPr>
-                      <m:t>q</m:t>
-                    </m:r>
-                  </m:e>
-                  <m:sup>
-                    <m:r>
-                      <w:rPr>
-                        <w:rFonts w:ascii="Cambria Math" w:hAnsi="Cambria Math"/>
-                      </w:rPr>
-                      <m:t>*</m:t>
-                    </m:r>
-                  </m:sup>
-                </m:sSup>
-              </m:e>
-            </m:func>
-          </m:e>
-        </m:d>
-        <m:r>
-          <w:rPr>
-            <w:rFonts w:ascii="Cambria Math" w:hAnsi="Cambria Math"/>
-          </w:rPr>
-          <m:t>=</m:t>
-        </m:r>
-        <m:d>
-          <m:dPr>
-            <m:begChr m:val="["/>
-            <m:endChr m:val="]"/>
-            <m:ctrlPr>
-              <w:rPr>
-                <w:rFonts w:ascii="Cambria Math" w:hAnsi="Cambria Math"/>
-                <w:i/>
-              </w:rPr>
-            </m:ctrlPr>
-          </m:dPr>
-          <m:e>
-            <m:r>
-              <w:rPr>
-                <w:rFonts w:ascii="Cambria Math" w:hAnsi="Cambria Math"/>
-              </w:rPr>
-              <m:t xml:space="preserve">0 </m:t>
-            </m:r>
-            <m:r>
-              <w:rPr>
-                <w:rFonts w:ascii="Cambria Math" w:hAnsi="Cambria Math"/>
-              </w:rPr>
-              <m:t>+</m:t>
-            </m:r>
-            <m:r>
-              <w:rPr>
-                <w:rFonts w:ascii="Cambria Math" w:hAnsi="Cambria Math"/>
-              </w:rPr>
-              <m:t>2.5</m:t>
-            </m:r>
-          </m:e>
-        </m:d>
-      </m:oMath>
-      <w:r>
-        <w:rPr>
-          <w:rFonts w:ascii="Aptos" w:eastAsiaTheme="minorEastAsia" w:hAnsi="Aptos"/>
-          <w:iCs/>
-        </w:rPr>
-        <w:t xml:space="preserve"> </w:t>
-      </w:r>
-      <w:r>
-        <w:rPr>
-          <w:rFonts w:ascii="Aptos" w:eastAsiaTheme="minorEastAsia" w:hAnsi="Aptos"/>
-        </w:rPr>
-        <w:t>% K</w:t>
-      </w:r>
-      <w:r>
-        <w:rPr>
-          <w:rFonts w:ascii="Aptos" w:eastAsiaTheme="minorEastAsia" w:hAnsi="Aptos"/>
-          <w:vertAlign w:val="superscript"/>
-        </w:rPr>
-        <w:t>–1</w:t>
-      </w:r>
-      <w:r>
-        <w:rPr>
-          <w:rFonts w:ascii="Aptos" w:eastAsiaTheme="minorEastAsia" w:hAnsi="Aptos"/>
-          <w:vertAlign w:val="superscript"/>
-        </w:rPr>
-        <w:t>,</w:t>
-      </w:r>
-      <w:r>
-        <w:rPr>
-          <w:rFonts w:ascii="Aptos" w:eastAsiaTheme="minorEastAsia" w:hAnsi="Aptos"/>
-          <w:iCs/>
-        </w:rPr>
-        <w:br/>
-      </w:r>
-      <w:r>
-        <w:rPr>
-          <w:rFonts w:ascii="Aptos" w:hAnsi="Aptos"/>
-        </w:rPr>
-        <w:t xml:space="preserve">but if </w:t>
-      </w:r>
-      <m:oMath>
-        <m:r>
-          <w:rPr>
-            <w:rFonts w:ascii="Cambria Math" w:hAnsi="Cambria Math"/>
-          </w:rPr>
-          <m:t>d</m:t>
-        </m:r>
-        <m:func>
-          <m:funcPr>
-            <m:ctrlPr>
-              <w:rPr>
-                <w:rFonts w:ascii="Cambria Math" w:hAnsi="Cambria Math"/>
-                <w:i/>
-              </w:rPr>
-            </m:ctrlPr>
-          </m:funcPr>
-          <m:fName>
-            <m:r>
-              <m:rPr>
-                <m:sty m:val="p"/>
-              </m:rPr>
-              <w:rPr>
-                <w:rFonts w:ascii="Cambria Math" w:hAnsi="Cambria Math"/>
-              </w:rPr>
-              <m:t>ln</m:t>
-            </m:r>
-          </m:fName>
-          <m:e>
-            <m:r>
-              <w:rPr>
-                <w:rFonts w:ascii="Cambria Math" w:hAnsi="Cambria Math"/>
-              </w:rPr>
-              <m:t>(</m:t>
-            </m:r>
-            <m:r>
-              <w:rPr>
-                <w:rFonts w:ascii="Cambria Math" w:hAnsi="Cambria Math"/>
-              </w:rPr>
-              <m:t>1-</m:t>
-            </m:r>
-            <m:sSub>
-              <m:sSubPr>
-                <m:ctrlPr>
-                  <w:rPr>
-                    <w:rFonts w:ascii="Cambria Math" w:hAnsi="Cambria Math"/>
-                    <w:i/>
-                    <w:iCs/>
-                  </w:rPr>
-                </m:ctrlPr>
-              </m:sSubPr>
-              <m:e>
-                <m:bar>
-                  <m:barPr>
-                    <m:pos m:val="top"/>
-                    <m:ctrlPr>
-                      <w:rPr>
-                        <w:rFonts w:ascii="Cambria Math" w:hAnsi="Cambria Math"/>
-                        <w:i/>
-                        <w:iCs/>
-                      </w:rPr>
-                    </m:ctrlPr>
-                  </m:barPr>
-                  <m:e>
-                    <m:r>
-                      <m:rPr>
-                        <m:sty m:val="p"/>
-                      </m:rPr>
-                      <w:rPr>
-                        <w:rFonts w:ascii="Cambria Math" w:hAnsi="Cambria Math"/>
-                      </w:rPr>
-                      <m:t>RH</m:t>
-                    </m:r>
-                  </m:e>
-                </m:bar>
-              </m:e>
-              <m:sub>
-                <m:r>
-                  <w:rPr>
-                    <w:rFonts w:ascii="Cambria Math" w:hAnsi="Cambria Math"/>
-                  </w:rPr>
-                  <m:t>CB</m:t>
-                </m:r>
-              </m:sub>
-            </m:sSub>
-            <m:r>
-              <w:rPr>
-                <w:rFonts w:ascii="Cambria Math" w:hAnsi="Cambria Math"/>
-              </w:rPr>
-              <m:t>)</m:t>
-            </m:r>
-          </m:e>
-        </m:func>
-        <m:r>
-          <w:rPr>
-            <w:rFonts w:ascii="Cambria Math" w:hAnsi="Cambria Math"/>
-          </w:rPr>
-          <m:t>=</m:t>
-        </m:r>
-        <m:r>
-          <w:rPr>
-            <w:rFonts w:ascii="Cambria Math" w:hAnsi="Cambria Math"/>
-          </w:rPr>
-          <m:t>d</m:t>
-        </m:r>
-        <m:func>
-          <m:funcPr>
-            <m:ctrlPr>
-              <w:rPr>
-                <w:rFonts w:ascii="Cambria Math" w:hAnsi="Cambria Math"/>
-                <w:i/>
-              </w:rPr>
-            </m:ctrlPr>
-          </m:funcPr>
-          <m:fName>
-            <m:r>
-              <m:rPr>
-                <m:sty m:val="p"/>
-              </m:rPr>
-              <w:rPr>
-                <w:rFonts w:ascii="Cambria Math" w:hAnsi="Cambria Math"/>
-              </w:rPr>
-              <m:t>ln</m:t>
-            </m:r>
-          </m:fName>
-          <m:e>
-            <m:r>
-              <w:rPr>
-                <w:rFonts w:ascii="Cambria Math" w:hAnsi="Cambria Math"/>
-              </w:rPr>
-              <m:t>(</m:t>
-            </m:r>
-            <m:r>
-              <w:rPr>
-                <w:rFonts w:ascii="Cambria Math" w:hAnsi="Cambria Math"/>
-              </w:rPr>
-              <m:t>1-</m:t>
-            </m:r>
-            <m:sSub>
-              <m:sSubPr>
-                <m:ctrlPr>
-                  <w:rPr>
-                    <w:rFonts w:ascii="Cambria Math" w:hAnsi="Cambria Math"/>
-                    <w:i/>
-                    <w:iCs/>
-                  </w:rPr>
-                </m:ctrlPr>
-              </m:sSubPr>
-              <m:e>
-                <m:bar>
-                  <m:barPr>
-                    <m:pos m:val="top"/>
-                    <m:ctrlPr>
-                      <w:rPr>
-                        <w:rFonts w:ascii="Cambria Math" w:hAnsi="Cambria Math"/>
-                        <w:i/>
-                        <w:iCs/>
-                      </w:rPr>
-                    </m:ctrlPr>
-                  </m:barPr>
-                  <m:e>
-                    <m:r>
-                      <m:rPr>
-                        <m:sty m:val="p"/>
-                      </m:rPr>
-                      <w:rPr>
-                        <w:rFonts w:ascii="Cambria Math" w:hAnsi="Cambria Math"/>
-                      </w:rPr>
-                      <m:t>RH</m:t>
-                    </m:r>
-                  </m:e>
-                </m:bar>
-              </m:e>
-              <m:sub>
-                <m:r>
-                  <m:rPr>
-                    <m:sty m:val="p"/>
-                  </m:rPr>
-                  <w:rPr>
-                    <w:rFonts w:ascii="Cambria Math" w:hAnsi="Cambria Math"/>
-                  </w:rPr>
-                  <m:t>sfc</m:t>
-                </m:r>
-              </m:sub>
-            </m:sSub>
-            <m:r>
-              <w:rPr>
-                <w:rFonts w:ascii="Cambria Math" w:hAnsi="Cambria Math"/>
-              </w:rPr>
-              <m:t>)</m:t>
-            </m:r>
-          </m:e>
-        </m:func>
-        <m:r>
-          <w:rPr>
-            <w:rFonts w:ascii="Cambria Math" w:hAnsi="Cambria Math"/>
-          </w:rPr>
-          <m:t>=</m:t>
-        </m:r>
-      </m:oMath>
-      <w:r>
-        <w:rPr>
-          <w:rFonts w:ascii="Aptos" w:eastAsiaTheme="minorEastAsia" w:hAnsi="Aptos"/>
-        </w:rPr>
-        <w:t xml:space="preserve"> –5 % K</w:t>
-      </w:r>
-      <w:r>
-        <w:rPr>
-          <w:rFonts w:ascii="Aptos" w:eastAsiaTheme="minorEastAsia" w:hAnsi="Aptos"/>
-          <w:vertAlign w:val="superscript"/>
-        </w:rPr>
-        <w:t>–1</w:t>
-      </w:r>
-      <w:r>
-        <w:rPr>
-          <w:rFonts w:ascii="Aptos" w:eastAsiaTheme="minorEastAsia" w:hAnsi="Aptos"/>
-        </w:rPr>
-        <w:t xml:space="preserve">, </w:t>
-      </w:r>
-      <w:r>
-        <w:rPr>
-          <w:rFonts w:ascii="Aptos" w:hAnsi="Aptos"/>
-        </w:rPr>
-        <w:t>then t</w:t>
-      </w:r>
-      <w:r>
-        <w:rPr>
-          <w:rFonts w:ascii="Aptos" w:hAnsi="Aptos"/>
-        </w:rPr>
-        <w:t xml:space="preserve">he </w:t>
-      </w:r>
-      <w:r>
-        <w:rPr>
-          <w:rFonts w:ascii="Aptos" w:eastAsiaTheme="minorEastAsia" w:hAnsi="Aptos"/>
-        </w:rPr>
-        <w:t xml:space="preserve">relative change of </w:t>
-      </w:r>
-      <m:oMath>
-        <m:r>
-          <w:rPr>
-            <w:rFonts w:ascii="Cambria Math" w:eastAsiaTheme="minorEastAsia" w:hAnsi="Cambria Math"/>
-          </w:rPr>
-          <m:t>s</m:t>
-        </m:r>
-      </m:oMath>
-      <w:r>
-        <w:rPr>
-          <w:rFonts w:ascii="Aptos" w:eastAsiaTheme="minorEastAsia" w:hAnsi="Aptos"/>
-        </w:rPr>
-        <w:t xml:space="preserve"> is</w:t>
-      </w:r>
-      <w:r>
-        <w:rPr>
-          <w:rFonts w:ascii="Aptos" w:eastAsiaTheme="minorEastAsia" w:hAnsi="Aptos"/>
-        </w:rPr>
-        <w:br/>
-      </w:r>
-      <m:oMath>
-        <m:r>
-          <w:rPr>
-            <w:rFonts w:ascii="Cambria Math" w:hAnsi="Cambria Math"/>
-          </w:rPr>
-          <m:t>d</m:t>
-        </m:r>
-        <m:func>
-          <m:funcPr>
-            <m:ctrlPr>
-              <w:rPr>
-                <w:rFonts w:ascii="Cambria Math" w:hAnsi="Cambria Math"/>
-              </w:rPr>
-            </m:ctrlPr>
-          </m:funcPr>
-          <m:fName>
-            <m:r>
-              <m:rPr>
-                <m:sty m:val="p"/>
-              </m:rPr>
-              <w:rPr>
-                <w:rFonts w:ascii="Cambria Math" w:hAnsi="Cambria Math"/>
-              </w:rPr>
-              <m:t>ln</m:t>
-            </m:r>
-          </m:fName>
-          <m:e>
-            <m:r>
-              <w:rPr>
-                <w:rFonts w:ascii="Cambria Math" w:hAnsi="Cambria Math"/>
-              </w:rPr>
-              <m:t>s</m:t>
-            </m:r>
-          </m:e>
-        </m:func>
-        <m:r>
-          <m:rPr>
-            <m:sty m:val="p"/>
-          </m:rPr>
-          <w:rPr>
-            <w:rFonts w:ascii="Cambria Math" w:hAnsi="Cambria Math"/>
-          </w:rPr>
-          <m:t>=</m:t>
-        </m:r>
-        <m:r>
-          <w:rPr>
-            <w:rFonts w:ascii="Cambria Math" w:hAnsi="Cambria Math"/>
-          </w:rPr>
-          <m:t>d</m:t>
-        </m:r>
-        <m:func>
-          <m:funcPr>
-            <m:ctrlPr>
-              <w:rPr>
-                <w:rFonts w:ascii="Cambria Math" w:hAnsi="Cambria Math"/>
-              </w:rPr>
-            </m:ctrlPr>
-          </m:funcPr>
-          <m:fName>
-            <m:r>
-              <m:rPr>
-                <m:sty m:val="p"/>
-              </m:rPr>
-              <w:rPr>
-                <w:rFonts w:ascii="Cambria Math" w:hAnsi="Cambria Math"/>
-              </w:rPr>
-              <m:t>ln</m:t>
-            </m:r>
-          </m:fName>
-          <m:e>
-            <m:d>
-              <m:dPr>
-                <m:ctrlPr>
-                  <w:rPr>
-                    <w:rFonts w:ascii="Cambria Math" w:hAnsi="Cambria Math"/>
-                  </w:rPr>
-                </m:ctrlPr>
-              </m:dPr>
-              <m:e>
-                <m:r>
-                  <m:rPr>
-                    <m:sty m:val="p"/>
-                  </m:rPr>
-                  <w:rPr>
-                    <w:rFonts w:ascii="Cambria Math" w:hAnsi="Cambria Math"/>
-                  </w:rPr>
-                  <m:t>1-</m:t>
-                </m:r>
-                <m:sSub>
-                  <m:sSubPr>
-                    <m:ctrlPr>
-                      <w:rPr>
-                        <w:rFonts w:ascii="Cambria Math" w:hAnsi="Cambria Math"/>
-                      </w:rPr>
-                    </m:ctrlPr>
-                  </m:sSubPr>
-                  <m:e>
-                    <m:bar>
-                      <m:barPr>
-                        <m:pos m:val="top"/>
-                        <m:ctrlPr>
-                          <w:rPr>
-                            <w:rFonts w:ascii="Cambria Math" w:hAnsi="Cambria Math"/>
-                          </w:rPr>
-                        </m:ctrlPr>
-                      </m:barPr>
-                      <m:e>
-                        <m:r>
-                          <m:rPr>
-                            <m:sty m:val="p"/>
-                          </m:rPr>
-                          <w:rPr>
-                            <w:rFonts w:ascii="Cambria Math" w:hAnsi="Cambria Math"/>
-                          </w:rPr>
-                          <m:t>RH</m:t>
-                        </m:r>
-                      </m:e>
-                    </m:bar>
-                  </m:e>
-                  <m:sub>
-                    <m:r>
-                      <w:rPr>
-                        <w:rFonts w:ascii="Cambria Math" w:hAnsi="Cambria Math"/>
-                      </w:rPr>
-                      <m:t>CB</m:t>
-                    </m:r>
-                  </m:sub>
-                </m:sSub>
-              </m:e>
-            </m:d>
-          </m:e>
-        </m:func>
-        <m:r>
-          <m:rPr>
-            <m:sty m:val="p"/>
-          </m:rPr>
-          <w:rPr>
-            <w:rFonts w:ascii="Cambria Math" w:hAnsi="Cambria Math"/>
-          </w:rPr>
-          <m:t>+</m:t>
-        </m:r>
-        <m:d>
-          <m:dPr>
-            <m:ctrlPr>
-              <w:rPr>
-                <w:rFonts w:ascii="Cambria Math" w:hAnsi="Cambria Math"/>
-                <w:i/>
-              </w:rPr>
-            </m:ctrlPr>
-          </m:dPr>
-          <m:e>
-            <m:f>
-              <m:fPr>
-                <m:type m:val="lin"/>
-                <m:ctrlPr>
-                  <w:rPr>
-                    <w:rFonts w:ascii="Cambria Math" w:hAnsi="Cambria Math"/>
-                    <w:i/>
-                  </w:rPr>
-                </m:ctrlPr>
-              </m:fPr>
-              <m:num>
-                <m:r>
-                  <w:rPr>
-                    <w:rFonts w:ascii="Cambria Math" w:hAnsi="Cambria Math"/>
-                  </w:rPr>
-                  <m:t>1</m:t>
-                </m:r>
-              </m:num>
-              <m:den>
-                <m:r>
-                  <w:rPr>
-                    <w:rFonts w:ascii="Cambria Math" w:hAnsi="Cambria Math"/>
-                  </w:rPr>
-                  <m:t>2</m:t>
-                </m:r>
-              </m:den>
-            </m:f>
-          </m:e>
-        </m:d>
-        <m:d>
-          <m:dPr>
-            <m:begChr m:val="["/>
-            <m:endChr m:val="]"/>
-            <m:ctrlPr>
-              <w:rPr>
-                <w:rFonts w:ascii="Cambria Math" w:hAnsi="Cambria Math"/>
-                <w:i/>
-              </w:rPr>
-            </m:ctrlPr>
-          </m:dPr>
-          <m:e>
-            <m:r>
-              <w:rPr>
-                <w:rFonts w:ascii="Cambria Math" w:hAnsi="Cambria Math"/>
-              </w:rPr>
-              <m:t>d</m:t>
-            </m:r>
-            <m:func>
-              <m:funcPr>
-                <m:ctrlPr>
-                  <w:rPr>
-                    <w:rFonts w:ascii="Cambria Math" w:hAnsi="Cambria Math"/>
-                    <w:i/>
-                  </w:rPr>
-                </m:ctrlPr>
-              </m:funcPr>
-              <m:fName>
-                <m:r>
-                  <m:rPr>
-                    <m:sty m:val="p"/>
-                  </m:rPr>
-                  <w:rPr>
-                    <w:rFonts w:ascii="Cambria Math" w:hAnsi="Cambria Math"/>
-                  </w:rPr>
-                  <m:t>ln</m:t>
-                </m:r>
-              </m:fName>
-              <m:e>
-                <m:sSub>
-                  <m:sSubPr>
-                    <m:ctrlPr>
-                      <w:rPr>
-                        <w:rFonts w:ascii="Cambria Math" w:hAnsi="Cambria Math"/>
-                        <w:i/>
-                      </w:rPr>
-                    </m:ctrlPr>
-                  </m:sSubPr>
-                  <m:e>
-                    <m:r>
-                      <w:rPr>
-                        <w:rFonts w:ascii="Cambria Math" w:hAnsi="Cambria Math"/>
-                      </w:rPr>
-                      <m:t>q</m:t>
-                    </m:r>
-                  </m:e>
-                  <m:sub>
-                    <m:r>
-                      <w:rPr>
-                        <w:rFonts w:ascii="Cambria Math" w:hAnsi="Cambria Math"/>
-                      </w:rPr>
-                      <m:t>s,CB</m:t>
-                    </m:r>
-                  </m:sub>
-                </m:sSub>
-              </m:e>
-            </m:func>
-            <m:r>
-              <w:rPr>
-                <w:rFonts w:ascii="Cambria Math" w:hAnsi="Cambria Math"/>
-              </w:rPr>
-              <m:t>-d</m:t>
-            </m:r>
-            <m:func>
-              <m:funcPr>
-                <m:ctrlPr>
-                  <w:rPr>
-                    <w:rFonts w:ascii="Cambria Math" w:hAnsi="Cambria Math"/>
-                    <w:i/>
-                  </w:rPr>
-                </m:ctrlPr>
-              </m:funcPr>
-              <m:fName>
-                <m:r>
-                  <m:rPr>
-                    <m:sty m:val="p"/>
-                  </m:rPr>
-                  <w:rPr>
-                    <w:rFonts w:ascii="Cambria Math" w:hAnsi="Cambria Math"/>
-                  </w:rPr>
-                  <m:t>ln</m:t>
-                </m:r>
-              </m:fName>
-              <m:e>
-                <m:sSup>
-                  <m:sSupPr>
-                    <m:ctrlPr>
-                      <w:rPr>
-                        <w:rFonts w:ascii="Cambria Math" w:hAnsi="Cambria Math"/>
-                        <w:i/>
-                      </w:rPr>
-                    </m:ctrlPr>
-                  </m:sSupPr>
-                  <m:e>
-                    <m:r>
-                      <w:rPr>
-                        <w:rFonts w:ascii="Cambria Math" w:hAnsi="Cambria Math"/>
-                      </w:rPr>
-                      <m:t>q</m:t>
-                    </m:r>
-                  </m:e>
-                  <m:sup>
-                    <m:r>
-                      <w:rPr>
-                        <w:rFonts w:ascii="Cambria Math" w:hAnsi="Cambria Math"/>
-                      </w:rPr>
-                      <m:t>*</m:t>
-                    </m:r>
-                  </m:sup>
-                </m:sSup>
-              </m:e>
-            </m:func>
-          </m:e>
-        </m:d>
-        <m:r>
-          <w:rPr>
-            <w:rFonts w:ascii="Cambria Math" w:eastAsiaTheme="minorEastAsia" w:hAnsi="Cambria Math"/>
-          </w:rPr>
-          <m:t>=[-2.5  0</m:t>
-        </m:r>
-      </m:oMath>
-      <w:r>
-        <w:rPr>
-          <w:rFonts w:ascii="Aptos" w:eastAsiaTheme="minorEastAsia" w:hAnsi="Aptos"/>
-        </w:rPr>
-        <w:t>] % K</w:t>
-      </w:r>
-      <w:r>
-        <w:rPr>
-          <w:rFonts w:ascii="Aptos" w:eastAsiaTheme="minorEastAsia" w:hAnsi="Aptos"/>
-          <w:vertAlign w:val="superscript"/>
-        </w:rPr>
-        <w:t>–1</w:t>
-      </w:r>
-      <w:r>
-        <w:rPr>
-          <w:rFonts w:ascii="Aptos" w:eastAsiaTheme="minorEastAsia" w:hAnsi="Aptos"/>
-        </w:rPr>
-        <w:t>. Of course, the scaling of the inputs can take on intermediate values.</w:t>
-      </w:r>
-    </w:p>
-    <w:tbl>
-      <w:tblPr>
-        <w:tblStyle w:val="TableGrid"/>
-        <w:tblW w:w="0" w:type="auto"/>
-        <w:tblLook w:val="04A0" w:firstRow="1" w:lastRow="0" w:firstColumn="1" w:lastColumn="0" w:noHBand="0" w:noVBand="1"/>
-      </w:tblPr>
-      <w:tblGrid>
-        <w:gridCol w:w="3116"/>
-        <w:gridCol w:w="3117"/>
-        <w:gridCol w:w="3117"/>
-      </w:tblGrid>
-      <w:tr>
-        <w:tc>
-          <w:tcPr>
-            <w:tcW w:w="3116" w:type="dxa"/>
-          </w:tcPr>
-          <w:p>
-            <w:pPr>
-              <w:pStyle w:val="BodyText"/>
-              <w:rPr>
-                <w:rFonts w:ascii="Aptos" w:hAnsi="Aptos"/>
-              </w:rPr>
-            </w:pPr>
-            <m:oMath>
-              <m:r>
-                <w:rPr>
-                  <w:rFonts w:ascii="Cambria Math" w:hAnsi="Cambria Math"/>
-                </w:rPr>
-                <m:t>d</m:t>
-              </m:r>
-              <m:func>
-                <m:funcPr>
-                  <m:ctrlPr>
-                    <w:rPr>
-                      <w:rFonts w:ascii="Cambria Math" w:hAnsi="Cambria Math"/>
-                      <w:i/>
-                    </w:rPr>
-                  </m:ctrlPr>
-                </m:funcPr>
-                <m:fName>
-                  <m:r>
-                    <m:rPr>
-                      <m:sty m:val="p"/>
-                    </m:rPr>
-                    <w:rPr>
-                      <w:rFonts w:ascii="Cambria Math" w:hAnsi="Cambria Math"/>
-                    </w:rPr>
-                    <m:t>ln</m:t>
-                  </m:r>
-                </m:fName>
-                <m:e>
-                  <m:r>
-                    <w:rPr>
-                      <w:rFonts w:ascii="Cambria Math" w:hAnsi="Cambria Math"/>
-                    </w:rPr>
-                    <m:t>s</m:t>
-                  </m:r>
-                </m:e>
-              </m:func>
-              <m:r>
-                <w:rPr>
-                  <w:rFonts w:ascii="Cambria Math" w:hAnsi="Cambria Math"/>
-                </w:rPr>
-                <m:t xml:space="preserve"> </m:t>
-              </m:r>
-            </m:oMath>
-            <w:r>
-              <w:rPr>
-                <w:rFonts w:ascii="Aptos" w:eastAsiaTheme="minorEastAsia" w:hAnsi="Aptos"/>
-              </w:rPr>
-              <w:t>(% K</w:t>
-            </w:r>
-            <w:r>
-              <w:rPr>
-                <w:rFonts w:ascii="Aptos" w:eastAsiaTheme="minorEastAsia" w:hAnsi="Aptos"/>
-                <w:vertAlign w:val="superscript"/>
-              </w:rPr>
-              <w:t>–1</w:t>
-            </w:r>
-            <w:r>
-              <w:rPr>
-                <w:rFonts w:ascii="Aptos" w:eastAsiaTheme="minorEastAsia" w:hAnsi="Aptos"/>
-              </w:rPr>
-              <w:t>)</w:t>
-            </w:r>
-          </w:p>
-        </w:tc>
-        <w:tc>
-          <w:tcPr>
-            <w:tcW w:w="3117" w:type="dxa"/>
-          </w:tcPr>
-          <w:p>
-            <w:pPr>
-              <w:pStyle w:val="BodyText"/>
-              <w:rPr>
-                <w:rFonts w:ascii="Aptos" w:hAnsi="Aptos"/>
-              </w:rPr>
-            </w:pPr>
-            <m:oMath>
-              <m:r>
-                <w:rPr>
-                  <w:rFonts w:ascii="Cambria Math" w:hAnsi="Cambria Math"/>
-                </w:rPr>
-                <m:t>U</m:t>
-              </m:r>
-            </m:oMath>
-            <w:r>
-              <w:rPr>
-                <w:rFonts w:ascii="Aptos" w:hAnsi="Aptos"/>
-              </w:rPr>
-              <w:t xml:space="preserve"> constant</w:t>
-            </w:r>
-          </w:p>
-        </w:tc>
-        <w:tc>
-          <w:tcPr>
-            <w:tcW w:w="3117" w:type="dxa"/>
-          </w:tcPr>
-          <w:p>
-            <w:pPr>
-              <w:pStyle w:val="BodyText"/>
-              <w:rPr>
-                <w:rFonts w:ascii="Aptos" w:hAnsi="Aptos"/>
-              </w:rPr>
-            </w:pPr>
-            <m:oMath>
-              <m:r>
-                <w:rPr>
-                  <w:rFonts w:ascii="Cambria Math" w:hAnsi="Cambria Math"/>
-                </w:rPr>
-                <m:t>U</m:t>
-              </m:r>
-            </m:oMath>
-            <w:r>
-              <w:rPr>
-                <w:rFonts w:ascii="Aptos" w:hAnsi="Aptos"/>
-              </w:rPr>
-              <w:t xml:space="preserve"> decreases –5%</w:t>
-            </w:r>
-          </w:p>
-        </w:tc>
-      </w:tr>
-      <w:tr>
-        <w:tc>
-          <w:tcPr>
-            <w:tcW w:w="3116" w:type="dxa"/>
-          </w:tcPr>
-          <w:p>
-            <w:pPr>
-              <w:pStyle w:val="BodyText"/>
-              <w:rPr>
-                <w:rFonts w:ascii="Aptos" w:hAnsi="Aptos"/>
-                <w:iCs/>
-              </w:rPr>
-            </w:pPr>
-            <m:oMath>
-              <m:r>
-                <w:rPr>
-                  <w:rFonts w:ascii="Cambria Math" w:hAnsi="Cambria Math"/>
-                </w:rPr>
-                <m:t>1-</m:t>
-              </m:r>
-              <m:sSub>
-                <m:sSubPr>
-                  <m:ctrlPr>
-                    <w:rPr>
-                      <w:rFonts w:ascii="Cambria Math" w:hAnsi="Cambria Math"/>
-                      <w:i/>
-                    </w:rPr>
-                  </m:ctrlPr>
-                </m:sSubPr>
-                <m:e>
-                  <m:bar>
-                    <m:barPr>
-                      <m:pos m:val="top"/>
-                      <m:ctrlPr>
-                        <w:rPr>
-                          <w:rFonts w:ascii="Cambria Math" w:hAnsi="Cambria Math"/>
-                          <w:i/>
-                        </w:rPr>
-                      </m:ctrlPr>
-                    </m:barPr>
-                    <m:e>
-                      <m:r>
-                        <m:rPr>
-                          <m:sty m:val="p"/>
-                        </m:rPr>
-                        <w:rPr>
-                          <w:rFonts w:ascii="Cambria Math" w:hAnsi="Cambria Math"/>
-                        </w:rPr>
-                        <m:t>RH</m:t>
-                      </m:r>
-                    </m:e>
-                  </m:bar>
-                </m:e>
-                <m:sub>
-                  <m:r>
-                    <w:rPr>
-                      <w:rFonts w:ascii="Cambria Math" w:hAnsi="Cambria Math"/>
-                    </w:rPr>
-                    <m:t>CB</m:t>
-                  </m:r>
-                </m:sub>
-              </m:sSub>
-            </m:oMath>
-            <w:r>
-              <w:rPr>
-                <w:rFonts w:ascii="Aptos" w:eastAsiaTheme="minorEastAsia" w:hAnsi="Aptos"/>
-              </w:rPr>
-              <w:t xml:space="preserve"> constant</w:t>
-            </w:r>
-          </w:p>
-        </w:tc>
-        <w:tc>
-          <w:tcPr>
-            <w:tcW w:w="3117" w:type="dxa"/>
-          </w:tcPr>
-          <w:p>
-            <w:pPr>
-              <w:pStyle w:val="BodyText"/>
-              <w:rPr>
-                <w:rFonts w:ascii="Aptos" w:hAnsi="Aptos"/>
-              </w:rPr>
-            </w:pPr>
-            <w:r>
-              <w:rPr>
-                <w:rFonts w:ascii="Aptos" w:hAnsi="Aptos"/>
-              </w:rPr>
-              <w:t>+2.5</w:t>
-            </w:r>
-          </w:p>
-        </w:tc>
-        <w:tc>
-          <w:tcPr>
-            <w:tcW w:w="3117" w:type="dxa"/>
-          </w:tcPr>
-          <w:p>
-            <w:pPr>
-              <w:pStyle w:val="BodyText"/>
-              <w:rPr>
-                <w:rFonts w:ascii="Aptos" w:hAnsi="Aptos"/>
-              </w:rPr>
-            </w:pPr>
-            <w:r>
-              <w:rPr>
-                <w:rFonts w:ascii="Aptos" w:hAnsi="Aptos"/>
-              </w:rPr>
-              <w:t>0</w:t>
-            </w:r>
-          </w:p>
-        </w:tc>
-      </w:tr>
-      <w:tr>
-        <w:tc>
-          <w:tcPr>
-            <w:tcW w:w="3116" w:type="dxa"/>
-          </w:tcPr>
-          <w:p>
-            <w:pPr>
-              <w:pStyle w:val="BodyText"/>
-              <w:rPr>
-                <w:rFonts w:ascii="Aptos" w:hAnsi="Aptos"/>
-              </w:rPr>
-            </w:pPr>
-            <m:oMathPara>
-              <m:oMath>
-                <m:r>
-                  <w:rPr>
-                    <w:rFonts w:ascii="Cambria Math" w:hAnsi="Cambria Math"/>
-                  </w:rPr>
-                  <m:t>1-</m:t>
-                </m:r>
-                <m:sSub>
-                  <m:sSubPr>
-                    <m:ctrlPr>
-                      <w:rPr>
-                        <w:rFonts w:ascii="Cambria Math" w:hAnsi="Cambria Math"/>
-                        <w:i/>
-                      </w:rPr>
-                    </m:ctrlPr>
-                  </m:sSubPr>
-                  <m:e>
-                    <m:bar>
-                      <m:barPr>
-                        <m:pos m:val="top"/>
-                        <m:ctrlPr>
-                          <w:rPr>
-                            <w:rFonts w:ascii="Cambria Math" w:hAnsi="Cambria Math"/>
-                            <w:i/>
-                          </w:rPr>
-                        </m:ctrlPr>
-                      </m:barPr>
-                      <m:e>
-                        <m:r>
-                          <m:rPr>
-                            <m:sty m:val="p"/>
-                          </m:rPr>
-                          <w:rPr>
-                            <w:rFonts w:ascii="Cambria Math" w:hAnsi="Cambria Math"/>
-                          </w:rPr>
-                          <m:t>RH</m:t>
-                        </m:r>
-                      </m:e>
-                    </m:bar>
-                  </m:e>
-                  <m:sub>
-                    <m:r>
-                      <w:rPr>
-                        <w:rFonts w:ascii="Cambria Math" w:hAnsi="Cambria Math"/>
-                      </w:rPr>
-                      <m:t>CB</m:t>
-                    </m:r>
-                  </m:sub>
-                </m:sSub>
-                <m:r>
-                  <w:rPr>
-                    <w:rFonts w:ascii="Cambria Math" w:hAnsi="Cambria Math"/>
-                  </w:rPr>
-                  <m:t>∝</m:t>
-                </m:r>
-                <m:r>
-                  <w:rPr>
-                    <w:rFonts w:ascii="Cambria Math" w:hAnsi="Cambria Math"/>
-                  </w:rPr>
-                  <m:t>1-</m:t>
-                </m:r>
-                <m:sSub>
-                  <m:sSubPr>
-                    <m:ctrlPr>
-                      <w:rPr>
-                        <w:rFonts w:ascii="Cambria Math" w:hAnsi="Cambria Math"/>
-                        <w:i/>
-                      </w:rPr>
-                    </m:ctrlPr>
-                  </m:sSubPr>
-                  <m:e>
-                    <m:bar>
-                      <m:barPr>
-                        <m:pos m:val="top"/>
-                        <m:ctrlPr>
-                          <w:rPr>
-                            <w:rFonts w:ascii="Cambria Math" w:hAnsi="Cambria Math"/>
-                            <w:i/>
-                          </w:rPr>
-                        </m:ctrlPr>
-                      </m:barPr>
-                      <m:e>
-                        <m:r>
-                          <m:rPr>
-                            <m:sty m:val="p"/>
-                          </m:rPr>
-                          <w:rPr>
-                            <w:rFonts w:ascii="Cambria Math" w:hAnsi="Cambria Math"/>
-                          </w:rPr>
-                          <m:t>RH</m:t>
-                        </m:r>
-                      </m:e>
-                    </m:bar>
-                  </m:e>
-                  <m:sub>
-                    <m:r>
-                      <m:rPr>
-                        <m:sty m:val="p"/>
-                      </m:rPr>
-                      <w:rPr>
-                        <w:rFonts w:ascii="Cambria Math" w:hAnsi="Cambria Math"/>
-                      </w:rPr>
-                      <m:t>sfc</m:t>
-                    </m:r>
-                  </m:sub>
-                </m:sSub>
-              </m:oMath>
-            </m:oMathPara>
-          </w:p>
-        </w:tc>
-        <w:tc>
-          <w:tcPr>
-            <w:tcW w:w="3117" w:type="dxa"/>
-          </w:tcPr>
-          <w:p>
-            <w:pPr>
-              <w:pStyle w:val="BodyText"/>
-              <w:rPr>
-                <w:rFonts w:ascii="Aptos" w:hAnsi="Aptos"/>
-              </w:rPr>
-            </w:pPr>
-            <w:r>
-              <w:rPr>
-                <w:rFonts w:ascii="Aptos" w:hAnsi="Aptos"/>
-              </w:rPr>
-              <w:t>-2.5</w:t>
-            </w:r>
-          </w:p>
-        </w:tc>
-        <w:tc>
-          <w:tcPr>
-            <w:tcW w:w="3117" w:type="dxa"/>
-          </w:tcPr>
-          <w:p>
-            <w:pPr>
-              <w:pStyle w:val="BodyText"/>
-              <w:rPr>
-                <w:rFonts w:ascii="Aptos" w:hAnsi="Aptos"/>
-              </w:rPr>
-            </w:pPr>
-            <w:r>
-              <w:rPr>
-                <w:rFonts w:ascii="Aptos" w:hAnsi="Aptos"/>
-              </w:rPr>
-              <w:t>0</w:t>
-            </w:r>
-          </w:p>
-        </w:tc>
-      </w:tr>
-    </w:tbl>
-    <w:p>
-      <w:pPr>
-        <w:pStyle w:val="BodyText"/>
-        <w:rPr>
-          <w:rFonts w:ascii="Aptos" w:eastAsiaTheme="minorEastAsia" w:hAnsi="Aptos"/>
-        </w:rPr>
-      </w:pPr>
-      <w:r>
-        <w:rPr>
-          <w:rFonts w:ascii="Aptos" w:hAnsi="Aptos"/>
-        </w:rPr>
-        <w:t xml:space="preserve">Wind </w:t>
-      </w:r>
-      <w:r>
-        <w:rPr>
-          <w:rFonts w:ascii="Aptos" w:hAnsi="Aptos"/>
-        </w:rPr>
-        <w:t xml:space="preserve">scales the amplitude of the change of </w:t>
-      </w:r>
-      <m:oMath>
-        <m:r>
-          <w:rPr>
-            <w:rFonts w:ascii="Cambria Math" w:hAnsi="Cambria Math"/>
-          </w:rPr>
-          <m:t>s</m:t>
-        </m:r>
-      </m:oMath>
-      <w:r>
-        <w:rPr>
-          <w:rFonts w:ascii="Aptos" w:hAnsi="Aptos"/>
-        </w:rPr>
-        <w:t xml:space="preserve"> up to 2.5 % K</w:t>
-      </w:r>
-      <w:r>
-        <w:rPr>
-          <w:rFonts w:ascii="Aptos" w:hAnsi="Aptos"/>
-          <w:vertAlign w:val="superscript"/>
-        </w:rPr>
-        <w:t>–1</w:t>
-      </w:r>
-      <w:r>
-        <w:rPr>
-          <w:rFonts w:ascii="Aptos" w:hAnsi="Aptos"/>
-        </w:rPr>
-        <w:t xml:space="preserve">. </w:t>
-      </w:r>
-      <w:r>
-        <w:rPr>
-          <w:rFonts w:ascii="Aptos" w:hAnsi="Aptos"/>
-        </w:rPr>
-        <w:t>Decreasing wind cancels the +7 % K</w:t>
-      </w:r>
-      <w:r>
-        <w:rPr>
-          <w:rFonts w:ascii="Aptos" w:hAnsi="Aptos"/>
-          <w:vertAlign w:val="superscript"/>
-        </w:rPr>
-        <w:t>–1</w:t>
-      </w:r>
-      <w:r>
-        <w:rPr>
-          <w:rFonts w:ascii="Aptos" w:hAnsi="Aptos"/>
-        </w:rPr>
-        <w:t xml:space="preserve"> effect of the cloud base saturation humidity on s. </w:t>
-      </w:r>
-      <w:proofErr w:type="spellStart"/>
-      <w:r>
-        <w:rPr>
-          <w:rFonts w:ascii="Aptos" w:hAnsi="Aptos"/>
-        </w:rPr>
-        <w:t>The</w:t>
-      </w:r>
-      <w:proofErr w:type="spellEnd"/>
-      <w:r>
-        <w:rPr>
-          <w:rFonts w:ascii="Aptos" w:hAnsi="Aptos"/>
-        </w:rPr>
-        <w:t xml:space="preserve"> sign of </w:t>
-      </w:r>
-      <w:r>
-        <w:rPr>
-          <w:rFonts w:ascii="Aptos" w:hAnsi="Aptos"/>
-        </w:rPr>
-        <w:t xml:space="preserve">the fractional change of </w:t>
-      </w:r>
-      <m:oMath>
-        <m:r>
-          <w:rPr>
-            <w:rFonts w:ascii="Cambria Math" w:hAnsi="Cambria Math"/>
-          </w:rPr>
-          <m:t>s</m:t>
-        </m:r>
-      </m:oMath>
-      <w:r>
-        <w:rPr>
-          <w:rFonts w:ascii="Aptos" w:hAnsi="Aptos"/>
-        </w:rPr>
-        <w:t xml:space="preserve"> is positive if </w:t>
-      </w:r>
-      <m:oMath>
-        <m:r>
-          <w:rPr>
-            <w:rFonts w:ascii="Cambria Math" w:hAnsi="Cambria Math"/>
-          </w:rPr>
-          <m:t>1-</m:t>
-        </m:r>
-        <m:sSub>
-          <m:sSubPr>
-            <m:ctrlPr>
-              <w:rPr>
-                <w:rFonts w:ascii="Cambria Math" w:hAnsi="Cambria Math"/>
-                <w:i/>
-              </w:rPr>
-            </m:ctrlPr>
-          </m:sSubPr>
-          <m:e>
-            <m:bar>
-              <m:barPr>
-                <m:pos m:val="top"/>
-                <m:ctrlPr>
-                  <w:rPr>
-                    <w:rFonts w:ascii="Cambria Math" w:hAnsi="Cambria Math"/>
-                    <w:i/>
-                  </w:rPr>
-                </m:ctrlPr>
-              </m:barPr>
-              <m:e>
-                <m:r>
-                  <m:rPr>
-                    <m:sty m:val="p"/>
-                  </m:rPr>
-                  <w:rPr>
-                    <w:rFonts w:ascii="Cambria Math" w:hAnsi="Cambria Math"/>
-                  </w:rPr>
-                  <m:t>RH</m:t>
-                </m:r>
-              </m:e>
-            </m:bar>
-          </m:e>
-          <m:sub>
-            <m:r>
-              <w:rPr>
-                <w:rFonts w:ascii="Cambria Math" w:hAnsi="Cambria Math"/>
-              </w:rPr>
-              <m:t>CB</m:t>
-            </m:r>
-          </m:sub>
-        </m:sSub>
-      </m:oMath>
-      <w:r>
-        <w:rPr>
-          <w:rFonts w:ascii="Aptos" w:eastAsiaTheme="minorEastAsia" w:hAnsi="Aptos"/>
-        </w:rPr>
-        <w:t xml:space="preserve"> is constant, and negative if </w:t>
-      </w:r>
-      <m:oMath>
-        <m:r>
-          <w:rPr>
-            <w:rFonts w:ascii="Cambria Math" w:eastAsiaTheme="minorEastAsia" w:hAnsi="Cambria Math"/>
-          </w:rPr>
-          <m:t>d</m:t>
-        </m:r>
-        <m:func>
-          <m:funcPr>
-            <m:ctrlPr>
-              <w:rPr>
-                <w:rFonts w:ascii="Cambria Math" w:eastAsiaTheme="minorEastAsia" w:hAnsi="Cambria Math"/>
-                <w:i/>
-              </w:rPr>
-            </m:ctrlPr>
-          </m:funcPr>
-          <m:fName>
-            <m:r>
-              <m:rPr>
-                <m:sty m:val="p"/>
-              </m:rPr>
-              <w:rPr>
-                <w:rFonts w:ascii="Cambria Math" w:eastAsiaTheme="minorEastAsia" w:hAnsi="Cambria Math"/>
-              </w:rPr>
-              <m:t>ln</m:t>
-            </m:r>
-          </m:fName>
-          <m:e>
-            <m:r>
-              <w:rPr>
-                <w:rFonts w:ascii="Cambria Math" w:eastAsiaTheme="minorEastAsia" w:hAnsi="Cambria Math"/>
-              </w:rPr>
-              <m:t>(</m:t>
-            </m:r>
-            <m:r>
-              <w:rPr>
-                <w:rFonts w:ascii="Cambria Math" w:hAnsi="Cambria Math"/>
-              </w:rPr>
-              <m:t>1-</m:t>
-            </m:r>
-            <m:sSub>
-              <m:sSubPr>
-                <m:ctrlPr>
-                  <w:rPr>
-                    <w:rFonts w:ascii="Cambria Math" w:hAnsi="Cambria Math"/>
-                    <w:i/>
-                  </w:rPr>
-                </m:ctrlPr>
-              </m:sSubPr>
-              <m:e>
-                <m:bar>
-                  <m:barPr>
-                    <m:pos m:val="top"/>
-                    <m:ctrlPr>
-                      <w:rPr>
-                        <w:rFonts w:ascii="Cambria Math" w:hAnsi="Cambria Math"/>
-                        <w:i/>
-                      </w:rPr>
-                    </m:ctrlPr>
-                  </m:barPr>
-                  <m:e>
-                    <m:r>
-                      <m:rPr>
-                        <m:sty m:val="p"/>
-                      </m:rPr>
-                      <w:rPr>
-                        <w:rFonts w:ascii="Cambria Math" w:hAnsi="Cambria Math"/>
-                      </w:rPr>
-                      <m:t>RH</m:t>
-                    </m:r>
-                  </m:e>
-                </m:bar>
-              </m:e>
-              <m:sub>
-                <m:r>
-                  <w:rPr>
-                    <w:rFonts w:ascii="Cambria Math" w:hAnsi="Cambria Math"/>
-                  </w:rPr>
-                  <m:t>CB</m:t>
-                </m:r>
-              </m:sub>
-            </m:sSub>
-            <m:r>
-              <w:rPr>
-                <w:rFonts w:ascii="Cambria Math" w:eastAsiaTheme="minorEastAsia" w:hAnsi="Cambria Math"/>
-              </w:rPr>
-              <m:t>)</m:t>
-            </m:r>
-          </m:e>
-        </m:func>
-        <m:r>
-          <w:rPr>
-            <w:rFonts w:ascii="Cambria Math" w:eastAsiaTheme="minorEastAsia" w:hAnsi="Cambria Math"/>
-          </w:rPr>
-          <m:t xml:space="preserve">=-5% </m:t>
-        </m:r>
-        <m:sSup>
-          <m:sSupPr>
-            <m:ctrlPr>
-              <w:rPr>
-                <w:rFonts w:ascii="Cambria Math" w:eastAsiaTheme="minorEastAsia" w:hAnsi="Cambria Math"/>
-                <w:i/>
-              </w:rPr>
-            </m:ctrlPr>
-          </m:sSupPr>
-          <m:e>
-            <m:r>
-              <m:rPr>
-                <m:sty m:val="p"/>
-              </m:rPr>
-              <w:rPr>
-                <w:rFonts w:ascii="Cambria Math" w:eastAsiaTheme="minorEastAsia" w:hAnsi="Cambria Math"/>
-              </w:rPr>
-              <m:t>K</m:t>
-            </m:r>
-          </m:e>
-          <m:sup>
-            <m:r>
-              <w:rPr>
-                <w:rFonts w:ascii="Cambria Math" w:eastAsiaTheme="minorEastAsia" w:hAnsi="Cambria Math"/>
-              </w:rPr>
-              <m:t>-1</m:t>
-            </m:r>
-          </m:sup>
-        </m:sSup>
-      </m:oMath>
-      <w:r>
-        <w:rPr>
-          <w:rFonts w:ascii="Aptos" w:eastAsiaTheme="minorEastAsia" w:hAnsi="Aptos"/>
-        </w:rPr>
-        <w:t xml:space="preserve"> </w:t>
-      </w:r>
-      <w:r>
-        <w:rPr>
-          <w:rFonts w:ascii="Aptos" w:eastAsiaTheme="minorEastAsia" w:hAnsi="Aptos"/>
-        </w:rPr>
-        <w:t>scales like the surface saturation deficit</w:t>
-      </w:r>
-      <w:r>
-        <w:rPr>
-          <w:rFonts w:ascii="Aptos" w:eastAsiaTheme="minorEastAsia" w:hAnsi="Aptos"/>
-        </w:rPr>
-        <w:t>. A negative change of s increases cloud fraction</w:t>
-      </w:r>
-      <w:r>
-        <w:rPr>
-          <w:rFonts w:ascii="Aptos" w:eastAsiaTheme="minorEastAsia" w:hAnsi="Aptos"/>
-        </w:rPr>
-        <w:t xml:space="preserve">. </w:t>
-      </w:r>
-    </w:p>
-    <w:p>
-      <w:pPr>
         <w:tabs>
           <w:tab w:val="left" w:pos="560"/>
           <w:tab w:val="left" w:pos="1120"/>
@@ -26019,390 +23278,7 @@
         <w:adjustRightInd w:val="0"/>
         <w:spacing w:after="0" w:line="240" w:lineRule="auto"/>
         <w:rPr>
-          <w:rFonts w:ascii="Menlo" w:hAnsi="Menlo" w:cs="Menlo"/>
-          <w:color w:val="3B2322"/>
-          <w:kern w:val="0"/>
-        </w:rPr>
-      </w:pPr>
-      <w:r>
-        <w:rPr>
-          <w:rFonts w:ascii="Menlo" w:hAnsi="Menlo" w:cs="Menlo"/>
-          <w:color w:val="3B2322"/>
-          <w:kern w:val="0"/>
-        </w:rPr>
-        <w:t>0.5*(1-</w:t>
-      </w:r>
-      <w:proofErr w:type="gramStart"/>
-      <w:r>
-        <w:rPr>
-          <w:rFonts w:ascii="Menlo" w:hAnsi="Menlo" w:cs="Menlo"/>
-          <w:color w:val="3B2322"/>
-          <w:kern w:val="0"/>
-        </w:rPr>
-        <w:t>erf(</w:t>
-      </w:r>
-      <w:proofErr w:type="gramEnd"/>
-      <w:r>
-        <w:rPr>
-          <w:rFonts w:ascii="Menlo" w:hAnsi="Menlo" w:cs="Menlo"/>
-          <w:color w:val="3B2322"/>
-          <w:kern w:val="0"/>
-        </w:rPr>
-        <w:t>0.975*s0</w:t>
-      </w:r>
-      <w:proofErr w:type="gramStart"/>
-      <w:r>
-        <w:rPr>
-          <w:rFonts w:ascii="Menlo" w:hAnsi="Menlo" w:cs="Menlo"/>
-          <w:color w:val="3B2322"/>
-          <w:kern w:val="0"/>
-        </w:rPr>
-        <w:t>))</w:t>
-      </w:r>
-      <w:r>
-        <w:rPr>
-          <w:rFonts w:ascii="Menlo" w:hAnsi="Menlo" w:cs="Menlo"/>
-          <w:color w:val="3B2322"/>
-          <w:kern w:val="0"/>
-        </w:rPr>
-        <w:t>=</w:t>
-      </w:r>
-      <w:proofErr w:type="gramEnd"/>
-      <w:r>
-        <w:rPr>
-          <w:rFonts w:ascii="Menlo" w:hAnsi="Menlo" w:cs="Menlo"/>
-          <w:color w:val="3B2322"/>
-          <w:kern w:val="0"/>
-        </w:rPr>
-        <w:t>0.0</w:t>
-      </w:r>
-      <w:r>
-        <w:rPr>
-          <w:rFonts w:ascii="Menlo" w:hAnsi="Menlo" w:cs="Menlo"/>
-          <w:color w:val="3B2322"/>
-          <w:kern w:val="0"/>
-        </w:rPr>
-        <w:t>60</w:t>
-      </w:r>
-    </w:p>
-    <w:p>
-      <w:pPr>
-        <w:tabs>
-          <w:tab w:val="left" w:pos="560"/>
-          <w:tab w:val="left" w:pos="1120"/>
-          <w:tab w:val="left" w:pos="1680"/>
-          <w:tab w:val="left" w:pos="2240"/>
-          <w:tab w:val="left" w:pos="2800"/>
-          <w:tab w:val="left" w:pos="3360"/>
-          <w:tab w:val="left" w:pos="3920"/>
-          <w:tab w:val="left" w:pos="4480"/>
-          <w:tab w:val="left" w:pos="5040"/>
-          <w:tab w:val="left" w:pos="5600"/>
-          <w:tab w:val="left" w:pos="6160"/>
-          <w:tab w:val="left" w:pos="6720"/>
-        </w:tabs>
-        <w:autoSpaceDE w:val="0"/>
-        <w:autoSpaceDN w:val="0"/>
-        <w:adjustRightInd w:val="0"/>
-        <w:spacing w:after="0" w:line="240" w:lineRule="auto"/>
-        <w:rPr>
-          <w:rFonts w:ascii="Menlo" w:hAnsi="Menlo" w:cs="Menlo"/>
-          <w:color w:val="3B2322"/>
-          <w:kern w:val="0"/>
-        </w:rPr>
-      </w:pPr>
-      <w:r>
-        <w:rPr>
-          <w:rFonts w:ascii="Menlo" w:hAnsi="Menlo" w:cs="Menlo"/>
-          <w:color w:val="3B2322"/>
-          <w:kern w:val="0"/>
-        </w:rPr>
-        <w:t>0.5*(1-</w:t>
-      </w:r>
-      <w:proofErr w:type="gramStart"/>
-      <w:r>
-        <w:rPr>
-          <w:rFonts w:ascii="Menlo" w:hAnsi="Menlo" w:cs="Menlo"/>
-          <w:color w:val="3B2322"/>
-          <w:kern w:val="0"/>
-        </w:rPr>
-        <w:t>erf(</w:t>
-      </w:r>
-      <w:proofErr w:type="gramEnd"/>
-      <w:r>
-        <w:rPr>
-          <w:rFonts w:ascii="Menlo" w:hAnsi="Menlo" w:cs="Menlo"/>
-          <w:color w:val="3B2322"/>
-          <w:kern w:val="0"/>
-        </w:rPr>
-        <w:t>1</w:t>
-      </w:r>
-      <w:r>
-        <w:rPr>
-          <w:rFonts w:ascii="Menlo" w:hAnsi="Menlo" w:cs="Menlo"/>
-          <w:color w:val="3B2322"/>
-          <w:kern w:val="0"/>
-        </w:rPr>
-        <w:t>.</w:t>
-      </w:r>
-      <w:r>
-        <w:rPr>
-          <w:rFonts w:ascii="Menlo" w:hAnsi="Menlo" w:cs="Menlo"/>
-          <w:color w:val="3B2322"/>
-          <w:kern w:val="0"/>
-        </w:rPr>
-        <w:t>02</w:t>
-      </w:r>
-      <w:r>
-        <w:rPr>
-          <w:rFonts w:ascii="Menlo" w:hAnsi="Menlo" w:cs="Menlo"/>
-          <w:color w:val="3B2322"/>
-          <w:kern w:val="0"/>
-        </w:rPr>
-        <w:t>5*s0</w:t>
-      </w:r>
-      <w:proofErr w:type="gramStart"/>
-      <w:r>
-        <w:rPr>
-          <w:rFonts w:ascii="Menlo" w:hAnsi="Menlo" w:cs="Menlo"/>
-          <w:color w:val="3B2322"/>
-          <w:kern w:val="0"/>
-        </w:rPr>
-        <w:t>))=</w:t>
-      </w:r>
-      <w:proofErr w:type="gramEnd"/>
-      <w:r>
-        <w:rPr>
-          <w:rFonts w:ascii="Menlo" w:hAnsi="Menlo" w:cs="Menlo"/>
-          <w:color w:val="3B2322"/>
-          <w:kern w:val="0"/>
-        </w:rPr>
-        <w:t>0.05</w:t>
-      </w:r>
-      <w:r>
-        <w:rPr>
-          <w:rFonts w:ascii="Menlo" w:hAnsi="Menlo" w:cs="Menlo"/>
-          <w:color w:val="3B2322"/>
-          <w:kern w:val="0"/>
-        </w:rPr>
-        <w:t>1</w:t>
-      </w:r>
-    </w:p>
-    <w:p>
-      <w:pPr>
-        <w:tabs>
-          <w:tab w:val="left" w:pos="560"/>
-          <w:tab w:val="left" w:pos="1120"/>
-          <w:tab w:val="left" w:pos="1680"/>
-          <w:tab w:val="left" w:pos="2240"/>
-          <w:tab w:val="left" w:pos="2800"/>
-          <w:tab w:val="left" w:pos="3360"/>
-          <w:tab w:val="left" w:pos="3920"/>
-          <w:tab w:val="left" w:pos="4480"/>
-          <w:tab w:val="left" w:pos="5040"/>
-          <w:tab w:val="left" w:pos="5600"/>
-          <w:tab w:val="left" w:pos="6160"/>
-          <w:tab w:val="left" w:pos="6720"/>
-        </w:tabs>
-        <w:autoSpaceDE w:val="0"/>
-        <w:autoSpaceDN w:val="0"/>
-        <w:adjustRightInd w:val="0"/>
-        <w:spacing w:after="0" w:line="240" w:lineRule="auto"/>
-        <w:rPr>
-          <w:rFonts w:ascii="Menlo" w:eastAsiaTheme="minorEastAsia" w:hAnsi="Menlo" w:cs="Menlo"/>
-          <w:color w:val="3B2322"/>
-          <w:kern w:val="0"/>
-        </w:rPr>
-      </w:pPr>
-      <m:oMathPara>
-        <m:oMath>
-          <m:f>
-            <m:fPr>
-              <m:ctrlPr>
-                <w:rPr>
-                  <w:rFonts w:ascii="Cambria Math" w:hAnsi="Cambria Math" w:cs="Menlo"/>
-                  <w:i/>
-                  <w:color w:val="3B2322"/>
-                  <w:kern w:val="0"/>
-                </w:rPr>
-              </m:ctrlPr>
-            </m:fPr>
-            <m:num>
-              <m:r>
-                <w:rPr>
-                  <w:rFonts w:ascii="Cambria Math" w:hAnsi="Cambria Math" w:cs="Menlo"/>
-                  <w:color w:val="3B2322"/>
-                  <w:kern w:val="0"/>
-                </w:rPr>
-                <m:t>d</m:t>
-              </m:r>
-              <m:func>
-                <m:funcPr>
-                  <m:ctrlPr>
-                    <w:rPr>
-                      <w:rFonts w:ascii="Cambria Math" w:hAnsi="Cambria Math" w:cs="Menlo"/>
-                      <w:i/>
-                      <w:color w:val="3B2322"/>
-                      <w:kern w:val="0"/>
-                    </w:rPr>
-                  </m:ctrlPr>
-                </m:funcPr>
-                <m:fName>
-                  <m:r>
-                    <m:rPr>
-                      <m:sty m:val="p"/>
-                    </m:rPr>
-                    <w:rPr>
-                      <w:rFonts w:ascii="Cambria Math" w:hAnsi="Cambria Math" w:cs="Menlo"/>
-                      <w:color w:val="3B2322"/>
-                      <w:kern w:val="0"/>
-                    </w:rPr>
-                    <m:t>ln</m:t>
-                  </m:r>
-                </m:fName>
-                <m:e>
-                  <m:sSub>
-                    <m:sSubPr>
-                      <m:ctrlPr>
-                        <w:rPr>
-                          <w:rFonts w:ascii="Cambria Math" w:hAnsi="Cambria Math" w:cs="Menlo"/>
-                          <w:i/>
-                          <w:color w:val="3B2322"/>
-                          <w:kern w:val="0"/>
-                        </w:rPr>
-                      </m:ctrlPr>
-                    </m:sSubPr>
-                    <m:e>
-                      <m:r>
-                        <w:rPr>
-                          <w:rFonts w:ascii="Cambria Math" w:hAnsi="Cambria Math" w:cs="Menlo"/>
-                          <w:color w:val="3B2322"/>
-                          <w:kern w:val="0"/>
-                        </w:rPr>
-                        <m:t>C</m:t>
-                      </m:r>
-                    </m:e>
-                    <m:sub>
-                      <m:r>
-                        <w:rPr>
-                          <w:rFonts w:ascii="Cambria Math" w:hAnsi="Cambria Math" w:cs="Menlo"/>
-                          <w:color w:val="3B2322"/>
-                          <w:kern w:val="0"/>
-                        </w:rPr>
-                        <m:t>CB</m:t>
-                      </m:r>
-                    </m:sub>
-                  </m:sSub>
-                </m:e>
-              </m:func>
-            </m:num>
-            <m:den>
-              <m:r>
-                <w:rPr>
-                  <w:rFonts w:ascii="Cambria Math" w:hAnsi="Cambria Math" w:cs="Menlo"/>
-                  <w:color w:val="3B2322"/>
-                  <w:kern w:val="0"/>
-                </w:rPr>
-                <m:t>d</m:t>
-              </m:r>
-              <m:func>
-                <m:funcPr>
-                  <m:ctrlPr>
-                    <w:rPr>
-                      <w:rFonts w:ascii="Cambria Math" w:hAnsi="Cambria Math" w:cs="Menlo"/>
-                      <w:i/>
-                      <w:color w:val="3B2322"/>
-                      <w:kern w:val="0"/>
-                    </w:rPr>
-                  </m:ctrlPr>
-                </m:funcPr>
-                <m:fName>
-                  <m:r>
-                    <m:rPr>
-                      <m:sty m:val="p"/>
-                    </m:rPr>
-                    <w:rPr>
-                      <w:rFonts w:ascii="Cambria Math" w:hAnsi="Cambria Math" w:cs="Menlo"/>
-                      <w:color w:val="3B2322"/>
-                      <w:kern w:val="0"/>
-                    </w:rPr>
-                    <m:t>ln</m:t>
-                  </m:r>
-                </m:fName>
-                <m:e>
-                  <m:r>
-                    <w:rPr>
-                      <w:rFonts w:ascii="Cambria Math" w:hAnsi="Cambria Math" w:cs="Menlo"/>
-                      <w:color w:val="3B2322"/>
-                      <w:kern w:val="0"/>
-                    </w:rPr>
-                    <m:t>s</m:t>
-                  </m:r>
-                </m:e>
-              </m:func>
-            </m:den>
-          </m:f>
-          <m:r>
-            <w:rPr>
-              <w:rFonts w:ascii="Cambria Math" w:hAnsi="Cambria Math" w:cs="Menlo"/>
-              <w:color w:val="3B2322"/>
-              <w:kern w:val="0"/>
-            </w:rPr>
-            <m:t>=-3.2</m:t>
-          </m:r>
-        </m:oMath>
-      </m:oMathPara>
-    </w:p>
-    <w:p>
-      <w:pPr>
-        <w:tabs>
-          <w:tab w:val="left" w:pos="560"/>
-          <w:tab w:val="left" w:pos="1120"/>
-          <w:tab w:val="left" w:pos="1680"/>
-          <w:tab w:val="left" w:pos="2240"/>
-          <w:tab w:val="left" w:pos="2800"/>
-          <w:tab w:val="left" w:pos="3360"/>
-          <w:tab w:val="left" w:pos="3920"/>
-          <w:tab w:val="left" w:pos="4480"/>
-          <w:tab w:val="left" w:pos="5040"/>
-          <w:tab w:val="left" w:pos="5600"/>
-          <w:tab w:val="left" w:pos="6160"/>
-          <w:tab w:val="left" w:pos="6720"/>
-        </w:tabs>
-        <w:autoSpaceDE w:val="0"/>
-        <w:autoSpaceDN w:val="0"/>
-        <w:adjustRightInd w:val="0"/>
-        <w:spacing w:after="0" w:line="240" w:lineRule="auto"/>
-        <w:rPr>
-          <w:rFonts w:ascii="Menlo" w:hAnsi="Menlo" w:cs="Menlo"/>
-          <w:color w:val="3B2322"/>
-          <w:kern w:val="0"/>
-        </w:rPr>
-      </w:pPr>
-    </w:p>
-    <w:p>
-      <w:pPr>
-        <w:tabs>
-          <w:tab w:val="left" w:pos="560"/>
-          <w:tab w:val="left" w:pos="1120"/>
-          <w:tab w:val="left" w:pos="1680"/>
-          <w:tab w:val="left" w:pos="2240"/>
-          <w:tab w:val="left" w:pos="2800"/>
-          <w:tab w:val="left" w:pos="3360"/>
-          <w:tab w:val="left" w:pos="3920"/>
-          <w:tab w:val="left" w:pos="4480"/>
-          <w:tab w:val="left" w:pos="5040"/>
-          <w:tab w:val="left" w:pos="5600"/>
-          <w:tab w:val="left" w:pos="6160"/>
-          <w:tab w:val="left" w:pos="6720"/>
-        </w:tabs>
-        <w:autoSpaceDE w:val="0"/>
-        <w:autoSpaceDN w:val="0"/>
-        <w:adjustRightInd w:val="0"/>
-        <w:spacing w:after="0" w:line="240" w:lineRule="auto"/>
-        <w:rPr>
           <w:rFonts w:ascii="Aptos" w:eastAsiaTheme="minorEastAsia" w:hAnsi="Aptos"/>
-          <w:iCs/>
         </w:rPr>
       </w:pPr>
       <w:r>
@@ -26738,23 +23614,7 @@
           <w:rFonts w:ascii="Aptos" w:eastAsiaTheme="minorEastAsia" w:hAnsi="Aptos"/>
           <w:iCs/>
         </w:rPr>
-        <w:t>w</w:t>
-      </w:r>
-      <w:proofErr w:type="spellStart"/>
-      <w:r>
-        <w:rPr>
-          <w:rFonts w:ascii="Aptos" w:eastAsiaTheme="minorEastAsia" w:hAnsi="Aptos"/>
-          <w:iCs/>
-        </w:rPr>
-        <w:t>ith</w:t>
-      </w:r>
-      <w:proofErr w:type="spellEnd"/>
-      <w:r>
-        <w:rPr>
-          <w:rFonts w:ascii="Aptos" w:eastAsiaTheme="minorEastAsia" w:hAnsi="Aptos"/>
-          <w:iCs/>
-        </w:rPr>
-        <w:t xml:space="preserve"> </w:t>
+        <w:t xml:space="preserve">with </w:t>
       </w:r>
       <m:oMath>
         <m:r>
@@ -28021,6 +24881,12 @@
           </w:rPr>
           <m:t>=</m:t>
         </m:r>
+        <m:r>
+          <w:rPr>
+            <w:rFonts w:ascii="Cambria Math" w:eastAsiaTheme="minorEastAsia" w:hAnsi="Cambria Math"/>
+          </w:rPr>
+          <m:t>-</m:t>
+        </m:r>
         <m:d>
           <m:dPr>
             <m:ctrlPr>
@@ -28103,42 +24969,6 @@
                 <w:rFonts w:ascii="Cambria Math" w:eastAsiaTheme="minorEastAsia" w:hAnsi="Cambria Math"/>
               </w:rPr>
               <m:t>d</m:t>
-            </m:r>
-            <m:func>
-              <m:funcPr>
-                <m:ctrlPr>
-                  <w:rPr>
-                    <w:rFonts w:ascii="Cambria Math" w:eastAsiaTheme="minorEastAsia" w:hAnsi="Cambria Math"/>
-                    <w:i/>
-                    <w:iCs/>
-                  </w:rPr>
-                </m:ctrlPr>
-              </m:funcPr>
-              <m:fName>
-                <m:r>
-                  <m:rPr>
-                    <m:sty m:val="p"/>
-                  </m:rPr>
-                  <w:rPr>
-                    <w:rFonts w:ascii="Cambria Math" w:eastAsiaTheme="minorEastAsia" w:hAnsi="Cambria Math"/>
-                  </w:rPr>
-                  <m:t>ln</m:t>
-                </m:r>
-              </m:fName>
-              <m:e>
-                <m:r>
-                  <w:rPr>
-                    <w:rFonts w:ascii="Cambria Math" w:eastAsiaTheme="minorEastAsia" w:hAnsi="Cambria Math"/>
-                  </w:rPr>
-                  <m:t>E</m:t>
-                </m:r>
-              </m:e>
-            </m:func>
-            <m:r>
-              <w:rPr>
-                <w:rFonts w:ascii="Cambria Math" w:eastAsiaTheme="minorEastAsia" w:hAnsi="Cambria Math"/>
-              </w:rPr>
-              <m:t>-d</m:t>
             </m:r>
             <m:func>
               <m:funcPr>
@@ -28191,6 +25021,42 @@
                 </m:sSub>
               </m:e>
             </m:func>
+            <m:r>
+              <w:rPr>
+                <w:rFonts w:ascii="Cambria Math" w:eastAsiaTheme="minorEastAsia" w:hAnsi="Cambria Math"/>
+              </w:rPr>
+              <m:t>-d</m:t>
+            </m:r>
+            <m:func>
+              <m:funcPr>
+                <m:ctrlPr>
+                  <w:rPr>
+                    <w:rFonts w:ascii="Cambria Math" w:eastAsiaTheme="minorEastAsia" w:hAnsi="Cambria Math"/>
+                    <w:i/>
+                    <w:iCs/>
+                  </w:rPr>
+                </m:ctrlPr>
+              </m:funcPr>
+              <m:fName>
+                <m:r>
+                  <m:rPr>
+                    <m:sty m:val="p"/>
+                  </m:rPr>
+                  <w:rPr>
+                    <w:rFonts w:ascii="Cambria Math" w:eastAsiaTheme="minorEastAsia" w:hAnsi="Cambria Math"/>
+                  </w:rPr>
+                  <m:t>ln</m:t>
+                </m:r>
+              </m:fName>
+              <m:e>
+                <m:r>
+                  <w:rPr>
+                    <w:rFonts w:ascii="Cambria Math" w:eastAsiaTheme="minorEastAsia" w:hAnsi="Cambria Math"/>
+                  </w:rPr>
+                  <m:t>E</m:t>
+                </m:r>
+              </m:e>
+            </m:func>
           </m:e>
         </m:d>
         <m:r>
@@ -28200,6 +25066,178 @@
           <m:t>.</m:t>
         </m:r>
       </m:oMath>
+      <w:r>
+        <w:rPr>
+          <w:rFonts w:ascii="Aptos" w:eastAsiaTheme="minorEastAsia" w:hAnsi="Aptos"/>
+          <w:iCs/>
+        </w:rPr>
+        <w:t xml:space="preserve"> (</w:t>
+      </w:r>
+      <m:oMath>
+        <m:r>
+          <w:rPr>
+            <w:rFonts w:ascii="Cambria Math" w:eastAsiaTheme="minorEastAsia" w:hAnsi="Cambria Math"/>
+          </w:rPr>
+          <m:t>d</m:t>
+        </m:r>
+        <m:func>
+          <m:funcPr>
+            <m:ctrlPr>
+              <w:rPr>
+                <w:rFonts w:ascii="Cambria Math" w:eastAsiaTheme="minorEastAsia" w:hAnsi="Cambria Math"/>
+                <w:i/>
+                <w:iCs/>
+              </w:rPr>
+            </m:ctrlPr>
+          </m:funcPr>
+          <m:fName>
+            <m:r>
+              <m:rPr>
+                <m:sty m:val="p"/>
+              </m:rPr>
+              <w:rPr>
+                <w:rFonts w:ascii="Cambria Math" w:eastAsiaTheme="minorEastAsia" w:hAnsi="Cambria Math"/>
+              </w:rPr>
+              <m:t>ln</m:t>
+            </m:r>
+          </m:fName>
+          <m:e>
+            <m:sSub>
+              <m:sSubPr>
+                <m:ctrlPr>
+                  <w:rPr>
+                    <w:rFonts w:ascii="Cambria Math" w:eastAsiaTheme="minorEastAsia" w:hAnsi="Cambria Math"/>
+                    <w:i/>
+                    <w:iCs/>
+                  </w:rPr>
+                </m:ctrlPr>
+              </m:sSubPr>
+              <m:e>
+                <m:r>
+                  <w:rPr>
+                    <w:rFonts w:ascii="Cambria Math" w:eastAsiaTheme="minorEastAsia" w:hAnsi="Cambria Math"/>
+                  </w:rPr>
+                  <m:t>q</m:t>
+                </m:r>
+              </m:e>
+              <m:sub>
+                <m:r>
+                  <w:rPr>
+                    <w:rFonts w:ascii="Cambria Math" w:eastAsiaTheme="minorEastAsia" w:hAnsi="Cambria Math"/>
+                  </w:rPr>
+                  <m:t>s</m:t>
+                </m:r>
+              </m:sub>
+            </m:sSub>
+          </m:e>
+        </m:func>
+        <m:r>
+          <w:rPr>
+            <w:rFonts w:ascii="Cambria Math" w:eastAsiaTheme="minorEastAsia" w:hAnsi="Cambria Math"/>
+          </w:rPr>
+          <m:t>-d</m:t>
+        </m:r>
+        <m:func>
+          <m:funcPr>
+            <m:ctrlPr>
+              <w:rPr>
+                <w:rFonts w:ascii="Cambria Math" w:eastAsiaTheme="minorEastAsia" w:hAnsi="Cambria Math"/>
+                <w:i/>
+                <w:iCs/>
+              </w:rPr>
+            </m:ctrlPr>
+          </m:funcPr>
+          <m:fName>
+            <m:r>
+              <m:rPr>
+                <m:sty m:val="p"/>
+              </m:rPr>
+              <w:rPr>
+                <w:rFonts w:ascii="Cambria Math" w:eastAsiaTheme="minorEastAsia" w:hAnsi="Cambria Math"/>
+              </w:rPr>
+              <m:t>ln</m:t>
+            </m:r>
+          </m:fName>
+          <m:e>
+            <m:r>
+              <w:rPr>
+                <w:rFonts w:ascii="Cambria Math" w:eastAsiaTheme="minorEastAsia" w:hAnsi="Cambria Math"/>
+              </w:rPr>
+              <m:t>E</m:t>
+            </m:r>
+          </m:e>
+        </m:func>
+        <m:r>
+          <w:rPr>
+            <w:rFonts w:ascii="Cambria Math" w:eastAsiaTheme="minorEastAsia" w:hAnsi="Cambria Math"/>
+          </w:rPr>
+          <m:t xml:space="preserve">=+5 % </m:t>
+        </m:r>
+        <m:sSup>
+          <m:sSupPr>
+            <m:ctrlPr>
+              <w:rPr>
+                <w:rFonts w:ascii="Cambria Math" w:eastAsiaTheme="minorEastAsia" w:hAnsi="Cambria Math"/>
+              </w:rPr>
+            </m:ctrlPr>
+          </m:sSupPr>
+          <m:e>
+            <m:r>
+              <m:rPr>
+                <m:sty m:val="p"/>
+              </m:rPr>
+              <w:rPr>
+                <w:rFonts w:ascii="Cambria Math" w:eastAsiaTheme="minorEastAsia" w:hAnsi="Cambria Math"/>
+              </w:rPr>
+              <m:t>K</m:t>
+            </m:r>
+            <m:ctrlPr>
+              <w:rPr>
+                <w:rFonts w:ascii="Cambria Math" w:eastAsiaTheme="minorEastAsia" w:hAnsi="Cambria Math"/>
+                <w:i/>
+                <w:iCs/>
+              </w:rPr>
+            </m:ctrlPr>
+          </m:e>
+          <m:sup>
+            <m:r>
+              <m:rPr>
+                <m:sty m:val="p"/>
+              </m:rPr>
+              <w:rPr>
+                <w:rFonts w:ascii="Cambria Math" w:eastAsiaTheme="minorEastAsia" w:hAnsi="Cambria Math"/>
+              </w:rPr>
+              <m:t>-1</m:t>
+            </m:r>
+          </m:sup>
+        </m:sSup>
+        <m:r>
+          <w:rPr>
+            <w:rFonts w:ascii="Cambria Math" w:eastAsiaTheme="minorEastAsia" w:hAnsi="Cambria Math"/>
+          </w:rPr>
+          <m:t>&gt;0</m:t>
+        </m:r>
+      </m:oMath>
+      <w:r>
+        <w:rPr>
+          <w:rFonts w:ascii="Aptos" w:eastAsiaTheme="minorEastAsia" w:hAnsi="Aptos"/>
+        </w:rPr>
+        <w:t xml:space="preserve">, and </w:t>
+      </w:r>
+      <m:oMath>
+        <m:r>
+          <w:rPr>
+            <w:rFonts w:ascii="Cambria Math" w:eastAsiaTheme="minorEastAsia" w:hAnsi="Cambria Math"/>
+          </w:rPr>
+          <m:t>1-c&gt;0</m:t>
+        </m:r>
+      </m:oMath>
+      <w:r>
+        <w:rPr>
+          <w:rFonts w:ascii="Aptos" w:eastAsiaTheme="minorEastAsia" w:hAnsi="Aptos"/>
+        </w:rPr>
+        <w:t>)</w:t>
+      </w:r>
     </w:p>
     <w:p>
       <w:pPr>
@@ -28247,49 +25285,89 @@
         <w:adjustRightInd w:val="0"/>
         <w:spacing w:after="0" w:line="240" w:lineRule="auto"/>
         <w:rPr>
-          <w:rFonts w:ascii="Menlo" w:hAnsi="Menlo" w:cs="Menlo"/>
-          <w:color w:val="3B2322"/>
-          <w:kern w:val="0"/>
-        </w:rPr>
-      </w:pPr>
-      <w:r>
-        <w:rPr>
-          <w:rFonts w:ascii="Aptos" w:eastAsiaTheme="minorEastAsia" w:hAnsi="Aptos"/>
-        </w:rPr>
-        <w:t xml:space="preserve">The LCL cloud model predicts cloud changes of either sign, depending on whether the cloud base saturation deficit scales with surface </w:t>
-      </w:r>
-      <w:r>
-        <w:rPr>
-          <w:rFonts w:ascii="Aptos" w:eastAsiaTheme="minorEastAsia" w:hAnsi="Aptos"/>
-        </w:rPr>
-        <w:t>saturation deficit</w:t>
-      </w:r>
-      <w:r>
-        <w:rPr>
-          <w:rFonts w:ascii="Aptos" w:eastAsiaTheme="minorEastAsia" w:hAnsi="Aptos"/>
-        </w:rPr>
-        <w:t xml:space="preserve">, or is </w:t>
-      </w:r>
-      <w:r>
-        <w:rPr>
-          <w:rFonts w:ascii="Aptos" w:eastAsiaTheme="minorEastAsia" w:hAnsi="Aptos"/>
-        </w:rPr>
-        <w:t>invariant</w:t>
-      </w:r>
-      <w:r>
-        <w:rPr>
-          <w:rFonts w:ascii="Aptos" w:eastAsiaTheme="minorEastAsia" w:hAnsi="Aptos"/>
-        </w:rPr>
-        <w:t xml:space="preserve">. </w:t>
-      </w:r>
-      <w:r>
-        <w:rPr>
           <w:rFonts w:ascii="Aptos" w:eastAsiaTheme="minorEastAsia" w:hAnsi="Aptos"/>
           <w:iCs/>
         </w:rPr>
-        <w:t xml:space="preserve">The parameter </w:t>
+      </w:pPr>
+      <w:r>
+        <w:rPr>
+          <w:rFonts w:ascii="Aptos" w:eastAsiaTheme="minorEastAsia" w:hAnsi="Aptos"/>
+        </w:rPr>
+        <w:t xml:space="preserve">The LCL cloud model predicts cloud changes of either sign, depending on </w:t>
+      </w:r>
+      <w:r>
+        <w:rPr>
+          <w:rFonts w:ascii="Aptos" w:eastAsiaTheme="minorEastAsia" w:hAnsi="Aptos"/>
+        </w:rPr>
+        <w:t>how strongly</w:t>
+      </w:r>
+      <w:r>
+        <w:rPr>
+          <w:rFonts w:ascii="Aptos" w:eastAsiaTheme="minorEastAsia" w:hAnsi="Aptos"/>
+        </w:rPr>
+        <w:t xml:space="preserve"> the cloud base saturation deficit </w:t>
+      </w:r>
+      <w:r>
+        <w:rPr>
+          <w:rFonts w:ascii="Aptos" w:eastAsiaTheme="minorEastAsia" w:hAnsi="Aptos"/>
+        </w:rPr>
+        <w:t>scales</w:t>
+      </w:r>
+      <w:r>
+        <w:rPr>
+          <w:rFonts w:ascii="Aptos" w:eastAsiaTheme="minorEastAsia" w:hAnsi="Aptos"/>
+        </w:rPr>
+        <w:t xml:space="preserve"> with surface </w:t>
+      </w:r>
+      <w:r>
+        <w:rPr>
+          <w:rFonts w:ascii="Aptos" w:eastAsiaTheme="minorEastAsia" w:hAnsi="Aptos"/>
+        </w:rPr>
+        <w:t>saturation deficit</w:t>
+      </w:r>
+      <w:r>
+        <w:rPr>
+          <w:rFonts w:ascii="Aptos" w:eastAsiaTheme="minorEastAsia" w:hAnsi="Aptos"/>
+        </w:rPr>
+        <w:t xml:space="preserve">. </w:t>
+      </w:r>
+      <w:r>
+        <w:rPr>
+          <w:rFonts w:ascii="Aptos" w:eastAsiaTheme="minorEastAsia" w:hAnsi="Aptos"/>
+          <w:iCs/>
+        </w:rPr>
+        <w:t xml:space="preserve">The </w:t>
+      </w:r>
+      <w:proofErr w:type="spellStart"/>
+      <w:r>
+        <w:rPr>
+          <w:rFonts w:ascii="Aptos" w:eastAsiaTheme="minorEastAsia" w:hAnsi="Aptos"/>
+          <w:iCs/>
+        </w:rPr>
+        <w:t>parameter</w:t>
+      </w:r>
+      <w:r>
+        <w:rPr>
+          <w:rFonts w:ascii="Aptos" w:eastAsiaTheme="minorEastAsia" w:hAnsi="Aptos"/>
+          <w:iCs/>
+        </w:rPr>
+        <w:t>ic</w:t>
+      </w:r>
+      <w:proofErr w:type="spellEnd"/>
+      <w:r>
+        <w:rPr>
+          <w:rFonts w:ascii="Aptos" w:eastAsiaTheme="minorEastAsia" w:hAnsi="Aptos"/>
+          <w:iCs/>
+        </w:rPr>
+        <w:t xml:space="preserve"> dependence </w:t>
       </w:r>
       <m:oMath>
+        <m:r>
+          <w:rPr>
+            <w:rFonts w:ascii="Cambria Math" w:eastAsiaTheme="minorEastAsia" w:hAnsi="Cambria Math"/>
+          </w:rPr>
+          <m:t>-</m:t>
+        </m:r>
         <m:d>
           <m:dPr>
             <m:ctrlPr>
@@ -28362,22 +25440,21 @@
           <w:rFonts w:ascii="Aptos" w:eastAsiaTheme="minorEastAsia" w:hAnsi="Aptos"/>
           <w:iCs/>
         </w:rPr>
-        <w:t xml:space="preserve"> multiplying +5 % K</w:t>
+        <w:t xml:space="preserve"> </w:t>
       </w:r>
       <w:r>
         <w:rPr>
           <w:rFonts w:ascii="Aptos" w:eastAsiaTheme="minorEastAsia" w:hAnsi="Aptos"/>
           <w:iCs/>
-          <w:vertAlign w:val="superscript"/>
-        </w:rPr>
-        <w:t xml:space="preserve">–1 </w:t>
+        </w:rPr>
+        <w:t>is</w:t>
       </w:r>
       <w:r>
         <w:rPr>
           <w:rFonts w:ascii="Aptos" w:eastAsiaTheme="minorEastAsia" w:hAnsi="Aptos"/>
           <w:iCs/>
         </w:rPr>
-        <w:t xml:space="preserve">is </w:t>
+        <w:t xml:space="preserve"> </w:t>
       </w:r>
       <w:r>
         <w:rPr>
@@ -28391,759 +25468,49 @@
           <w:rFonts w:ascii="Aptos" w:eastAsiaTheme="minorEastAsia" w:hAnsi="Aptos"/>
           <w:iCs/>
         </w:rPr>
-        <w:t xml:space="preserve"> in figure BCSENS. </w:t>
+        <w:t xml:space="preserve"> in </w:t>
       </w:r>
       <w:r>
         <w:rPr>
           <w:rFonts w:ascii="Aptos" w:eastAsiaTheme="minorEastAsia" w:hAnsi="Aptos"/>
           <w:iCs/>
         </w:rPr>
-        <w:t xml:space="preserve">Relative changes of </w:t>
+        <w:t>F</w:t>
+      </w:r>
+      <w:r>
+        <w:rPr>
+          <w:rFonts w:ascii="Aptos" w:eastAsiaTheme="minorEastAsia" w:hAnsi="Aptos"/>
+          <w:iCs/>
+        </w:rPr>
+        <w:t>ig</w:t>
+      </w:r>
+      <w:r>
+        <w:rPr>
+          <w:rFonts w:ascii="Aptos" w:eastAsiaTheme="minorEastAsia" w:hAnsi="Aptos"/>
+          <w:iCs/>
+        </w:rPr>
+        <w:t>.</w:t>
+      </w:r>
+      <w:r>
+        <w:rPr>
+          <w:rFonts w:ascii="Aptos" w:eastAsiaTheme="minorEastAsia" w:hAnsi="Aptos"/>
+          <w:iCs/>
+        </w:rPr>
+        <w:t xml:space="preserve"> BCSENS. </w:t>
+      </w:r>
+      <w:r>
+        <w:rPr>
+          <w:rFonts w:ascii="Aptos" w:eastAsiaTheme="minorEastAsia" w:hAnsi="Aptos"/>
+          <w:iCs/>
+        </w:rPr>
+        <w:t xml:space="preserve">Between –0.5 and +0.5, </w:t>
       </w:r>
       <m:oMath>
         <m:r>
           <w:rPr>
             <w:rFonts w:ascii="Cambria Math" w:eastAsiaTheme="minorEastAsia" w:hAnsi="Cambria Math"/>
           </w:rPr>
-          <m:t>s</m:t>
-        </m:r>
-      </m:oMath>
-      <w:r>
-        <w:rPr>
-          <w:rFonts w:ascii="Aptos" w:eastAsiaTheme="minorEastAsia" w:hAnsi="Aptos"/>
-          <w:iCs/>
-        </w:rPr>
-        <w:t xml:space="preserve"> and c</w:t>
-      </w:r>
-      <w:r>
-        <w:rPr>
-          <w:rFonts w:ascii="Aptos" w:eastAsiaTheme="minorEastAsia" w:hAnsi="Aptos"/>
-          <w:iCs/>
-        </w:rPr>
-        <w:t xml:space="preserve">loud base clouds </w:t>
-      </w:r>
-      <w:r>
-        <w:rPr>
-          <w:rFonts w:ascii="Aptos" w:eastAsiaTheme="minorEastAsia" w:hAnsi="Aptos"/>
-          <w:iCs/>
-        </w:rPr>
-        <w:t xml:space="preserve">have a nearly symmetric response to the sensitivity to cloud base saturation deficit </w:t>
-      </w:r>
-      <m:oMath>
-        <m:r>
-          <w:rPr>
-            <w:rFonts w:ascii="Cambria Math" w:eastAsiaTheme="minorEastAsia" w:hAnsi="Cambria Math"/>
-          </w:rPr>
-          <m:t>b</m:t>
-        </m:r>
-      </m:oMath>
-      <w:r>
-        <w:rPr>
-          <w:rFonts w:ascii="Aptos" w:eastAsiaTheme="minorEastAsia" w:hAnsi="Aptos"/>
-          <w:iCs/>
-        </w:rPr>
-        <w:t xml:space="preserve">. Clouds </w:t>
-      </w:r>
-      <w:r>
-        <w:rPr>
-          <w:rFonts w:ascii="Aptos" w:eastAsiaTheme="minorEastAsia" w:hAnsi="Aptos"/>
-          <w:iCs/>
-        </w:rPr>
-        <w:t xml:space="preserve">increase </w:t>
-      </w:r>
-      <w:r>
-        <w:rPr>
-          <w:rFonts w:ascii="Aptos" w:eastAsiaTheme="minorEastAsia" w:hAnsi="Aptos"/>
-          <w:iCs/>
-        </w:rPr>
-        <w:t>at most</w:t>
-      </w:r>
-      <w:r>
-        <w:rPr>
-          <w:rFonts w:ascii="Aptos" w:eastAsiaTheme="minorEastAsia" w:hAnsi="Aptos"/>
-          <w:iCs/>
-        </w:rPr>
-        <w:t xml:space="preserve"> by </w:t>
-      </w:r>
-      <m:oMath>
-        <m:r>
-          <m:rPr>
-            <m:sty m:val="p"/>
-          </m:rPr>
-          <w:rPr>
-            <w:rFonts w:ascii="Cambria Math" w:eastAsiaTheme="minorEastAsia" w:hAnsi="Cambria Math"/>
-          </w:rPr>
-          <m:t>Δ</m:t>
-        </m:r>
-        <m:sSub>
-          <m:sSubPr>
-            <m:ctrlPr>
-              <w:rPr>
-                <w:rFonts w:ascii="Cambria Math" w:eastAsiaTheme="minorEastAsia" w:hAnsi="Cambria Math"/>
-                <w:i/>
-                <w:iCs/>
-              </w:rPr>
-            </m:ctrlPr>
-          </m:sSubPr>
-          <m:e>
-            <m:r>
-              <w:rPr>
-                <w:rFonts w:ascii="Cambria Math" w:eastAsiaTheme="minorEastAsia" w:hAnsi="Cambria Math"/>
-              </w:rPr>
-              <m:t>C</m:t>
-            </m:r>
-          </m:e>
-          <m:sub>
-            <m:r>
-              <w:rPr>
-                <w:rFonts w:ascii="Cambria Math" w:eastAsiaTheme="minorEastAsia" w:hAnsi="Cambria Math"/>
-              </w:rPr>
-              <m:t>CB</m:t>
-            </m:r>
-          </m:sub>
-        </m:sSub>
-        <m:r>
-          <w:rPr>
-            <w:rFonts w:ascii="Cambria Math" w:eastAsiaTheme="minorEastAsia" w:hAnsi="Cambria Math"/>
-          </w:rPr>
-          <m:t>/</m:t>
-        </m:r>
-        <m:sSub>
-          <m:sSubPr>
-            <m:ctrlPr>
-              <w:rPr>
-                <w:rFonts w:ascii="Cambria Math" w:eastAsiaTheme="minorEastAsia" w:hAnsi="Cambria Math"/>
-                <w:i/>
-                <w:iCs/>
-              </w:rPr>
-            </m:ctrlPr>
-          </m:sSubPr>
-          <m:e>
-            <m:r>
-              <w:rPr>
-                <w:rFonts w:ascii="Cambria Math" w:eastAsiaTheme="minorEastAsia" w:hAnsi="Cambria Math"/>
-              </w:rPr>
-              <m:t>C</m:t>
-            </m:r>
-          </m:e>
-          <m:sub>
-            <m:r>
-              <w:rPr>
-                <w:rFonts w:ascii="Cambria Math" w:eastAsiaTheme="minorEastAsia" w:hAnsi="Cambria Math"/>
-              </w:rPr>
-              <m:t>CB</m:t>
-            </m:r>
-          </m:sub>
-        </m:sSub>
-      </m:oMath>
-      <w:r>
-        <w:rPr>
-          <w:rFonts w:ascii="Aptos" w:eastAsiaTheme="minorEastAsia" w:hAnsi="Aptos"/>
-          <w:iCs/>
-        </w:rPr>
-        <w:t xml:space="preserve"> = </w:t>
-      </w:r>
-      <w:r>
-        <w:rPr>
-          <w:rFonts w:ascii="Aptos" w:eastAsiaTheme="minorEastAsia" w:hAnsi="Aptos"/>
-          <w:iCs/>
-        </w:rPr>
-        <w:t>+</w:t>
-      </w:r>
-      <w:r>
-        <w:rPr>
-          <w:rFonts w:ascii="Aptos" w:eastAsiaTheme="minorEastAsia" w:hAnsi="Aptos"/>
-          <w:iCs/>
-        </w:rPr>
-        <w:t xml:space="preserve">0.17 </w:t>
-      </w:r>
-      <w:r>
-        <w:rPr>
-          <w:rFonts w:ascii="Aptos" w:eastAsiaTheme="minorEastAsia" w:hAnsi="Aptos"/>
-          <w:iCs/>
-        </w:rPr>
-        <w:t xml:space="preserve">for </w:t>
-      </w:r>
-      <m:oMath>
-        <m:f>
-          <m:fPr>
-            <m:type m:val="lin"/>
-            <m:ctrlPr>
-              <w:rPr>
-                <w:rFonts w:ascii="Cambria Math" w:eastAsiaTheme="minorEastAsia" w:hAnsi="Cambria Math"/>
-                <w:i/>
-                <w:iCs/>
-              </w:rPr>
-            </m:ctrlPr>
-          </m:fPr>
-          <m:num>
-            <m:r>
-              <m:rPr>
-                <m:sty m:val="p"/>
-              </m:rPr>
-              <w:rPr>
-                <w:rFonts w:ascii="Cambria Math" w:eastAsiaTheme="minorEastAsia" w:hAnsi="Cambria Math"/>
-              </w:rPr>
-              <m:t>Δ</m:t>
-            </m:r>
-            <m:r>
-              <w:rPr>
-                <w:rFonts w:ascii="Cambria Math" w:eastAsiaTheme="minorEastAsia" w:hAnsi="Cambria Math"/>
-              </w:rPr>
-              <m:t>s</m:t>
-            </m:r>
-          </m:num>
-          <m:den>
-            <m:r>
-              <w:rPr>
-                <w:rFonts w:ascii="Cambria Math" w:eastAsiaTheme="minorEastAsia" w:hAnsi="Cambria Math"/>
-              </w:rPr>
-              <m:t>s</m:t>
-            </m:r>
-          </m:den>
-        </m:f>
-        <m:r>
-          <w:rPr>
-            <w:rFonts w:ascii="Cambria Math" w:eastAsiaTheme="minorEastAsia" w:hAnsi="Cambria Math"/>
-          </w:rPr>
-          <m:t>=-0.05</m:t>
-        </m:r>
-      </m:oMath>
-      <w:r>
-        <w:rPr>
-          <w:rFonts w:ascii="Aptos" w:eastAsiaTheme="minorEastAsia" w:hAnsi="Aptos"/>
-          <w:iCs/>
-        </w:rPr>
-        <w:t xml:space="preserve">, and decrease by at most </w:t>
-      </w:r>
-      <m:oMath>
-        <m:r>
-          <m:rPr>
-            <m:sty m:val="p"/>
-          </m:rPr>
-          <w:rPr>
-            <w:rFonts w:ascii="Cambria Math" w:eastAsiaTheme="minorEastAsia" w:hAnsi="Cambria Math"/>
-          </w:rPr>
-          <m:t>Δ</m:t>
-        </m:r>
-        <m:sSub>
-          <m:sSubPr>
-            <m:ctrlPr>
-              <w:rPr>
-                <w:rFonts w:ascii="Cambria Math" w:eastAsiaTheme="minorEastAsia" w:hAnsi="Cambria Math"/>
-                <w:i/>
-                <w:iCs/>
-              </w:rPr>
-            </m:ctrlPr>
-          </m:sSubPr>
-          <m:e>
-            <m:r>
-              <w:rPr>
-                <w:rFonts w:ascii="Cambria Math" w:eastAsiaTheme="minorEastAsia" w:hAnsi="Cambria Math"/>
-              </w:rPr>
-              <m:t>C</m:t>
-            </m:r>
-          </m:e>
-          <m:sub>
-            <m:r>
-              <w:rPr>
-                <w:rFonts w:ascii="Cambria Math" w:eastAsiaTheme="minorEastAsia" w:hAnsi="Cambria Math"/>
-              </w:rPr>
-              <m:t>CB</m:t>
-            </m:r>
-          </m:sub>
-        </m:sSub>
-        <m:r>
-          <w:rPr>
-            <w:rFonts w:ascii="Cambria Math" w:eastAsiaTheme="minorEastAsia" w:hAnsi="Cambria Math"/>
-          </w:rPr>
-          <m:t>/</m:t>
-        </m:r>
-        <m:sSub>
-          <m:sSubPr>
-            <m:ctrlPr>
-              <w:rPr>
-                <w:rFonts w:ascii="Cambria Math" w:eastAsiaTheme="minorEastAsia" w:hAnsi="Cambria Math"/>
-                <w:i/>
-                <w:iCs/>
-              </w:rPr>
-            </m:ctrlPr>
-          </m:sSubPr>
-          <m:e>
-            <m:r>
-              <w:rPr>
-                <w:rFonts w:ascii="Cambria Math" w:eastAsiaTheme="minorEastAsia" w:hAnsi="Cambria Math"/>
-              </w:rPr>
-              <m:t>C</m:t>
-            </m:r>
-          </m:e>
-          <m:sub>
-            <m:r>
-              <w:rPr>
-                <w:rFonts w:ascii="Cambria Math" w:eastAsiaTheme="minorEastAsia" w:hAnsi="Cambria Math"/>
-              </w:rPr>
-              <m:t>CB</m:t>
-            </m:r>
-          </m:sub>
-        </m:sSub>
-      </m:oMath>
-      <w:r>
-        <w:rPr>
-          <w:rFonts w:ascii="Aptos" w:eastAsiaTheme="minorEastAsia" w:hAnsi="Aptos"/>
-          <w:iCs/>
-        </w:rPr>
-        <w:t xml:space="preserve"> = </w:t>
-      </w:r>
-      <w:r>
-        <w:rPr>
-          <w:rFonts w:ascii="Aptos" w:eastAsiaTheme="minorEastAsia" w:hAnsi="Aptos"/>
-          <w:iCs/>
-        </w:rPr>
-        <w:t>–</w:t>
-      </w:r>
-      <w:r>
-        <w:rPr>
-          <w:rFonts w:ascii="Aptos" w:eastAsiaTheme="minorEastAsia" w:hAnsi="Aptos"/>
-          <w:iCs/>
-        </w:rPr>
-        <w:t>0.1</w:t>
-      </w:r>
-      <w:r>
-        <w:rPr>
-          <w:rFonts w:ascii="Aptos" w:eastAsiaTheme="minorEastAsia" w:hAnsi="Aptos"/>
-          <w:iCs/>
-        </w:rPr>
-        <w:t>5</w:t>
-      </w:r>
-      <w:r>
-        <w:rPr>
-          <w:rFonts w:ascii="Aptos" w:eastAsiaTheme="minorEastAsia" w:hAnsi="Aptos"/>
-          <w:iCs/>
-        </w:rPr>
-        <w:t xml:space="preserve"> for </w:t>
-      </w:r>
-      <m:oMath>
-        <m:f>
-          <m:fPr>
-            <m:type m:val="lin"/>
-            <m:ctrlPr>
-              <w:rPr>
-                <w:rFonts w:ascii="Cambria Math" w:eastAsiaTheme="minorEastAsia" w:hAnsi="Cambria Math"/>
-                <w:i/>
-                <w:iCs/>
-              </w:rPr>
-            </m:ctrlPr>
-          </m:fPr>
-          <m:num>
-            <m:r>
-              <m:rPr>
-                <m:sty m:val="p"/>
-              </m:rPr>
-              <w:rPr>
-                <w:rFonts w:ascii="Cambria Math" w:eastAsiaTheme="minorEastAsia" w:hAnsi="Cambria Math"/>
-              </w:rPr>
-              <m:t>Δ</m:t>
-            </m:r>
-            <m:r>
-              <w:rPr>
-                <w:rFonts w:ascii="Cambria Math" w:eastAsiaTheme="minorEastAsia" w:hAnsi="Cambria Math"/>
-              </w:rPr>
-              <m:t>s</m:t>
-            </m:r>
-          </m:num>
-          <m:den>
-            <m:r>
-              <w:rPr>
-                <w:rFonts w:ascii="Cambria Math" w:eastAsiaTheme="minorEastAsia" w:hAnsi="Cambria Math"/>
-              </w:rPr>
-              <m:t>s</m:t>
-            </m:r>
-          </m:den>
-        </m:f>
-        <m:r>
-          <w:rPr>
-            <w:rFonts w:ascii="Cambria Math" w:eastAsiaTheme="minorEastAsia" w:hAnsi="Cambria Math"/>
-          </w:rPr>
-          <m:t>=</m:t>
-        </m:r>
-        <m:r>
-          <w:rPr>
-            <w:rFonts w:ascii="Cambria Math" w:eastAsiaTheme="minorEastAsia" w:hAnsi="Cambria Math"/>
-          </w:rPr>
-          <m:t>+</m:t>
-        </m:r>
-        <m:r>
-          <w:rPr>
-            <w:rFonts w:ascii="Cambria Math" w:eastAsiaTheme="minorEastAsia" w:hAnsi="Cambria Math"/>
-          </w:rPr>
-          <m:t>0.05</m:t>
-        </m:r>
-      </m:oMath>
-      <w:r>
-        <w:rPr>
-          <w:rFonts w:ascii="Aptos" w:eastAsiaTheme="minorEastAsia" w:hAnsi="Aptos"/>
-          <w:iCs/>
-        </w:rPr>
-        <w:t xml:space="preserve">. Cloud base clouds </w:t>
-      </w:r>
-      <w:r>
-        <w:rPr>
-          <w:rFonts w:ascii="Aptos" w:eastAsiaTheme="minorEastAsia" w:hAnsi="Aptos"/>
-          <w:iCs/>
-        </w:rPr>
-        <w:t xml:space="preserve">are unchanged for </w:t>
-      </w:r>
-      <m:oMath>
-        <m:r>
-          <w:rPr>
-            <w:rFonts w:ascii="Cambria Math" w:eastAsiaTheme="minorEastAsia" w:hAnsi="Cambria Math"/>
-          </w:rPr>
-          <m:t>c=1</m:t>
-        </m:r>
-      </m:oMath>
-      <w:r>
-        <w:rPr>
-          <w:rFonts w:ascii="Aptos" w:eastAsiaTheme="minorEastAsia" w:hAnsi="Aptos"/>
-          <w:iCs/>
-        </w:rPr>
-        <w:t xml:space="preserve"> or </w:t>
-      </w:r>
-      <m:oMath>
-        <m:r>
-          <w:rPr>
-            <w:rFonts w:ascii="Cambria Math" w:eastAsiaTheme="minorEastAsia" w:hAnsi="Cambria Math"/>
-          </w:rPr>
-          <m:t>b=1/2</m:t>
-        </m:r>
-      </m:oMath>
-      <w:r>
-        <w:rPr>
-          <w:rFonts w:ascii="Aptos" w:eastAsiaTheme="minorEastAsia" w:hAnsi="Aptos"/>
-          <w:iCs/>
-        </w:rPr>
-        <w:t>.</w:t>
-      </w:r>
-      <w:r>
-        <w:rPr>
-          <w:rFonts w:ascii="Aptos" w:eastAsiaTheme="minorEastAsia" w:hAnsi="Aptos"/>
-          <w:iCs/>
-        </w:rPr>
-        <w:t xml:space="preserve"> </w:t>
-      </w:r>
-      <w:r>
-        <w:rPr>
-          <w:rFonts w:ascii="Aptos" w:eastAsiaTheme="minorEastAsia" w:hAnsi="Aptos"/>
-        </w:rPr>
-        <w:t xml:space="preserve">If </w:t>
-      </w:r>
-      <m:oMath>
-        <m:r>
-          <w:rPr>
-            <w:rFonts w:ascii="Cambria Math" w:eastAsiaTheme="minorEastAsia" w:hAnsi="Cambria Math"/>
-          </w:rPr>
-          <m:t>1-</m:t>
-        </m:r>
-        <m:sSub>
-          <m:sSubPr>
-            <m:ctrlPr>
-              <w:rPr>
-                <w:rFonts w:ascii="Cambria Math" w:eastAsiaTheme="minorEastAsia" w:hAnsi="Cambria Math"/>
-                <w:i/>
-              </w:rPr>
-            </m:ctrlPr>
-          </m:sSubPr>
-          <m:e>
-            <m:bar>
-              <m:barPr>
-                <m:pos m:val="top"/>
-                <m:ctrlPr>
-                  <w:rPr>
-                    <w:rFonts w:ascii="Cambria Math" w:eastAsiaTheme="minorEastAsia" w:hAnsi="Cambria Math"/>
-                    <w:i/>
-                  </w:rPr>
-                </m:ctrlPr>
-              </m:barPr>
-              <m:e>
-                <m:r>
-                  <m:rPr>
-                    <m:sty m:val="p"/>
-                  </m:rPr>
-                  <w:rPr>
-                    <w:rFonts w:ascii="Cambria Math" w:eastAsiaTheme="minorEastAsia" w:hAnsi="Cambria Math"/>
-                  </w:rPr>
-                  <m:t>RH</m:t>
-                </m:r>
-              </m:e>
-            </m:bar>
-          </m:e>
-          <m:sub>
-            <m:r>
-              <w:rPr>
-                <w:rFonts w:ascii="Cambria Math" w:eastAsiaTheme="minorEastAsia" w:hAnsi="Cambria Math"/>
-              </w:rPr>
-              <m:t>CB</m:t>
-            </m:r>
-          </m:sub>
-        </m:sSub>
-      </m:oMath>
-      <w:r>
-        <w:rPr>
-          <w:rFonts w:ascii="Aptos" w:eastAsiaTheme="minorEastAsia" w:hAnsi="Aptos"/>
-        </w:rPr>
-        <w:t xml:space="preserve"> </w:t>
-      </w:r>
-      <w:r>
-        <w:rPr>
-          <w:rFonts w:ascii="Aptos" w:eastAsiaTheme="minorEastAsia" w:hAnsi="Aptos"/>
-        </w:rPr>
-        <w:t xml:space="preserve">is </w:t>
-      </w:r>
-      <w:r>
-        <w:rPr>
-          <w:rFonts w:ascii="Aptos" w:eastAsiaTheme="minorEastAsia" w:hAnsi="Aptos"/>
-        </w:rPr>
-        <w:t xml:space="preserve">constant, then increasing and </w:t>
-      </w:r>
-      <w:r>
-        <w:rPr>
-          <w:rFonts w:ascii="Aptos" w:eastAsiaTheme="minorEastAsia" w:hAnsi="Aptos"/>
-        </w:rPr>
-        <w:t xml:space="preserve">saturation </w:t>
-      </w:r>
-      <w:r>
-        <w:rPr>
-          <w:rFonts w:ascii="Aptos" w:eastAsiaTheme="minorEastAsia" w:hAnsi="Aptos"/>
-        </w:rPr>
-        <w:t xml:space="preserve">humidity +7% </w:t>
-      </w:r>
-      <w:r>
-        <w:rPr>
-          <w:rFonts w:ascii="Aptos" w:eastAsiaTheme="minorEastAsia" w:hAnsi="Aptos"/>
-        </w:rPr>
-        <w:t xml:space="preserve">and the </w:t>
-      </w:r>
-      <w:r>
-        <w:rPr>
-          <w:rFonts w:ascii="Aptos" w:eastAsiaTheme="minorEastAsia" w:hAnsi="Aptos"/>
-        </w:rPr>
-        <w:t xml:space="preserve">moisture flux +2% narrows the width </w:t>
-      </w:r>
-      <m:oMath>
-        <m:sSub>
-          <m:sSubPr>
-            <m:ctrlPr>
-              <w:rPr>
-                <w:rFonts w:ascii="Cambria Math" w:eastAsiaTheme="minorEastAsia" w:hAnsi="Cambria Math"/>
-                <w:i/>
-              </w:rPr>
-            </m:ctrlPr>
-          </m:sSubPr>
-          <m:e>
-            <m:r>
-              <w:rPr>
-                <w:rFonts w:ascii="Cambria Math" w:eastAsiaTheme="minorEastAsia" w:hAnsi="Cambria Math"/>
-              </w:rPr>
-              <m:t>σ</m:t>
-            </m:r>
-          </m:e>
-          <m:sub>
-            <m:r>
-              <w:rPr>
-                <w:rFonts w:ascii="Cambria Math" w:eastAsiaTheme="minorEastAsia" w:hAnsi="Cambria Math"/>
-              </w:rPr>
-              <m:t>RH</m:t>
-            </m:r>
-          </m:sub>
-        </m:sSub>
-      </m:oMath>
-      <w:r>
-        <w:rPr>
-          <w:rFonts w:ascii="Aptos" w:eastAsiaTheme="minorEastAsia" w:hAnsi="Aptos"/>
-        </w:rPr>
-        <w:t xml:space="preserve"> and </w:t>
-      </w:r>
-      <w:r>
-        <w:rPr>
-          <w:rFonts w:ascii="Aptos" w:eastAsiaTheme="minorEastAsia" w:hAnsi="Aptos"/>
-        </w:rPr>
-        <w:t>results in</w:t>
-      </w:r>
-      <w:r>
-        <w:rPr>
-          <w:rFonts w:ascii="Aptos" w:eastAsiaTheme="minorEastAsia" w:hAnsi="Aptos"/>
-        </w:rPr>
-        <w:t xml:space="preserve"> fewer saturated updrafts.</w:t>
-      </w:r>
-    </w:p>
-    <w:p>
-      <w:pPr>
-        <w:tabs>
-          <w:tab w:val="left" w:pos="560"/>
-          <w:tab w:val="left" w:pos="1120"/>
-          <w:tab w:val="left" w:pos="1680"/>
-          <w:tab w:val="left" w:pos="2240"/>
-          <w:tab w:val="left" w:pos="2800"/>
-          <w:tab w:val="left" w:pos="3360"/>
-          <w:tab w:val="left" w:pos="3920"/>
-          <w:tab w:val="left" w:pos="4480"/>
-          <w:tab w:val="left" w:pos="5040"/>
-          <w:tab w:val="left" w:pos="5600"/>
-          <w:tab w:val="left" w:pos="6160"/>
-          <w:tab w:val="left" w:pos="6720"/>
-        </w:tabs>
-        <w:autoSpaceDE w:val="0"/>
-        <w:autoSpaceDN w:val="0"/>
-        <w:adjustRightInd w:val="0"/>
-        <w:spacing w:after="0" w:line="240" w:lineRule="auto"/>
-        <w:rPr>
-          <w:rFonts w:ascii="Aptos" w:eastAsiaTheme="minorEastAsia" w:hAnsi="Aptos"/>
-        </w:rPr>
-      </w:pPr>
-      <w:r>
-        <w:rPr>
-          <w:rFonts w:ascii="Aptos" w:eastAsiaTheme="minorEastAsia" w:hAnsi="Aptos"/>
-          <w:iCs/>
-        </w:rPr>
-        <w:lastRenderedPageBreak/>
-        <w:br/>
-      </w:r>
-      <w:r>
-        <w:rPr>
-          <w:rFonts w:ascii="Aptos" w:eastAsiaTheme="minorEastAsia" w:hAnsi="Aptos"/>
-          <w:iCs/>
-          <w:noProof/>
-        </w:rPr>
-        <w:drawing>
-          <wp:inline distT="0" distB="0" distL="0" distR="0" wp14:anchorId="13467EED" wp14:editId="7AE203C8">
-            <wp:extent cx="3023527" cy="3243580"/>
-            <wp:effectExtent l="0" t="0" r="0" b="0"/>
-            <wp:docPr id="1193129800" name="Picture 2"/>
-            <wp:cNvGraphicFramePr>
-              <a:graphicFrameLocks xmlns:a="http://schemas.openxmlformats.org/drawingml/2006/main" noChangeAspect="1"/>
-            </wp:cNvGraphicFramePr>
-            <a:graphic xmlns:a="http://schemas.openxmlformats.org/drawingml/2006/main">
-              <a:graphicData uri="http://schemas.openxmlformats.org/drawingml/2006/picture">
-                <pic:pic xmlns:pic="http://schemas.openxmlformats.org/drawingml/2006/picture">
-                  <pic:nvPicPr>
-                    <pic:cNvPr id="1193129800" name="Picture 1193129800"/>
-                    <pic:cNvPicPr/>
-                  </pic:nvPicPr>
-                  <pic:blipFill rotWithShape="1">
-                    <a:blip r:embed="rId14"/>
-                    <a:srcRect r="48908" b="40043"/>
-                    <a:stretch>
-                      <a:fillRect/>
-                    </a:stretch>
-                  </pic:blipFill>
-                  <pic:spPr bwMode="auto">
-                    <a:xfrm>
-                      <a:off x="0" y="0"/>
-                      <a:ext cx="3023717" cy="3243784"/>
-                    </a:xfrm>
-                    <a:prstGeom prst="rect">
-                      <a:avLst/>
-                    </a:prstGeom>
-                    <a:ln>
-                      <a:noFill/>
-                    </a:ln>
-                    <a:extLst>
-                      <a:ext uri="{53640926-AAD7-44D8-BBD7-CCE9431645EC}">
-                        <a14:shadowObscured xmlns:a14="http://schemas.microsoft.com/office/drawing/2010/main"/>
-                      </a:ext>
-                    </a:extLst>
-                  </pic:spPr>
-                </pic:pic>
-              </a:graphicData>
-            </a:graphic>
-          </wp:inline>
-        </w:drawing>
-      </w:r>
-    </w:p>
-    <w:p>
-      <w:pPr>
-        <w:tabs>
-          <w:tab w:val="left" w:pos="560"/>
-          <w:tab w:val="left" w:pos="1120"/>
-          <w:tab w:val="left" w:pos="1680"/>
-          <w:tab w:val="left" w:pos="2240"/>
-          <w:tab w:val="left" w:pos="2800"/>
-          <w:tab w:val="left" w:pos="3360"/>
-          <w:tab w:val="left" w:pos="3920"/>
-          <w:tab w:val="left" w:pos="4480"/>
-          <w:tab w:val="left" w:pos="5040"/>
-          <w:tab w:val="left" w:pos="5600"/>
-          <w:tab w:val="left" w:pos="6160"/>
-          <w:tab w:val="left" w:pos="6720"/>
-        </w:tabs>
-        <w:autoSpaceDE w:val="0"/>
-        <w:autoSpaceDN w:val="0"/>
-        <w:adjustRightInd w:val="0"/>
-        <w:spacing w:after="0" w:line="240" w:lineRule="auto"/>
-        <w:rPr>
-          <w:rFonts w:ascii="Aptos" w:eastAsiaTheme="minorEastAsia" w:hAnsi="Aptos"/>
-        </w:rPr>
-      </w:pPr>
-      <w:r>
-        <w:rPr>
-          <w:rFonts w:ascii="Aptos" w:eastAsiaTheme="minorEastAsia" w:hAnsi="Aptos"/>
-          <w:iCs/>
-        </w:rPr>
-        <w:t xml:space="preserve">Figure BCSENS. Change </w:t>
-      </w:r>
-      <w:r>
-        <w:rPr>
-          <w:rFonts w:ascii="Aptos" w:eastAsiaTheme="minorEastAsia" w:hAnsi="Aptos"/>
-        </w:rPr>
-        <w:t xml:space="preserve">of the mean normalized saturation deficit </w:t>
-      </w:r>
-      <m:oMath>
-        <m:r>
-          <w:rPr>
-            <w:rFonts w:ascii="Cambria Math" w:eastAsiaTheme="minorEastAsia" w:hAnsi="Cambria Math"/>
-          </w:rPr>
-          <w:br/>
-        </m:r>
-        <m:r>
-          <w:rPr>
-            <w:rFonts w:ascii="Cambria Math" w:eastAsiaTheme="minorEastAsia" w:hAnsi="Cambria Math"/>
-          </w:rPr>
-          <m:t>d</m:t>
-        </m:r>
-        <m:func>
-          <m:funcPr>
-            <m:ctrlPr>
-              <w:rPr>
-                <w:rFonts w:ascii="Cambria Math" w:eastAsiaTheme="minorEastAsia" w:hAnsi="Cambria Math"/>
-                <w:i/>
-                <w:iCs/>
-              </w:rPr>
-            </m:ctrlPr>
-          </m:funcPr>
-          <m:fName>
-            <m:r>
-              <m:rPr>
-                <m:sty m:val="p"/>
-              </m:rPr>
-              <w:rPr>
-                <w:rFonts w:ascii="Cambria Math" w:eastAsiaTheme="minorEastAsia" w:hAnsi="Cambria Math"/>
-              </w:rPr>
-              <m:t>ln</m:t>
-            </m:r>
-          </m:fName>
-          <m:e>
-            <m:r>
-              <w:rPr>
-                <w:rFonts w:ascii="Cambria Math" w:eastAsiaTheme="minorEastAsia" w:hAnsi="Cambria Math"/>
-              </w:rPr>
-              <m:t>s</m:t>
-            </m:r>
-          </m:e>
-        </m:func>
-        <m:r>
-          <w:rPr>
-            <w:rFonts w:ascii="Cambria Math" w:eastAsiaTheme="minorEastAsia" w:hAnsi="Cambria Math"/>
-          </w:rPr>
-          <m:t>=</m:t>
+          <m:t>-</m:t>
         </m:r>
         <m:d>
           <m:dPr>
@@ -29211,6 +25578,645 @@
             </m:r>
           </m:e>
         </m:d>
+      </m:oMath>
+      <w:r>
+        <w:rPr>
+          <w:rFonts w:ascii="Aptos" w:eastAsiaTheme="minorEastAsia" w:hAnsi="Aptos"/>
+          <w:iCs/>
+        </w:rPr>
+        <w:t xml:space="preserve"> multiplies </w:t>
+      </w:r>
+      <w:r>
+        <w:rPr>
+          <w:rFonts w:ascii="Aptos" w:eastAsiaTheme="minorEastAsia" w:hAnsi="Aptos"/>
+          <w:iCs/>
+        </w:rPr>
+        <w:t>+5 % K</w:t>
+      </w:r>
+      <w:r>
+        <w:rPr>
+          <w:rFonts w:ascii="Aptos" w:eastAsiaTheme="minorEastAsia" w:hAnsi="Aptos"/>
+          <w:iCs/>
+          <w:vertAlign w:val="superscript"/>
+        </w:rPr>
+        <w:t>–1</w:t>
+      </w:r>
+      <w:r>
+        <w:rPr>
+          <w:rFonts w:ascii="Aptos" w:eastAsiaTheme="minorEastAsia" w:hAnsi="Aptos"/>
+          <w:iCs/>
+        </w:rPr>
+        <w:t xml:space="preserve"> to give the relative change of </w:t>
+      </w:r>
+      <m:oMath>
+        <m:r>
+          <w:rPr>
+            <w:rFonts w:ascii="Cambria Math" w:eastAsiaTheme="minorEastAsia" w:hAnsi="Cambria Math"/>
+          </w:rPr>
+          <m:t>s</m:t>
+        </m:r>
+      </m:oMath>
+      <w:r>
+        <w:rPr>
+          <w:rFonts w:ascii="Aptos" w:eastAsiaTheme="minorEastAsia" w:hAnsi="Aptos"/>
+          <w:iCs/>
+        </w:rPr>
+        <w:t>. R</w:t>
+      </w:r>
+      <w:r>
+        <w:rPr>
+          <w:rFonts w:ascii="Aptos" w:eastAsiaTheme="minorEastAsia" w:hAnsi="Aptos"/>
+          <w:iCs/>
+        </w:rPr>
+        <w:t xml:space="preserve">elative changes of </w:t>
+      </w:r>
+      <m:oMath>
+        <m:r>
+          <w:rPr>
+            <w:rFonts w:ascii="Cambria Math" w:eastAsiaTheme="minorEastAsia" w:hAnsi="Cambria Math"/>
+          </w:rPr>
+          <m:t>s</m:t>
+        </m:r>
+      </m:oMath>
+      <w:r>
+        <w:rPr>
+          <w:rFonts w:ascii="Aptos" w:eastAsiaTheme="minorEastAsia" w:hAnsi="Aptos"/>
+          <w:iCs/>
+        </w:rPr>
+        <w:t xml:space="preserve"> and c</w:t>
+      </w:r>
+      <w:r>
+        <w:rPr>
+          <w:rFonts w:ascii="Aptos" w:eastAsiaTheme="minorEastAsia" w:hAnsi="Aptos"/>
+          <w:iCs/>
+        </w:rPr>
+        <w:t xml:space="preserve">loud base clouds </w:t>
+      </w:r>
+      <w:r>
+        <w:rPr>
+          <w:rFonts w:ascii="Aptos" w:eastAsiaTheme="minorEastAsia" w:hAnsi="Aptos"/>
+          <w:iCs/>
+        </w:rPr>
+        <w:t xml:space="preserve">have a nearly symmetric response to the sensitivity to cloud base saturation deficit </w:t>
+      </w:r>
+      <m:oMath>
+        <m:r>
+          <w:rPr>
+            <w:rFonts w:ascii="Cambria Math" w:eastAsiaTheme="minorEastAsia" w:hAnsi="Cambria Math"/>
+          </w:rPr>
+          <m:t>b</m:t>
+        </m:r>
+      </m:oMath>
+      <w:r>
+        <w:rPr>
+          <w:rFonts w:ascii="Aptos" w:eastAsiaTheme="minorEastAsia" w:hAnsi="Aptos"/>
+          <w:iCs/>
+        </w:rPr>
+        <w:t xml:space="preserve">. Clouds </w:t>
+      </w:r>
+      <w:r>
+        <w:rPr>
+          <w:rFonts w:ascii="Aptos" w:eastAsiaTheme="minorEastAsia" w:hAnsi="Aptos"/>
+          <w:iCs/>
+        </w:rPr>
+        <w:t xml:space="preserve">increase </w:t>
+      </w:r>
+      <w:r>
+        <w:rPr>
+          <w:rFonts w:ascii="Aptos" w:eastAsiaTheme="minorEastAsia" w:hAnsi="Aptos"/>
+          <w:iCs/>
+        </w:rPr>
+        <w:t>at most</w:t>
+      </w:r>
+      <w:r>
+        <w:rPr>
+          <w:rFonts w:ascii="Aptos" w:eastAsiaTheme="minorEastAsia" w:hAnsi="Aptos"/>
+          <w:iCs/>
+        </w:rPr>
+        <w:t xml:space="preserve"> by </w:t>
+      </w:r>
+      <m:oMath>
+        <m:r>
+          <m:rPr>
+            <m:sty m:val="p"/>
+          </m:rPr>
+          <w:rPr>
+            <w:rFonts w:ascii="Cambria Math" w:eastAsiaTheme="minorEastAsia" w:hAnsi="Cambria Math"/>
+          </w:rPr>
+          <m:t>Δ</m:t>
+        </m:r>
+        <m:sSub>
+          <m:sSubPr>
+            <m:ctrlPr>
+              <w:rPr>
+                <w:rFonts w:ascii="Cambria Math" w:eastAsiaTheme="minorEastAsia" w:hAnsi="Cambria Math"/>
+                <w:i/>
+                <w:iCs/>
+              </w:rPr>
+            </m:ctrlPr>
+          </m:sSubPr>
+          <m:e>
+            <m:r>
+              <w:rPr>
+                <w:rFonts w:ascii="Cambria Math" w:eastAsiaTheme="minorEastAsia" w:hAnsi="Cambria Math"/>
+              </w:rPr>
+              <m:t>C</m:t>
+            </m:r>
+          </m:e>
+          <m:sub>
+            <m:r>
+              <w:rPr>
+                <w:rFonts w:ascii="Cambria Math" w:eastAsiaTheme="minorEastAsia" w:hAnsi="Cambria Math"/>
+              </w:rPr>
+              <m:t>CB</m:t>
+            </m:r>
+          </m:sub>
+        </m:sSub>
+        <m:r>
+          <w:rPr>
+            <w:rFonts w:ascii="Cambria Math" w:eastAsiaTheme="minorEastAsia" w:hAnsi="Cambria Math"/>
+          </w:rPr>
+          <m:t>/</m:t>
+        </m:r>
+        <m:sSub>
+          <m:sSubPr>
+            <m:ctrlPr>
+              <w:rPr>
+                <w:rFonts w:ascii="Cambria Math" w:eastAsiaTheme="minorEastAsia" w:hAnsi="Cambria Math"/>
+                <w:i/>
+                <w:iCs/>
+              </w:rPr>
+            </m:ctrlPr>
+          </m:sSubPr>
+          <m:e>
+            <m:r>
+              <w:rPr>
+                <w:rFonts w:ascii="Cambria Math" w:eastAsiaTheme="minorEastAsia" w:hAnsi="Cambria Math"/>
+              </w:rPr>
+              <m:t>C</m:t>
+            </m:r>
+          </m:e>
+          <m:sub>
+            <m:r>
+              <w:rPr>
+                <w:rFonts w:ascii="Cambria Math" w:eastAsiaTheme="minorEastAsia" w:hAnsi="Cambria Math"/>
+              </w:rPr>
+              <m:t>CB</m:t>
+            </m:r>
+          </m:sub>
+        </m:sSub>
+      </m:oMath>
+      <w:r>
+        <w:rPr>
+          <w:rFonts w:ascii="Aptos" w:eastAsiaTheme="minorEastAsia" w:hAnsi="Aptos"/>
+          <w:iCs/>
+        </w:rPr>
+        <w:t xml:space="preserve"> = </w:t>
+      </w:r>
+      <w:r>
+        <w:rPr>
+          <w:rFonts w:ascii="Aptos" w:eastAsiaTheme="minorEastAsia" w:hAnsi="Aptos"/>
+          <w:iCs/>
+        </w:rPr>
+        <w:t>+</w:t>
+      </w:r>
+      <w:r>
+        <w:rPr>
+          <w:rFonts w:ascii="Aptos" w:eastAsiaTheme="minorEastAsia" w:hAnsi="Aptos"/>
+          <w:iCs/>
+        </w:rPr>
+        <w:t>0.</w:t>
+      </w:r>
+      <w:r>
+        <w:rPr>
+          <w:rFonts w:ascii="Aptos" w:eastAsiaTheme="minorEastAsia" w:hAnsi="Aptos"/>
+          <w:iCs/>
+        </w:rPr>
+        <w:t>08</w:t>
+      </w:r>
+      <w:r>
+        <w:rPr>
+          <w:rFonts w:ascii="Aptos" w:eastAsiaTheme="minorEastAsia" w:hAnsi="Aptos"/>
+          <w:iCs/>
+        </w:rPr>
+        <w:t xml:space="preserve"> </w:t>
+      </w:r>
+      <w:r>
+        <w:rPr>
+          <w:rFonts w:ascii="Aptos" w:eastAsiaTheme="minorEastAsia" w:hAnsi="Aptos"/>
+          <w:iCs/>
+        </w:rPr>
+        <w:t xml:space="preserve">for </w:t>
+      </w:r>
+      <m:oMath>
+        <m:f>
+          <m:fPr>
+            <m:type m:val="lin"/>
+            <m:ctrlPr>
+              <w:rPr>
+                <w:rFonts w:ascii="Cambria Math" w:eastAsiaTheme="minorEastAsia" w:hAnsi="Cambria Math"/>
+                <w:i/>
+                <w:iCs/>
+              </w:rPr>
+            </m:ctrlPr>
+          </m:fPr>
+          <m:num>
+            <m:r>
+              <m:rPr>
+                <m:sty m:val="p"/>
+              </m:rPr>
+              <w:rPr>
+                <w:rFonts w:ascii="Cambria Math" w:eastAsiaTheme="minorEastAsia" w:hAnsi="Cambria Math"/>
+              </w:rPr>
+              <m:t>Δ</m:t>
+            </m:r>
+            <m:r>
+              <w:rPr>
+                <w:rFonts w:ascii="Cambria Math" w:eastAsiaTheme="minorEastAsia" w:hAnsi="Cambria Math"/>
+              </w:rPr>
+              <m:t>s</m:t>
+            </m:r>
+          </m:num>
+          <m:den>
+            <m:r>
+              <w:rPr>
+                <w:rFonts w:ascii="Cambria Math" w:eastAsiaTheme="minorEastAsia" w:hAnsi="Cambria Math"/>
+              </w:rPr>
+              <m:t>s</m:t>
+            </m:r>
+          </m:den>
+        </m:f>
+        <m:r>
+          <w:rPr>
+            <w:rFonts w:ascii="Cambria Math" w:eastAsiaTheme="minorEastAsia" w:hAnsi="Cambria Math"/>
+          </w:rPr>
+          <m:t>=-0.0</m:t>
+        </m:r>
+        <m:r>
+          <w:rPr>
+            <w:rFonts w:ascii="Cambria Math" w:eastAsiaTheme="minorEastAsia" w:hAnsi="Cambria Math"/>
+          </w:rPr>
+          <m:t>2</m:t>
+        </m:r>
+        <m:r>
+          <w:rPr>
+            <w:rFonts w:ascii="Cambria Math" w:eastAsiaTheme="minorEastAsia" w:hAnsi="Cambria Math"/>
+          </w:rPr>
+          <m:t>5</m:t>
+        </m:r>
+      </m:oMath>
+      <w:r>
+        <w:rPr>
+          <w:rFonts w:ascii="Aptos" w:eastAsiaTheme="minorEastAsia" w:hAnsi="Aptos"/>
+          <w:iCs/>
+        </w:rPr>
+        <w:t xml:space="preserve">, and decrease by at most </w:t>
+      </w:r>
+      <m:oMath>
+        <m:r>
+          <m:rPr>
+            <m:sty m:val="p"/>
+          </m:rPr>
+          <w:rPr>
+            <w:rFonts w:ascii="Cambria Math" w:eastAsiaTheme="minorEastAsia" w:hAnsi="Cambria Math"/>
+          </w:rPr>
+          <m:t>Δ</m:t>
+        </m:r>
+        <m:sSub>
+          <m:sSubPr>
+            <m:ctrlPr>
+              <w:rPr>
+                <w:rFonts w:ascii="Cambria Math" w:eastAsiaTheme="minorEastAsia" w:hAnsi="Cambria Math"/>
+                <w:i/>
+                <w:iCs/>
+              </w:rPr>
+            </m:ctrlPr>
+          </m:sSubPr>
+          <m:e>
+            <m:r>
+              <w:rPr>
+                <w:rFonts w:ascii="Cambria Math" w:eastAsiaTheme="minorEastAsia" w:hAnsi="Cambria Math"/>
+              </w:rPr>
+              <m:t>C</m:t>
+            </m:r>
+          </m:e>
+          <m:sub>
+            <m:r>
+              <w:rPr>
+                <w:rFonts w:ascii="Cambria Math" w:eastAsiaTheme="minorEastAsia" w:hAnsi="Cambria Math"/>
+              </w:rPr>
+              <m:t>CB</m:t>
+            </m:r>
+          </m:sub>
+        </m:sSub>
+        <m:r>
+          <w:rPr>
+            <w:rFonts w:ascii="Cambria Math" w:eastAsiaTheme="minorEastAsia" w:hAnsi="Cambria Math"/>
+          </w:rPr>
+          <m:t>/</m:t>
+        </m:r>
+        <m:sSub>
+          <m:sSubPr>
+            <m:ctrlPr>
+              <w:rPr>
+                <w:rFonts w:ascii="Cambria Math" w:eastAsiaTheme="minorEastAsia" w:hAnsi="Cambria Math"/>
+                <w:i/>
+                <w:iCs/>
+              </w:rPr>
+            </m:ctrlPr>
+          </m:sSubPr>
+          <m:e>
+            <m:r>
+              <w:rPr>
+                <w:rFonts w:ascii="Cambria Math" w:eastAsiaTheme="minorEastAsia" w:hAnsi="Cambria Math"/>
+              </w:rPr>
+              <m:t>C</m:t>
+            </m:r>
+          </m:e>
+          <m:sub>
+            <m:r>
+              <w:rPr>
+                <w:rFonts w:ascii="Cambria Math" w:eastAsiaTheme="minorEastAsia" w:hAnsi="Cambria Math"/>
+              </w:rPr>
+              <m:t>CB</m:t>
+            </m:r>
+          </m:sub>
+        </m:sSub>
+      </m:oMath>
+      <w:r>
+        <w:rPr>
+          <w:rFonts w:ascii="Aptos" w:eastAsiaTheme="minorEastAsia" w:hAnsi="Aptos"/>
+          <w:iCs/>
+        </w:rPr>
+        <w:t xml:space="preserve"> = </w:t>
+      </w:r>
+      <w:r>
+        <w:rPr>
+          <w:rFonts w:ascii="Aptos" w:eastAsiaTheme="minorEastAsia" w:hAnsi="Aptos"/>
+          <w:iCs/>
+        </w:rPr>
+        <w:t>–</w:t>
+      </w:r>
+      <w:r>
+        <w:rPr>
+          <w:rFonts w:ascii="Aptos" w:eastAsiaTheme="minorEastAsia" w:hAnsi="Aptos"/>
+          <w:iCs/>
+        </w:rPr>
+        <w:t>0.</w:t>
+      </w:r>
+      <w:r>
+        <w:rPr>
+          <w:rFonts w:ascii="Aptos" w:eastAsiaTheme="minorEastAsia" w:hAnsi="Aptos"/>
+          <w:iCs/>
+        </w:rPr>
+        <w:t>08</w:t>
+      </w:r>
+      <w:r>
+        <w:rPr>
+          <w:rFonts w:ascii="Aptos" w:eastAsiaTheme="minorEastAsia" w:hAnsi="Aptos"/>
+          <w:iCs/>
+        </w:rPr>
+        <w:t xml:space="preserve"> for </w:t>
+      </w:r>
+      <m:oMath>
+        <m:f>
+          <m:fPr>
+            <m:type m:val="lin"/>
+            <m:ctrlPr>
+              <w:rPr>
+                <w:rFonts w:ascii="Cambria Math" w:eastAsiaTheme="minorEastAsia" w:hAnsi="Cambria Math"/>
+                <w:i/>
+                <w:iCs/>
+              </w:rPr>
+            </m:ctrlPr>
+          </m:fPr>
+          <m:num>
+            <m:r>
+              <m:rPr>
+                <m:sty m:val="p"/>
+              </m:rPr>
+              <w:rPr>
+                <w:rFonts w:ascii="Cambria Math" w:eastAsiaTheme="minorEastAsia" w:hAnsi="Cambria Math"/>
+              </w:rPr>
+              <m:t>Δ</m:t>
+            </m:r>
+            <m:r>
+              <w:rPr>
+                <w:rFonts w:ascii="Cambria Math" w:eastAsiaTheme="minorEastAsia" w:hAnsi="Cambria Math"/>
+              </w:rPr>
+              <m:t>s</m:t>
+            </m:r>
+          </m:num>
+          <m:den>
+            <m:r>
+              <w:rPr>
+                <w:rFonts w:ascii="Cambria Math" w:eastAsiaTheme="minorEastAsia" w:hAnsi="Cambria Math"/>
+              </w:rPr>
+              <m:t>s</m:t>
+            </m:r>
+          </m:den>
+        </m:f>
+        <m:r>
+          <w:rPr>
+            <w:rFonts w:ascii="Cambria Math" w:eastAsiaTheme="minorEastAsia" w:hAnsi="Cambria Math"/>
+          </w:rPr>
+          <m:t>=</m:t>
+        </m:r>
+        <m:r>
+          <w:rPr>
+            <w:rFonts w:ascii="Cambria Math" w:eastAsiaTheme="minorEastAsia" w:hAnsi="Cambria Math"/>
+          </w:rPr>
+          <m:t>+</m:t>
+        </m:r>
+        <m:r>
+          <w:rPr>
+            <w:rFonts w:ascii="Cambria Math" w:eastAsiaTheme="minorEastAsia" w:hAnsi="Cambria Math"/>
+          </w:rPr>
+          <m:t>0.0</m:t>
+        </m:r>
+        <m:r>
+          <w:rPr>
+            <w:rFonts w:ascii="Cambria Math" w:eastAsiaTheme="minorEastAsia" w:hAnsi="Cambria Math"/>
+          </w:rPr>
+          <m:t>2</m:t>
+        </m:r>
+        <m:r>
+          <w:rPr>
+            <w:rFonts w:ascii="Cambria Math" w:eastAsiaTheme="minorEastAsia" w:hAnsi="Cambria Math"/>
+          </w:rPr>
+          <m:t>5</m:t>
+        </m:r>
+      </m:oMath>
+      <w:r>
+        <w:rPr>
+          <w:rFonts w:ascii="Aptos" w:eastAsiaTheme="minorEastAsia" w:hAnsi="Aptos"/>
+          <w:iCs/>
+        </w:rPr>
+        <w:t xml:space="preserve">. </w:t>
+      </w:r>
+    </w:p>
+    <w:p>
+      <w:pPr>
+        <w:tabs>
+          <w:tab w:val="left" w:pos="560"/>
+          <w:tab w:val="left" w:pos="1120"/>
+          <w:tab w:val="left" w:pos="1680"/>
+          <w:tab w:val="left" w:pos="2240"/>
+          <w:tab w:val="left" w:pos="2800"/>
+          <w:tab w:val="left" w:pos="3360"/>
+          <w:tab w:val="left" w:pos="3920"/>
+          <w:tab w:val="left" w:pos="4480"/>
+          <w:tab w:val="left" w:pos="5040"/>
+          <w:tab w:val="left" w:pos="5600"/>
+          <w:tab w:val="left" w:pos="6160"/>
+          <w:tab w:val="left" w:pos="6720"/>
+        </w:tabs>
+        <w:autoSpaceDE w:val="0"/>
+        <w:autoSpaceDN w:val="0"/>
+        <w:adjustRightInd w:val="0"/>
+        <w:spacing w:after="0" w:line="240" w:lineRule="auto"/>
+        <w:rPr>
+          <w:rFonts w:ascii="Aptos" w:eastAsiaTheme="minorEastAsia" w:hAnsi="Aptos"/>
+        </w:rPr>
+      </w:pPr>
+      <w:r>
+        <w:rPr>
+          <w:rFonts w:ascii="Aptos" w:eastAsiaTheme="minorEastAsia" w:hAnsi="Aptos"/>
+          <w:noProof/>
+        </w:rPr>
+        <w:lastRenderedPageBreak/>
+        <w:drawing>
+          <wp:inline distT="0" distB="0" distL="0" distR="0" wp14:anchorId="0AA8A679" wp14:editId="030732DF">
+            <wp:extent cx="3531513" cy="3706837"/>
+            <wp:effectExtent l="0" t="0" r="0" b="1905"/>
+            <wp:docPr id="732532403" name="Picture 5"/>
+            <wp:cNvGraphicFramePr>
+              <a:graphicFrameLocks xmlns:a="http://schemas.openxmlformats.org/drawingml/2006/main" noChangeAspect="1"/>
+            </wp:cNvGraphicFramePr>
+            <a:graphic xmlns:a="http://schemas.openxmlformats.org/drawingml/2006/main">
+              <a:graphicData uri="http://schemas.openxmlformats.org/drawingml/2006/picture">
+                <pic:pic xmlns:pic="http://schemas.openxmlformats.org/drawingml/2006/picture">
+                  <pic:nvPicPr>
+                    <pic:cNvPr id="732532403" name="Picture 732532403"/>
+                    <pic:cNvPicPr/>
+                  </pic:nvPicPr>
+                  <pic:blipFill rotWithShape="1">
+                    <a:blip r:embed="rId14"/>
+                    <a:srcRect r="49941" b="39094"/>
+                    <a:stretch>
+                      <a:fillRect/>
+                    </a:stretch>
+                  </pic:blipFill>
+                  <pic:spPr bwMode="auto">
+                    <a:xfrm>
+                      <a:off x="0" y="0"/>
+                      <a:ext cx="3541706" cy="3717536"/>
+                    </a:xfrm>
+                    <a:prstGeom prst="rect">
+                      <a:avLst/>
+                    </a:prstGeom>
+                    <a:ln>
+                      <a:noFill/>
+                    </a:ln>
+                    <a:extLst>
+                      <a:ext uri="{53640926-AAD7-44D8-BBD7-CCE9431645EC}">
+                        <a14:shadowObscured xmlns:a14="http://schemas.microsoft.com/office/drawing/2010/main"/>
+                      </a:ext>
+                    </a:extLst>
+                  </pic:spPr>
+                </pic:pic>
+              </a:graphicData>
+            </a:graphic>
+          </wp:inline>
+        </w:drawing>
+      </w:r>
+    </w:p>
+    <w:p>
+      <w:pPr>
+        <w:tabs>
+          <w:tab w:val="left" w:pos="560"/>
+          <w:tab w:val="left" w:pos="1120"/>
+          <w:tab w:val="left" w:pos="1680"/>
+          <w:tab w:val="left" w:pos="2240"/>
+          <w:tab w:val="left" w:pos="2800"/>
+          <w:tab w:val="left" w:pos="3360"/>
+          <w:tab w:val="left" w:pos="3920"/>
+          <w:tab w:val="left" w:pos="4480"/>
+          <w:tab w:val="left" w:pos="5040"/>
+          <w:tab w:val="left" w:pos="5600"/>
+          <w:tab w:val="left" w:pos="6160"/>
+          <w:tab w:val="left" w:pos="6720"/>
+        </w:tabs>
+        <w:autoSpaceDE w:val="0"/>
+        <w:autoSpaceDN w:val="0"/>
+        <w:adjustRightInd w:val="0"/>
+        <w:spacing w:after="0" w:line="240" w:lineRule="auto"/>
+        <w:rPr>
+          <w:rFonts w:ascii="Aptos" w:eastAsiaTheme="minorEastAsia" w:hAnsi="Aptos"/>
+        </w:rPr>
+      </w:pPr>
+      <w:r>
+        <w:rPr>
+          <w:rFonts w:ascii="Aptos" w:eastAsiaTheme="minorEastAsia" w:hAnsi="Aptos"/>
+          <w:iCs/>
+        </w:rPr>
+        <w:t xml:space="preserve">Figure BCSENS. Change </w:t>
+      </w:r>
+      <w:r>
+        <w:rPr>
+          <w:rFonts w:ascii="Aptos" w:eastAsiaTheme="minorEastAsia" w:hAnsi="Aptos"/>
+        </w:rPr>
+        <w:t xml:space="preserve">of the mean normalized saturation deficit </w:t>
+      </w:r>
+      <m:oMath>
+        <m:r>
+          <w:rPr>
+            <w:rFonts w:ascii="Cambria Math" w:eastAsiaTheme="minorEastAsia" w:hAnsi="Cambria Math"/>
+          </w:rPr>
+          <w:br/>
+        </m:r>
+        <m:r>
+          <w:rPr>
+            <w:rFonts w:ascii="Cambria Math" w:eastAsiaTheme="minorEastAsia" w:hAnsi="Cambria Math"/>
+          </w:rPr>
+          <m:t>d</m:t>
+        </m:r>
+        <m:func>
+          <m:funcPr>
+            <m:ctrlPr>
+              <w:rPr>
+                <w:rFonts w:ascii="Cambria Math" w:eastAsiaTheme="minorEastAsia" w:hAnsi="Cambria Math"/>
+                <w:i/>
+                <w:iCs/>
+              </w:rPr>
+            </m:ctrlPr>
+          </m:funcPr>
+          <m:fName>
+            <m:r>
+              <m:rPr>
+                <m:sty m:val="p"/>
+              </m:rPr>
+              <w:rPr>
+                <w:rFonts w:ascii="Cambria Math" w:eastAsiaTheme="minorEastAsia" w:hAnsi="Cambria Math"/>
+              </w:rPr>
+              <m:t>ln</m:t>
+            </m:r>
+          </m:fName>
+          <m:e>
+            <m:r>
+              <w:rPr>
+                <w:rFonts w:ascii="Cambria Math" w:eastAsiaTheme="minorEastAsia" w:hAnsi="Cambria Math"/>
+              </w:rPr>
+              <m:t>s</m:t>
+            </m:r>
+          </m:e>
+        </m:func>
+        <m:r>
+          <w:rPr>
+            <w:rFonts w:ascii="Cambria Math" w:eastAsiaTheme="minorEastAsia" w:hAnsi="Cambria Math"/>
+          </w:rPr>
+          <m:t>=-</m:t>
+        </m:r>
         <m:d>
           <m:dPr>
             <m:ctrlPr>
@@ -29226,10 +26232,11 @@
               <w:rPr>
                 <w:rFonts w:ascii="Cambria Math" w:eastAsiaTheme="minorEastAsia" w:hAnsi="Cambria Math"/>
               </w:rPr>
-              <m:t>d</m:t>
-            </m:r>
-            <m:func>
-              <m:funcPr>
+              <m:t>b-</m:t>
+            </m:r>
+            <m:f>
+              <m:fPr>
+                <m:type m:val="lin"/>
                 <m:ctrlPr>
                   <w:rPr>
                     <w:rFonts w:ascii="Cambria Math" w:eastAsiaTheme="minorEastAsia" w:hAnsi="Cambria Math"/>
@@ -29237,32 +26244,61 @@
                     <w:iCs/>
                   </w:rPr>
                 </m:ctrlPr>
-              </m:funcPr>
-              <m:fName>
-                <m:r>
-                  <m:rPr>
-                    <m:sty m:val="p"/>
-                  </m:rPr>
-                  <w:rPr>
-                    <w:rFonts w:ascii="Cambria Math" w:eastAsiaTheme="minorEastAsia" w:hAnsi="Cambria Math"/>
-                  </w:rPr>
-                  <m:t>ln</m:t>
-                </m:r>
-              </m:fName>
-              <m:e>
+              </m:fPr>
+              <m:num>
                 <m:r>
                   <w:rPr>
                     <w:rFonts w:ascii="Cambria Math" w:eastAsiaTheme="minorEastAsia" w:hAnsi="Cambria Math"/>
                   </w:rPr>
-                  <m:t>E</m:t>
+                  <m:t>1</m:t>
                 </m:r>
-              </m:e>
-            </m:func>
-            <m:r>
+              </m:num>
+              <m:den>
+                <m:r>
+                  <w:rPr>
+                    <w:rFonts w:ascii="Cambria Math" w:eastAsiaTheme="minorEastAsia" w:hAnsi="Cambria Math"/>
+                  </w:rPr>
+                  <m:t>2</m:t>
+                </m:r>
+              </m:den>
+            </m:f>
+          </m:e>
+        </m:d>
+        <m:d>
+          <m:dPr>
+            <m:ctrlPr>
               <w:rPr>
                 <w:rFonts w:ascii="Cambria Math" w:eastAsiaTheme="minorEastAsia" w:hAnsi="Cambria Math"/>
-              </w:rPr>
-              <m:t>-d</m:t>
+                <w:i/>
+                <w:iCs/>
+              </w:rPr>
+            </m:ctrlPr>
+          </m:dPr>
+          <m:e>
+            <m:r>
+              <w:rPr>
+                <w:rFonts w:ascii="Cambria Math" w:eastAsiaTheme="minorEastAsia" w:hAnsi="Cambria Math"/>
+              </w:rPr>
+              <m:t>1-c</m:t>
+            </m:r>
+          </m:e>
+        </m:d>
+        <m:d>
+          <m:dPr>
+            <m:ctrlPr>
+              <w:rPr>
+                <w:rFonts w:ascii="Cambria Math" w:eastAsiaTheme="minorEastAsia" w:hAnsi="Cambria Math"/>
+                <w:i/>
+                <w:iCs/>
+              </w:rPr>
+            </m:ctrlPr>
+          </m:dPr>
+          <m:e>
+            <m:r>
+              <w:rPr>
+                <w:rFonts w:ascii="Cambria Math" w:eastAsiaTheme="minorEastAsia" w:hAnsi="Cambria Math"/>
+              </w:rPr>
+              <m:t>d</m:t>
             </m:r>
             <m:func>
               <m:funcPr>
@@ -29315,6 +26351,42 @@
                 </m:sSub>
               </m:e>
             </m:func>
+            <m:r>
+              <w:rPr>
+                <w:rFonts w:ascii="Cambria Math" w:eastAsiaTheme="minorEastAsia" w:hAnsi="Cambria Math"/>
+              </w:rPr>
+              <m:t>-d</m:t>
+            </m:r>
+            <m:func>
+              <m:funcPr>
+                <m:ctrlPr>
+                  <w:rPr>
+                    <w:rFonts w:ascii="Cambria Math" w:eastAsiaTheme="minorEastAsia" w:hAnsi="Cambria Math"/>
+                    <w:i/>
+                    <w:iCs/>
+                  </w:rPr>
+                </m:ctrlPr>
+              </m:funcPr>
+              <m:fName>
+                <m:r>
+                  <m:rPr>
+                    <m:sty m:val="p"/>
+                  </m:rPr>
+                  <w:rPr>
+                    <w:rFonts w:ascii="Cambria Math" w:eastAsiaTheme="minorEastAsia" w:hAnsi="Cambria Math"/>
+                  </w:rPr>
+                  <m:t>ln</m:t>
+                </m:r>
+              </m:fName>
+              <m:e>
+                <m:r>
+                  <w:rPr>
+                    <w:rFonts w:ascii="Cambria Math" w:eastAsiaTheme="minorEastAsia" w:hAnsi="Cambria Math"/>
+                  </w:rPr>
+                  <m:t>E</m:t>
+                </m:r>
+              </m:e>
+            </m:func>
           </m:e>
         </m:d>
       </m:oMath>
@@ -29323,14 +26395,7 @@
           <w:rFonts w:ascii="Aptos" w:eastAsiaTheme="minorEastAsia" w:hAnsi="Aptos"/>
           <w:iCs/>
         </w:rPr>
-        <w:t xml:space="preserve"> </w:t>
-      </w:r>
-      <w:r>
-        <w:rPr>
-          <w:rFonts w:ascii="Aptos" w:eastAsiaTheme="minorEastAsia" w:hAnsi="Aptos"/>
-          <w:iCs/>
-        </w:rPr>
-        <w:t xml:space="preserve">and the resulting cloud-base cloud fraction </w:t>
+        <w:t xml:space="preserve"> and the resulting cloud-base cloud fraction </w:t>
       </w:r>
       <m:oMath>
         <m:r>
@@ -29505,14 +26570,7 @@
           <w:rFonts w:ascii="Aptos" w:eastAsiaTheme="minorEastAsia" w:hAnsi="Aptos"/>
           <w:iCs/>
         </w:rPr>
-        <w:t>–0.05 to 0.05</w:t>
-      </w:r>
-      <w:r>
-        <w:rPr>
-          <w:rFonts w:ascii="Aptos" w:eastAsiaTheme="minorEastAsia" w:hAnsi="Aptos"/>
-          <w:iCs/>
-        </w:rPr>
-        <w:t xml:space="preserve">, and of cloud base cloud fraction </w:t>
+        <w:t xml:space="preserve">–0.025 to +0.025, and of cloud base cloud fraction </w:t>
       </w:r>
       <m:oMath>
         <m:sSub>
@@ -29642,14 +26700,7 @@
           <w:rFonts w:ascii="Aptos" w:eastAsiaTheme="minorEastAsia" w:hAnsi="Aptos"/>
           <w:iCs/>
         </w:rPr>
-        <w:t xml:space="preserve"> 0.17 to –0.15.</w:t>
-      </w:r>
-      <w:r>
-        <w:rPr>
-          <w:rFonts w:ascii="Aptos" w:eastAsiaTheme="minorEastAsia" w:hAnsi="Aptos"/>
-          <w:iCs/>
-        </w:rPr>
-        <w:t xml:space="preserve"> Cloud base clouds are unchanged for </w:t>
+        <w:t xml:space="preserve"> +0.08 to –0.08. Cloud base clouds are unchanged for </w:t>
       </w:r>
       <m:oMath>
         <m:r>
@@ -29684,30 +26735,1126 @@
     </w:p>
     <w:p>
       <w:pPr>
-        <w:tabs>
-          <w:tab w:val="left" w:pos="560"/>
-          <w:tab w:val="left" w:pos="1120"/>
-          <w:tab w:val="left" w:pos="1680"/>
-          <w:tab w:val="left" w:pos="2240"/>
-          <w:tab w:val="left" w:pos="2800"/>
-          <w:tab w:val="left" w:pos="3360"/>
-          <w:tab w:val="left" w:pos="3920"/>
-          <w:tab w:val="left" w:pos="4480"/>
-          <w:tab w:val="left" w:pos="5040"/>
-          <w:tab w:val="left" w:pos="5600"/>
-          <w:tab w:val="left" w:pos="6160"/>
-          <w:tab w:val="left" w:pos="6720"/>
-        </w:tabs>
-        <w:autoSpaceDE w:val="0"/>
-        <w:autoSpaceDN w:val="0"/>
-        <w:adjustRightInd w:val="0"/>
-        <w:spacing w:after="0" w:line="240" w:lineRule="auto"/>
-        <w:rPr>
-          <w:rFonts w:ascii="Menlo" w:hAnsi="Menlo" w:cs="Menlo"/>
-          <w:color w:val="3B2322"/>
-          <w:kern w:val="0"/>
+        <w:pStyle w:val="BodyText"/>
+        <w:rPr>
+          <w:rFonts w:ascii="Aptos" w:eastAsiaTheme="minorEastAsia" w:hAnsi="Aptos"/>
+          <w:kern w:val="2"/>
         </w:rPr>
       </w:pPr>
+      <w:r>
+        <w:rPr>
+          <w:rFonts w:ascii="Aptos" w:eastAsiaTheme="minorEastAsia" w:hAnsi="Aptos"/>
+        </w:rPr>
+        <w:t xml:space="preserve">Cloud base clouds </w:t>
+      </w:r>
+      <w:r>
+        <w:rPr>
+          <w:rFonts w:ascii="Aptos" w:eastAsiaTheme="minorEastAsia" w:hAnsi="Aptos"/>
+        </w:rPr>
+        <w:t xml:space="preserve">do not change </w:t>
+      </w:r>
+      <w:r>
+        <w:rPr>
+          <w:rFonts w:ascii="Aptos" w:eastAsiaTheme="minorEastAsia" w:hAnsi="Aptos"/>
+          <w:iCs/>
+        </w:rPr>
+        <w:t xml:space="preserve">for </w:t>
+      </w:r>
+      <m:oMath>
+        <m:r>
+          <w:rPr>
+            <w:rFonts w:ascii="Cambria Math" w:eastAsiaTheme="minorEastAsia" w:hAnsi="Cambria Math"/>
+          </w:rPr>
+          <m:t>c=1</m:t>
+        </m:r>
+      </m:oMath>
+      <w:r>
+        <w:rPr>
+          <w:rFonts w:ascii="Aptos" w:eastAsiaTheme="minorEastAsia" w:hAnsi="Aptos"/>
+          <w:iCs/>
+        </w:rPr>
+        <w:t xml:space="preserve"> or </w:t>
+      </w:r>
+      <m:oMath>
+        <m:r>
+          <w:rPr>
+            <w:rFonts w:ascii="Cambria Math" w:eastAsiaTheme="minorEastAsia" w:hAnsi="Cambria Math"/>
+          </w:rPr>
+          <m:t>b=1/2</m:t>
+        </m:r>
+      </m:oMath>
+      <w:r>
+        <w:rPr>
+          <w:rFonts w:ascii="Aptos" w:eastAsiaTheme="minorEastAsia" w:hAnsi="Aptos"/>
+          <w:iCs/>
+        </w:rPr>
+        <w:t>.</w:t>
+      </w:r>
+      <w:r>
+        <w:rPr>
+          <w:rFonts w:ascii="Aptos" w:eastAsiaTheme="minorEastAsia" w:hAnsi="Aptos"/>
+          <w:iCs/>
+        </w:rPr>
+        <w:t xml:space="preserve"> </w:t>
+      </w:r>
+      <w:r>
+        <w:rPr>
+          <w:rFonts w:ascii="Aptos" w:eastAsiaTheme="minorEastAsia" w:hAnsi="Aptos"/>
+          <w:iCs/>
+        </w:rPr>
+        <w:t xml:space="preserve"> </w:t>
+      </w:r>
+      <w:r>
+        <w:rPr>
+          <w:rFonts w:ascii="Aptos" w:eastAsiaTheme="minorEastAsia" w:hAnsi="Aptos"/>
+        </w:rPr>
+        <w:t xml:space="preserve">For </w:t>
+      </w:r>
+      <m:oMath>
+        <m:r>
+          <w:rPr>
+            <w:rFonts w:ascii="Cambria Math" w:eastAsiaTheme="minorEastAsia" w:hAnsi="Cambria Math"/>
+          </w:rPr>
+          <m:t>c=1</m:t>
+        </m:r>
+        <m:r>
+          <w:rPr>
+            <w:rFonts w:ascii="Cambria Math" w:eastAsiaTheme="minorEastAsia" w:hAnsi="Cambria Math"/>
+          </w:rPr>
+          <m:t>,</m:t>
+        </m:r>
+      </m:oMath>
+      <w:r>
+        <w:rPr>
+          <w:rFonts w:ascii="Aptos" w:eastAsiaTheme="minorEastAsia" w:hAnsi="Aptos"/>
+        </w:rPr>
+        <w:t xml:space="preserve"> decreas</w:t>
+      </w:r>
+      <w:r>
+        <w:rPr>
+          <w:rFonts w:ascii="Aptos" w:eastAsiaTheme="minorEastAsia" w:hAnsi="Aptos"/>
+        </w:rPr>
+        <w:t>ing wind speed</w:t>
+      </w:r>
+      <w:r>
+        <w:rPr>
+          <w:rFonts w:ascii="Aptos" w:eastAsiaTheme="minorEastAsia" w:hAnsi="Aptos"/>
+        </w:rPr>
+        <w:t xml:space="preserve"> </w:t>
+      </w:r>
+      <w:r>
+        <w:rPr>
+          <w:rFonts w:ascii="Aptos" w:eastAsiaTheme="minorEastAsia" w:hAnsi="Aptos"/>
+        </w:rPr>
+        <w:t>–5% K</w:t>
+      </w:r>
+      <w:r>
+        <w:rPr>
+          <w:rFonts w:ascii="Aptos" w:eastAsiaTheme="minorEastAsia" w:hAnsi="Aptos"/>
+          <w:vertAlign w:val="superscript"/>
+        </w:rPr>
+        <w:t>–1</w:t>
+      </w:r>
+      <w:r>
+        <w:rPr>
+          <w:rFonts w:ascii="Aptos" w:eastAsiaTheme="minorEastAsia" w:hAnsi="Aptos"/>
+        </w:rPr>
+        <w:t xml:space="preserve"> </w:t>
+      </w:r>
+      <w:r>
+        <w:rPr>
+          <w:rFonts w:ascii="Aptos" w:eastAsiaTheme="minorEastAsia" w:hAnsi="Aptos"/>
+        </w:rPr>
+        <w:t>damps</w:t>
+      </w:r>
+      <w:r>
+        <w:rPr>
+          <w:rFonts w:ascii="Aptos" w:eastAsiaTheme="minorEastAsia" w:hAnsi="Aptos"/>
+        </w:rPr>
+        <w:t xml:space="preserve"> the evaporation to +2</w:t>
+      </w:r>
+      <w:r>
+        <w:rPr>
+          <w:rFonts w:ascii="Aptos" w:eastAsiaTheme="minorEastAsia" w:hAnsi="Aptos"/>
+        </w:rPr>
+        <w:t>% K</w:t>
+      </w:r>
+      <w:r>
+        <w:rPr>
+          <w:rFonts w:ascii="Aptos" w:eastAsiaTheme="minorEastAsia" w:hAnsi="Aptos"/>
+          <w:vertAlign w:val="superscript"/>
+        </w:rPr>
+        <w:t>–1</w:t>
+      </w:r>
+      <w:r>
+        <w:rPr>
+          <w:rFonts w:ascii="Aptos" w:eastAsiaTheme="minorEastAsia" w:hAnsi="Aptos"/>
+        </w:rPr>
+        <w:t xml:space="preserve">, and surface saturation deficit and RH are constant. </w:t>
+      </w:r>
+      <w:r>
+        <w:rPr>
+          <w:rFonts w:ascii="Aptos" w:hAnsi="Aptos"/>
+        </w:rPr>
+        <w:t>Clouds</w:t>
+      </w:r>
+      <w:r>
+        <w:rPr>
+          <w:rFonts w:ascii="Aptos" w:eastAsiaTheme="minorEastAsia" w:hAnsi="Aptos"/>
+        </w:rPr>
+        <w:t xml:space="preserve"> are most sensitive at </w:t>
+      </w:r>
+      <m:oMath>
+        <m:r>
+          <w:rPr>
+            <w:rFonts w:ascii="Cambria Math" w:eastAsiaTheme="minorEastAsia" w:hAnsi="Cambria Math"/>
+          </w:rPr>
+          <m:t>c=0</m:t>
+        </m:r>
+      </m:oMath>
+      <w:r>
+        <w:rPr>
+          <w:rFonts w:ascii="Aptos" w:eastAsiaTheme="minorEastAsia" w:hAnsi="Aptos"/>
+        </w:rPr>
+        <w:t>, whe</w:t>
+      </w:r>
+      <w:r>
+        <w:rPr>
+          <w:rFonts w:ascii="Aptos" w:eastAsiaTheme="minorEastAsia" w:hAnsi="Aptos"/>
+        </w:rPr>
+        <w:t>n</w:t>
+      </w:r>
+      <w:r>
+        <w:rPr>
+          <w:rFonts w:ascii="Aptos" w:eastAsiaTheme="minorEastAsia" w:hAnsi="Aptos"/>
+        </w:rPr>
+        <w:t xml:space="preserve"> </w:t>
+      </w:r>
+      <w:r>
+        <w:rPr>
+          <w:rFonts w:ascii="Aptos" w:eastAsiaTheme="minorEastAsia" w:hAnsi="Aptos"/>
+        </w:rPr>
+        <w:t xml:space="preserve">wind </w:t>
+      </w:r>
+      <w:r>
+        <w:rPr>
+          <w:rFonts w:ascii="Aptos" w:eastAsiaTheme="minorEastAsia" w:hAnsi="Aptos"/>
+        </w:rPr>
+        <w:t>does not change</w:t>
+      </w:r>
+      <w:r>
+        <w:rPr>
+          <w:rFonts w:ascii="Aptos" w:eastAsiaTheme="minorEastAsia" w:hAnsi="Aptos"/>
+        </w:rPr>
+        <w:t xml:space="preserve"> and </w:t>
+      </w:r>
+      <m:oMath>
+        <m:r>
+          <w:rPr>
+            <w:rFonts w:ascii="Cambria Math" w:eastAsiaTheme="minorEastAsia" w:hAnsi="Cambria Math"/>
+          </w:rPr>
+          <m:t>1-</m:t>
+        </m:r>
+        <m:sSub>
+          <m:sSubPr>
+            <m:ctrlPr>
+              <w:rPr>
+                <w:rFonts w:ascii="Cambria Math" w:eastAsiaTheme="minorEastAsia" w:hAnsi="Cambria Math"/>
+                <w:i/>
+              </w:rPr>
+            </m:ctrlPr>
+          </m:sSubPr>
+          <m:e>
+            <m:bar>
+              <m:barPr>
+                <m:pos m:val="top"/>
+                <m:ctrlPr>
+                  <w:rPr>
+                    <w:rFonts w:ascii="Cambria Math" w:eastAsiaTheme="minorEastAsia" w:hAnsi="Cambria Math"/>
+                    <w:i/>
+                  </w:rPr>
+                </m:ctrlPr>
+              </m:barPr>
+              <m:e>
+                <m:r>
+                  <m:rPr>
+                    <m:sty m:val="p"/>
+                  </m:rPr>
+                  <w:rPr>
+                    <w:rFonts w:ascii="Cambria Math" w:eastAsiaTheme="minorEastAsia" w:hAnsi="Cambria Math"/>
+                  </w:rPr>
+                  <m:t>RH</m:t>
+                </m:r>
+              </m:e>
+            </m:bar>
+          </m:e>
+          <m:sub>
+            <m:r>
+              <m:rPr>
+                <m:sty m:val="p"/>
+              </m:rPr>
+              <w:rPr>
+                <w:rFonts w:ascii="Cambria Math" w:eastAsiaTheme="minorEastAsia" w:hAnsi="Cambria Math"/>
+              </w:rPr>
+              <m:t>sfc</m:t>
+            </m:r>
+          </m:sub>
+        </m:sSub>
+      </m:oMath>
+      <w:r>
+        <w:rPr>
+          <w:rFonts w:ascii="Aptos" w:eastAsiaTheme="minorEastAsia" w:hAnsi="Aptos"/>
+        </w:rPr>
+        <w:t xml:space="preserve"> decreases</w:t>
+      </w:r>
+      <w:r>
+        <w:rPr>
+          <w:rFonts w:ascii="Aptos" w:eastAsiaTheme="minorEastAsia" w:hAnsi="Aptos"/>
+        </w:rPr>
+        <w:t xml:space="preserve"> (RH increases)</w:t>
+      </w:r>
+      <w:r>
+        <w:rPr>
+          <w:rFonts w:ascii="Aptos" w:eastAsiaTheme="minorEastAsia" w:hAnsi="Aptos"/>
+        </w:rPr>
+        <w:t xml:space="preserve"> to damp the surface evaporation.</w:t>
+      </w:r>
+      <w:r>
+        <w:rPr>
+          <w:rFonts w:ascii="Aptos" w:eastAsiaTheme="minorEastAsia" w:hAnsi="Aptos"/>
+        </w:rPr>
+        <w:t xml:space="preserve"> </w:t>
+      </w:r>
+      <w:r>
+        <w:rPr>
+          <w:rFonts w:ascii="Aptos" w:eastAsiaTheme="minorEastAsia" w:hAnsi="Aptos"/>
+        </w:rPr>
+        <w:t xml:space="preserve">For </w:t>
+      </w:r>
+      <m:oMath>
+        <m:r>
+          <w:rPr>
+            <w:rFonts w:ascii="Cambria Math" w:eastAsiaTheme="minorEastAsia" w:hAnsi="Cambria Math"/>
+          </w:rPr>
+          <m:t>b=0</m:t>
+        </m:r>
+      </m:oMath>
+      <w:r>
+        <w:rPr>
+          <w:rFonts w:ascii="Aptos" w:eastAsiaTheme="minorEastAsia" w:hAnsi="Aptos"/>
+        </w:rPr>
+        <w:t xml:space="preserve">, </w:t>
+      </w:r>
+      <w:r>
+        <w:rPr>
+          <w:rFonts w:ascii="Aptos" w:eastAsiaTheme="minorEastAsia" w:hAnsi="Aptos"/>
+        </w:rPr>
+        <w:t xml:space="preserve">saturation deficit </w:t>
+      </w:r>
+      <m:oMath>
+        <m:r>
+          <w:rPr>
+            <w:rFonts w:ascii="Cambria Math" w:eastAsiaTheme="minorEastAsia" w:hAnsi="Cambria Math"/>
+          </w:rPr>
+          <m:t>1-</m:t>
+        </m:r>
+        <m:sSub>
+          <m:sSubPr>
+            <m:ctrlPr>
+              <w:rPr>
+                <w:rFonts w:ascii="Cambria Math" w:eastAsiaTheme="minorEastAsia" w:hAnsi="Cambria Math"/>
+                <w:i/>
+              </w:rPr>
+            </m:ctrlPr>
+          </m:sSubPr>
+          <m:e>
+            <m:bar>
+              <m:barPr>
+                <m:pos m:val="top"/>
+                <m:ctrlPr>
+                  <w:rPr>
+                    <w:rFonts w:ascii="Cambria Math" w:eastAsiaTheme="minorEastAsia" w:hAnsi="Cambria Math"/>
+                    <w:i/>
+                  </w:rPr>
+                </m:ctrlPr>
+              </m:barPr>
+              <m:e>
+                <m:r>
+                  <m:rPr>
+                    <m:sty m:val="p"/>
+                  </m:rPr>
+                  <w:rPr>
+                    <w:rFonts w:ascii="Cambria Math" w:eastAsiaTheme="minorEastAsia" w:hAnsi="Cambria Math"/>
+                  </w:rPr>
+                  <m:t>RH</m:t>
+                </m:r>
+              </m:e>
+            </m:bar>
+          </m:e>
+          <m:sub>
+            <m:r>
+              <w:rPr>
+                <w:rFonts w:ascii="Cambria Math" w:eastAsiaTheme="minorEastAsia" w:hAnsi="Cambria Math"/>
+              </w:rPr>
+              <m:t>CB</m:t>
+            </m:r>
+          </m:sub>
+        </m:sSub>
+      </m:oMath>
+      <w:r>
+        <w:rPr>
+          <w:rFonts w:ascii="Aptos" w:eastAsiaTheme="minorEastAsia" w:hAnsi="Aptos"/>
+        </w:rPr>
+        <w:t xml:space="preserve"> is constant.</w:t>
+      </w:r>
+      <w:r>
+        <w:rPr>
+          <w:rFonts w:ascii="Aptos" w:eastAsiaTheme="minorEastAsia" w:hAnsi="Aptos"/>
+        </w:rPr>
+        <w:t xml:space="preserve"> Then increasing the specific humidity more strongly than the flux narrows the width of the RH, decreasing clouds.</w:t>
+      </w:r>
+      <w:r>
+        <w:rPr>
+          <w:rFonts w:ascii="Aptos" w:eastAsiaTheme="minorEastAsia" w:hAnsi="Aptos"/>
+        </w:rPr>
+        <w:t xml:space="preserve"> For </w:t>
+      </w:r>
+      <m:oMath>
+        <m:r>
+          <w:rPr>
+            <w:rFonts w:ascii="Cambria Math" w:eastAsiaTheme="minorEastAsia" w:hAnsi="Cambria Math"/>
+          </w:rPr>
+          <m:t>b=1</m:t>
+        </m:r>
+      </m:oMath>
+      <w:r>
+        <w:rPr>
+          <w:rFonts w:ascii="Aptos" w:eastAsiaTheme="minorEastAsia" w:hAnsi="Aptos"/>
+        </w:rPr>
+        <w:t xml:space="preserve">, </w:t>
+      </w:r>
+      <w:r>
+        <w:rPr>
+          <w:rFonts w:ascii="Aptos" w:eastAsiaTheme="minorEastAsia" w:hAnsi="Aptos"/>
+        </w:rPr>
+        <w:t>surface and cloud base</w:t>
+      </w:r>
+      <w:r>
+        <w:rPr>
+          <w:rFonts w:ascii="Aptos" w:eastAsiaTheme="minorEastAsia" w:hAnsi="Aptos"/>
+        </w:rPr>
+        <w:t xml:space="preserve"> </w:t>
+      </w:r>
+      <w:r>
+        <w:rPr>
+          <w:rFonts w:ascii="Aptos" w:eastAsiaTheme="minorEastAsia" w:hAnsi="Aptos"/>
+        </w:rPr>
+        <w:t xml:space="preserve">saturation deficits decrease proportionally, </w:t>
+      </w:r>
+      <w:r>
+        <w:rPr>
+          <w:rFonts w:ascii="Aptos" w:eastAsiaTheme="minorEastAsia" w:hAnsi="Aptos"/>
+        </w:rPr>
+        <w:t xml:space="preserve">so </w:t>
+      </w:r>
+      <w:r>
+        <w:rPr>
+          <w:rFonts w:ascii="Aptos" w:eastAsiaTheme="minorEastAsia" w:hAnsi="Aptos"/>
+        </w:rPr>
+        <w:t xml:space="preserve">cloud-base </w:t>
+      </w:r>
+      <w:r>
+        <w:rPr>
+          <w:rFonts w:ascii="Aptos" w:eastAsiaTheme="minorEastAsia" w:hAnsi="Aptos"/>
+        </w:rPr>
+        <w:t xml:space="preserve">RH and clouds increase. At </w:t>
+      </w:r>
+      <m:oMath>
+        <m:r>
+          <w:rPr>
+            <w:rFonts w:ascii="Cambria Math" w:eastAsiaTheme="minorEastAsia" w:hAnsi="Cambria Math"/>
+          </w:rPr>
+          <m:t>b=</m:t>
+        </m:r>
+      </m:oMath>
+      <w:r>
+        <w:rPr>
+          <w:rFonts w:ascii="Aptos" w:eastAsiaTheme="minorEastAsia" w:hAnsi="Aptos"/>
+        </w:rPr>
+        <w:t xml:space="preserve"> </w:t>
+      </w:r>
+      <w:r>
+        <w:rPr>
+          <w:rFonts w:ascii="Aptos" w:eastAsiaTheme="minorEastAsia" w:hAnsi="Aptos"/>
+        </w:rPr>
+        <w:t>1/2</w:t>
+      </w:r>
+      <w:r>
+        <w:rPr>
+          <w:rFonts w:ascii="Aptos" w:eastAsiaTheme="minorEastAsia" w:hAnsi="Aptos"/>
+        </w:rPr>
+        <w:t>, the two competing effects, increasing mean RH and narrowing its width, balance.</w:t>
+      </w:r>
+    </w:p>
+    <w:p>
+      <w:pPr>
+        <w:pStyle w:val="BodyText"/>
+        <w:rPr>
+          <w:rFonts w:ascii="Aptos" w:hAnsi="Aptos"/>
+        </w:rPr>
+      </w:pPr>
+      <w:r>
+        <w:rPr>
+          <w:rFonts w:ascii="Aptos" w:hAnsi="Aptos"/>
+        </w:rPr>
+        <w:t>S</w:t>
+      </w:r>
+      <w:r>
+        <w:rPr>
+          <w:rFonts w:ascii="Aptos" w:hAnsi="Aptos"/>
+        </w:rPr>
+        <w:t xml:space="preserve">caling </w:t>
+      </w:r>
+      <m:oMath>
+        <m:sSub>
+          <m:sSubPr>
+            <m:ctrlPr>
+              <w:rPr>
+                <w:rFonts w:ascii="Cambria Math" w:hAnsi="Cambria Math"/>
+                <w:i/>
+                <w:iCs/>
+              </w:rPr>
+            </m:ctrlPr>
+          </m:sSubPr>
+          <m:e>
+            <m:r>
+              <w:rPr>
+                <w:rFonts w:ascii="Cambria Math" w:hAnsi="Cambria Math"/>
+              </w:rPr>
+              <m:t>s</m:t>
+            </m:r>
+            <m:ctrlPr>
+              <w:rPr>
+                <w:rFonts w:ascii="Cambria Math" w:hAnsi="Cambria Math"/>
+                <w:i/>
+              </w:rPr>
+            </m:ctrlPr>
+          </m:e>
+          <m:sub>
+            <m:r>
+              <w:rPr>
+                <w:rFonts w:ascii="Cambria Math" w:hAnsi="Cambria Math"/>
+              </w:rPr>
+              <m:t>0</m:t>
+            </m:r>
+          </m:sub>
+        </m:sSub>
+        <m:r>
+          <w:rPr>
+            <w:rFonts w:ascii="Cambria Math" w:hAnsi="Cambria Math"/>
+          </w:rPr>
+          <m:t>=1.13</m:t>
+        </m:r>
+      </m:oMath>
+      <w:r>
+        <w:rPr>
+          <w:rFonts w:ascii="Aptos" w:hAnsi="Aptos"/>
+        </w:rPr>
+        <w:t xml:space="preserve"> by </w:t>
+      </w:r>
+      <w:r>
+        <w:rPr>
+          <w:rFonts w:ascii="Aptos" w:hAnsi="Aptos"/>
+        </w:rPr>
+        <w:t>(1 - 0.025) = 0.</w:t>
+      </w:r>
+      <w:r>
+        <w:rPr>
+          <w:rFonts w:ascii="Aptos" w:hAnsi="Aptos"/>
+        </w:rPr>
+        <w:t>975</w:t>
+      </w:r>
+      <w:r>
+        <w:rPr>
+          <w:rFonts w:ascii="Aptos" w:hAnsi="Aptos"/>
+        </w:rPr>
+        <w:t xml:space="preserve"> </w:t>
+      </w:r>
+      <w:r>
+        <w:rPr>
+          <w:rFonts w:ascii="Aptos" w:hAnsi="Aptos"/>
+        </w:rPr>
+        <w:t>K</w:t>
+      </w:r>
+      <w:r>
+        <w:rPr>
+          <w:rFonts w:ascii="Aptos" w:hAnsi="Aptos"/>
+          <w:vertAlign w:val="superscript"/>
+        </w:rPr>
+        <w:t>–1</w:t>
+      </w:r>
+      <w:r>
+        <w:rPr>
+          <w:rFonts w:ascii="Aptos" w:hAnsi="Aptos"/>
+        </w:rPr>
+        <w:t>, f</w:t>
+      </w:r>
+      <w:r>
+        <w:rPr>
+          <w:rFonts w:ascii="Aptos" w:hAnsi="Aptos"/>
+        </w:rPr>
+        <w:t xml:space="preserve">or cloud base saturation deficit </w:t>
+      </w:r>
+      <m:oMath>
+        <m:r>
+          <w:rPr>
+            <w:rFonts w:ascii="Cambria Math" w:hAnsi="Cambria Math"/>
+          </w:rPr>
+          <m:t>1-</m:t>
+        </m:r>
+        <m:sSub>
+          <m:sSubPr>
+            <m:ctrlPr>
+              <w:rPr>
+                <w:rFonts w:ascii="Cambria Math" w:hAnsi="Cambria Math"/>
+                <w:i/>
+              </w:rPr>
+            </m:ctrlPr>
+          </m:sSubPr>
+          <m:e>
+            <m:bar>
+              <m:barPr>
+                <m:pos m:val="top"/>
+                <m:ctrlPr>
+                  <w:rPr>
+                    <w:rFonts w:ascii="Cambria Math" w:hAnsi="Cambria Math"/>
+                    <w:i/>
+                  </w:rPr>
+                </m:ctrlPr>
+              </m:barPr>
+              <m:e>
+                <m:r>
+                  <m:rPr>
+                    <m:sty m:val="p"/>
+                  </m:rPr>
+                  <w:rPr>
+                    <w:rFonts w:ascii="Cambria Math" w:hAnsi="Cambria Math"/>
+                  </w:rPr>
+                  <m:t>RH</m:t>
+                </m:r>
+              </m:e>
+            </m:bar>
+          </m:e>
+          <m:sub>
+            <m:r>
+              <w:rPr>
+                <w:rFonts w:ascii="Cambria Math" w:eastAsiaTheme="minorEastAsia" w:hAnsi="Cambria Math"/>
+              </w:rPr>
+              <m:t>CB</m:t>
+            </m:r>
+          </m:sub>
+        </m:sSub>
+      </m:oMath>
+      <w:r>
+        <w:rPr>
+          <w:rFonts w:ascii="Aptos" w:eastAsiaTheme="minorEastAsia" w:hAnsi="Aptos"/>
+        </w:rPr>
+        <w:t xml:space="preserve"> </w:t>
+      </w:r>
+      <w:r>
+        <w:rPr>
+          <w:rFonts w:ascii="Aptos" w:hAnsi="Aptos"/>
+        </w:rPr>
+        <w:t>decreasing proportional to that at the surface,</w:t>
+      </w:r>
+      <w:r>
+        <w:rPr>
+          <w:rFonts w:ascii="Aptos" w:hAnsi="Aptos"/>
+        </w:rPr>
+        <w:t xml:space="preserve"> </w:t>
+      </w:r>
+      <w:r>
+        <w:rPr>
+          <w:rFonts w:ascii="Aptos" w:hAnsi="Aptos"/>
+        </w:rPr>
+        <w:t>yields</w:t>
+      </w:r>
+      <w:r>
+        <w:rPr>
+          <w:rFonts w:ascii="Aptos" w:hAnsi="Aptos"/>
+        </w:rPr>
+        <w:t xml:space="preserve"> </w:t>
+      </w:r>
+      <w:r>
+        <w:rPr>
+          <w:rFonts w:ascii="Aptos" w:hAnsi="Aptos"/>
+        </w:rPr>
+        <w:t xml:space="preserve">a </w:t>
+      </w:r>
+      <w:r>
+        <w:rPr>
+          <w:rFonts w:ascii="Aptos" w:hAnsi="Aptos"/>
+        </w:rPr>
+        <w:t>cloud-base cloud fraction</w:t>
+      </w:r>
+      <w:r>
+        <w:rPr>
+          <w:rFonts w:ascii="Aptos" w:hAnsi="Aptos"/>
+        </w:rPr>
+        <w:t xml:space="preserve"> </w:t>
+      </w:r>
+      <m:oMath>
+        <m:sSub>
+          <m:sSubPr>
+            <m:ctrlPr>
+              <w:rPr>
+                <w:rFonts w:ascii="Cambria Math" w:hAnsi="Cambria Math"/>
+              </w:rPr>
+            </m:ctrlPr>
+          </m:sSubPr>
+          <m:e>
+            <m:r>
+              <w:rPr>
+                <w:rFonts w:ascii="Cambria Math" w:hAnsi="Cambria Math"/>
+              </w:rPr>
+              <m:t>C</m:t>
+            </m:r>
+            <m:ctrlPr>
+              <w:rPr>
+                <w:rFonts w:ascii="Cambria Math" w:hAnsi="Cambria Math"/>
+                <w:i/>
+              </w:rPr>
+            </m:ctrlPr>
+          </m:e>
+          <m:sub>
+            <m:r>
+              <w:rPr>
+                <w:rFonts w:ascii="Cambria Math" w:hAnsi="Cambria Math"/>
+              </w:rPr>
+              <m:t>CB</m:t>
+            </m:r>
+          </m:sub>
+        </m:sSub>
+        <m:d>
+          <m:dPr>
+            <m:ctrlPr>
+              <w:rPr>
+                <w:rFonts w:ascii="Cambria Math" w:hAnsi="Cambria Math"/>
+              </w:rPr>
+            </m:ctrlPr>
+          </m:dPr>
+          <m:e>
+            <m:r>
+              <m:rPr>
+                <m:sty m:val="p"/>
+              </m:rPr>
+              <w:rPr>
+                <w:rFonts w:ascii="Cambria Math" w:hAnsi="Cambria Math"/>
+              </w:rPr>
+              <m:t>0.975</m:t>
+            </m:r>
+            <m:sSub>
+              <m:sSubPr>
+                <m:ctrlPr>
+                  <w:rPr>
+                    <w:rFonts w:ascii="Cambria Math" w:hAnsi="Cambria Math"/>
+                  </w:rPr>
+                </m:ctrlPr>
+              </m:sSubPr>
+              <m:e>
+                <m:r>
+                  <w:rPr>
+                    <w:rFonts w:ascii="Cambria Math" w:hAnsi="Cambria Math"/>
+                  </w:rPr>
+                  <m:t>s</m:t>
+                </m:r>
+                <m:ctrlPr>
+                  <w:rPr>
+                    <w:rFonts w:ascii="Cambria Math" w:hAnsi="Cambria Math"/>
+                    <w:i/>
+                  </w:rPr>
+                </m:ctrlPr>
+              </m:e>
+              <m:sub>
+                <m:r>
+                  <m:rPr>
+                    <m:sty m:val="p"/>
+                  </m:rPr>
+                  <w:rPr>
+                    <w:rFonts w:ascii="Cambria Math" w:hAnsi="Cambria Math"/>
+                  </w:rPr>
+                  <m:t>0</m:t>
+                </m:r>
+              </m:sub>
+            </m:sSub>
+          </m:e>
+        </m:d>
+        <m:r>
+          <m:rPr>
+            <m:sty m:val="p"/>
+          </m:rPr>
+          <w:rPr>
+            <w:rFonts w:ascii="Cambria Math" w:hAnsi="Cambria Math"/>
+          </w:rPr>
+          <m:t>=0.060,</m:t>
+        </m:r>
+        <m:r>
+          <m:rPr>
+            <m:sty m:val="p"/>
+          </m:rPr>
+          <w:rPr>
+            <w:rFonts w:ascii="Cambria Math" w:hAnsi="Cambria Math"/>
+          </w:rPr>
+          <m:t xml:space="preserve"> </m:t>
+        </m:r>
+      </m:oMath>
+      <w:r>
+        <w:rPr>
+          <w:rFonts w:ascii="Aptos" w:hAnsi="Aptos"/>
+        </w:rPr>
+        <w:t>a</w:t>
+      </w:r>
+      <w:r>
+        <w:rPr>
+          <w:rFonts w:ascii="Aptos" w:hAnsi="Aptos"/>
+        </w:rPr>
+        <w:t xml:space="preserve">n </w:t>
+      </w:r>
+      <w:r>
+        <w:rPr>
+          <w:rFonts w:ascii="Aptos" w:hAnsi="Aptos"/>
+        </w:rPr>
+        <w:t xml:space="preserve">absolute increase of </w:t>
+      </w:r>
+      <w:r>
+        <w:rPr>
+          <w:rFonts w:ascii="Aptos" w:hAnsi="Aptos"/>
+        </w:rPr>
+        <w:t>0.005 K</w:t>
+      </w:r>
+      <w:r>
+        <w:rPr>
+          <w:rFonts w:ascii="Aptos" w:hAnsi="Aptos"/>
+          <w:vertAlign w:val="superscript"/>
+        </w:rPr>
+        <w:t>–</w:t>
+      </w:r>
+      <w:r>
+        <w:rPr>
+          <w:rFonts w:ascii="Aptos" w:hAnsi="Aptos"/>
+          <w:vertAlign w:val="superscript"/>
+        </w:rPr>
+        <w:t>1</w:t>
+      </w:r>
+      <w:r>
+        <w:rPr>
+          <w:rFonts w:ascii="Aptos" w:hAnsi="Aptos"/>
+        </w:rPr>
+        <w:t xml:space="preserve"> (relative </w:t>
+      </w:r>
+      <w:r>
+        <w:rPr>
+          <w:rFonts w:ascii="Aptos" w:hAnsi="Aptos"/>
+        </w:rPr>
+        <w:t>+</w:t>
+      </w:r>
+      <w:r>
+        <w:rPr>
+          <w:rFonts w:ascii="Aptos" w:hAnsi="Aptos"/>
+        </w:rPr>
+        <w:t>8</w:t>
+      </w:r>
+      <w:r>
+        <w:rPr>
+          <w:rFonts w:ascii="Aptos" w:hAnsi="Aptos"/>
+        </w:rPr>
+        <w:t>% K</w:t>
+      </w:r>
+      <w:r>
+        <w:rPr>
+          <w:rFonts w:ascii="Aptos" w:hAnsi="Aptos"/>
+          <w:vertAlign w:val="superscript"/>
+        </w:rPr>
+        <w:t>–1</w:t>
+      </w:r>
+      <w:r>
+        <w:rPr>
+          <w:rFonts w:ascii="Aptos" w:hAnsi="Aptos"/>
+        </w:rPr>
+        <w:t>)</w:t>
+      </w:r>
+      <w:r>
+        <w:rPr>
+          <w:rFonts w:ascii="Aptos" w:hAnsi="Aptos"/>
+        </w:rPr>
+        <w:t xml:space="preserve">. </w:t>
+      </w:r>
+      <w:r>
+        <w:rPr>
+          <w:rFonts w:ascii="Aptos" w:hAnsi="Aptos"/>
+        </w:rPr>
+        <w:t>Increasing the surface humidity but keeping the cloud base humidity constant decreases the LCL clouds</w:t>
+      </w:r>
+      <w:r>
+        <w:rPr>
+          <w:rFonts w:ascii="Aptos" w:hAnsi="Aptos"/>
+        </w:rPr>
+        <w:t xml:space="preserve"> by the same amount. LCL clouds </w:t>
+      </w:r>
+      <w:r>
+        <w:rPr>
+          <w:rFonts w:ascii="Aptos" w:hAnsi="Aptos"/>
+        </w:rPr>
+        <w:t>could</w:t>
+      </w:r>
+      <w:r>
+        <w:rPr>
+          <w:rFonts w:ascii="Aptos" w:hAnsi="Aptos"/>
+        </w:rPr>
+        <w:t xml:space="preserve"> thus</w:t>
+      </w:r>
+      <w:r>
+        <w:rPr>
+          <w:rFonts w:ascii="Aptos" w:hAnsi="Aptos"/>
+        </w:rPr>
+        <w:t xml:space="preserve"> significant</w:t>
+      </w:r>
+      <w:r>
+        <w:rPr>
+          <w:rFonts w:ascii="Aptos" w:hAnsi="Aptos"/>
+        </w:rPr>
+        <w:t>ly modify</w:t>
+      </w:r>
+      <w:r>
+        <w:rPr>
+          <w:rFonts w:ascii="Aptos" w:hAnsi="Aptos"/>
+        </w:rPr>
+        <w:t xml:space="preserve"> the </w:t>
+      </w:r>
+      <w:r>
+        <w:rPr>
+          <w:rFonts w:ascii="Aptos" w:hAnsi="Aptos"/>
+        </w:rPr>
+        <w:t xml:space="preserve">predicted </w:t>
+      </w:r>
+      <w:r>
+        <w:rPr>
+          <w:rFonts w:ascii="Aptos" w:hAnsi="Aptos"/>
+        </w:rPr>
+        <w:t xml:space="preserve">reduction of shallow cumulus clouds. </w:t>
+      </w:r>
+      <w:r>
+        <w:rPr>
+          <w:rFonts w:ascii="Aptos" w:hAnsi="Aptos"/>
+        </w:rPr>
+        <w:t>The net cloud changes</w:t>
+      </w:r>
+      <w:r>
+        <w:rPr>
+          <w:rFonts w:ascii="Aptos" w:hAnsi="Aptos"/>
+        </w:rPr>
+        <w:t xml:space="preserve"> depend on the </w:t>
+      </w:r>
+      <w:r>
+        <w:rPr>
+          <w:rFonts w:ascii="Aptos" w:hAnsi="Aptos"/>
+        </w:rPr>
+        <w:t xml:space="preserve">partitioning of the </w:t>
+      </w:r>
+      <w:r>
+        <w:rPr>
+          <w:rFonts w:ascii="Aptos" w:hAnsi="Aptos"/>
+        </w:rPr>
+        <w:t xml:space="preserve">original </w:t>
+      </w:r>
+      <w:r>
+        <w:rPr>
+          <w:rFonts w:ascii="Aptos" w:hAnsi="Aptos"/>
+        </w:rPr>
+        <w:t xml:space="preserve">clouds into </w:t>
+      </w:r>
+      <w:r>
+        <w:rPr>
+          <w:rFonts w:ascii="Aptos" w:hAnsi="Aptos"/>
+        </w:rPr>
+        <w:t xml:space="preserve">cumulus </w:t>
+      </w:r>
+      <w:r>
+        <w:rPr>
+          <w:rFonts w:ascii="Aptos" w:hAnsi="Aptos"/>
+        </w:rPr>
+        <w:t xml:space="preserve">clouds </w:t>
+      </w:r>
+      <w:r>
+        <w:rPr>
+          <w:rFonts w:ascii="Aptos" w:hAnsi="Aptos"/>
+        </w:rPr>
+        <w:t xml:space="preserve">and </w:t>
+      </w:r>
+      <w:r>
+        <w:rPr>
+          <w:rFonts w:ascii="Aptos" w:hAnsi="Aptos"/>
+        </w:rPr>
+        <w:t xml:space="preserve">LCL clouds </w:t>
+      </w:r>
+      <w:r>
+        <w:rPr>
+          <w:rFonts w:ascii="Aptos" w:hAnsi="Aptos"/>
+        </w:rPr>
+        <w:t xml:space="preserve">that are </w:t>
+      </w:r>
+      <w:r>
+        <w:rPr>
+          <w:rFonts w:ascii="Aptos" w:hAnsi="Aptos"/>
+        </w:rPr>
+        <w:t>strongly coupled to the subcloud layer</w:t>
+      </w:r>
+      <w:r>
+        <w:rPr>
+          <w:rFonts w:ascii="Aptos" w:hAnsi="Aptos"/>
+        </w:rPr>
+        <w:t>.</w:t>
+      </w:r>
+      <w:r>
+        <w:rPr>
+          <w:rFonts w:ascii="Aptos" w:hAnsi="Aptos"/>
+        </w:rPr>
+        <w:t xml:space="preserve"> </w:t>
+      </w:r>
+      <w:r>
+        <w:rPr>
+          <w:rFonts w:ascii="Aptos" w:hAnsi="Aptos"/>
+        </w:rPr>
+        <w:t>Assuming 1/3 of the clouds are LCL clouds that change by ±8</w:t>
+      </w:r>
+      <w:r>
+        <w:rPr>
+          <w:rFonts w:ascii="Aptos" w:hAnsi="Aptos"/>
+        </w:rPr>
+        <w:t>%</w:t>
+      </w:r>
+      <w:r>
+        <w:rPr>
+          <w:rFonts w:ascii="Aptos" w:hAnsi="Aptos"/>
+        </w:rPr>
+        <w:t xml:space="preserve"> K</w:t>
+      </w:r>
+      <w:r>
+        <w:rPr>
+          <w:rFonts w:ascii="Aptos" w:hAnsi="Aptos"/>
+          <w:vertAlign w:val="superscript"/>
+        </w:rPr>
+        <w:t>–1</w:t>
+      </w:r>
+      <w:r>
+        <w:rPr>
+          <w:rFonts w:ascii="Aptos" w:hAnsi="Aptos"/>
+        </w:rPr>
+        <w:t xml:space="preserve">, and 2/3 are </w:t>
+      </w:r>
+      <w:r>
+        <w:rPr>
+          <w:rFonts w:ascii="Aptos" w:hAnsi="Aptos"/>
+        </w:rPr>
+        <w:lastRenderedPageBreak/>
+        <w:t>shallow cumulus that decrease –7.56 % K</w:t>
+      </w:r>
+      <w:r>
+        <w:rPr>
+          <w:rFonts w:ascii="Aptos" w:hAnsi="Aptos"/>
+          <w:vertAlign w:val="superscript"/>
+        </w:rPr>
+        <w:t>–1</w:t>
+      </w:r>
+      <w:r>
+        <w:rPr>
+          <w:rFonts w:ascii="Aptos" w:hAnsi="Aptos"/>
+        </w:rPr>
+        <w:t xml:space="preserve">, the </w:t>
+      </w:r>
+      <w:r>
+        <w:rPr>
+          <w:rFonts w:ascii="Aptos" w:hAnsi="Aptos"/>
+        </w:rPr>
+        <w:t xml:space="preserve">total effect would be </w:t>
+      </w:r>
+      <w:r>
+        <w:rPr>
+          <w:rFonts w:ascii="Aptos" w:hAnsi="Aptos"/>
+        </w:rPr>
+        <w:t>for</w:t>
+      </w:r>
+      <w:r>
+        <w:rPr>
+          <w:rFonts w:ascii="Aptos" w:hAnsi="Aptos"/>
+        </w:rPr>
+        <w:t xml:space="preserve"> clouds </w:t>
+      </w:r>
+      <w:r>
+        <w:rPr>
+          <w:rFonts w:ascii="Aptos" w:hAnsi="Aptos"/>
+        </w:rPr>
+        <w:t xml:space="preserve">to decrease with a range </w:t>
+      </w:r>
+      <w:proofErr w:type="gramStart"/>
+      <w:r>
+        <w:rPr>
+          <w:rFonts w:ascii="Aptos" w:hAnsi="Aptos"/>
+        </w:rPr>
+        <w:t>of</w:t>
+      </w:r>
+      <w:r>
+        <w:rPr>
+          <w:rFonts w:ascii="Aptos" w:hAnsi="Aptos"/>
+        </w:rPr>
+        <w:t xml:space="preserve"> </w:t>
+      </w:r>
+      <w:r>
+        <w:rPr>
+          <w:rFonts w:ascii="Aptos" w:hAnsi="Aptos"/>
+        </w:rPr>
+        <w:t xml:space="preserve"> –</w:t>
+      </w:r>
+      <w:proofErr w:type="gramEnd"/>
+      <w:r>
+        <w:rPr>
+          <w:rFonts w:ascii="Aptos" w:hAnsi="Aptos"/>
+        </w:rPr>
+        <w:t xml:space="preserve">7.7 </w:t>
+      </w:r>
+      <w:proofErr w:type="gramStart"/>
+      <w:r>
+        <w:rPr>
+          <w:rFonts w:ascii="Aptos" w:hAnsi="Aptos"/>
+        </w:rPr>
+        <w:t>to  –</w:t>
+      </w:r>
+      <w:proofErr w:type="gramEnd"/>
+      <w:r>
+        <w:rPr>
+          <w:rFonts w:ascii="Aptos" w:hAnsi="Aptos"/>
+        </w:rPr>
+        <w:t>2.4 % K</w:t>
+      </w:r>
+      <w:r>
+        <w:rPr>
+          <w:rFonts w:ascii="Aptos" w:hAnsi="Aptos"/>
+          <w:vertAlign w:val="superscript"/>
+        </w:rPr>
+        <w:t>–1</w:t>
+      </w:r>
+      <w:r>
+        <w:rPr>
+          <w:rFonts w:ascii="Aptos" w:hAnsi="Aptos"/>
+        </w:rPr>
+        <w:t>.</w:t>
+      </w:r>
+      <w:r>
+        <w:rPr>
+          <w:rFonts w:ascii="Aptos" w:hAnsi="Aptos"/>
+        </w:rPr>
+        <w:t xml:space="preserve"> </w:t>
+      </w:r>
     </w:p>
     <w:bookmarkEnd w:id="3"/>
     <w:bookmarkEnd w:id="4"/>
@@ -29722,7 +27869,121 @@
         <w:rPr>
           <w:rFonts w:ascii="Aptos" w:hAnsi="Aptos"/>
         </w:rPr>
-        <w:t xml:space="preserve">Though the net effect of climate change on the LCL clouds is unclear, a simple scaling of clouds on the relative humidity of subcloud updrafts highlights its sensitivities. The effect on the clouds depends on subtle compensations between wind and humidity in the evaporation, and whether cloud base humidity scales with surface humidity or is constant. </w:t>
+        <w:t>Though the sign of the change of the LCL clouds is unclear, a simple scaling of the RH highlights its sensitivity to the mean RH, RH gradients, and moisture flux</w:t>
+      </w:r>
+      <w:r>
+        <w:rPr>
+          <w:rFonts w:ascii="Aptos" w:hAnsi="Aptos"/>
+        </w:rPr>
+        <w:t xml:space="preserve">. </w:t>
+      </w:r>
+      <w:r>
+        <w:rPr>
+          <w:rFonts w:ascii="Aptos" w:hAnsi="Aptos"/>
+        </w:rPr>
+        <w:t xml:space="preserve">The </w:t>
+      </w:r>
+      <w:r>
+        <w:rPr>
+          <w:rFonts w:ascii="Aptos" w:hAnsi="Aptos"/>
+        </w:rPr>
+        <w:t xml:space="preserve">sign of </w:t>
+      </w:r>
+      <w:r>
+        <w:rPr>
+          <w:rFonts w:ascii="Aptos" w:hAnsi="Aptos"/>
+        </w:rPr>
+        <w:t xml:space="preserve">the change of LCL </w:t>
+      </w:r>
+      <w:r>
+        <w:rPr>
+          <w:rFonts w:ascii="Aptos" w:hAnsi="Aptos"/>
+        </w:rPr>
+        <w:t>clouds</w:t>
+      </w:r>
+      <w:r>
+        <w:rPr>
+          <w:rFonts w:ascii="Aptos" w:hAnsi="Aptos"/>
+        </w:rPr>
+        <w:t xml:space="preserve"> </w:t>
+      </w:r>
+      <w:r>
+        <w:rPr>
+          <w:rFonts w:ascii="Aptos" w:hAnsi="Aptos"/>
+        </w:rPr>
+        <w:t xml:space="preserve">depends on subtle </w:t>
+      </w:r>
+      <w:r>
+        <w:rPr>
+          <w:rFonts w:ascii="Aptos" w:hAnsi="Aptos"/>
+        </w:rPr>
+        <w:t>changes in</w:t>
+      </w:r>
+      <w:r>
+        <w:rPr>
+          <w:rFonts w:ascii="Aptos" w:hAnsi="Aptos"/>
+        </w:rPr>
+        <w:t xml:space="preserve"> </w:t>
+      </w:r>
+      <w:r>
+        <w:rPr>
+          <w:rFonts w:ascii="Aptos" w:hAnsi="Aptos"/>
+        </w:rPr>
+        <w:t xml:space="preserve">surface humidity that may be compensated by the effect of </w:t>
+      </w:r>
+      <w:r>
+        <w:rPr>
+          <w:rFonts w:ascii="Aptos" w:hAnsi="Aptos"/>
+        </w:rPr>
+        <w:t>wind</w:t>
+      </w:r>
+      <w:r>
+        <w:rPr>
+          <w:rFonts w:ascii="Aptos" w:hAnsi="Aptos"/>
+        </w:rPr>
+        <w:t xml:space="preserve"> on the surface </w:t>
+      </w:r>
+      <w:r>
+        <w:rPr>
+          <w:rFonts w:ascii="Aptos" w:hAnsi="Aptos"/>
+        </w:rPr>
+        <w:t>evaporation</w:t>
+      </w:r>
+      <w:r>
+        <w:rPr>
+          <w:rFonts w:ascii="Aptos" w:hAnsi="Aptos"/>
+        </w:rPr>
+        <w:t>;</w:t>
+      </w:r>
+      <w:r>
+        <w:rPr>
+          <w:rFonts w:ascii="Aptos" w:hAnsi="Aptos"/>
+        </w:rPr>
+        <w:t xml:space="preserve"> and </w:t>
+      </w:r>
+      <w:r>
+        <w:rPr>
+          <w:rFonts w:ascii="Aptos" w:hAnsi="Aptos"/>
+        </w:rPr>
+        <w:t>to what degree</w:t>
+      </w:r>
+      <w:r>
+        <w:rPr>
+          <w:rFonts w:ascii="Aptos" w:hAnsi="Aptos"/>
+        </w:rPr>
+        <w:t xml:space="preserve"> cloud base humidity </w:t>
+      </w:r>
+      <w:r>
+        <w:rPr>
+          <w:rFonts w:ascii="Aptos" w:hAnsi="Aptos"/>
+        </w:rPr>
+        <w:t>increases</w:t>
+      </w:r>
+      <w:r>
+        <w:rPr>
+          <w:rFonts w:ascii="Aptos" w:hAnsi="Aptos"/>
+        </w:rPr>
+        <w:t xml:space="preserve"> with surface humidity.</w:t>
       </w:r>
     </w:p>
     <w:p>
@@ -29754,7 +28015,27 @@
           <w:sz w:val="32"/>
           <w:szCs w:val="32"/>
         </w:rPr>
-        <w:t>Mesoscale organization</w:t>
+        <w:t>Mesoscale organizatio</w:t>
+      </w:r>
+      <w:r>
+        <w:rPr>
+          <w:rFonts w:asciiTheme="majorHAnsi" w:eastAsiaTheme="majorEastAsia" w:hAnsiTheme="majorHAnsi" w:cstheme="majorBidi"/>
+          <w:color w:val="0F4761" w:themeColor="accent1" w:themeShade="BF"/>
+          <w:sz w:val="32"/>
+          <w:szCs w:val="32"/>
+        </w:rPr>
+        <w:t xml:space="preserve">n: </w:t>
+      </w:r>
+      <w:r>
+        <w:rPr>
+          <w:rFonts w:asciiTheme="majorHAnsi" w:eastAsiaTheme="majorEastAsia" w:hAnsiTheme="majorHAnsi" w:cstheme="majorBidi"/>
+          <w:i/>
+          <w:iCs/>
+          <w:color w:val="0F4761" w:themeColor="accent1" w:themeShade="BF"/>
+          <w:sz w:val="32"/>
+          <w:szCs w:val="32"/>
+        </w:rPr>
+        <w:t>stretching the cloud distribution</w:t>
       </w:r>
     </w:p>
     <w:p>
@@ -29929,7 +28210,6 @@
         <w:rPr>
           <w:rFonts w:eastAsiaTheme="minorEastAsia"/>
         </w:rPr>
-        <w:lastRenderedPageBreak/>
         <w:t>squashing</w:t>
       </w:r>
       <w:r>
@@ -30492,7 +28772,14 @@
         <w:rPr>
           <w:rFonts w:eastAsiaTheme="minorEastAsia"/>
         </w:rPr>
-        <w:t xml:space="preserve"> changes in mesoscale organization</w:t>
+        <w:t xml:space="preserve"> changes </w:t>
+      </w:r>
+      <w:r>
+        <w:rPr>
+          <w:rFonts w:eastAsiaTheme="minorEastAsia"/>
+        </w:rPr>
+        <w:lastRenderedPageBreak/>
+        <w:t>in mesoscale organization</w:t>
       </w:r>
       <w:r>
         <w:rPr>
@@ -31461,7 +29748,6 @@
         <w:rPr>
           <w:rFonts w:eastAsiaTheme="minorEastAsia"/>
         </w:rPr>
-        <w:lastRenderedPageBreak/>
         <w:t>[</w:t>
       </w:r>
       <w:proofErr w:type="spellStart"/>
@@ -31633,6 +29919,7 @@
         <w:rPr>
           <w:rFonts w:ascii="Aptos Narrow" w:hAnsi="Aptos Narrow"/>
         </w:rPr>
+        <w:lastRenderedPageBreak/>
         <w:t xml:space="preserve">Figure SINKZTOP. Cloud top height experiments </w:t>
       </w:r>
       <w:r>
@@ -31752,7 +30039,6 @@
         <w:rPr>
           <w:rFonts w:ascii="Aptos Narrow" w:hAnsi="Aptos Narrow"/>
         </w:rPr>
-        <w:lastRenderedPageBreak/>
         <w:t xml:space="preserve">Figure </w:t>
       </w:r>
       <w:r>
@@ -32102,6 +30388,7 @@
           <w:noProof/>
           <w14:ligatures w14:val="standardContextual"/>
         </w:rPr>
+        <w:lastRenderedPageBreak/>
         <w:drawing>
           <wp:inline distT="0" distB="0" distL="0" distR="0" wp14:anchorId="2E1D0C48" wp14:editId="4522A13A">
             <wp:extent cx="5772532" cy="3007397"/>
@@ -32247,7 +30534,6 @@
           <w:rFonts w:ascii="Aptos Narrow" w:hAnsi="Aptos Narrow"/>
           <w:noProof/>
         </w:rPr>
-        <w:lastRenderedPageBreak/>
         <w:drawing>
           <wp:inline distT="0" distB="0" distL="0" distR="0" wp14:anchorId="76B680AF" wp14:editId="7AFFFC44">
             <wp:extent cx="4832838" cy="2661563"/>

--- a/doc/DiM_ms20260727.docx
+++ b/doc/DiM_ms20260727.docx
@@ -7123,10 +7123,126 @@
     </w:p>
     <w:p>
       <w:pPr>
-        <w:pStyle w:val="Heading1"/>
+        <w:pStyle w:val="Heading2"/>
       </w:pPr>
       <w:r>
-        <w:t>Discussion</w:t>
+        <w:t>LCL clouds</w:t>
+      </w:r>
+    </w:p>
+    <w:p>
+      <w:pPr>
+        <w:pStyle w:val="BodyText"/>
+        <w:rPr>
+          <w:rFonts w:ascii="Aptos" w:hAnsi="Aptos"/>
+        </w:rPr>
+      </w:pPr>
+      <w:r>
+        <w:rPr>
+          <w:rFonts w:ascii="Aptos" w:hAnsi="Aptos"/>
+        </w:rPr>
+        <w:t>Our model projects that shallow cumulus clouds decrease with reduced large-scale overturning, but the moist updraft plumes of a mass flux model do not represent LCL clouds</w:t>
+      </w:r>
+      <w:r>
+        <w:rPr>
+          <w:rFonts w:ascii="Aptos" w:hAnsi="Aptos"/>
+        </w:rPr>
+        <w:t>,</w:t>
+      </w:r>
+      <w:r>
+        <w:rPr>
+          <w:rFonts w:ascii="Aptos" w:hAnsi="Aptos"/>
+        </w:rPr>
+        <w:t xml:space="preserve"> where</w:t>
+      </w:r>
+      <w:r>
+        <w:rPr>
+          <w:rFonts w:ascii="Aptos" w:hAnsi="Aptos"/>
+        </w:rPr>
+        <w:t xml:space="preserve"> </w:t>
+      </w:r>
+      <w:r>
+        <w:rPr>
+          <w:rFonts w:ascii="Aptos" w:hAnsi="Aptos"/>
+        </w:rPr>
+        <w:t>moisture condenses from turbulent subcloud thermals</w:t>
+      </w:r>
+      <w:r>
+        <w:rPr>
+          <w:rFonts w:ascii="Aptos" w:hAnsi="Aptos"/>
+        </w:rPr>
+        <w:t>.</w:t>
+      </w:r>
+      <w:r>
+        <w:rPr>
+          <w:rFonts w:ascii="Aptos" w:hAnsi="Aptos"/>
+        </w:rPr>
+        <w:t xml:space="preserve"> The net cloud radiative effect depends on the relative amount of shallow cumulus vs. LCL clouds. Vogel et al. (2022) found cloud-base cloud fraction to be 0.054 ± 0.031. We model LCL clouds formed by subcloud relative humidity fluctuations produced and dissipated by turbulence (Methods: LCL clouds). Cloud fraction is parameterized as the fraction of thermals exceeding saturation.</w:t>
+      </w:r>
+    </w:p>
+    <w:p>
+      <w:pPr>
+        <w:pStyle w:val="BodyText"/>
+        <w:rPr>
+          <w:rFonts w:ascii="Aptos" w:hAnsi="Aptos"/>
+        </w:rPr>
+      </w:pPr>
+      <w:r>
+        <w:rPr>
+          <w:rFonts w:ascii="Aptos" w:hAnsi="Aptos"/>
+        </w:rPr>
+        <w:lastRenderedPageBreak/>
+        <w:t>The change of LCL clouds depends on the effect of wind on the surface evaporation and to what degree cloud base humidity increases with surface humidity. The sign of the change of LCL clouds is uncertain. Assuming 1/3 of the clouds are LCL clouds that change by ±8% K</w:t>
+      </w:r>
+      <w:r>
+        <w:rPr>
+          <w:rFonts w:ascii="Aptos" w:hAnsi="Aptos"/>
+          <w:vertAlign w:val="superscript"/>
+        </w:rPr>
+        <w:t>–1</w:t>
+      </w:r>
+      <w:r>
+        <w:rPr>
+          <w:rFonts w:ascii="Aptos" w:hAnsi="Aptos"/>
+        </w:rPr>
+        <w:t>, and 2/3 are shallow cumulus that decrease –7.56 % K</w:t>
+      </w:r>
+      <w:r>
+        <w:rPr>
+          <w:rFonts w:ascii="Aptos" w:hAnsi="Aptos"/>
+          <w:vertAlign w:val="superscript"/>
+        </w:rPr>
+        <w:t>–1</w:t>
+      </w:r>
+      <w:r>
+        <w:rPr>
+          <w:rFonts w:ascii="Aptos" w:hAnsi="Aptos"/>
+        </w:rPr>
+        <w:t xml:space="preserve">, the total effect would be for clouds </w:t>
+      </w:r>
+      <w:r>
+        <w:rPr>
+          <w:rFonts w:ascii="Aptos" w:hAnsi="Aptos"/>
+        </w:rPr>
+        <w:t xml:space="preserve">below 4 km </w:t>
+      </w:r>
+      <w:r>
+        <w:rPr>
+          <w:rFonts w:ascii="Aptos" w:hAnsi="Aptos"/>
+        </w:rPr>
+        <w:t>to decrease with a range of  –7.7 to  –2.4 % K</w:t>
+      </w:r>
+      <w:r>
+        <w:rPr>
+          <w:rFonts w:ascii="Aptos" w:hAnsi="Aptos"/>
+          <w:vertAlign w:val="superscript"/>
+        </w:rPr>
+        <w:t>–1</w:t>
+      </w:r>
+      <w:r>
+        <w:rPr>
+          <w:rFonts w:ascii="Aptos" w:hAnsi="Aptos"/>
+        </w:rPr>
+        <w:t>.</w:t>
       </w:r>
     </w:p>
     <w:p>
@@ -7134,29 +7250,10 @@
         <w:spacing w:line="240" w:lineRule="auto"/>
         <w:rPr>
           <w:rFonts w:eastAsiaTheme="minorEastAsia"/>
-          <w:iCs/>
         </w:rPr>
       </w:pPr>
       <w:r>
-        <w:rPr>
-          <w:rFonts w:eastAsiaTheme="minorEastAsia"/>
-          <w:iCs/>
-        </w:rPr>
-        <w:t xml:space="preserve">Differences from </w:t>
-      </w:r>
-      <w:r>
-        <w:rPr>
-          <w:rFonts w:eastAsiaTheme="minorEastAsia"/>
-          <w:iCs/>
-        </w:rPr>
-        <w:t>the predictions of the DIM mechanism</w:t>
-      </w:r>
-      <w:r>
-        <w:rPr>
-          <w:rFonts w:eastAsiaTheme="minorEastAsia"/>
-          <w:iCs/>
-        </w:rPr>
-        <w:t xml:space="preserve"> in climate change simulations suggest variation in the response of the subsidence drying over the shallow cumulus region, or variations of the proportionalities of clouds or mass flux to the subsidence. A different relationship from </w:t>
+        <w:t xml:space="preserve">The hypotheses </w:t>
       </w:r>
       <m:oMath>
         <m:r>
@@ -7195,7 +7292,7 @@
               <w:rPr>
                 <w:rFonts w:ascii="Cambria Math" w:hAnsi="Cambria Math"/>
               </w:rPr>
-              <m:t>M</m:t>
+              <m:t>C</m:t>
             </m:r>
           </m:e>
         </m:func>
@@ -7235,6 +7332,46 @@
               <w:rPr>
                 <w:rFonts w:ascii="Cambria Math" w:hAnsi="Cambria Math"/>
               </w:rPr>
+              <m:t>M</m:t>
+            </m:r>
+          </m:e>
+        </m:func>
+        <m:r>
+          <w:rPr>
+            <w:rFonts w:ascii="Cambria Math" w:hAnsi="Cambria Math"/>
+          </w:rPr>
+          <m:t>=d</m:t>
+        </m:r>
+        <m:func>
+          <m:funcPr>
+            <m:ctrlPr>
+              <w:rPr>
+                <w:rFonts w:ascii="Cambria Math" w:hAnsi="Cambria Math"/>
+                <w:i/>
+              </w:rPr>
+            </m:ctrlPr>
+          </m:funcPr>
+          <m:fName>
+            <m:r>
+              <m:rPr>
+                <m:sty m:val="p"/>
+              </m:rPr>
+              <w:rPr>
+                <w:rFonts w:ascii="Cambria Math" w:hAnsi="Cambria Math"/>
+              </w:rPr>
+              <m:t>ln</m:t>
+            </m:r>
+            <m:ctrlPr>
+              <w:rPr>
+                <w:rFonts w:ascii="Cambria Math" w:hAnsi="Cambria Math"/>
+              </w:rPr>
+            </m:ctrlPr>
+          </m:fName>
+          <m:e>
+            <m:r>
+              <w:rPr>
+                <w:rFonts w:ascii="Cambria Math" w:hAnsi="Cambria Math"/>
+              </w:rPr>
               <m:t>W</m:t>
             </m:r>
           </m:e>
@@ -7244,13 +7381,281 @@
         <w:rPr>
           <w:rFonts w:eastAsiaTheme="minorEastAsia"/>
         </w:rPr>
+        <w:t xml:space="preserve"> depend on cloud-scale and smaller processes, which are parameterized in climate models. Cloud parameterizations used in these models must satisfy many global </w:t>
+      </w:r>
+      <w:proofErr w:type="gramStart"/>
+      <w:r>
+        <w:rPr>
+          <w:rFonts w:eastAsiaTheme="minorEastAsia"/>
+        </w:rPr>
+        <w:t>constraints, but</w:t>
+      </w:r>
+      <w:proofErr w:type="gramEnd"/>
+      <w:r>
+        <w:rPr>
+          <w:rFonts w:eastAsiaTheme="minorEastAsia"/>
+        </w:rPr>
+        <w:t xml:space="preserve"> might not be suited to faithfully simulate the moisture flux and cloud fraction of shallow cumulus clouds</w:t>
+      </w:r>
+      <w:r>
+        <w:rPr>
+          <w:rFonts w:eastAsiaTheme="minorEastAsia"/>
+        </w:rPr>
         <w:t xml:space="preserve"> </w:t>
       </w:r>
       <w:r>
         <w:rPr>
           <w:rFonts w:eastAsiaTheme="minorEastAsia"/>
+        </w:rPr>
+        <w:t>(</w:t>
+      </w:r>
+      <w:r>
+        <w:rPr>
+          <w:rFonts w:eastAsiaTheme="minorEastAsia"/>
+        </w:rPr>
+        <w:t>Vial et al.</w:t>
+      </w:r>
+      <w:r>
+        <w:rPr>
+          <w:rFonts w:eastAsiaTheme="minorEastAsia"/>
+        </w:rPr>
+        <w:t>,</w:t>
+      </w:r>
+      <w:r>
+        <w:rPr>
+          <w:rFonts w:eastAsiaTheme="minorEastAsia"/>
+        </w:rPr>
+        <w:t xml:space="preserve"> </w:t>
+      </w:r>
+      <w:r>
+        <w:rPr>
+          <w:rFonts w:eastAsiaTheme="minorEastAsia"/>
+        </w:rPr>
+        <w:t>2017</w:t>
+      </w:r>
+      <w:r>
+        <w:rPr>
+          <w:rFonts w:eastAsiaTheme="minorEastAsia"/>
+        </w:rPr>
+        <w:t xml:space="preserve">, </w:t>
+      </w:r>
+      <w:r>
+        <w:rPr>
+          <w:rFonts w:eastAsiaTheme="minorEastAsia"/>
+        </w:rPr>
+        <w:t>Nuijens</w:t>
+      </w:r>
+      <w:r>
+        <w:rPr>
+          <w:rFonts w:eastAsiaTheme="minorEastAsia"/>
+        </w:rPr>
+        <w:t xml:space="preserve"> et al</w:t>
+      </w:r>
+      <w:r>
+        <w:rPr>
+          <w:rFonts w:eastAsiaTheme="minorEastAsia"/>
+        </w:rPr>
+        <w:t>., 2015)</w:t>
+      </w:r>
+      <w:r>
+        <w:rPr>
+          <w:rFonts w:eastAsiaTheme="minorEastAsia"/>
+        </w:rPr>
+        <w:t>.</w:t>
+      </w:r>
+      <w:r>
+        <w:rPr>
+          <w:rFonts w:eastAsiaTheme="minorEastAsia"/>
           <w:iCs/>
         </w:rPr>
+        <w:t xml:space="preserve"> </w:t>
+      </w:r>
+      <w:r>
+        <w:rPr>
+          <w:rFonts w:eastAsiaTheme="minorEastAsia"/>
+          <w:iCs/>
+        </w:rPr>
+        <w:t xml:space="preserve">In our heuristic shallow cumulus model, cloud-scale turbulent processes are represented by lateral entrainment into clouds. Each entrainment rate determines a profile of a cloud’s moisture </w:t>
+      </w:r>
+      <m:oMath>
+        <m:sSub>
+          <m:sSubPr>
+            <m:ctrlPr>
+              <w:rPr>
+                <w:rFonts w:ascii="Cambria Math" w:eastAsiaTheme="minorEastAsia" w:hAnsi="Cambria Math"/>
+                <w:i/>
+                <w:iCs/>
+              </w:rPr>
+            </m:ctrlPr>
+          </m:sSubPr>
+          <m:e>
+            <m:r>
+              <w:rPr>
+                <w:rFonts w:ascii="Cambria Math" w:eastAsiaTheme="minorEastAsia" w:hAnsi="Cambria Math"/>
+              </w:rPr>
+              <m:t>q</m:t>
+            </m:r>
+            <m:ctrlPr>
+              <w:rPr>
+                <w:rFonts w:ascii="Cambria Math" w:eastAsiaTheme="minorEastAsia" w:hAnsi="Cambria Math"/>
+                <w:i/>
+              </w:rPr>
+            </m:ctrlPr>
+          </m:e>
+          <m:sub>
+            <m:r>
+              <w:rPr>
+                <w:rFonts w:ascii="Cambria Math" w:eastAsiaTheme="minorEastAsia" w:hAnsi="Cambria Math"/>
+              </w:rPr>
+              <m:t>c</m:t>
+            </m:r>
+          </m:sub>
+        </m:sSub>
+      </m:oMath>
+      <w:r>
+        <w:rPr>
+          <w:rFonts w:eastAsiaTheme="minorEastAsia"/>
+          <w:iCs/>
+        </w:rPr>
+        <w:t xml:space="preserve"> and determines its cloud top height. We find a spectrum of entrainment rates that give the observed shallow cumulus cloud top height distribution and moisture flux divergence in the present climate. This entrainment distribution represents cloud-scale processes like cloud parameterizations determined from observations and/or large-eddy simulations. The entrainment distribution approximately reproduces the proportionality of cloud </w:t>
+      </w:r>
+      <w:r>
+        <w:rPr>
+          <w:rFonts w:eastAsiaTheme="minorEastAsia"/>
+          <w:iCs/>
+        </w:rPr>
+        <w:t>albedo</w:t>
+      </w:r>
+      <w:r>
+        <w:rPr>
+          <w:rFonts w:eastAsiaTheme="minorEastAsia"/>
+          <w:iCs/>
+        </w:rPr>
+        <w:t xml:space="preserve"> to mass flux </w:t>
+      </w:r>
+      <m:oMath>
+        <m:r>
+          <w:rPr>
+            <w:rFonts w:ascii="Cambria Math" w:eastAsiaTheme="minorEastAsia" w:hAnsi="Cambria Math"/>
+          </w:rPr>
+          <m:t>A∝M</m:t>
+        </m:r>
+      </m:oMath>
+      <w:r>
+        <w:rPr>
+          <w:rFonts w:eastAsiaTheme="minorEastAsia"/>
+        </w:rPr>
+        <w:t>.</w:t>
+      </w:r>
+    </w:p>
+    <w:p>
+      <w:pPr>
+        <w:spacing w:line="240" w:lineRule="auto"/>
+        <w:rPr>
+          <w:rFonts w:eastAsiaTheme="minorEastAsia"/>
+          <w:iCs/>
+        </w:rPr>
+      </w:pPr>
+      <w:r>
+        <w:rPr>
+          <w:rFonts w:eastAsiaTheme="minorEastAsia"/>
+          <w:iCs/>
+        </w:rPr>
+        <w:t xml:space="preserve">Differences from the predictions of the DIM mechanism in climate change simulations suggest variation in the response of the subsidence drying over the shallow cumulus region, or variations of the proportionalities of clouds or mass flux to the subsidence. A different relationship from </w:t>
+      </w:r>
+      <m:oMath>
+        <m:r>
+          <w:rPr>
+            <w:rFonts w:ascii="Cambria Math" w:hAnsi="Cambria Math"/>
+          </w:rPr>
+          <m:t>d</m:t>
+        </m:r>
+        <m:func>
+          <m:funcPr>
+            <m:ctrlPr>
+              <w:rPr>
+                <w:rFonts w:ascii="Cambria Math" w:hAnsi="Cambria Math"/>
+                <w:i/>
+              </w:rPr>
+            </m:ctrlPr>
+          </m:funcPr>
+          <m:fName>
+            <m:r>
+              <m:rPr>
+                <m:sty m:val="p"/>
+              </m:rPr>
+              <w:rPr>
+                <w:rFonts w:ascii="Cambria Math" w:hAnsi="Cambria Math"/>
+              </w:rPr>
+              <m:t>ln</m:t>
+            </m:r>
+            <m:ctrlPr>
+              <w:rPr>
+                <w:rFonts w:ascii="Cambria Math" w:hAnsi="Cambria Math"/>
+              </w:rPr>
+            </m:ctrlPr>
+          </m:fName>
+          <m:e>
+            <m:r>
+              <w:rPr>
+                <w:rFonts w:ascii="Cambria Math" w:hAnsi="Cambria Math"/>
+              </w:rPr>
+              <m:t>M</m:t>
+            </m:r>
+          </m:e>
+        </m:func>
+        <m:r>
+          <w:rPr>
+            <w:rFonts w:ascii="Cambria Math" w:hAnsi="Cambria Math"/>
+          </w:rPr>
+          <m:t>=d</m:t>
+        </m:r>
+        <m:func>
+          <m:funcPr>
+            <m:ctrlPr>
+              <w:rPr>
+                <w:rFonts w:ascii="Cambria Math" w:hAnsi="Cambria Math"/>
+                <w:i/>
+              </w:rPr>
+            </m:ctrlPr>
+          </m:funcPr>
+          <m:fName>
+            <m:r>
+              <m:rPr>
+                <m:sty m:val="p"/>
+              </m:rPr>
+              <w:rPr>
+                <w:rFonts w:ascii="Cambria Math" w:hAnsi="Cambria Math"/>
+              </w:rPr>
+              <m:t>ln</m:t>
+            </m:r>
+            <m:ctrlPr>
+              <w:rPr>
+                <w:rFonts w:ascii="Cambria Math" w:hAnsi="Cambria Math"/>
+              </w:rPr>
+            </m:ctrlPr>
+          </m:fName>
+          <m:e>
+            <m:r>
+              <w:rPr>
+                <w:rFonts w:ascii="Cambria Math" w:hAnsi="Cambria Math"/>
+              </w:rPr>
+              <m:t>W</m:t>
+            </m:r>
+          </m:e>
+        </m:func>
+      </m:oMath>
+      <w:r>
+        <w:rPr>
+          <w:rFonts w:eastAsiaTheme="minorEastAsia"/>
+        </w:rPr>
+        <w:t xml:space="preserve"> </w:t>
+      </w:r>
+      <w:r>
+        <w:rPr>
+          <w:rFonts w:eastAsiaTheme="minorEastAsia"/>
+          <w:iCs/>
+        </w:rPr>
         <w:t xml:space="preserve">is possible if either the entrainment or the vertical structure of convective moisture flux changes. </w:t>
       </w:r>
       <w:r>
@@ -7271,34 +7676,14 @@
         <w:rPr>
           <w:rFonts w:eastAsiaTheme="minorEastAsia"/>
         </w:rPr>
-        <w:t xml:space="preserve"> does not account for secondary desiccation of optically thick stratocumulus clouds</w:t>
-      </w:r>
-      <w:r>
-        <w:rPr>
-          <w:rFonts w:eastAsiaTheme="minorEastAsia"/>
-        </w:rPr>
-        <w:t xml:space="preserve">, found near </w:t>
-      </w:r>
-      <w:r>
-        <w:rPr>
-          <w:rFonts w:eastAsiaTheme="minorEastAsia"/>
-        </w:rPr>
-        <w:t xml:space="preserve">cloud base in most climate models. </w:t>
+        <w:t xml:space="preserve"> does not account for secondary desiccation of optically thick stratocumulus clouds, found near cloud base in most climate models. </w:t>
       </w:r>
       <w:r>
         <w:rPr>
           <w:rFonts w:eastAsiaTheme="minorEastAsia"/>
           <w:iCs/>
         </w:rPr>
-        <w:t xml:space="preserve">Divergence of the vertically developed shallow cumulus cloud </w:t>
-      </w:r>
-      <w:r>
-        <w:rPr>
-          <w:rFonts w:eastAsiaTheme="minorEastAsia"/>
-          <w:iCs/>
-        </w:rPr>
-        <w:lastRenderedPageBreak/>
-        <w:t xml:space="preserve">fraction from </w:t>
+        <w:t xml:space="preserve">Divergence of the vertically developed shallow cumulus cloud fraction from </w:t>
       </w:r>
       <m:oMath>
         <m:r>
@@ -7538,19 +7923,7 @@
         <w:rPr>
           <w:rFonts w:eastAsiaTheme="minorEastAsia"/>
         </w:rPr>
-        <w:t xml:space="preserve"> changes for clouds in a different climate. [</w:t>
-      </w:r>
-      <w:r>
-        <w:rPr>
-          <w:rFonts w:eastAsiaTheme="minorEastAsia"/>
-        </w:rPr>
-        <w:t xml:space="preserve">Ref in </w:t>
-      </w:r>
-      <w:r>
-        <w:rPr>
-          <w:rFonts w:eastAsiaTheme="minorEastAsia"/>
-        </w:rPr>
-        <w:t xml:space="preserve">Vogel says </w:t>
+        <w:t xml:space="preserve"> changes for clouds in a different climate. [Ref in Vogel says </w:t>
       </w:r>
       <m:oMath>
         <m:f>
@@ -7616,305 +7989,6 @@
     </w:p>
     <w:p>
       <w:pPr>
-        <w:spacing w:line="240" w:lineRule="auto"/>
-        <w:rPr>
-          <w:rFonts w:eastAsiaTheme="minorEastAsia"/>
-          <w:iCs/>
-        </w:rPr>
-      </w:pPr>
-      <w:r>
-        <w:t xml:space="preserve">The hypotheses </w:t>
-      </w:r>
-      <m:oMath>
-        <m:r>
-          <w:rPr>
-            <w:rFonts w:ascii="Cambria Math" w:hAnsi="Cambria Math"/>
-          </w:rPr>
-          <m:t>d</m:t>
-        </m:r>
-        <m:func>
-          <m:funcPr>
-            <m:ctrlPr>
-              <w:rPr>
-                <w:rFonts w:ascii="Cambria Math" w:hAnsi="Cambria Math"/>
-                <w:i/>
-              </w:rPr>
-            </m:ctrlPr>
-          </m:funcPr>
-          <m:fName>
-            <m:r>
-              <m:rPr>
-                <m:sty m:val="p"/>
-              </m:rPr>
-              <w:rPr>
-                <w:rFonts w:ascii="Cambria Math" w:hAnsi="Cambria Math"/>
-              </w:rPr>
-              <m:t>ln</m:t>
-            </m:r>
-            <m:ctrlPr>
-              <w:rPr>
-                <w:rFonts w:ascii="Cambria Math" w:hAnsi="Cambria Math"/>
-              </w:rPr>
-            </m:ctrlPr>
-          </m:fName>
-          <m:e>
-            <m:r>
-              <w:rPr>
-                <w:rFonts w:ascii="Cambria Math" w:hAnsi="Cambria Math"/>
-              </w:rPr>
-              <m:t>C</m:t>
-            </m:r>
-          </m:e>
-        </m:func>
-        <m:r>
-          <w:rPr>
-            <w:rFonts w:ascii="Cambria Math" w:hAnsi="Cambria Math"/>
-          </w:rPr>
-          <m:t>=d</m:t>
-        </m:r>
-        <m:func>
-          <m:funcPr>
-            <m:ctrlPr>
-              <w:rPr>
-                <w:rFonts w:ascii="Cambria Math" w:hAnsi="Cambria Math"/>
-                <w:i/>
-              </w:rPr>
-            </m:ctrlPr>
-          </m:funcPr>
-          <m:fName>
-            <m:r>
-              <m:rPr>
-                <m:sty m:val="p"/>
-              </m:rPr>
-              <w:rPr>
-                <w:rFonts w:ascii="Cambria Math" w:hAnsi="Cambria Math"/>
-              </w:rPr>
-              <m:t>ln</m:t>
-            </m:r>
-            <m:ctrlPr>
-              <w:rPr>
-                <w:rFonts w:ascii="Cambria Math" w:hAnsi="Cambria Math"/>
-              </w:rPr>
-            </m:ctrlPr>
-          </m:fName>
-          <m:e>
-            <m:r>
-              <w:rPr>
-                <w:rFonts w:ascii="Cambria Math" w:hAnsi="Cambria Math"/>
-              </w:rPr>
-              <m:t>M</m:t>
-            </m:r>
-          </m:e>
-        </m:func>
-        <m:r>
-          <w:rPr>
-            <w:rFonts w:ascii="Cambria Math" w:hAnsi="Cambria Math"/>
-          </w:rPr>
-          <m:t>=d</m:t>
-        </m:r>
-        <m:func>
-          <m:funcPr>
-            <m:ctrlPr>
-              <w:rPr>
-                <w:rFonts w:ascii="Cambria Math" w:hAnsi="Cambria Math"/>
-                <w:i/>
-              </w:rPr>
-            </m:ctrlPr>
-          </m:funcPr>
-          <m:fName>
-            <m:r>
-              <m:rPr>
-                <m:sty m:val="p"/>
-              </m:rPr>
-              <w:rPr>
-                <w:rFonts w:ascii="Cambria Math" w:hAnsi="Cambria Math"/>
-              </w:rPr>
-              <m:t>ln</m:t>
-            </m:r>
-            <m:ctrlPr>
-              <w:rPr>
-                <w:rFonts w:ascii="Cambria Math" w:hAnsi="Cambria Math"/>
-              </w:rPr>
-            </m:ctrlPr>
-          </m:fName>
-          <m:e>
-            <m:r>
-              <w:rPr>
-                <w:rFonts w:ascii="Cambria Math" w:hAnsi="Cambria Math"/>
-              </w:rPr>
-              <m:t>W</m:t>
-            </m:r>
-          </m:e>
-        </m:func>
-      </m:oMath>
-      <w:r>
-        <w:rPr>
-          <w:rFonts w:eastAsiaTheme="minorEastAsia"/>
-        </w:rPr>
-        <w:t xml:space="preserve"> depend on cloud-scale and smaller processes, which are parameterized in climate models. Cloud parameterizations used in these models must satisfy many global </w:t>
-      </w:r>
-      <w:proofErr w:type="gramStart"/>
-      <w:r>
-        <w:rPr>
-          <w:rFonts w:eastAsiaTheme="minorEastAsia"/>
-        </w:rPr>
-        <w:t>constraints, but</w:t>
-      </w:r>
-      <w:proofErr w:type="gramEnd"/>
-      <w:r>
-        <w:rPr>
-          <w:rFonts w:eastAsiaTheme="minorEastAsia"/>
-        </w:rPr>
-        <w:t xml:space="preserve"> might not be suited to faithfully simulate the moisture flux and cloud fraction of shallow cumulus clouds.</w:t>
-      </w:r>
-      <w:r>
-        <w:rPr>
-          <w:rFonts w:eastAsiaTheme="minorEastAsia"/>
-        </w:rPr>
-        <w:t xml:space="preserve"> </w:t>
-      </w:r>
-      <w:r>
-        <w:rPr>
-          <w:rFonts w:eastAsiaTheme="minorEastAsia"/>
-        </w:rPr>
-        <w:t>(</w:t>
-      </w:r>
-      <w:r>
-        <w:rPr>
-          <w:rFonts w:eastAsiaTheme="minorEastAsia"/>
-        </w:rPr>
-        <w:t>Vial et al.</w:t>
-      </w:r>
-      <w:r>
-        <w:rPr>
-          <w:rFonts w:eastAsiaTheme="minorEastAsia"/>
-        </w:rPr>
-        <w:t>,</w:t>
-      </w:r>
-      <w:r>
-        <w:rPr>
-          <w:rFonts w:eastAsiaTheme="minorEastAsia"/>
-        </w:rPr>
-        <w:t xml:space="preserve"> </w:t>
-      </w:r>
-      <w:r>
-        <w:rPr>
-          <w:rFonts w:eastAsiaTheme="minorEastAsia"/>
-        </w:rPr>
-        <w:t>2017</w:t>
-      </w:r>
-      <w:r>
-        <w:rPr>
-          <w:rFonts w:eastAsiaTheme="minorEastAsia"/>
-        </w:rPr>
-        <w:t xml:space="preserve">, </w:t>
-      </w:r>
-      <w:r>
-        <w:rPr>
-          <w:rFonts w:eastAsiaTheme="minorEastAsia"/>
-        </w:rPr>
-        <w:t>Nuijens</w:t>
-      </w:r>
-      <w:r>
-        <w:rPr>
-          <w:rFonts w:eastAsiaTheme="minorEastAsia"/>
-        </w:rPr>
-        <w:t xml:space="preserve"> et al</w:t>
-      </w:r>
-      <w:r>
-        <w:rPr>
-          <w:rFonts w:eastAsiaTheme="minorEastAsia"/>
-        </w:rPr>
-        <w:t>., 2015)</w:t>
-      </w:r>
-    </w:p>
-    <w:p>
-      <w:pPr>
-        <w:spacing w:line="240" w:lineRule="auto"/>
-        <w:rPr>
-          <w:rFonts w:eastAsiaTheme="minorEastAsia"/>
-        </w:rPr>
-      </w:pPr>
-      <w:r>
-        <w:rPr>
-          <w:rFonts w:eastAsiaTheme="minorEastAsia"/>
-          <w:iCs/>
-        </w:rPr>
-        <w:t xml:space="preserve">In our heuristic shallow cumulus model, cloud-scale turbulent processes are represented by lateral entrainment into clouds. Each entrainment rate determines a profile of a cloud’s moisture </w:t>
-      </w:r>
-      <m:oMath>
-        <m:sSub>
-          <m:sSubPr>
-            <m:ctrlPr>
-              <w:rPr>
-                <w:rFonts w:ascii="Cambria Math" w:eastAsiaTheme="minorEastAsia" w:hAnsi="Cambria Math"/>
-                <w:i/>
-                <w:iCs/>
-              </w:rPr>
-            </m:ctrlPr>
-          </m:sSubPr>
-          <m:e>
-            <m:r>
-              <w:rPr>
-                <w:rFonts w:ascii="Cambria Math" w:eastAsiaTheme="minorEastAsia" w:hAnsi="Cambria Math"/>
-              </w:rPr>
-              <m:t>q</m:t>
-            </m:r>
-            <m:ctrlPr>
-              <w:rPr>
-                <w:rFonts w:ascii="Cambria Math" w:eastAsiaTheme="minorEastAsia" w:hAnsi="Cambria Math"/>
-                <w:i/>
-              </w:rPr>
-            </m:ctrlPr>
-          </m:e>
-          <m:sub>
-            <m:r>
-              <w:rPr>
-                <w:rFonts w:ascii="Cambria Math" w:eastAsiaTheme="minorEastAsia" w:hAnsi="Cambria Math"/>
-              </w:rPr>
-              <m:t>c</m:t>
-            </m:r>
-          </m:sub>
-        </m:sSub>
-      </m:oMath>
-      <w:r>
-        <w:rPr>
-          <w:rFonts w:eastAsiaTheme="minorEastAsia"/>
-          <w:iCs/>
-        </w:rPr>
-        <w:t xml:space="preserve"> and determines its cloud top height. We find a spectrum of entrainment rates that give the observed shallow cumulus cloud top height distribution and moisture flux divergence in the present climate. This entrainment distribution represents cloud-scale processes like cloud parameterizations determined from observations and/or large-eddy simulations. The entrainment distribution approximately reproduces the proportionality of cloud </w:t>
-      </w:r>
-      <w:r>
-        <w:rPr>
-          <w:rFonts w:eastAsiaTheme="minorEastAsia"/>
-          <w:iCs/>
-        </w:rPr>
-        <w:t>albedo</w:t>
-      </w:r>
-      <w:r>
-        <w:rPr>
-          <w:rFonts w:eastAsiaTheme="minorEastAsia"/>
-          <w:iCs/>
-        </w:rPr>
-        <w:t xml:space="preserve"> to mass flux </w:t>
-      </w:r>
-      <m:oMath>
-        <m:r>
-          <w:rPr>
-            <w:rFonts w:ascii="Cambria Math" w:eastAsiaTheme="minorEastAsia" w:hAnsi="Cambria Math"/>
-          </w:rPr>
-          <m:t>A∝M</m:t>
-        </m:r>
-      </m:oMath>
-      <w:r>
-        <w:rPr>
-          <w:rFonts w:eastAsiaTheme="minorEastAsia"/>
-        </w:rPr>
-        <w:t>.</w:t>
-      </w:r>
-    </w:p>
-    <w:p>
-      <w:pPr>
         <w:pStyle w:val="Heading1"/>
       </w:pPr>
       <w:r>
@@ -8157,7 +8231,11 @@
       </w:r>
       <w:proofErr w:type="spellEnd"/>
       <w:r>
-        <w:t xml:space="preserve"> et al., 2021; Zelinka et al. 2025), so shifts from stratocumulus to shallow cumulus could result in partial compensation between their radiative effects. The mixing-induced low cloud feedback describes a version of this competition in the global average, whereby mixing by precipitating convection dries lower levels and evaporates extensive and optically thick stratocumulus clouds. All else equal, subsidence </w:t>
+        <w:t xml:space="preserve"> et al., 2021; Zelinka et al. 2025), so shifts from stratocumulus to shallow cumulus could result in partial compensation </w:t>
+      </w:r>
+      <w:r>
+        <w:lastRenderedPageBreak/>
+        <w:t xml:space="preserve">between their radiative effects. The mixing-induced low cloud feedback describes a version of this competition in the global average, whereby mixing by precipitating convection dries lower levels and evaporates extensive and optically thick stratocumulus clouds. All else equal, subsidence </w:t>
       </w:r>
       <w:r>
         <w:t xml:space="preserve">is found to </w:t>
@@ -8204,10 +8282,13 @@
         <w:t>While the mass flux model’s</w:t>
       </w:r>
       <w:r>
-        <w:t xml:space="preserve"> lowest clouds increase with RH, we caution against extrapolating the mass flux model to </w:t>
-      </w:r>
-      <w:r>
-        <w:t xml:space="preserve">extensive </w:t>
+        <w:t xml:space="preserve"> lowest clouds increase with RH, </w:t>
+      </w:r>
+      <w:r>
+        <w:t>it is not suitable for modeling</w:t>
+      </w:r>
+      <w:r>
+        <w:t xml:space="preserve"> </w:t>
       </w:r>
       <w:r>
         <w:t>stratocumulus clouds</w:t>
@@ -8242,31 +8323,34 @@
         <w:t xml:space="preserve"> of vertical gradients and diffusive turbulent eddies. </w:t>
       </w:r>
       <w:r>
-        <w:t>A</w:t>
-      </w:r>
-      <w:r>
-        <w:t xml:space="preserve">n alternative model for cloud fraction changes related to humidity and fluxes in the </w:t>
-      </w:r>
-      <w:r>
-        <w:lastRenderedPageBreak/>
-        <w:t>turbulent subcloud layer</w:t>
-      </w:r>
-      <w:r>
-        <w:t xml:space="preserve"> (Supplement LCL Clouds) demonstrates that weak changes in </w:t>
-      </w:r>
-      <w:proofErr w:type="gramStart"/>
-      <w:r>
-        <w:t xml:space="preserve">humidity </w:t>
-      </w:r>
-      <w:r>
-        <w:t>.</w:t>
-      </w:r>
-      <w:proofErr w:type="gramEnd"/>
-      <w:r>
-        <w:t xml:space="preserve"> E</w:t>
-      </w:r>
-      <w:r>
-        <w:t>ddy diffusivity and mass flux schemes are needed to simulate interactions of shallow cumulus and stratocumulus clouds in climate models.</w:t>
+        <w:t xml:space="preserve">A </w:t>
+      </w:r>
+      <w:r>
+        <w:t>model</w:t>
+      </w:r>
+      <w:r>
+        <w:t xml:space="preserve"> for subcloud </w:t>
+      </w:r>
+      <w:r>
+        <w:t xml:space="preserve">turbulent </w:t>
+      </w:r>
+      <w:r>
+        <w:t>humidity fluctuations</w:t>
+      </w:r>
+      <w:r>
+        <w:t xml:space="preserve"> </w:t>
+      </w:r>
+      <w:r>
+        <w:t>shows</w:t>
+      </w:r>
+      <w:r>
+        <w:t xml:space="preserve"> </w:t>
+      </w:r>
+      <w:r>
+        <w:t xml:space="preserve">LCL clouds may increase or decrease, depending subtle changes in </w:t>
+      </w:r>
+      <w:r>
+        <w:t>subcloud moisture flux and cloud base relative humidity.</w:t>
       </w:r>
     </w:p>
     <w:p>
@@ -9102,7 +9186,14 @@
         <w:rPr>
           <w:rFonts w:ascii="Aptos" w:hAnsi="Aptos"/>
         </w:rPr>
-        <w:t xml:space="preserve"> FBCT radiative fluxes in each bin minus clear-sky radiative flux (Fig. GOESISCCP d). CRE changes </w:t>
+        <w:t xml:space="preserve"> FBCT radiative fluxes in each bin minus </w:t>
+      </w:r>
+      <w:r>
+        <w:rPr>
+          <w:rFonts w:ascii="Aptos" w:hAnsi="Aptos"/>
+        </w:rPr>
+        <w:lastRenderedPageBreak/>
+        <w:t xml:space="preserve">clear-sky radiative flux (Fig. GOESISCCP d). CRE changes </w:t>
       </w:r>
       <w:r>
         <w:rPr>
@@ -9546,7 +9637,6 @@
           <w:kern w:val="0"/>
           <w14:ligatures w14:val="none"/>
         </w:rPr>
-        <w:lastRenderedPageBreak/>
         <w:t xml:space="preserve">The </w:t>
       </w:r>
       <w:r>
@@ -19062,31 +19152,37 @@
         <w:rPr>
           <w:rFonts w:ascii="Aptos" w:hAnsi="Aptos"/>
         </w:rPr>
-        <w:t>Our model projects that shallow cumulus clouds decrease with reduced large-scale overturning</w:t>
-      </w:r>
-      <w:r>
-        <w:rPr>
-          <w:rFonts w:ascii="Aptos" w:hAnsi="Aptos"/>
-        </w:rPr>
-        <w:t>, but t</w:t>
-      </w:r>
-      <w:r>
-        <w:rPr>
-          <w:rFonts w:ascii="Aptos" w:hAnsi="Aptos"/>
-        </w:rPr>
-        <w:t>he moist updraft plumes of a mass flux model</w:t>
-      </w:r>
-      <w:r>
-        <w:rPr>
-          <w:rFonts w:ascii="Aptos" w:hAnsi="Aptos"/>
-        </w:rPr>
-        <w:t xml:space="preserve"> do not represent </w:t>
-      </w:r>
-      <w:r>
-        <w:rPr>
-          <w:rFonts w:ascii="Aptos" w:hAnsi="Aptos"/>
-        </w:rPr>
-        <w:t>LCL clouds</w:t>
+        <w:t xml:space="preserve">Large-eddy simulation (LES; </w:t>
+      </w:r>
+      <w:r>
+        <w:rPr>
+          <w:rFonts w:ascii="Aptos" w:hAnsi="Aptos"/>
+        </w:rPr>
+        <w:t>(Bretherton et al. </w:t>
+      </w:r>
+      <w:r>
+        <w:rPr>
+          <w:rFonts w:ascii="Aptos" w:hAnsi="Aptos"/>
+        </w:rPr>
+        <w:t>2013</w:t>
+      </w:r>
+      <w:r>
+        <w:rPr>
+          <w:rFonts w:ascii="Aptos" w:hAnsi="Aptos"/>
+        </w:rPr>
+        <w:t>, Blossey et al. </w:t>
+      </w:r>
+      <w:r>
+        <w:rPr>
+          <w:rFonts w:ascii="Aptos" w:hAnsi="Aptos"/>
+        </w:rPr>
+        <w:t xml:space="preserve">2013) and observations (Bony et al., 2021; </w:t>
+      </w:r>
+      <w:r>
+        <w:rPr>
+          <w:rFonts w:ascii="Aptos" w:hAnsi="Aptos"/>
+        </w:rPr>
+        <w:t>Vogel et al.</w:t>
       </w:r>
       <w:r>
         <w:rPr>
@@ -19098,8 +19194,100 @@
         <w:rPr>
           <w:rFonts w:ascii="Aptos" w:hAnsi="Aptos"/>
         </w:rPr>
-        <w:t xml:space="preserve"> where</w:t>
-      </w:r>
+        <w:t> 2022</w:t>
+      </w:r>
+      <w:r>
+        <w:rPr>
+          <w:rFonts w:ascii="Aptos" w:hAnsi="Aptos"/>
+        </w:rPr>
+        <w:t>; Fig. REFLALBEDO</w:t>
+      </w:r>
+      <w:r>
+        <w:rPr>
+          <w:rFonts w:ascii="Aptos" w:hAnsi="Aptos"/>
+        </w:rPr>
+        <w:t>)</w:t>
+      </w:r>
+      <w:r>
+        <w:rPr>
+          <w:rFonts w:ascii="Aptos" w:hAnsi="Aptos"/>
+        </w:rPr>
+        <w:t xml:space="preserve"> have a</w:t>
+      </w:r>
+      <w:r>
+        <w:rPr>
+          <w:rFonts w:ascii="Aptos" w:hAnsi="Aptos"/>
+        </w:rPr>
+        <w:t xml:space="preserve"> cloud fraction </w:t>
+      </w:r>
+      <w:r>
+        <w:rPr>
+          <w:rFonts w:ascii="Aptos" w:hAnsi="Aptos"/>
+        </w:rPr>
+        <w:t xml:space="preserve">maximum of </w:t>
+      </w:r>
+      <w:r>
+        <w:rPr>
+          <w:rFonts w:ascii="Aptos" w:hAnsi="Aptos"/>
+        </w:rPr>
+        <w:t xml:space="preserve">about 5 % </w:t>
+      </w:r>
+      <w:r>
+        <w:rPr>
+          <w:rFonts w:ascii="Aptos" w:hAnsi="Aptos"/>
+        </w:rPr>
+        <w:t>near the</w:t>
+      </w:r>
+      <w:r>
+        <w:rPr>
+          <w:rFonts w:ascii="Aptos" w:hAnsi="Aptos"/>
+        </w:rPr>
+        <w:t xml:space="preserve"> cloud base</w:t>
+      </w:r>
+      <w:r>
+        <w:rPr>
+          <w:rFonts w:ascii="Aptos" w:hAnsi="Aptos"/>
+        </w:rPr>
+        <w:t>.</w:t>
+      </w:r>
+      <w:r>
+        <w:rPr>
+          <w:rFonts w:ascii="Aptos" w:hAnsi="Aptos"/>
+        </w:rPr>
+        <w:t xml:space="preserve"> We s</w:t>
+      </w:r>
+      <w:r>
+        <w:rPr>
+          <w:rFonts w:ascii="Aptos" w:hAnsi="Aptos"/>
+        </w:rPr>
+        <w:t>cale th</w:t>
+      </w:r>
+      <w:r>
+        <w:rPr>
+          <w:rFonts w:ascii="Aptos" w:hAnsi="Aptos"/>
+        </w:rPr>
+        <w:t>is</w:t>
+      </w:r>
+      <w:r>
+        <w:rPr>
+          <w:rFonts w:ascii="Aptos" w:hAnsi="Aptos"/>
+        </w:rPr>
+        <w:t xml:space="preserve"> LCL cloud fraction from the subcloud relative humidity and moisture </w:t>
+      </w:r>
+      <w:proofErr w:type="gramStart"/>
+      <w:r>
+        <w:rPr>
+          <w:rFonts w:ascii="Aptos" w:hAnsi="Aptos"/>
+        </w:rPr>
+        <w:t>fluxes</w:t>
+      </w:r>
+      <w:r>
+        <w:rPr>
+          <w:rFonts w:ascii="Aptos" w:hAnsi="Aptos"/>
+        </w:rPr>
+        <w:t>, and</w:t>
+      </w:r>
+      <w:proofErr w:type="gramEnd"/>
       <w:r>
         <w:rPr>
           <w:rFonts w:ascii="Aptos" w:hAnsi="Aptos"/>
@@ -19110,13 +19298,13 @@
         <w:rPr>
           <w:rFonts w:ascii="Aptos" w:hAnsi="Aptos"/>
         </w:rPr>
-        <w:t>moisture condenses from turbulent subcloud thermals</w:t>
-      </w:r>
-      <w:r>
-        <w:rPr>
-          <w:rFonts w:ascii="Aptos" w:hAnsi="Aptos"/>
-        </w:rPr>
-        <w:t>.</w:t>
+        <w:t xml:space="preserve">test the sensitivity </w:t>
+      </w:r>
+      <w:r>
+        <w:rPr>
+          <w:rFonts w:ascii="Aptos" w:hAnsi="Aptos"/>
+        </w:rPr>
+        <w:t>of</w:t>
       </w:r>
       <w:r>
         <w:rPr>
@@ -19128,56 +19316,33 @@
         <w:rPr>
           <w:rFonts w:ascii="Aptos" w:hAnsi="Aptos"/>
         </w:rPr>
-        <w:t xml:space="preserve">The net cloud radiative effect depends on the relative amount of shallow cumulus vs. LCL clouds. Large-eddy simulation (LES; </w:t>
-      </w:r>
-      <w:r>
-        <w:rPr>
-          <w:rFonts w:ascii="Aptos" w:hAnsi="Aptos"/>
-        </w:rPr>
-        <w:t>(Bretherton et al. </w:t>
-      </w:r>
-      <w:r>
-        <w:rPr>
-          <w:rFonts w:ascii="Aptos" w:hAnsi="Aptos"/>
-        </w:rPr>
-        <w:t>2013</w:t>
-      </w:r>
-      <w:r>
-        <w:rPr>
-          <w:rFonts w:ascii="Aptos" w:hAnsi="Aptos"/>
-        </w:rPr>
-        <w:t>, Blossey et al. </w:t>
-      </w:r>
-      <w:r>
-        <w:rPr>
-          <w:rFonts w:ascii="Aptos" w:hAnsi="Aptos"/>
-        </w:rPr>
-        <w:t xml:space="preserve">2013) and observations (Bony et al., 2021; </w:t>
-      </w:r>
-      <w:r>
-        <w:rPr>
-          <w:rFonts w:ascii="Aptos" w:hAnsi="Aptos"/>
-        </w:rPr>
-        <w:t>Vogel et al.</w:t>
-      </w:r>
-      <w:r>
-        <w:rPr>
-          <w:rFonts w:ascii="Aptos" w:hAnsi="Aptos"/>
-        </w:rPr>
-        <w:t>,</w:t>
-      </w:r>
-      <w:r>
-        <w:rPr>
-          <w:rFonts w:ascii="Aptos" w:hAnsi="Aptos"/>
-        </w:rPr>
-        <w:t> 2022</w:t>
-      </w:r>
-      <w:r>
-        <w:rPr>
-          <w:rFonts w:ascii="Aptos" w:hAnsi="Aptos"/>
-        </w:rPr>
-        <w:t>; Fig. REFLALBEDO</w:t>
-      </w:r>
+        <w:t>r</w:t>
+      </w:r>
+      <w:r>
+        <w:rPr>
+          <w:rFonts w:ascii="Aptos" w:hAnsi="Aptos"/>
+        </w:rPr>
+        <w:t>elative humidity (RH) at cloud base</w:t>
+      </w:r>
+      <w:r>
+        <w:rPr>
+          <w:rFonts w:ascii="Aptos" w:hAnsi="Aptos"/>
+        </w:rPr>
+        <w:t xml:space="preserve">. RH </w:t>
+      </w:r>
+      <w:r>
+        <w:rPr>
+          <w:rFonts w:ascii="Aptos" w:hAnsi="Aptos"/>
+        </w:rPr>
+        <w:t>may be</w:t>
+      </w:r>
+      <w:r>
+        <w:rPr>
+          <w:rFonts w:ascii="Aptos" w:hAnsi="Aptos"/>
+        </w:rPr>
+        <w:t xml:space="preserve"> constant (Held and Shell XXXX</w:t>
+      </w:r>
+      <w:proofErr w:type="gramStart"/>
       <w:r>
         <w:rPr>
           <w:rFonts w:ascii="Aptos" w:hAnsi="Aptos"/>
@@ -19188,80 +19353,7 @@
         <w:rPr>
           <w:rFonts w:ascii="Aptos" w:hAnsi="Aptos"/>
         </w:rPr>
-        <w:t xml:space="preserve"> have a</w:t>
-      </w:r>
-      <w:r>
-        <w:rPr>
-          <w:rFonts w:ascii="Aptos" w:hAnsi="Aptos"/>
-        </w:rPr>
-        <w:t xml:space="preserve"> cloud fraction </w:t>
-      </w:r>
-      <w:r>
-        <w:rPr>
-          <w:rFonts w:ascii="Aptos" w:hAnsi="Aptos"/>
-        </w:rPr>
-        <w:t xml:space="preserve">maximum of </w:t>
-      </w:r>
-      <w:r>
-        <w:rPr>
-          <w:rFonts w:ascii="Aptos" w:hAnsi="Aptos"/>
-        </w:rPr>
-        <w:t xml:space="preserve">about 5 % </w:t>
-      </w:r>
-      <w:r>
-        <w:rPr>
-          <w:rFonts w:ascii="Aptos" w:hAnsi="Aptos"/>
-        </w:rPr>
-        <w:t>near the</w:t>
-      </w:r>
-      <w:r>
-        <w:rPr>
-          <w:rFonts w:ascii="Aptos" w:hAnsi="Aptos"/>
-        </w:rPr>
-        <w:t xml:space="preserve"> cloud base</w:t>
-      </w:r>
-      <w:r>
-        <w:rPr>
-          <w:rFonts w:ascii="Aptos" w:hAnsi="Aptos"/>
-        </w:rPr>
-        <w:t>.</w:t>
-      </w:r>
-      <w:r>
-        <w:rPr>
-          <w:rFonts w:ascii="Aptos" w:hAnsi="Aptos"/>
-        </w:rPr>
-        <w:t xml:space="preserve"> We s</w:t>
-      </w:r>
-      <w:r>
-        <w:rPr>
-          <w:rFonts w:ascii="Aptos" w:hAnsi="Aptos"/>
-        </w:rPr>
-        <w:t>cale th</w:t>
-      </w:r>
-      <w:r>
-        <w:rPr>
-          <w:rFonts w:ascii="Aptos" w:hAnsi="Aptos"/>
-        </w:rPr>
-        <w:t>is</w:t>
-      </w:r>
-      <w:r>
-        <w:rPr>
-          <w:rFonts w:ascii="Aptos" w:hAnsi="Aptos"/>
-        </w:rPr>
-        <w:t xml:space="preserve"> LCL cloud fraction from the subcloud relative humidity and moisture </w:t>
-      </w:r>
-      <w:proofErr w:type="gramStart"/>
-      <w:r>
-        <w:rPr>
-          <w:rFonts w:ascii="Aptos" w:hAnsi="Aptos"/>
-        </w:rPr>
-        <w:t>fluxes</w:t>
-      </w:r>
-      <w:r>
-        <w:rPr>
-          <w:rFonts w:ascii="Aptos" w:hAnsi="Aptos"/>
-        </w:rPr>
-        <w:t>, and</w:t>
+        <w:t>, or</w:t>
       </w:r>
       <w:proofErr w:type="gramEnd"/>
       <w:r>
@@ -19274,60 +19366,6 @@
         <w:rPr>
           <w:rFonts w:ascii="Aptos" w:hAnsi="Aptos"/>
         </w:rPr>
-        <w:t xml:space="preserve">test the sensitivity </w:t>
-      </w:r>
-      <w:r>
-        <w:rPr>
-          <w:rFonts w:ascii="Aptos" w:hAnsi="Aptos"/>
-        </w:rPr>
-        <w:t>of</w:t>
-      </w:r>
-      <w:r>
-        <w:rPr>
-          <w:rFonts w:ascii="Aptos" w:hAnsi="Aptos"/>
-        </w:rPr>
-        <w:t xml:space="preserve"> </w:t>
-      </w:r>
-      <w:r>
-        <w:rPr>
-          <w:rFonts w:ascii="Aptos" w:hAnsi="Aptos"/>
-        </w:rPr>
-        <w:t>r</w:t>
-      </w:r>
-      <w:r>
-        <w:rPr>
-          <w:rFonts w:ascii="Aptos" w:hAnsi="Aptos"/>
-        </w:rPr>
-        <w:t>elative humidity (RH) at cloud base</w:t>
-      </w:r>
-      <w:r>
-        <w:rPr>
-          <w:rFonts w:ascii="Aptos" w:hAnsi="Aptos"/>
-        </w:rPr>
-        <w:t xml:space="preserve">. RH </w:t>
-      </w:r>
-      <w:r>
-        <w:rPr>
-          <w:rFonts w:ascii="Aptos" w:hAnsi="Aptos"/>
-        </w:rPr>
-        <w:t>may be</w:t>
-      </w:r>
-      <w:r>
-        <w:rPr>
-          <w:rFonts w:ascii="Aptos" w:hAnsi="Aptos"/>
-        </w:rPr>
-        <w:t xml:space="preserve"> constant (Held and Shell XXXX)</w:t>
-      </w:r>
-      <w:r>
-        <w:rPr>
-          <w:rFonts w:ascii="Aptos" w:hAnsi="Aptos"/>
-        </w:rPr>
-        <w:t xml:space="preserve">, or </w:t>
-      </w:r>
-      <w:r>
-        <w:rPr>
-          <w:rFonts w:ascii="Aptos" w:hAnsi="Aptos"/>
-        </w:rPr>
         <w:t>increas</w:t>
       </w:r>
       <w:r>
@@ -19346,7 +19384,13 @@
         <w:rPr>
           <w:rFonts w:ascii="Aptos" w:hAnsi="Aptos"/>
         </w:rPr>
-        <w:t>, representing moderation of the</w:t>
+        <w:t xml:space="preserve"> to the damp</w:t>
+      </w:r>
+      <w:r>
+        <w:rPr>
+          <w:rFonts w:ascii="Aptos" w:hAnsi="Aptos"/>
+        </w:rPr>
+        <w:t xml:space="preserve"> the</w:t>
       </w:r>
       <w:r>
         <w:rPr>
@@ -20315,7 +20359,7 @@
       <w:pPr>
         <w:pStyle w:val="BodyText"/>
         <w:rPr>
-          <w:rFonts w:ascii="Aptos" w:hAnsi="Aptos"/>
+          <w:rFonts w:ascii="Aptos" w:eastAsiaTheme="minorEastAsia" w:hAnsi="Aptos"/>
         </w:rPr>
       </w:pPr>
       <w:r>
@@ -21270,26 +21314,44 @@
         <w:rPr>
           <w:rFonts w:ascii="Aptos" w:hAnsi="Aptos"/>
         </w:rPr>
-        <w:t>(</w:t>
-      </w:r>
-      <w:r>
-        <w:rPr>
-          <w:rFonts w:ascii="Aptos" w:hAnsi="Aptos"/>
-        </w:rPr>
-        <w:t xml:space="preserve">by </w:t>
-      </w:r>
-      <w:r>
-        <w:rPr>
-          <w:rFonts w:ascii="Aptos" w:hAnsi="Aptos"/>
-        </w:rPr>
-        <w:t xml:space="preserve">friction velocity </w:t>
+        <w:t>is greater</w:t>
+      </w:r>
+      <w:r>
+        <w:rPr>
+          <w:rFonts w:ascii="Aptos" w:hAnsi="Aptos"/>
+        </w:rPr>
+        <w:t xml:space="preserve"> than buoyancy </w:t>
+      </w:r>
+      <w:r>
+        <w:rPr>
+          <w:rFonts w:ascii="Aptos" w:hAnsi="Aptos"/>
+        </w:rPr>
+        <w:t>production</w:t>
+      </w:r>
+      <w:r>
+        <w:rPr>
+          <w:rFonts w:ascii="Aptos" w:hAnsi="Aptos"/>
+        </w:rPr>
+        <w:t>. Solving for humidity variance,</w:t>
+      </w:r>
+      <w:r>
+        <w:rPr>
+          <w:rFonts w:ascii="Aptos" w:hAnsi="Aptos"/>
+        </w:rPr>
+        <w:t xml:space="preserve"> the friction velocity</w:t>
+      </w:r>
+      <w:r>
+        <w:rPr>
+          <w:rFonts w:ascii="Aptos" w:hAnsi="Aptos"/>
+        </w:rPr>
+        <w:t xml:space="preserve"> </w:t>
       </w:r>
       <m:oMath>
         <m:sSup>
           <m:sSupPr>
             <m:ctrlPr>
               <w:rPr>
-                <w:rFonts w:ascii="Cambria Math" w:eastAsiaTheme="minorEastAsia" w:hAnsi="Cambria Math"/>
+                <w:rFonts w:ascii="Cambria Math" w:hAnsi="Cambria Math"/>
                 <w:i/>
               </w:rPr>
             </m:ctrlPr>
@@ -21297,7 +21359,7 @@
           <m:e>
             <m:r>
               <w:rPr>
-                <w:rFonts w:ascii="Cambria Math" w:eastAsiaTheme="minorEastAsia" w:hAnsi="Cambria Math"/>
+                <w:rFonts w:ascii="Cambria Math" w:hAnsi="Cambria Math"/>
               </w:rPr>
               <m:t>u</m:t>
             </m:r>
@@ -21305,7 +21367,7 @@
           <m:sup>
             <m:r>
               <w:rPr>
-                <w:rFonts w:ascii="Cambria Math" w:eastAsiaTheme="minorEastAsia" w:hAnsi="Cambria Math"/>
+                <w:rFonts w:ascii="Cambria Math" w:hAnsi="Cambria Math"/>
               </w:rPr>
               <m:t>*</m:t>
             </m:r>
@@ -21407,299 +21469,239 @@
         <w:rPr>
           <w:rFonts w:ascii="Aptos" w:eastAsiaTheme="minorEastAsia" w:hAnsi="Aptos"/>
         </w:rPr>
-        <w:t xml:space="preserve">) </w:t>
-      </w:r>
-      <w:r>
-        <w:rPr>
-          <w:rFonts w:ascii="Aptos" w:hAnsi="Aptos"/>
-        </w:rPr>
-        <w:t>is greater</w:t>
-      </w:r>
-      <w:r>
-        <w:rPr>
-          <w:rFonts w:ascii="Aptos" w:hAnsi="Aptos"/>
-        </w:rPr>
-        <w:t xml:space="preserve"> than buoyancy </w:t>
-      </w:r>
-      <w:r>
-        <w:rPr>
-          <w:rFonts w:ascii="Aptos" w:hAnsi="Aptos"/>
-        </w:rPr>
-        <w:t>production</w:t>
-      </w:r>
-      <w:r>
-        <w:rPr>
-          <w:rFonts w:ascii="Aptos" w:hAnsi="Aptos"/>
-        </w:rPr>
-        <w:t xml:space="preserve">. Solving for humidity variance, </w:t>
+        <w:t xml:space="preserve"> cancels</w:t>
+      </w:r>
+      <w:r>
+        <w:rPr>
+          <w:rFonts w:ascii="Aptos" w:eastAsiaTheme="minorEastAsia" w:hAnsi="Aptos"/>
+        </w:rPr>
+        <w:t xml:space="preserve"> and</w:t>
+      </w:r>
+      <w:r>
+        <w:rPr>
+          <w:rFonts w:ascii="Aptos" w:hAnsi="Aptos"/>
+        </w:rPr>
+        <w:t xml:space="preserve"> </w:t>
       </w:r>
       <m:oMath>
-        <m:sSup>
-          <m:sSupPr>
+        <m:sSubSup>
+          <m:sSubSupPr>
+            <m:ctrlPr>
+              <w:rPr>
+                <w:rFonts w:ascii="Cambria Math" w:hAnsi="Cambria Math"/>
+              </w:rPr>
+            </m:ctrlPr>
+          </m:sSubSupPr>
+          <m:e>
+            <m:r>
+              <w:rPr>
+                <w:rFonts w:ascii="Cambria Math" w:hAnsi="Cambria Math"/>
+              </w:rPr>
+              <m:t>σ</m:t>
+            </m:r>
             <m:ctrlPr>
               <w:rPr>
                 <w:rFonts w:ascii="Cambria Math" w:hAnsi="Cambria Math"/>
                 <w:i/>
               </w:rPr>
             </m:ctrlPr>
-          </m:sSupPr>
-          <m:e>
+          </m:e>
+          <m:sub>
             <m:r>
               <w:rPr>
                 <w:rFonts w:ascii="Cambria Math" w:hAnsi="Cambria Math"/>
               </w:rPr>
-              <m:t>u</m:t>
-            </m:r>
-          </m:e>
+              <m:t>q</m:t>
+            </m:r>
+          </m:sub>
           <m:sup>
             <m:r>
+              <m:rPr>
+                <m:sty m:val="p"/>
+              </m:rPr>
               <w:rPr>
                 <w:rFonts w:ascii="Cambria Math" w:hAnsi="Cambria Math"/>
               </w:rPr>
-              <m:t>*</m:t>
+              <m:t>2</m:t>
             </m:r>
           </m:sup>
-        </m:sSup>
+        </m:sSubSup>
+        <m:r>
+          <w:rPr>
+            <w:rFonts w:ascii="Cambria Math" w:hAnsi="Cambria Math"/>
+          </w:rPr>
+          <m:t>=</m:t>
+        </m:r>
+        <m:f>
+          <m:fPr>
+            <m:type m:val="lin"/>
+            <m:ctrlPr>
+              <w:rPr>
+                <w:rFonts w:ascii="Cambria Math" w:hAnsi="Cambria Math"/>
+              </w:rPr>
+            </m:ctrlPr>
+          </m:fPr>
+          <m:num>
+            <m:sSup>
+              <m:sSupPr>
+                <m:ctrlPr>
+                  <w:rPr>
+                    <w:rFonts w:ascii="Cambria Math" w:hAnsi="Cambria Math"/>
+                    <w:i/>
+                  </w:rPr>
+                </m:ctrlPr>
+              </m:sSupPr>
+              <m:e>
+                <m:r>
+                  <w:rPr>
+                    <w:rFonts w:ascii="Cambria Math" w:hAnsi="Cambria Math"/>
+                  </w:rPr>
+                  <m:t>q</m:t>
+                </m:r>
+              </m:e>
+              <m:sup>
+                <m:r>
+                  <w:rPr>
+                    <w:rFonts w:ascii="Cambria Math" w:hAnsi="Cambria Math"/>
+                  </w:rPr>
+                  <m:t>*</m:t>
+                </m:r>
+              </m:sup>
+            </m:sSup>
+            <m:d>
+              <m:dPr>
+                <m:ctrlPr>
+                  <w:rPr>
+                    <w:rFonts w:ascii="Cambria Math" w:hAnsi="Cambria Math"/>
+                  </w:rPr>
+                </m:ctrlPr>
+              </m:dPr>
+              <m:e>
+                <m:sSub>
+                  <m:sSubPr>
+                    <m:ctrlPr>
+                      <w:rPr>
+                        <w:rFonts w:ascii="Cambria Math" w:hAnsi="Cambria Math"/>
+                      </w:rPr>
+                    </m:ctrlPr>
+                  </m:sSubPr>
+                  <m:e>
+                    <m:r>
+                      <w:rPr>
+                        <w:rFonts w:ascii="Cambria Math" w:hAnsi="Cambria Math"/>
+                      </w:rPr>
+                      <m:t>q</m:t>
+                    </m:r>
+                  </m:e>
+                  <m:sub>
+                    <m:r>
+                      <m:rPr>
+                        <m:sty m:val="p"/>
+                      </m:rPr>
+                      <w:rPr>
+                        <w:rFonts w:ascii="Cambria Math" w:hAnsi="Cambria Math"/>
+                      </w:rPr>
+                      <m:t>sfc</m:t>
+                    </m:r>
+                  </m:sub>
+                </m:sSub>
+                <m:r>
+                  <m:rPr>
+                    <m:sty m:val="p"/>
+                  </m:rPr>
+                  <w:rPr>
+                    <w:rFonts w:ascii="Cambria Math" w:hAnsi="Cambria Math"/>
+                  </w:rPr>
+                  <m:t>-</m:t>
+                </m:r>
+                <m:sSub>
+                  <m:sSubPr>
+                    <m:ctrlPr>
+                      <w:rPr>
+                        <w:rFonts w:ascii="Cambria Math" w:hAnsi="Cambria Math"/>
+                      </w:rPr>
+                    </m:ctrlPr>
+                  </m:sSubPr>
+                  <m:e>
+                    <m:r>
+                      <w:rPr>
+                        <w:rFonts w:ascii="Cambria Math" w:hAnsi="Cambria Math"/>
+                      </w:rPr>
+                      <m:t>q</m:t>
+                    </m:r>
+                  </m:e>
+                  <m:sub>
+                    <m:r>
+                      <w:rPr>
+                        <w:rFonts w:ascii="Cambria Math" w:hAnsi="Cambria Math"/>
+                      </w:rPr>
+                      <m:t>CB</m:t>
+                    </m:r>
+                  </m:sub>
+                </m:sSub>
+              </m:e>
+            </m:d>
+            <m:ctrlPr>
+              <w:rPr>
+                <w:rFonts w:ascii="Cambria Math" w:hAnsi="Cambria Math"/>
+                <w:i/>
+              </w:rPr>
+            </m:ctrlPr>
+          </m:num>
+          <m:den>
+            <m:sSub>
+              <m:sSubPr>
+                <m:ctrlPr>
+                  <w:rPr>
+                    <w:rFonts w:ascii="Cambria Math" w:hAnsi="Cambria Math"/>
+                    <w:i/>
+                    <w:iCs/>
+                  </w:rPr>
+                </m:ctrlPr>
+              </m:sSubPr>
+              <m:e>
+                <m:r>
+                  <w:rPr>
+                    <w:rFonts w:ascii="Cambria Math" w:hAnsi="Cambria Math"/>
+                  </w:rPr>
+                  <m:t>k</m:t>
+                </m:r>
+                <m:ctrlPr>
+                  <w:rPr>
+                    <w:rFonts w:ascii="Cambria Math" w:hAnsi="Cambria Math"/>
+                  </w:rPr>
+                </m:ctrlPr>
+              </m:e>
+              <m:sub>
+                <m:r>
+                  <w:rPr>
+                    <w:rFonts w:ascii="Cambria Math" w:hAnsi="Cambria Math"/>
+                  </w:rPr>
+                  <m:t>1</m:t>
+                </m:r>
+              </m:sub>
+            </m:sSub>
+          </m:den>
+        </m:f>
+        <m:r>
+          <m:rPr>
+            <m:sty m:val="p"/>
+          </m:rPr>
+          <w:rPr>
+            <w:rFonts w:ascii="Cambria Math" w:hAnsi="Cambria Math"/>
+          </w:rPr>
+          <m:t>.</m:t>
+        </m:r>
+        <m:r>
+          <m:rPr>
+            <m:sty m:val="p"/>
+          </m:rPr>
+          <w:rPr>
+            <w:rFonts w:ascii="Cambria Math" w:hAnsi="Cambria Math"/>
+          </w:rPr>
+          <m:t xml:space="preserve"> </m:t>
+        </m:r>
       </m:oMath>
-      <w:r>
-        <w:rPr>
-          <w:rFonts w:ascii="Aptos" w:eastAsiaTheme="minorEastAsia" w:hAnsi="Aptos"/>
-        </w:rPr>
-        <w:t xml:space="preserve"> cancels</w:t>
-      </w:r>
-      <w:r>
-        <w:rPr>
-          <w:rFonts w:ascii="Aptos" w:eastAsiaTheme="minorEastAsia" w:hAnsi="Aptos"/>
-        </w:rPr>
-        <w:t xml:space="preserve"> and</w:t>
-      </w:r>
-      <w:r>
-        <w:rPr>
-          <w:rFonts w:ascii="Aptos" w:hAnsi="Aptos"/>
-        </w:rPr>
-        <w:br/>
-      </w:r>
-      <m:oMathPara>
-        <m:oMath>
-          <m:sSubSup>
-            <m:sSubSupPr>
-              <m:ctrlPr>
-                <w:rPr>
-                  <w:rFonts w:ascii="Cambria Math" w:hAnsi="Cambria Math"/>
-                </w:rPr>
-              </m:ctrlPr>
-            </m:sSubSupPr>
-            <m:e>
-              <m:r>
-                <w:rPr>
-                  <w:rFonts w:ascii="Cambria Math" w:hAnsi="Cambria Math"/>
-                </w:rPr>
-                <m:t>σ</m:t>
-              </m:r>
-              <m:ctrlPr>
-                <w:rPr>
-                  <w:rFonts w:ascii="Cambria Math" w:hAnsi="Cambria Math"/>
-                  <w:i/>
-                </w:rPr>
-              </m:ctrlPr>
-            </m:e>
-            <m:sub>
-              <m:r>
-                <w:rPr>
-                  <w:rFonts w:ascii="Cambria Math" w:hAnsi="Cambria Math"/>
-                </w:rPr>
-                <m:t>q</m:t>
-              </m:r>
-            </m:sub>
-            <m:sup>
-              <m:r>
-                <m:rPr>
-                  <m:sty m:val="p"/>
-                </m:rPr>
-                <w:rPr>
-                  <w:rFonts w:ascii="Cambria Math" w:hAnsi="Cambria Math"/>
-                </w:rPr>
-                <m:t>2</m:t>
-              </m:r>
-            </m:sup>
-          </m:sSubSup>
-          <m:r>
-            <w:rPr>
-              <w:rFonts w:ascii="Cambria Math" w:hAnsi="Cambria Math"/>
-            </w:rPr>
-            <m:t>=</m:t>
-          </m:r>
-          <m:f>
-            <m:fPr>
-              <m:type m:val="lin"/>
-              <m:ctrlPr>
-                <w:rPr>
-                  <w:rFonts w:ascii="Cambria Math" w:hAnsi="Cambria Math"/>
-                </w:rPr>
-              </m:ctrlPr>
-            </m:fPr>
-            <m:num>
-              <m:sSup>
-                <m:sSupPr>
-                  <m:ctrlPr>
-                    <w:rPr>
-                      <w:rFonts w:ascii="Cambria Math" w:hAnsi="Cambria Math"/>
-                      <w:i/>
-                    </w:rPr>
-                  </m:ctrlPr>
-                </m:sSupPr>
-                <m:e>
-                  <m:r>
-                    <w:rPr>
-                      <w:rFonts w:ascii="Cambria Math" w:hAnsi="Cambria Math"/>
-                    </w:rPr>
-                    <m:t>q</m:t>
-                  </m:r>
-                </m:e>
-                <m:sup>
-                  <m:r>
-                    <w:rPr>
-                      <w:rFonts w:ascii="Cambria Math" w:hAnsi="Cambria Math"/>
-                    </w:rPr>
-                    <m:t>*</m:t>
-                  </m:r>
-                </m:sup>
-              </m:sSup>
-              <m:d>
-                <m:dPr>
-                  <m:ctrlPr>
-                    <w:rPr>
-                      <w:rFonts w:ascii="Cambria Math" w:hAnsi="Cambria Math"/>
-                    </w:rPr>
-                  </m:ctrlPr>
-                </m:dPr>
-                <m:e>
-                  <m:sSub>
-                    <m:sSubPr>
-                      <m:ctrlPr>
-                        <w:rPr>
-                          <w:rFonts w:ascii="Cambria Math" w:hAnsi="Cambria Math"/>
-                        </w:rPr>
-                      </m:ctrlPr>
-                    </m:sSubPr>
-                    <m:e>
-                      <m:r>
-                        <w:rPr>
-                          <w:rFonts w:ascii="Cambria Math" w:hAnsi="Cambria Math"/>
-                        </w:rPr>
-                        <m:t>q</m:t>
-                      </m:r>
-                    </m:e>
-                    <m:sub>
-                      <m:r>
-                        <m:rPr>
-                          <m:sty m:val="p"/>
-                        </m:rPr>
-                        <w:rPr>
-                          <w:rFonts w:ascii="Cambria Math" w:hAnsi="Cambria Math"/>
-                        </w:rPr>
-                        <m:t>sfc</m:t>
-                      </m:r>
-                    </m:sub>
-                  </m:sSub>
-                  <m:r>
-                    <m:rPr>
-                      <m:sty m:val="p"/>
-                    </m:rPr>
-                    <w:rPr>
-                      <w:rFonts w:ascii="Cambria Math" w:hAnsi="Cambria Math"/>
-                    </w:rPr>
-                    <m:t>-</m:t>
-                  </m:r>
-                  <m:sSub>
-                    <m:sSubPr>
-                      <m:ctrlPr>
-                        <w:rPr>
-                          <w:rFonts w:ascii="Cambria Math" w:hAnsi="Cambria Math"/>
-                        </w:rPr>
-                      </m:ctrlPr>
-                    </m:sSubPr>
-                    <m:e>
-                      <m:r>
-                        <w:rPr>
-                          <w:rFonts w:ascii="Cambria Math" w:hAnsi="Cambria Math"/>
-                        </w:rPr>
-                        <m:t>q</m:t>
-                      </m:r>
-                    </m:e>
-                    <m:sub>
-                      <m:r>
-                        <w:rPr>
-                          <w:rFonts w:ascii="Cambria Math" w:hAnsi="Cambria Math"/>
-                        </w:rPr>
-                        <m:t>CB</m:t>
-                      </m:r>
-                    </m:sub>
-                  </m:sSub>
-                </m:e>
-              </m:d>
-              <m:ctrlPr>
-                <w:rPr>
-                  <w:rFonts w:ascii="Cambria Math" w:hAnsi="Cambria Math"/>
-                  <w:i/>
-                </w:rPr>
-              </m:ctrlPr>
-            </m:num>
-            <m:den>
-              <m:sSub>
-                <m:sSubPr>
-                  <m:ctrlPr>
-                    <w:rPr>
-                      <w:rFonts w:ascii="Cambria Math" w:hAnsi="Cambria Math"/>
-                      <w:i/>
-                      <w:iCs/>
-                    </w:rPr>
-                  </m:ctrlPr>
-                </m:sSubPr>
-                <m:e>
-                  <m:r>
-                    <w:rPr>
-                      <w:rFonts w:ascii="Cambria Math" w:hAnsi="Cambria Math"/>
-                    </w:rPr>
-                    <m:t>k</m:t>
-                  </m:r>
-                  <m:ctrlPr>
-                    <w:rPr>
-                      <w:rFonts w:ascii="Cambria Math" w:hAnsi="Cambria Math"/>
-                    </w:rPr>
-                  </m:ctrlPr>
-                </m:e>
-                <m:sub>
-                  <m:r>
-                    <w:rPr>
-                      <w:rFonts w:ascii="Cambria Math" w:hAnsi="Cambria Math"/>
-                    </w:rPr>
-                    <m:t>1</m:t>
-                  </m:r>
-                </m:sub>
-              </m:sSub>
-            </m:den>
-          </m:f>
-          <m:r>
-            <m:rPr>
-              <m:sty m:val="p"/>
-            </m:rPr>
-            <w:rPr>
-              <w:rFonts w:ascii="Cambria Math" w:hAnsi="Cambria Math"/>
-            </w:rPr>
-            <m:t>.</m:t>
-          </m:r>
-          <m:r>
-            <m:rPr>
-              <m:sty m:val="p"/>
-            </m:rPr>
-            <w:rPr>
-              <w:rFonts w:ascii="Cambria Math" w:hAnsi="Cambria Math"/>
-            </w:rPr>
-            <w:br/>
-          </m:r>
-        </m:oMath>
-      </m:oMathPara>
       <w:r>
         <w:rPr>
           <w:rFonts w:ascii="Aptos" w:eastAsiaTheme="minorEastAsia" w:hAnsi="Aptos"/>
@@ -22143,7 +22145,13 @@
         <w:rPr>
           <w:rFonts w:ascii="Aptos" w:hAnsi="Aptos"/>
         </w:rPr>
-        <w:t xml:space="preserve">is proportional to </w:t>
+        <w:t>depends on</w:t>
+      </w:r>
+      <w:r>
+        <w:rPr>
+          <w:rFonts w:ascii="Aptos" w:hAnsi="Aptos"/>
+        </w:rPr>
+        <w:t xml:space="preserve"> </w:t>
       </w:r>
       <w:r>
         <w:rPr>
@@ -22265,7 +22273,14 @@
         <w:rPr>
           <w:rFonts w:ascii="Aptos" w:hAnsi="Aptos"/>
         </w:rPr>
-        <w:t xml:space="preserve">, and the </w:t>
+        <w:t xml:space="preserve">, and </w:t>
+      </w:r>
+      <w:r>
+        <w:rPr>
+          <w:rFonts w:ascii="Aptos" w:hAnsi="Aptos"/>
+        </w:rPr>
+        <w:lastRenderedPageBreak/>
+        <w:t xml:space="preserve">the </w:t>
       </w:r>
       <w:r>
         <w:rPr>
@@ -22323,112 +22338,49 @@
         <w:rPr>
           <w:rFonts w:ascii="Aptos" w:hAnsi="Aptos"/>
         </w:rPr>
-        <w:t xml:space="preserve"> The specific humidities </w:t>
-      </w:r>
-      <m:oMath>
-        <m:sSub>
-          <m:sSubPr>
-            <m:ctrlPr>
-              <w:rPr>
-                <w:rFonts w:ascii="Cambria Math" w:hAnsi="Cambria Math"/>
-                <w:i/>
-              </w:rPr>
-            </m:ctrlPr>
-          </m:sSubPr>
-          <m:e>
-            <m:r>
-              <w:rPr>
-                <w:rFonts w:ascii="Cambria Math" w:hAnsi="Cambria Math"/>
-              </w:rPr>
-              <m:t>q</m:t>
-            </m:r>
-          </m:e>
-          <m:sub>
-            <m:r>
-              <m:rPr>
-                <m:sty m:val="p"/>
-              </m:rPr>
-              <w:rPr>
-                <w:rFonts w:ascii="Cambria Math" w:hAnsi="Cambria Math"/>
-              </w:rPr>
-              <m:t>sfc</m:t>
-            </m:r>
-          </m:sub>
-        </m:sSub>
-      </m:oMath>
+        <w:t xml:space="preserve"> </w:t>
+      </w:r>
+      <w:r>
+        <w:rPr>
+          <w:rFonts w:ascii="Aptos" w:hAnsi="Aptos"/>
+        </w:rPr>
+        <w:t xml:space="preserve">Absent another reason, we assume </w:t>
+      </w:r>
+      <w:r>
+        <w:rPr>
+          <w:rFonts w:ascii="Aptos" w:hAnsi="Aptos"/>
+        </w:rPr>
+        <w:t>specific humidit</w:t>
+      </w:r>
+      <w:r>
+        <w:rPr>
+          <w:rFonts w:ascii="Aptos" w:hAnsi="Aptos"/>
+        </w:rPr>
+        <w:t>y gradient</w:t>
+      </w:r>
+      <w:r>
+        <w:rPr>
+          <w:rFonts w:ascii="Aptos" w:hAnsi="Aptos"/>
+        </w:rPr>
+        <w:t xml:space="preserve"> </w:t>
+      </w:r>
       <w:r>
         <w:rPr>
           <w:rFonts w:ascii="Aptos" w:eastAsiaTheme="minorEastAsia" w:hAnsi="Aptos"/>
         </w:rPr>
-        <w:t xml:space="preserve">, </w:t>
-      </w:r>
-      <m:oMath>
-        <m:sSub>
-          <m:sSubPr>
-            <m:ctrlPr>
-              <w:rPr>
-                <w:rFonts w:ascii="Cambria Math" w:eastAsiaTheme="minorEastAsia" w:hAnsi="Cambria Math"/>
-                <w:i/>
-              </w:rPr>
-            </m:ctrlPr>
-          </m:sSubPr>
-          <m:e>
-            <m:r>
-              <w:rPr>
-                <w:rFonts w:ascii="Cambria Math" w:eastAsiaTheme="minorEastAsia" w:hAnsi="Cambria Math"/>
-              </w:rPr>
-              <m:t>q</m:t>
-            </m:r>
-          </m:e>
-          <m:sub>
-            <m:r>
-              <w:rPr>
-                <w:rFonts w:ascii="Cambria Math" w:eastAsiaTheme="minorEastAsia" w:hAnsi="Cambria Math"/>
-              </w:rPr>
-              <m:t>CB</m:t>
-            </m:r>
-          </m:sub>
-        </m:sSub>
-      </m:oMath>
+        <w:t>scale</w:t>
+      </w:r>
       <w:r>
         <w:rPr>
           <w:rFonts w:ascii="Aptos" w:eastAsiaTheme="minorEastAsia" w:hAnsi="Aptos"/>
         </w:rPr>
-        <w:t xml:space="preserve">, and </w:t>
-      </w:r>
-      <m:oMath>
-        <m:sSub>
-          <m:sSubPr>
-            <m:ctrlPr>
-              <w:rPr>
-                <w:rFonts w:ascii="Cambria Math" w:eastAsiaTheme="minorEastAsia" w:hAnsi="Cambria Math"/>
-                <w:i/>
-              </w:rPr>
-            </m:ctrlPr>
-          </m:sSubPr>
-          <m:e>
-            <m:r>
-              <w:rPr>
-                <w:rFonts w:ascii="Cambria Math" w:eastAsiaTheme="minorEastAsia" w:hAnsi="Cambria Math"/>
-              </w:rPr>
-              <m:t>q</m:t>
-            </m:r>
-          </m:e>
-          <m:sub>
-            <m:r>
-              <w:rPr>
-                <w:rFonts w:ascii="Cambria Math" w:eastAsiaTheme="minorEastAsia" w:hAnsi="Cambria Math"/>
-              </w:rPr>
-              <m:t>s,CB</m:t>
-            </m:r>
-          </m:sub>
-        </m:sSub>
-      </m:oMath>
+        <w:t>s</w:t>
+      </w:r>
       <w:r>
         <w:rPr>
           <w:rFonts w:ascii="Aptos" w:eastAsiaTheme="minorEastAsia" w:hAnsi="Aptos"/>
         </w:rPr>
-        <w:t xml:space="preserve"> should all scale as +7% K</w:t>
+        <w:t xml:space="preserve"> as +7% K</w:t>
       </w:r>
       <w:r>
         <w:rPr>
@@ -22446,21 +22398,142 @@
       <w:r>
         <w:rPr>
           <w:rFonts w:ascii="Aptos" w:eastAsiaTheme="minorEastAsia" w:hAnsi="Aptos"/>
+        </w:rPr>
+        <w:t xml:space="preserve"> the change of</w:t>
+      </w:r>
+      <w:r>
+        <w:rPr>
+          <w:rFonts w:ascii="Aptos" w:eastAsiaTheme="minorEastAsia" w:hAnsi="Aptos"/>
           <w:iCs/>
         </w:rPr>
         <w:t xml:space="preserve"> </w:t>
       </w:r>
-      <w:r>
-        <w:rPr>
-          <w:rFonts w:ascii="Aptos" w:hAnsi="Aptos"/>
-        </w:rPr>
-        <w:t xml:space="preserve">the change </w:t>
-      </w:r>
-      <w:r>
-        <w:rPr>
-          <w:rFonts w:ascii="Aptos" w:hAnsi="Aptos"/>
-        </w:rPr>
-        <w:t xml:space="preserve">is </w:t>
+      <m:oMath>
+        <m:f>
+          <m:fPr>
+            <m:type m:val="lin"/>
+            <m:ctrlPr>
+              <w:rPr>
+                <w:rFonts w:ascii="Cambria Math" w:hAnsi="Cambria Math"/>
+              </w:rPr>
+            </m:ctrlPr>
+          </m:fPr>
+          <m:num>
+            <m:d>
+              <m:dPr>
+                <m:ctrlPr>
+                  <w:rPr>
+                    <w:rFonts w:ascii="Cambria Math" w:hAnsi="Cambria Math"/>
+                  </w:rPr>
+                </m:ctrlPr>
+              </m:dPr>
+              <m:e>
+                <m:sSub>
+                  <m:sSubPr>
+                    <m:ctrlPr>
+                      <w:rPr>
+                        <w:rFonts w:ascii="Cambria Math" w:hAnsi="Cambria Math"/>
+                      </w:rPr>
+                    </m:ctrlPr>
+                  </m:sSubPr>
+                  <m:e>
+                    <m:r>
+                      <w:rPr>
+                        <w:rFonts w:ascii="Cambria Math" w:hAnsi="Cambria Math"/>
+                      </w:rPr>
+                      <m:t>q</m:t>
+                    </m:r>
+                  </m:e>
+                  <m:sub>
+                    <m:r>
+                      <m:rPr>
+                        <m:sty m:val="p"/>
+                      </m:rPr>
+                      <w:rPr>
+                        <w:rFonts w:ascii="Cambria Math" w:hAnsi="Cambria Math"/>
+                      </w:rPr>
+                      <m:t>sfc</m:t>
+                    </m:r>
+                  </m:sub>
+                </m:sSub>
+                <m:r>
+                  <m:rPr>
+                    <m:sty m:val="p"/>
+                  </m:rPr>
+                  <w:rPr>
+                    <w:rFonts w:ascii="Cambria Math" w:hAnsi="Cambria Math"/>
+                  </w:rPr>
+                  <m:t>-</m:t>
+                </m:r>
+                <m:sSub>
+                  <m:sSubPr>
+                    <m:ctrlPr>
+                      <w:rPr>
+                        <w:rFonts w:ascii="Cambria Math" w:hAnsi="Cambria Math"/>
+                      </w:rPr>
+                    </m:ctrlPr>
+                  </m:sSubPr>
+                  <m:e>
+                    <m:r>
+                      <w:rPr>
+                        <w:rFonts w:ascii="Cambria Math" w:hAnsi="Cambria Math"/>
+                      </w:rPr>
+                      <m:t>q</m:t>
+                    </m:r>
+                  </m:e>
+                  <m:sub>
+                    <m:r>
+                      <w:rPr>
+                        <w:rFonts w:ascii="Cambria Math" w:hAnsi="Cambria Math"/>
+                      </w:rPr>
+                      <m:t>CB</m:t>
+                    </m:r>
+                  </m:sub>
+                </m:sSub>
+              </m:e>
+            </m:d>
+          </m:num>
+          <m:den>
+            <m:sSub>
+              <m:sSubPr>
+                <m:ctrlPr>
+                  <w:rPr>
+                    <w:rFonts w:ascii="Cambria Math" w:hAnsi="Cambria Math"/>
+                    <w:i/>
+                  </w:rPr>
+                </m:ctrlPr>
+              </m:sSubPr>
+              <m:e>
+                <m:r>
+                  <w:rPr>
+                    <w:rFonts w:ascii="Cambria Math" w:hAnsi="Cambria Math"/>
+                  </w:rPr>
+                  <m:t>q</m:t>
+                </m:r>
+              </m:e>
+              <m:sub>
+                <m:r>
+                  <w:rPr>
+                    <w:rFonts w:ascii="Cambria Math" w:hAnsi="Cambria Math"/>
+                  </w:rPr>
+                  <m:t>s,CB</m:t>
+                </m:r>
+              </m:sub>
+            </m:sSub>
+          </m:den>
+        </m:f>
+      </m:oMath>
+      <w:r>
+        <w:rPr>
+          <w:rFonts w:ascii="Aptos" w:eastAsiaTheme="minorEastAsia" w:hAnsi="Aptos"/>
+        </w:rPr>
+        <w:t xml:space="preserve"> </w:t>
+      </w:r>
+      <w:r>
+        <w:rPr>
+          <w:rFonts w:ascii="Aptos" w:hAnsi="Aptos"/>
+        </w:rPr>
+        <w:t>cancels and</w:t>
       </w:r>
       <w:r>
         <w:rPr>
@@ -22734,16 +22807,14 @@
             </w:rPr>
             <m:t>.</m:t>
           </m:r>
+          <m:r>
+            <w:rPr>
+              <w:rFonts w:ascii="Aptos" w:eastAsiaTheme="minorEastAsia" w:hAnsi="Aptos"/>
+            </w:rPr>
+            <w:br/>
+          </m:r>
         </m:oMath>
       </m:oMathPara>
-    </w:p>
-    <w:p>
-      <w:pPr>
-        <w:pStyle w:val="BodyText"/>
-        <w:rPr>
-          <w:rFonts w:ascii="Aptos" w:eastAsiaTheme="minorEastAsia" w:hAnsi="Aptos"/>
-        </w:rPr>
-      </w:pPr>
       <w:r>
         <w:rPr>
           <w:rFonts w:ascii="Aptos" w:hAnsi="Aptos"/>
@@ -23811,6 +23882,12 @@
         <w:rPr>
           <w:rFonts w:ascii="Aptos" w:eastAsiaTheme="minorEastAsia" w:hAnsi="Aptos"/>
         </w:rPr>
+        <w:t xml:space="preserve"> each</w:t>
+      </w:r>
+      <w:r>
+        <w:rPr>
+          <w:rFonts w:ascii="Aptos" w:eastAsiaTheme="minorEastAsia" w:hAnsi="Aptos"/>
+        </w:rPr>
         <w:t xml:space="preserve"> bounded by 0 and 1</w:t>
       </w:r>
       <w:r>
@@ -24169,7 +24246,75 @@
         <w:rPr>
           <w:rFonts w:ascii="Aptos" w:eastAsiaTheme="minorEastAsia" w:hAnsi="Aptos"/>
         </w:rPr>
-        <w:t xml:space="preserve">. The surface saturation deficit depends on a second coefficient </w:t>
+        <w:t>.</w:t>
+      </w:r>
+    </w:p>
+    <w:p>
+      <w:pPr>
+        <w:tabs>
+          <w:tab w:val="left" w:pos="560"/>
+          <w:tab w:val="left" w:pos="1120"/>
+          <w:tab w:val="left" w:pos="1680"/>
+          <w:tab w:val="left" w:pos="2240"/>
+          <w:tab w:val="left" w:pos="2800"/>
+          <w:tab w:val="left" w:pos="3360"/>
+          <w:tab w:val="left" w:pos="3920"/>
+          <w:tab w:val="left" w:pos="4480"/>
+          <w:tab w:val="left" w:pos="5040"/>
+          <w:tab w:val="left" w:pos="5600"/>
+          <w:tab w:val="left" w:pos="6160"/>
+          <w:tab w:val="left" w:pos="6720"/>
+        </w:tabs>
+        <w:autoSpaceDE w:val="0"/>
+        <w:autoSpaceDN w:val="0"/>
+        <w:adjustRightInd w:val="0"/>
+        <w:spacing w:after="0" w:line="240" w:lineRule="auto"/>
+        <w:rPr>
+          <w:rFonts w:ascii="Aptos" w:eastAsiaTheme="minorEastAsia" w:hAnsi="Aptos"/>
+        </w:rPr>
+      </w:pPr>
+    </w:p>
+    <w:p>
+      <w:pPr>
+        <w:tabs>
+          <w:tab w:val="left" w:pos="560"/>
+          <w:tab w:val="left" w:pos="1120"/>
+          <w:tab w:val="left" w:pos="1680"/>
+          <w:tab w:val="left" w:pos="2240"/>
+          <w:tab w:val="left" w:pos="2800"/>
+          <w:tab w:val="left" w:pos="3360"/>
+          <w:tab w:val="left" w:pos="3920"/>
+          <w:tab w:val="left" w:pos="4480"/>
+          <w:tab w:val="left" w:pos="5040"/>
+          <w:tab w:val="left" w:pos="5600"/>
+          <w:tab w:val="left" w:pos="6160"/>
+          <w:tab w:val="left" w:pos="6720"/>
+        </w:tabs>
+        <w:autoSpaceDE w:val="0"/>
+        <w:autoSpaceDN w:val="0"/>
+        <w:adjustRightInd w:val="0"/>
+        <w:spacing w:after="0" w:line="240" w:lineRule="auto"/>
+        <w:rPr>
+          <w:rFonts w:ascii="Aptos" w:eastAsiaTheme="minorEastAsia" w:hAnsi="Aptos"/>
+        </w:rPr>
+      </w:pPr>
+      <w:r>
+        <w:rPr>
+          <w:rFonts w:ascii="Aptos" w:eastAsiaTheme="minorEastAsia" w:hAnsi="Aptos"/>
+        </w:rPr>
+        <w:t xml:space="preserve">The surface saturation deficit depends on </w:t>
+      </w:r>
+      <w:r>
+        <w:rPr>
+          <w:rFonts w:ascii="Aptos" w:eastAsiaTheme="minorEastAsia" w:hAnsi="Aptos"/>
+        </w:rPr>
+        <w:t>the</w:t>
+      </w:r>
+      <w:r>
+        <w:rPr>
+          <w:rFonts w:ascii="Aptos" w:eastAsiaTheme="minorEastAsia" w:hAnsi="Aptos"/>
+        </w:rPr>
+        <w:t xml:space="preserve"> second coefficient </w:t>
       </w:r>
       <m:oMath>
         <m:r>
@@ -25338,22 +25483,13 @@
         </w:rPr>
         <w:t xml:space="preserve">The </w:t>
       </w:r>
-      <w:proofErr w:type="spellStart"/>
       <w:r>
         <w:rPr>
           <w:rFonts w:ascii="Aptos" w:eastAsiaTheme="minorEastAsia" w:hAnsi="Aptos"/>
           <w:iCs/>
         </w:rPr>
-        <w:t>parameter</w:t>
-      </w:r>
-      <w:r>
-        <w:rPr>
-          <w:rFonts w:ascii="Aptos" w:eastAsiaTheme="minorEastAsia" w:hAnsi="Aptos"/>
-          <w:iCs/>
-        </w:rPr>
-        <w:t>ic</w:t>
-      </w:r>
-      <w:proofErr w:type="spellEnd"/>
+        <w:t>parametric</w:t>
+      </w:r>
       <w:r>
         <w:rPr>
           <w:rFonts w:ascii="Aptos" w:eastAsiaTheme="minorEastAsia" w:hAnsi="Aptos"/>
@@ -25503,7 +25639,14 @@
           <w:rFonts w:ascii="Aptos" w:eastAsiaTheme="minorEastAsia" w:hAnsi="Aptos"/>
           <w:iCs/>
         </w:rPr>
-        <w:t xml:space="preserve">Between –0.5 and +0.5, </w:t>
+        <w:t>The parameter</w:t>
+      </w:r>
+      <w:r>
+        <w:rPr>
+          <w:rFonts w:ascii="Aptos" w:eastAsiaTheme="minorEastAsia" w:hAnsi="Aptos"/>
+          <w:iCs/>
+        </w:rPr>
+        <w:t xml:space="preserve"> </w:t>
       </w:r>
       <m:oMath>
         <m:r>
@@ -25584,7 +25727,21 @@
           <w:rFonts w:ascii="Aptos" w:eastAsiaTheme="minorEastAsia" w:hAnsi="Aptos"/>
           <w:iCs/>
         </w:rPr>
-        <w:t xml:space="preserve"> multiplies </w:t>
+        <w:t xml:space="preserve"> </w:t>
+      </w:r>
+      <w:r>
+        <w:rPr>
+          <w:rFonts w:ascii="Aptos" w:eastAsiaTheme="minorEastAsia" w:hAnsi="Aptos"/>
+          <w:iCs/>
+        </w:rPr>
+        <w:t xml:space="preserve">is between –0.5 and +0.5. It </w:t>
+      </w:r>
+      <w:r>
+        <w:rPr>
+          <w:rFonts w:ascii="Aptos" w:eastAsiaTheme="minorEastAsia" w:hAnsi="Aptos"/>
+          <w:iCs/>
+        </w:rPr>
+        <w:t xml:space="preserve">multiplies </w:t>
       </w:r>
       <w:r>
         <w:rPr>
@@ -26890,7 +27047,19 @@
         <w:rPr>
           <w:rFonts w:ascii="Aptos" w:eastAsiaTheme="minorEastAsia" w:hAnsi="Aptos"/>
         </w:rPr>
-        <w:t xml:space="preserve">, and surface saturation deficit and RH are constant. </w:t>
+        <w:t>, and surface saturation deficit and RH are constant</w:t>
+      </w:r>
+      <w:r>
+        <w:rPr>
+          <w:rFonts w:ascii="Aptos" w:eastAsiaTheme="minorEastAsia" w:hAnsi="Aptos"/>
+        </w:rPr>
+        <w:t>, having no effect on clouds</w:t>
+      </w:r>
+      <w:r>
+        <w:rPr>
+          <w:rFonts w:ascii="Aptos" w:eastAsiaTheme="minorEastAsia" w:hAnsi="Aptos"/>
+        </w:rPr>
+        <w:t xml:space="preserve">. </w:t>
       </w:r>
       <w:r>
         <w:rPr>
@@ -27193,7 +27362,65 @@
         <w:rPr>
           <w:rFonts w:ascii="Aptos" w:eastAsiaTheme="minorEastAsia" w:hAnsi="Aptos"/>
         </w:rPr>
-        <w:t>, the two competing effects, increasing mean RH and narrowing its width, balance.</w:t>
+        <w:t>, the two competing effects</w:t>
+      </w:r>
+      <w:r>
+        <w:rPr>
+          <w:rFonts w:ascii="Aptos" w:eastAsiaTheme="minorEastAsia" w:hAnsi="Aptos"/>
+        </w:rPr>
+        <w:t>—</w:t>
+      </w:r>
+      <w:r>
+        <w:rPr>
+          <w:rFonts w:ascii="Aptos" w:eastAsiaTheme="minorEastAsia" w:hAnsi="Aptos"/>
+        </w:rPr>
+        <w:t xml:space="preserve">increasing mean RH and narrowing its </w:t>
+      </w:r>
+      <w:r>
+        <w:rPr>
+          <w:rFonts w:ascii="Aptos" w:eastAsiaTheme="minorEastAsia" w:hAnsi="Aptos"/>
+        </w:rPr>
+        <w:t xml:space="preserve">standard deviation </w:t>
+      </w:r>
+      <m:oMath>
+        <m:sSub>
+          <m:sSubPr>
+            <m:ctrlPr>
+              <w:rPr>
+                <w:rFonts w:ascii="Cambria Math" w:eastAsiaTheme="minorEastAsia" w:hAnsi="Cambria Math"/>
+                <w:i/>
+              </w:rPr>
+            </m:ctrlPr>
+          </m:sSubPr>
+          <m:e>
+            <m:r>
+              <w:rPr>
+                <w:rFonts w:ascii="Cambria Math" w:eastAsiaTheme="minorEastAsia" w:hAnsi="Cambria Math"/>
+              </w:rPr>
+              <m:t>σ</m:t>
+            </m:r>
+          </m:e>
+          <m:sub>
+            <m:r>
+              <w:rPr>
+                <w:rFonts w:ascii="Cambria Math" w:eastAsiaTheme="minorEastAsia" w:hAnsi="Cambria Math"/>
+              </w:rPr>
+              <m:t>RH</m:t>
+            </m:r>
+          </m:sub>
+        </m:sSub>
+      </m:oMath>
+      <w:r>
+        <w:rPr>
+          <w:rFonts w:ascii="Aptos" w:eastAsiaTheme="minorEastAsia" w:hAnsi="Aptos"/>
+        </w:rPr>
+        <w:t>—</w:t>
+      </w:r>
+      <w:r>
+        <w:rPr>
+          <w:rFonts w:ascii="Aptos" w:eastAsiaTheme="minorEastAsia" w:hAnsi="Aptos"/>
+        </w:rPr>
+        <w:t>balance.</w:t>
       </w:r>
     </w:p>
     <w:p>
@@ -27869,7 +28096,61 @@
         <w:rPr>
           <w:rFonts w:ascii="Aptos" w:hAnsi="Aptos"/>
         </w:rPr>
-        <w:t>Though the sign of the change of the LCL clouds is unclear, a simple scaling of the RH highlights its sensitivity to the mean RH, RH gradients, and moisture flux</w:t>
+        <w:t>This</w:t>
+      </w:r>
+      <w:r>
+        <w:rPr>
+          <w:rFonts w:ascii="Aptos" w:hAnsi="Aptos"/>
+        </w:rPr>
+        <w:t xml:space="preserve"> simple scaling of the </w:t>
+      </w:r>
+      <w:r>
+        <w:rPr>
+          <w:rFonts w:ascii="Aptos" w:hAnsi="Aptos"/>
+        </w:rPr>
+        <w:t xml:space="preserve">LCL clouds to the subcloud </w:t>
+      </w:r>
+      <w:r>
+        <w:rPr>
+          <w:rFonts w:ascii="Aptos" w:hAnsi="Aptos"/>
+        </w:rPr>
+        <w:t xml:space="preserve">RH </w:t>
+      </w:r>
+      <w:r>
+        <w:rPr>
+          <w:rFonts w:ascii="Aptos" w:hAnsi="Aptos"/>
+        </w:rPr>
+        <w:t>fluctuations demonstrates</w:t>
+      </w:r>
+      <w:r>
+        <w:rPr>
+          <w:rFonts w:ascii="Aptos" w:hAnsi="Aptos"/>
+        </w:rPr>
+        <w:t xml:space="preserve"> </w:t>
+      </w:r>
+      <w:r>
+        <w:rPr>
+          <w:rFonts w:ascii="Aptos" w:hAnsi="Aptos"/>
+        </w:rPr>
+        <w:t>the</w:t>
+      </w:r>
+      <w:r>
+        <w:rPr>
+          <w:rFonts w:ascii="Aptos" w:hAnsi="Aptos"/>
+        </w:rPr>
+        <w:t xml:space="preserve"> sensitivity</w:t>
+      </w:r>
+      <w:r>
+        <w:rPr>
+          <w:rFonts w:ascii="Aptos" w:hAnsi="Aptos"/>
+        </w:rPr>
+        <w:t xml:space="preserve"> of the clouds</w:t>
+      </w:r>
+      <w:r>
+        <w:rPr>
+          <w:rFonts w:ascii="Aptos" w:hAnsi="Aptos"/>
+        </w:rPr>
+        <w:t xml:space="preserve"> to the mean RH, RH gradients, and moisture flux</w:t>
       </w:r>
       <w:r>
         <w:rPr>

--- a/doc/DiM_ms20260727.docx
+++ b/doc/DiM_ms20260727.docx
@@ -1647,6 +1647,20 @@
           <w:rFonts w:ascii="Aptos" w:hAnsi="Aptos"/>
         </w:rPr>
         <w:t xml:space="preserve">. </w:t>
+      </w:r>
+    </w:p>
+    <w:p>
+      <w:pPr>
+        <w:pStyle w:val="Heading2"/>
+        <w:rPr>
+          <w:rFonts w:eastAsiaTheme="minorEastAsia"/>
+        </w:rPr>
+      </w:pPr>
+      <w:r>
+        <w:rPr>
+          <w:rFonts w:eastAsiaTheme="minorEastAsia"/>
+        </w:rPr>
+        <w:t>The DIM mechanism</w:t>
       </w:r>
     </w:p>
     <w:p>
@@ -2907,19 +2921,7 @@
         <w:rPr>
           <w:rFonts w:eastAsiaTheme="minorEastAsia"/>
         </w:rPr>
-        <w:t xml:space="preserve">model </w:t>
-      </w:r>
-      <w:r>
-        <w:rPr>
-          <w:rFonts w:eastAsiaTheme="minorEastAsia"/>
-        </w:rPr>
-        <w:t>(results subsection 1)</w:t>
-      </w:r>
-      <w:r>
-        <w:rPr>
-          <w:rFonts w:eastAsiaTheme="minorEastAsia"/>
-        </w:rPr>
-        <w:t>.</w:t>
+        <w:t>model.</w:t>
       </w:r>
     </w:p>
     <w:p>
@@ -3166,13 +3168,17 @@
         <w:t>This</w:t>
       </w:r>
       <w:r>
-        <w:t xml:space="preserve"> generates </w:t>
-      </w:r>
-      <w:proofErr w:type="gramStart"/>
-      <w:r>
-        <w:t>a positive radiative feedback</w:t>
-      </w:r>
-      <w:proofErr w:type="gramEnd"/>
+        <w:t xml:space="preserve"> generates a positive </w:t>
+      </w:r>
+      <w:r>
+        <w:t xml:space="preserve">cloud </w:t>
+      </w:r>
+      <w:r>
+        <w:t xml:space="preserve">radiative </w:t>
+      </w:r>
+      <w:r>
+        <w:t>effect</w:t>
+      </w:r>
       <w:r>
         <w:t xml:space="preserve"> that scales with the planetary </w:t>
       </w:r>
@@ -3214,14 +3220,27 @@
         <w:rPr>
           <w:rFonts w:eastAsiaTheme="minorEastAsia"/>
         </w:rPr>
-        <w:t xml:space="preserve">The autoconversion of cloud droplets to precipitation, the lateral entrainment rate, and the ratio of the area of active updraft to cloud area, are set to match emergent properties of the clouds in the present </w:t>
+        <w:t xml:space="preserve">The autoconversion of cloud droplets to precipitation, the lateral entrainment rate, and the ratio of the area of active </w:t>
       </w:r>
       <w:r>
         <w:rPr>
           <w:rFonts w:eastAsiaTheme="minorEastAsia"/>
         </w:rPr>
         <w:lastRenderedPageBreak/>
-        <w:t>climate and are not expected to change with thermodynamic and circulation responses to CO2.</w:t>
+        <w:t>updraft to cloud area, are set to match emergent properties of the clouds in the present climate and are not expected to change with thermodynamic and circulation responses to CO</w:t>
+      </w:r>
+      <w:r>
+        <w:rPr>
+          <w:rFonts w:eastAsiaTheme="minorEastAsia"/>
+          <w:vertAlign w:val="subscript"/>
+        </w:rPr>
+        <w:t>2</w:t>
+      </w:r>
+      <w:r>
+        <w:rPr>
+          <w:rFonts w:eastAsiaTheme="minorEastAsia"/>
+        </w:rPr>
+        <w:t>.</w:t>
       </w:r>
     </w:p>
     <w:p>
@@ -3276,14 +3295,12 @@
         </w:rPr>
         <w:t xml:space="preserve">Updraft water </w:t>
       </w:r>
-      <w:proofErr w:type="gramStart"/>
-      <w:r>
-        <w:rPr>
-          <w:rFonts w:ascii="Aptos" w:hAnsi="Aptos"/>
-        </w:rPr>
-        <w:t>in excess of</w:t>
-      </w:r>
-      <w:proofErr w:type="gramEnd"/>
+      <w:r>
+        <w:rPr>
+          <w:rFonts w:ascii="Aptos" w:hAnsi="Aptos"/>
+        </w:rPr>
+        <w:t>greater than</w:t>
+      </w:r>
       <w:r>
         <w:rPr>
           <w:rFonts w:ascii="Aptos" w:hAnsi="Aptos"/>
@@ -3505,13 +3522,13 @@
         <w:rPr>
           <w:rFonts w:eastAsiaTheme="minorEastAsia"/>
         </w:rPr>
-        <w:t xml:space="preserve">is </w:t>
-      </w:r>
-      <w:r>
-        <w:rPr>
-          <w:rFonts w:eastAsiaTheme="minorEastAsia"/>
-        </w:rPr>
-        <w:t>proportional to mass flux</w:t>
+        <w:t>and</w:t>
+      </w:r>
+      <w:r>
+        <w:rPr>
+          <w:rFonts w:eastAsiaTheme="minorEastAsia"/>
+        </w:rPr>
+        <w:t xml:space="preserve"> mass flux</w:t>
       </w:r>
     </w:p>
     <w:p>
@@ -3766,6 +3783,7 @@
           <w:rFonts w:ascii="Times New Roman" w:eastAsiaTheme="minorEastAsia" w:hAnsi="Times New Roman" w:cs="Times New Roman"/>
           <w:noProof/>
         </w:rPr>
+        <w:lastRenderedPageBreak/>
         <w:drawing>
           <wp:inline distT="0" distB="0" distL="0" distR="0" wp14:anchorId="22222331" wp14:editId="12ACCFB1">
             <wp:extent cx="3155950" cy="2344420"/>
@@ -3814,7 +3832,6 @@
         <w:rPr>
           <w:rFonts w:ascii="Aptos Narrow" w:eastAsiaTheme="minorEastAsia" w:hAnsi="Aptos Narrow" w:cs="Times New Roman"/>
         </w:rPr>
-        <w:lastRenderedPageBreak/>
         <w:t xml:space="preserve">Figure REFLMASSFL. Modeled mean cloud base (700 m) mass flux for all scenes in each reflectance bin (blue points and whiskers). Black line shows a slope of 0.42 </w:t>
       </w:r>
       <w:r>
@@ -4781,7 +4798,14 @@
         <w:rPr>
           <w:rFonts w:ascii="Aptos" w:hAnsi="Aptos"/>
         </w:rPr>
-        <w:t xml:space="preserve"> +7%, keeping constant relative humidity, i</w:t>
+        <w:t xml:space="preserve"> +7%, keeping constant relative </w:t>
+      </w:r>
+      <w:r>
+        <w:rPr>
+          <w:rFonts w:ascii="Aptos" w:hAnsi="Aptos"/>
+        </w:rPr>
+        <w:lastRenderedPageBreak/>
+        <w:t>humidity, i</w:t>
       </w:r>
       <w:r>
         <w:rPr>
@@ -5229,7 +5253,6 @@
             <w:rPr>
               <w:rFonts w:ascii="Cambria Math" w:hAnsi="Cambria Math"/>
             </w:rPr>
-            <w:lastRenderedPageBreak/>
             <m:t>RH=R</m:t>
           </m:r>
           <m:sSub>
@@ -6984,25 +7007,91 @@
         <w:rPr>
           <w:rFonts w:ascii="Aptos" w:hAnsi="Aptos"/>
         </w:rPr>
-        <w:t xml:space="preserve">) with a cloud </w:t>
-      </w:r>
-      <w:r>
-        <w:rPr>
-          <w:rFonts w:ascii="Aptos" w:hAnsi="Aptos"/>
-        </w:rPr>
-        <w:t>radiative kernel</w:t>
-      </w:r>
-      <w:r>
-        <w:rPr>
-          <w:rFonts w:ascii="Aptos" w:hAnsi="Aptos"/>
-        </w:rPr>
-        <w:t xml:space="preserve"> (Zelinka et al., 2012) with GOES cloud optical thickness and cloud top pressure retrievals (Minnis et al. 2008)</w:t>
-      </w:r>
-      <w:r>
-        <w:rPr>
-          <w:rFonts w:ascii="Aptos" w:hAnsi="Aptos"/>
-        </w:rPr>
-        <w:t xml:space="preserve">. CRE for the experiments is multiplied by the relative change in the shallow cumulus albedo </w:t>
+        <w:t xml:space="preserve">) </w:t>
+      </w:r>
+      <w:r>
+        <w:rPr>
+          <w:rFonts w:ascii="Aptos" w:hAnsi="Aptos"/>
+        </w:rPr>
+        <w:t>cloud optical thickness and cloud top pressure retrievals</w:t>
+      </w:r>
+      <w:r>
+        <w:rPr>
+          <w:rFonts w:ascii="Aptos" w:hAnsi="Aptos"/>
+        </w:rPr>
+        <w:t xml:space="preserve"> </w:t>
+      </w:r>
+      <w:r>
+        <w:rPr>
+          <w:rFonts w:ascii="Aptos" w:hAnsi="Aptos"/>
+        </w:rPr>
+        <w:t>(Minnis et al. 2008)</w:t>
+      </w:r>
+      <w:r>
+        <w:rPr>
+          <w:rFonts w:ascii="Aptos" w:hAnsi="Aptos"/>
+        </w:rPr>
+        <w:t xml:space="preserve"> </w:t>
+      </w:r>
+      <w:r>
+        <w:rPr>
+          <w:rFonts w:ascii="Aptos" w:hAnsi="Aptos"/>
+        </w:rPr>
+        <w:t xml:space="preserve">with </w:t>
+      </w:r>
+      <w:r>
+        <w:rPr>
+          <w:rFonts w:ascii="Aptos" w:hAnsi="Aptos"/>
+        </w:rPr>
+        <w:t>the</w:t>
+      </w:r>
+      <w:r>
+        <w:rPr>
+          <w:rFonts w:ascii="Aptos" w:hAnsi="Aptos"/>
+        </w:rPr>
+        <w:t xml:space="preserve"> </w:t>
+      </w:r>
+      <w:r>
+        <w:rPr>
+          <w:rFonts w:ascii="Aptos" w:hAnsi="Aptos"/>
+        </w:rPr>
+        <w:t xml:space="preserve">Zelinka et al. (2012) </w:t>
+      </w:r>
+      <w:r>
+        <w:rPr>
+          <w:rFonts w:ascii="Aptos" w:hAnsi="Aptos"/>
+        </w:rPr>
+        <w:t xml:space="preserve">cloud </w:t>
+      </w:r>
+      <w:r>
+        <w:rPr>
+          <w:rFonts w:ascii="Aptos" w:hAnsi="Aptos"/>
+        </w:rPr>
+        <w:t>radiative kerne</w:t>
+      </w:r>
+      <w:r>
+        <w:rPr>
+          <w:rFonts w:ascii="Aptos" w:hAnsi="Aptos"/>
+        </w:rPr>
+        <w:t>l</w:t>
+      </w:r>
+      <w:r>
+        <w:rPr>
+          <w:rFonts w:ascii="Aptos" w:hAnsi="Aptos"/>
+        </w:rPr>
+        <w:t xml:space="preserve">. CRE for the </w:t>
+      </w:r>
+      <w:r>
+        <w:rPr>
+          <w:rFonts w:ascii="Aptos" w:hAnsi="Aptos"/>
+        </w:rPr>
+        <w:t xml:space="preserve">shallow cumulus </w:t>
+      </w:r>
+      <w:r>
+        <w:rPr>
+          <w:rFonts w:ascii="Aptos" w:hAnsi="Aptos"/>
+        </w:rPr>
+        <w:t xml:space="preserve">experiments is multiplied by the relative change in the shallow cumulus albedo </w:t>
       </w:r>
       <m:oMath>
         <m:r>
@@ -7126,6 +7215,7 @@
         <w:pStyle w:val="Heading2"/>
       </w:pPr>
       <w:r>
+        <w:lastRenderedPageBreak/>
         <w:t>LCL clouds</w:t>
       </w:r>
     </w:p>
@@ -7190,7 +7280,6 @@
         <w:rPr>
           <w:rFonts w:ascii="Aptos" w:hAnsi="Aptos"/>
         </w:rPr>
-        <w:lastRenderedPageBreak/>
         <w:t>The change of LCL clouds depends on the effect of wind on the surface evaporation and to what degree cloud base humidity increases with surface humidity. The sign of the change of LCL clouds is uncertain. Assuming 1/3 of the clouds are LCL clouds that change by ±8% K</w:t>
       </w:r>
       <w:r>
@@ -7243,6 +7332,14 @@
           <w:rFonts w:ascii="Aptos" w:hAnsi="Aptos"/>
         </w:rPr>
         <w:t>.</w:t>
+      </w:r>
+    </w:p>
+    <w:p>
+      <w:pPr>
+        <w:pStyle w:val="Heading1"/>
+      </w:pPr>
+      <w:r>
+        <w:t>Summary</w:t>
       </w:r>
     </w:p>
     <w:p>
@@ -7250,10 +7347,810 @@
         <w:spacing w:line="240" w:lineRule="auto"/>
         <w:rPr>
           <w:rFonts w:eastAsiaTheme="minorEastAsia"/>
+          <w:iCs/>
         </w:rPr>
       </w:pPr>
       <w:r>
-        <w:t xml:space="preserve">The hypotheses </w:t>
+        <w:rPr>
+          <w:rFonts w:eastAsiaTheme="minorEastAsia"/>
+          <w:iCs/>
+        </w:rPr>
+        <w:t>A</w:t>
+      </w:r>
+      <w:r>
+        <w:rPr>
+          <w:rFonts w:eastAsiaTheme="minorEastAsia"/>
+          <w:iCs/>
+        </w:rPr>
+        <w:t xml:space="preserve"> model </w:t>
+      </w:r>
+      <w:r>
+        <w:rPr>
+          <w:rFonts w:eastAsiaTheme="minorEastAsia"/>
+          <w:iCs/>
+        </w:rPr>
+        <w:t>simulates</w:t>
+      </w:r>
+      <w:r>
+        <w:rPr>
+          <w:rFonts w:eastAsiaTheme="minorEastAsia"/>
+          <w:iCs/>
+        </w:rPr>
+        <w:t xml:space="preserve"> the ensemble of cumulus cloud</w:t>
+      </w:r>
+      <w:r>
+        <w:rPr>
+          <w:rFonts w:eastAsiaTheme="minorEastAsia"/>
+          <w:iCs/>
+        </w:rPr>
+        <w:t xml:space="preserve"> with</w:t>
+      </w:r>
+      <w:r>
+        <w:rPr>
+          <w:rFonts w:eastAsiaTheme="minorEastAsia"/>
+          <w:iCs/>
+        </w:rPr>
+        <w:t xml:space="preserve"> </w:t>
+      </w:r>
+      <w:r>
+        <w:rPr>
+          <w:rFonts w:eastAsiaTheme="minorEastAsia"/>
+          <w:iCs/>
+        </w:rPr>
+        <w:t>eddy moisture flux divergence in</w:t>
+      </w:r>
+      <w:r>
+        <w:t xml:space="preserve"> balance</w:t>
+      </w:r>
+      <w:r>
+        <w:rPr>
+          <w:rFonts w:eastAsiaTheme="minorEastAsia"/>
+          <w:iCs/>
+        </w:rPr>
+        <w:t xml:space="preserve"> with</w:t>
+      </w:r>
+      <w:r>
+        <w:rPr>
+          <w:rFonts w:eastAsiaTheme="minorEastAsia"/>
+          <w:iCs/>
+        </w:rPr>
+        <w:t xml:space="preserve"> the large-scale circulation drying and observed clouds. </w:t>
+      </w:r>
+      <w:r>
+        <w:rPr>
+          <w:rFonts w:eastAsiaTheme="minorEastAsia"/>
+          <w:iCs/>
+        </w:rPr>
+        <w:t>It independently produces</w:t>
+      </w:r>
+      <w:r>
+        <w:rPr>
+          <w:rFonts w:eastAsiaTheme="minorEastAsia"/>
+          <w:iCs/>
+        </w:rPr>
+        <w:t xml:space="preserve"> the </w:t>
+      </w:r>
+      <w:r>
+        <w:rPr>
+          <w:rFonts w:eastAsiaTheme="minorEastAsia"/>
+          <w:iCs/>
+        </w:rPr>
+        <w:t>ratio</w:t>
+      </w:r>
+      <w:r>
+        <w:rPr>
+          <w:rFonts w:eastAsiaTheme="minorEastAsia"/>
+          <w:iCs/>
+        </w:rPr>
+        <w:t xml:space="preserve"> of mesoscale mass flux </w:t>
+      </w:r>
+      <w:r>
+        <w:rPr>
+          <w:rFonts w:eastAsiaTheme="minorEastAsia"/>
+          <w:iCs/>
+        </w:rPr>
+        <w:t>to</w:t>
+      </w:r>
+      <w:r>
+        <w:rPr>
+          <w:rFonts w:eastAsiaTheme="minorEastAsia"/>
+          <w:iCs/>
+        </w:rPr>
+        <w:t xml:space="preserve"> cloud </w:t>
+      </w:r>
+      <w:r>
+        <w:rPr>
+          <w:rFonts w:eastAsiaTheme="minorEastAsia"/>
+          <w:iCs/>
+        </w:rPr>
+        <w:t>albedo</w:t>
+      </w:r>
+      <w:r>
+        <w:rPr>
+          <w:rFonts w:eastAsiaTheme="minorEastAsia"/>
+          <w:iCs/>
+        </w:rPr>
+        <w:t xml:space="preserve"> observed in </w:t>
+      </w:r>
+      <w:proofErr w:type="gramStart"/>
+      <w:r>
+        <w:rPr>
+          <w:rFonts w:eastAsiaTheme="minorEastAsia"/>
+          <w:iCs/>
+        </w:rPr>
+        <w:t>EUREC4A</w:t>
+      </w:r>
+      <w:r>
+        <w:rPr>
+          <w:rFonts w:eastAsiaTheme="minorEastAsia"/>
+          <w:iCs/>
+        </w:rPr>
+        <w:t>, and</w:t>
+      </w:r>
+      <w:proofErr w:type="gramEnd"/>
+      <w:r>
+        <w:rPr>
+          <w:rFonts w:eastAsiaTheme="minorEastAsia"/>
+          <w:iCs/>
+        </w:rPr>
+        <w:t xml:space="preserve"> </w:t>
+      </w:r>
+      <w:r>
+        <w:rPr>
+          <w:rFonts w:eastAsiaTheme="minorEastAsia"/>
+          <w:iCs/>
+        </w:rPr>
+        <w:t>physically extends</w:t>
+      </w:r>
+      <w:r>
+        <w:rPr>
+          <w:rFonts w:eastAsiaTheme="minorEastAsia"/>
+          <w:iCs/>
+        </w:rPr>
+        <w:t xml:space="preserve"> </w:t>
+      </w:r>
+      <w:r>
+        <w:rPr>
+          <w:rFonts w:eastAsiaTheme="minorEastAsia"/>
+          <w:iCs/>
+        </w:rPr>
+        <w:t xml:space="preserve">the </w:t>
+      </w:r>
+      <w:r>
+        <w:rPr>
+          <w:rFonts w:eastAsiaTheme="minorEastAsia"/>
+          <w:iCs/>
+        </w:rPr>
+        <w:t xml:space="preserve">proportionality </w:t>
+      </w:r>
+      <w:r>
+        <w:rPr>
+          <w:rFonts w:eastAsiaTheme="minorEastAsia"/>
+          <w:iCs/>
+        </w:rPr>
+        <w:t>to climatological mean</w:t>
+      </w:r>
+      <w:r>
+        <w:rPr>
+          <w:rFonts w:eastAsiaTheme="minorEastAsia"/>
+          <w:iCs/>
+        </w:rPr>
+        <w:t xml:space="preserve"> </w:t>
+      </w:r>
+      <w:r>
+        <w:rPr>
+          <w:rFonts w:eastAsiaTheme="minorEastAsia"/>
+          <w:iCs/>
+        </w:rPr>
+        <w:t xml:space="preserve">cloud albedo and </w:t>
+      </w:r>
+      <w:r>
+        <w:rPr>
+          <w:rFonts w:eastAsiaTheme="minorEastAsia"/>
+          <w:iCs/>
+        </w:rPr>
+        <w:t>mass flu</w:t>
+      </w:r>
+      <w:r>
+        <w:rPr>
+          <w:rFonts w:eastAsiaTheme="minorEastAsia"/>
+          <w:iCs/>
+        </w:rPr>
+        <w:t>x</w:t>
+      </w:r>
+      <w:r>
+        <w:rPr>
+          <w:rFonts w:eastAsiaTheme="minorEastAsia"/>
+          <w:iCs/>
+        </w:rPr>
+        <w:t xml:space="preserve">. </w:t>
+      </w:r>
+      <w:r>
+        <w:rPr>
+          <w:rFonts w:eastAsiaTheme="minorEastAsia"/>
+          <w:iCs/>
+        </w:rPr>
+        <w:t>Finally, the model</w:t>
+      </w:r>
+      <w:r>
+        <w:rPr>
+          <w:rFonts w:eastAsiaTheme="minorEastAsia"/>
+          <w:iCs/>
+        </w:rPr>
+        <w:t xml:space="preserve"> shows the mean shallow cumulus mass flux and cloud fraction decrease in proportion to the reduction of the mean tropical circulation expected in a warmed climate (HS06).</w:t>
+      </w:r>
+    </w:p>
+    <w:p>
+      <w:pPr>
+        <w:spacing w:line="240" w:lineRule="auto"/>
+        <w:rPr>
+          <w:rFonts w:eastAsiaTheme="minorEastAsia"/>
+        </w:rPr>
+      </w:pPr>
+      <w:r>
+        <w:t xml:space="preserve">The </w:t>
+      </w:r>
+      <w:r>
+        <w:t xml:space="preserve">DIM </w:t>
+      </w:r>
+      <w:r>
+        <w:t>hypothes</w:t>
+      </w:r>
+      <w:r>
+        <w:t>is</w:t>
+      </w:r>
+      <w:r>
+        <w:t xml:space="preserve"> </w:t>
+      </w:r>
+      <w:r>
+        <w:rPr>
+          <w:rFonts w:eastAsiaTheme="minorEastAsia"/>
+        </w:rPr>
+        <w:t>extrapolates</w:t>
+      </w:r>
+      <w:r>
+        <w:rPr>
+          <w:rFonts w:eastAsiaTheme="minorEastAsia"/>
+        </w:rPr>
+        <w:t xml:space="preserve"> </w:t>
+      </w:r>
+      <w:r>
+        <w:rPr>
+          <w:rFonts w:eastAsiaTheme="minorEastAsia"/>
+        </w:rPr>
+        <w:t xml:space="preserve">observational evidence linking cloud fraction to mass flux </w:t>
+      </w:r>
+      <m:oMath>
+        <m:r>
+          <w:rPr>
+            <w:rFonts w:ascii="Cambria Math" w:eastAsiaTheme="minorEastAsia" w:hAnsi="Cambria Math"/>
+          </w:rPr>
+          <m:t>d</m:t>
+        </m:r>
+        <m:func>
+          <m:funcPr>
+            <m:ctrlPr>
+              <w:rPr>
+                <w:rFonts w:ascii="Cambria Math" w:eastAsiaTheme="minorEastAsia" w:hAnsi="Cambria Math"/>
+                <w:i/>
+              </w:rPr>
+            </m:ctrlPr>
+          </m:funcPr>
+          <m:fName>
+            <m:r>
+              <m:rPr>
+                <m:sty m:val="p"/>
+              </m:rPr>
+              <w:rPr>
+                <w:rFonts w:ascii="Cambria Math" w:eastAsiaTheme="minorEastAsia" w:hAnsi="Cambria Math"/>
+              </w:rPr>
+              <m:t>ln</m:t>
+            </m:r>
+          </m:fName>
+          <m:e>
+            <m:r>
+              <w:rPr>
+                <w:rFonts w:ascii="Cambria Math" w:eastAsiaTheme="minorEastAsia" w:hAnsi="Cambria Math"/>
+              </w:rPr>
+              <m:t>C</m:t>
+            </m:r>
+          </m:e>
+        </m:func>
+        <m:r>
+          <w:rPr>
+            <w:rFonts w:ascii="Cambria Math" w:eastAsiaTheme="minorEastAsia" w:hAnsi="Cambria Math"/>
+          </w:rPr>
+          <m:t>=d</m:t>
+        </m:r>
+        <m:func>
+          <m:funcPr>
+            <m:ctrlPr>
+              <w:rPr>
+                <w:rFonts w:ascii="Cambria Math" w:eastAsiaTheme="minorEastAsia" w:hAnsi="Cambria Math"/>
+                <w:i/>
+              </w:rPr>
+            </m:ctrlPr>
+          </m:funcPr>
+          <m:fName>
+            <m:r>
+              <m:rPr>
+                <m:sty m:val="p"/>
+              </m:rPr>
+              <w:rPr>
+                <w:rFonts w:ascii="Cambria Math" w:eastAsiaTheme="minorEastAsia" w:hAnsi="Cambria Math"/>
+              </w:rPr>
+              <m:t>ln</m:t>
+            </m:r>
+          </m:fName>
+          <m:e>
+            <m:r>
+              <w:rPr>
+                <w:rFonts w:ascii="Cambria Math" w:eastAsiaTheme="minorEastAsia" w:hAnsi="Cambria Math"/>
+              </w:rPr>
+              <m:t>M</m:t>
+            </m:r>
+          </m:e>
+        </m:func>
+      </m:oMath>
+      <w:r>
+        <w:rPr>
+          <w:rFonts w:eastAsiaTheme="minorEastAsia"/>
+        </w:rPr>
+        <w:t xml:space="preserve"> to changes expected from a balanced water budget with a weakening hydrological circulation. </w:t>
+      </w:r>
+      <w:r>
+        <w:rPr>
+          <w:rFonts w:eastAsiaTheme="minorEastAsia"/>
+        </w:rPr>
+        <w:t xml:space="preserve">Cloud parameterizations used in </w:t>
+      </w:r>
+      <w:r>
+        <w:rPr>
+          <w:rFonts w:eastAsiaTheme="minorEastAsia"/>
+        </w:rPr>
+        <w:t>climate</w:t>
+      </w:r>
+      <w:r>
+        <w:rPr>
+          <w:rFonts w:eastAsiaTheme="minorEastAsia"/>
+        </w:rPr>
+        <w:t xml:space="preserve"> models must satisfy many global </w:t>
+      </w:r>
+      <w:proofErr w:type="gramStart"/>
+      <w:r>
+        <w:rPr>
+          <w:rFonts w:eastAsiaTheme="minorEastAsia"/>
+        </w:rPr>
+        <w:t>constraints, but</w:t>
+      </w:r>
+      <w:proofErr w:type="gramEnd"/>
+      <w:r>
+        <w:rPr>
+          <w:rFonts w:eastAsiaTheme="minorEastAsia"/>
+        </w:rPr>
+        <w:t xml:space="preserve"> might not be suited to faithfully simulate the moisture flux and cloud fraction of shallow cumulus clouds</w:t>
+      </w:r>
+      <w:r>
+        <w:rPr>
+          <w:rFonts w:eastAsiaTheme="minorEastAsia"/>
+        </w:rPr>
+        <w:t xml:space="preserve"> </w:t>
+      </w:r>
+      <w:r>
+        <w:rPr>
+          <w:rFonts w:eastAsiaTheme="minorEastAsia"/>
+        </w:rPr>
+        <w:t>(</w:t>
+      </w:r>
+      <w:r>
+        <w:rPr>
+          <w:rFonts w:eastAsiaTheme="minorEastAsia"/>
+        </w:rPr>
+        <w:t>Vial et al.</w:t>
+      </w:r>
+      <w:r>
+        <w:rPr>
+          <w:rFonts w:eastAsiaTheme="minorEastAsia"/>
+        </w:rPr>
+        <w:t>,</w:t>
+      </w:r>
+      <w:r>
+        <w:rPr>
+          <w:rFonts w:eastAsiaTheme="minorEastAsia"/>
+        </w:rPr>
+        <w:t xml:space="preserve"> </w:t>
+      </w:r>
+      <w:r>
+        <w:rPr>
+          <w:rFonts w:eastAsiaTheme="minorEastAsia"/>
+        </w:rPr>
+        <w:t>2017</w:t>
+      </w:r>
+      <w:r>
+        <w:rPr>
+          <w:rFonts w:eastAsiaTheme="minorEastAsia"/>
+        </w:rPr>
+        <w:t xml:space="preserve">, </w:t>
+      </w:r>
+      <w:r>
+        <w:rPr>
+          <w:rFonts w:eastAsiaTheme="minorEastAsia"/>
+        </w:rPr>
+        <w:t>Nuijens</w:t>
+      </w:r>
+      <w:r>
+        <w:rPr>
+          <w:rFonts w:eastAsiaTheme="minorEastAsia"/>
+        </w:rPr>
+        <w:t xml:space="preserve"> et al</w:t>
+      </w:r>
+      <w:r>
+        <w:rPr>
+          <w:rFonts w:eastAsiaTheme="minorEastAsia"/>
+        </w:rPr>
+        <w:t>., 2015)</w:t>
+      </w:r>
+      <w:r>
+        <w:rPr>
+          <w:rFonts w:eastAsiaTheme="minorEastAsia"/>
+        </w:rPr>
+        <w:t>.</w:t>
+      </w:r>
+      <w:r>
+        <w:rPr>
+          <w:rFonts w:eastAsiaTheme="minorEastAsia"/>
+          <w:iCs/>
+        </w:rPr>
+        <w:t xml:space="preserve"> </w:t>
+      </w:r>
+      <w:r>
+        <w:rPr>
+          <w:rFonts w:eastAsiaTheme="minorEastAsia"/>
+          <w:iCs/>
+        </w:rPr>
+        <w:t>O</w:t>
+      </w:r>
+      <w:r>
+        <w:rPr>
+          <w:rFonts w:eastAsiaTheme="minorEastAsia"/>
+          <w:iCs/>
+        </w:rPr>
+        <w:t>ur shallow cumulus model</w:t>
+      </w:r>
+      <w:r>
+        <w:rPr>
+          <w:rFonts w:eastAsiaTheme="minorEastAsia"/>
+          <w:iCs/>
+        </w:rPr>
+        <w:t xml:space="preserve"> represents </w:t>
+      </w:r>
+      <w:r>
+        <w:rPr>
+          <w:rFonts w:eastAsiaTheme="minorEastAsia"/>
+          <w:iCs/>
+        </w:rPr>
+        <w:t xml:space="preserve">cloud-scale turbulent processes </w:t>
+      </w:r>
+      <w:r>
+        <w:rPr>
+          <w:rFonts w:eastAsiaTheme="minorEastAsia"/>
+          <w:iCs/>
+        </w:rPr>
+        <w:t>with</w:t>
+      </w:r>
+      <w:r>
+        <w:rPr>
+          <w:rFonts w:eastAsiaTheme="minorEastAsia"/>
+          <w:iCs/>
+        </w:rPr>
+        <w:t xml:space="preserve"> </w:t>
+      </w:r>
+      <w:r>
+        <w:rPr>
+          <w:rFonts w:eastAsiaTheme="minorEastAsia"/>
+          <w:iCs/>
+        </w:rPr>
+        <w:t xml:space="preserve">a spectrum </w:t>
+      </w:r>
+      <w:r>
+        <w:rPr>
+          <w:rFonts w:eastAsiaTheme="minorEastAsia"/>
+          <w:iCs/>
+        </w:rPr>
+        <w:t xml:space="preserve">of total moisture sink rates representing </w:t>
+      </w:r>
+      <w:r>
+        <w:rPr>
+          <w:rFonts w:eastAsiaTheme="minorEastAsia"/>
+          <w:iCs/>
+        </w:rPr>
+        <w:t xml:space="preserve">lateral entrainment </w:t>
+      </w:r>
+      <w:r>
+        <w:rPr>
+          <w:rFonts w:eastAsiaTheme="minorEastAsia"/>
+          <w:iCs/>
+        </w:rPr>
+        <w:t>and precipitation</w:t>
+      </w:r>
+      <w:r>
+        <w:rPr>
+          <w:rFonts w:eastAsiaTheme="minorEastAsia"/>
+          <w:iCs/>
+        </w:rPr>
+        <w:t xml:space="preserve">. Each </w:t>
+      </w:r>
+      <w:r>
+        <w:rPr>
+          <w:rFonts w:eastAsiaTheme="minorEastAsia"/>
+          <w:iCs/>
+        </w:rPr>
+        <w:t>moisture sink</w:t>
+      </w:r>
+      <w:r>
+        <w:rPr>
+          <w:rFonts w:eastAsiaTheme="minorEastAsia"/>
+          <w:iCs/>
+        </w:rPr>
+        <w:t xml:space="preserve"> rate determines a profile of cloud </w:t>
+      </w:r>
+      <w:r>
+        <w:rPr>
+          <w:rFonts w:eastAsiaTheme="minorEastAsia"/>
+          <w:iCs/>
+        </w:rPr>
+        <w:t>humidity</w:t>
+      </w:r>
+      <w:r>
+        <w:rPr>
+          <w:rFonts w:eastAsiaTheme="minorEastAsia"/>
+          <w:iCs/>
+        </w:rPr>
+        <w:t xml:space="preserve"> </w:t>
+      </w:r>
+      <m:oMath>
+        <m:sSub>
+          <m:sSubPr>
+            <m:ctrlPr>
+              <w:rPr>
+                <w:rFonts w:ascii="Cambria Math" w:eastAsiaTheme="minorEastAsia" w:hAnsi="Cambria Math"/>
+                <w:i/>
+                <w:iCs/>
+              </w:rPr>
+            </m:ctrlPr>
+          </m:sSubPr>
+          <m:e>
+            <m:r>
+              <w:rPr>
+                <w:rFonts w:ascii="Cambria Math" w:eastAsiaTheme="minorEastAsia" w:hAnsi="Cambria Math"/>
+              </w:rPr>
+              <m:t>q</m:t>
+            </m:r>
+            <m:ctrlPr>
+              <w:rPr>
+                <w:rFonts w:ascii="Cambria Math" w:eastAsiaTheme="minorEastAsia" w:hAnsi="Cambria Math"/>
+                <w:i/>
+              </w:rPr>
+            </m:ctrlPr>
+          </m:e>
+          <m:sub>
+            <m:r>
+              <w:rPr>
+                <w:rFonts w:ascii="Cambria Math" w:eastAsiaTheme="minorEastAsia" w:hAnsi="Cambria Math"/>
+              </w:rPr>
+              <m:t>c</m:t>
+            </m:r>
+          </m:sub>
+        </m:sSub>
+      </m:oMath>
+      <w:r>
+        <w:rPr>
+          <w:rFonts w:eastAsiaTheme="minorEastAsia"/>
+          <w:iCs/>
+        </w:rPr>
+        <w:t xml:space="preserve"> and</w:t>
+      </w:r>
+      <w:r>
+        <w:rPr>
+          <w:rFonts w:eastAsiaTheme="minorEastAsia"/>
+          <w:iCs/>
+        </w:rPr>
+        <w:t xml:space="preserve"> a</w:t>
+      </w:r>
+      <w:r>
+        <w:rPr>
+          <w:rFonts w:eastAsiaTheme="minorEastAsia"/>
+          <w:iCs/>
+        </w:rPr>
+        <w:t xml:space="preserve"> cloud top height. </w:t>
+      </w:r>
+      <w:r>
+        <w:rPr>
+          <w:rFonts w:eastAsiaTheme="minorEastAsia"/>
+          <w:iCs/>
+        </w:rPr>
+        <w:t>A distribution</w:t>
+      </w:r>
+      <w:r>
+        <w:rPr>
+          <w:rFonts w:eastAsiaTheme="minorEastAsia"/>
+          <w:iCs/>
+        </w:rPr>
+        <w:t xml:space="preserve"> of </w:t>
+      </w:r>
+      <w:r>
+        <w:rPr>
+          <w:rFonts w:eastAsiaTheme="minorEastAsia"/>
+          <w:iCs/>
+        </w:rPr>
+        <w:t>moisture sink</w:t>
+      </w:r>
+      <w:r>
+        <w:rPr>
+          <w:rFonts w:eastAsiaTheme="minorEastAsia"/>
+          <w:iCs/>
+        </w:rPr>
+        <w:t xml:space="preserve"> rates </w:t>
+      </w:r>
+      <w:r>
+        <w:rPr>
+          <w:rFonts w:eastAsiaTheme="minorEastAsia"/>
+          <w:iCs/>
+        </w:rPr>
+        <w:t>is solved to yield</w:t>
+      </w:r>
+      <w:r>
+        <w:rPr>
+          <w:rFonts w:eastAsiaTheme="minorEastAsia"/>
+          <w:iCs/>
+        </w:rPr>
+        <w:t xml:space="preserve"> the observed </w:t>
+      </w:r>
+      <w:r>
+        <w:rPr>
+          <w:rFonts w:eastAsiaTheme="minorEastAsia"/>
+          <w:iCs/>
+        </w:rPr>
+        <w:t xml:space="preserve">distribution of </w:t>
+      </w:r>
+      <w:r>
+        <w:rPr>
+          <w:rFonts w:eastAsiaTheme="minorEastAsia"/>
+          <w:iCs/>
+        </w:rPr>
+        <w:t xml:space="preserve">shallow cumulus cloud top height and moisture flux divergence. </w:t>
+      </w:r>
+      <w:r>
+        <w:rPr>
+          <w:rFonts w:eastAsiaTheme="minorEastAsia"/>
+          <w:iCs/>
+        </w:rPr>
+        <w:t xml:space="preserve">The model </w:t>
+      </w:r>
+      <w:r>
+        <w:rPr>
+          <w:rFonts w:eastAsiaTheme="minorEastAsia"/>
+          <w:iCs/>
+        </w:rPr>
+        <w:t xml:space="preserve">reproduces the </w:t>
+      </w:r>
+      <w:r>
+        <w:rPr>
+          <w:rFonts w:eastAsiaTheme="minorEastAsia"/>
+          <w:iCs/>
+        </w:rPr>
+        <w:t xml:space="preserve">observed </w:t>
+      </w:r>
+      <w:r>
+        <w:rPr>
+          <w:rFonts w:eastAsiaTheme="minorEastAsia"/>
+          <w:iCs/>
+        </w:rPr>
+        <w:t xml:space="preserve">proportionality of </w:t>
+      </w:r>
+      <w:r>
+        <w:rPr>
+          <w:rFonts w:eastAsiaTheme="minorEastAsia"/>
+          <w:iCs/>
+        </w:rPr>
+        <w:t xml:space="preserve">albedo-weighted </w:t>
+      </w:r>
+      <w:r>
+        <w:rPr>
+          <w:rFonts w:eastAsiaTheme="minorEastAsia"/>
+          <w:iCs/>
+        </w:rPr>
+        <w:t xml:space="preserve">cloud </w:t>
+      </w:r>
+      <w:r>
+        <w:rPr>
+          <w:rFonts w:eastAsiaTheme="minorEastAsia"/>
+          <w:iCs/>
+        </w:rPr>
+        <w:t>fraction</w:t>
+      </w:r>
+      <w:r>
+        <w:rPr>
+          <w:rFonts w:eastAsiaTheme="minorEastAsia"/>
+          <w:iCs/>
+        </w:rPr>
+        <w:t xml:space="preserve"> to mass flux </w:t>
+      </w:r>
+      <m:oMath>
+        <m:r>
+          <w:rPr>
+            <w:rFonts w:ascii="Cambria Math" w:eastAsiaTheme="minorEastAsia" w:hAnsi="Cambria Math"/>
+          </w:rPr>
+          <m:t>C/M</m:t>
+        </m:r>
+        <m:r>
+          <w:rPr>
+            <w:rFonts w:ascii="Cambria Math" w:eastAsiaTheme="minorEastAsia" w:hAnsi="Cambria Math"/>
+          </w:rPr>
+          <m:t>=</m:t>
+        </m:r>
+      </m:oMath>
+      <w:r>
+        <w:rPr>
+          <w:rFonts w:eastAsiaTheme="minorEastAsia"/>
+        </w:rPr>
+        <w:t xml:space="preserve"> 2.4 % (cm s</w:t>
+      </w:r>
+      <w:r>
+        <w:rPr>
+          <w:rFonts w:eastAsiaTheme="minorEastAsia"/>
+          <w:vertAlign w:val="superscript"/>
+        </w:rPr>
+        <w:t>–1</w:t>
+      </w:r>
+      <w:r>
+        <w:rPr>
+          <w:rFonts w:eastAsiaTheme="minorEastAsia"/>
+        </w:rPr>
+        <w:t>)</w:t>
+      </w:r>
+      <w:r>
+        <w:rPr>
+          <w:rFonts w:eastAsiaTheme="minorEastAsia"/>
+          <w:vertAlign w:val="superscript"/>
+        </w:rPr>
+        <w:t>–1</w:t>
+      </w:r>
+      <w:r>
+        <w:rPr>
+          <w:rFonts w:eastAsiaTheme="minorEastAsia"/>
+        </w:rPr>
+        <w:t>.</w:t>
+      </w:r>
+    </w:p>
+    <w:p>
+      <w:pPr>
+        <w:spacing w:line="240" w:lineRule="auto"/>
+        <w:rPr>
+          <w:rFonts w:eastAsiaTheme="minorEastAsia"/>
+          <w:iCs/>
+        </w:rPr>
+      </w:pPr>
+      <w:r>
+        <w:rPr>
+          <w:rFonts w:eastAsiaTheme="minorEastAsia"/>
+          <w:iCs/>
+        </w:rPr>
+        <w:t xml:space="preserve">Differences from the predictions of the DIM mechanism in climate change simulations suggest variation in the response of the subsidence drying over the shallow cumulus region, or variations of the proportionalities of clouds or mass flux to the subsidence. A different relationship </w:t>
+      </w:r>
+      <w:r>
+        <w:rPr>
+          <w:rFonts w:eastAsiaTheme="minorEastAsia"/>
+          <w:iCs/>
+        </w:rPr>
+        <w:t>divergence of the mass flux to the subsidence</w:t>
+      </w:r>
+      <w:r>
+        <w:rPr>
+          <w:rFonts w:eastAsiaTheme="minorEastAsia"/>
+          <w:iCs/>
+        </w:rPr>
+        <w:t xml:space="preserve"> </w:t>
       </w:r>
       <m:oMath>
         <m:r>
@@ -7292,7 +8189,7 @@
               <w:rPr>
                 <w:rFonts w:ascii="Cambria Math" w:hAnsi="Cambria Math"/>
               </w:rPr>
-              <m:t>C</m:t>
+              <m:t>M</m:t>
             </m:r>
           </m:e>
         </m:func>
@@ -7332,46 +8229,6 @@
               <w:rPr>
                 <w:rFonts w:ascii="Cambria Math" w:hAnsi="Cambria Math"/>
               </w:rPr>
-              <m:t>M</m:t>
-            </m:r>
-          </m:e>
-        </m:func>
-        <m:r>
-          <w:rPr>
-            <w:rFonts w:ascii="Cambria Math" w:hAnsi="Cambria Math"/>
-          </w:rPr>
-          <m:t>=d</m:t>
-        </m:r>
-        <m:func>
-          <m:funcPr>
-            <m:ctrlPr>
-              <w:rPr>
-                <w:rFonts w:ascii="Cambria Math" w:hAnsi="Cambria Math"/>
-                <w:i/>
-              </w:rPr>
-            </m:ctrlPr>
-          </m:funcPr>
-          <m:fName>
-            <m:r>
-              <m:rPr>
-                <m:sty m:val="p"/>
-              </m:rPr>
-              <w:rPr>
-                <w:rFonts w:ascii="Cambria Math" w:hAnsi="Cambria Math"/>
-              </w:rPr>
-              <m:t>ln</m:t>
-            </m:r>
-            <m:ctrlPr>
-              <w:rPr>
-                <w:rFonts w:ascii="Cambria Math" w:hAnsi="Cambria Math"/>
-              </w:rPr>
-            </m:ctrlPr>
-          </m:fName>
-          <m:e>
-            <m:r>
-              <w:rPr>
-                <w:rFonts w:ascii="Cambria Math" w:hAnsi="Cambria Math"/>
-              </w:rPr>
               <m:t>W</m:t>
             </m:r>
           </m:e>
@@ -7381,282 +8238,22 @@
         <w:rPr>
           <w:rFonts w:eastAsiaTheme="minorEastAsia"/>
         </w:rPr>
-        <w:t xml:space="preserve"> depend on cloud-scale and smaller processes, which are parameterized in climate models. Cloud parameterizations used in these models must satisfy many global </w:t>
-      </w:r>
-      <w:proofErr w:type="gramStart"/>
-      <w:r>
-        <w:rPr>
-          <w:rFonts w:eastAsiaTheme="minorEastAsia"/>
-        </w:rPr>
-        <w:t>constraints, but</w:t>
-      </w:r>
-      <w:proofErr w:type="gramEnd"/>
-      <w:r>
-        <w:rPr>
-          <w:rFonts w:eastAsiaTheme="minorEastAsia"/>
-        </w:rPr>
-        <w:t xml:space="preserve"> might not be suited to faithfully simulate the moisture flux and cloud fraction of shallow cumulus clouds</w:t>
-      </w:r>
-      <w:r>
-        <w:rPr>
-          <w:rFonts w:eastAsiaTheme="minorEastAsia"/>
-        </w:rPr>
         <w:t xml:space="preserve"> </w:t>
       </w:r>
       <w:r>
         <w:rPr>
           <w:rFonts w:eastAsiaTheme="minorEastAsia"/>
-        </w:rPr>
-        <w:t>(</w:t>
-      </w:r>
-      <w:r>
-        <w:rPr>
-          <w:rFonts w:eastAsiaTheme="minorEastAsia"/>
-        </w:rPr>
-        <w:t>Vial et al.</w:t>
-      </w:r>
-      <w:r>
-        <w:rPr>
-          <w:rFonts w:eastAsiaTheme="minorEastAsia"/>
-        </w:rPr>
-        <w:t>,</w:t>
-      </w:r>
-      <w:r>
-        <w:rPr>
-          <w:rFonts w:eastAsiaTheme="minorEastAsia"/>
-        </w:rPr>
-        <w:t xml:space="preserve"> </w:t>
-      </w:r>
-      <w:r>
-        <w:rPr>
-          <w:rFonts w:eastAsiaTheme="minorEastAsia"/>
-        </w:rPr>
-        <w:t>2017</w:t>
-      </w:r>
-      <w:r>
-        <w:rPr>
-          <w:rFonts w:eastAsiaTheme="minorEastAsia"/>
-        </w:rPr>
-        <w:t xml:space="preserve">, </w:t>
-      </w:r>
-      <w:r>
-        <w:rPr>
-          <w:rFonts w:eastAsiaTheme="minorEastAsia"/>
-        </w:rPr>
-        <w:t>Nuijens</w:t>
-      </w:r>
-      <w:r>
-        <w:rPr>
-          <w:rFonts w:eastAsiaTheme="minorEastAsia"/>
-        </w:rPr>
-        <w:t xml:space="preserve"> et al</w:t>
-      </w:r>
-      <w:r>
-        <w:rPr>
-          <w:rFonts w:eastAsiaTheme="minorEastAsia"/>
-        </w:rPr>
-        <w:t>., 2015)</w:t>
-      </w:r>
-      <w:r>
-        <w:rPr>
-          <w:rFonts w:eastAsiaTheme="minorEastAsia"/>
-        </w:rPr>
-        <w:t>.</w:t>
-      </w:r>
-      <w:r>
-        <w:rPr>
-          <w:rFonts w:eastAsiaTheme="minorEastAsia"/>
           <w:iCs/>
         </w:rPr>
-        <w:t xml:space="preserve"> </w:t>
+        <w:t xml:space="preserve">is possible if either the entrainment or the vertical structure of convective moisture flux </w:t>
       </w:r>
       <w:r>
         <w:rPr>
           <w:rFonts w:eastAsiaTheme="minorEastAsia"/>
           <w:iCs/>
         </w:rPr>
-        <w:t xml:space="preserve">In our heuristic shallow cumulus model, cloud-scale turbulent processes are represented by lateral entrainment into clouds. Each entrainment rate determines a profile of a cloud’s moisture </w:t>
-      </w:r>
-      <m:oMath>
-        <m:sSub>
-          <m:sSubPr>
-            <m:ctrlPr>
-              <w:rPr>
-                <w:rFonts w:ascii="Cambria Math" w:eastAsiaTheme="minorEastAsia" w:hAnsi="Cambria Math"/>
-                <w:i/>
-                <w:iCs/>
-              </w:rPr>
-            </m:ctrlPr>
-          </m:sSubPr>
-          <m:e>
-            <m:r>
-              <w:rPr>
-                <w:rFonts w:ascii="Cambria Math" w:eastAsiaTheme="minorEastAsia" w:hAnsi="Cambria Math"/>
-              </w:rPr>
-              <m:t>q</m:t>
-            </m:r>
-            <m:ctrlPr>
-              <w:rPr>
-                <w:rFonts w:ascii="Cambria Math" w:eastAsiaTheme="minorEastAsia" w:hAnsi="Cambria Math"/>
-                <w:i/>
-              </w:rPr>
-            </m:ctrlPr>
-          </m:e>
-          <m:sub>
-            <m:r>
-              <w:rPr>
-                <w:rFonts w:ascii="Cambria Math" w:eastAsiaTheme="minorEastAsia" w:hAnsi="Cambria Math"/>
-              </w:rPr>
-              <m:t>c</m:t>
-            </m:r>
-          </m:sub>
-        </m:sSub>
-      </m:oMath>
-      <w:r>
-        <w:rPr>
-          <w:rFonts w:eastAsiaTheme="minorEastAsia"/>
-          <w:iCs/>
-        </w:rPr>
-        <w:t xml:space="preserve"> and determines its cloud top height. We find a spectrum of entrainment rates that give the observed shallow cumulus cloud top height distribution and moisture flux divergence in the present climate. This entrainment distribution represents cloud-scale processes like cloud parameterizations determined from observations and/or large-eddy simulations. The entrainment distribution approximately reproduces the proportionality of cloud </w:t>
-      </w:r>
-      <w:r>
-        <w:rPr>
-          <w:rFonts w:eastAsiaTheme="minorEastAsia"/>
-          <w:iCs/>
-        </w:rPr>
-        <w:t>albedo</w:t>
-      </w:r>
-      <w:r>
-        <w:rPr>
-          <w:rFonts w:eastAsiaTheme="minorEastAsia"/>
-          <w:iCs/>
-        </w:rPr>
-        <w:t xml:space="preserve"> to mass flux </w:t>
-      </w:r>
-      <m:oMath>
-        <m:r>
-          <w:rPr>
-            <w:rFonts w:ascii="Cambria Math" w:eastAsiaTheme="minorEastAsia" w:hAnsi="Cambria Math"/>
-          </w:rPr>
-          <m:t>A∝M</m:t>
-        </m:r>
-      </m:oMath>
-      <w:r>
-        <w:rPr>
-          <w:rFonts w:eastAsiaTheme="minorEastAsia"/>
-        </w:rPr>
-        <w:t>.</w:t>
-      </w:r>
-    </w:p>
-    <w:p>
-      <w:pPr>
-        <w:spacing w:line="240" w:lineRule="auto"/>
-        <w:rPr>
-          <w:rFonts w:eastAsiaTheme="minorEastAsia"/>
-          <w:iCs/>
-        </w:rPr>
-      </w:pPr>
-      <w:r>
-        <w:rPr>
-          <w:rFonts w:eastAsiaTheme="minorEastAsia"/>
-          <w:iCs/>
-        </w:rPr>
-        <w:t xml:space="preserve">Differences from the predictions of the DIM mechanism in climate change simulations suggest variation in the response of the subsidence drying over the shallow cumulus region, or variations of the proportionalities of clouds or mass flux to the subsidence. A different relationship from </w:t>
-      </w:r>
-      <m:oMath>
-        <m:r>
-          <w:rPr>
-            <w:rFonts w:ascii="Cambria Math" w:hAnsi="Cambria Math"/>
-          </w:rPr>
-          <m:t>d</m:t>
-        </m:r>
-        <m:func>
-          <m:funcPr>
-            <m:ctrlPr>
-              <w:rPr>
-                <w:rFonts w:ascii="Cambria Math" w:hAnsi="Cambria Math"/>
-                <w:i/>
-              </w:rPr>
-            </m:ctrlPr>
-          </m:funcPr>
-          <m:fName>
-            <m:r>
-              <m:rPr>
-                <m:sty m:val="p"/>
-              </m:rPr>
-              <w:rPr>
-                <w:rFonts w:ascii="Cambria Math" w:hAnsi="Cambria Math"/>
-              </w:rPr>
-              <m:t>ln</m:t>
-            </m:r>
-            <m:ctrlPr>
-              <w:rPr>
-                <w:rFonts w:ascii="Cambria Math" w:hAnsi="Cambria Math"/>
-              </w:rPr>
-            </m:ctrlPr>
-          </m:fName>
-          <m:e>
-            <m:r>
-              <w:rPr>
-                <w:rFonts w:ascii="Cambria Math" w:hAnsi="Cambria Math"/>
-              </w:rPr>
-              <m:t>M</m:t>
-            </m:r>
-          </m:e>
-        </m:func>
-        <m:r>
-          <w:rPr>
-            <w:rFonts w:ascii="Cambria Math" w:hAnsi="Cambria Math"/>
-          </w:rPr>
-          <m:t>=d</m:t>
-        </m:r>
-        <m:func>
-          <m:funcPr>
-            <m:ctrlPr>
-              <w:rPr>
-                <w:rFonts w:ascii="Cambria Math" w:hAnsi="Cambria Math"/>
-                <w:i/>
-              </w:rPr>
-            </m:ctrlPr>
-          </m:funcPr>
-          <m:fName>
-            <m:r>
-              <m:rPr>
-                <m:sty m:val="p"/>
-              </m:rPr>
-              <w:rPr>
-                <w:rFonts w:ascii="Cambria Math" w:hAnsi="Cambria Math"/>
-              </w:rPr>
-              <m:t>ln</m:t>
-            </m:r>
-            <m:ctrlPr>
-              <w:rPr>
-                <w:rFonts w:ascii="Cambria Math" w:hAnsi="Cambria Math"/>
-              </w:rPr>
-            </m:ctrlPr>
-          </m:fName>
-          <m:e>
-            <m:r>
-              <w:rPr>
-                <w:rFonts w:ascii="Cambria Math" w:hAnsi="Cambria Math"/>
-              </w:rPr>
-              <m:t>W</m:t>
-            </m:r>
-          </m:e>
-        </m:func>
-      </m:oMath>
-      <w:r>
-        <w:rPr>
-          <w:rFonts w:eastAsiaTheme="minorEastAsia"/>
-        </w:rPr>
-        <w:t xml:space="preserve"> </w:t>
-      </w:r>
-      <w:r>
-        <w:rPr>
-          <w:rFonts w:eastAsiaTheme="minorEastAsia"/>
-          <w:iCs/>
-        </w:rPr>
-        <w:t xml:space="preserve">is possible if either the entrainment or the vertical structure of convective moisture flux changes. </w:t>
+        <w:lastRenderedPageBreak/>
+        <w:t xml:space="preserve">changes. </w:t>
       </w:r>
       <w:r>
         <w:rPr>
@@ -7923,7 +8520,128 @@
         <w:rPr>
           <w:rFonts w:eastAsiaTheme="minorEastAsia"/>
         </w:rPr>
-        <w:t xml:space="preserve"> changes for clouds in a different climate. [Ref in Vogel says </w:t>
+        <w:t xml:space="preserve"> changes for clouds in a different climate. </w:t>
+      </w:r>
+      <w:r>
+        <w:rPr>
+          <w:rFonts w:eastAsiaTheme="minorEastAsia"/>
+        </w:rPr>
+        <w:t>Our projections are valid as long as</w:t>
+      </w:r>
+      <w:r>
+        <w:rPr>
+          <w:rFonts w:eastAsiaTheme="minorEastAsia"/>
+        </w:rPr>
+        <w:t xml:space="preserve"> </w:t>
+      </w:r>
+      <w:r>
+        <w:rPr>
+          <w:rFonts w:eastAsiaTheme="minorEastAsia"/>
+        </w:rPr>
+        <w:t xml:space="preserve">ratio of total </w:t>
+      </w:r>
+      <w:r>
+        <w:rPr>
+          <w:rFonts w:eastAsiaTheme="minorEastAsia"/>
+        </w:rPr>
+        <w:t xml:space="preserve">cloud area </w:t>
+      </w:r>
+      <w:r>
+        <w:rPr>
+          <w:rFonts w:eastAsiaTheme="minorEastAsia"/>
+        </w:rPr>
+        <w:t xml:space="preserve">to </w:t>
+      </w:r>
+      <w:r>
+        <w:rPr>
+          <w:rFonts w:eastAsiaTheme="minorEastAsia"/>
+        </w:rPr>
+        <w:t xml:space="preserve">the area of active </w:t>
+      </w:r>
+      <w:r>
+        <w:rPr>
+          <w:rFonts w:eastAsiaTheme="minorEastAsia"/>
+        </w:rPr>
+        <w:t xml:space="preserve">cloud updrafts </w:t>
+      </w:r>
+      <m:oMath>
+        <m:f>
+          <m:fPr>
+            <m:type m:val="lin"/>
+            <m:ctrlPr>
+              <w:rPr>
+                <w:rFonts w:ascii="Cambria Math" w:eastAsiaTheme="minorEastAsia" w:hAnsi="Cambria Math"/>
+                <w:i/>
+              </w:rPr>
+            </m:ctrlPr>
+          </m:fPr>
+          <m:num>
+            <m:r>
+              <w:rPr>
+                <w:rFonts w:ascii="Cambria Math" w:eastAsiaTheme="minorEastAsia" w:hAnsi="Cambria Math"/>
+              </w:rPr>
+              <m:t>C</m:t>
+            </m:r>
+          </m:num>
+          <m:den>
+            <m:sSub>
+              <m:sSubPr>
+                <m:ctrlPr>
+                  <w:rPr>
+                    <w:rFonts w:ascii="Cambria Math" w:eastAsiaTheme="minorEastAsia" w:hAnsi="Cambria Math"/>
+                    <w:i/>
+                  </w:rPr>
+                </m:ctrlPr>
+              </m:sSubPr>
+              <m:e>
+                <m:r>
+                  <w:rPr>
+                    <w:rFonts w:ascii="Cambria Math" w:eastAsiaTheme="minorEastAsia" w:hAnsi="Cambria Math"/>
+                  </w:rPr>
+                  <m:t>C</m:t>
+                </m:r>
+              </m:e>
+              <m:sub>
+                <m:r>
+                  <w:rPr>
+                    <w:rFonts w:ascii="Cambria Math" w:eastAsiaTheme="minorEastAsia" w:hAnsi="Cambria Math"/>
+                  </w:rPr>
+                  <m:t>a</m:t>
+                </m:r>
+              </m:sub>
+            </m:sSub>
+          </m:den>
+        </m:f>
+      </m:oMath>
+      <w:r>
+        <w:rPr>
+          <w:rFonts w:eastAsiaTheme="minorEastAsia"/>
+        </w:rPr>
+        <w:t xml:space="preserve">, which </w:t>
+      </w:r>
+      <w:r>
+        <w:rPr>
+          <w:rFonts w:eastAsiaTheme="minorEastAsia"/>
+        </w:rPr>
+        <w:t>depends on cloud-scale processes</w:t>
+      </w:r>
+      <w:r>
+        <w:rPr>
+          <w:rFonts w:eastAsiaTheme="minorEastAsia"/>
+        </w:rPr>
+        <w:t>,</w:t>
+      </w:r>
+      <w:r>
+        <w:rPr>
+          <w:rFonts w:eastAsiaTheme="minorEastAsia"/>
+        </w:rPr>
+        <w:t xml:space="preserve"> is </w:t>
+      </w:r>
+      <w:r>
+        <w:rPr>
+          <w:rFonts w:eastAsiaTheme="minorEastAsia"/>
+        </w:rPr>
+        <w:t xml:space="preserve">constant. Previous studies have found </w:t>
       </w:r>
       <m:oMath>
         <m:f>
@@ -7984,230 +8702,21 @@
         <w:rPr>
           <w:rFonts w:eastAsiaTheme="minorEastAsia"/>
         </w:rPr>
-        <w:t>???]</w:t>
-      </w:r>
-    </w:p>
-    <w:p>
-      <w:pPr>
-        <w:pStyle w:val="Heading1"/>
-      </w:pPr>
-      <w:r>
-        <w:t>Summary</w:t>
-      </w:r>
-    </w:p>
-    <w:p>
-      <w:pPr>
-        <w:spacing w:line="240" w:lineRule="auto"/>
-        <w:rPr>
-          <w:rFonts w:eastAsiaTheme="minorEastAsia"/>
-          <w:iCs/>
-        </w:rPr>
-      </w:pPr>
-      <w:r>
-        <w:rPr>
-          <w:rFonts w:eastAsiaTheme="minorEastAsia"/>
-          <w:iCs/>
-        </w:rPr>
-        <w:t>A</w:t>
-      </w:r>
-      <w:r>
-        <w:rPr>
-          <w:rFonts w:eastAsiaTheme="minorEastAsia"/>
-          <w:iCs/>
-        </w:rPr>
-        <w:t xml:space="preserve"> model for the ensemble of cumulus clouds </w:t>
-      </w:r>
-      <w:r>
-        <w:rPr>
-          <w:rFonts w:eastAsiaTheme="minorEastAsia"/>
-          <w:iCs/>
-        </w:rPr>
-        <w:t xml:space="preserve">in </w:t>
-      </w:r>
-      <w:r>
-        <w:t>mean moisture balance</w:t>
-      </w:r>
-      <w:r>
-        <w:rPr>
-          <w:rFonts w:eastAsiaTheme="minorEastAsia"/>
-          <w:iCs/>
-        </w:rPr>
-        <w:t xml:space="preserve"> (1) </w:t>
-      </w:r>
-      <w:r>
-        <w:rPr>
-          <w:rFonts w:eastAsiaTheme="minorEastAsia"/>
-          <w:iCs/>
-        </w:rPr>
-        <w:t xml:space="preserve">simulates the cloud eddy fluxes for the large-scale circulation drying and observed clouds in the present climate. </w:t>
-      </w:r>
-      <w:r>
-        <w:rPr>
-          <w:rFonts w:eastAsiaTheme="minorEastAsia"/>
-          <w:iCs/>
-        </w:rPr>
-        <w:t>It independently produces</w:t>
-      </w:r>
-      <w:r>
-        <w:rPr>
-          <w:rFonts w:eastAsiaTheme="minorEastAsia"/>
-          <w:iCs/>
-        </w:rPr>
-        <w:t xml:space="preserve"> the </w:t>
-      </w:r>
-      <w:r>
-        <w:rPr>
-          <w:rFonts w:eastAsiaTheme="minorEastAsia"/>
-          <w:iCs/>
-        </w:rPr>
-        <w:t>ratio</w:t>
-      </w:r>
-      <w:r>
-        <w:rPr>
-          <w:rFonts w:eastAsiaTheme="minorEastAsia"/>
-          <w:iCs/>
-        </w:rPr>
-        <w:t xml:space="preserve"> of mesoscale mass flux </w:t>
-      </w:r>
-      <w:r>
-        <w:rPr>
-          <w:rFonts w:eastAsiaTheme="minorEastAsia"/>
-          <w:iCs/>
-        </w:rPr>
-        <w:t>to</w:t>
-      </w:r>
-      <w:r>
-        <w:rPr>
-          <w:rFonts w:eastAsiaTheme="minorEastAsia"/>
-          <w:iCs/>
-        </w:rPr>
-        <w:t xml:space="preserve"> cloud </w:t>
-      </w:r>
-      <w:r>
-        <w:rPr>
-          <w:rFonts w:eastAsiaTheme="minorEastAsia"/>
-          <w:iCs/>
-        </w:rPr>
-        <w:t>albedo</w:t>
-      </w:r>
-      <w:r>
-        <w:rPr>
-          <w:rFonts w:eastAsiaTheme="minorEastAsia"/>
-          <w:iCs/>
-        </w:rPr>
-        <w:t xml:space="preserve"> observed in EUREC4A</w:t>
-      </w:r>
-      <w:r>
-        <w:rPr>
-          <w:rFonts w:eastAsiaTheme="minorEastAsia"/>
-          <w:iCs/>
-        </w:rPr>
-        <w:t>, and</w:t>
-      </w:r>
-      <w:r>
-        <w:rPr>
-          <w:rFonts w:eastAsiaTheme="minorEastAsia"/>
-          <w:iCs/>
-        </w:rPr>
-        <w:t xml:space="preserve"> </w:t>
-      </w:r>
-      <w:r>
-        <w:rPr>
-          <w:rFonts w:eastAsiaTheme="minorEastAsia"/>
-          <w:iCs/>
-        </w:rPr>
-        <w:t>(2) physically extends</w:t>
-      </w:r>
-      <w:r>
-        <w:rPr>
-          <w:rFonts w:eastAsiaTheme="minorEastAsia"/>
-          <w:iCs/>
-        </w:rPr>
-        <w:t xml:space="preserve"> </w:t>
-      </w:r>
-      <w:r>
-        <w:rPr>
-          <w:rFonts w:eastAsiaTheme="minorEastAsia"/>
-          <w:iCs/>
-        </w:rPr>
-        <w:t xml:space="preserve">the </w:t>
-      </w:r>
-      <w:r>
-        <w:rPr>
-          <w:rFonts w:eastAsiaTheme="minorEastAsia"/>
-          <w:iCs/>
-        </w:rPr>
-        <w:t xml:space="preserve">proportionality </w:t>
-      </w:r>
-      <w:r>
-        <w:rPr>
-          <w:rFonts w:eastAsiaTheme="minorEastAsia"/>
-          <w:iCs/>
-        </w:rPr>
-        <w:t>to climatological mean</w:t>
-      </w:r>
-      <w:r>
-        <w:rPr>
-          <w:rFonts w:eastAsiaTheme="minorEastAsia"/>
-          <w:iCs/>
-        </w:rPr>
-        <w:t xml:space="preserve"> </w:t>
-      </w:r>
-      <w:r>
-        <w:rPr>
-          <w:rFonts w:eastAsiaTheme="minorEastAsia"/>
-          <w:iCs/>
-        </w:rPr>
-        <w:t xml:space="preserve">cloud albedo and </w:t>
-      </w:r>
-      <w:r>
-        <w:rPr>
-          <w:rFonts w:eastAsiaTheme="minorEastAsia"/>
-          <w:iCs/>
-        </w:rPr>
-        <w:t>mass flu</w:t>
-      </w:r>
-      <w:r>
-        <w:rPr>
-          <w:rFonts w:eastAsiaTheme="minorEastAsia"/>
-          <w:iCs/>
-        </w:rPr>
-        <w:t>x</w:t>
-      </w:r>
-      <w:r>
-        <w:rPr>
-          <w:rFonts w:eastAsiaTheme="minorEastAsia"/>
-          <w:iCs/>
-        </w:rPr>
-        <w:t xml:space="preserve">. </w:t>
-      </w:r>
-      <w:r>
-        <w:rPr>
-          <w:rFonts w:eastAsiaTheme="minorEastAsia"/>
-          <w:iCs/>
-        </w:rPr>
-        <w:t>Finally, the model</w:t>
-      </w:r>
-      <w:r>
-        <w:rPr>
-          <w:rFonts w:eastAsiaTheme="minorEastAsia"/>
-          <w:iCs/>
-        </w:rPr>
-        <w:t xml:space="preserve"> shows </w:t>
-      </w:r>
-      <w:r>
-        <w:rPr>
-          <w:rFonts w:eastAsiaTheme="minorEastAsia"/>
-          <w:iCs/>
-        </w:rPr>
-        <w:t xml:space="preserve">(3) </w:t>
-      </w:r>
-      <w:r>
-        <w:rPr>
-          <w:rFonts w:eastAsiaTheme="minorEastAsia"/>
-          <w:iCs/>
-        </w:rPr>
-        <w:t>the mean shallow cumulus mass flux and cloud fraction decrease in proportion to the reduction of the mean tropical circulation expected in a warmed climate (HS06).</w:t>
+        <w:t xml:space="preserve"> (</w:t>
+      </w:r>
+      <w:proofErr w:type="spellStart"/>
+      <w:r>
+        <w:rPr>
+          <w:rFonts w:eastAsiaTheme="minorEastAsia"/>
+        </w:rPr>
+        <w:t>Siebesma</w:t>
+      </w:r>
+      <w:proofErr w:type="spellEnd"/>
+      <w:r>
+        <w:rPr>
+          <w:rFonts w:eastAsiaTheme="minorEastAsia"/>
+        </w:rPr>
+        <w:t xml:space="preserve"> et al. 2003, Vogel et al. 2020).</w:t>
       </w:r>
     </w:p>
     <w:p>
@@ -8217,13 +8726,22 @@
       <w:r>
         <w:t xml:space="preserve">Cloud properties and within-regime </w:t>
       </w:r>
+      <w:r>
+        <w:t xml:space="preserve">radiative </w:t>
+      </w:r>
       <w:proofErr w:type="gramStart"/>
       <w:r>
         <w:t>feedbacks</w:t>
       </w:r>
       <w:proofErr w:type="gramEnd"/>
       <w:r>
-        <w:t xml:space="preserve"> are similar between shallow cumulus and optically thicker stratocumulus clouds (</w:t>
+        <w:t xml:space="preserve"> are similar </w:t>
+      </w:r>
+      <w:r>
+        <w:t xml:space="preserve">for low clouds </w:t>
+      </w:r>
+      <w:r>
+        <w:t>(</w:t>
       </w:r>
       <w:proofErr w:type="spellStart"/>
       <w:r>
@@ -8231,11 +8749,52 @@
       </w:r>
       <w:proofErr w:type="spellEnd"/>
       <w:r>
-        <w:t xml:space="preserve"> et al., 2021; Zelinka et al. 2025), so shifts from stratocumulus to shallow cumulus could result in partial compensation </w:t>
-      </w:r>
-      <w:r>
-        <w:lastRenderedPageBreak/>
-        <w:t xml:space="preserve">between their radiative effects. The mixing-induced low cloud feedback describes a version of this competition in the global average, whereby mixing by precipitating convection dries lower levels and evaporates extensive and optically thick stratocumulus clouds. All else equal, subsidence </w:t>
+        <w:t xml:space="preserve"> et al., 2021; Zelinka et al. 2025)</w:t>
+      </w:r>
+      <w:r>
+        <w:t>.</w:t>
+      </w:r>
+      <w:r>
+        <w:t xml:space="preserve"> </w:t>
+      </w:r>
+      <w:r>
+        <w:t>S</w:t>
+      </w:r>
+      <w:r>
+        <w:t xml:space="preserve">hifts </w:t>
+      </w:r>
+      <w:r>
+        <w:t xml:space="preserve">of optically thicker </w:t>
+      </w:r>
+      <w:r>
+        <w:t xml:space="preserve">stratocumulus to </w:t>
+      </w:r>
+      <w:r>
+        <w:t xml:space="preserve">optically thinner </w:t>
+      </w:r>
+      <w:r>
+        <w:t xml:space="preserve">shallow cumulus </w:t>
+      </w:r>
+      <w:r>
+        <w:t xml:space="preserve">clouds </w:t>
+      </w:r>
+      <w:r>
+        <w:t>could result in partial compensation between their radiative effects. The mixing-induced low cloud feedback describes a version of</w:t>
+      </w:r>
+      <w:r>
+        <w:t xml:space="preserve"> this competition</w:t>
+      </w:r>
+      <w:r>
+        <w:t>, whereby mixing by precipitating convection dries lower levels and evaporates extensive and optically thick stratocumulus clouds</w:t>
+      </w:r>
+      <w:r>
+        <w:t xml:space="preserve">, </w:t>
+      </w:r>
+      <w:r>
+        <w:t>in the global average</w:t>
+      </w:r>
+      <w:r>
+        <w:t xml:space="preserve">. All else equal, subsidence </w:t>
       </w:r>
       <w:r>
         <w:t xml:space="preserve">is found to </w:t>
@@ -8253,25 +8812,28 @@
         <w:t>CFMIP m</w:t>
       </w:r>
       <w:r>
-        <w:t>odels have both stratocumulus and shallow cumulus clouds over the northern tropical Atlantic in January-February</w:t>
-      </w:r>
-      <w:r>
-        <w:t xml:space="preserve"> (COSP figure)</w:t>
-      </w:r>
-      <w:r>
-        <w:t>,</w:t>
-      </w:r>
-      <w:r>
-        <w:t xml:space="preserve"> but the observed</w:t>
-      </w:r>
-      <w:r>
-        <w:t xml:space="preserve"> clouds </w:t>
-      </w:r>
-      <w:r>
-        <w:t>are</w:t>
-      </w:r>
-      <w:r>
-        <w:t xml:space="preserve"> nearly exclusively shallow cumulus.</w:t>
+        <w:t xml:space="preserve">odels have </w:t>
+      </w:r>
+      <w:r>
+        <w:t xml:space="preserve">low clouds with a range of optical thicknesses (1.3 to 23) </w:t>
+      </w:r>
+      <w:r>
+        <w:t>over the northern tropical Atlantic in January-February</w:t>
+      </w:r>
+      <w:r>
+        <w:t xml:space="preserve"> (</w:t>
+      </w:r>
+      <w:r>
+        <w:t xml:space="preserve">Fig. ALLCOSP; </w:t>
+      </w:r>
+      <w:r>
+        <w:t>Huang et al., 2026 pers. communication</w:t>
+      </w:r>
+      <w:r>
+        <w:t>)</w:t>
+      </w:r>
+      <w:r>
+        <w:t>.</w:t>
       </w:r>
     </w:p>
     <w:p>
@@ -8279,57 +8841,52 @@
         <w:pStyle w:val="BodyText"/>
       </w:pPr>
       <w:r>
-        <w:t>While the mass flux model’s</w:t>
-      </w:r>
-      <w:r>
-        <w:t xml:space="preserve"> lowest clouds increase with RH, </w:t>
-      </w:r>
-      <w:r>
-        <w:t>it is not suitable for modeling</w:t>
+        <w:t>T</w:t>
+      </w:r>
+      <w:r>
+        <w:t>he mass flux mode</w:t>
+      </w:r>
+      <w:r>
+        <w:t xml:space="preserve">l </w:t>
+      </w:r>
+      <w:r>
+        <w:t xml:space="preserve">simulates </w:t>
+      </w:r>
+      <w:r>
+        <w:t xml:space="preserve">updraft plumes, </w:t>
+      </w:r>
+      <w:r>
+        <w:t xml:space="preserve">but not </w:t>
+      </w:r>
+      <w:r>
+        <w:t xml:space="preserve">stratocumulus clouds </w:t>
+      </w:r>
+      <w:r>
+        <w:t>coupled to s</w:t>
+      </w:r>
+      <w:r>
+        <w:t xml:space="preserve">ubcloud </w:t>
+      </w:r>
+      <w:r>
+        <w:t>turbulen</w:t>
+      </w:r>
+      <w:r>
+        <w:t>ce</w:t>
+      </w:r>
+      <w:r>
+        <w:t xml:space="preserve">. </w:t>
+      </w:r>
+      <w:r>
+        <w:t>A</w:t>
       </w:r>
       <w:r>
         <w:t xml:space="preserve"> </w:t>
       </w:r>
       <w:r>
-        <w:t>stratocumulus clouds</w:t>
-      </w:r>
-      <w:r>
-        <w:t xml:space="preserve"> found near cloud base</w:t>
-      </w:r>
-      <w:r>
-        <w:t>. Qualitatively unlike</w:t>
-      </w:r>
-      <w:r>
-        <w:t xml:space="preserve"> the</w:t>
-      </w:r>
-      <w:r>
-        <w:t xml:space="preserve"> updraft plumes</w:t>
-      </w:r>
-      <w:r>
-        <w:t xml:space="preserve"> simulated by the mass flux model</w:t>
-      </w:r>
-      <w:r>
-        <w:t xml:space="preserve">, stratocumulus clouds form in a </w:t>
-      </w:r>
-      <w:proofErr w:type="gramStart"/>
-      <w:r>
-        <w:t>layer</w:t>
-      </w:r>
-      <w:r>
-        <w:t>s</w:t>
-      </w:r>
-      <w:proofErr w:type="gramEnd"/>
-      <w:r>
-        <w:t xml:space="preserve"> of vertical gradients and diffusive turbulent eddies. </w:t>
-      </w:r>
-      <w:r>
-        <w:t xml:space="preserve">A </w:t>
-      </w:r>
-      <w:r>
         <w:t>model</w:t>
       </w:r>
       <w:r>
-        <w:t xml:space="preserve"> for subcloud </w:t>
+        <w:t xml:space="preserve"> for </w:t>
       </w:r>
       <w:r>
         <w:t xml:space="preserve">turbulent </w:t>
@@ -8351,6 +8908,109 @@
       </w:r>
       <w:r>
         <w:t>subcloud moisture flux and cloud base relative humidity.</w:t>
+      </w:r>
+    </w:p>
+    <w:p>
+      <w:pPr>
+        <w:pStyle w:val="BodyText"/>
+      </w:pPr>
+      <w:r>
+        <w:lastRenderedPageBreak/>
+        <w:drawing>
+          <wp:inline distT="0" distB="0" distL="0" distR="0" wp14:anchorId="225A7D4C" wp14:editId="04857EE4">
+            <wp:extent cx="3238500" cy="5143500"/>
+            <wp:effectExtent l="0" t="0" r="0" b="0"/>
+            <wp:docPr id="1779425301" name="Picture 1"/>
+            <wp:cNvGraphicFramePr>
+              <a:graphicFrameLocks xmlns:a="http://schemas.openxmlformats.org/drawingml/2006/main" noChangeAspect="1"/>
+            </wp:cNvGraphicFramePr>
+            <a:graphic xmlns:a="http://schemas.openxmlformats.org/drawingml/2006/main">
+              <a:graphicData uri="http://schemas.openxmlformats.org/drawingml/2006/picture">
+                <pic:pic xmlns:pic="http://schemas.openxmlformats.org/drawingml/2006/picture">
+                  <pic:nvPicPr>
+                    <pic:cNvPr id="1779425301" name=""/>
+                    <pic:cNvPicPr/>
+                  </pic:nvPicPr>
+                  <pic:blipFill>
+                    <a:blip r:embed="rId9"/>
+                    <a:stretch>
+                      <a:fillRect/>
+                    </a:stretch>
+                  </pic:blipFill>
+                  <pic:spPr>
+                    <a:xfrm>
+                      <a:off x="0" y="0"/>
+                      <a:ext cx="3238500" cy="5143500"/>
+                    </a:xfrm>
+                    <a:prstGeom prst="rect">
+                      <a:avLst/>
+                    </a:prstGeom>
+                  </pic:spPr>
+                </pic:pic>
+              </a:graphicData>
+            </a:graphic>
+          </wp:inline>
+        </w:drawing>
+      </w:r>
+    </w:p>
+    <w:p>
+      <w:pPr>
+        <w:pStyle w:val="BodyText"/>
+        <w:rPr>
+          <w:rFonts w:ascii="Aptos Narrow" w:hAnsi="Aptos Narrow"/>
+        </w:rPr>
+      </w:pPr>
+      <w:r>
+        <w:rPr>
+          <w:rFonts w:ascii="Aptos Narrow" w:hAnsi="Aptos Narrow"/>
+        </w:rPr>
+        <w:t xml:space="preserve">Figure ALLCOSP. Cloud top pressure and cloud optical thickness histograms for the 5-model mean of Cloud Feedback Model Intercomparison Project (CFMIP Webb et al. 2012) </w:t>
+      </w:r>
+      <w:r>
+        <w:rPr>
+          <w:rFonts w:ascii="Aptos Narrow" w:hAnsi="Aptos Narrow"/>
+        </w:rPr>
+        <w:t xml:space="preserve">Atmospheric (AMIP) preindustrial, </w:t>
+      </w:r>
+      <w:proofErr w:type="spellStart"/>
+      <w:r>
+        <w:rPr>
+          <w:rFonts w:ascii="Aptos Narrow" w:hAnsi="Aptos Narrow"/>
+        </w:rPr>
+        <w:t xml:space="preserve">+4 K SST, </w:t>
+      </w:r>
+      <w:proofErr w:type="spellEnd"/>
+      <w:r>
+        <w:rPr>
+          <w:rFonts w:ascii="Aptos Narrow" w:hAnsi="Aptos Narrow"/>
+        </w:rPr>
+        <w:t>and their difference</w:t>
+      </w:r>
+      <w:r>
+        <w:rPr>
+          <w:rFonts w:ascii="Aptos Narrow" w:hAnsi="Aptos Narrow"/>
+        </w:rPr>
+        <w:t xml:space="preserve"> per 1 K.</w:t>
+      </w:r>
+      <w:r>
+        <w:rPr>
+          <w:rFonts w:ascii="Aptos Narrow" w:hAnsi="Aptos Narrow"/>
+        </w:rPr>
+        <w:t xml:space="preserve"> The 5-model mean with both preindustrial and +4 K show clouds below 680 </w:t>
+      </w:r>
+      <w:proofErr w:type="spellStart"/>
+      <w:r>
+        <w:rPr>
+          <w:rFonts w:ascii="Aptos Narrow" w:hAnsi="Aptos Narrow"/>
+        </w:rPr>
+        <w:t>hPa</w:t>
+      </w:r>
+      <w:proofErr w:type="spellEnd"/>
+      <w:r>
+        <w:rPr>
+          <w:rFonts w:ascii="Aptos Narrow" w:hAnsi="Aptos Narrow"/>
+        </w:rPr>
+        <w:t xml:space="preserve"> increase, especially at optical thickness of 9.4-23.</w:t>
       </w:r>
     </w:p>
     <w:p>
@@ -8674,7 +9334,14 @@
         <w:rPr>
           <w:rFonts w:ascii="Aptos" w:hAnsi="Aptos"/>
         </w:rPr>
-        <w:t>Fig. GOESISCCP b</w:t>
+        <w:t xml:space="preserve">Fig. </w:t>
+      </w:r>
+      <w:r>
+        <w:rPr>
+          <w:rFonts w:ascii="Aptos" w:hAnsi="Aptos"/>
+        </w:rPr>
+        <w:lastRenderedPageBreak/>
+        <w:t>GOESISCCP b</w:t>
       </w:r>
       <w:proofErr w:type="gramStart"/>
       <w:r>
@@ -9186,14 +9853,7 @@
         <w:rPr>
           <w:rFonts w:ascii="Aptos" w:hAnsi="Aptos"/>
         </w:rPr>
-        <w:t xml:space="preserve"> FBCT radiative fluxes in each bin minus </w:t>
-      </w:r>
-      <w:r>
-        <w:rPr>
-          <w:rFonts w:ascii="Aptos" w:hAnsi="Aptos"/>
-        </w:rPr>
-        <w:lastRenderedPageBreak/>
-        <w:t xml:space="preserve">clear-sky radiative flux (Fig. GOESISCCP d). CRE changes </w:t>
+        <w:t xml:space="preserve"> FBCT radiative fluxes in each bin minus clear-sky radiative flux (Fig. GOESISCCP d). CRE changes </w:t>
       </w:r>
       <w:r>
         <w:rPr>
@@ -9709,6 +10369,7 @@
         <w:rPr>
           <w:noProof/>
         </w:rPr>
+        <w:lastRenderedPageBreak/>
         <w:drawing>
           <wp:inline distT="0" distB="0" distL="0" distR="0" wp14:anchorId="240CC29C" wp14:editId="414FC780">
             <wp:extent cx="5657108" cy="4242831"/>
@@ -9725,7 +10386,7 @@
                     <pic:cNvPicPr/>
                   </pic:nvPicPr>
                   <pic:blipFill>
-                    <a:blip r:embed="rId9"/>
+                    <a:blip r:embed="rId10"/>
                     <a:stretch>
                       <a:fillRect/>
                     </a:stretch>
@@ -10032,7 +10693,6 @@
         <w:pStyle w:val="Heading2"/>
       </w:pPr>
       <w:r>
-        <w:lastRenderedPageBreak/>
         <w:t>Mean f</w:t>
       </w:r>
       <w:r>
@@ -10793,6 +11453,7 @@
         <w:rPr>
           <w:rFonts w:eastAsiaTheme="minorEastAsia"/>
         </w:rPr>
+        <w:lastRenderedPageBreak/>
         <w:t xml:space="preserve">We </w:t>
       </w:r>
       <w:r>
@@ -12719,7 +13380,6 @@
           <w:rFonts w:ascii="Times New Roman" w:hAnsi="Times New Roman" w:cs="Times New Roman"/>
           <w:noProof/>
         </w:rPr>
-        <w:lastRenderedPageBreak/>
         <w:drawing>
           <wp:inline distT="0" distB="0" distL="0" distR="0" wp14:anchorId="16AEB97E" wp14:editId="480EE214">
             <wp:extent cx="3619500" cy="2908300"/>
@@ -12736,7 +13396,7 @@
                     <pic:cNvPicPr/>
                   </pic:nvPicPr>
                   <pic:blipFill>
-                    <a:blip r:embed="rId10"/>
+                    <a:blip r:embed="rId11"/>
                     <a:stretch>
                       <a:fillRect/>
                     </a:stretch>
@@ -14857,16 +15517,7 @@
           <w:i/>
           <w:iCs/>
         </w:rPr>
-        <w:t xml:space="preserve">precipitation </w:t>
-      </w:r>
-      <w:r>
-        <w:rPr>
-          <w:rFonts w:ascii="Aptos" w:eastAsiaTheme="minorEastAsia" w:hAnsi="Aptos" w:cs="Times New Roman"/>
-          <w:i/>
-          <w:iCs/>
-        </w:rPr>
-        <w:lastRenderedPageBreak/>
-        <w:t>efficiency</w:t>
+        <w:t>precipitation efficiency</w:t>
       </w:r>
       <w:r>
         <w:rPr>
@@ -15236,6 +15887,7 @@
           <w:rFonts w:ascii="Times New Roman" w:eastAsiaTheme="minorEastAsia" w:hAnsi="Times New Roman" w:cs="Times New Roman"/>
           <w:noProof/>
         </w:rPr>
+        <w:lastRenderedPageBreak/>
         <w:drawing>
           <wp:inline distT="0" distB="0" distL="0" distR="0" wp14:anchorId="68DD7473" wp14:editId="3430D484">
             <wp:extent cx="3926541" cy="3135683"/>
@@ -15252,7 +15904,7 @@
                     <pic:cNvPicPr/>
                   </pic:nvPicPr>
                   <pic:blipFill>
-                    <a:blip r:embed="rId11"/>
+                    <a:blip r:embed="rId12"/>
                     <a:stretch>
                       <a:fillRect/>
                     </a:stretch>
@@ -15793,7 +16445,6 @@
             <w:rPr>
               <w:rFonts w:ascii="Cambria Math" w:hAnsi="Cambria Math"/>
             </w:rPr>
-            <w:lastRenderedPageBreak/>
             <m:t>-</m:t>
           </m:r>
           <m:f>
@@ -17030,7 +17681,14 @@
         <w:rPr>
           <w:rFonts w:ascii="Aptos" w:eastAsiaTheme="minorEastAsia" w:hAnsi="Aptos" w:cs="Times New Roman"/>
         </w:rPr>
-        <w:t>(Fig. QMASSFLX). Most of the flux (</w:t>
+        <w:t xml:space="preserve">(Fig. QMASSFLX). Most of the flux </w:t>
+      </w:r>
+      <w:r>
+        <w:rPr>
+          <w:rFonts w:ascii="Aptos" w:eastAsiaTheme="minorEastAsia" w:hAnsi="Aptos" w:cs="Times New Roman"/>
+        </w:rPr>
+        <w:lastRenderedPageBreak/>
+        <w:t>(</w:t>
       </w:r>
       <w:r>
         <w:rPr>
@@ -17280,7 +17938,7 @@
                     <pic:cNvPicPr/>
                   </pic:nvPicPr>
                   <pic:blipFill>
-                    <a:blip r:embed="rId12"/>
+                    <a:blip r:embed="rId13"/>
                     <a:stretch>
                       <a:fillRect/>
                     </a:stretch>
@@ -17497,7 +18155,7 @@
                     <pic:cNvPicPr/>
                   </pic:nvPicPr>
                   <pic:blipFill>
-                    <a:blip r:embed="rId13"/>
+                    <a:blip r:embed="rId14"/>
                     <a:stretch>
                       <a:fillRect/>
                     </a:stretch>
@@ -26258,7 +26916,7 @@
                     <pic:cNvPicPr/>
                   </pic:nvPicPr>
                   <pic:blipFill rotWithShape="1">
-                    <a:blip r:embed="rId14"/>
+                    <a:blip r:embed="rId15"/>
                     <a:srcRect r="49941" b="39094"/>
                     <a:stretch>
                       <a:fillRect/>
@@ -30168,7 +30826,7 @@
                     <pic:cNvPicPr/>
                   </pic:nvPicPr>
                   <pic:blipFill>
-                    <a:blip r:embed="rId15"/>
+                    <a:blip r:embed="rId16"/>
                     <a:stretch>
                       <a:fillRect/>
                     </a:stretch>
@@ -30273,7 +30931,7 @@
                     <pic:cNvPicPr/>
                   </pic:nvPicPr>
                   <pic:blipFill rotWithShape="1">
-                    <a:blip r:embed="rId16">
+                    <a:blip r:embed="rId17">
                       <a:extLst>
                         <a:ext uri="{28A0092B-C50C-407E-A947-70E740481C1C}">
                           <a14:useLocalDpi xmlns:a14="http://schemas.microsoft.com/office/drawing/2010/main" val="0"/>
@@ -30608,7 +31266,7 @@
                     <pic:cNvPicPr/>
                   </pic:nvPicPr>
                   <pic:blipFill rotWithShape="1">
-                    <a:blip r:embed="rId17"/>
+                    <a:blip r:embed="rId18"/>
                     <a:srcRect b="6788"/>
                     <a:stretch>
                       <a:fillRect/>
@@ -30686,7 +31344,7 @@
                     <pic:cNvPicPr/>
                   </pic:nvPicPr>
                   <pic:blipFill>
-                    <a:blip r:embed="rId18">
+                    <a:blip r:embed="rId19">
                       <a:extLst>
                         <a:ext uri="{28A0092B-C50C-407E-A947-70E740481C1C}">
                           <a14:useLocalDpi xmlns:a14="http://schemas.microsoft.com/office/drawing/2010/main" val="0"/>
@@ -30831,7 +31489,7 @@
                     <pic:cNvPicPr/>
                   </pic:nvPicPr>
                   <pic:blipFill>
-                    <a:blip r:embed="rId19"/>
+                    <a:blip r:embed="rId20"/>
                     <a:stretch>
                       <a:fillRect/>
                     </a:stretch>
@@ -30884,7 +31542,7 @@
       </w:pPr>
     </w:p>
     <w:sectPr>
-      <w:footerReference w:type="default" r:id="rId20"/>
+      <w:footerReference w:type="default" r:id="rId21"/>
       <w:pgSz w:w="12240" w:h="15840"/>
       <w:pgMar w:top="1440" w:right="1440" w:bottom="1440" w:left="1440" w:header="720" w:footer="720" w:gutter="0"/>
       <w:cols w:space="720"/>

--- a/doc/DiM_ms20260727.docx
+++ b/doc/DiM_ms20260727.docx
@@ -1387,14 +1387,15 @@
       </w:pPr>
       <w:r>
         <w:rPr>
+          <w:rFonts w:ascii="Aptos Narrow" w:hAnsi="Aptos Narrow"/>
           <w:noProof/>
           <w14:ligatures w14:val="standardContextual"/>
         </w:rPr>
         <w:drawing>
-          <wp:inline distT="0" distB="0" distL="0" distR="0" wp14:anchorId="234DEB0C" wp14:editId="6B26FC92">
-            <wp:extent cx="5043688" cy="3793051"/>
-            <wp:effectExtent l="0" t="0" r="0" b="4445"/>
-            <wp:docPr id="258746252" name="Picture 2"/>
+          <wp:inline distT="0" distB="0" distL="0" distR="0" wp14:anchorId="7446A94B" wp14:editId="2C55BF1B">
+            <wp:extent cx="4526218" cy="2742979"/>
+            <wp:effectExtent l="0" t="0" r="0" b="635"/>
+            <wp:docPr id="360848182" name="Picture 10"/>
             <wp:cNvGraphicFramePr>
               <a:graphicFrameLocks xmlns:a="http://schemas.openxmlformats.org/drawingml/2006/main" noChangeAspect="1"/>
             </wp:cNvGraphicFramePr>
@@ -1402,23 +1403,32 @@
               <a:graphicData uri="http://schemas.openxmlformats.org/drawingml/2006/picture">
                 <pic:pic xmlns:pic="http://schemas.openxmlformats.org/drawingml/2006/picture">
                   <pic:nvPicPr>
-                    <pic:cNvPr id="258746252" name="Picture 258746252"/>
+                    <pic:cNvPr id="360848182" name="Picture 360848182"/>
                     <pic:cNvPicPr/>
                   </pic:nvPicPr>
-                  <pic:blipFill>
+                  <pic:blipFill rotWithShape="1">
                     <a:blip r:embed="rId7"/>
+                    <a:srcRect b="4746"/>
                     <a:stretch>
                       <a:fillRect/>
                     </a:stretch>
                   </pic:blipFill>
-                  <pic:spPr>
+                  <pic:spPr bwMode="auto">
                     <a:xfrm>
                       <a:off x="0" y="0"/>
-                      <a:ext cx="5074760" cy="3816419"/>
+                      <a:ext cx="4533382" cy="2747321"/>
                     </a:xfrm>
                     <a:prstGeom prst="rect">
                       <a:avLst/>
                     </a:prstGeom>
+                    <a:ln>
+                      <a:noFill/>
+                    </a:ln>
+                    <a:extLst>
+                      <a:ext uri="{53640926-AAD7-44D8-BBD7-CCE9431645EC}">
+                        <a14:shadowObscured xmlns:a14="http://schemas.microsoft.com/office/drawing/2010/main"/>
+                      </a:ext>
+                    </a:extLst>
                   </pic:spPr>
                 </pic:pic>
               </a:graphicData>
@@ -1830,7 +1840,6 @@
         <w:rPr>
           <w:rFonts w:eastAsiaTheme="minorEastAsia"/>
         </w:rPr>
-        <w:lastRenderedPageBreak/>
         <w:t>The DIM mechanism</w:t>
       </w:r>
     </w:p>
@@ -1926,6 +1935,7 @@
         </w:rPr>
       </w:pPr>
       <w:r>
+        <w:lastRenderedPageBreak/>
         <w:t xml:space="preserve">(1) The large-scale </w:t>
       </w:r>
       <w:r>
@@ -3671,14 +3681,7 @@
         <w:rPr>
           <w:rFonts w:eastAsiaTheme="minorEastAsia"/>
         </w:rPr>
-        <w:t xml:space="preserve"> to match emergent properties of the clouds in the </w:t>
-      </w:r>
-      <w:r>
-        <w:rPr>
-          <w:rFonts w:eastAsiaTheme="minorEastAsia"/>
-        </w:rPr>
-        <w:lastRenderedPageBreak/>
-        <w:t>present climate and are not expected to change with thermodynamic and circulation responses to CO</w:t>
+        <w:t xml:space="preserve"> to match emergent properties of the clouds in the present climate and are not expected to change with thermodynamic and circulation responses to CO</w:t>
       </w:r>
       <w:r>
         <w:rPr>
@@ -3792,7 +3795,14 @@
         <w:rPr>
           <w:rFonts w:eastAsiaTheme="minorEastAsia"/>
         </w:rPr>
-        <w:t xml:space="preserve">The total moisture sink rate </w:t>
+        <w:t xml:space="preserve">The total moisture </w:t>
+      </w:r>
+      <w:r>
+        <w:rPr>
+          <w:rFonts w:eastAsiaTheme="minorEastAsia"/>
+        </w:rPr>
+        <w:lastRenderedPageBreak/>
+        <w:t xml:space="preserve">sink rate </w:t>
       </w:r>
       <w:r>
         <w:t xml:space="preserve">(vapor entrainment and liquid autoconversion) </w:t>
@@ -4238,7 +4248,6 @@
         <w:rPr>
           <w:rFonts w:ascii="Aptos Narrow" w:eastAsiaTheme="minorEastAsia" w:hAnsi="Aptos Narrow" w:cs="Times New Roman"/>
         </w:rPr>
-        <w:lastRenderedPageBreak/>
         <w:t xml:space="preserve">Figure REFLMASSFL. Modeled mean cloud base (700 m) mass flux for all scenes in each reflectance bin (blue points and whiskers). Black line shows a slope of 0.42 </w:t>
       </w:r>
       <w:r>
@@ -4372,6 +4381,109 @@
           <w:rFonts w:ascii="Aptos Narrow" w:eastAsiaTheme="minorEastAsia" w:hAnsi="Aptos Narrow" w:cs="Times New Roman"/>
         </w:rPr>
         <w:t>) of scenes in each reflectance bin.</w:t>
+      </w:r>
+    </w:p>
+    <w:p>
+      <w:pPr>
+        <w:pStyle w:val="BodyText"/>
+        <w:rPr>
+          <w:rFonts w:ascii="Aptos Narrow" w:eastAsiaTheme="minorEastAsia" w:hAnsi="Aptos Narrow" w:cs="Times New Roman"/>
+        </w:rPr>
+      </w:pPr>
+      <w:r>
+        <w:rPr>
+          <w:rFonts w:ascii="Aptos Narrow" w:eastAsiaTheme="minorEastAsia" w:hAnsi="Aptos Narrow" w:cs="Times New Roman"/>
+        </w:rPr>
+        <w:t>ATOMIC_GOES/</w:t>
+      </w:r>
+      <w:proofErr w:type="spellStart"/>
+      <w:r>
+        <w:rPr>
+          <w:rFonts w:ascii="Aptos Narrow" w:eastAsiaTheme="minorEastAsia" w:hAnsi="Aptos Narrow" w:cs="Times New Roman"/>
+        </w:rPr>
+        <w:t>julia</w:t>
+      </w:r>
+      <w:proofErr w:type="spellEnd"/>
+      <w:r>
+        <w:rPr>
+          <w:rFonts w:ascii="Aptos Narrow" w:eastAsiaTheme="minorEastAsia" w:hAnsi="Aptos Narrow" w:cs="Times New Roman"/>
+        </w:rPr>
+        <w:t>/</w:t>
+      </w:r>
+      <w:proofErr w:type="spellStart"/>
+      <w:r>
+        <w:rPr>
+          <w:rFonts w:ascii="Aptos Narrow" w:eastAsiaTheme="minorEastAsia" w:hAnsi="Aptos Narrow" w:cs="Times New Roman"/>
+        </w:rPr>
+        <w:t>flux_plan.ipynb</w:t>
+      </w:r>
+      <w:proofErr w:type="spellEnd"/>
+    </w:p>
+    <w:p>
+      <w:pPr>
+        <w:pStyle w:val="BodyText"/>
+        <w:rPr>
+          <w:rFonts w:ascii="Aptos Narrow" w:eastAsiaTheme="minorEastAsia" w:hAnsi="Aptos Narrow" w:cs="Times New Roman"/>
+        </w:rPr>
+      </w:pPr>
+      <w:r>
+        <w:rPr>
+          <w:rFonts w:ascii="Aptos Narrow" w:eastAsiaTheme="minorEastAsia" w:hAnsi="Aptos Narrow" w:cs="Times New Roman"/>
+        </w:rPr>
+        <w:lastRenderedPageBreak/>
+        <w:t>Recompute trade-cu-model/src/julia/</w:t>
+      </w:r>
+      <w:r>
+        <w:rPr>
+          <w:rFonts w:ascii="Aptos Narrow" w:eastAsiaTheme="minorEastAsia" w:hAnsi="Aptos Narrow" w:cs="Times New Roman"/>
+        </w:rPr>
+        <w:t>tradeCu_clouds_flux_xp53_cb700.nc</w:t>
+      </w:r>
+      <w:r>
+        <w:rPr>
+          <w:rFonts w:ascii="Aptos Narrow" w:eastAsiaTheme="minorEastAsia" w:hAnsi="Aptos Narrow" w:cs="Times New Roman"/>
+        </w:rPr>
+        <w:t xml:space="preserve"> with filtered </w:t>
+      </w:r>
+      <w:proofErr w:type="spellStart"/>
+      <w:r>
+        <w:rPr>
+          <w:rFonts w:ascii="Aptos Narrow" w:eastAsiaTheme="minorEastAsia" w:hAnsi="Aptos Narrow" w:cs="Times New Roman"/>
+        </w:rPr>
+        <w:t>qm</w:t>
+      </w:r>
+      <w:proofErr w:type="spellEnd"/>
+      <w:r>
+        <w:rPr>
+          <w:rFonts w:ascii="Aptos Narrow" w:eastAsiaTheme="minorEastAsia" w:hAnsi="Aptos Narrow" w:cs="Times New Roman"/>
+        </w:rPr>
+        <w:t xml:space="preserve">. Written in </w:t>
+      </w:r>
+      <w:r>
+        <w:rPr>
+          <w:rFonts w:ascii="Aptos Narrow" w:eastAsiaTheme="minorEastAsia" w:hAnsi="Aptos Narrow" w:cs="Times New Roman"/>
+        </w:rPr>
+        <w:t>flux-model-xp53.ipynb</w:t>
+      </w:r>
+      <w:r>
+        <w:rPr>
+          <w:rFonts w:ascii="Aptos Narrow" w:eastAsiaTheme="minorEastAsia" w:hAnsi="Aptos Narrow" w:cs="Times New Roman"/>
+        </w:rPr>
+        <w:t xml:space="preserve">. Write from </w:t>
+      </w:r>
+      <w:proofErr w:type="spellStart"/>
+      <w:r>
+        <w:rPr>
+          <w:rFonts w:ascii="Aptos Narrow" w:eastAsiaTheme="minorEastAsia" w:hAnsi="Aptos Narrow" w:cs="Times New Roman"/>
+        </w:rPr>
+        <w:t>TradeCuExperimentsUse</w:t>
+      </w:r>
+      <w:proofErr w:type="spellEnd"/>
+      <w:r>
+        <w:rPr>
+          <w:rFonts w:ascii="Aptos Narrow" w:eastAsiaTheme="minorEastAsia" w:hAnsi="Aptos Narrow" w:cs="Times New Roman"/>
+        </w:rPr>
+        <w:t xml:space="preserve"> albedo-weighted cloud fraction.</w:t>
       </w:r>
     </w:p>
     <w:p>
@@ -4804,7 +4916,19 @@
         <w:rPr>
           <w:rFonts w:ascii="Aptos" w:hAnsi="Aptos"/>
         </w:rPr>
-        <w:t>by -5%</w:t>
+        <w:t xml:space="preserve">by </w:t>
+      </w:r>
+      <w:r>
+        <w:rPr>
+          <w:rFonts w:ascii="Aptos" w:hAnsi="Aptos"/>
+        </w:rPr>
+        <w:t>–</w:t>
+      </w:r>
+      <w:r>
+        <w:rPr>
+          <w:rFonts w:ascii="Aptos" w:hAnsi="Aptos"/>
+        </w:rPr>
+        <w:t>5%</w:t>
       </w:r>
       <w:r>
         <w:rPr>
@@ -5625,7 +5749,6 @@
         <w:pStyle w:val="BodyText"/>
       </w:pPr>
       <w:r>
-        <w:lastRenderedPageBreak/>
         <w:t>For the same reason</w:t>
       </w:r>
       <w:r>
@@ -5690,7 +5813,14 @@
         <w:rPr>
           <w:rFonts w:eastAsiaTheme="minorEastAsia"/>
         </w:rPr>
-        <w:t xml:space="preserve"> This increases </w:t>
+        <w:t xml:space="preserve"> </w:t>
+      </w:r>
+      <w:r>
+        <w:rPr>
+          <w:rFonts w:eastAsiaTheme="minorEastAsia"/>
+        </w:rPr>
+        <w:lastRenderedPageBreak/>
+        <w:t xml:space="preserve">This increases </w:t>
       </w:r>
       <w:r>
         <w:rPr>
@@ -7704,7 +7834,6 @@
         <w:rPr>
           <w:rFonts w:ascii="Aptos" w:hAnsi="Aptos"/>
         </w:rPr>
-        <w:lastRenderedPageBreak/>
         <w:t>LCL cloud</w:t>
       </w:r>
       <w:r>
@@ -7906,6 +8035,7 @@
         <w:rPr>
           <w:rFonts w:ascii="Aptos" w:hAnsi="Aptos"/>
         </w:rPr>
+        <w:lastRenderedPageBreak/>
         <w:t xml:space="preserve">cloud base </w:t>
       </w:r>
       <w:r>
@@ -9361,14 +9491,7 @@
         <w:rPr>
           <w:rFonts w:eastAsiaTheme="minorEastAsia"/>
         </w:rPr>
-        <w:t xml:space="preserve">depends on </w:t>
-      </w:r>
-      <w:r>
-        <w:rPr>
-          <w:rFonts w:eastAsiaTheme="minorEastAsia"/>
-        </w:rPr>
-        <w:lastRenderedPageBreak/>
-        <w:t>cloud-scale processes</w:t>
+        <w:t>depends on cloud-scale processes</w:t>
       </w:r>
       <w:r>
         <w:rPr>
@@ -9469,6 +9592,7 @@
         <w:pStyle w:val="BodyText"/>
       </w:pPr>
       <w:r>
+        <w:lastRenderedPageBreak/>
         <w:t xml:space="preserve">Cloud properties and within-regime </w:t>
       </w:r>
       <w:r>
@@ -10307,26 +10431,26 @@
         <w:rPr>
           <w:rFonts w:ascii="Aptos" w:hAnsi="Aptos"/>
         </w:rPr>
-        <w:t xml:space="preserve">spread of the cloud top height of the lower mode, estimated from cloud top </w:t>
+        <w:t xml:space="preserve">spread of the cloud top height of the lower mode, estimated from cloud top infrared </w:t>
+      </w:r>
+      <w:r>
+        <w:rPr>
+          <w:rFonts w:ascii="Aptos" w:hAnsi="Aptos"/>
+        </w:rPr>
+        <w:t>emission</w:t>
+      </w:r>
+      <w:r>
+        <w:rPr>
+          <w:rFonts w:ascii="Aptos" w:hAnsi="Aptos"/>
+        </w:rPr>
+        <w:t>. The second vertical mode is observed below the trade inversion at 1.5-</w:t>
       </w:r>
       <w:r>
         <w:rPr>
           <w:rFonts w:ascii="Aptos" w:hAnsi="Aptos"/>
         </w:rPr>
         <w:lastRenderedPageBreak/>
-        <w:t xml:space="preserve">infrared </w:t>
-      </w:r>
-      <w:r>
-        <w:rPr>
-          <w:rFonts w:ascii="Aptos" w:hAnsi="Aptos"/>
-        </w:rPr>
-        <w:t>emission</w:t>
-      </w:r>
-      <w:r>
-        <w:rPr>
-          <w:rFonts w:ascii="Aptos" w:hAnsi="Aptos"/>
-        </w:rPr>
-        <w:t xml:space="preserve">. The second vertical mode is observed below the trade inversion at 1.5-2.5 km. It has </w:t>
+        <w:t xml:space="preserve">2.5 km. It has </w:t>
       </w:r>
       <w:r>
         <w:rPr>
@@ -11104,7 +11228,6 @@
         <w:rPr>
           <w:noProof/>
         </w:rPr>
-        <w:lastRenderedPageBreak/>
         <w:drawing>
           <wp:inline distT="0" distB="0" distL="0" distR="0" wp14:anchorId="240CC29C" wp14:editId="414FC780">
             <wp:extent cx="5657108" cy="4242831"/>
@@ -11182,6 +11305,7 @@
           <w:kern w:val="0"/>
           <w14:ligatures w14:val="none"/>
         </w:rPr>
+        <w:lastRenderedPageBreak/>
         <w:t xml:space="preserve">within </w:t>
       </w:r>
       <w:r>
@@ -12840,6 +12964,7 @@
           <w:kern w:val="2"/>
           <w14:ligatures w14:val="standardContextual"/>
         </w:rPr>
+        <w:lastRenderedPageBreak/>
         <w:t>T</w:t>
       </w:r>
       <w:r>
@@ -14306,7 +14431,6 @@
           <w:rFonts w:ascii="Times New Roman" w:hAnsi="Times New Roman" w:cs="Times New Roman"/>
           <w:noProof/>
         </w:rPr>
-        <w:lastRenderedPageBreak/>
         <w:drawing>
           <wp:inline distT="0" distB="0" distL="0" distR="0" wp14:anchorId="16AEB97E" wp14:editId="480EE214">
             <wp:extent cx="3619500" cy="2908300"/>
@@ -14631,7 +14755,14 @@
         <w:rPr>
           <w:rFonts w:ascii="Aptos" w:eastAsiaTheme="minorEastAsia" w:hAnsi="Aptos" w:cs="Times New Roman"/>
         </w:rPr>
-        <w:t xml:space="preserve"> specific humidity </w:t>
+        <w:t xml:space="preserve"> </w:t>
+      </w:r>
+      <w:r>
+        <w:rPr>
+          <w:rFonts w:ascii="Aptos" w:eastAsiaTheme="minorEastAsia" w:hAnsi="Aptos" w:cs="Times New Roman"/>
+        </w:rPr>
+        <w:lastRenderedPageBreak/>
+        <w:t xml:space="preserve">specific humidity </w:t>
       </w:r>
       <w:r>
         <w:rPr>
@@ -16444,16 +16575,7 @@
           <w:i/>
           <w:iCs/>
         </w:rPr>
-        <w:t xml:space="preserve">precipitation </w:t>
-      </w:r>
-      <w:r>
-        <w:rPr>
-          <w:rFonts w:ascii="Aptos" w:eastAsiaTheme="minorEastAsia" w:hAnsi="Aptos" w:cs="Times New Roman"/>
-          <w:i/>
-          <w:iCs/>
-        </w:rPr>
-        <w:lastRenderedPageBreak/>
-        <w:t>efficiency</w:t>
+        <w:t>precipitation efficiency</w:t>
       </w:r>
       <w:r>
         <w:rPr>
@@ -16823,6 +16945,7 @@
           <w:rFonts w:ascii="Times New Roman" w:eastAsiaTheme="minorEastAsia" w:hAnsi="Times New Roman" w:cs="Times New Roman"/>
           <w:noProof/>
         </w:rPr>
+        <w:lastRenderedPageBreak/>
         <w:drawing>
           <wp:inline distT="0" distB="0" distL="0" distR="0" wp14:anchorId="68DD7473" wp14:editId="3430D484">
             <wp:extent cx="3926541" cy="3135683"/>
@@ -17380,7 +17503,6 @@
             <w:rPr>
               <w:rFonts w:ascii="Cambria Math" w:hAnsi="Cambria Math"/>
             </w:rPr>
-            <w:lastRenderedPageBreak/>
             <m:t>-</m:t>
           </m:r>
           <m:f>
@@ -18617,7 +18739,14 @@
         <w:rPr>
           <w:rFonts w:ascii="Aptos" w:eastAsiaTheme="minorEastAsia" w:hAnsi="Aptos" w:cs="Times New Roman"/>
         </w:rPr>
-        <w:t>(Fig. QMASSFLX). Most of the flux (</w:t>
+        <w:t xml:space="preserve">(Fig. QMASSFLX). Most of the flux </w:t>
+      </w:r>
+      <w:r>
+        <w:rPr>
+          <w:rFonts w:ascii="Aptos" w:eastAsiaTheme="minorEastAsia" w:hAnsi="Aptos" w:cs="Times New Roman"/>
+        </w:rPr>
+        <w:lastRenderedPageBreak/>
+        <w:t>(</w:t>
       </w:r>
       <w:r>
         <w:rPr>

--- a/doc/DiM_ms20260727.docx
+++ b/doc/DiM_ms20260727.docx
@@ -29,6 +29,22 @@
         <w:t>s</w:t>
       </w:r>
     </w:p>
+    <w:p/>
+    <w:p>
+      <w:r>
+        <w:t>Simon P. de Szoeke</w:t>
+      </w:r>
+    </w:p>
+    <w:p>
+      <w:r>
+        <w:t>An-Yi Huang</w:t>
+      </w:r>
+    </w:p>
+    <w:p>
+      <w:r>
+        <w:t>et al.</w:t>
+      </w:r>
+    </w:p>
     <w:p>
       <w:pPr>
         <w:pStyle w:val="Heading1"/>
@@ -346,13 +362,7 @@
         <w:rPr>
           <w:rFonts w:ascii="Aptos" w:hAnsi="Aptos"/>
         </w:rPr>
-        <w:t xml:space="preserve"> decrease –</w:t>
-      </w:r>
-      <w:r>
-        <w:rPr>
-          <w:rFonts w:ascii="Aptos" w:hAnsi="Aptos"/>
-        </w:rPr>
-        <w:t>5</w:t>
+        <w:t xml:space="preserve"> decrease –5</w:t>
       </w:r>
       <w:r>
         <w:rPr>
@@ -371,20 +381,134 @@
           <w:rFonts w:ascii="Aptos" w:hAnsi="Aptos"/>
           <w:vertAlign w:val="superscript"/>
         </w:rPr>
-        <w:t>–</w:t>
+        <w:t>–1</w:t>
+      </w:r>
+      <w:r>
+        <w:rPr>
+          <w:rFonts w:ascii="Aptos" w:hAnsi="Aptos"/>
+        </w:rPr>
+        <w:t>.</w:t>
+      </w:r>
+      <w:r>
+        <w:rPr>
+          <w:rFonts w:ascii="Aptos" w:hAnsi="Aptos"/>
+        </w:rPr>
+        <w:t xml:space="preserve"> </w:t>
+      </w:r>
+      <w:r>
+        <w:rPr>
+          <w:rFonts w:ascii="Aptos" w:hAnsi="Aptos"/>
+        </w:rPr>
+        <w:t>The c</w:t>
+      </w:r>
+      <w:r>
+        <w:rPr>
+          <w:rFonts w:ascii="Aptos" w:hAnsi="Aptos"/>
+        </w:rPr>
+        <w:t xml:space="preserve">loud moisture flux </w:t>
+      </w:r>
+      <w:r>
+        <w:rPr>
+          <w:rFonts w:ascii="Aptos" w:hAnsi="Aptos"/>
+        </w:rPr>
+        <w:t xml:space="preserve">decreases to </w:t>
+      </w:r>
+      <w:r>
+        <w:rPr>
+          <w:rFonts w:ascii="Aptos" w:hAnsi="Aptos"/>
+        </w:rPr>
+        <w:t>balance</w:t>
+      </w:r>
+      <w:r>
+        <w:rPr>
+          <w:rFonts w:ascii="Aptos" w:hAnsi="Aptos"/>
+        </w:rPr>
+        <w:t xml:space="preserve"> the</w:t>
+      </w:r>
+      <w:r>
+        <w:rPr>
+          <w:rFonts w:ascii="Aptos" w:hAnsi="Aptos"/>
+        </w:rPr>
+        <w:t xml:space="preserve"> </w:t>
+      </w:r>
+      <w:r>
+        <w:rPr>
+          <w:rFonts w:ascii="Aptos" w:hAnsi="Aptos"/>
+        </w:rPr>
+        <w:t>–5 % K</w:t>
       </w:r>
       <w:r>
         <w:rPr>
           <w:rFonts w:ascii="Aptos" w:hAnsi="Aptos"/>
           <w:vertAlign w:val="superscript"/>
         </w:rPr>
-        <w:t>1</w:t>
-      </w:r>
-      <w:r>
-        <w:rPr>
-          <w:rFonts w:ascii="Aptos" w:hAnsi="Aptos"/>
-        </w:rPr>
-        <w:t>.</w:t>
+        <w:t xml:space="preserve">–1 </w:t>
+      </w:r>
+      <w:r>
+        <w:rPr>
+          <w:rFonts w:ascii="Aptos" w:hAnsi="Aptos"/>
+        </w:rPr>
+        <w:t xml:space="preserve">reduced </w:t>
+      </w:r>
+      <w:r>
+        <w:rPr>
+          <w:rFonts w:ascii="Aptos" w:hAnsi="Aptos"/>
+        </w:rPr>
+        <w:t xml:space="preserve">drying by </w:t>
+      </w:r>
+      <w:r>
+        <w:rPr>
+          <w:rFonts w:ascii="Aptos" w:hAnsi="Aptos"/>
+        </w:rPr>
+        <w:t xml:space="preserve">the atmospheric </w:t>
+      </w:r>
+      <w:r>
+        <w:rPr>
+          <w:rFonts w:ascii="Aptos" w:hAnsi="Aptos"/>
+        </w:rPr>
+        <w:t xml:space="preserve">hydrological </w:t>
+      </w:r>
+      <w:r>
+        <w:rPr>
+          <w:rFonts w:ascii="Aptos" w:hAnsi="Aptos"/>
+        </w:rPr>
+        <w:t>circulatio</w:t>
+      </w:r>
+      <w:r>
+        <w:rPr>
+          <w:rFonts w:ascii="Aptos" w:hAnsi="Aptos"/>
+        </w:rPr>
+        <w:t>n.</w:t>
+      </w:r>
+      <w:r>
+        <w:rPr>
+          <w:rFonts w:ascii="Aptos" w:hAnsi="Aptos"/>
+        </w:rPr>
+        <w:t xml:space="preserve"> Increasing specific humidity </w:t>
+      </w:r>
+      <w:r>
+        <w:rPr>
+          <w:rFonts w:ascii="Aptos" w:hAnsi="Aptos"/>
+        </w:rPr>
+        <w:t xml:space="preserve">+7% further </w:t>
+      </w:r>
+      <w:r>
+        <w:rPr>
+          <w:rFonts w:ascii="Aptos" w:hAnsi="Aptos"/>
+        </w:rPr>
+        <w:t xml:space="preserve">reduces </w:t>
+      </w:r>
+      <w:r>
+        <w:rPr>
+          <w:rFonts w:ascii="Aptos" w:hAnsi="Aptos"/>
+        </w:rPr>
+        <w:t xml:space="preserve">the </w:t>
+      </w:r>
+      <w:r>
+        <w:rPr>
+          <w:rFonts w:ascii="Aptos" w:hAnsi="Aptos"/>
+        </w:rPr>
+        <w:t>mass flux</w:t>
       </w:r>
       <w:r>
         <w:rPr>
@@ -396,31 +520,19 @@
         <w:rPr>
           <w:rFonts w:ascii="Aptos" w:hAnsi="Aptos"/>
         </w:rPr>
-        <w:t>The c</w:t>
-      </w:r>
-      <w:r>
-        <w:rPr>
-          <w:rFonts w:ascii="Aptos" w:hAnsi="Aptos"/>
-        </w:rPr>
-        <w:t xml:space="preserve">loud moisture flux </w:t>
-      </w:r>
-      <w:r>
-        <w:rPr>
-          <w:rFonts w:ascii="Aptos" w:hAnsi="Aptos"/>
-        </w:rPr>
-        <w:t xml:space="preserve">decreases to </w:t>
-      </w:r>
-      <w:r>
-        <w:rPr>
-          <w:rFonts w:ascii="Aptos" w:hAnsi="Aptos"/>
-        </w:rPr>
-        <w:t>balance</w:t>
-      </w:r>
-      <w:r>
-        <w:rPr>
-          <w:rFonts w:ascii="Aptos" w:hAnsi="Aptos"/>
-        </w:rPr>
-        <w:t xml:space="preserve"> the</w:t>
+        <w:t xml:space="preserve">(–2.6%) for the same moisture flux. Subcloud mean and turbulent </w:t>
+      </w:r>
+      <w:r>
+        <w:rPr>
+          <w:rFonts w:ascii="Aptos" w:hAnsi="Aptos"/>
+        </w:rPr>
+        <w:t xml:space="preserve">fluctuations of RH </w:t>
+      </w:r>
+      <w:r>
+        <w:rPr>
+          <w:rFonts w:ascii="Aptos" w:hAnsi="Aptos"/>
+        </w:rPr>
+        <w:t>change</w:t>
       </w:r>
       <w:r>
         <w:rPr>
@@ -432,80 +544,86 @@
         <w:rPr>
           <w:rFonts w:ascii="Aptos" w:hAnsi="Aptos"/>
         </w:rPr>
-        <w:t>–5 % K</w:t>
+        <w:t xml:space="preserve">the </w:t>
+      </w:r>
+      <w:r>
+        <w:rPr>
+          <w:rFonts w:ascii="Aptos" w:hAnsi="Aptos"/>
+        </w:rPr>
+        <w:t>cl</w:t>
+      </w:r>
+      <w:r>
+        <w:rPr>
+          <w:rFonts w:ascii="Aptos" w:hAnsi="Aptos"/>
+        </w:rPr>
+        <w:t>oud base cloud fraction</w:t>
+      </w:r>
+      <w:r>
+        <w:rPr>
+          <w:rFonts w:ascii="Aptos" w:hAnsi="Aptos"/>
+        </w:rPr>
+        <w:t>, widening the local</w:t>
+      </w:r>
+      <w:r>
+        <w:rPr>
+          <w:rFonts w:ascii="Aptos" w:hAnsi="Aptos"/>
+        </w:rPr>
+        <w:t xml:space="preserve"> </w:t>
+      </w:r>
+      <w:r>
+        <w:rPr>
+          <w:rFonts w:ascii="Aptos" w:hAnsi="Aptos"/>
+        </w:rPr>
+        <w:t xml:space="preserve">estimated </w:t>
+      </w:r>
+      <w:r>
+        <w:rPr>
+          <w:rFonts w:ascii="Aptos" w:hAnsi="Aptos"/>
+        </w:rPr>
+        <w:t xml:space="preserve">shallow cloud change </w:t>
+      </w:r>
+      <w:r>
+        <w:rPr>
+          <w:rFonts w:ascii="Aptos" w:hAnsi="Aptos"/>
+        </w:rPr>
+        <w:t>to</w:t>
+      </w:r>
+      <w:r>
+        <w:rPr>
+          <w:rFonts w:ascii="Aptos" w:hAnsi="Aptos"/>
+        </w:rPr>
+        <w:t xml:space="preserve"> –2.5 to –7.7 % K</w:t>
       </w:r>
       <w:r>
         <w:rPr>
           <w:rFonts w:ascii="Aptos" w:hAnsi="Aptos"/>
           <w:vertAlign w:val="superscript"/>
         </w:rPr>
-        <w:t xml:space="preserve">–1 </w:t>
-      </w:r>
-      <w:r>
-        <w:rPr>
-          <w:rFonts w:ascii="Aptos" w:hAnsi="Aptos"/>
-        </w:rPr>
-        <w:t xml:space="preserve">reduced </w:t>
-      </w:r>
-      <w:r>
-        <w:rPr>
-          <w:rFonts w:ascii="Aptos" w:hAnsi="Aptos"/>
-        </w:rPr>
-        <w:t xml:space="preserve">drying by </w:t>
-      </w:r>
-      <w:r>
-        <w:rPr>
-          <w:rFonts w:ascii="Aptos" w:hAnsi="Aptos"/>
-        </w:rPr>
-        <w:t xml:space="preserve">the atmospheric </w:t>
-      </w:r>
-      <w:r>
-        <w:rPr>
-          <w:rFonts w:ascii="Aptos" w:hAnsi="Aptos"/>
-        </w:rPr>
-        <w:t xml:space="preserve">hydrological </w:t>
-      </w:r>
-      <w:r>
-        <w:rPr>
-          <w:rFonts w:ascii="Aptos" w:hAnsi="Aptos"/>
-        </w:rPr>
-        <w:t>circulatio</w:t>
-      </w:r>
-      <w:r>
-        <w:rPr>
-          <w:rFonts w:ascii="Aptos" w:hAnsi="Aptos"/>
-        </w:rPr>
-        <w:t>n.</w:t>
-      </w:r>
-      <w:r>
-        <w:rPr>
-          <w:rFonts w:ascii="Aptos" w:hAnsi="Aptos"/>
-        </w:rPr>
-        <w:t xml:space="preserve"> Increasing specific humidity </w:t>
-      </w:r>
-      <w:r>
-        <w:rPr>
-          <w:rFonts w:ascii="Aptos" w:hAnsi="Aptos"/>
-        </w:rPr>
-        <w:t xml:space="preserve">+7% further </w:t>
-      </w:r>
-      <w:r>
-        <w:rPr>
-          <w:rFonts w:ascii="Aptos" w:hAnsi="Aptos"/>
-        </w:rPr>
-        <w:t xml:space="preserve">reduces </w:t>
-      </w:r>
-      <w:r>
-        <w:rPr>
-          <w:rFonts w:ascii="Aptos" w:hAnsi="Aptos"/>
-        </w:rPr>
-        <w:t xml:space="preserve">the </w:t>
-      </w:r>
-      <w:r>
-        <w:rPr>
-          <w:rFonts w:ascii="Aptos" w:hAnsi="Aptos"/>
-        </w:rPr>
-        <w:t>mass flux</w:t>
+        <w:t>–1</w:t>
+      </w:r>
+      <w:r>
+        <w:rPr>
+          <w:rFonts w:ascii="Aptos" w:hAnsi="Aptos"/>
+        </w:rPr>
+        <w:t xml:space="preserve">. Shallow cumulus region </w:t>
+      </w:r>
+      <w:r>
+        <w:rPr>
+          <w:rFonts w:ascii="Aptos" w:hAnsi="Aptos"/>
+        </w:rPr>
+        <w:t xml:space="preserve">shortwave cloud radiative </w:t>
+      </w:r>
+      <w:r>
+        <w:rPr>
+          <w:rFonts w:ascii="Aptos" w:hAnsi="Aptos"/>
+        </w:rPr>
+        <w:t xml:space="preserve">dimming </w:t>
+      </w:r>
+      <w:r>
+        <w:rPr>
+          <w:rFonts w:ascii="Aptos" w:hAnsi="Aptos"/>
+        </w:rPr>
+        <w:t>feedback is</w:t>
       </w:r>
       <w:r>
         <w:rPr>
@@ -517,31 +635,32 @@
         <w:rPr>
           <w:rFonts w:ascii="Aptos" w:hAnsi="Aptos"/>
         </w:rPr>
-        <w:t xml:space="preserve">(–2.6%) for the same moisture flux. Subcloud </w:t>
-      </w:r>
-      <w:r>
-        <w:rPr>
-          <w:rFonts w:ascii="Aptos" w:hAnsi="Aptos"/>
-        </w:rPr>
-        <w:t xml:space="preserve">mean and </w:t>
-      </w:r>
-      <w:r>
-        <w:rPr>
-          <w:rFonts w:ascii="Aptos" w:hAnsi="Aptos"/>
-        </w:rPr>
-        <w:t xml:space="preserve">turbulent </w:t>
-      </w:r>
-      <w:r>
-        <w:rPr>
-          <w:rFonts w:ascii="Aptos" w:hAnsi="Aptos"/>
-        </w:rPr>
-        <w:t xml:space="preserve">fluctuations of RH </w:t>
-      </w:r>
-      <w:r>
-        <w:rPr>
-          <w:rFonts w:ascii="Aptos" w:hAnsi="Aptos"/>
-        </w:rPr>
-        <w:t>change</w:t>
+        <w:t>+</w:t>
+      </w:r>
+      <w:r>
+        <w:rPr>
+          <w:rFonts w:ascii="Aptos" w:hAnsi="Aptos"/>
+        </w:rPr>
+        <w:t xml:space="preserve">0.5 to </w:t>
+      </w:r>
+      <w:r>
+        <w:rPr>
+          <w:rFonts w:ascii="Aptos" w:hAnsi="Aptos"/>
+        </w:rPr>
+        <w:t>+</w:t>
+      </w:r>
+      <w:r>
+        <w:rPr>
+          <w:rFonts w:ascii="Aptos" w:hAnsi="Aptos"/>
+        </w:rPr>
+        <w:t>1.6 W m</w:t>
+      </w:r>
+      <w:r>
+        <w:rPr>
+          <w:rFonts w:ascii="Aptos" w:hAnsi="Aptos"/>
+          <w:vertAlign w:val="superscript"/>
+        </w:rPr>
+        <w:t>–2</w:t>
       </w:r>
       <w:r>
         <w:rPr>
@@ -553,25 +672,14 @@
         <w:rPr>
           <w:rFonts w:ascii="Aptos" w:hAnsi="Aptos"/>
         </w:rPr>
-        <w:t xml:space="preserve">the </w:t>
-      </w:r>
-      <w:r>
-        <w:rPr>
-          <w:rFonts w:ascii="Aptos" w:hAnsi="Aptos"/>
-        </w:rPr>
-        <w:t>cl</w:t>
-      </w:r>
-      <w:r>
-        <w:rPr>
-          <w:rFonts w:ascii="Aptos" w:hAnsi="Aptos"/>
-        </w:rPr>
-        <w:t>oud base cloud fraction</w:t>
-      </w:r>
-      <w:r>
-        <w:rPr>
-          <w:rFonts w:ascii="Aptos" w:hAnsi="Aptos"/>
-        </w:rPr>
-        <w:t>, widening the local</w:t>
+        <w:t>K</w:t>
+      </w:r>
+      <w:r>
+        <w:rPr>
+          <w:rFonts w:ascii="Aptos" w:hAnsi="Aptos"/>
+          <w:vertAlign w:val="superscript"/>
+        </w:rPr>
+        <w:t>–1</w:t>
       </w:r>
       <w:r>
         <w:rPr>
@@ -583,106 +691,63 @@
         <w:rPr>
           <w:rFonts w:ascii="Aptos" w:hAnsi="Aptos"/>
         </w:rPr>
-        <w:t xml:space="preserve">estimated </w:t>
-      </w:r>
-      <w:r>
-        <w:rPr>
-          <w:rFonts w:ascii="Aptos" w:hAnsi="Aptos"/>
-        </w:rPr>
-        <w:t xml:space="preserve">shallow cloud change </w:t>
-      </w:r>
-      <w:r>
-        <w:rPr>
-          <w:rFonts w:ascii="Aptos" w:hAnsi="Aptos"/>
-        </w:rPr>
-        <w:t>to</w:t>
-      </w:r>
-      <w:r>
-        <w:rPr>
-          <w:rFonts w:ascii="Aptos" w:hAnsi="Aptos"/>
-        </w:rPr>
-        <w:t xml:space="preserve"> –2.5 to –7.7 % K</w:t>
+        <w:t xml:space="preserve">and </w:t>
+      </w:r>
+      <w:r>
+        <w:rPr>
+          <w:rFonts w:ascii="Aptos" w:hAnsi="Aptos"/>
+        </w:rPr>
+        <w:t>the net local</w:t>
+      </w:r>
+      <w:r>
+        <w:rPr>
+          <w:rFonts w:ascii="Aptos" w:hAnsi="Aptos"/>
+        </w:rPr>
+        <w:t xml:space="preserve"> cloud radiative </w:t>
+      </w:r>
+      <w:r>
+        <w:rPr>
+          <w:rFonts w:ascii="Aptos" w:hAnsi="Aptos"/>
+        </w:rPr>
+        <w:t>feedback</w:t>
+      </w:r>
+      <w:r>
+        <w:rPr>
+          <w:rFonts w:ascii="Aptos" w:hAnsi="Aptos"/>
+        </w:rPr>
+        <w:t xml:space="preserve"> </w:t>
+      </w:r>
+      <w:r>
+        <w:rPr>
+          <w:rFonts w:ascii="Aptos" w:hAnsi="Aptos"/>
+        </w:rPr>
+        <w:t xml:space="preserve">is </w:t>
+      </w:r>
+      <w:r>
+        <w:rPr>
+          <w:rFonts w:ascii="Aptos" w:hAnsi="Aptos"/>
+        </w:rPr>
+        <w:t>+0.4 to +1.3 W m</w:t>
       </w:r>
       <w:r>
         <w:rPr>
           <w:rFonts w:ascii="Aptos" w:hAnsi="Aptos"/>
           <w:vertAlign w:val="superscript"/>
         </w:rPr>
+        <w:t>–2</w:t>
+      </w:r>
+      <w:r>
+        <w:rPr>
+          <w:rFonts w:ascii="Aptos" w:hAnsi="Aptos"/>
+        </w:rPr>
+        <w:t xml:space="preserve"> K</w:t>
+      </w:r>
+      <w:r>
+        <w:rPr>
+          <w:rFonts w:ascii="Aptos" w:hAnsi="Aptos"/>
+          <w:vertAlign w:val="superscript"/>
+        </w:rPr>
         <w:t>–1</w:t>
-      </w:r>
-      <w:r>
-        <w:rPr>
-          <w:rFonts w:ascii="Aptos" w:hAnsi="Aptos"/>
-        </w:rPr>
-        <w:t xml:space="preserve">, for shortwave cloud radiative </w:t>
-      </w:r>
-      <w:r>
-        <w:rPr>
-          <w:rFonts w:ascii="Aptos" w:hAnsi="Aptos"/>
-        </w:rPr>
-        <w:t xml:space="preserve">dimming </w:t>
-      </w:r>
-      <w:r>
-        <w:rPr>
-          <w:rFonts w:ascii="Aptos" w:hAnsi="Aptos"/>
-        </w:rPr>
-        <w:t xml:space="preserve">of </w:t>
-      </w:r>
-      <w:r>
-        <w:rPr>
-          <w:rFonts w:ascii="Aptos" w:hAnsi="Aptos"/>
-        </w:rPr>
-        <w:t>+</w:t>
-      </w:r>
-      <w:r>
-        <w:rPr>
-          <w:rFonts w:ascii="Aptos" w:hAnsi="Aptos"/>
-        </w:rPr>
-        <w:t xml:space="preserve">0.5 to </w:t>
-      </w:r>
-      <w:r>
-        <w:rPr>
-          <w:rFonts w:ascii="Aptos" w:hAnsi="Aptos"/>
-        </w:rPr>
-        <w:t>+</w:t>
-      </w:r>
-      <w:r>
-        <w:rPr>
-          <w:rFonts w:ascii="Aptos" w:hAnsi="Aptos"/>
-        </w:rPr>
-        <w:t>1.6 W m</w:t>
-      </w:r>
-      <w:r>
-        <w:rPr>
-          <w:rFonts w:ascii="Aptos" w:hAnsi="Aptos"/>
-          <w:vertAlign w:val="superscript"/>
-        </w:rPr>
-        <w:t>–2</w:t>
-      </w:r>
-      <w:r>
-        <w:rPr>
-          <w:rFonts w:ascii="Aptos" w:hAnsi="Aptos"/>
-        </w:rPr>
-        <w:t xml:space="preserve"> and </w:t>
-      </w:r>
-      <w:r>
-        <w:rPr>
-          <w:rFonts w:ascii="Aptos" w:hAnsi="Aptos"/>
-        </w:rPr>
-        <w:t xml:space="preserve">a </w:t>
-      </w:r>
-      <w:r>
-        <w:rPr>
-          <w:rFonts w:ascii="Aptos" w:hAnsi="Aptos"/>
-        </w:rPr>
-        <w:t>full cloud radiative effect of +0.4 to +1.3 W m</w:t>
-      </w:r>
-      <w:r>
-        <w:rPr>
-          <w:rFonts w:ascii="Aptos" w:hAnsi="Aptos"/>
-          <w:vertAlign w:val="superscript"/>
-        </w:rPr>
-        <w:t>–2</w:t>
       </w:r>
       <w:r>
         <w:rPr>
@@ -1048,6 +1113,7 @@
         <w:pStyle w:val="FirstParagraph"/>
       </w:pPr>
       <w:r>
+        <w:lastRenderedPageBreak/>
         <w:t>L</w:t>
       </w:r>
       <w:r>
@@ -1165,7 +1231,6 @@
         <w:pStyle w:val="FirstParagraph"/>
       </w:pPr>
       <w:r>
-        <w:lastRenderedPageBreak/>
         <w:t xml:space="preserve">In the winter northeastern tropical Pacific, </w:t>
       </w:r>
       <w:r>
@@ -1250,19 +1315,7 @@
         <w:t xml:space="preserve">). </w:t>
       </w:r>
       <w:r>
-        <w:t xml:space="preserve">CMIP6 control simulations </w:t>
-      </w:r>
-      <w:r>
-        <w:t xml:space="preserve">tend to have fewer and optically thicker clouds </w:t>
-      </w:r>
-      <w:r>
-        <w:t>than observed over the northern tropical Atlantic in January-February</w:t>
-      </w:r>
-      <w:r>
-        <w:t xml:space="preserve"> (Fig. ALLCOSP).</w:t>
-      </w:r>
-      <w:r>
-        <w:t xml:space="preserve"> </w:t>
+        <w:t xml:space="preserve">CMIP6 control simulations tend to have fewer and optically thicker clouds than observed over the northern tropical Atlantic in January-February (Fig. ALLCOSP). </w:t>
       </w:r>
       <w:r>
         <w:rPr>
@@ -1384,6 +1437,9 @@
     <w:p>
       <w:pPr>
         <w:pStyle w:val="BodyText"/>
+        <w:rPr>
+          <w:rFonts w:ascii="Times New Roman" w:eastAsiaTheme="minorEastAsia" w:hAnsi="Times New Roman" w:cs="Times New Roman"/>
+        </w:rPr>
       </w:pPr>
       <w:r>
         <w:rPr>
@@ -1392,9 +1448,9 @@
           <w14:ligatures w14:val="standardContextual"/>
         </w:rPr>
         <w:drawing>
-          <wp:inline distT="0" distB="0" distL="0" distR="0" wp14:anchorId="7446A94B" wp14:editId="2C55BF1B">
-            <wp:extent cx="4526218" cy="2742979"/>
-            <wp:effectExtent l="0" t="0" r="0" b="635"/>
+          <wp:inline distT="0" distB="0" distL="0" distR="0" wp14:anchorId="7446A94B" wp14:editId="2E2E09CD">
+            <wp:extent cx="3411649" cy="2315980"/>
+            <wp:effectExtent l="0" t="0" r="5080" b="0"/>
             <wp:docPr id="360848182" name="Picture 10"/>
             <wp:cNvGraphicFramePr>
               <a:graphicFrameLocks xmlns:a="http://schemas.openxmlformats.org/drawingml/2006/main" noChangeAspect="1"/>
@@ -1408,7 +1464,7 @@
                   </pic:nvPicPr>
                   <pic:blipFill rotWithShape="1">
                     <a:blip r:embed="rId7"/>
-                    <a:srcRect b="4746"/>
+                    <a:srcRect l="4637" r="6090" b="4746"/>
                     <a:stretch>
                       <a:fillRect/>
                     </a:stretch>
@@ -1416,7 +1472,7 @@
                   <pic:spPr bwMode="auto">
                     <a:xfrm>
                       <a:off x="0" y="0"/>
-                      <a:ext cx="4533382" cy="2747321"/>
+                      <a:ext cx="3424303" cy="2324570"/>
                     </a:xfrm>
                     <a:prstGeom prst="rect">
                       <a:avLst/>
@@ -1436,6 +1492,56 @@
           </wp:inline>
         </w:drawing>
       </w:r>
+      <w:r>
+        <w:rPr>
+          <w:rFonts w:ascii="Times New Roman" w:eastAsiaTheme="minorEastAsia" w:hAnsi="Times New Roman" w:cs="Times New Roman"/>
+          <w:noProof/>
+        </w:rPr>
+        <w:drawing>
+          <wp:inline distT="0" distB="0" distL="0" distR="0" wp14:anchorId="689AE25C" wp14:editId="313A12ED">
+            <wp:extent cx="2156304" cy="1941226"/>
+            <wp:effectExtent l="0" t="0" r="3175" b="0"/>
+            <wp:docPr id="1514882455" name="Picture 1" descr="A diagram of weather forecasting&#10;&#10;AI-generated content may be incorrect."/>
+            <wp:cNvGraphicFramePr>
+              <a:graphicFrameLocks xmlns:a="http://schemas.openxmlformats.org/drawingml/2006/main" noChangeAspect="1"/>
+            </wp:cNvGraphicFramePr>
+            <a:graphic xmlns:a="http://schemas.openxmlformats.org/drawingml/2006/main">
+              <a:graphicData uri="http://schemas.openxmlformats.org/drawingml/2006/picture">
+                <pic:pic xmlns:pic="http://schemas.openxmlformats.org/drawingml/2006/picture">
+                  <pic:nvPicPr>
+                    <pic:cNvPr id="1965947952" name="Picture 1" descr="A diagram of weather forecasting&#10;&#10;AI-generated content may be incorrect."/>
+                    <pic:cNvPicPr/>
+                  </pic:nvPicPr>
+                  <pic:blipFill rotWithShape="1">
+                    <a:blip r:embed="rId8"/>
+                    <a:srcRect b="-12732"/>
+                    <a:stretch>
+                      <a:fillRect/>
+                    </a:stretch>
+                  </pic:blipFill>
+                  <pic:spPr bwMode="auto">
+                    <a:xfrm>
+                      <a:off x="0" y="0"/>
+                      <a:ext cx="2248605" cy="2024321"/>
+                    </a:xfrm>
+                    <a:prstGeom prst="rect">
+                      <a:avLst/>
+                    </a:prstGeom>
+                    <a:ln>
+                      <a:noFill/>
+                    </a:ln>
+                    <a:extLst>
+                      <a:ext uri="{53640926-AAD7-44D8-BBD7-CCE9431645EC}">
+                        <a14:shadowObscured xmlns:a14="http://schemas.microsoft.com/office/drawing/2010/main"/>
+                      </a:ext>
+                    </a:extLst>
+                  </pic:spPr>
+                </pic:pic>
+              </a:graphicData>
+            </a:graphic>
+          </wp:inline>
+        </w:drawing>
+      </w:r>
     </w:p>
     <w:p>
       <w:pPr>
@@ -1617,6 +1723,381 @@
           <w:rFonts w:ascii="Aptos Narrow" w:hAnsi="Aptos Narrow"/>
         </w:rPr>
         <w:t>lbedo scales the shortwave radiative effect.</w:t>
+      </w:r>
+      <w:r>
+        <w:rPr>
+          <w:rFonts w:ascii="Aptos Narrow" w:hAnsi="Aptos Narrow"/>
+        </w:rPr>
+        <w:t xml:space="preserve"> [</w:t>
+      </w:r>
+      <w:r>
+        <w:rPr>
+          <w:rFonts w:ascii="Aptos Narrow" w:eastAsiaTheme="minorEastAsia" w:hAnsi="Aptos Narrow" w:cs="Times New Roman"/>
+        </w:rPr>
+        <w:t>Figure MOISTURECLOUDS.</w:t>
+      </w:r>
+      <w:r>
+        <w:rPr>
+          <w:rFonts w:ascii="Aptos Narrow" w:eastAsiaTheme="minorEastAsia" w:hAnsi="Aptos Narrow" w:cs="Times New Roman"/>
+        </w:rPr>
+        <w:t>] (c)</w:t>
+      </w:r>
+      <w:r>
+        <w:rPr>
+          <w:rFonts w:ascii="Aptos Narrow" w:eastAsiaTheme="minorEastAsia" w:hAnsi="Aptos Narrow" w:cs="Times New Roman"/>
+        </w:rPr>
+        <w:t xml:space="preserve"> Observed specific humidity from the ATOMIC </w:t>
+      </w:r>
+      <w:r>
+        <w:rPr>
+          <w:rFonts w:ascii="Aptos Narrow" w:eastAsiaTheme="minorEastAsia" w:hAnsi="Aptos Narrow" w:cs="Times New Roman"/>
+          <w:i/>
+          <w:iCs/>
+        </w:rPr>
+        <w:t xml:space="preserve">Ron Brown </w:t>
+      </w:r>
+      <w:r>
+        <w:rPr>
+          <w:rFonts w:ascii="Aptos Narrow" w:eastAsiaTheme="minorEastAsia" w:hAnsi="Aptos Narrow" w:cs="Times New Roman"/>
+        </w:rPr>
+        <w:t>radiosondes (gray)</w:t>
+      </w:r>
+      <w:r>
+        <w:rPr>
+          <w:rFonts w:ascii="Aptos Narrow" w:eastAsiaTheme="minorEastAsia" w:hAnsi="Aptos Narrow" w:cs="Times New Roman"/>
+        </w:rPr>
+        <w:t>,</w:t>
+      </w:r>
+      <w:r>
+        <w:rPr>
+          <w:rFonts w:ascii="Aptos Narrow" w:eastAsiaTheme="minorEastAsia" w:hAnsi="Aptos Narrow" w:cs="Times New Roman"/>
+        </w:rPr>
+        <w:t xml:space="preserve"> and their mean </w:t>
+      </w:r>
+      <m:oMath>
+        <m:r>
+          <w:rPr>
+            <w:rFonts w:ascii="Cambria Math" w:eastAsiaTheme="minorEastAsia" w:hAnsi="Cambria Math" w:cs="Times New Roman"/>
+          </w:rPr>
+          <m:t>q</m:t>
+        </m:r>
+      </m:oMath>
+      <w:r>
+        <w:rPr>
+          <w:rFonts w:ascii="Aptos Narrow" w:eastAsiaTheme="minorEastAsia" w:hAnsi="Aptos Narrow" w:cs="Times New Roman"/>
+        </w:rPr>
+        <w:t xml:space="preserve"> (black)</w:t>
+      </w:r>
+      <w:r>
+        <w:rPr>
+          <w:rFonts w:ascii="Aptos Narrow" w:eastAsiaTheme="minorEastAsia" w:hAnsi="Aptos Narrow" w:cs="Times New Roman"/>
+        </w:rPr>
+        <w:t xml:space="preserve"> and </w:t>
+      </w:r>
+      <w:r>
+        <w:rPr>
+          <w:rFonts w:ascii="Aptos Narrow" w:eastAsiaTheme="minorEastAsia" w:hAnsi="Aptos Narrow" w:cs="Times New Roman"/>
+        </w:rPr>
+        <w:t xml:space="preserve">saturation specific humidity </w:t>
+      </w:r>
+      <m:oMath>
+        <m:sSub>
+          <m:sSubPr>
+            <m:ctrlPr>
+              <w:rPr>
+                <w:rFonts w:ascii="Cambria Math" w:eastAsiaTheme="minorEastAsia" w:hAnsi="Cambria Math" w:cs="Times New Roman"/>
+                <w:i/>
+              </w:rPr>
+            </m:ctrlPr>
+          </m:sSubPr>
+          <m:e>
+            <m:r>
+              <w:rPr>
+                <w:rFonts w:ascii="Cambria Math" w:eastAsiaTheme="minorEastAsia" w:hAnsi="Cambria Math" w:cs="Times New Roman"/>
+              </w:rPr>
+              <m:t>q</m:t>
+            </m:r>
+          </m:e>
+          <m:sub>
+            <m:r>
+              <w:rPr>
+                <w:rFonts w:ascii="Cambria Math" w:eastAsiaTheme="minorEastAsia" w:hAnsi="Cambria Math" w:cs="Times New Roman"/>
+              </w:rPr>
+              <m:t>s</m:t>
+            </m:r>
+          </m:sub>
+        </m:sSub>
+      </m:oMath>
+      <w:r>
+        <w:rPr>
+          <w:rFonts w:ascii="Aptos Narrow" w:eastAsiaTheme="minorEastAsia" w:hAnsi="Aptos Narrow" w:cs="Times New Roman"/>
+        </w:rPr>
+        <w:t>. C</w:t>
+      </w:r>
+      <w:r>
+        <w:rPr>
+          <w:rFonts w:ascii="Aptos Narrow" w:eastAsiaTheme="minorEastAsia" w:hAnsi="Aptos Narrow" w:cs="Times New Roman"/>
+        </w:rPr>
+        <w:t xml:space="preserve">loud updraft total specific humidity </w:t>
+      </w:r>
+      <m:oMath>
+        <m:sSub>
+          <m:sSubPr>
+            <m:ctrlPr>
+              <w:rPr>
+                <w:rFonts w:ascii="Cambria Math" w:eastAsiaTheme="minorEastAsia" w:hAnsi="Cambria Math" w:cs="Times New Roman"/>
+                <w:i/>
+              </w:rPr>
+            </m:ctrlPr>
+          </m:sSubPr>
+          <m:e>
+            <m:r>
+              <w:rPr>
+                <w:rFonts w:ascii="Cambria Math" w:eastAsiaTheme="minorEastAsia" w:hAnsi="Cambria Math" w:cs="Times New Roman"/>
+              </w:rPr>
+              <m:t>q</m:t>
+            </m:r>
+          </m:e>
+          <m:sub>
+            <m:r>
+              <w:rPr>
+                <w:rFonts w:ascii="Cambria Math" w:eastAsiaTheme="minorEastAsia" w:hAnsi="Cambria Math" w:cs="Times New Roman"/>
+              </w:rPr>
+              <m:t>T</m:t>
+            </m:r>
+          </m:sub>
+        </m:sSub>
+      </m:oMath>
+      <w:r>
+        <w:rPr>
+          <w:rFonts w:ascii="Aptos Narrow" w:eastAsiaTheme="minorEastAsia" w:hAnsi="Aptos Narrow" w:cs="Times New Roman"/>
+        </w:rPr>
+        <w:t xml:space="preserve"> </w:t>
+      </w:r>
+      <w:r>
+        <w:rPr>
+          <w:rFonts w:ascii="Aptos Narrow" w:eastAsiaTheme="minorEastAsia" w:hAnsi="Aptos Narrow" w:cs="Times New Roman"/>
+        </w:rPr>
+        <w:t xml:space="preserve">(blue) </w:t>
+      </w:r>
+      <w:r>
+        <w:rPr>
+          <w:rFonts w:ascii="Aptos Narrow" w:eastAsiaTheme="minorEastAsia" w:hAnsi="Aptos Narrow" w:cs="Times New Roman"/>
+        </w:rPr>
+        <w:t xml:space="preserve">and cloud liquid </w:t>
+      </w:r>
+      <m:oMath>
+        <m:sSub>
+          <m:sSubPr>
+            <m:ctrlPr>
+              <w:rPr>
+                <w:rFonts w:ascii="Cambria Math" w:eastAsiaTheme="minorEastAsia" w:hAnsi="Cambria Math" w:cs="Times New Roman"/>
+                <w:i/>
+              </w:rPr>
+            </m:ctrlPr>
+          </m:sSubPr>
+          <m:e>
+            <m:r>
+              <w:rPr>
+                <w:rFonts w:ascii="Cambria Math" w:eastAsiaTheme="minorEastAsia" w:hAnsi="Cambria Math" w:cs="Times New Roman"/>
+              </w:rPr>
+              <m:t>q</m:t>
+            </m:r>
+          </m:e>
+          <m:sub>
+            <m:r>
+              <w:rPr>
+                <w:rFonts w:ascii="Cambria Math" w:eastAsiaTheme="minorEastAsia" w:hAnsi="Cambria Math" w:cs="Times New Roman"/>
+              </w:rPr>
+              <m:t>l</m:t>
+            </m:r>
+          </m:sub>
+        </m:sSub>
+      </m:oMath>
+      <w:r>
+        <w:rPr>
+          <w:rFonts w:ascii="Aptos Narrow" w:eastAsiaTheme="minorEastAsia" w:hAnsi="Aptos Narrow" w:cs="Times New Roman"/>
+        </w:rPr>
+        <w:t xml:space="preserve"> </w:t>
+      </w:r>
+      <w:r>
+        <w:rPr>
+          <w:rFonts w:ascii="Aptos Narrow" w:eastAsiaTheme="minorEastAsia" w:hAnsi="Aptos Narrow" w:cs="Times New Roman"/>
+        </w:rPr>
+        <w:t xml:space="preserve">(green) </w:t>
+      </w:r>
+      <w:r>
+        <w:rPr>
+          <w:rFonts w:ascii="Aptos Narrow" w:eastAsiaTheme="minorEastAsia" w:hAnsi="Aptos Narrow" w:cs="Times New Roman"/>
+        </w:rPr>
+        <w:t>for a range of</w:t>
+      </w:r>
+      <w:r>
+        <w:rPr>
+          <w:rFonts w:ascii="Aptos Narrow" w:eastAsiaTheme="minorEastAsia" w:hAnsi="Aptos Narrow" w:cs="Times New Roman"/>
+        </w:rPr>
+        <w:t xml:space="preserve"> total</w:t>
+      </w:r>
+      <w:r>
+        <w:rPr>
+          <w:rFonts w:ascii="Aptos Narrow" w:eastAsiaTheme="minorEastAsia" w:hAnsi="Aptos Narrow" w:cs="Times New Roman"/>
+        </w:rPr>
+        <w:t xml:space="preserve"> moisture sink rates </w:t>
+      </w:r>
+      <m:oMath>
+        <m:r>
+          <w:rPr>
+            <w:rFonts w:ascii="Cambria Math" w:eastAsiaTheme="minorEastAsia" w:hAnsi="Cambria Math" w:cs="Times New Roman"/>
+          </w:rPr>
+          <m:t>ϵ+α</m:t>
+        </m:r>
+      </m:oMath>
+      <w:r>
+        <w:rPr>
+          <w:rFonts w:ascii="Aptos Narrow" w:eastAsiaTheme="minorEastAsia" w:hAnsi="Aptos Narrow" w:cs="Times New Roman"/>
+        </w:rPr>
+        <w:t xml:space="preserve"> (entrainment and autoconversion coefficients, km</w:t>
+      </w:r>
+      <w:r>
+        <w:rPr>
+          <w:rFonts w:ascii="Aptos Narrow" w:eastAsiaTheme="minorEastAsia" w:hAnsi="Aptos Narrow" w:cs="Times New Roman"/>
+          <w:vertAlign w:val="superscript"/>
+        </w:rPr>
+        <w:t>–1</w:t>
+      </w:r>
+      <w:r>
+        <w:rPr>
+          <w:rFonts w:ascii="Aptos Narrow" w:eastAsiaTheme="minorEastAsia" w:hAnsi="Aptos Narrow" w:cs="Times New Roman"/>
+        </w:rPr>
+        <w:t xml:space="preserve">). Clouds transport moisture up, </w:t>
+      </w:r>
+      <w:r>
+        <w:rPr>
+          <w:rFonts w:ascii="Aptos Narrow" w:eastAsiaTheme="minorEastAsia" w:hAnsi="Aptos Narrow" w:cs="Times New Roman"/>
+        </w:rPr>
+        <w:t>continuously</w:t>
+      </w:r>
+      <w:r>
+        <w:rPr>
+          <w:rFonts w:ascii="Aptos Narrow" w:eastAsiaTheme="minorEastAsia" w:hAnsi="Aptos Narrow" w:cs="Times New Roman"/>
+        </w:rPr>
+        <w:t xml:space="preserve"> dilut</w:t>
+      </w:r>
+      <w:r>
+        <w:rPr>
+          <w:rFonts w:ascii="Aptos Narrow" w:eastAsiaTheme="minorEastAsia" w:hAnsi="Aptos Narrow" w:cs="Times New Roman"/>
+        </w:rPr>
+        <w:t>ing</w:t>
+      </w:r>
+      <w:r>
+        <w:rPr>
+          <w:rFonts w:ascii="Aptos Narrow" w:eastAsiaTheme="minorEastAsia" w:hAnsi="Aptos Narrow" w:cs="Times New Roman"/>
+        </w:rPr>
+        <w:t xml:space="preserve"> </w:t>
+      </w:r>
+      <w:r>
+        <w:rPr>
+          <w:rFonts w:ascii="Aptos Narrow" w:eastAsiaTheme="minorEastAsia" w:hAnsi="Aptos Narrow" w:cs="Times New Roman"/>
+        </w:rPr>
+        <w:t xml:space="preserve">it </w:t>
+      </w:r>
+      <w:r>
+        <w:rPr>
+          <w:rFonts w:ascii="Aptos Narrow" w:eastAsiaTheme="minorEastAsia" w:hAnsi="Aptos Narrow" w:cs="Times New Roman"/>
+        </w:rPr>
+        <w:t>to</w:t>
+      </w:r>
+      <w:r>
+        <w:rPr>
+          <w:rFonts w:ascii="Aptos Narrow" w:eastAsiaTheme="minorEastAsia" w:hAnsi="Aptos Narrow" w:cs="Times New Roman"/>
+        </w:rPr>
+        <w:t>ward</w:t>
+      </w:r>
+      <w:r>
+        <w:rPr>
+          <w:rFonts w:ascii="Aptos Narrow" w:eastAsiaTheme="minorEastAsia" w:hAnsi="Aptos Narrow" w:cs="Times New Roman"/>
+        </w:rPr>
+        <w:t xml:space="preserve"> a mixture between </w:t>
+      </w:r>
+      <m:oMath>
+        <m:r>
+          <w:rPr>
+            <w:rFonts w:ascii="Cambria Math" w:eastAsiaTheme="minorEastAsia" w:hAnsi="Cambria Math" w:cs="Times New Roman"/>
+          </w:rPr>
+          <m:t>q</m:t>
+        </m:r>
+      </m:oMath>
+      <w:r>
+        <w:rPr>
+          <w:rFonts w:ascii="Aptos Narrow" w:eastAsiaTheme="minorEastAsia" w:hAnsi="Aptos Narrow" w:cs="Times New Roman"/>
+        </w:rPr>
+        <w:t xml:space="preserve"> and </w:t>
+      </w:r>
+      <m:oMath>
+        <m:sSub>
+          <m:sSubPr>
+            <m:ctrlPr>
+              <w:rPr>
+                <w:rFonts w:ascii="Cambria Math" w:eastAsiaTheme="minorEastAsia" w:hAnsi="Cambria Math" w:cs="Times New Roman"/>
+                <w:i/>
+              </w:rPr>
+            </m:ctrlPr>
+          </m:sSubPr>
+          <m:e>
+            <m:r>
+              <w:rPr>
+                <w:rFonts w:ascii="Cambria Math" w:eastAsiaTheme="minorEastAsia" w:hAnsi="Cambria Math" w:cs="Times New Roman"/>
+              </w:rPr>
+              <m:t>q</m:t>
+            </m:r>
+          </m:e>
+          <m:sub>
+            <m:r>
+              <w:rPr>
+                <w:rFonts w:ascii="Cambria Math" w:eastAsiaTheme="minorEastAsia" w:hAnsi="Cambria Math" w:cs="Times New Roman"/>
+              </w:rPr>
+              <m:t>s</m:t>
+            </m:r>
+          </m:sub>
+        </m:sSub>
+      </m:oMath>
+      <w:r>
+        <w:rPr>
+          <w:rFonts w:ascii="Aptos Narrow" w:eastAsiaTheme="minorEastAsia" w:hAnsi="Aptos Narrow" w:cs="Times New Roman"/>
+        </w:rPr>
+        <w:t>.</w:t>
+      </w:r>
+      <w:r>
+        <w:rPr>
+          <w:rFonts w:ascii="Aptos Narrow" w:hAnsi="Aptos Narrow"/>
+        </w:rPr>
+        <w:br/>
+      </w:r>
+      <w:r>
+        <w:rPr>
+          <w:rFonts w:ascii="ComicShannsMono Nerd Font" w:eastAsiaTheme="minorEastAsia" w:hAnsi="ComicShannsMono Nerd Font" w:cs="Times New Roman"/>
+        </w:rPr>
+        <w:t>[</w:t>
+      </w:r>
+      <w:r>
+        <w:rPr>
+          <w:rFonts w:ascii="ComicShannsMono Nerd Font" w:eastAsiaTheme="minorEastAsia" w:hAnsi="ComicShannsMono Nerd Font" w:cs="Times New Roman"/>
+        </w:rPr>
+        <w:t>ATOMIC_GOES/</w:t>
+      </w:r>
+      <w:proofErr w:type="spellStart"/>
+      <w:r>
+        <w:rPr>
+          <w:rFonts w:ascii="ComicShannsMono Nerd Font" w:eastAsiaTheme="minorEastAsia" w:hAnsi="ComicShannsMono Nerd Font" w:cs="Times New Roman"/>
+        </w:rPr>
+        <w:t>julia</w:t>
+      </w:r>
+      <w:proofErr w:type="spellEnd"/>
+      <w:r>
+        <w:rPr>
+          <w:rFonts w:ascii="ComicShannsMono Nerd Font" w:eastAsiaTheme="minorEastAsia" w:hAnsi="ComicShannsMono Nerd Font" w:cs="Times New Roman"/>
+        </w:rPr>
+        <w:t>/RHB/sonde/moisture_clouds.pdf]</w:t>
       </w:r>
     </w:p>
     <w:p>
@@ -1638,19 +2119,8 @@
         <w:rPr>
           <w:rFonts w:ascii="Aptos" w:hAnsi="Aptos"/>
         </w:rPr>
-        <w:t>I</w:t>
-      </w:r>
-      <w:r>
-        <w:rPr>
-          <w:rFonts w:ascii="Aptos" w:hAnsi="Aptos"/>
-        </w:rPr>
-        <w:t>n the mixing-induced low cloud mechanism</w:t>
-      </w:r>
-      <w:r>
-        <w:rPr>
-          <w:rFonts w:ascii="Aptos" w:hAnsi="Aptos"/>
-        </w:rPr>
-        <w:t>,</w:t>
+        <w:lastRenderedPageBreak/>
+        <w:t>In the mixing-induced low cloud mechanism,</w:t>
       </w:r>
       <w:r>
         <w:rPr>
@@ -1935,7 +2405,6 @@
         </w:rPr>
       </w:pPr>
       <w:r>
-        <w:lastRenderedPageBreak/>
         <w:t xml:space="preserve">(1) The large-scale </w:t>
       </w:r>
       <w:r>
@@ -2031,13 +2500,7 @@
         <w:rPr>
           <w:rFonts w:eastAsiaTheme="minorEastAsia"/>
         </w:rPr>
-        <w:t xml:space="preserve"> advection dry the lower troposphere in subsiding shallow cumulus regions.</w:t>
-      </w:r>
-      <w:r>
-        <w:rPr>
-          <w:rFonts w:eastAsiaTheme="minorEastAsia"/>
-        </w:rPr>
-        <w:t xml:space="preserve"> </w:t>
+        <w:t xml:space="preserve"> advection dry the lower troposphere in subsiding shallow cumulus regions. </w:t>
       </w:r>
       <w:r>
         <w:rPr>
@@ -2653,21 +3116,7 @@
         <w:rPr>
           <w:rFonts w:ascii="Aptos" w:hAnsi="Aptos"/>
         </w:rPr>
-        <w:t xml:space="preserve">The local precipitation </w:t>
-      </w:r>
-      <w:proofErr w:type="gramStart"/>
-      <w:r>
-        <w:rPr>
-          <w:rFonts w:ascii="Aptos" w:hAnsi="Aptos"/>
-        </w:rPr>
-        <w:t>is also depends</w:t>
-      </w:r>
-      <w:proofErr w:type="gramEnd"/>
-      <w:r>
-        <w:rPr>
-          <w:rFonts w:ascii="Aptos" w:hAnsi="Aptos"/>
-        </w:rPr>
-        <w:t xml:space="preserve"> on </w:t>
+        <w:t xml:space="preserve">The local precipitation also depends on </w:t>
       </w:r>
       <m:oMath>
         <m:sSub>
@@ -3106,13 +3555,7 @@
         <w:rPr>
           <w:rFonts w:eastAsiaTheme="minorEastAsia"/>
         </w:rPr>
-        <w:t>A m</w:t>
-      </w:r>
-      <w:r>
-        <w:rPr>
-          <w:rFonts w:eastAsiaTheme="minorEastAsia"/>
-        </w:rPr>
-        <w:t xml:space="preserve">ass flux cloud </w:t>
+        <w:t xml:space="preserve">A mass flux cloud </w:t>
       </w:r>
       <w:r>
         <w:rPr>
@@ -3649,6 +4092,7 @@
         <w:rPr>
           <w:rFonts w:eastAsiaTheme="minorEastAsia"/>
         </w:rPr>
+        <w:lastRenderedPageBreak/>
         <w:t>Cloud and flux model</w:t>
       </w:r>
     </w:p>
@@ -3700,6 +4144,9 @@
     <w:p>
       <w:pPr>
         <w:pStyle w:val="BodyText"/>
+        <w:rPr>
+          <w:rFonts w:ascii="Aptos" w:hAnsi="Aptos"/>
+        </w:rPr>
       </w:pPr>
       <w:r>
         <w:rPr>
@@ -3717,13 +4164,31 @@
         <w:rPr>
           <w:rFonts w:ascii="Aptos" w:hAnsi="Aptos"/>
         </w:rPr>
-        <w:t xml:space="preserve"> of</w:t>
-      </w:r>
-      <w:r>
-        <w:rPr>
-          <w:rFonts w:ascii="Aptos" w:hAnsi="Aptos"/>
-        </w:rPr>
-        <w:t xml:space="preserve"> entraining and precipitating cloud plumes simulates</w:t>
+        <w:t xml:space="preserve"> </w:t>
+      </w:r>
+      <w:r>
+        <w:rPr>
+          <w:rFonts w:ascii="Aptos" w:hAnsi="Aptos"/>
+        </w:rPr>
+        <w:t xml:space="preserve">consisting of an ensemble of </w:t>
+      </w:r>
+      <w:r>
+        <w:rPr>
+          <w:rFonts w:ascii="Aptos" w:hAnsi="Aptos"/>
+        </w:rPr>
+        <w:t xml:space="preserve">entraining and precipitating cloud plumes </w:t>
+      </w:r>
+      <w:r>
+        <w:rPr>
+          <w:rFonts w:ascii="Aptos" w:hAnsi="Aptos"/>
+        </w:rPr>
+        <w:t xml:space="preserve">with different moisture sink rates </w:t>
+      </w:r>
+      <w:r>
+        <w:rPr>
+          <w:rFonts w:ascii="Aptos" w:hAnsi="Aptos"/>
+        </w:rPr>
+        <w:t>simulates</w:t>
       </w:r>
       <w:r>
         <w:rPr>
@@ -3745,85 +4210,30 @@
       </w:r>
       <w:r>
         <w:rPr>
-          <w:rFonts w:ascii="Aptos" w:hAnsi="Aptos"/>
-        </w:rPr>
-        <w:t xml:space="preserve">Updraft water </w:t>
-      </w:r>
-      <w:r>
-        <w:rPr>
-          <w:rFonts w:ascii="Aptos" w:hAnsi="Aptos"/>
-        </w:rPr>
-        <w:t>greater than</w:t>
-      </w:r>
-      <w:r>
-        <w:rPr>
-          <w:rFonts w:ascii="Aptos" w:hAnsi="Aptos"/>
-        </w:rPr>
-        <w:t xml:space="preserve"> the saturation specific humidity condenses as cloud liquid. C</w:t>
-      </w:r>
-      <w:r>
-        <w:rPr>
-          <w:rFonts w:ascii="Aptos" w:hAnsi="Aptos"/>
-        </w:rPr>
-        <w:t xml:space="preserve">loud and large-scale advective fluxes </w:t>
-      </w:r>
-      <w:r>
-        <w:rPr>
-          <w:rFonts w:ascii="Aptos" w:hAnsi="Aptos"/>
-        </w:rPr>
-        <w:t xml:space="preserve">are both proportional to the </w:t>
-      </w:r>
-      <w:r>
-        <w:rPr>
-          <w:rFonts w:ascii="Aptos" w:hAnsi="Aptos"/>
-        </w:rPr>
-        <w:t xml:space="preserve">mean </w:t>
-      </w:r>
-      <w:r>
-        <w:rPr>
-          <w:rFonts w:ascii="Aptos" w:hAnsi="Aptos"/>
-        </w:rPr>
-        <w:t>humidity</w:t>
-      </w:r>
-      <w:r>
-        <w:rPr>
-          <w:rFonts w:ascii="Aptos" w:hAnsi="Aptos"/>
-        </w:rPr>
-        <w:t xml:space="preserve"> gradient. </w:t>
-      </w:r>
-      <w:r>
-        <w:rPr>
-          <w:rFonts w:eastAsiaTheme="minorEastAsia"/>
-        </w:rPr>
-        <w:t xml:space="preserve">The total moisture </w:t>
-      </w:r>
-      <w:r>
-        <w:rPr>
-          <w:rFonts w:eastAsiaTheme="minorEastAsia"/>
-        </w:rPr>
-        <w:lastRenderedPageBreak/>
-        <w:t xml:space="preserve">sink rate </w:t>
-      </w:r>
-      <w:r>
-        <w:t xml:space="preserve">(vapor entrainment and liquid autoconversion) </w:t>
-      </w:r>
-      <w:r>
-        <w:rPr>
-          <w:rFonts w:eastAsiaTheme="minorEastAsia"/>
-        </w:rPr>
-        <w:t xml:space="preserve">parameterizes turbulence-scale processes within the clouds and </w:t>
-      </w:r>
-      <w:r>
-        <w:t xml:space="preserve">determines the cloud </w:t>
-      </w:r>
-      <w:r>
-        <w:t xml:space="preserve">humidity and cloud </w:t>
-      </w:r>
-      <w:r>
-        <w:t>top heigh</w:t>
-      </w:r>
-      <w:r>
-        <w:t>t</w:t>
+          <w:rFonts w:eastAsiaTheme="minorEastAsia"/>
+        </w:rPr>
+        <w:t>The moisture sink rate</w:t>
+      </w:r>
+      <w:r>
+        <w:t xml:space="preserve"> </w:t>
+      </w:r>
+      <w:r>
+        <w:rPr>
+          <w:rFonts w:eastAsiaTheme="minorEastAsia"/>
+        </w:rPr>
+        <w:t xml:space="preserve">parameterizes turbulence-scale </w:t>
+      </w:r>
+      <w:r>
+        <w:rPr>
+          <w:rFonts w:eastAsiaTheme="minorEastAsia"/>
+        </w:rPr>
+        <w:t xml:space="preserve">entrainment and precipitation conversion processes </w:t>
+      </w:r>
+      <w:r>
+        <w:rPr>
+          <w:rFonts w:eastAsiaTheme="minorEastAsia"/>
+        </w:rPr>
+        <w:t>within the clouds</w:t>
       </w:r>
       <w:r>
         <w:t>. Plumes</w:t>
@@ -3847,16 +4257,96 @@
         <w:t xml:space="preserve"> cloud tops</w:t>
       </w:r>
       <w:r>
-        <w:t xml:space="preserve">. The </w:t>
-      </w:r>
-      <w:r>
-        <w:t xml:space="preserve">distribution of </w:t>
-      </w:r>
-      <w:r>
-        <w:t xml:space="preserve">moisture </w:t>
-      </w:r>
-      <w:r>
-        <w:t>sink rates is set to match the cloud top</w:t>
+        <w:t xml:space="preserve">. </w:t>
+      </w:r>
+      <w:r>
+        <w:t xml:space="preserve">Cloud specific humidity </w:t>
+      </w:r>
+      <m:oMath>
+        <m:sSub>
+          <m:sSubPr>
+            <m:ctrlPr>
+              <w:rPr>
+                <w:rFonts w:ascii="Cambria Math" w:hAnsi="Cambria Math"/>
+                <w:i/>
+              </w:rPr>
+            </m:ctrlPr>
+          </m:sSubPr>
+          <m:e>
+            <m:r>
+              <w:rPr>
+                <w:rFonts w:ascii="Cambria Math" w:hAnsi="Cambria Math"/>
+              </w:rPr>
+              <m:t>q</m:t>
+            </m:r>
+          </m:e>
+          <m:sub>
+            <m:r>
+              <w:rPr>
+                <w:rFonts w:ascii="Cambria Math" w:hAnsi="Cambria Math"/>
+              </w:rPr>
+              <m:t>c</m:t>
+            </m:r>
+          </m:sub>
+        </m:sSub>
+      </m:oMath>
+      <w:r>
+        <w:rPr>
+          <w:rFonts w:eastAsiaTheme="minorEastAsia"/>
+        </w:rPr>
+        <w:t xml:space="preserve"> </w:t>
+      </w:r>
+      <w:r>
+        <w:t xml:space="preserve">and liquid specific humidity </w:t>
+      </w:r>
+      <m:oMath>
+        <m:sSub>
+          <m:sSubPr>
+            <m:ctrlPr>
+              <w:rPr>
+                <w:rFonts w:ascii="Cambria Math" w:hAnsi="Cambria Math"/>
+                <w:i/>
+              </w:rPr>
+            </m:ctrlPr>
+          </m:sSubPr>
+          <m:e>
+            <m:r>
+              <w:rPr>
+                <w:rFonts w:ascii="Cambria Math" w:hAnsi="Cambria Math"/>
+              </w:rPr>
+              <m:t>q</m:t>
+            </m:r>
+          </m:e>
+          <m:sub>
+            <m:r>
+              <w:rPr>
+                <w:rFonts w:ascii="Cambria Math" w:hAnsi="Cambria Math"/>
+              </w:rPr>
+              <m:t>l</m:t>
+            </m:r>
+          </m:sub>
+        </m:sSub>
+      </m:oMath>
+      <w:r>
+        <w:t xml:space="preserve"> are illustrated with several moisture sink rates in Fig. </w:t>
+      </w:r>
+      <w:r>
+        <w:t>REFLALBEDO</w:t>
+      </w:r>
+      <w:r>
+        <w:t xml:space="preserve">. </w:t>
+      </w:r>
+      <w:r>
+        <w:t xml:space="preserve">The fraction of clouds at each moisture </w:t>
+      </w:r>
+      <w:r>
+        <w:t xml:space="preserve">sink rate is set to </w:t>
+      </w:r>
+      <w:r>
+        <w:t xml:space="preserve">match </w:t>
+      </w:r>
+      <w:r>
+        <w:t>the cloud top</w:t>
       </w:r>
       <w:r>
         <w:t xml:space="preserve"> height distribution </w:t>
@@ -3865,13 +4355,46 @@
         <w:t xml:space="preserve">of </w:t>
       </w:r>
       <w:r>
-        <w:t>GOES satellite</w:t>
+        <w:t>satellite</w:t>
       </w:r>
       <w:r>
         <w:t xml:space="preserve"> observations</w:t>
       </w:r>
       <w:r>
-        <w:t>.</w:t>
+        <w:t xml:space="preserve"> (Fig. REFLALBEDO) below 4 km</w:t>
+      </w:r>
+      <w:r>
+        <w:t xml:space="preserve">. </w:t>
+      </w:r>
+      <w:r>
+        <w:t xml:space="preserve">The large-scale subsiding branch of the tropical hydrological cycle dries the shallow cumulus boundary layer (Fig. LSADV). </w:t>
+      </w:r>
+      <w:r>
+        <w:t>R</w:t>
+      </w:r>
+      <w:r>
+        <w:rPr>
+          <w:rFonts w:ascii="Aptos" w:hAnsi="Aptos"/>
+        </w:rPr>
+        <w:t xml:space="preserve">equiring </w:t>
+      </w:r>
+      <w:r>
+        <w:rPr>
+          <w:rFonts w:ascii="Aptos" w:hAnsi="Aptos"/>
+        </w:rPr>
+        <w:t xml:space="preserve">the </w:t>
+      </w:r>
+      <w:r>
+        <w:rPr>
+          <w:rFonts w:ascii="Aptos" w:hAnsi="Aptos"/>
+        </w:rPr>
+        <w:t>cloud</w:t>
+      </w:r>
+      <w:r>
+        <w:rPr>
+          <w:rFonts w:ascii="Aptos" w:hAnsi="Aptos"/>
+        </w:rPr>
+        <w:t>s</w:t>
       </w:r>
       <w:r>
         <w:rPr>
@@ -3883,25 +4406,19 @@
         <w:rPr>
           <w:rFonts w:ascii="Aptos" w:hAnsi="Aptos"/>
         </w:rPr>
-        <w:t>Holding the moisture sink rates constant and r</w:t>
-      </w:r>
-      <w:r>
-        <w:rPr>
-          <w:rFonts w:ascii="Aptos" w:hAnsi="Aptos"/>
-        </w:rPr>
-        <w:t xml:space="preserve">equiring </w:t>
-      </w:r>
-      <w:r>
-        <w:rPr>
-          <w:rFonts w:ascii="Aptos" w:hAnsi="Aptos"/>
-        </w:rPr>
-        <w:t>cloud moisture flux</w:t>
-      </w:r>
-      <w:r>
-        <w:rPr>
-          <w:rFonts w:ascii="Aptos" w:hAnsi="Aptos"/>
-        </w:rPr>
-        <w:t xml:space="preserve"> to balance the large scale advective drying below 4 km, we assess the effect of large</w:t>
+        <w:t>to balance the large scale advective drying</w:t>
+      </w:r>
+      <w:r>
+        <w:rPr>
+          <w:rFonts w:ascii="Aptos" w:hAnsi="Aptos"/>
+        </w:rPr>
+        <w:t xml:space="preserve">, </w:t>
+      </w:r>
+      <w:r>
+        <w:rPr>
+          <w:rFonts w:ascii="Aptos" w:hAnsi="Aptos"/>
+        </w:rPr>
+        <w:t>we assess the effect of large</w:t>
       </w:r>
       <w:r>
         <w:rPr>
@@ -3958,6 +4475,223 @@
         <w:t>.</w:t>
       </w:r>
     </w:p>
+    <w:p>
+      <w:pPr>
+        <w:pStyle w:val="BodyText"/>
+        <w:rPr>
+          <w:rFonts w:ascii="Aptos" w:hAnsi="Aptos"/>
+        </w:rPr>
+      </w:pPr>
+      <w:r>
+        <w:rPr>
+          <w:noProof/>
+        </w:rPr>
+        <w:drawing>
+          <wp:inline distT="0" distB="0" distL="0" distR="0" wp14:anchorId="4BD6122B" wp14:editId="1845C252">
+            <wp:extent cx="209862" cy="2482850"/>
+            <wp:effectExtent l="0" t="0" r="6350" b="0"/>
+            <wp:docPr id="305338404" name="Picture 4"/>
+            <wp:cNvGraphicFramePr>
+              <a:graphicFrameLocks xmlns:a="http://schemas.openxmlformats.org/drawingml/2006/main" noChangeAspect="1"/>
+            </wp:cNvGraphicFramePr>
+            <a:graphic xmlns:a="http://schemas.openxmlformats.org/drawingml/2006/main">
+              <a:graphicData uri="http://schemas.openxmlformats.org/drawingml/2006/picture">
+                <pic:pic xmlns:pic="http://schemas.openxmlformats.org/drawingml/2006/picture">
+                  <pic:nvPicPr>
+                    <pic:cNvPr id="0" name="Picture 3"/>
+                    <pic:cNvPicPr>
+                      <a:picLocks noChangeAspect="1" noChangeArrowheads="1"/>
+                    </pic:cNvPicPr>
+                  </pic:nvPicPr>
+                  <pic:blipFill rotWithShape="1">
+                    <a:blip r:embed="rId9">
+                      <a:extLst>
+                        <a:ext uri="{28A0092B-C50C-407E-A947-70E740481C1C}">
+                          <a14:useLocalDpi xmlns:a14="http://schemas.microsoft.com/office/drawing/2010/main" val="0"/>
+                        </a:ext>
+                      </a:extLst>
+                    </a:blip>
+                    <a:srcRect r="95823"/>
+                    <a:stretch>
+                      <a:fillRect/>
+                    </a:stretch>
+                  </pic:blipFill>
+                  <pic:spPr bwMode="auto">
+                    <a:xfrm>
+                      <a:off x="0" y="0"/>
+                      <a:ext cx="212023" cy="2508415"/>
+                    </a:xfrm>
+                    <a:prstGeom prst="rect">
+                      <a:avLst/>
+                    </a:prstGeom>
+                    <a:noFill/>
+                    <a:ln>
+                      <a:noFill/>
+                    </a:ln>
+                    <a:extLst>
+                      <a:ext uri="{53640926-AAD7-44D8-BBD7-CCE9431645EC}">
+                        <a14:shadowObscured xmlns:a14="http://schemas.microsoft.com/office/drawing/2010/main"/>
+                      </a:ext>
+                    </a:extLst>
+                  </pic:spPr>
+                </pic:pic>
+              </a:graphicData>
+            </a:graphic>
+          </wp:inline>
+        </w:drawing>
+      </w:r>
+      <w:r>
+        <w:rPr>
+          <w:noProof/>
+        </w:rPr>
+        <w:drawing>
+          <wp:inline distT="0" distB="0" distL="0" distR="0" wp14:anchorId="44C31187" wp14:editId="5FB5AA4F">
+            <wp:extent cx="2600793" cy="2514017"/>
+            <wp:effectExtent l="0" t="0" r="3175" b="635"/>
+            <wp:docPr id="672342375" name="Picture 3"/>
+            <wp:cNvGraphicFramePr>
+              <a:graphicFrameLocks xmlns:a="http://schemas.openxmlformats.org/drawingml/2006/main" noChangeAspect="1"/>
+            </wp:cNvGraphicFramePr>
+            <a:graphic xmlns:a="http://schemas.openxmlformats.org/drawingml/2006/main">
+              <a:graphicData uri="http://schemas.openxmlformats.org/drawingml/2006/picture">
+                <pic:pic xmlns:pic="http://schemas.openxmlformats.org/drawingml/2006/picture">
+                  <pic:nvPicPr>
+                    <pic:cNvPr id="0" name="Picture 1"/>
+                    <pic:cNvPicPr>
+                      <a:picLocks noChangeAspect="1" noChangeArrowheads="1"/>
+                    </pic:cNvPicPr>
+                  </pic:nvPicPr>
+                  <pic:blipFill rotWithShape="1">
+                    <a:blip r:embed="rId10">
+                      <a:extLst>
+                        <a:ext uri="{28A0092B-C50C-407E-A947-70E740481C1C}">
+                          <a14:useLocalDpi xmlns:a14="http://schemas.microsoft.com/office/drawing/2010/main" val="0"/>
+                        </a:ext>
+                      </a:extLst>
+                    </a:blip>
+                    <a:srcRect l="66058"/>
+                    <a:stretch>
+                      <a:fillRect/>
+                    </a:stretch>
+                  </pic:blipFill>
+                  <pic:spPr bwMode="auto">
+                    <a:xfrm>
+                      <a:off x="0" y="0"/>
+                      <a:ext cx="2708029" cy="2617675"/>
+                    </a:xfrm>
+                    <a:prstGeom prst="rect">
+                      <a:avLst/>
+                    </a:prstGeom>
+                    <a:noFill/>
+                    <a:ln>
+                      <a:noFill/>
+                    </a:ln>
+                    <a:extLst>
+                      <a:ext uri="{53640926-AAD7-44D8-BBD7-CCE9431645EC}">
+                        <a14:shadowObscured xmlns:a14="http://schemas.microsoft.com/office/drawing/2010/main"/>
+                      </a:ext>
+                    </a:extLst>
+                  </pic:spPr>
+                </pic:pic>
+              </a:graphicData>
+            </a:graphic>
+          </wp:inline>
+        </w:drawing>
+      </w:r>
+      <w:r>
+        <w:rPr>
+          <w:noProof/>
+        </w:rPr>
+        <w:drawing>
+          <wp:inline distT="0" distB="0" distL="0" distR="0" wp14:anchorId="36DA426D" wp14:editId="3575CCE0">
+            <wp:extent cx="2596206" cy="2483445"/>
+            <wp:effectExtent l="0" t="0" r="0" b="6350"/>
+            <wp:docPr id="1017687843" name="Picture 4"/>
+            <wp:cNvGraphicFramePr>
+              <a:graphicFrameLocks xmlns:a="http://schemas.openxmlformats.org/drawingml/2006/main" noChangeAspect="1"/>
+            </wp:cNvGraphicFramePr>
+            <a:graphic xmlns:a="http://schemas.openxmlformats.org/drawingml/2006/main">
+              <a:graphicData uri="http://schemas.openxmlformats.org/drawingml/2006/picture">
+                <pic:pic xmlns:pic="http://schemas.openxmlformats.org/drawingml/2006/picture">
+                  <pic:nvPicPr>
+                    <pic:cNvPr id="0" name="Picture 3"/>
+                    <pic:cNvPicPr>
+                      <a:picLocks noChangeAspect="1" noChangeArrowheads="1"/>
+                    </pic:cNvPicPr>
+                  </pic:nvPicPr>
+                  <pic:blipFill rotWithShape="1">
+                    <a:blip r:embed="rId9">
+                      <a:extLst>
+                        <a:ext uri="{28A0092B-C50C-407E-A947-70E740481C1C}">
+                          <a14:useLocalDpi xmlns:a14="http://schemas.microsoft.com/office/drawing/2010/main" val="0"/>
+                        </a:ext>
+                      </a:extLst>
+                    </a:blip>
+                    <a:srcRect r="48344"/>
+                    <a:stretch>
+                      <a:fillRect/>
+                    </a:stretch>
+                  </pic:blipFill>
+                  <pic:spPr bwMode="auto">
+                    <a:xfrm>
+                      <a:off x="0" y="0"/>
+                      <a:ext cx="2622310" cy="2508415"/>
+                    </a:xfrm>
+                    <a:prstGeom prst="rect">
+                      <a:avLst/>
+                    </a:prstGeom>
+                    <a:noFill/>
+                    <a:ln>
+                      <a:noFill/>
+                    </a:ln>
+                    <a:extLst>
+                      <a:ext uri="{53640926-AAD7-44D8-BBD7-CCE9431645EC}">
+                        <a14:shadowObscured xmlns:a14="http://schemas.microsoft.com/office/drawing/2010/main"/>
+                      </a:ext>
+                    </a:extLst>
+                  </pic:spPr>
+                </pic:pic>
+              </a:graphicData>
+            </a:graphic>
+          </wp:inline>
+        </w:drawing>
+      </w:r>
+    </w:p>
+    <w:p>
+      <w:pPr>
+        <w:pStyle w:val="BodyText"/>
+        <w:rPr>
+          <w:rFonts w:ascii="Aptos Narrow" w:hAnsi="Aptos Narrow"/>
+        </w:rPr>
+      </w:pPr>
+      <w:r>
+        <w:rPr>
+          <w:rFonts w:ascii="Aptos Narrow" w:hAnsi="Aptos Narrow"/>
+        </w:rPr>
+        <w:t>Fig. LSADV. Large scale subsidence velocity (m s</w:t>
+      </w:r>
+      <w:r>
+        <w:rPr>
+          <w:rFonts w:ascii="Aptos Narrow" w:hAnsi="Aptos Narrow"/>
+          <w:vertAlign w:val="superscript"/>
+        </w:rPr>
+        <w:t>–1</w:t>
+      </w:r>
+      <w:r>
+        <w:rPr>
+          <w:rFonts w:ascii="Aptos Narrow" w:hAnsi="Aptos Narrow"/>
+        </w:rPr>
+        <w:t>) and 3-D specific humidity advection (drying) prescribed for the shallow cumulus model experiments.</w:t>
+      </w:r>
+    </w:p>
+    <w:p>
+      <w:pPr>
+        <w:spacing w:line="240" w:lineRule="auto"/>
+      </w:pPr>
+      <w:r>
+        <w:t>Climate feedbacks also depend on changes in shallower stratocumulus clouds near cloud base. We model the fraction of stratocumulus clouds from the relative humidity (RH) and turbulent moisture fluxes in the subcloud layer. They are sensitive to small (1%) changes of both moisture flux and RH.</w:t>
+      </w:r>
+    </w:p>
     <w:bookmarkEnd w:id="0"/>
     <w:bookmarkEnd w:id="2"/>
     <w:p>
@@ -3965,6 +4699,7 @@
         <w:pStyle w:val="Heading1"/>
       </w:pPr>
       <w:r>
+        <w:lastRenderedPageBreak/>
         <w:t>Results</w:t>
       </w:r>
     </w:p>
@@ -3979,45 +4714,24 @@
         <w:rPr>
           <w:rFonts w:eastAsiaTheme="minorEastAsia"/>
         </w:rPr>
-        <w:t>C</w:t>
-      </w:r>
-      <w:r>
-        <w:rPr>
-          <w:rFonts w:eastAsiaTheme="minorEastAsia"/>
-        </w:rPr>
-        <w:t xml:space="preserve">loud </w:t>
-      </w:r>
-      <w:r>
-        <w:rPr>
-          <w:rFonts w:eastAsiaTheme="minorEastAsia"/>
-        </w:rPr>
-        <w:t>albedo</w:t>
-      </w:r>
-      <w:r>
-        <w:rPr>
-          <w:rFonts w:eastAsiaTheme="minorEastAsia"/>
-        </w:rPr>
-        <w:t xml:space="preserve"> </w:t>
-      </w:r>
-      <w:r>
-        <w:rPr>
-          <w:rFonts w:eastAsiaTheme="minorEastAsia"/>
-        </w:rPr>
-        <w:t>and</w:t>
-      </w:r>
-      <w:r>
-        <w:rPr>
-          <w:rFonts w:eastAsiaTheme="minorEastAsia"/>
-        </w:rPr>
-        <w:t xml:space="preserve"> mass flux</w:t>
+        <w:t>M</w:t>
+      </w:r>
+      <w:r>
+        <w:rPr>
+          <w:rFonts w:eastAsiaTheme="minorEastAsia"/>
+        </w:rPr>
+        <w:t>ass flux</w:t>
+      </w:r>
+      <w:r>
+        <w:rPr>
+          <w:rFonts w:eastAsiaTheme="minorEastAsia"/>
+        </w:rPr>
+        <w:t xml:space="preserve"> and cloud albedo</w:t>
       </w:r>
     </w:p>
     <w:p>
       <w:pPr>
         <w:pStyle w:val="BodyText"/>
-        <w:rPr>
-          <w:rFonts w:ascii="Aptos" w:hAnsi="Aptos"/>
-        </w:rPr>
       </w:pPr>
       <w:r>
         <w:t xml:space="preserve">The </w:t>
@@ -4026,7 +4740,19 @@
         <w:t xml:space="preserve">cloud </w:t>
       </w:r>
       <w:r>
-        <w:t>model generates cloud water and vertical velocity profiles for thousands of ~260x260 km</w:t>
+        <w:t>model generates cloud water and vertical velocity profiles for thousands of ~2</w:t>
+      </w:r>
+      <w:r>
+        <w:t>8</w:t>
+      </w:r>
+      <w:r>
+        <w:t>0x2</w:t>
+      </w:r>
+      <w:r>
+        <w:t>8</w:t>
+      </w:r>
+      <w:r>
+        <w:t>0 km</w:t>
       </w:r>
       <w:r>
         <w:rPr>
@@ -4041,79 +4767,16 @@
         <w:t>scene-</w:t>
       </w:r>
       <w:r>
-        <w:t>mean mass flux binned as a function of mean reflectance is shown in Fig. REFLMASSFL. The resulting slope 2.4 % (</w:t>
-      </w:r>
-      <w:r>
-        <w:t>c</w:t>
-      </w:r>
-      <w:r>
-        <w:t>m s</w:t>
-      </w:r>
-      <w:r>
-        <w:rPr>
-          <w:vertAlign w:val="superscript"/>
-        </w:rPr>
-        <w:t>–1</w:t>
-      </w:r>
-      <w:r>
-        <w:t>)</w:t>
-      </w:r>
-      <w:r>
-        <w:rPr>
-          <w:vertAlign w:val="superscript"/>
-        </w:rPr>
-        <w:t>-1</w:t>
-      </w:r>
-      <w:r>
-        <w:t xml:space="preserve"> agrees with the correlations between cloud base mass flux and cloud fraction observed from dropsonde circles in EUREC4A (2.4 </w:t>
-      </w:r>
-      <w:r>
-        <w:t>-</w:t>
+        <w:t>mean mass flux binned as a function of reflectance</w:t>
+      </w:r>
+      <w:r>
+        <w:t xml:space="preserve"> and cloud albedo</w:t>
       </w:r>
       <w:r>
         <w:t xml:space="preserve"> </w:t>
       </w:r>
       <w:r>
-        <w:t>4</w:t>
-      </w:r>
-      <w:r>
-        <w:t>.</w:t>
-      </w:r>
-      <w:r>
-        <w:t>0</w:t>
-      </w:r>
-      <w:r>
-        <w:t xml:space="preserve"> % </w:t>
-      </w:r>
-      <w:r>
-        <w:t>[</w:t>
-      </w:r>
-      <w:r>
-        <w:t>mm s</w:t>
-      </w:r>
-      <w:r>
-        <w:rPr>
-          <w:vertAlign w:val="superscript"/>
-        </w:rPr>
-        <w:t>–1</w:t>
-      </w:r>
-      <w:r>
-        <w:t>]</w:t>
-      </w:r>
-      <w:r>
-        <w:rPr>
-          <w:vertAlign w:val="superscript"/>
-        </w:rPr>
-        <w:t>-1</w:t>
-      </w:r>
-      <w:r>
-        <w:t>; Vogel et al. 2022).</w:t>
-      </w:r>
-      <w:r>
-        <w:t xml:space="preserve"> The sensitivity of the GOES scene-mean reflectance is at the low end of the range of sensitivity from EUREC4A cloud base cloud fraction, presumably because optically thin clouds contribute more to the cloud fraction than to the mean reflectance. </w:t>
-      </w:r>
-      <w:r>
-        <w:t xml:space="preserve">This slope suggests that in the mean, clouds have a constant in-cloud updraft velocity </w:t>
+        <w:t xml:space="preserve">(albedo-weighted cloud fraction </w:t>
       </w:r>
       <m:oMath>
         <m:sSub>
@@ -4130,7 +4793,7 @@
               <w:rPr>
                 <w:rFonts w:ascii="Cambria Math" w:hAnsi="Cambria Math"/>
               </w:rPr>
-              <m:t>w</m:t>
+              <m:t>C</m:t>
             </m:r>
           </m:e>
           <m:sub>
@@ -4138,7 +4801,62 @@
               <w:rPr>
                 <w:rFonts w:ascii="Cambria Math" w:hAnsi="Cambria Math"/>
               </w:rPr>
-              <m:t>c</m:t>
+              <m:t>A</m:t>
+            </m:r>
+          </m:sub>
+        </m:sSub>
+      </m:oMath>
+      <w:r>
+        <w:rPr>
+          <w:rFonts w:eastAsiaTheme="minorEastAsia"/>
+        </w:rPr>
+        <w:t xml:space="preserve">) </w:t>
+      </w:r>
+      <w:r>
+        <w:t xml:space="preserve">is shown in Fig. REFLMASSFL. </w:t>
+      </w:r>
+      <w:r>
+        <w:t>T</w:t>
+      </w:r>
+      <w:r>
+        <w:t xml:space="preserve">he near proportionality of mass flux to </w:t>
+      </w:r>
+      <w:r>
+        <w:t>cloud albedo</w:t>
+      </w:r>
+      <w:r>
+        <w:t xml:space="preserve"> suggests that clouds have a mean </w:t>
+      </w:r>
+      <w:r>
+        <w:t xml:space="preserve">albedo-weighted </w:t>
+      </w:r>
+      <w:r>
+        <w:t xml:space="preserve">in-cloud updraft velocity </w:t>
+      </w:r>
+      <m:oMath>
+        <m:sSub>
+          <m:sSubPr>
+            <m:ctrlPr>
+              <w:rPr>
+                <w:rFonts w:ascii="Cambria Math" w:hAnsi="Cambria Math"/>
+                <w:i/>
+              </w:rPr>
+            </m:ctrlPr>
+          </m:sSubPr>
+          <m:e>
+            <m:r>
+              <w:rPr>
+                <w:rFonts w:ascii="Cambria Math" w:hAnsi="Cambria Math"/>
+              </w:rPr>
+              <m:t>w</m:t>
+            </m:r>
+          </m:e>
+          <m:sub>
+            <m:r>
+              <w:rPr>
+                <w:rFonts w:ascii="Cambria Math" w:hAnsi="Cambria Math"/>
+              </w:rPr>
+              <m:t>A</m:t>
             </m:r>
           </m:sub>
         </m:sSub>
@@ -4156,7 +4874,7 @@
         <w:t xml:space="preserve"> </w:t>
       </w:r>
       <w:r>
-        <w:t>4.2 cm s</w:t>
+        <w:t>67 cm s</w:t>
       </w:r>
       <w:r>
         <w:rPr>
@@ -4165,33 +4883,671 @@
         <w:t>-1</w:t>
       </w:r>
       <w:r>
-        <w:t xml:space="preserve">. The proportionality of cloud albedo to mass flux </w:t>
+        <w:t xml:space="preserve">. This proportionality of cloud albedo to mass flux </w:t>
+      </w:r>
+      <m:oMath>
+        <m:sSub>
+          <m:sSubPr>
+            <m:ctrlPr>
+              <w:rPr>
+                <w:rFonts w:ascii="Cambria Math" w:hAnsi="Cambria Math"/>
+                <w:i/>
+              </w:rPr>
+            </m:ctrlPr>
+          </m:sSubPr>
+          <m:e>
+            <m:r>
+              <w:rPr>
+                <w:rFonts w:ascii="Cambria Math" w:hAnsi="Cambria Math"/>
+              </w:rPr>
+              <m:t>C</m:t>
+            </m:r>
+          </m:e>
+          <m:sub>
+            <m:r>
+              <w:rPr>
+                <w:rFonts w:ascii="Cambria Math" w:hAnsi="Cambria Math"/>
+              </w:rPr>
+              <m:t>A</m:t>
+            </m:r>
+          </m:sub>
+        </m:sSub>
+        <m:r>
+          <w:rPr>
+            <w:rFonts w:ascii="Cambria Math" w:hAnsi="Cambria Math"/>
+          </w:rPr>
+          <m:t>∝M</m:t>
+        </m:r>
+      </m:oMath>
+      <w:r>
+        <w:rPr>
+          <w:rFonts w:eastAsiaTheme="minorEastAsia"/>
+        </w:rPr>
+        <w:t xml:space="preserve"> </w:t>
+      </w:r>
+      <w:r>
+        <w:t>is used to infer the change in cloud albedo from the mass flux shallow cumulus cloud model.</w:t>
+      </w:r>
+      <w:r>
+        <w:rPr>
+          <w:rFonts w:ascii="Aptos" w:hAnsi="Aptos"/>
+        </w:rPr>
+        <w:t xml:space="preserve"> </w:t>
+      </w:r>
+      <w:r>
+        <w:t>The slope</w:t>
+      </w:r>
+      <w:r>
+        <w:t xml:space="preserve"> </w:t>
       </w:r>
       <m:oMath>
         <m:r>
           <w:rPr>
             <w:rFonts w:ascii="Cambria Math" w:hAnsi="Cambria Math"/>
           </w:rPr>
-          <m:t>A∝M</m:t>
+          <m:t>d</m:t>
+        </m:r>
+        <m:sSub>
+          <m:sSubPr>
+            <m:ctrlPr>
+              <w:rPr>
+                <w:rFonts w:ascii="Cambria Math" w:hAnsi="Cambria Math"/>
+                <w:i/>
+              </w:rPr>
+            </m:ctrlPr>
+          </m:sSubPr>
+          <m:e>
+            <m:r>
+              <w:rPr>
+                <w:rFonts w:ascii="Cambria Math" w:hAnsi="Cambria Math"/>
+              </w:rPr>
+              <m:t>C</m:t>
+            </m:r>
+          </m:e>
+          <m:sub>
+            <m:r>
+              <w:rPr>
+                <w:rFonts w:ascii="Cambria Math" w:hAnsi="Cambria Math"/>
+              </w:rPr>
+              <m:t>A</m:t>
+            </m:r>
+          </m:sub>
+        </m:sSub>
+        <m:r>
+          <w:rPr>
+            <w:rFonts w:ascii="Cambria Math" w:hAnsi="Cambria Math"/>
+          </w:rPr>
+          <m:t>/dM</m:t>
+        </m:r>
+        <m:r>
+          <w:rPr>
+            <w:rFonts w:ascii="Cambria Math" w:hAnsi="Cambria Math"/>
+          </w:rPr>
+          <m:t xml:space="preserve">= </m:t>
         </m:r>
       </m:oMath>
       <w:r>
-        <w:rPr>
-          <w:rFonts w:eastAsiaTheme="minorEastAsia"/>
-        </w:rPr>
+        <w:t>1.5</w:t>
+      </w:r>
+      <w:r>
+        <w:t xml:space="preserve"> % </w:t>
+      </w:r>
+      <w:r>
+        <w:t>[</w:t>
+      </w:r>
+      <w:r>
+        <w:t>c</w:t>
+      </w:r>
+      <w:r>
+        <w:t>m s</w:t>
+      </w:r>
+      <w:r>
+        <w:rPr>
+          <w:vertAlign w:val="superscript"/>
+        </w:rPr>
+        <w:t>–1</w:t>
+      </w:r>
+      <w:r>
+        <w:t>]</w:t>
+      </w:r>
+      <w:r>
+        <w:rPr>
+          <w:vertAlign w:val="superscript"/>
+        </w:rPr>
+        <w:t>-1</w:t>
+      </w:r>
+      <w:r>
         <w:t xml:space="preserve"> </w:t>
       </w:r>
       <w:r>
-        <w:t>is used to infer the change in cloud albedo</w:t>
-      </w:r>
-      <w:r>
-        <w:t xml:space="preserve"> from the mass flux shallow cumulus cloud model.</w:t>
+        <w:t>is slightly lower than</w:t>
+      </w:r>
+      <w:r>
+        <w:t xml:space="preserve"> </w:t>
+      </w:r>
+      <w:r>
+        <w:t>the</w:t>
+      </w:r>
+      <w:r>
+        <w:t xml:space="preserve"> cloud base mass flux and cloud fraction observed from dropsonde circles in EUREC4A (2.4 </w:t>
+      </w:r>
+      <w:r>
+        <w:t>-</w:t>
+      </w:r>
+      <w:r>
+        <w:t xml:space="preserve"> </w:t>
+      </w:r>
+      <w:r>
+        <w:t>4</w:t>
+      </w:r>
+      <w:r>
+        <w:t>.</w:t>
+      </w:r>
+      <w:r>
+        <w:t>0</w:t>
+      </w:r>
+      <w:r>
+        <w:t xml:space="preserve"> % </w:t>
+      </w:r>
+      <w:r>
+        <w:t>[</w:t>
+      </w:r>
+      <w:r>
+        <w:t>c</w:t>
+      </w:r>
+      <w:r>
+        <w:t>m s</w:t>
+      </w:r>
+      <w:r>
+        <w:rPr>
+          <w:vertAlign w:val="superscript"/>
+        </w:rPr>
+        <w:t>–1</w:t>
+      </w:r>
+      <w:r>
+        <w:t>]</w:t>
+      </w:r>
+      <w:r>
+        <w:rPr>
+          <w:vertAlign w:val="superscript"/>
+        </w:rPr>
+        <w:t>-1</w:t>
+      </w:r>
+      <w:r>
+        <w:t>; Vogel et al. 2022)</w:t>
+      </w:r>
+      <w:r>
+        <w:t>.</w:t>
+      </w:r>
+      <w:r>
+        <w:t xml:space="preserve"> </w:t>
+      </w:r>
+      <w:r>
+        <w:t>T</w:t>
+      </w:r>
+      <w:r>
+        <w:t xml:space="preserve">he EUREC4A </w:t>
+      </w:r>
+      <w:r>
+        <w:t xml:space="preserve">lidar-radar </w:t>
+      </w:r>
+      <w:r>
+        <w:t>cloud</w:t>
+      </w:r>
+      <w:r>
+        <w:t xml:space="preserve"> fraction is</w:t>
+      </w:r>
+      <w:r>
+        <w:t xml:space="preserve"> </w:t>
+      </w:r>
+      <w:r>
+        <w:t xml:space="preserve">probably </w:t>
+      </w:r>
+      <w:r>
+        <w:t>more</w:t>
+      </w:r>
+      <w:r>
+        <w:t xml:space="preserve"> sensitiv</w:t>
+      </w:r>
+      <w:r>
+        <w:t>e</w:t>
+      </w:r>
+      <w:r>
+        <w:t xml:space="preserve"> to mass flux </w:t>
+      </w:r>
+      <w:r>
+        <w:t xml:space="preserve">it </w:t>
+      </w:r>
+      <w:r>
+        <w:t>see</w:t>
+      </w:r>
+      <w:r>
+        <w:t>s</w:t>
+      </w:r>
+      <w:r>
+        <w:t xml:space="preserve"> </w:t>
+      </w:r>
+      <w:r>
+        <w:t>optically thin</w:t>
+      </w:r>
+      <w:r>
+        <w:t>ner</w:t>
+      </w:r>
+      <w:r>
+        <w:t xml:space="preserve"> clouds </w:t>
+      </w:r>
+      <w:r>
+        <w:t>than</w:t>
+      </w:r>
+      <w:r>
+        <w:t xml:space="preserve"> the</w:t>
+      </w:r>
+      <w:r>
+        <w:t xml:space="preserve"> GOES</w:t>
+      </w:r>
+      <w:r>
+        <w:t>.</w:t>
+      </w:r>
+      <w:r>
+        <w:t xml:space="preserve"> </w:t>
+      </w:r>
+      <w:r>
+        <w:t>Additionally, while our model generates base cloud mass flux as a function of the GOES cloud field,</w:t>
+      </w:r>
+      <w:r>
+        <w:t xml:space="preserve"> EUREC4A, </w:t>
+      </w:r>
+      <w:r>
+        <w:t xml:space="preserve">only about </w:t>
+      </w:r>
+      <w:r>
+        <w:t>half (</w:t>
+      </w:r>
+      <w:r>
+        <w:rPr>
+          <w:i/>
+          <w:iCs/>
+        </w:rPr>
+        <w:t>r</w:t>
+      </w:r>
+      <w:r>
+        <w:rPr>
+          <w:vertAlign w:val="superscript"/>
+        </w:rPr>
+        <w:t>2</w:t>
+      </w:r>
+      <w:r>
+        <w:t xml:space="preserve"> = 0.52)</w:t>
+      </w:r>
+      <w:r>
+        <w:t xml:space="preserve"> of the </w:t>
+      </w:r>
+      <w:r>
+        <w:t xml:space="preserve">mass flux </w:t>
+      </w:r>
+      <w:r>
+        <w:t>varia</w:t>
+      </w:r>
+      <w:r>
+        <w:t xml:space="preserve">tion (mainly from </w:t>
+      </w:r>
+      <w:r>
+        <w:t>mesoscale vertical velocity</w:t>
+      </w:r>
+      <w:r>
+        <w:t>) is correlated with the</w:t>
+      </w:r>
+      <w:r>
+        <w:t xml:space="preserve"> cloud</w:t>
+      </w:r>
+      <w:r>
+        <w:t>s.</w:t>
       </w:r>
     </w:p>
     <w:p>
       <w:pPr>
         <w:pStyle w:val="BodyText"/>
         <w:rPr>
+          <w:rFonts w:eastAsiaTheme="minorEastAsia"/>
+        </w:rPr>
+      </w:pPr>
+      <w:r>
+        <w:t>The</w:t>
+      </w:r>
+      <w:r>
+        <w:t xml:space="preserve"> slight increase in the slope </w:t>
+      </w:r>
+      <w:r>
+        <w:rPr>
+          <w:rFonts w:eastAsiaTheme="minorEastAsia"/>
+        </w:rPr>
+        <w:t xml:space="preserve">of the modeled mass flux </w:t>
+      </w:r>
+      <w:r>
+        <w:rPr>
+          <w:rFonts w:eastAsiaTheme="minorEastAsia"/>
+        </w:rPr>
+        <w:t xml:space="preserve">to cloud albedo </w:t>
+      </w:r>
+      <w:r>
+        <w:rPr>
+          <w:rFonts w:eastAsiaTheme="minorEastAsia"/>
+        </w:rPr>
+        <w:t xml:space="preserve">up to cloud albedo of </w:t>
+      </w:r>
+      <w:r>
+        <w:rPr>
+          <w:rFonts w:eastAsiaTheme="minorEastAsia"/>
+        </w:rPr>
+        <w:t>0.3</w:t>
+      </w:r>
+      <w:r>
+        <w:rPr>
+          <w:rFonts w:eastAsiaTheme="minorEastAsia"/>
+        </w:rPr>
+        <w:t xml:space="preserve">, </w:t>
+      </w:r>
+      <w:r>
+        <w:rPr>
+          <w:rFonts w:eastAsiaTheme="minorEastAsia"/>
+        </w:rPr>
+        <w:t xml:space="preserve">beyond which there are very few </w:t>
+      </w:r>
+      <w:r>
+        <w:rPr>
+          <w:rFonts w:eastAsiaTheme="minorEastAsia"/>
+        </w:rPr>
+        <w:t>scenes</w:t>
+      </w:r>
+      <w:r>
+        <w:rPr>
+          <w:rFonts w:eastAsiaTheme="minorEastAsia"/>
+        </w:rPr>
+        <w:t>, describe</w:t>
+      </w:r>
+      <w:r>
+        <w:rPr>
+          <w:rFonts w:eastAsiaTheme="minorEastAsia"/>
+        </w:rPr>
+        <w:t>s</w:t>
+      </w:r>
+      <w:r>
+        <w:rPr>
+          <w:rFonts w:eastAsiaTheme="minorEastAsia"/>
+        </w:rPr>
+        <w:t xml:space="preserve"> by </w:t>
+      </w:r>
+      <w:r>
+        <w:rPr>
+          <w:rFonts w:eastAsiaTheme="minorEastAsia"/>
+        </w:rPr>
+        <w:t>a</w:t>
+      </w:r>
+      <w:r>
+        <w:rPr>
+          <w:rFonts w:eastAsiaTheme="minorEastAsia"/>
+        </w:rPr>
+        <w:t xml:space="preserve"> quadratic fit </w:t>
+      </w:r>
+      <w:r>
+        <w:rPr>
+          <w:rFonts w:eastAsiaTheme="minorEastAsia"/>
+        </w:rPr>
+        <w:t xml:space="preserve">(dashed line, </w:t>
+      </w:r>
+      <w:r>
+        <w:rPr>
+          <w:rFonts w:eastAsiaTheme="minorEastAsia"/>
+        </w:rPr>
+        <w:t xml:space="preserve">Fig. REFLMASSFL). This increase of the modeled mass flux for more reflective scenes </w:t>
+      </w:r>
+      <w:r>
+        <w:rPr>
+          <w:rFonts w:eastAsiaTheme="minorEastAsia"/>
+        </w:rPr>
+        <w:t xml:space="preserve">implies </w:t>
+      </w:r>
+      <w:r>
+        <w:rPr>
+          <w:rFonts w:eastAsiaTheme="minorEastAsia"/>
+        </w:rPr>
+        <w:t xml:space="preserve">increasing in-cloud updraft velocity </w:t>
+      </w:r>
+      <m:oMath>
+        <m:sSub>
+          <m:sSubPr>
+            <m:ctrlPr>
+              <w:rPr>
+                <w:rFonts w:ascii="Cambria Math" w:eastAsiaTheme="minorEastAsia" w:hAnsi="Cambria Math"/>
+                <w:i/>
+              </w:rPr>
+            </m:ctrlPr>
+          </m:sSubPr>
+          <m:e>
+            <m:r>
+              <w:rPr>
+                <w:rFonts w:ascii="Cambria Math" w:eastAsiaTheme="minorEastAsia" w:hAnsi="Cambria Math"/>
+              </w:rPr>
+              <m:t>w</m:t>
+            </m:r>
+          </m:e>
+          <m:sub>
+            <m:r>
+              <w:rPr>
+                <w:rFonts w:ascii="Cambria Math" w:eastAsiaTheme="minorEastAsia" w:hAnsi="Cambria Math"/>
+              </w:rPr>
+              <m:t>A</m:t>
+            </m:r>
+          </m:sub>
+        </m:sSub>
+        <m:r>
+          <w:rPr>
+            <w:rFonts w:ascii="Cambria Math" w:eastAsiaTheme="minorEastAsia" w:hAnsi="Cambria Math"/>
+          </w:rPr>
+          <m:t>=</m:t>
+        </m:r>
+        <m:r>
+          <w:rPr>
+            <w:rFonts w:ascii="Cambria Math" w:hAnsi="Cambria Math"/>
+          </w:rPr>
+          <m:t>dM</m:t>
+        </m:r>
+        <m:r>
+          <w:rPr>
+            <w:rFonts w:ascii="Cambria Math" w:eastAsiaTheme="minorEastAsia" w:hAnsi="Cambria Math"/>
+          </w:rPr>
+          <m:t>/d</m:t>
+        </m:r>
+        <m:sSub>
+          <m:sSubPr>
+            <m:ctrlPr>
+              <w:rPr>
+                <w:rFonts w:ascii="Cambria Math" w:eastAsiaTheme="minorEastAsia" w:hAnsi="Cambria Math"/>
+                <w:i/>
+              </w:rPr>
+            </m:ctrlPr>
+          </m:sSubPr>
+          <m:e>
+            <m:r>
+              <w:rPr>
+                <w:rFonts w:ascii="Cambria Math" w:eastAsiaTheme="minorEastAsia" w:hAnsi="Cambria Math"/>
+              </w:rPr>
+              <m:t>C</m:t>
+            </m:r>
+          </m:e>
+          <m:sub>
+            <m:r>
+              <w:rPr>
+                <w:rFonts w:ascii="Cambria Math" w:eastAsiaTheme="minorEastAsia" w:hAnsi="Cambria Math"/>
+              </w:rPr>
+              <m:t>A</m:t>
+            </m:r>
+          </m:sub>
+        </m:sSub>
+        <m:r>
+          <w:rPr>
+            <w:rFonts w:ascii="Cambria Math" w:eastAsiaTheme="minorEastAsia" w:hAnsi="Cambria Math"/>
+          </w:rPr>
+          <m:t>=0.54+1.2</m:t>
+        </m:r>
+        <m:sSub>
+          <m:sSubPr>
+            <m:ctrlPr>
+              <w:rPr>
+                <w:rFonts w:ascii="Cambria Math" w:eastAsiaTheme="minorEastAsia" w:hAnsi="Cambria Math"/>
+                <w:i/>
+              </w:rPr>
+            </m:ctrlPr>
+          </m:sSubPr>
+          <m:e>
+            <m:r>
+              <w:rPr>
+                <w:rFonts w:ascii="Cambria Math" w:eastAsiaTheme="minorEastAsia" w:hAnsi="Cambria Math"/>
+              </w:rPr>
+              <m:t>C</m:t>
+            </m:r>
+          </m:e>
+          <m:sub>
+            <m:r>
+              <w:rPr>
+                <w:rFonts w:ascii="Cambria Math" w:eastAsiaTheme="minorEastAsia" w:hAnsi="Cambria Math"/>
+              </w:rPr>
+              <m:t>A</m:t>
+            </m:r>
+          </m:sub>
+        </m:sSub>
+      </m:oMath>
+      <w:r>
+        <w:rPr>
+          <w:rFonts w:eastAsiaTheme="minorEastAsia"/>
+        </w:rPr>
+        <w:t xml:space="preserve">, </w:t>
+      </w:r>
+      <w:r>
+        <w:rPr>
+          <w:rFonts w:eastAsiaTheme="minorEastAsia"/>
+        </w:rPr>
+        <w:t xml:space="preserve">with </w:t>
+      </w:r>
+      <m:oMath>
+        <m:sSub>
+          <m:sSubPr>
+            <m:ctrlPr>
+              <w:rPr>
+                <w:rFonts w:ascii="Cambria Math" w:eastAsiaTheme="minorEastAsia" w:hAnsi="Cambria Math"/>
+                <w:i/>
+              </w:rPr>
+            </m:ctrlPr>
+          </m:sSubPr>
+          <m:e>
+            <m:r>
+              <w:rPr>
+                <w:rFonts w:ascii="Cambria Math" w:eastAsiaTheme="minorEastAsia" w:hAnsi="Cambria Math"/>
+              </w:rPr>
+              <m:t>C</m:t>
+            </m:r>
+          </m:e>
+          <m:sub>
+            <m:r>
+              <w:rPr>
+                <w:rFonts w:ascii="Cambria Math" w:eastAsiaTheme="minorEastAsia" w:hAnsi="Cambria Math"/>
+              </w:rPr>
+              <m:t>A</m:t>
+            </m:r>
+          </m:sub>
+        </m:sSub>
+      </m:oMath>
+      <w:r>
+        <w:rPr>
+          <w:rFonts w:eastAsiaTheme="minorEastAsia"/>
+        </w:rPr>
+        <w:t xml:space="preserve"> as a unitless ratio</w:t>
+      </w:r>
+      <w:r>
+        <w:rPr>
+          <w:rFonts w:eastAsiaTheme="minorEastAsia"/>
+        </w:rPr>
+        <w:t>. G</w:t>
+      </w:r>
+      <w:r>
+        <w:rPr>
+          <w:rFonts w:eastAsiaTheme="minorEastAsia"/>
+        </w:rPr>
+        <w:t xml:space="preserve">reater </w:t>
+      </w:r>
+      <w:r>
+        <w:rPr>
+          <w:rFonts w:eastAsiaTheme="minorEastAsia"/>
+        </w:rPr>
+        <w:t xml:space="preserve">mesoscale </w:t>
+      </w:r>
+      <w:r>
+        <w:rPr>
+          <w:rFonts w:eastAsiaTheme="minorEastAsia"/>
+        </w:rPr>
+        <w:t xml:space="preserve">clustering of </w:t>
+      </w:r>
+      <w:r>
+        <w:rPr>
+          <w:rFonts w:eastAsiaTheme="minorEastAsia"/>
+        </w:rPr>
+        <w:t xml:space="preserve">nearer, larger, and deeper </w:t>
+      </w:r>
+      <w:r>
+        <w:rPr>
+          <w:rFonts w:eastAsiaTheme="minorEastAsia"/>
+        </w:rPr>
+        <w:t>clouds</w:t>
+      </w:r>
+      <w:r>
+        <w:rPr>
+          <w:rFonts w:eastAsiaTheme="minorEastAsia"/>
+        </w:rPr>
+        <w:t xml:space="preserve"> for higher scene-mean albedo</w:t>
+      </w:r>
+      <w:r>
+        <w:rPr>
+          <w:rFonts w:eastAsiaTheme="minorEastAsia"/>
+        </w:rPr>
+        <w:t xml:space="preserve"> </w:t>
+      </w:r>
+      <w:r>
+        <w:rPr>
+          <w:rFonts w:eastAsiaTheme="minorEastAsia"/>
+        </w:rPr>
+        <w:t>might explain the in-cloud vertical velocity</w:t>
+      </w:r>
+      <w:r>
+        <w:rPr>
+          <w:rFonts w:eastAsiaTheme="minorEastAsia"/>
+        </w:rPr>
+        <w:t>.</w:t>
+      </w:r>
+      <w:r>
+        <w:rPr>
+          <w:rFonts w:eastAsiaTheme="minorEastAsia"/>
+        </w:rPr>
+        <w:t xml:space="preserve"> Were shallow stratocumulus clouds responsible for the increase of cloud </w:t>
+      </w:r>
+      <w:proofErr w:type="spellStart"/>
+      <w:r>
+        <w:rPr>
+          <w:rFonts w:eastAsiaTheme="minorEastAsia"/>
+        </w:rPr>
+        <w:t>albdeo</w:t>
+      </w:r>
+      <w:proofErr w:type="spellEnd"/>
+      <w:r>
+        <w:rPr>
+          <w:rFonts w:eastAsiaTheme="minorEastAsia"/>
+        </w:rPr>
+        <w:t>, they would not increase the in-cloud vertical velocity.</w:t>
+      </w:r>
+    </w:p>
+    <w:p>
+      <w:pPr>
+        <w:pStyle w:val="BodyText"/>
+        <w:rPr>
           <w:rFonts w:ascii="Times New Roman" w:eastAsiaTheme="minorEastAsia" w:hAnsi="Times New Roman" w:cs="Times New Roman"/>
         </w:rPr>
       </w:pPr>
@@ -4199,12 +5555,13 @@
         <w:rPr>
           <w:rFonts w:ascii="Times New Roman" w:eastAsiaTheme="minorEastAsia" w:hAnsi="Times New Roman" w:cs="Times New Roman"/>
           <w:noProof/>
+          <w14:ligatures w14:val="standardContextual"/>
         </w:rPr>
         <w:drawing>
-          <wp:inline distT="0" distB="0" distL="0" distR="0" wp14:anchorId="22222331" wp14:editId="12ACCFB1">
-            <wp:extent cx="3155950" cy="2344420"/>
-            <wp:effectExtent l="0" t="0" r="0" b="0"/>
-            <wp:docPr id="835249246" name="Picture 1" descr="A graph of a line graph&#10;&#10;AI-generated content may be incorrect."/>
+          <wp:inline distT="0" distB="0" distL="0" distR="0" wp14:anchorId="5C3F0727" wp14:editId="7A6B3F2B">
+            <wp:extent cx="3322921" cy="2631302"/>
+            <wp:effectExtent l="0" t="0" r="5080" b="0"/>
+            <wp:docPr id="568244523" name="Picture 2" descr="Thick lines with points and errorbars show a nearly linear increase with scene-mean reflectance on the horizontal axis. albedo-weighted averages (blue) and reflectance-weighted averages (orange) are similar. Number of scenes per bin peaks in the second bin centered at 0.0125 and decays to about half that value at albedo ore reflectance of 0.1."/>
             <wp:cNvGraphicFramePr>
               <a:graphicFrameLocks xmlns:a="http://schemas.openxmlformats.org/drawingml/2006/main" noChangeAspect="1"/>
             </wp:cNvGraphicFramePr>
@@ -4212,23 +5569,32 @@
               <a:graphicData uri="http://schemas.openxmlformats.org/drawingml/2006/picture">
                 <pic:pic xmlns:pic="http://schemas.openxmlformats.org/drawingml/2006/picture">
                   <pic:nvPicPr>
-                    <pic:cNvPr id="835249246" name="Picture 1" descr="A graph of a line graph&#10;&#10;AI-generated content may be incorrect."/>
+                    <pic:cNvPr id="568244523" name="Picture 2" descr="Thick lines with points and errorbars show a nearly linear increase with scene-mean reflectance on the horizontal axis. albedo-weighted averages (blue) and reflectance-weighted averages (orange) are similar. Number of scenes per bin peaks in the second bin centered at 0.0125 and decays to about half that value at albedo ore reflectance of 0.1."/>
                     <pic:cNvPicPr/>
                   </pic:nvPicPr>
-                  <pic:blipFill>
-                    <a:blip r:embed="rId8"/>
+                  <pic:blipFill rotWithShape="1">
+                    <a:blip r:embed="rId11"/>
+                    <a:srcRect l="1070" t="1686" r="43010" b="42509"/>
                     <a:stretch>
                       <a:fillRect/>
                     </a:stretch>
                   </pic:blipFill>
-                  <pic:spPr>
+                  <pic:spPr bwMode="auto">
                     <a:xfrm>
                       <a:off x="0" y="0"/>
-                      <a:ext cx="3160684" cy="2347937"/>
+                      <a:ext cx="3323632" cy="2631865"/>
                     </a:xfrm>
                     <a:prstGeom prst="rect">
                       <a:avLst/>
                     </a:prstGeom>
+                    <a:ln>
+                      <a:noFill/>
+                    </a:ln>
+                    <a:extLst>
+                      <a:ext uri="{53640926-AAD7-44D8-BBD7-CCE9431645EC}">
+                        <a14:shadowObscured xmlns:a14="http://schemas.microsoft.com/office/drawing/2010/main"/>
+                      </a:ext>
+                    </a:extLst>
                   </pic:spPr>
                 </pic:pic>
               </a:graphicData>
@@ -4241,39 +5607,144 @@
       <w:pPr>
         <w:pStyle w:val="BodyText"/>
         <w:rPr>
+          <w:rFonts w:ascii="Times New Roman" w:eastAsiaTheme="minorEastAsia" w:hAnsi="Times New Roman" w:cs="Times New Roman"/>
+        </w:rPr>
+      </w:pPr>
+      <w:r>
+        <w:rPr>
           <w:rFonts w:ascii="Aptos Narrow" w:eastAsiaTheme="minorEastAsia" w:hAnsi="Aptos Narrow" w:cs="Times New Roman"/>
         </w:rPr>
-      </w:pPr>
+        <w:t xml:space="preserve">Figure REFLMASSFL. Modeled cloud base (700 m) mass flux for </w:t>
+      </w:r>
       <w:r>
         <w:rPr>
           <w:rFonts w:ascii="Aptos Narrow" w:eastAsiaTheme="minorEastAsia" w:hAnsi="Aptos Narrow" w:cs="Times New Roman"/>
         </w:rPr>
-        <w:t xml:space="preserve">Figure REFLMASSFL. Modeled mean cloud base (700 m) mass flux for all scenes in each reflectance bin (blue points and whiskers). Black line shows a slope of 0.42 </w:t>
-      </w:r>
+        <w:t xml:space="preserve">21 044 (128x128 pixel </w:t>
+      </w:r>
+      <m:oMath>
+        <m:r>
+          <w:rPr>
+            <w:rFonts w:ascii="Cambria Math" w:eastAsiaTheme="minorEastAsia" w:hAnsi="Cambria Math" w:cs="Times New Roman"/>
+          </w:rPr>
+          <m:t>≈</m:t>
+        </m:r>
+      </m:oMath>
       <w:r>
         <w:rPr>
           <w:rFonts w:ascii="Aptos Narrow" w:eastAsiaTheme="minorEastAsia" w:hAnsi="Aptos Narrow" w:cs="Times New Roman"/>
         </w:rPr>
-        <w:t>c</w:t>
-      </w:r>
-      <w:r>
-        <w:rPr>
-          <w:rFonts w:ascii="Aptos Narrow" w:eastAsiaTheme="minorEastAsia" w:hAnsi="Aptos Narrow" w:cs="Times New Roman"/>
-        </w:rPr>
-        <w:t>m s</w:t>
+        <w:t xml:space="preserve"> 280x280 km</w:t>
       </w:r>
       <w:r>
         <w:rPr>
           <w:rFonts w:ascii="Aptos Narrow" w:eastAsiaTheme="minorEastAsia" w:hAnsi="Aptos Narrow" w:cs="Times New Roman"/>
           <w:vertAlign w:val="superscript"/>
         </w:rPr>
-        <w:t>–1</w:t>
+        <w:t>–2</w:t>
       </w:r>
       <w:r>
         <w:rPr>
           <w:rFonts w:ascii="Aptos Narrow" w:eastAsiaTheme="minorEastAsia" w:hAnsi="Aptos Narrow" w:cs="Times New Roman"/>
         </w:rPr>
-        <w:t xml:space="preserve"> (% reflectance)</w:t>
+        <w:t xml:space="preserve">) GOES </w:t>
+      </w:r>
+      <w:r>
+        <w:rPr>
+          <w:rFonts w:ascii="Aptos Narrow" w:eastAsiaTheme="minorEastAsia" w:hAnsi="Aptos Narrow" w:cs="Times New Roman"/>
+        </w:rPr>
+        <w:t xml:space="preserve">scenes </w:t>
+      </w:r>
+      <w:r>
+        <w:rPr>
+          <w:rFonts w:ascii="Aptos Narrow" w:eastAsiaTheme="minorEastAsia" w:hAnsi="Aptos Narrow" w:cs="Times New Roman"/>
+        </w:rPr>
+        <w:t>averaged in 0.025-</w:t>
+      </w:r>
+      <w:r>
+        <w:rPr>
+          <w:rFonts w:ascii="Aptos Narrow" w:eastAsiaTheme="minorEastAsia" w:hAnsi="Aptos Narrow" w:cs="Times New Roman"/>
+        </w:rPr>
+        <w:t xml:space="preserve"> cloud </w:t>
+      </w:r>
+      <w:r>
+        <w:rPr>
+          <w:rFonts w:ascii="Aptos Narrow" w:eastAsiaTheme="minorEastAsia" w:hAnsi="Aptos Narrow" w:cs="Times New Roman"/>
+        </w:rPr>
+        <w:t xml:space="preserve">albedo </w:t>
+      </w:r>
+      <w:r>
+        <w:rPr>
+          <w:rFonts w:ascii="Aptos Narrow" w:eastAsiaTheme="minorEastAsia" w:hAnsi="Aptos Narrow" w:cs="Times New Roman"/>
+        </w:rPr>
+        <w:t>(blue</w:t>
+      </w:r>
+      <w:r>
+        <w:rPr>
+          <w:rFonts w:ascii="Aptos Narrow" w:eastAsiaTheme="minorEastAsia" w:hAnsi="Aptos Narrow" w:cs="Times New Roman"/>
+        </w:rPr>
+        <w:t xml:space="preserve">) and </w:t>
+      </w:r>
+      <w:r>
+        <w:rPr>
+          <w:rFonts w:ascii="Aptos Narrow" w:eastAsiaTheme="minorEastAsia" w:hAnsi="Aptos Narrow" w:cs="Times New Roman"/>
+        </w:rPr>
+        <w:t xml:space="preserve">reflectance </w:t>
+      </w:r>
+      <w:r>
+        <w:rPr>
+          <w:rFonts w:ascii="Aptos Narrow" w:eastAsiaTheme="minorEastAsia" w:hAnsi="Aptos Narrow" w:cs="Times New Roman"/>
+        </w:rPr>
+        <w:t>(orange)</w:t>
+      </w:r>
+      <w:r>
+        <w:rPr>
+          <w:rFonts w:ascii="Aptos Narrow" w:eastAsiaTheme="minorEastAsia" w:hAnsi="Aptos Narrow" w:cs="Times New Roman"/>
+        </w:rPr>
+        <w:t xml:space="preserve"> </w:t>
+      </w:r>
+      <w:r>
+        <w:rPr>
+          <w:rFonts w:ascii="Aptos Narrow" w:eastAsiaTheme="minorEastAsia" w:hAnsi="Aptos Narrow" w:cs="Times New Roman"/>
+        </w:rPr>
+        <w:t>bins</w:t>
+      </w:r>
+      <w:r>
+        <w:rPr>
+          <w:rFonts w:ascii="Aptos Narrow" w:eastAsiaTheme="minorEastAsia" w:hAnsi="Aptos Narrow" w:cs="Times New Roman"/>
+        </w:rPr>
+        <w:t xml:space="preserve">. Black </w:t>
+      </w:r>
+      <w:r>
+        <w:rPr>
+          <w:rFonts w:ascii="Aptos Narrow" w:eastAsiaTheme="minorEastAsia" w:hAnsi="Aptos Narrow" w:cs="Times New Roman"/>
+        </w:rPr>
+        <w:lastRenderedPageBreak/>
+        <w:t>line shows a slope of 0.</w:t>
+      </w:r>
+      <w:r>
+        <w:rPr>
+          <w:rFonts w:ascii="Aptos Narrow" w:eastAsiaTheme="minorEastAsia" w:hAnsi="Aptos Narrow" w:cs="Times New Roman"/>
+        </w:rPr>
+        <w:t>67</w:t>
+      </w:r>
+      <w:r>
+        <w:rPr>
+          <w:rFonts w:ascii="Aptos Narrow" w:eastAsiaTheme="minorEastAsia" w:hAnsi="Aptos Narrow" w:cs="Times New Roman"/>
+        </w:rPr>
+        <w:t xml:space="preserve"> </w:t>
+      </w:r>
+      <w:r>
+        <w:rPr>
+          <w:rFonts w:ascii="Aptos Narrow" w:eastAsiaTheme="minorEastAsia" w:hAnsi="Aptos Narrow" w:cs="Times New Roman"/>
+        </w:rPr>
+        <w:t>c</w:t>
+      </w:r>
+      <w:r>
+        <w:rPr>
+          <w:rFonts w:ascii="Aptos Narrow" w:eastAsiaTheme="minorEastAsia" w:hAnsi="Aptos Narrow" w:cs="Times New Roman"/>
+        </w:rPr>
+        <w:t>m s</w:t>
       </w:r>
       <w:r>
         <w:rPr>
@@ -4286,19 +5757,38 @@
         <w:rPr>
           <w:rFonts w:ascii="Aptos Narrow" w:eastAsiaTheme="minorEastAsia" w:hAnsi="Aptos Narrow" w:cs="Times New Roman"/>
         </w:rPr>
+        <w:t xml:space="preserve"> %</w:t>
+      </w:r>
+      <w:r>
+        <w:rPr>
+          <w:rFonts w:ascii="Aptos Narrow" w:eastAsiaTheme="minorEastAsia" w:hAnsi="Aptos Narrow" w:cs="Times New Roman"/>
+          <w:vertAlign w:val="superscript"/>
+        </w:rPr>
+        <w:t>–1</w:t>
+      </w:r>
+      <w:r>
+        <w:rPr>
+          <w:rFonts w:ascii="Aptos Narrow" w:eastAsiaTheme="minorEastAsia" w:hAnsi="Aptos Narrow" w:cs="Times New Roman"/>
+        </w:rPr>
         <w:t xml:space="preserve">, suggesting mean </w:t>
       </w:r>
       <w:r>
         <w:rPr>
           <w:rFonts w:ascii="Aptos Narrow" w:eastAsiaTheme="minorEastAsia" w:hAnsi="Aptos Narrow" w:cs="Times New Roman"/>
         </w:rPr>
+        <w:t xml:space="preserve">albedo-weighted </w:t>
+      </w:r>
+      <w:r>
+        <w:rPr>
+          <w:rFonts w:ascii="Aptos Narrow" w:eastAsiaTheme="minorEastAsia" w:hAnsi="Aptos Narrow" w:cs="Times New Roman"/>
+        </w:rPr>
         <w:t xml:space="preserve">cloud </w:t>
       </w:r>
       <w:r>
         <w:rPr>
           <w:rFonts w:ascii="Aptos Narrow" w:eastAsiaTheme="minorEastAsia" w:hAnsi="Aptos Narrow" w:cs="Times New Roman"/>
         </w:rPr>
-        <w:t xml:space="preserve">reflectance </w:t>
+        <w:t xml:space="preserve">fraction </w:t>
       </w:r>
       <w:r>
         <w:rPr>
@@ -4324,19 +5814,31 @@
         <w:rPr>
           <w:rFonts w:ascii="Aptos Narrow" w:eastAsiaTheme="minorEastAsia" w:hAnsi="Aptos Narrow" w:cs="Times New Roman"/>
         </w:rPr>
-        <w:t xml:space="preserve"> 2.4</w:t>
+        <w:t xml:space="preserve"> </w:t>
       </w:r>
       <w:r>
         <w:rPr>
           <w:rFonts w:ascii="Aptos Narrow" w:eastAsiaTheme="minorEastAsia" w:hAnsi="Aptos Narrow" w:cs="Times New Roman"/>
         </w:rPr>
+        <w:t xml:space="preserve">1.5 </w:t>
+      </w:r>
+      <w:r>
+        <w:rPr>
+          <w:rFonts w:ascii="Aptos Narrow" w:eastAsiaTheme="minorEastAsia" w:hAnsi="Aptos Narrow" w:cs="Times New Roman"/>
+        </w:rPr>
         <w:t xml:space="preserve">% </w:t>
       </w:r>
       <w:r>
         <w:rPr>
           <w:rFonts w:ascii="Aptos Narrow" w:eastAsiaTheme="minorEastAsia" w:hAnsi="Aptos Narrow" w:cs="Times New Roman"/>
         </w:rPr>
-        <w:t>per 1 c</w:t>
+        <w:t>(</w:t>
+      </w:r>
+      <w:r>
+        <w:rPr>
+          <w:rFonts w:ascii="Aptos Narrow" w:eastAsiaTheme="minorEastAsia" w:hAnsi="Aptos Narrow" w:cs="Times New Roman"/>
+        </w:rPr>
+        <w:t>c</w:t>
       </w:r>
       <w:r>
         <w:rPr>
@@ -4355,32 +5857,196 @@
         <w:rPr>
           <w:rFonts w:ascii="Aptos Narrow" w:eastAsiaTheme="minorEastAsia" w:hAnsi="Aptos Narrow" w:cs="Times New Roman"/>
         </w:rPr>
-        <w:t xml:space="preserve"> of cloud base mass flux.</w:t>
-      </w:r>
-      <w:r>
-        <w:rPr>
-          <w:rFonts w:ascii="Aptos Narrow" w:eastAsiaTheme="minorEastAsia" w:hAnsi="Aptos Narrow" w:cs="Times New Roman"/>
-        </w:rPr>
-        <w:t xml:space="preserve"> </w:t>
-      </w:r>
-      <w:r>
-        <w:rPr>
-          <w:rFonts w:ascii="Aptos Narrow" w:eastAsiaTheme="minorEastAsia" w:hAnsi="Aptos Narrow" w:cs="Times New Roman"/>
-        </w:rPr>
-        <w:t xml:space="preserve"> Gray line shows relative number (10</w:t>
+        <w:t>)</w:t>
       </w:r>
       <w:r>
         <w:rPr>
           <w:rFonts w:ascii="Aptos Narrow" w:eastAsiaTheme="minorEastAsia" w:hAnsi="Aptos Narrow" w:cs="Times New Roman"/>
           <w:vertAlign w:val="superscript"/>
         </w:rPr>
-        <w:t>–5</w:t>
+        <w:t>–1</w:t>
       </w:r>
       <w:r>
         <w:rPr>
           <w:rFonts w:ascii="Aptos Narrow" w:eastAsiaTheme="minorEastAsia" w:hAnsi="Aptos Narrow" w:cs="Times New Roman"/>
         </w:rPr>
-        <w:t>) of scenes in each reflectance bin.</w:t>
+        <w:t xml:space="preserve"> </w:t>
+      </w:r>
+      <w:r>
+        <w:rPr>
+          <w:rFonts w:ascii="Aptos Narrow" w:eastAsiaTheme="minorEastAsia" w:hAnsi="Aptos Narrow" w:cs="Times New Roman"/>
+        </w:rPr>
+        <w:t xml:space="preserve">with </w:t>
+      </w:r>
+      <w:r>
+        <w:rPr>
+          <w:rFonts w:ascii="Aptos Narrow" w:eastAsiaTheme="minorEastAsia" w:hAnsi="Aptos Narrow" w:cs="Times New Roman"/>
+        </w:rPr>
+        <w:t>cloud base mass flux.</w:t>
+      </w:r>
+      <w:r>
+        <w:rPr>
+          <w:rFonts w:ascii="Aptos Narrow" w:eastAsiaTheme="minorEastAsia" w:hAnsi="Aptos Narrow" w:cs="Times New Roman"/>
+        </w:rPr>
+        <w:t xml:space="preserve"> </w:t>
+      </w:r>
+      <w:r>
+        <w:rPr>
+          <w:rFonts w:ascii="Aptos Narrow" w:eastAsiaTheme="minorEastAsia" w:hAnsi="Aptos Narrow" w:cs="Times New Roman"/>
+        </w:rPr>
+        <w:t xml:space="preserve"> </w:t>
+      </w:r>
+      <w:r>
+        <w:rPr>
+          <w:rFonts w:ascii="Aptos Narrow" w:eastAsiaTheme="minorEastAsia" w:hAnsi="Aptos Narrow" w:cs="Times New Roman"/>
+        </w:rPr>
+        <w:t xml:space="preserve">Thin </w:t>
+      </w:r>
+      <w:r>
+        <w:rPr>
+          <w:rFonts w:ascii="Aptos Narrow" w:eastAsiaTheme="minorEastAsia" w:hAnsi="Aptos Narrow" w:cs="Times New Roman"/>
+        </w:rPr>
+        <w:t>line</w:t>
+      </w:r>
+      <w:r>
+        <w:rPr>
+          <w:rFonts w:ascii="Aptos Narrow" w:eastAsiaTheme="minorEastAsia" w:hAnsi="Aptos Narrow" w:cs="Times New Roman"/>
+        </w:rPr>
+        <w:t>s</w:t>
+      </w:r>
+      <w:r>
+        <w:rPr>
+          <w:rFonts w:ascii="Aptos Narrow" w:eastAsiaTheme="minorEastAsia" w:hAnsi="Aptos Narrow" w:cs="Times New Roman"/>
+        </w:rPr>
+        <w:t xml:space="preserve"> show relative number of scenes </w:t>
+      </w:r>
+      <w:r>
+        <w:rPr>
+          <w:rFonts w:ascii="Aptos Narrow" w:eastAsiaTheme="minorEastAsia" w:hAnsi="Aptos Narrow" w:cs="Times New Roman"/>
+        </w:rPr>
+        <w:t>per</w:t>
+      </w:r>
+      <w:r>
+        <w:rPr>
+          <w:rFonts w:ascii="Aptos Narrow" w:eastAsiaTheme="minorEastAsia" w:hAnsi="Aptos Narrow" w:cs="Times New Roman"/>
+        </w:rPr>
+        <w:t xml:space="preserve"> bin.</w:t>
+      </w:r>
+      <w:r>
+        <w:rPr>
+          <w:rFonts w:ascii="Aptos Narrow" w:eastAsiaTheme="minorEastAsia" w:hAnsi="Aptos Narrow" w:cs="Times New Roman"/>
+        </w:rPr>
+        <w:t xml:space="preserve"> Clouds above 4 km are excluded.</w:t>
+      </w:r>
+      <w:r>
+        <w:rPr>
+          <w:rFonts w:ascii="Times New Roman" w:eastAsiaTheme="minorEastAsia" w:hAnsi="Times New Roman" w:cs="Times New Roman"/>
+        </w:rPr>
+        <w:br/>
+      </w:r>
+      <w:r>
+        <w:rPr>
+          <w:rFonts w:ascii="ComicShannsMono Nerd Font" w:eastAsiaTheme="minorEastAsia" w:hAnsi="ComicShannsMono Nerd Font" w:cs="Times New Roman"/>
+        </w:rPr>
+        <w:t>[</w:t>
+      </w:r>
+      <w:r>
+        <w:rPr>
+          <w:rFonts w:ascii="ComicShannsMono Nerd Font" w:eastAsiaTheme="minorEastAsia" w:hAnsi="ComicShannsMono Nerd Font" w:cs="Times New Roman"/>
+        </w:rPr>
+        <w:t>ATOMIC_GOES/</w:t>
+      </w:r>
+      <w:proofErr w:type="spellStart"/>
+      <w:r>
+        <w:rPr>
+          <w:rFonts w:ascii="ComicShannsMono Nerd Font" w:eastAsiaTheme="minorEastAsia" w:hAnsi="ComicShannsMono Nerd Font" w:cs="Times New Roman"/>
+        </w:rPr>
+        <w:t>julia</w:t>
+      </w:r>
+      <w:proofErr w:type="spellEnd"/>
+      <w:r>
+        <w:rPr>
+          <w:rFonts w:ascii="ComicShannsMono Nerd Font" w:eastAsiaTheme="minorEastAsia" w:hAnsi="ComicShannsMono Nerd Font" w:cs="Times New Roman"/>
+        </w:rPr>
+        <w:t>/</w:t>
+      </w:r>
+      <w:proofErr w:type="spellStart"/>
+      <w:r>
+        <w:rPr>
+          <w:rFonts w:ascii="ComicShannsMono Nerd Font" w:eastAsiaTheme="minorEastAsia" w:hAnsi="ComicShannsMono Nerd Font" w:cs="Times New Roman"/>
+        </w:rPr>
+        <w:t>make_cth_albedo_</w:t>
+      </w:r>
+      <w:proofErr w:type="gramStart"/>
+      <w:r>
+        <w:rPr>
+          <w:rFonts w:ascii="ComicShannsMono Nerd Font" w:eastAsiaTheme="minorEastAsia" w:hAnsi="ComicShannsMono Nerd Font" w:cs="Times New Roman"/>
+        </w:rPr>
+        <w:t>histogram.jl</w:t>
+      </w:r>
+      <w:proofErr w:type="spellEnd"/>
+      <w:proofErr w:type="gramEnd"/>
+      <w:r>
+        <w:rPr>
+          <w:rFonts w:ascii="ComicShannsMono Nerd Font" w:eastAsiaTheme="minorEastAsia" w:hAnsi="ComicShannsMono Nerd Font" w:cs="Times New Roman"/>
+        </w:rPr>
+        <w:t xml:space="preserve"> </w:t>
+      </w:r>
+      <w:r>
+        <w:rPr>
+          <w:rFonts w:ascii="ComicShannsMono Nerd Font" w:eastAsiaTheme="minorEastAsia" w:hAnsi="ComicShannsMono Nerd Font" w:cs="Times New Roman"/>
+        </w:rPr>
+        <w:sym w:font="Wingdings" w:char="F0E0"/>
+      </w:r>
+      <w:r>
+        <w:rPr>
+          <w:rFonts w:ascii="ComicShannsMono Nerd Font" w:eastAsiaTheme="minorEastAsia" w:hAnsi="ComicShannsMono Nerd Font" w:cs="Times New Roman"/>
+        </w:rPr>
+        <w:t xml:space="preserve"> </w:t>
+      </w:r>
+      <w:r>
+        <w:rPr>
+          <w:rFonts w:ascii="ComicShannsMono Nerd Font" w:eastAsiaTheme="minorEastAsia" w:hAnsi="ComicShannsMono Nerd Font" w:cs="Times New Roman"/>
+        </w:rPr>
+        <w:br/>
+      </w:r>
+      <w:r>
+        <w:rPr>
+          <w:rFonts w:ascii="ComicShannsMono Nerd Font" w:eastAsiaTheme="minorEastAsia" w:hAnsi="ComicShannsMono Nerd Font" w:cs="Times New Roman"/>
+        </w:rPr>
+        <w:t>ATOMIC_GOES/</w:t>
+      </w:r>
+      <w:proofErr w:type="spellStart"/>
+      <w:r>
+        <w:rPr>
+          <w:rFonts w:ascii="ComicShannsMono Nerd Font" w:eastAsiaTheme="minorEastAsia" w:hAnsi="ComicShannsMono Nerd Font" w:cs="Times New Roman"/>
+        </w:rPr>
+        <w:t>julia</w:t>
+      </w:r>
+      <w:proofErr w:type="spellEnd"/>
+      <w:r>
+        <w:rPr>
+          <w:rFonts w:ascii="ComicShannsMono Nerd Font" w:eastAsiaTheme="minorEastAsia" w:hAnsi="ComicShannsMono Nerd Font" w:cs="Times New Roman"/>
+        </w:rPr>
+        <w:t>/</w:t>
+      </w:r>
+      <w:r>
+        <w:rPr>
+          <w:rFonts w:ascii="ComicShannsMono Nerd Font" w:eastAsiaTheme="minorEastAsia" w:hAnsi="ComicShannsMono Nerd Font" w:cs="Times New Roman"/>
+        </w:rPr>
+        <w:t>mass_flux_by_refl_albedo</w:t>
+      </w:r>
+      <w:r>
+        <w:rPr>
+          <w:rFonts w:ascii="ComicShannsMono Nerd Font" w:eastAsiaTheme="minorEastAsia" w:hAnsi="ComicShannsMono Nerd Font" w:cs="Times New Roman"/>
+        </w:rPr>
+        <w:t>.png</w:t>
+      </w:r>
+      <w:r>
+        <w:rPr>
+          <w:rFonts w:ascii="ComicShannsMono Nerd Font" w:eastAsiaTheme="minorEastAsia" w:hAnsi="ComicShannsMono Nerd Font" w:cs="Times New Roman"/>
+        </w:rPr>
+        <w:t>]</w:t>
       </w:r>
     </w:p>
     <w:p>
@@ -4388,112 +6054,6 @@
         <w:pStyle w:val="BodyText"/>
         <w:rPr>
           <w:rFonts w:ascii="Aptos Narrow" w:eastAsiaTheme="minorEastAsia" w:hAnsi="Aptos Narrow" w:cs="Times New Roman"/>
-        </w:rPr>
-      </w:pPr>
-      <w:r>
-        <w:rPr>
-          <w:rFonts w:ascii="Aptos Narrow" w:eastAsiaTheme="minorEastAsia" w:hAnsi="Aptos Narrow" w:cs="Times New Roman"/>
-        </w:rPr>
-        <w:t>ATOMIC_GOES/</w:t>
-      </w:r>
-      <w:proofErr w:type="spellStart"/>
-      <w:r>
-        <w:rPr>
-          <w:rFonts w:ascii="Aptos Narrow" w:eastAsiaTheme="minorEastAsia" w:hAnsi="Aptos Narrow" w:cs="Times New Roman"/>
-        </w:rPr>
-        <w:t>julia</w:t>
-      </w:r>
-      <w:proofErr w:type="spellEnd"/>
-      <w:r>
-        <w:rPr>
-          <w:rFonts w:ascii="Aptos Narrow" w:eastAsiaTheme="minorEastAsia" w:hAnsi="Aptos Narrow" w:cs="Times New Roman"/>
-        </w:rPr>
-        <w:t>/</w:t>
-      </w:r>
-      <w:proofErr w:type="spellStart"/>
-      <w:r>
-        <w:rPr>
-          <w:rFonts w:ascii="Aptos Narrow" w:eastAsiaTheme="minorEastAsia" w:hAnsi="Aptos Narrow" w:cs="Times New Roman"/>
-        </w:rPr>
-        <w:t>flux_plan.ipynb</w:t>
-      </w:r>
-      <w:proofErr w:type="spellEnd"/>
-    </w:p>
-    <w:p>
-      <w:pPr>
-        <w:pStyle w:val="BodyText"/>
-        <w:rPr>
-          <w:rFonts w:ascii="Aptos Narrow" w:eastAsiaTheme="minorEastAsia" w:hAnsi="Aptos Narrow" w:cs="Times New Roman"/>
-        </w:rPr>
-      </w:pPr>
-      <w:r>
-        <w:rPr>
-          <w:rFonts w:ascii="Aptos Narrow" w:eastAsiaTheme="minorEastAsia" w:hAnsi="Aptos Narrow" w:cs="Times New Roman"/>
-        </w:rPr>
-        <w:lastRenderedPageBreak/>
-        <w:t>Recompute trade-cu-model/src/julia/</w:t>
-      </w:r>
-      <w:r>
-        <w:rPr>
-          <w:rFonts w:ascii="Aptos Narrow" w:eastAsiaTheme="minorEastAsia" w:hAnsi="Aptos Narrow" w:cs="Times New Roman"/>
-        </w:rPr>
-        <w:t>tradeCu_clouds_flux_xp53_cb700.nc</w:t>
-      </w:r>
-      <w:r>
-        <w:rPr>
-          <w:rFonts w:ascii="Aptos Narrow" w:eastAsiaTheme="minorEastAsia" w:hAnsi="Aptos Narrow" w:cs="Times New Roman"/>
-        </w:rPr>
-        <w:t xml:space="preserve"> with filtered </w:t>
-      </w:r>
-      <w:proofErr w:type="spellStart"/>
-      <w:r>
-        <w:rPr>
-          <w:rFonts w:ascii="Aptos Narrow" w:eastAsiaTheme="minorEastAsia" w:hAnsi="Aptos Narrow" w:cs="Times New Roman"/>
-        </w:rPr>
-        <w:t>qm</w:t>
-      </w:r>
-      <w:proofErr w:type="spellEnd"/>
-      <w:r>
-        <w:rPr>
-          <w:rFonts w:ascii="Aptos Narrow" w:eastAsiaTheme="minorEastAsia" w:hAnsi="Aptos Narrow" w:cs="Times New Roman"/>
-        </w:rPr>
-        <w:t xml:space="preserve">. Written in </w:t>
-      </w:r>
-      <w:r>
-        <w:rPr>
-          <w:rFonts w:ascii="Aptos Narrow" w:eastAsiaTheme="minorEastAsia" w:hAnsi="Aptos Narrow" w:cs="Times New Roman"/>
-        </w:rPr>
-        <w:t>flux-model-xp53.ipynb</w:t>
-      </w:r>
-      <w:r>
-        <w:rPr>
-          <w:rFonts w:ascii="Aptos Narrow" w:eastAsiaTheme="minorEastAsia" w:hAnsi="Aptos Narrow" w:cs="Times New Roman"/>
-        </w:rPr>
-        <w:t xml:space="preserve">. Write from </w:t>
-      </w:r>
-      <w:proofErr w:type="spellStart"/>
-      <w:r>
-        <w:rPr>
-          <w:rFonts w:ascii="Aptos Narrow" w:eastAsiaTheme="minorEastAsia" w:hAnsi="Aptos Narrow" w:cs="Times New Roman"/>
-        </w:rPr>
-        <w:t>TradeCuExperimentsUse</w:t>
-      </w:r>
-      <w:proofErr w:type="spellEnd"/>
-      <w:r>
-        <w:rPr>
-          <w:rFonts w:ascii="Aptos Narrow" w:eastAsiaTheme="minorEastAsia" w:hAnsi="Aptos Narrow" w:cs="Times New Roman"/>
-        </w:rPr>
-        <w:t xml:space="preserve"> albedo-weighted cloud fraction.</w:t>
-      </w:r>
-    </w:p>
-    <w:p>
-      <w:pPr>
-        <w:pStyle w:val="BodyText"/>
-        <w:rPr>
-          <w:rFonts w:ascii="Menlo" w:hAnsi="Menlo" w:cs="Menlo"/>
-          <w:color w:val="3B2322"/>
-          <w:sz w:val="20"/>
-          <w:szCs w:val="20"/>
         </w:rPr>
       </w:pPr>
     </w:p>
@@ -4745,62 +6305,62 @@
       <w:pPr>
         <w:pStyle w:val="BodyText"/>
         <w:rPr>
-          <w:rFonts w:ascii="Aptos" w:hAnsi="Aptos"/>
+          <w:rFonts w:ascii="Aptos" w:eastAsiaTheme="minorEastAsia" w:hAnsi="Aptos"/>
         </w:rPr>
       </w:pPr>
       <w:r>
         <w:rPr>
           <w:rFonts w:ascii="Aptos" w:hAnsi="Aptos"/>
         </w:rPr>
-        <w:t xml:space="preserve">Large-scale climate perturbations are applied to </w:t>
-      </w:r>
-      <w:r>
-        <w:rPr>
-          <w:rFonts w:ascii="Aptos" w:hAnsi="Aptos"/>
-        </w:rPr>
-        <w:t xml:space="preserve">model experiments. </w:t>
-      </w:r>
-      <w:r>
-        <w:rPr>
-          <w:rFonts w:ascii="Aptos" w:hAnsi="Aptos"/>
-        </w:rPr>
-        <w:t xml:space="preserve">Experiments are </w:t>
-      </w:r>
-      <w:r>
-        <w:rPr>
-          <w:rFonts w:ascii="Aptos" w:hAnsi="Aptos"/>
-        </w:rPr>
-        <w:t xml:space="preserve">presented </w:t>
-      </w:r>
-      <w:r>
-        <w:rPr>
-          <w:rFonts w:ascii="Aptos" w:hAnsi="Aptos"/>
-        </w:rPr>
-        <w:t xml:space="preserve">so that each modification builds cumulatively on the </w:t>
-      </w:r>
-      <w:r>
-        <w:rPr>
-          <w:rFonts w:ascii="Aptos" w:hAnsi="Aptos"/>
-        </w:rPr>
-        <w:t xml:space="preserve">previous modifications. The result of each experiment is compared to the control experiment. </w:t>
-      </w:r>
-      <w:r>
-        <w:rPr>
-          <w:rFonts w:ascii="Aptos" w:hAnsi="Aptos"/>
-        </w:rPr>
-        <w:t xml:space="preserve">The relative changes in total shallow cumulus cloud </w:t>
-      </w:r>
-      <w:r>
-        <w:rPr>
-          <w:rFonts w:ascii="Aptos" w:hAnsi="Aptos"/>
-        </w:rPr>
-        <w:t>mass flux</w:t>
-      </w:r>
-      <w:r>
-        <w:rPr>
-          <w:rFonts w:ascii="Aptos" w:hAnsi="Aptos"/>
-        </w:rPr>
-        <w:t xml:space="preserve"> for the experiment-control </w:t>
+        <w:t>Large-scale climate perturbations are applied</w:t>
+      </w:r>
+      <w:r>
+        <w:rPr>
+          <w:rFonts w:ascii="Aptos" w:hAnsi="Aptos"/>
+        </w:rPr>
+        <w:t xml:space="preserve"> cumulatively</w:t>
+      </w:r>
+      <w:r>
+        <w:rPr>
+          <w:rFonts w:ascii="Aptos" w:hAnsi="Aptos"/>
+        </w:rPr>
+        <w:t xml:space="preserve"> to </w:t>
+      </w:r>
+      <w:r>
+        <w:rPr>
+          <w:rFonts w:ascii="Aptos" w:hAnsi="Aptos"/>
+        </w:rPr>
+        <w:t>model experiments</w:t>
+      </w:r>
+      <w:r>
+        <w:rPr>
+          <w:rFonts w:ascii="Aptos" w:hAnsi="Aptos"/>
+        </w:rPr>
+        <w:t>. Changes</w:t>
+      </w:r>
+      <w:r>
+        <w:rPr>
+          <w:rFonts w:ascii="Aptos" w:eastAsiaTheme="minorEastAsia" w:hAnsi="Aptos"/>
+        </w:rPr>
+        <w:t xml:space="preserve"> </w:t>
+      </w:r>
+      <w:r>
+        <w:rPr>
+          <w:rFonts w:ascii="Aptos" w:hAnsi="Aptos"/>
+        </w:rPr>
+        <w:t>relative</w:t>
+      </w:r>
+      <w:r>
+        <w:rPr>
+          <w:rFonts w:ascii="Aptos" w:hAnsi="Aptos"/>
+        </w:rPr>
+        <w:t xml:space="preserve"> to the control experiment</w:t>
+      </w:r>
+      <w:r>
+        <w:rPr>
+          <w:rFonts w:ascii="Aptos" w:hAnsi="Aptos"/>
+        </w:rPr>
+        <w:t xml:space="preserve"> </w:t>
       </w:r>
       <m:oMath>
         <m:f>
@@ -4870,16 +6430,14 @@
         <w:rPr>
           <w:rFonts w:ascii="Aptos" w:eastAsiaTheme="minorEastAsia" w:hAnsi="Aptos"/>
         </w:rPr>
-        <w:t xml:space="preserve"> are shown in Table 1.</w:t>
-      </w:r>
-    </w:p>
-    <w:p>
-      <w:pPr>
-        <w:pStyle w:val="BodyText"/>
-        <w:rPr>
-          <w:rFonts w:ascii="Aptos" w:hAnsi="Aptos"/>
-        </w:rPr>
-      </w:pPr>
+        <w:t xml:space="preserve"> are</w:t>
+      </w:r>
+      <w:r>
+        <w:rPr>
+          <w:rFonts w:ascii="Aptos" w:eastAsiaTheme="minorEastAsia" w:hAnsi="Aptos"/>
+        </w:rPr>
+        <w:t xml:space="preserve"> shown in Table 1. </w:t>
+      </w:r>
       <w:r>
         <w:rPr>
           <w:rFonts w:ascii="Aptos" w:hAnsi="Aptos"/>
@@ -5285,12 +6843,6 @@
         </w:rPr>
         <w:t>.</w:t>
       </w:r>
-      <w:r>
-        <w:rPr>
-          <w:rFonts w:ascii="Aptos" w:hAnsi="Aptos"/>
-        </w:rPr>
-        <w:t xml:space="preserve"> The experiments so far have specific humidity and temperature identical to the control.</w:t>
-      </w:r>
     </w:p>
     <w:p>
       <w:pPr>
@@ -5387,25 +6939,7 @@
         <w:rPr>
           <w:rFonts w:ascii="Aptos" w:hAnsi="Aptos"/>
         </w:rPr>
-        <w:t xml:space="preserve"> +7%, </w:t>
-      </w:r>
-      <w:r>
-        <w:rPr>
-          <w:rFonts w:ascii="Aptos" w:hAnsi="Aptos"/>
-        </w:rPr>
-        <w:t>keeping relative humidity</w:t>
-      </w:r>
-      <w:r>
-        <w:rPr>
-          <w:rFonts w:ascii="Aptos" w:hAnsi="Aptos"/>
-        </w:rPr>
-        <w:t xml:space="preserve"> constant</w:t>
-      </w:r>
-      <w:r>
-        <w:rPr>
-          <w:rFonts w:ascii="Aptos" w:hAnsi="Aptos"/>
-        </w:rPr>
-        <w:t xml:space="preserve">, </w:t>
+        <w:t xml:space="preserve"> +7% </w:t>
       </w:r>
       <w:r>
         <w:rPr>
@@ -5435,7 +6969,7 @@
         <w:rPr>
           <w:rFonts w:ascii="Aptos" w:hAnsi="Aptos"/>
         </w:rPr>
-        <w:t>.</w:t>
+        <w:t xml:space="preserve"> (keeping RH constant).</w:t>
       </w:r>
       <w:r>
         <w:rPr>
@@ -5447,19 +6981,25 @@
         <w:rPr>
           <w:rFonts w:ascii="Aptos" w:hAnsi="Aptos"/>
         </w:rPr>
-        <w:t xml:space="preserve">The reduced subsidence and increased specific humidity in this experiment are the two basic features expected to change in the tropical climate. We </w:t>
-      </w:r>
-      <w:r>
-        <w:rPr>
-          <w:rFonts w:ascii="Aptos" w:hAnsi="Aptos"/>
-        </w:rPr>
-        <w:t xml:space="preserve">therefore </w:t>
-      </w:r>
-      <w:r>
-        <w:rPr>
-          <w:rFonts w:ascii="Aptos" w:hAnsi="Aptos"/>
-        </w:rPr>
-        <w:t>call this experiment the DIM experiment.</w:t>
+        <w:t>R</w:t>
+      </w:r>
+      <w:r>
+        <w:rPr>
+          <w:rFonts w:ascii="Aptos" w:hAnsi="Aptos"/>
+        </w:rPr>
+        <w:t>educed subsidence and increased specific humidity are the two basic features expected to change in the tropical climate</w:t>
+      </w:r>
+      <w:r>
+        <w:rPr>
+          <w:rFonts w:ascii="Aptos" w:hAnsi="Aptos"/>
+        </w:rPr>
+        <w:t>, so we</w:t>
+      </w:r>
+      <w:r>
+        <w:rPr>
+          <w:rFonts w:ascii="Aptos" w:hAnsi="Aptos"/>
+        </w:rPr>
+        <w:t xml:space="preserve"> call this the DIM experiment.</w:t>
       </w:r>
     </w:p>
     <w:p>
@@ -5669,13 +7209,7 @@
         <w:rPr>
           <w:rFonts w:ascii="Aptos" w:eastAsiaTheme="minorEastAsia" w:hAnsi="Aptos"/>
         </w:rPr>
-        <w:t xml:space="preserve"> </w:t>
-      </w:r>
-      <w:r>
-        <w:rPr>
-          <w:rFonts w:ascii="Aptos" w:eastAsiaTheme="minorEastAsia" w:hAnsi="Aptos"/>
-        </w:rPr>
-        <w:t>decreases</w:t>
+        <w:t xml:space="preserve"> decreases</w:t>
       </w:r>
       <w:r>
         <w:rPr>
@@ -5813,14 +7347,7 @@
         <w:rPr>
           <w:rFonts w:eastAsiaTheme="minorEastAsia"/>
         </w:rPr>
-        <w:t xml:space="preserve"> </w:t>
-      </w:r>
-      <w:r>
-        <w:rPr>
-          <w:rFonts w:eastAsiaTheme="minorEastAsia"/>
-        </w:rPr>
-        <w:lastRenderedPageBreak/>
-        <w:t xml:space="preserve">This increases </w:t>
+        <w:t xml:space="preserve"> This increases </w:t>
       </w:r>
       <w:r>
         <w:rPr>
@@ -5902,14 +7429,14 @@
             </m:ctrlPr>
           </m:e>
         </m:d>
-        <m:r>
-          <w:rPr>
-            <w:rFonts w:ascii="Cambria Math" w:hAnsi="Cambria Math"/>
-          </w:rPr>
-          <m:t xml:space="preserve">. </m:t>
-        </m:r>
       </m:oMath>
       <w:r>
+        <w:rPr>
+          <w:rFonts w:ascii="Aptos" w:eastAsiaTheme="minorEastAsia" w:hAnsi="Aptos"/>
+        </w:rPr>
+        <w:t xml:space="preserve"> required by the model. </w:t>
+      </w:r>
+      <w:r>
         <w:t>E</w:t>
       </w:r>
       <w:r>
@@ -5943,53 +7470,10 @@
         <w:t>relative humidity</w:t>
       </w:r>
       <w:r>
-        <w:t xml:space="preserve"> in the </w:t>
-      </w:r>
-      <w:r>
-        <w:t xml:space="preserve">subcloud and </w:t>
-      </w:r>
-      <w:r>
-        <w:t>cloud layer</w:t>
-      </w:r>
-      <w:r>
-        <w:t xml:space="preserve"> below </w:t>
-      </w:r>
-      <m:oMath>
-        <m:r>
-          <w:rPr>
-            <w:rFonts w:ascii="Cambria Math" w:hAnsi="Cambria Math"/>
-          </w:rPr>
-          <m:t>2</m:t>
-        </m:r>
-        <m:sSub>
-          <m:sSubPr>
-            <m:ctrlPr>
-              <w:rPr>
-                <w:rFonts w:ascii="Cambria Math" w:hAnsi="Cambria Math"/>
-                <w:i/>
-              </w:rPr>
-            </m:ctrlPr>
-          </m:sSubPr>
-          <m:e>
-            <m:r>
-              <w:rPr>
-                <w:rFonts w:ascii="Cambria Math" w:hAnsi="Cambria Math"/>
-              </w:rPr>
-              <m:t>z</m:t>
-            </m:r>
-          </m:e>
-          <m:sub>
-            <m:r>
-              <w:rPr>
-                <w:rFonts w:ascii="Cambria Math" w:hAnsi="Cambria Math"/>
-              </w:rPr>
-              <m:t>CB</m:t>
-            </m:r>
-          </m:sub>
-        </m:sSub>
-      </m:oMath>
-      <w:r>
-        <w:t xml:space="preserve"> to</w:t>
+        <w:t xml:space="preserve"> </w:t>
+      </w:r>
+      <w:r>
+        <w:t>by</w:t>
       </w:r>
       <w:r>
         <w:br/>
@@ -6000,6 +7484,7 @@
             <w:rPr>
               <w:rFonts w:ascii="Cambria Math" w:hAnsi="Cambria Math"/>
             </w:rPr>
+            <w:lastRenderedPageBreak/>
             <m:t>RH=R</m:t>
           </m:r>
           <m:sSub>
@@ -6192,6 +7677,12 @@
       <w:r>
         <w:t xml:space="preserve"> clouds </w:t>
       </w:r>
+      <w:r>
+        <w:t>(decreases clouds less)</w:t>
+      </w:r>
+      <w:r>
+        <w:t xml:space="preserve"> </w:t>
+      </w:r>
       <m:oMath>
         <m:r>
           <m:rPr>
@@ -6245,7 +7736,10 @@
         <w:t>+2.7%</w:t>
       </w:r>
       <w:r>
-        <w:t xml:space="preserve"> compared to the DIM </w:t>
+        <w:t xml:space="preserve"> </w:t>
+      </w:r>
+      <w:r>
+        <w:t xml:space="preserve">compared to the DIM </w:t>
       </w:r>
       <w:r>
         <w:t>(</w:t>
@@ -6302,45 +7796,8 @@
           <w:rPr>
             <w:rFonts w:ascii="Cambria Math" w:hAnsi="Cambria Math"/>
           </w:rPr>
-          <m:t>=</m:t>
+          <m:t>∝</m:t>
         </m:r>
-        <m:r>
-          <w:rPr>
-            <w:rFonts w:ascii="Cambria Math" w:hAnsi="Cambria Math"/>
-          </w:rPr>
-          <m:t>ρL</m:t>
-        </m:r>
-        <m:sSub>
-          <m:sSubPr>
-            <m:ctrlPr>
-              <w:rPr>
-                <w:rFonts w:ascii="Cambria Math" w:hAnsi="Cambria Math"/>
-              </w:rPr>
-            </m:ctrlPr>
-          </m:sSubPr>
-          <m:e>
-            <m:r>
-              <w:rPr>
-                <w:rFonts w:ascii="Cambria Math" w:hAnsi="Cambria Math"/>
-              </w:rPr>
-              <m:t>C</m:t>
-            </m:r>
-            <m:ctrlPr>
-              <w:rPr>
-                <w:rFonts w:ascii="Cambria Math" w:hAnsi="Cambria Math"/>
-                <w:i/>
-              </w:rPr>
-            </m:ctrlPr>
-          </m:e>
-          <m:sub>
-            <m:r>
-              <w:rPr>
-                <w:rFonts w:ascii="Cambria Math" w:hAnsi="Cambria Math"/>
-              </w:rPr>
-              <m:t>E</m:t>
-            </m:r>
-          </m:sub>
-        </m:sSub>
         <m:r>
           <w:rPr>
             <w:rFonts w:ascii="Cambria Math" w:hAnsi="Cambria Math"/>
@@ -6446,73 +7903,7 @@
         <w:rPr>
           <w:rFonts w:ascii="Aptos" w:hAnsi="Aptos"/>
         </w:rPr>
-        <w:t xml:space="preserve">in proportion to precipitation, where </w:t>
-      </w:r>
-      <m:oMath>
-        <m:sSub>
-          <m:sSubPr>
-            <m:ctrlPr>
-              <w:rPr>
-                <w:rFonts w:ascii="Cambria Math" w:hAnsi="Cambria Math"/>
-                <w:i/>
-              </w:rPr>
-            </m:ctrlPr>
-          </m:sSubPr>
-          <m:e>
-            <m:r>
-              <w:rPr>
-                <w:rFonts w:ascii="Cambria Math" w:hAnsi="Cambria Math"/>
-              </w:rPr>
-              <m:t>q</m:t>
-            </m:r>
-          </m:e>
-          <m:sub>
-            <m:r>
-              <w:rPr>
-                <w:rFonts w:ascii="Cambria Math" w:hAnsi="Cambria Math"/>
-              </w:rPr>
-              <m:t>s</m:t>
-            </m:r>
-          </m:sub>
-        </m:sSub>
-      </m:oMath>
-      <w:r>
-        <w:rPr>
-          <w:rFonts w:ascii="Aptos" w:eastAsiaTheme="minorEastAsia" w:hAnsi="Aptos"/>
-        </w:rPr>
-        <w:t xml:space="preserve"> increases +</w:t>
-      </w:r>
-      <w:r>
-        <w:rPr>
-          <w:rFonts w:ascii="Aptos" w:eastAsiaTheme="minorEastAsia" w:hAnsi="Aptos"/>
-        </w:rPr>
-        <w:t>7% K</w:t>
-      </w:r>
-      <w:r>
-        <w:rPr>
-          <w:rFonts w:ascii="Aptos" w:eastAsiaTheme="minorEastAsia" w:hAnsi="Aptos"/>
-          <w:vertAlign w:val="superscript"/>
-        </w:rPr>
-        <w:t>–</w:t>
-      </w:r>
-      <w:r>
-        <w:rPr>
-          <w:rFonts w:ascii="Aptos" w:eastAsiaTheme="minorEastAsia" w:hAnsi="Aptos"/>
-          <w:vertAlign w:val="superscript"/>
-        </w:rPr>
-        <w:t>1</w:t>
-      </w:r>
-      <w:r>
-        <w:rPr>
-          <w:rFonts w:ascii="Aptos" w:hAnsi="Aptos"/>
-        </w:rPr>
-        <w:t>,</w:t>
-      </w:r>
-      <w:r>
-        <w:rPr>
-          <w:rFonts w:ascii="Aptos" w:hAnsi="Aptos"/>
-        </w:rPr>
-        <w:t xml:space="preserve"> </w:t>
+        <w:t xml:space="preserve">in proportion to precipitation, </w:t>
       </w:r>
       <w:r>
         <w:rPr>
@@ -6557,35 +7948,7 @@
           <w:rFonts w:ascii="Aptos" w:eastAsiaTheme="minorEastAsia" w:hAnsi="Aptos"/>
           <w:iCs/>
         </w:rPr>
-        <w:t>. One extreme</w:t>
-      </w:r>
-      <w:r>
-        <w:rPr>
-          <w:rFonts w:ascii="Aptos" w:eastAsiaTheme="minorEastAsia" w:hAnsi="Aptos"/>
-          <w:iCs/>
-        </w:rPr>
-        <w:t>,</w:t>
-      </w:r>
-      <w:r>
-        <w:rPr>
-          <w:rFonts w:ascii="Aptos" w:eastAsiaTheme="minorEastAsia" w:hAnsi="Aptos"/>
-          <w:iCs/>
-        </w:rPr>
-        <w:t xml:space="preserve"> </w:t>
-      </w:r>
-      <w:r>
-        <w:rPr>
-          <w:rFonts w:ascii="Aptos" w:eastAsiaTheme="minorEastAsia" w:hAnsi="Aptos"/>
-          <w:iCs/>
-        </w:rPr>
-        <w:t>consistent with the slowing of the circulation</w:t>
-      </w:r>
-      <w:r>
-        <w:rPr>
-          <w:rFonts w:ascii="Aptos" w:eastAsiaTheme="minorEastAsia" w:hAnsi="Aptos"/>
-          <w:iCs/>
-        </w:rPr>
-        <w:t xml:space="preserve">, </w:t>
+        <w:t xml:space="preserve">. One extreme </w:t>
       </w:r>
       <w:r>
         <w:rPr>
@@ -6614,21 +7977,99 @@
           <w:rFonts w:ascii="Aptos" w:eastAsiaTheme="minorEastAsia" w:hAnsi="Aptos"/>
           <w:iCs/>
         </w:rPr>
-        <w:t xml:space="preserve">, in which case the RH remains constant. </w:t>
+        <w:t>,</w:t>
       </w:r>
       <w:r>
         <w:rPr>
           <w:rFonts w:ascii="Aptos" w:eastAsiaTheme="minorEastAsia" w:hAnsi="Aptos"/>
           <w:iCs/>
         </w:rPr>
-        <w:t>On the other hand,</w:t>
+        <w:t xml:space="preserve"> </w:t>
       </w:r>
       <w:r>
         <w:rPr>
           <w:rFonts w:ascii="Aptos" w:eastAsiaTheme="minorEastAsia" w:hAnsi="Aptos"/>
           <w:iCs/>
         </w:rPr>
-        <w:t xml:space="preserve"> for constant wind speed </w:t>
+        <w:t>consistent with the slowing of the circulation</w:t>
+      </w:r>
+      <w:r>
+        <w:rPr>
+          <w:rFonts w:ascii="Aptos" w:eastAsiaTheme="minorEastAsia" w:hAnsi="Aptos"/>
+          <w:iCs/>
+        </w:rPr>
+        <w:t>. In that</w:t>
+      </w:r>
+      <w:r>
+        <w:rPr>
+          <w:rFonts w:ascii="Aptos" w:eastAsiaTheme="minorEastAsia" w:hAnsi="Aptos"/>
+          <w:iCs/>
+        </w:rPr>
+        <w:t xml:space="preserve"> case</w:t>
+      </w:r>
+      <w:r>
+        <w:rPr>
+          <w:rFonts w:ascii="Aptos" w:eastAsiaTheme="minorEastAsia" w:hAnsi="Aptos"/>
+          <w:iCs/>
+        </w:rPr>
+        <w:t>,</w:t>
+      </w:r>
+      <w:r>
+        <w:rPr>
+          <w:rFonts w:ascii="Aptos" w:eastAsiaTheme="minorEastAsia" w:hAnsi="Aptos"/>
+          <w:iCs/>
+        </w:rPr>
+        <w:t xml:space="preserve"> </w:t>
+      </w:r>
+      <m:oMath>
+        <m:r>
+          <w:rPr>
+            <w:rFonts w:ascii="Cambria Math" w:eastAsiaTheme="minorEastAsia" w:hAnsi="Cambria Math"/>
+          </w:rPr>
+          <m:t>E</m:t>
+        </m:r>
+      </m:oMath>
+      <w:r>
+        <w:rPr>
+          <w:rFonts w:ascii="Aptos" w:eastAsiaTheme="minorEastAsia" w:hAnsi="Aptos"/>
+          <w:iCs/>
+        </w:rPr>
+        <w:t xml:space="preserve"> increases but </w:t>
+      </w:r>
+      <w:r>
+        <w:rPr>
+          <w:rFonts w:ascii="Aptos" w:eastAsiaTheme="minorEastAsia" w:hAnsi="Aptos"/>
+          <w:iCs/>
+        </w:rPr>
+        <w:t xml:space="preserve">RH remains constant. </w:t>
+      </w:r>
+      <w:r>
+        <w:rPr>
+          <w:rFonts w:ascii="Aptos" w:eastAsiaTheme="minorEastAsia" w:hAnsi="Aptos"/>
+          <w:iCs/>
+        </w:rPr>
+        <w:t>In another extreme</w:t>
+      </w:r>
+      <w:r>
+        <w:rPr>
+          <w:rFonts w:ascii="Aptos" w:eastAsiaTheme="minorEastAsia" w:hAnsi="Aptos"/>
+          <w:iCs/>
+        </w:rPr>
+        <w:t>,</w:t>
+      </w:r>
+      <w:r>
+        <w:rPr>
+          <w:rFonts w:ascii="Aptos" w:eastAsiaTheme="minorEastAsia" w:hAnsi="Aptos"/>
+          <w:iCs/>
+        </w:rPr>
+        <w:t xml:space="preserve"> wind speed </w:t>
+      </w:r>
+      <w:r>
+        <w:rPr>
+          <w:rFonts w:ascii="Aptos" w:eastAsiaTheme="minorEastAsia" w:hAnsi="Aptos"/>
+          <w:iCs/>
+        </w:rPr>
+        <w:t xml:space="preserve">is constant </w:t>
       </w:r>
       <w:r>
         <w:rPr>
@@ -6805,19 +8246,7 @@
         <w:rPr>
           <w:rFonts w:ascii="Aptos" w:hAnsi="Aptos"/>
         </w:rPr>
-        <w:t xml:space="preserve"> (</w:t>
-      </w:r>
-      <w:r>
-        <w:rPr>
-          <w:rFonts w:ascii="Aptos" w:hAnsi="Aptos"/>
-        </w:rPr>
-        <w:t>absolute)</w:t>
-      </w:r>
-      <w:r>
-        <w:rPr>
-          <w:rFonts w:ascii="Aptos" w:hAnsi="Aptos"/>
-        </w:rPr>
-        <w:t>.</w:t>
+        <w:t xml:space="preserve"> (absolute).</w:t>
       </w:r>
       <w:r>
         <w:rPr>
@@ -6835,13 +8264,19 @@
         <w:rPr>
           <w:rFonts w:ascii="Aptos" w:hAnsi="Aptos"/>
         </w:rPr>
-        <w:t xml:space="preserve">may </w:t>
-      </w:r>
-      <w:r>
-        <w:rPr>
-          <w:rFonts w:ascii="Aptos" w:hAnsi="Aptos"/>
-        </w:rPr>
-        <w:t>increase,</w:t>
+        <w:t>increase</w:t>
+      </w:r>
+      <w:r>
+        <w:rPr>
+          <w:rFonts w:ascii="Aptos" w:hAnsi="Aptos"/>
+        </w:rPr>
+        <w:t>s</w:t>
+      </w:r>
+      <w:r>
+        <w:rPr>
+          <w:rFonts w:ascii="Aptos" w:hAnsi="Aptos"/>
+        </w:rPr>
+        <w:t>,</w:t>
       </w:r>
       <w:r>
         <w:rPr>
@@ -6891,17 +8326,19 @@
     </w:p>
     <w:p>
       <w:pPr>
-        <w:pStyle w:val="BodyText"/>
-        <w:rPr>
-          <w:rFonts w:ascii="Aptos" w:hAnsi="Aptos"/>
+        <w:spacing w:line="240" w:lineRule="auto"/>
+        <w:rPr>
+          <w:rFonts w:ascii="Aptos Narrow" w:hAnsi="Aptos Narrow"/>
         </w:rPr>
       </w:pPr>
     </w:p>
     <w:p>
       <w:pPr>
-        <w:pStyle w:val="BodyText"/>
+        <w:spacing w:line="240" w:lineRule="auto"/>
         <w:rPr>
           <w:rFonts w:ascii="Aptos Narrow" w:hAnsi="Aptos Narrow"/>
+          <w:kern w:val="0"/>
+          <w14:ligatures w14:val="none"/>
         </w:rPr>
       </w:pPr>
       <w:r>
@@ -7071,7 +8508,31 @@
         <w:rPr>
           <w:rFonts w:ascii="Aptos Narrow" w:hAnsi="Aptos Narrow"/>
         </w:rPr>
-        <w:t xml:space="preserve"> is shown.</w:t>
+        <w:t xml:space="preserve"> </w:t>
+      </w:r>
+      <w:r>
+        <w:rPr>
+          <w:rFonts w:ascii="Aptos Narrow" w:hAnsi="Aptos Narrow"/>
+        </w:rPr>
+        <w:t>are</w:t>
+      </w:r>
+      <w:r>
+        <w:rPr>
+          <w:rFonts w:ascii="Aptos Narrow" w:hAnsi="Aptos Narrow"/>
+        </w:rPr>
+        <w:t xml:space="preserve"> </w:t>
+      </w:r>
+      <w:r>
+        <w:rPr>
+          <w:rFonts w:ascii="Aptos Narrow" w:hAnsi="Aptos Narrow"/>
+        </w:rPr>
+        <w:t>calculated from a cloud radiative kernel</w:t>
+      </w:r>
+      <w:r>
+        <w:rPr>
+          <w:rFonts w:ascii="Aptos Narrow" w:hAnsi="Aptos Narrow"/>
+        </w:rPr>
+        <w:t>.</w:t>
       </w:r>
     </w:p>
     <w:tbl>
@@ -7159,16 +8620,7 @@
                 <w:rPr>
                   <w:rFonts w:ascii="Cambria Math" w:hAnsi="Cambria Math"/>
                 </w:rPr>
-                <m:t>M</m:t>
-              </m:r>
-              <m:r>
-                <m:rPr>
-                  <m:sty m:val="bi"/>
-                </m:rPr>
-                <w:rPr>
-                  <w:rFonts w:ascii="Cambria Math" w:hAnsi="Cambria Math"/>
-                </w:rPr>
-                <m:t>/</m:t>
+                <m:t>M/</m:t>
               </m:r>
               <m:sSub>
                 <m:sSubPr>
@@ -7706,6 +9158,12 @@
         <w:rPr>
           <w:rFonts w:ascii="Aptos" w:hAnsi="Aptos"/>
         </w:rPr>
+        <w:t xml:space="preserve">The net cloud radiative effect depends on the change of albedo by both shallow cumulus and LCL clouds. </w:t>
+      </w:r>
+      <w:r>
+        <w:rPr>
+          <w:rFonts w:ascii="Aptos" w:hAnsi="Aptos"/>
+        </w:rPr>
         <w:t>Our model projects that shallow cumulus clouds decrease with reduced large-scale overturning</w:t>
       </w:r>
       <w:r>
@@ -7718,25 +9176,19 @@
         <w:rPr>
           <w:rFonts w:ascii="Aptos" w:hAnsi="Aptos"/>
         </w:rPr>
-        <w:t xml:space="preserve">, but the moist updraft plumes of a mass flux model do not represent </w:t>
-      </w:r>
-      <w:r>
-        <w:rPr>
-          <w:rFonts w:ascii="Aptos" w:hAnsi="Aptos"/>
-        </w:rPr>
-        <w:t xml:space="preserve">the </w:t>
-      </w:r>
-      <w:r>
-        <w:rPr>
-          <w:rFonts w:ascii="Aptos" w:hAnsi="Aptos"/>
-        </w:rPr>
-        <w:t>turbulent subcloud thermal</w:t>
-      </w:r>
-      <w:r>
-        <w:rPr>
-          <w:rFonts w:ascii="Aptos" w:hAnsi="Aptos"/>
-        </w:rPr>
-        <w:t xml:space="preserve">s forming the lowest </w:t>
+        <w:t>. T</w:t>
+      </w:r>
+      <w:r>
+        <w:rPr>
+          <w:rFonts w:ascii="Aptos" w:hAnsi="Aptos"/>
+        </w:rPr>
+        <w:t xml:space="preserve">he moist updraft plumes of a mass flux model do not represent </w:t>
+      </w:r>
+      <w:r>
+        <w:rPr>
+          <w:rFonts w:ascii="Aptos" w:hAnsi="Aptos"/>
+        </w:rPr>
+        <w:t xml:space="preserve">the turbulent subcloud thermals forming the lowest </w:t>
       </w:r>
       <w:r>
         <w:rPr>
@@ -7748,7 +9200,7 @@
         <w:rPr>
           <w:rFonts w:ascii="Aptos" w:hAnsi="Aptos"/>
         </w:rPr>
-        <w:t>, near the LCL</w:t>
+        <w:t xml:space="preserve"> near the LCL</w:t>
       </w:r>
       <w:r>
         <w:rPr>
@@ -7760,25 +9212,13 @@
         <w:rPr>
           <w:rFonts w:ascii="Aptos" w:hAnsi="Aptos"/>
         </w:rPr>
-        <w:t xml:space="preserve"> The net cloud radiative effect depends on the</w:t>
-      </w:r>
-      <w:r>
-        <w:rPr>
-          <w:rFonts w:ascii="Aptos" w:hAnsi="Aptos"/>
-        </w:rPr>
-        <w:t xml:space="preserve"> change of albedo by both</w:t>
-      </w:r>
-      <w:r>
-        <w:rPr>
-          <w:rFonts w:ascii="Aptos" w:hAnsi="Aptos"/>
-        </w:rPr>
-        <w:t xml:space="preserve"> shallow cumulus </w:t>
-      </w:r>
-      <w:r>
-        <w:rPr>
-          <w:rFonts w:ascii="Aptos" w:hAnsi="Aptos"/>
-        </w:rPr>
-        <w:t>and</w:t>
+        <w:t xml:space="preserve"> We </w:t>
+      </w:r>
+      <w:r>
+        <w:rPr>
+          <w:rFonts w:ascii="Aptos" w:hAnsi="Aptos"/>
+        </w:rPr>
+        <w:t>simulate</w:t>
       </w:r>
       <w:r>
         <w:rPr>
@@ -7790,30 +9230,6 @@
         <w:rPr>
           <w:rFonts w:ascii="Aptos" w:hAnsi="Aptos"/>
         </w:rPr>
-        <w:t>s</w:t>
-      </w:r>
-      <w:r>
-        <w:rPr>
-          <w:rFonts w:ascii="Aptos" w:hAnsi="Aptos"/>
-        </w:rPr>
-        <w:t xml:space="preserve">. We </w:t>
-      </w:r>
-      <w:r>
-        <w:rPr>
-          <w:rFonts w:ascii="Aptos" w:hAnsi="Aptos"/>
-        </w:rPr>
-        <w:t>simulate</w:t>
-      </w:r>
-      <w:r>
-        <w:rPr>
-          <w:rFonts w:ascii="Aptos" w:hAnsi="Aptos"/>
-        </w:rPr>
-        <w:t xml:space="preserve"> LCL cloud</w:t>
-      </w:r>
-      <w:r>
-        <w:rPr>
-          <w:rFonts w:ascii="Aptos" w:hAnsi="Aptos"/>
-        </w:rPr>
         <w:t>s from the fraction of subcloud thermals exceeding saturation by modeling</w:t>
       </w:r>
       <w:r>
@@ -7821,6 +9237,12 @@
           <w:rFonts w:ascii="Aptos" w:hAnsi="Aptos"/>
         </w:rPr>
         <w:t xml:space="preserve"> subcloud relative humidity fluctuations produced and dissipated by turbulence (Methods: LCL clouds).</w:t>
+      </w:r>
+      <w:r>
+        <w:rPr>
+          <w:rFonts w:ascii="Aptos" w:hAnsi="Aptos"/>
+        </w:rPr>
+        <w:t xml:space="preserve"> </w:t>
       </w:r>
     </w:p>
     <w:p>
@@ -7834,13 +9256,38 @@
         <w:rPr>
           <w:rFonts w:ascii="Aptos" w:hAnsi="Aptos"/>
         </w:rPr>
-        <w:t>LCL cloud</w:t>
-      </w:r>
-      <w:r>
-        <w:rPr>
-          <w:rFonts w:ascii="Aptos" w:hAnsi="Aptos"/>
-        </w:rPr>
-        <w:t xml:space="preserve"> changes scale strongly</w:t>
+        <w:t>LCL clouds change up to ±8% K</w:t>
+      </w:r>
+      <w:r>
+        <w:rPr>
+          <w:rFonts w:ascii="Aptos" w:hAnsi="Aptos"/>
+          <w:vertAlign w:val="superscript"/>
+        </w:rPr>
+        <w:t>–1</w:t>
+      </w:r>
+      <w:r>
+        <w:rPr>
+          <w:rFonts w:ascii="Aptos" w:hAnsi="Aptos"/>
+        </w:rPr>
+        <w:t xml:space="preserve">. The cloud </w:t>
+      </w:r>
+      <w:r>
+        <w:rPr>
+          <w:rFonts w:ascii="Aptos" w:hAnsi="Aptos"/>
+        </w:rPr>
+        <w:t>change scale</w:t>
+      </w:r>
+      <w:r>
+        <w:rPr>
+          <w:rFonts w:ascii="Aptos" w:hAnsi="Aptos"/>
+        </w:rPr>
+        <w:t>s</w:t>
+      </w:r>
+      <w:r>
+        <w:rPr>
+          <w:rFonts w:ascii="Aptos" w:hAnsi="Aptos"/>
+        </w:rPr>
+        <w:t xml:space="preserve"> strongly</w:t>
       </w:r>
       <w:r>
         <w:rPr>
@@ -7861,6 +9308,13 @@
           <w:iCs/>
         </w:rPr>
         <w:t xml:space="preserve"> </w:t>
+      </w:r>
+      <w:r>
+        <w:rPr>
+          <w:rFonts w:ascii="Aptos" w:eastAsiaTheme="minorEastAsia" w:hAnsi="Aptos"/>
+          <w:iCs/>
+        </w:rPr>
+        <w:t xml:space="preserve">the parameter </w:t>
       </w:r>
       <m:oMath>
         <m:r>
@@ -7875,7 +9329,7 @@
           <w:rFonts w:ascii="Aptos" w:eastAsiaTheme="minorEastAsia" w:hAnsi="Aptos"/>
           <w:iCs/>
         </w:rPr>
-        <w:t xml:space="preserve"> </w:t>
+        <w:t xml:space="preserve"> that describes </w:t>
       </w:r>
       <w:r>
         <w:rPr>
@@ -7979,13 +9433,19 @@
         <w:rPr>
           <w:rFonts w:ascii="Aptos" w:hAnsi="Aptos"/>
         </w:rPr>
-        <w:t>The sign of the change of LCL clouds is uncertain</w:t>
-      </w:r>
-      <w:r>
-        <w:rPr>
-          <w:rFonts w:ascii="Aptos" w:hAnsi="Aptos"/>
-        </w:rPr>
-        <w:t>: clouds</w:t>
+        <w:t>The sign of the change is uncertain</w:t>
+      </w:r>
+      <w:r>
+        <w:rPr>
+          <w:rFonts w:ascii="Aptos" w:hAnsi="Aptos"/>
+        </w:rPr>
+        <w:t>: c</w:t>
+      </w:r>
+      <w:r>
+        <w:rPr>
+          <w:rFonts w:ascii="Aptos" w:hAnsi="Aptos"/>
+        </w:rPr>
+        <w:t>louds</w:t>
       </w:r>
       <w:r>
         <w:rPr>
@@ -7997,7 +9457,19 @@
         <w:rPr>
           <w:rFonts w:ascii="Aptos" w:hAnsi="Aptos"/>
         </w:rPr>
-        <w:t xml:space="preserve">decrease the cloud base RH is constant </w:t>
+        <w:t xml:space="preserve">decrease </w:t>
+      </w:r>
+      <w:r>
+        <w:rPr>
+          <w:rFonts w:ascii="Aptos" w:hAnsi="Aptos"/>
+        </w:rPr>
+        <w:t xml:space="preserve">when </w:t>
+      </w:r>
+      <w:r>
+        <w:rPr>
+          <w:rFonts w:ascii="Aptos" w:hAnsi="Aptos"/>
+        </w:rPr>
+        <w:t xml:space="preserve">the cloud base RH is constant </w:t>
       </w:r>
       <w:r>
         <w:rPr>
@@ -8035,7 +9507,6 @@
         <w:rPr>
           <w:rFonts w:ascii="Aptos" w:hAnsi="Aptos"/>
         </w:rPr>
-        <w:lastRenderedPageBreak/>
         <w:t xml:space="preserve">cloud base </w:t>
       </w:r>
       <w:r>
@@ -8080,7 +9551,22 @@
         <w:rPr>
           <w:rFonts w:ascii="Aptos" w:hAnsi="Aptos"/>
         </w:rPr>
-        <w:t xml:space="preserve">. Assuming 1/3 of </w:t>
+        <w:t xml:space="preserve">. </w:t>
+      </w:r>
+    </w:p>
+    <w:p>
+      <w:pPr>
+        <w:pStyle w:val="BodyText"/>
+        <w:rPr>
+          <w:rFonts w:ascii="Aptos" w:hAnsi="Aptos"/>
+        </w:rPr>
+      </w:pPr>
+      <w:r>
+        <w:rPr>
+          <w:rFonts w:ascii="Aptos" w:hAnsi="Aptos"/>
+        </w:rPr>
+        <w:lastRenderedPageBreak/>
+        <w:t xml:space="preserve">Assuming 1/3 of </w:t>
       </w:r>
       <w:r>
         <w:rPr>
@@ -8130,21 +9616,7 @@
         <w:rPr>
           <w:rFonts w:ascii="Aptos" w:hAnsi="Aptos"/>
         </w:rPr>
-        <w:t xml:space="preserve">to decrease with a range of –7.7 </w:t>
-      </w:r>
-      <w:proofErr w:type="gramStart"/>
-      <w:r>
-        <w:rPr>
-          <w:rFonts w:ascii="Aptos" w:hAnsi="Aptos"/>
-        </w:rPr>
-        <w:t>to  –</w:t>
-      </w:r>
-      <w:proofErr w:type="gramEnd"/>
-      <w:r>
-        <w:rPr>
-          <w:rFonts w:ascii="Aptos" w:hAnsi="Aptos"/>
-        </w:rPr>
-        <w:t>2.4 % K</w:t>
+        <w:t>to decrease with a range of –7.7 to –2.4 % K</w:t>
       </w:r>
       <w:r>
         <w:rPr>
@@ -8163,13 +9635,7 @@
         <w:rPr>
           <w:rFonts w:ascii="Aptos" w:hAnsi="Aptos"/>
         </w:rPr>
-        <w:t xml:space="preserve"> This corresponds to local low cloud shortwave dimming </w:t>
-      </w:r>
-      <w:r>
-        <w:rPr>
-          <w:rFonts w:ascii="Aptos" w:hAnsi="Aptos"/>
-        </w:rPr>
-        <w:t>of +0.5 to +1.6 W m</w:t>
+        <w:t xml:space="preserve"> This corresponds to local low cloud shortwave dimming of +0.5 to +1.6 W m</w:t>
       </w:r>
       <w:r>
         <w:rPr>
@@ -8182,26 +9648,71 @@
         <w:rPr>
           <w:rFonts w:ascii="Aptos" w:hAnsi="Aptos"/>
         </w:rPr>
-        <w:t xml:space="preserve"> and </w:t>
-      </w:r>
-      <w:r>
-        <w:rPr>
-          <w:rFonts w:ascii="Aptos" w:hAnsi="Aptos"/>
-        </w:rPr>
-        <w:t>total</w:t>
-      </w:r>
-      <w:r>
-        <w:rPr>
-          <w:rFonts w:ascii="Aptos" w:hAnsi="Aptos"/>
-        </w:rPr>
-        <w:t xml:space="preserve"> cloud radiative effect of +0.4 to +1.3 W m</w:t>
+        <w:t xml:space="preserve"> </w:t>
+      </w:r>
+      <w:r>
+        <w:rPr>
+          <w:rFonts w:ascii="Aptos" w:hAnsi="Aptos"/>
+        </w:rPr>
+        <w:t>K</w:t>
       </w:r>
       <w:r>
         <w:rPr>
           <w:rFonts w:ascii="Aptos" w:hAnsi="Aptos"/>
           <w:vertAlign w:val="superscript"/>
         </w:rPr>
+        <w:t>–1</w:t>
+      </w:r>
+      <w:r>
+        <w:rPr>
+          <w:rFonts w:ascii="Aptos" w:hAnsi="Aptos"/>
+        </w:rPr>
+        <w:t xml:space="preserve"> a</w:t>
+      </w:r>
+      <w:r>
+        <w:rPr>
+          <w:rFonts w:ascii="Aptos" w:hAnsi="Aptos"/>
+        </w:rPr>
+        <w:t xml:space="preserve">nd total cloud radiative </w:t>
+      </w:r>
+      <w:r>
+        <w:rPr>
+          <w:rFonts w:ascii="Aptos" w:hAnsi="Aptos"/>
+        </w:rPr>
+        <w:t>feedback</w:t>
+      </w:r>
+      <w:r>
+        <w:rPr>
+          <w:rFonts w:ascii="Aptos" w:hAnsi="Aptos"/>
+        </w:rPr>
+        <w:t xml:space="preserve"> of +0.4 to +1.3 W m</w:t>
+      </w:r>
+      <w:r>
+        <w:rPr>
+          <w:rFonts w:ascii="Aptos" w:hAnsi="Aptos"/>
+          <w:vertAlign w:val="superscript"/>
+        </w:rPr>
         <w:t>–2</w:t>
+      </w:r>
+      <w:r>
+        <w:rPr>
+          <w:rFonts w:ascii="Aptos" w:hAnsi="Aptos"/>
+          <w:vertAlign w:val="superscript"/>
+        </w:rPr>
+        <w:t xml:space="preserve"> </w:t>
+      </w:r>
+      <w:r>
+        <w:rPr>
+          <w:rFonts w:ascii="Aptos" w:hAnsi="Aptos"/>
+        </w:rPr>
+        <w:t>K</w:t>
+      </w:r>
+      <w:r>
+        <w:rPr>
+          <w:rFonts w:ascii="Aptos" w:hAnsi="Aptos"/>
+          <w:vertAlign w:val="superscript"/>
+        </w:rPr>
+        <w:t>–1</w:t>
       </w:r>
       <w:r>
         <w:rPr>
@@ -8276,7 +9787,13 @@
         <w:t>eddy moisture flux divergence in</w:t>
       </w:r>
       <w:r>
-        <w:t xml:space="preserve"> balance</w:t>
+        <w:t xml:space="preserve"> </w:t>
+      </w:r>
+      <w:r>
+        <w:t xml:space="preserve">hydrological </w:t>
+      </w:r>
+      <w:r>
+        <w:t>balance</w:t>
       </w:r>
       <w:r>
         <w:rPr>
@@ -8290,20 +9807,48 @@
           <w:rFonts w:eastAsiaTheme="minorEastAsia"/>
           <w:iCs/>
         </w:rPr>
-        <w:t xml:space="preserve"> the large-scale circulation drying and observed clouds. </w:t>
+        <w:t xml:space="preserve"> the large-scale circulation drying and observed cloud</w:t>
       </w:r>
       <w:r>
         <w:rPr>
           <w:rFonts w:eastAsiaTheme="minorEastAsia"/>
           <w:iCs/>
         </w:rPr>
-        <w:t>It independently produces</w:t>
+        <w:t xml:space="preserve"> top heights</w:t>
       </w:r>
       <w:r>
         <w:rPr>
           <w:rFonts w:eastAsiaTheme="minorEastAsia"/>
           <w:iCs/>
         </w:rPr>
+        <w:t xml:space="preserve">. </w:t>
+      </w:r>
+      <w:r>
+        <w:rPr>
+          <w:rFonts w:eastAsiaTheme="minorEastAsia"/>
+          <w:iCs/>
+        </w:rPr>
+        <w:t xml:space="preserve">It </w:t>
+      </w:r>
+      <w:r>
+        <w:rPr>
+          <w:rFonts w:eastAsiaTheme="minorEastAsia"/>
+          <w:iCs/>
+        </w:rPr>
+        <w:t>re</w:t>
+      </w:r>
+      <w:r>
+        <w:rPr>
+          <w:rFonts w:eastAsiaTheme="minorEastAsia"/>
+          <w:iCs/>
+        </w:rPr>
+        <w:t>produces</w:t>
+      </w:r>
+      <w:r>
+        <w:rPr>
+          <w:rFonts w:eastAsiaTheme="minorEastAsia"/>
+          <w:iCs/>
+        </w:rPr>
         <w:t xml:space="preserve"> the </w:t>
       </w:r>
       <w:r>
@@ -8346,29 +9891,34 @@
           <w:rFonts w:eastAsiaTheme="minorEastAsia"/>
           <w:iCs/>
         </w:rPr>
-        <w:t xml:space="preserve"> observed in </w:t>
-      </w:r>
-      <w:proofErr w:type="gramStart"/>
+        <w:t xml:space="preserve"> </w:t>
+      </w:r>
       <w:r>
         <w:rPr>
           <w:rFonts w:eastAsiaTheme="minorEastAsia"/>
           <w:iCs/>
         </w:rPr>
-        <w:t>EUREC4A</w:t>
+        <w:t xml:space="preserve">consistent with the proportionality </w:t>
       </w:r>
       <w:r>
         <w:rPr>
           <w:rFonts w:eastAsiaTheme="minorEastAsia"/>
           <w:iCs/>
         </w:rPr>
-        <w:t>, and</w:t>
-      </w:r>
-      <w:proofErr w:type="gramEnd"/>
+        <w:t>observed in EUREC4A</w:t>
+      </w:r>
       <w:r>
         <w:rPr>
           <w:rFonts w:eastAsiaTheme="minorEastAsia"/>
           <w:iCs/>
         </w:rPr>
+        <w:t xml:space="preserve"> and</w:t>
+      </w:r>
+      <w:r>
+        <w:rPr>
+          <w:rFonts w:eastAsiaTheme="minorEastAsia"/>
+          <w:iCs/>
+        </w:rPr>
         <w:t xml:space="preserve"> </w:t>
       </w:r>
       <w:r>
@@ -8390,13 +9940,27 @@
           <w:rFonts w:eastAsiaTheme="minorEastAsia"/>
           <w:iCs/>
         </w:rPr>
-        <w:t xml:space="preserve">the </w:t>
+        <w:t>th</w:t>
       </w:r>
       <w:r>
         <w:rPr>
           <w:rFonts w:eastAsiaTheme="minorEastAsia"/>
           <w:iCs/>
         </w:rPr>
+        <w:t>at</w:t>
+      </w:r>
+      <w:r>
+        <w:rPr>
+          <w:rFonts w:eastAsiaTheme="minorEastAsia"/>
+          <w:iCs/>
+        </w:rPr>
+        <w:t xml:space="preserve"> </w:t>
+      </w:r>
+      <w:r>
+        <w:rPr>
+          <w:rFonts w:eastAsiaTheme="minorEastAsia"/>
+          <w:iCs/>
+        </w:rPr>
         <w:t xml:space="preserve">proportionality </w:t>
       </w:r>
       <w:r>
@@ -8439,21 +10003,35 @@
           <w:rFonts w:eastAsiaTheme="minorEastAsia"/>
           <w:iCs/>
         </w:rPr>
-        <w:t xml:space="preserve">. </w:t>
+        <w:t>.</w:t>
       </w:r>
       <w:r>
         <w:rPr>
           <w:rFonts w:eastAsiaTheme="minorEastAsia"/>
           <w:iCs/>
         </w:rPr>
-        <w:t>Finally, the model</w:t>
+        <w:t xml:space="preserve"> M</w:t>
       </w:r>
       <w:r>
         <w:rPr>
           <w:rFonts w:eastAsiaTheme="minorEastAsia"/>
           <w:iCs/>
         </w:rPr>
-        <w:t xml:space="preserve"> shows the mean shallow cumulus mass flux and cloud fraction decrease in proportion to the reduction of the mean tropical circulation expected in a warmed climate (HS06).</w:t>
+        <w:t>odel</w:t>
+      </w:r>
+      <w:r>
+        <w:rPr>
+          <w:rFonts w:eastAsiaTheme="minorEastAsia"/>
+          <w:iCs/>
+        </w:rPr>
+        <w:t xml:space="preserve"> experiments</w:t>
+      </w:r>
+      <w:r>
+        <w:rPr>
+          <w:rFonts w:eastAsiaTheme="minorEastAsia"/>
+          <w:iCs/>
+        </w:rPr>
+        <w:t xml:space="preserve"> show the mean shallow cumulus mass flux and cloud fraction decrease in proportion to the reduction of the mean tropical circulation expected in a warmed climate (HS06).</w:t>
       </w:r>
     </w:p>
     <w:p>
@@ -8467,7 +10045,16 @@
         <w:t xml:space="preserve">The </w:t>
       </w:r>
       <w:r>
-        <w:t xml:space="preserve">DIM </w:t>
+        <w:t>decrease in mass flux (</w:t>
+      </w:r>
+      <w:r>
+        <w:t>DIM</w:t>
+      </w:r>
+      <w:r>
+        <w:t>)</w:t>
+      </w:r>
+      <w:r>
+        <w:t xml:space="preserve"> </w:t>
       </w:r>
       <w:r>
         <w:t>hypothes</w:t>
@@ -8501,72 +10088,8 @@
           <w:rPr>
             <w:rFonts w:ascii="Cambria Math" w:eastAsiaTheme="minorEastAsia" w:hAnsi="Cambria Math"/>
           </w:rPr>
-          <m:t>d</m:t>
+          <m:t>C∝M</m:t>
         </m:r>
-        <m:func>
-          <m:funcPr>
-            <m:ctrlPr>
-              <w:rPr>
-                <w:rFonts w:ascii="Cambria Math" w:eastAsiaTheme="minorEastAsia" w:hAnsi="Cambria Math"/>
-                <w:i/>
-              </w:rPr>
-            </m:ctrlPr>
-          </m:funcPr>
-          <m:fName>
-            <m:r>
-              <m:rPr>
-                <m:sty m:val="p"/>
-              </m:rPr>
-              <w:rPr>
-                <w:rFonts w:ascii="Cambria Math" w:eastAsiaTheme="minorEastAsia" w:hAnsi="Cambria Math"/>
-              </w:rPr>
-              <m:t>ln</m:t>
-            </m:r>
-          </m:fName>
-          <m:e>
-            <m:r>
-              <w:rPr>
-                <w:rFonts w:ascii="Cambria Math" w:eastAsiaTheme="minorEastAsia" w:hAnsi="Cambria Math"/>
-              </w:rPr>
-              <m:t>C</m:t>
-            </m:r>
-          </m:e>
-        </m:func>
-        <m:r>
-          <w:rPr>
-            <w:rFonts w:ascii="Cambria Math" w:eastAsiaTheme="minorEastAsia" w:hAnsi="Cambria Math"/>
-          </w:rPr>
-          <m:t>=d</m:t>
-        </m:r>
-        <m:func>
-          <m:funcPr>
-            <m:ctrlPr>
-              <w:rPr>
-                <w:rFonts w:ascii="Cambria Math" w:eastAsiaTheme="minorEastAsia" w:hAnsi="Cambria Math"/>
-                <w:i/>
-              </w:rPr>
-            </m:ctrlPr>
-          </m:funcPr>
-          <m:fName>
-            <m:r>
-              <m:rPr>
-                <m:sty m:val="p"/>
-              </m:rPr>
-              <w:rPr>
-                <w:rFonts w:ascii="Cambria Math" w:eastAsiaTheme="minorEastAsia" w:hAnsi="Cambria Math"/>
-              </w:rPr>
-              <m:t>ln</m:t>
-            </m:r>
-          </m:fName>
-          <m:e>
-            <m:r>
-              <w:rPr>
-                <w:rFonts w:ascii="Cambria Math" w:eastAsiaTheme="minorEastAsia" w:hAnsi="Cambria Math"/>
-              </w:rPr>
-              <m:t>M</m:t>
-            </m:r>
-          </m:e>
-        </m:func>
       </m:oMath>
       <w:r>
         <w:rPr>
@@ -8590,21 +10113,19 @@
         <w:rPr>
           <w:rFonts w:eastAsiaTheme="minorEastAsia"/>
         </w:rPr>
-        <w:t xml:space="preserve"> models must satisfy many global </w:t>
-      </w:r>
-      <w:proofErr w:type="gramStart"/>
-      <w:r>
-        <w:rPr>
-          <w:rFonts w:eastAsiaTheme="minorEastAsia"/>
-        </w:rPr>
-        <w:t>constraints, but</w:t>
-      </w:r>
-      <w:proofErr w:type="gramEnd"/>
-      <w:r>
-        <w:rPr>
-          <w:rFonts w:eastAsiaTheme="minorEastAsia"/>
-        </w:rPr>
-        <w:t xml:space="preserve"> might not be suited to faithfully simulate the moisture flux and cloud fraction of shallow cumulus clouds</w:t>
+        <w:t xml:space="preserve"> models must satisfy many global constraints, </w:t>
+      </w:r>
+      <w:r>
+        <w:rPr>
+          <w:rFonts w:eastAsiaTheme="minorEastAsia"/>
+        </w:rPr>
+        <w:t>few of which make them</w:t>
+      </w:r>
+      <w:r>
+        <w:rPr>
+          <w:rFonts w:eastAsiaTheme="minorEastAsia"/>
+        </w:rPr>
+        <w:t xml:space="preserve"> suited to faithfully simulate the moisture flux and cloud fraction of shallow cumulus clouds</w:t>
       </w:r>
       <w:r>
         <w:rPr>
@@ -8845,35 +10366,28 @@
           <w:rFonts w:eastAsiaTheme="minorEastAsia"/>
           <w:iCs/>
         </w:rPr>
-        <w:t>A distribution</w:t>
+        <w:t xml:space="preserve">Our model closure is to distribute the frequency of cloud </w:t>
       </w:r>
       <w:r>
         <w:rPr>
           <w:rFonts w:eastAsiaTheme="minorEastAsia"/>
           <w:iCs/>
         </w:rPr>
-        <w:t xml:space="preserve"> of </w:t>
+        <w:t>moisture sink</w:t>
       </w:r>
       <w:r>
         <w:rPr>
           <w:rFonts w:eastAsiaTheme="minorEastAsia"/>
           <w:iCs/>
         </w:rPr>
-        <w:t>moisture sink</w:t>
+        <w:t xml:space="preserve"> rates </w:t>
       </w:r>
       <w:r>
         <w:rPr>
           <w:rFonts w:eastAsiaTheme="minorEastAsia"/>
           <w:iCs/>
         </w:rPr>
-        <w:t xml:space="preserve"> rates </w:t>
-      </w:r>
-      <w:r>
-        <w:rPr>
-          <w:rFonts w:eastAsiaTheme="minorEastAsia"/>
-          <w:iCs/>
-        </w:rPr>
-        <w:t>is solved to yield</w:t>
+        <w:t>to yield</w:t>
       </w:r>
       <w:r>
         <w:rPr>
@@ -8957,20 +10471,38 @@
           <w:rPr>
             <w:rFonts w:ascii="Cambria Math" w:eastAsiaTheme="minorEastAsia" w:hAnsi="Cambria Math"/>
           </w:rPr>
-          <m:t>C/M</m:t>
-        </m:r>
-        <m:r>
-          <w:rPr>
-            <w:rFonts w:ascii="Cambria Math" w:eastAsiaTheme="minorEastAsia" w:hAnsi="Cambria Math"/>
-          </w:rPr>
-          <m:t>=</m:t>
+          <m:t>C/M=</m:t>
         </m:r>
       </m:oMath>
       <w:r>
         <w:rPr>
           <w:rFonts w:eastAsiaTheme="minorEastAsia"/>
         </w:rPr>
-        <w:t xml:space="preserve"> 2.4 % (cm s</w:t>
+        <w:t xml:space="preserve"> </w:t>
+      </w:r>
+      <w:r>
+        <w:rPr>
+          <w:rFonts w:eastAsiaTheme="minorEastAsia"/>
+        </w:rPr>
+        <w:t>1</w:t>
+      </w:r>
+      <w:r>
+        <w:rPr>
+          <w:rFonts w:eastAsiaTheme="minorEastAsia"/>
+        </w:rPr>
+        <w:t>.</w:t>
+      </w:r>
+      <w:r>
+        <w:rPr>
+          <w:rFonts w:eastAsiaTheme="minorEastAsia"/>
+        </w:rPr>
+        <w:t>5</w:t>
+      </w:r>
+      <w:r>
+        <w:rPr>
+          <w:rFonts w:eastAsiaTheme="minorEastAsia"/>
+        </w:rPr>
+        <w:t xml:space="preserve"> % (cm s</w:t>
       </w:r>
       <w:r>
         <w:rPr>
@@ -9485,19 +11017,7 @@
         <w:rPr>
           <w:rFonts w:eastAsiaTheme="minorEastAsia"/>
         </w:rPr>
-        <w:t xml:space="preserve">, which </w:t>
-      </w:r>
-      <w:r>
-        <w:rPr>
-          <w:rFonts w:eastAsiaTheme="minorEastAsia"/>
-        </w:rPr>
-        <w:t>depends on cloud-scale processes</w:t>
-      </w:r>
-      <w:r>
-        <w:rPr>
-          <w:rFonts w:eastAsiaTheme="minorEastAsia"/>
-        </w:rPr>
-        <w:t>,</w:t>
+        <w:t>, which depends on cloud-scale processes,</w:t>
       </w:r>
       <w:r>
         <w:rPr>
@@ -9598,13 +11118,8 @@
       <w:r>
         <w:t xml:space="preserve">radiative </w:t>
       </w:r>
-      <w:proofErr w:type="gramStart"/>
-      <w:r>
-        <w:t>feedbacks</w:t>
-      </w:r>
-      <w:proofErr w:type="gramEnd"/>
-      <w:r>
-        <w:t xml:space="preserve"> are similar </w:t>
+      <w:r>
+        <w:t xml:space="preserve">feedbacks are similar </w:t>
       </w:r>
       <w:r>
         <w:t xml:space="preserve">for low clouds </w:t>
@@ -9657,10 +11172,7 @@
         <w:t>, whereby mixing by precipitating convection dries lower levels and evaporates extensive and optically thick stratocumulus clouds</w:t>
       </w:r>
       <w:r>
-        <w:t xml:space="preserve">, </w:t>
-      </w:r>
-      <w:r>
-        <w:t>in the global average</w:t>
+        <w:t>, in the global average</w:t>
       </w:r>
       <w:r>
         <w:t xml:space="preserve">. All else equal, subsidence </w:t>
@@ -9728,13 +11240,7 @@
         <w:t>model</w:t>
       </w:r>
       <w:r>
-        <w:t xml:space="preserve"> for </w:t>
-      </w:r>
-      <w:r>
-        <w:t xml:space="preserve">turbulent </w:t>
-      </w:r>
-      <w:r>
-        <w:t>humidity fluctuations</w:t>
+        <w:t xml:space="preserve"> for turbulent humidity fluctuations</w:t>
       </w:r>
       <w:r>
         <w:t xml:space="preserve"> </w:t>
@@ -9746,10 +11252,7 @@
         <w:t xml:space="preserve"> </w:t>
       </w:r>
       <w:r>
-        <w:t xml:space="preserve">LCL clouds may increase or decrease, depending subtle changes in </w:t>
-      </w:r>
-      <w:r>
-        <w:t>subcloud moisture flux and cloud base relative humidity.</w:t>
+        <w:t>LCL clouds may increase or decrease, depending subtle changes in subcloud moisture flux and cloud base relative humidity.</w:t>
       </w:r>
     </w:p>
     <w:p>
@@ -9878,13 +11381,7 @@
         <w:rPr>
           <w:rFonts w:ascii="Aptos" w:hAnsi="Aptos"/>
         </w:rPr>
-        <w:t xml:space="preserve"> and the CERES </w:t>
-      </w:r>
-      <w:r>
-        <w:rPr>
-          <w:rFonts w:ascii="Aptos" w:hAnsi="Aptos"/>
-        </w:rPr>
-        <w:t xml:space="preserve">Flux </w:t>
+        <w:t xml:space="preserve"> and the CERES Flux </w:t>
       </w:r>
       <w:proofErr w:type="gramStart"/>
       <w:r>
@@ -9898,13 +11395,7 @@
         <w:rPr>
           <w:rFonts w:ascii="Aptos" w:hAnsi="Aptos"/>
         </w:rPr>
-        <w:t xml:space="preserve"> Cloud Type (FBCT</w:t>
-      </w:r>
-      <w:r>
-        <w:rPr>
-          <w:rFonts w:ascii="Aptos" w:hAnsi="Aptos"/>
-        </w:rPr>
-        <w:t xml:space="preserve">; Sun et al., 2022). </w:t>
+        <w:t xml:space="preserve"> Cloud Type (FBCT; Sun et al., 2022). </w:t>
       </w:r>
       <w:r>
         <w:rPr>
@@ -10075,28 +11566,20 @@
         <w:rPr>
           <w:rFonts w:ascii="Aptos" w:hAnsi="Aptos"/>
         </w:rPr>
-        <w:t xml:space="preserve">; </w:t>
-      </w:r>
-      <w:r>
-        <w:rPr>
-          <w:rFonts w:ascii="Aptos" w:hAnsi="Aptos"/>
-        </w:rPr>
-        <w:t>Fig. GOESISCCP b</w:t>
-      </w:r>
-      <w:proofErr w:type="gramStart"/>
-      <w:r>
-        <w:rPr>
-          <w:rFonts w:ascii="Aptos" w:hAnsi="Aptos"/>
-        </w:rPr>
-        <w:t>)</w:t>
-      </w:r>
-      <w:r>
-        <w:rPr>
-          <w:rFonts w:ascii="Aptos" w:hAnsi="Aptos"/>
-        </w:rPr>
-        <w:t>, but</w:t>
-      </w:r>
-      <w:proofErr w:type="gramEnd"/>
+        <w:t>; Fig. GOESISCCP b)</w:t>
+      </w:r>
+      <w:r>
+        <w:rPr>
+          <w:rFonts w:ascii="Aptos" w:hAnsi="Aptos"/>
+        </w:rPr>
+        <w:t xml:space="preserve"> but </w:t>
+      </w:r>
+      <w:r>
+        <w:rPr>
+          <w:rFonts w:ascii="Aptos" w:hAnsi="Aptos"/>
+        </w:rPr>
+        <w:t>has</w:t>
+      </w:r>
       <w:r>
         <w:rPr>
           <w:rFonts w:ascii="Aptos" w:hAnsi="Aptos"/>
@@ -10107,7 +11590,7 @@
         <w:rPr>
           <w:rFonts w:ascii="Aptos" w:hAnsi="Aptos"/>
         </w:rPr>
-        <w:t>has</w:t>
+        <w:t>(2-3x)</w:t>
       </w:r>
       <w:r>
         <w:rPr>
@@ -10119,18 +11602,6 @@
         <w:rPr>
           <w:rFonts w:ascii="Aptos" w:hAnsi="Aptos"/>
         </w:rPr>
-        <w:t>(2-3x)</w:t>
-      </w:r>
-      <w:r>
-        <w:rPr>
-          <w:rFonts w:ascii="Aptos" w:hAnsi="Aptos"/>
-        </w:rPr>
-        <w:t xml:space="preserve"> </w:t>
-      </w:r>
-      <w:r>
-        <w:rPr>
-          <w:rFonts w:ascii="Aptos" w:hAnsi="Aptos"/>
-        </w:rPr>
         <w:t xml:space="preserve">greater </w:t>
       </w:r>
       <w:r>
@@ -10155,21 +11626,7 @@
         <w:rPr>
           <w:rFonts w:ascii="Aptos" w:hAnsi="Aptos"/>
         </w:rPr>
-        <w:t>of the greater independence of cloud fraction and optical thickness for the 1-</w:t>
-      </w:r>
-      <w:proofErr w:type="gramStart"/>
-      <w:r>
-        <w:rPr>
-          <w:rFonts w:ascii="Aptos" w:hAnsi="Aptos"/>
-        </w:rPr>
-        <w:t>km  MODIS</w:t>
-      </w:r>
-      <w:proofErr w:type="gramEnd"/>
-      <w:r>
-        <w:rPr>
-          <w:rFonts w:ascii="Aptos" w:hAnsi="Aptos"/>
-        </w:rPr>
-        <w:t xml:space="preserve"> pixels</w:t>
+        <w:t>of the greater independence of cloud fraction and optical thickness for the 1-km MODIS pixels</w:t>
       </w:r>
       <w:r>
         <w:rPr>
@@ -10227,28 +11684,7 @@
         <w:pStyle w:val="FirstParagraph"/>
       </w:pPr>
       <w:r>
-        <w:t xml:space="preserve">Low clouds in five CMIP6 </w:t>
-      </w:r>
-      <w:r>
-        <w:t>preindustrial control simulations</w:t>
-      </w:r>
-      <w:r>
-        <w:t xml:space="preserve"> in the Cloud Feedback Model Intercomparison Project (CFMIP) </w:t>
-      </w:r>
-      <w:r>
-        <w:t xml:space="preserve">have greater optical thicknesses than observed </w:t>
-      </w:r>
-      <w:r>
-        <w:t>over the northern tropical Atlantic in January-February</w:t>
-      </w:r>
-      <w:r>
-        <w:t>. Model-mean cloud</w:t>
-      </w:r>
-      <w:r>
-        <w:t xml:space="preserve"> optical thickness </w:t>
-      </w:r>
-      <w:r>
-        <w:t xml:space="preserve">is mainly </w:t>
+        <w:t xml:space="preserve">Low clouds in five CMIP6 preindustrial control simulations in the Cloud Feedback Model Intercomparison Project (CFMIP) have greater optical thicknesses than observed over the northern tropical Atlantic in January-February. Model-mean cloud optical thickness is mainly </w:t>
       </w:r>
       <m:oMath>
         <m:r>
@@ -10272,28 +11708,7 @@
           <w:rFonts w:ascii="Aptos" w:hAnsi="Aptos"/>
           <w:color w:val="000000"/>
         </w:rPr>
-        <w:t xml:space="preserve">with </w:t>
-      </w:r>
-      <w:r>
-        <w:rPr>
-          <w:rFonts w:ascii="Aptos" w:hAnsi="Aptos"/>
-          <w:color w:val="000000"/>
-        </w:rPr>
-        <w:t xml:space="preserve">few clouds </w:t>
-      </w:r>
-      <w:r>
-        <w:rPr>
-          <w:rFonts w:ascii="Aptos" w:hAnsi="Aptos"/>
-          <w:color w:val="000000"/>
-        </w:rPr>
-        <w:t>thinner than</w:t>
-      </w:r>
-      <w:r>
-        <w:rPr>
-          <w:rFonts w:ascii="Aptos" w:hAnsi="Aptos"/>
-          <w:color w:val="000000"/>
-        </w:rPr>
-        <w:t xml:space="preserve"> </w:t>
+        <w:t xml:space="preserve">with few clouds thinner than </w:t>
       </w:r>
       <m:oMath>
         <m:r>
@@ -10316,14 +11731,7 @@
           <w:rFonts w:ascii="Aptos" w:hAnsi="Aptos"/>
           <w:color w:val="000000"/>
         </w:rPr>
-        <w:t>=</w:t>
-      </w:r>
-      <w:r>
-        <w:rPr>
-          <w:rFonts w:ascii="Aptos" w:hAnsi="Aptos"/>
-          <w:color w:val="000000"/>
-        </w:rPr>
-        <w:t xml:space="preserve"> 3.6, </w:t>
+        <w:t xml:space="preserve">= 3.6, </w:t>
       </w:r>
       <w:r>
         <w:t>(Fig. ALLCOSP)</w:t>
@@ -10443,14 +11851,7 @@
         <w:rPr>
           <w:rFonts w:ascii="Aptos" w:hAnsi="Aptos"/>
         </w:rPr>
-        <w:t>. The second vertical mode is observed below the trade inversion at 1.5-</w:t>
-      </w:r>
-      <w:r>
-        <w:rPr>
-          <w:rFonts w:ascii="Aptos" w:hAnsi="Aptos"/>
-        </w:rPr>
-        <w:lastRenderedPageBreak/>
-        <w:t xml:space="preserve">2.5 km. It has </w:t>
+        <w:t xml:space="preserve">. The second vertical mode is observed below the trade inversion at 1.5-2.5 km. It has </w:t>
       </w:r>
       <w:r>
         <w:rPr>
@@ -10550,19 +11951,14 @@
         <w:rPr>
           <w:rFonts w:ascii="Aptos" w:hAnsi="Aptos"/>
         </w:rPr>
+        <w:lastRenderedPageBreak/>
         <w:t>Top-of-atmosphere c</w:t>
       </w:r>
       <w:r>
         <w:rPr>
           <w:rFonts w:ascii="Aptos" w:hAnsi="Aptos"/>
         </w:rPr>
-        <w:t xml:space="preserve">loud radiative effect </w:t>
-      </w:r>
-      <w:r>
-        <w:rPr>
-          <w:rFonts w:ascii="Aptos" w:hAnsi="Aptos"/>
-        </w:rPr>
-        <w:t xml:space="preserve">(CRE) </w:t>
+        <w:t xml:space="preserve">loud radiative effect (CRE) </w:t>
       </w:r>
       <w:r>
         <w:rPr>
@@ -10594,115 +11990,55 @@
         <w:rPr>
           <w:rFonts w:ascii="Aptos" w:hAnsi="Aptos"/>
         </w:rPr>
+        <w:t xml:space="preserve"> is computed from </w:t>
+      </w:r>
+      <w:r>
+        <w:rPr>
+          <w:rFonts w:ascii="Aptos" w:hAnsi="Aptos"/>
+        </w:rPr>
+        <w:t xml:space="preserve">the Zelinka et al. (2012) </w:t>
+      </w:r>
+      <w:r>
+        <w:rPr>
+          <w:rFonts w:ascii="Aptos" w:hAnsi="Aptos"/>
+        </w:rPr>
+        <w:t xml:space="preserve">cloud radiative kernel using the </w:t>
+      </w:r>
+      <w:r>
+        <w:rPr>
+          <w:rFonts w:ascii="Aptos" w:hAnsi="Aptos"/>
+        </w:rPr>
+        <w:t xml:space="preserve">cloud top pressure and </w:t>
+      </w:r>
+      <w:r>
+        <w:rPr>
+          <w:rFonts w:ascii="Aptos" w:hAnsi="Aptos"/>
+        </w:rPr>
+        <w:t xml:space="preserve">optical </w:t>
+      </w:r>
+      <w:r>
+        <w:rPr>
+          <w:rFonts w:ascii="Aptos" w:hAnsi="Aptos"/>
+        </w:rPr>
+        <w:t>thickness</w:t>
+      </w:r>
+      <w:r>
+        <w:rPr>
+          <w:rFonts w:ascii="Aptos" w:eastAsiaTheme="minorEastAsia" w:hAnsi="Aptos"/>
+        </w:rPr>
         <w:t xml:space="preserve"> </w:t>
       </w:r>
       <w:r>
         <w:rPr>
           <w:rFonts w:ascii="Aptos" w:hAnsi="Aptos"/>
         </w:rPr>
-        <w:t xml:space="preserve">is computed from </w:t>
-      </w:r>
-      <w:r>
-        <w:rPr>
-          <w:rFonts w:ascii="Aptos" w:hAnsi="Aptos"/>
-        </w:rPr>
-        <w:t xml:space="preserve">the </w:t>
-      </w:r>
-      <w:r>
-        <w:rPr>
-          <w:rFonts w:ascii="Aptos" w:hAnsi="Aptos"/>
-        </w:rPr>
-        <w:t>Zelinka et al</w:t>
-      </w:r>
-      <w:r>
-        <w:rPr>
-          <w:rFonts w:ascii="Aptos" w:hAnsi="Aptos"/>
-        </w:rPr>
-        <w:t>.</w:t>
-      </w:r>
-      <w:r>
-        <w:rPr>
-          <w:rFonts w:ascii="Aptos" w:hAnsi="Aptos"/>
-        </w:rPr>
-        <w:t xml:space="preserve"> </w:t>
-      </w:r>
-      <w:r>
-        <w:rPr>
-          <w:rFonts w:ascii="Aptos" w:hAnsi="Aptos"/>
-        </w:rPr>
-        <w:t>(</w:t>
-      </w:r>
-      <w:r>
-        <w:rPr>
-          <w:rFonts w:ascii="Aptos" w:hAnsi="Aptos"/>
-        </w:rPr>
-        <w:t>2012</w:t>
-      </w:r>
-      <w:r>
-        <w:rPr>
-          <w:rFonts w:ascii="Aptos" w:hAnsi="Aptos"/>
-        </w:rPr>
-        <w:t xml:space="preserve">) </w:t>
-      </w:r>
-      <w:r>
-        <w:rPr>
-          <w:rFonts w:ascii="Aptos" w:hAnsi="Aptos"/>
-        </w:rPr>
-        <w:t xml:space="preserve">cloud </w:t>
-      </w:r>
-      <w:r>
-        <w:rPr>
-          <w:rFonts w:ascii="Aptos" w:hAnsi="Aptos"/>
-        </w:rPr>
-        <w:t xml:space="preserve">radiative kernel using the </w:t>
-      </w:r>
-      <w:r>
-        <w:rPr>
-          <w:rFonts w:ascii="Aptos" w:hAnsi="Aptos"/>
-        </w:rPr>
-        <w:t xml:space="preserve">cloud top pressure and </w:t>
-      </w:r>
-      <w:r>
-        <w:rPr>
-          <w:rFonts w:ascii="Aptos" w:hAnsi="Aptos"/>
-        </w:rPr>
-        <w:t xml:space="preserve">optical </w:t>
-      </w:r>
-      <w:r>
-        <w:rPr>
-          <w:rFonts w:ascii="Aptos" w:hAnsi="Aptos"/>
-        </w:rPr>
-        <w:t>thickness</w:t>
-      </w:r>
-      <w:r>
-        <w:rPr>
-          <w:rFonts w:ascii="Aptos" w:eastAsiaTheme="minorEastAsia" w:hAnsi="Aptos"/>
-        </w:rPr>
-        <w:t xml:space="preserve"> </w:t>
-      </w:r>
-      <w:r>
-        <w:rPr>
-          <w:rFonts w:ascii="Aptos" w:hAnsi="Aptos"/>
-        </w:rPr>
         <w:t xml:space="preserve">from GOES </w:t>
       </w:r>
       <w:r>
         <w:rPr>
           <w:rFonts w:ascii="Aptos" w:hAnsi="Aptos"/>
         </w:rPr>
-        <w:t xml:space="preserve">(Fig. GOESISCCP </w:t>
-      </w:r>
-      <w:r>
-        <w:rPr>
-          <w:rFonts w:ascii="Aptos" w:hAnsi="Aptos"/>
-        </w:rPr>
-        <w:t>c</w:t>
-      </w:r>
-      <w:r>
-        <w:rPr>
-          <w:rFonts w:ascii="Aptos" w:hAnsi="Aptos"/>
-        </w:rPr>
-        <w:t>)</w:t>
+        <w:t>(Fig. GOESISCCP c)</w:t>
       </w:r>
       <w:r>
         <w:rPr>
@@ -11124,14 +12460,14 @@
         <w:rPr>
           <w:rFonts w:eastAsiaTheme="minorEastAsia"/>
         </w:rPr>
-        <w:t xml:space="preserve">Jan 15-Feb 12, </w:t>
+        <w:t>Jan 15-Feb 12</w:t>
       </w:r>
       <w:proofErr w:type="gramStart"/>
       <w:r>
         <w:rPr>
           <w:rFonts w:eastAsiaTheme="minorEastAsia"/>
         </w:rPr>
-        <w:t>2020</w:t>
+        <w:t xml:space="preserve"> 2020</w:t>
       </w:r>
       <w:proofErr w:type="gramEnd"/>
       <w:r>
@@ -11244,7 +12580,7 @@
                     <pic:cNvPicPr/>
                   </pic:nvPicPr>
                   <pic:blipFill>
-                    <a:blip r:embed="rId9"/>
+                    <a:blip r:embed="rId12"/>
                     <a:stretch>
                       <a:fillRect/>
                     </a:stretch>
@@ -11305,7 +12641,6 @@
           <w:kern w:val="0"/>
           <w14:ligatures w14:val="none"/>
         </w:rPr>
-        <w:lastRenderedPageBreak/>
         <w:t xml:space="preserve">within </w:t>
       </w:r>
       <w:r>
@@ -11420,7 +12755,16 @@
           <w:kern w:val="0"/>
           <w14:ligatures w14:val="none"/>
         </w:rPr>
-        <w:t>(c) GOES and (d) FBCT s</w:t>
+        <w:t xml:space="preserve">(c) GOES and (d) </w:t>
+      </w:r>
+      <w:r>
+        <w:rPr>
+          <w:rFonts w:ascii="Aptos Narrow" w:eastAsiaTheme="minorEastAsia" w:hAnsi="Aptos Narrow" w:cs="Times New Roman"/>
+          <w:kern w:val="0"/>
+          <w14:ligatures w14:val="none"/>
+        </w:rPr>
+        <w:lastRenderedPageBreak/>
+        <w:t>FBCT s</w:t>
       </w:r>
       <w:r>
         <w:rPr>
@@ -11551,12 +12895,10 @@
       <w:pPr>
         <w:pStyle w:val="BodyText"/>
       </w:pPr>
-    </w:p>
-    <w:p>
-      <w:pPr>
-        <w:pStyle w:val="BodyText"/>
-      </w:pPr>
-      <w:r>
+      <w:r>
+        <w:rPr>
+          <w:noProof/>
+        </w:rPr>
         <w:drawing>
           <wp:inline distT="0" distB="0" distL="0" distR="0" wp14:anchorId="7951895A" wp14:editId="480F3097">
             <wp:extent cx="2527733" cy="1470853"/>
@@ -11573,7 +12915,7 @@
                     <pic:cNvPicPr/>
                   </pic:nvPicPr>
                   <pic:blipFill rotWithShape="1">
-                    <a:blip r:embed="rId10"/>
+                    <a:blip r:embed="rId13"/>
                     <a:srcRect t="4949" r="21898" b="66436"/>
                     <a:stretch>
                       <a:fillRect/>
@@ -11603,6 +12945,9 @@
         </w:drawing>
       </w:r>
       <w:r>
+        <w:rPr>
+          <w:noProof/>
+        </w:rPr>
         <w:drawing>
           <wp:inline distT="0" distB="0" distL="0" distR="0" wp14:anchorId="09C7E41B" wp14:editId="54868BB7">
             <wp:extent cx="715645" cy="1470991"/>
@@ -11619,7 +12964,7 @@
                     <pic:cNvPicPr/>
                   </pic:nvPicPr>
                   <pic:blipFill rotWithShape="1">
-                    <a:blip r:embed="rId10"/>
+                    <a:blip r:embed="rId13"/>
                     <a:srcRect l="77856" t="21650" b="49693"/>
                     <a:stretch>
                       <a:fillRect/>
@@ -11649,6 +12994,9 @@
         </w:drawing>
       </w:r>
       <w:r>
+        <w:rPr>
+          <w:noProof/>
+        </w:rPr>
         <w:drawing>
           <wp:inline distT="0" distB="0" distL="0" distR="0" wp14:anchorId="48AAD641" wp14:editId="5CEA4F3B">
             <wp:extent cx="3234055" cy="340347"/>
@@ -11665,7 +13013,7 @@
                     <pic:cNvPicPr/>
                   </pic:nvPicPr>
                   <pic:blipFill rotWithShape="1">
-                    <a:blip r:embed="rId10"/>
+                    <a:blip r:embed="rId13"/>
                     <a:srcRect t="93001" b="373"/>
                     <a:stretch>
                       <a:fillRect/>
@@ -11736,18 +13084,16 @@
         <w:pStyle w:val="Heading2"/>
       </w:pPr>
       <w:r>
-        <w:t xml:space="preserve">The </w:t>
-      </w:r>
-      <w:proofErr w:type="gramStart"/>
-      <w:r>
-        <w:t>l</w:t>
-      </w:r>
-      <w:r>
-        <w:t>arge scale</w:t>
-      </w:r>
-      <w:proofErr w:type="gramEnd"/>
-      <w:r>
-        <w:t xml:space="preserve"> moisture budget</w:t>
+        <w:t>The l</w:t>
+      </w:r>
+      <w:r>
+        <w:t>arge</w:t>
+      </w:r>
+      <w:r>
+        <w:t>-</w:t>
+      </w:r>
+      <w:r>
+        <w:t>scale moisture budget</w:t>
       </w:r>
     </w:p>
     <w:p>
@@ -12007,25 +13353,7 @@
           <w:sz w:val="24"/>
           <w:szCs w:val="24"/>
         </w:rPr>
-        <w:t xml:space="preserve"> </w:t>
-      </w:r>
-      <w:r>
-        <w:rPr>
-          <w:rFonts w:asciiTheme="minorHAnsi" w:eastAsiaTheme="minorHAnsi" w:hAnsiTheme="minorHAnsi" w:cstheme="minorBidi"/>
-          <w:color w:val="auto"/>
-          <w:sz w:val="24"/>
-          <w:szCs w:val="24"/>
-        </w:rPr>
-        <w:t xml:space="preserve">that reach </w:t>
-      </w:r>
-      <w:r>
-        <w:rPr>
-          <w:rFonts w:asciiTheme="minorHAnsi" w:eastAsiaTheme="minorHAnsi" w:hAnsiTheme="minorHAnsi" w:cstheme="minorBidi"/>
-          <w:color w:val="auto"/>
-          <w:sz w:val="24"/>
-          <w:szCs w:val="24"/>
-        </w:rPr>
-        <w:t>these heights</w:t>
+        <w:t xml:space="preserve"> that reach these heights</w:t>
       </w:r>
       <w:r>
         <w:rPr>
@@ -12388,6 +13716,9 @@
             <m:t>,</m:t>
           </m:r>
           <m:r>
+            <m:rPr>
+              <m:sty m:val="p"/>
+            </m:rPr>
             <w:rPr>
               <w:rFonts w:eastAsiaTheme="minorEastAsia"/>
             </w:rPr>
@@ -12433,10 +13764,7 @@
         <w:t xml:space="preserve"> </w:t>
       </w:r>
       <w:r>
-        <w:t>as the boundary condition</w:t>
-      </w:r>
-      <w:r>
-        <w:t>.</w:t>
+        <w:t>as the boundary condition.</w:t>
       </w:r>
       <w:r>
         <w:rPr>
@@ -12964,7 +14292,6 @@
           <w:kern w:val="2"/>
           <w14:ligatures w14:val="standardContextual"/>
         </w:rPr>
-        <w:lastRenderedPageBreak/>
         <w:t>T</w:t>
       </w:r>
       <w:r>
@@ -14447,7 +15774,7 @@
                     <pic:cNvPicPr/>
                   </pic:nvPicPr>
                   <pic:blipFill>
-                    <a:blip r:embed="rId11"/>
+                    <a:blip r:embed="rId14"/>
                     <a:stretch>
                       <a:fillRect/>
                     </a:stretch>
@@ -14755,14 +16082,7 @@
         <w:rPr>
           <w:rFonts w:ascii="Aptos" w:eastAsiaTheme="minorEastAsia" w:hAnsi="Aptos" w:cs="Times New Roman"/>
         </w:rPr>
-        <w:t xml:space="preserve"> </w:t>
-      </w:r>
-      <w:r>
-        <w:rPr>
-          <w:rFonts w:ascii="Aptos" w:eastAsiaTheme="minorEastAsia" w:hAnsi="Aptos" w:cs="Times New Roman"/>
-        </w:rPr>
-        <w:lastRenderedPageBreak/>
-        <w:t xml:space="preserve">specific humidity </w:t>
+        <w:t xml:space="preserve"> specific humidity </w:t>
       </w:r>
       <w:r>
         <w:rPr>
@@ -15484,7 +16804,14 @@
         <w:rPr>
           <w:rFonts w:ascii="Aptos" w:eastAsiaTheme="minorEastAsia" w:hAnsi="Aptos" w:cs="Times New Roman"/>
         </w:rPr>
-        <w:t xml:space="preserve"> is the moist adiabatic condensation rate of</w:t>
+        <w:t xml:space="preserve"> is the moist adiabatic </w:t>
+      </w:r>
+      <w:r>
+        <w:rPr>
+          <w:rFonts w:ascii="Aptos" w:eastAsiaTheme="minorEastAsia" w:hAnsi="Aptos" w:cs="Times New Roman"/>
+        </w:rPr>
+        <w:lastRenderedPageBreak/>
+        <w:t>condensation rate of</w:t>
       </w:r>
       <w:r>
         <w:rPr>
@@ -16703,7 +18030,13 @@
         <w:rPr>
           <w:rFonts w:ascii="Aptos" w:eastAsiaTheme="minorEastAsia" w:hAnsi="Aptos" w:cs="Times New Roman"/>
         </w:rPr>
-        <w:t>Fig. MOISTURECLOUDS</w:t>
+        <w:t xml:space="preserve">Fig. </w:t>
+      </w:r>
+      <w:r>
+        <w:rPr>
+          <w:rFonts w:ascii="Aptos" w:eastAsiaTheme="minorEastAsia" w:hAnsi="Aptos" w:cs="Times New Roman"/>
+        </w:rPr>
+        <w:t>REFLALBEDO</w:t>
       </w:r>
       <w:r>
         <w:rPr>
@@ -16817,37 +18150,7 @@
           <w:rPr>
             <w:rFonts w:ascii="Cambria Math" w:eastAsiaTheme="minorEastAsia" w:hAnsi="Cambria Math" w:cs="Times New Roman"/>
           </w:rPr>
-          <m:t>ϵ+α</m:t>
-        </m:r>
-        <m:r>
-          <w:rPr>
-            <w:rFonts w:ascii="Cambria Math" w:eastAsiaTheme="minorEastAsia" w:hAnsi="Cambria Math" w:cs="Times New Roman"/>
-          </w:rPr>
-          <m:t>≈</m:t>
-        </m:r>
-        <m:r>
-          <w:rPr>
-            <w:rFonts w:ascii="Cambria Math" w:eastAsiaTheme="minorEastAsia" w:hAnsi="Cambria Math" w:cs="Times New Roman"/>
-          </w:rPr>
-          <m:t>0</m:t>
-        </m:r>
-        <m:r>
-          <w:rPr>
-            <w:rFonts w:ascii="Cambria Math" w:eastAsiaTheme="minorEastAsia" w:hAnsi="Cambria Math" w:cs="Times New Roman"/>
-          </w:rPr>
-          <m:t>.</m:t>
-        </m:r>
-        <m:r>
-          <w:rPr>
-            <w:rFonts w:ascii="Cambria Math" w:eastAsiaTheme="minorEastAsia" w:hAnsi="Cambria Math" w:cs="Times New Roman"/>
-          </w:rPr>
-          <m:t>5</m:t>
-        </m:r>
-        <m:r>
-          <w:rPr>
-            <w:rFonts w:ascii="Cambria Math" w:eastAsiaTheme="minorEastAsia" w:hAnsi="Cambria Math" w:cs="Times New Roman"/>
-          </w:rPr>
-          <m:t xml:space="preserve"> </m:t>
+          <m:t xml:space="preserve">ϵ+α≈0.5 </m:t>
         </m:r>
         <m:sSup>
           <m:sSupPr>
@@ -16927,491 +18230,42 @@
     </w:p>
     <w:p>
       <w:pPr>
-        <w:spacing w:line="240" w:lineRule="auto"/>
-        <w:rPr>
-          <w:rFonts w:ascii="Aptos" w:eastAsiaTheme="minorEastAsia" w:hAnsi="Aptos" w:cs="Times New Roman"/>
+        <w:pStyle w:val="Heading30"/>
+        <w:rPr>
+          <w:rFonts w:ascii="Aptos" w:eastAsiaTheme="minorEastAsia" w:hAnsi="Aptos"/>
         </w:rPr>
       </w:pPr>
+      <w:r>
+        <w:rPr>
+          <w:rFonts w:ascii="Aptos" w:eastAsiaTheme="minorEastAsia" w:hAnsi="Aptos"/>
+        </w:rPr>
+        <w:t xml:space="preserve">Precipitation and updraft </w:t>
+      </w:r>
+      <w:r>
+        <w:rPr>
+          <w:rFonts w:ascii="Aptos" w:eastAsiaTheme="minorEastAsia" w:hAnsi="Aptos"/>
+        </w:rPr>
+        <w:t xml:space="preserve">moisture </w:t>
+      </w:r>
+      <w:r>
+        <w:rPr>
+          <w:rFonts w:ascii="Aptos" w:eastAsiaTheme="minorEastAsia" w:hAnsi="Aptos"/>
+        </w:rPr>
+        <w:t>fluxes</w:t>
+      </w:r>
     </w:p>
     <w:p>
       <w:pPr>
         <w:pStyle w:val="BodyText"/>
         <w:rPr>
-          <w:rFonts w:ascii="Times New Roman" w:eastAsiaTheme="minorEastAsia" w:hAnsi="Times New Roman" w:cs="Times New Roman"/>
+          <w:rFonts w:ascii="Aptos" w:eastAsiaTheme="minorEastAsia" w:hAnsi="Aptos" w:cs="Times New Roman"/>
         </w:rPr>
       </w:pPr>
       <w:r>
         <w:rPr>
-          <w:rFonts w:ascii="Times New Roman" w:eastAsiaTheme="minorEastAsia" w:hAnsi="Times New Roman" w:cs="Times New Roman"/>
-          <w:noProof/>
-        </w:rPr>
-        <w:lastRenderedPageBreak/>
-        <w:drawing>
-          <wp:inline distT="0" distB="0" distL="0" distR="0" wp14:anchorId="68DD7473" wp14:editId="3430D484">
-            <wp:extent cx="3926541" cy="3135683"/>
-            <wp:effectExtent l="0" t="0" r="0" b="7620"/>
-            <wp:docPr id="1965947952" name="Picture 1" descr="A diagram of weather forecasting&#10;&#10;AI-generated content may be incorrect."/>
-            <wp:cNvGraphicFramePr>
-              <a:graphicFrameLocks xmlns:a="http://schemas.openxmlformats.org/drawingml/2006/main" noChangeAspect="1"/>
-            </wp:cNvGraphicFramePr>
-            <a:graphic xmlns:a="http://schemas.openxmlformats.org/drawingml/2006/main">
-              <a:graphicData uri="http://schemas.openxmlformats.org/drawingml/2006/picture">
-                <pic:pic xmlns:pic="http://schemas.openxmlformats.org/drawingml/2006/picture">
-                  <pic:nvPicPr>
-                    <pic:cNvPr id="1965947952" name="Picture 1" descr="A diagram of weather forecasting&#10;&#10;AI-generated content may be incorrect."/>
-                    <pic:cNvPicPr/>
-                  </pic:nvPicPr>
-                  <pic:blipFill>
-                    <a:blip r:embed="rId12"/>
-                    <a:stretch>
-                      <a:fillRect/>
-                    </a:stretch>
-                  </pic:blipFill>
-                  <pic:spPr>
-                    <a:xfrm>
-                      <a:off x="0" y="0"/>
-                      <a:ext cx="3935454" cy="3142801"/>
-                    </a:xfrm>
-                    <a:prstGeom prst="rect">
-                      <a:avLst/>
-                    </a:prstGeom>
-                  </pic:spPr>
-                </pic:pic>
-              </a:graphicData>
-            </a:graphic>
-          </wp:inline>
-        </w:drawing>
-      </w:r>
-    </w:p>
-    <w:p>
-      <w:pPr>
-        <w:pStyle w:val="BodyText"/>
-        <w:rPr>
-          <w:rFonts w:ascii="Aptos Narrow" w:eastAsiaTheme="minorEastAsia" w:hAnsi="Aptos Narrow" w:cs="Times New Roman"/>
-        </w:rPr>
-      </w:pPr>
-      <w:r>
-        <w:rPr>
-          <w:rFonts w:ascii="Aptos Narrow" w:eastAsiaTheme="minorEastAsia" w:hAnsi="Aptos Narrow" w:cs="Times New Roman"/>
-        </w:rPr>
-        <w:t xml:space="preserve">Figure MOISTURECLOUDS. Observed specific humidity from the ATOMIC </w:t>
-      </w:r>
-      <w:r>
-        <w:rPr>
-          <w:rFonts w:ascii="Aptos Narrow" w:eastAsiaTheme="minorEastAsia" w:hAnsi="Aptos Narrow" w:cs="Times New Roman"/>
-          <w:i/>
-          <w:iCs/>
-        </w:rPr>
-        <w:t xml:space="preserve">Ron Brown </w:t>
-      </w:r>
-      <w:r>
-        <w:rPr>
-          <w:rFonts w:ascii="Aptos Narrow" w:eastAsiaTheme="minorEastAsia" w:hAnsi="Aptos Narrow" w:cs="Times New Roman"/>
-        </w:rPr>
-        <w:t>radiosondes (gray)</w:t>
-      </w:r>
-      <w:r>
-        <w:rPr>
-          <w:rFonts w:ascii="Aptos Narrow" w:eastAsiaTheme="minorEastAsia" w:hAnsi="Aptos Narrow" w:cs="Times New Roman"/>
-        </w:rPr>
-        <w:t>,</w:t>
-      </w:r>
-      <w:r>
-        <w:rPr>
-          <w:rFonts w:ascii="Aptos Narrow" w:eastAsiaTheme="minorEastAsia" w:hAnsi="Aptos Narrow" w:cs="Times New Roman"/>
-        </w:rPr>
-        <w:t xml:space="preserve"> and their mean </w:t>
-      </w:r>
-      <m:oMath>
-        <m:r>
-          <w:rPr>
-            <w:rFonts w:ascii="Cambria Math" w:eastAsiaTheme="minorEastAsia" w:hAnsi="Cambria Math" w:cs="Times New Roman"/>
-          </w:rPr>
-          <m:t>q</m:t>
-        </m:r>
-      </m:oMath>
-      <w:r>
-        <w:rPr>
-          <w:rFonts w:ascii="Aptos Narrow" w:eastAsiaTheme="minorEastAsia" w:hAnsi="Aptos Narrow" w:cs="Times New Roman"/>
-        </w:rPr>
-        <w:t xml:space="preserve"> (black)</w:t>
-      </w:r>
-      <w:r>
-        <w:rPr>
-          <w:rFonts w:ascii="Aptos Narrow" w:eastAsiaTheme="minorEastAsia" w:hAnsi="Aptos Narrow" w:cs="Times New Roman"/>
-        </w:rPr>
-        <w:t xml:space="preserve"> and </w:t>
-      </w:r>
-      <w:r>
-        <w:rPr>
-          <w:rFonts w:ascii="Aptos Narrow" w:eastAsiaTheme="minorEastAsia" w:hAnsi="Aptos Narrow" w:cs="Times New Roman"/>
-        </w:rPr>
-        <w:t xml:space="preserve">saturation specific humidity </w:t>
-      </w:r>
-      <m:oMath>
-        <m:sSub>
-          <m:sSubPr>
-            <m:ctrlPr>
-              <w:rPr>
-                <w:rFonts w:ascii="Cambria Math" w:eastAsiaTheme="minorEastAsia" w:hAnsi="Cambria Math" w:cs="Times New Roman"/>
-                <w:i/>
-              </w:rPr>
-            </m:ctrlPr>
-          </m:sSubPr>
-          <m:e>
-            <m:r>
-              <w:rPr>
-                <w:rFonts w:ascii="Cambria Math" w:eastAsiaTheme="minorEastAsia" w:hAnsi="Cambria Math" w:cs="Times New Roman"/>
-              </w:rPr>
-              <m:t>q</m:t>
-            </m:r>
-          </m:e>
-          <m:sub>
-            <m:r>
-              <w:rPr>
-                <w:rFonts w:ascii="Cambria Math" w:eastAsiaTheme="minorEastAsia" w:hAnsi="Cambria Math" w:cs="Times New Roman"/>
-              </w:rPr>
-              <m:t>s</m:t>
-            </m:r>
-          </m:sub>
-        </m:sSub>
-      </m:oMath>
-      <w:r>
-        <w:rPr>
-          <w:rFonts w:ascii="Aptos Narrow" w:eastAsiaTheme="minorEastAsia" w:hAnsi="Aptos Narrow" w:cs="Times New Roman"/>
-        </w:rPr>
-        <w:t>. C</w:t>
-      </w:r>
-      <w:r>
-        <w:rPr>
-          <w:rFonts w:ascii="Aptos Narrow" w:eastAsiaTheme="minorEastAsia" w:hAnsi="Aptos Narrow" w:cs="Times New Roman"/>
-        </w:rPr>
-        <w:t xml:space="preserve">loud updraft total specific humidity </w:t>
-      </w:r>
-      <m:oMath>
-        <m:sSub>
-          <m:sSubPr>
-            <m:ctrlPr>
-              <w:rPr>
-                <w:rFonts w:ascii="Cambria Math" w:eastAsiaTheme="minorEastAsia" w:hAnsi="Cambria Math" w:cs="Times New Roman"/>
-                <w:i/>
-              </w:rPr>
-            </m:ctrlPr>
-          </m:sSubPr>
-          <m:e>
-            <m:r>
-              <w:rPr>
-                <w:rFonts w:ascii="Cambria Math" w:eastAsiaTheme="minorEastAsia" w:hAnsi="Cambria Math" w:cs="Times New Roman"/>
-              </w:rPr>
-              <m:t>q</m:t>
-            </m:r>
-          </m:e>
-          <m:sub>
-            <m:r>
-              <w:rPr>
-                <w:rFonts w:ascii="Cambria Math" w:eastAsiaTheme="minorEastAsia" w:hAnsi="Cambria Math" w:cs="Times New Roman"/>
-              </w:rPr>
-              <m:t>T</m:t>
-            </m:r>
-          </m:sub>
-        </m:sSub>
-      </m:oMath>
-      <w:r>
-        <w:rPr>
-          <w:rFonts w:ascii="Aptos Narrow" w:eastAsiaTheme="minorEastAsia" w:hAnsi="Aptos Narrow" w:cs="Times New Roman"/>
-        </w:rPr>
-        <w:t xml:space="preserve"> </w:t>
-      </w:r>
-      <w:r>
-        <w:rPr>
-          <w:rFonts w:ascii="Aptos Narrow" w:eastAsiaTheme="minorEastAsia" w:hAnsi="Aptos Narrow" w:cs="Times New Roman"/>
-        </w:rPr>
-        <w:t xml:space="preserve">(blue) </w:t>
-      </w:r>
-      <w:r>
-        <w:rPr>
-          <w:rFonts w:ascii="Aptos Narrow" w:eastAsiaTheme="minorEastAsia" w:hAnsi="Aptos Narrow" w:cs="Times New Roman"/>
-        </w:rPr>
-        <w:t xml:space="preserve">and cloud liquid </w:t>
-      </w:r>
-      <m:oMath>
-        <m:sSub>
-          <m:sSubPr>
-            <m:ctrlPr>
-              <w:rPr>
-                <w:rFonts w:ascii="Cambria Math" w:eastAsiaTheme="minorEastAsia" w:hAnsi="Cambria Math" w:cs="Times New Roman"/>
-                <w:i/>
-              </w:rPr>
-            </m:ctrlPr>
-          </m:sSubPr>
-          <m:e>
-            <m:r>
-              <w:rPr>
-                <w:rFonts w:ascii="Cambria Math" w:eastAsiaTheme="minorEastAsia" w:hAnsi="Cambria Math" w:cs="Times New Roman"/>
-              </w:rPr>
-              <m:t>q</m:t>
-            </m:r>
-          </m:e>
-          <m:sub>
-            <m:r>
-              <w:rPr>
-                <w:rFonts w:ascii="Cambria Math" w:eastAsiaTheme="minorEastAsia" w:hAnsi="Cambria Math" w:cs="Times New Roman"/>
-              </w:rPr>
-              <m:t>l</m:t>
-            </m:r>
-          </m:sub>
-        </m:sSub>
-      </m:oMath>
-      <w:r>
-        <w:rPr>
-          <w:rFonts w:ascii="Aptos Narrow" w:eastAsiaTheme="minorEastAsia" w:hAnsi="Aptos Narrow" w:cs="Times New Roman"/>
-        </w:rPr>
-        <w:t xml:space="preserve"> </w:t>
-      </w:r>
-      <w:r>
-        <w:rPr>
-          <w:rFonts w:ascii="Aptos Narrow" w:eastAsiaTheme="minorEastAsia" w:hAnsi="Aptos Narrow" w:cs="Times New Roman"/>
-        </w:rPr>
-        <w:t xml:space="preserve">(green) </w:t>
-      </w:r>
-      <w:r>
-        <w:rPr>
-          <w:rFonts w:ascii="Aptos Narrow" w:eastAsiaTheme="minorEastAsia" w:hAnsi="Aptos Narrow" w:cs="Times New Roman"/>
-        </w:rPr>
-        <w:t>for a range of</w:t>
-      </w:r>
-      <w:r>
-        <w:rPr>
-          <w:rFonts w:ascii="Aptos Narrow" w:eastAsiaTheme="minorEastAsia" w:hAnsi="Aptos Narrow" w:cs="Times New Roman"/>
-        </w:rPr>
-        <w:t xml:space="preserve"> total</w:t>
-      </w:r>
-      <w:r>
-        <w:rPr>
-          <w:rFonts w:ascii="Aptos Narrow" w:eastAsiaTheme="minorEastAsia" w:hAnsi="Aptos Narrow" w:cs="Times New Roman"/>
-        </w:rPr>
-        <w:t xml:space="preserve"> moisture sink rates </w:t>
-      </w:r>
-      <m:oMath>
-        <m:r>
-          <w:rPr>
-            <w:rFonts w:ascii="Cambria Math" w:eastAsiaTheme="minorEastAsia" w:hAnsi="Cambria Math" w:cs="Times New Roman"/>
-          </w:rPr>
-          <m:t>ϵ+α</m:t>
-        </m:r>
-      </m:oMath>
-      <w:r>
-        <w:rPr>
-          <w:rFonts w:ascii="Aptos Narrow" w:eastAsiaTheme="minorEastAsia" w:hAnsi="Aptos Narrow" w:cs="Times New Roman"/>
-        </w:rPr>
-        <w:t xml:space="preserve"> (entrainment and autoconversion coefficients, km</w:t>
-      </w:r>
-      <w:r>
-        <w:rPr>
-          <w:rFonts w:ascii="Aptos Narrow" w:eastAsiaTheme="minorEastAsia" w:hAnsi="Aptos Narrow" w:cs="Times New Roman"/>
-          <w:vertAlign w:val="superscript"/>
-        </w:rPr>
-        <w:t>–1</w:t>
-      </w:r>
-      <w:r>
-        <w:rPr>
-          <w:rFonts w:ascii="Aptos Narrow" w:eastAsiaTheme="minorEastAsia" w:hAnsi="Aptos Narrow" w:cs="Times New Roman"/>
-        </w:rPr>
-        <w:t xml:space="preserve">). Clouds transport moisture up, </w:t>
-      </w:r>
-      <w:r>
-        <w:rPr>
-          <w:rFonts w:ascii="Aptos Narrow" w:eastAsiaTheme="minorEastAsia" w:hAnsi="Aptos Narrow" w:cs="Times New Roman"/>
-        </w:rPr>
-        <w:t>continuously</w:t>
-      </w:r>
-      <w:r>
-        <w:rPr>
-          <w:rFonts w:ascii="Aptos Narrow" w:eastAsiaTheme="minorEastAsia" w:hAnsi="Aptos Narrow" w:cs="Times New Roman"/>
-        </w:rPr>
-        <w:t xml:space="preserve"> dilut</w:t>
-      </w:r>
-      <w:r>
-        <w:rPr>
-          <w:rFonts w:ascii="Aptos Narrow" w:eastAsiaTheme="minorEastAsia" w:hAnsi="Aptos Narrow" w:cs="Times New Roman"/>
-        </w:rPr>
-        <w:t>ing</w:t>
-      </w:r>
-      <w:r>
-        <w:rPr>
-          <w:rFonts w:ascii="Aptos Narrow" w:eastAsiaTheme="minorEastAsia" w:hAnsi="Aptos Narrow" w:cs="Times New Roman"/>
-        </w:rPr>
-        <w:t xml:space="preserve"> </w:t>
-      </w:r>
-      <w:r>
-        <w:rPr>
-          <w:rFonts w:ascii="Aptos Narrow" w:eastAsiaTheme="minorEastAsia" w:hAnsi="Aptos Narrow" w:cs="Times New Roman"/>
-        </w:rPr>
-        <w:t xml:space="preserve">it </w:t>
-      </w:r>
-      <w:r>
-        <w:rPr>
-          <w:rFonts w:ascii="Aptos Narrow" w:eastAsiaTheme="minorEastAsia" w:hAnsi="Aptos Narrow" w:cs="Times New Roman"/>
-        </w:rPr>
-        <w:t>to</w:t>
-      </w:r>
-      <w:r>
-        <w:rPr>
-          <w:rFonts w:ascii="Aptos Narrow" w:eastAsiaTheme="minorEastAsia" w:hAnsi="Aptos Narrow" w:cs="Times New Roman"/>
-        </w:rPr>
-        <w:t>ward</w:t>
-      </w:r>
-      <w:r>
-        <w:rPr>
-          <w:rFonts w:ascii="Aptos Narrow" w:eastAsiaTheme="minorEastAsia" w:hAnsi="Aptos Narrow" w:cs="Times New Roman"/>
-        </w:rPr>
-        <w:t xml:space="preserve"> a mixture between </w:t>
-      </w:r>
-      <m:oMath>
-        <m:r>
-          <w:rPr>
-            <w:rFonts w:ascii="Cambria Math" w:eastAsiaTheme="minorEastAsia" w:hAnsi="Cambria Math" w:cs="Times New Roman"/>
-          </w:rPr>
-          <m:t>q</m:t>
-        </m:r>
-      </m:oMath>
-      <w:r>
-        <w:rPr>
-          <w:rFonts w:ascii="Aptos Narrow" w:eastAsiaTheme="minorEastAsia" w:hAnsi="Aptos Narrow" w:cs="Times New Roman"/>
-        </w:rPr>
-        <w:t xml:space="preserve"> and </w:t>
-      </w:r>
-      <m:oMath>
-        <m:sSub>
-          <m:sSubPr>
-            <m:ctrlPr>
-              <w:rPr>
-                <w:rFonts w:ascii="Cambria Math" w:eastAsiaTheme="minorEastAsia" w:hAnsi="Cambria Math" w:cs="Times New Roman"/>
-                <w:i/>
-              </w:rPr>
-            </m:ctrlPr>
-          </m:sSubPr>
-          <m:e>
-            <m:r>
-              <w:rPr>
-                <w:rFonts w:ascii="Cambria Math" w:eastAsiaTheme="minorEastAsia" w:hAnsi="Cambria Math" w:cs="Times New Roman"/>
-              </w:rPr>
-              <m:t>q</m:t>
-            </m:r>
-          </m:e>
-          <m:sub>
-            <m:r>
-              <w:rPr>
-                <w:rFonts w:ascii="Cambria Math" w:eastAsiaTheme="minorEastAsia" w:hAnsi="Cambria Math" w:cs="Times New Roman"/>
-              </w:rPr>
-              <m:t>s</m:t>
-            </m:r>
-          </m:sub>
-        </m:sSub>
-      </m:oMath>
-      <w:r>
-        <w:rPr>
-          <w:rFonts w:ascii="Aptos Narrow" w:eastAsiaTheme="minorEastAsia" w:hAnsi="Aptos Narrow" w:cs="Times New Roman"/>
-        </w:rPr>
-        <w:t>.</w:t>
-      </w:r>
-    </w:p>
-    <w:p>
-      <w:pPr>
-        <w:pStyle w:val="BodyText"/>
-        <w:rPr>
-          <w:rFonts w:ascii="Aptos Narrow" w:eastAsiaTheme="minorEastAsia" w:hAnsi="Aptos Narrow" w:cs="Times New Roman"/>
-        </w:rPr>
-      </w:pPr>
-      <w:r>
-        <w:rPr>
-          <w:rFonts w:ascii="Aptos Narrow" w:eastAsiaTheme="minorEastAsia" w:hAnsi="Aptos Narrow" w:cs="Times New Roman"/>
-        </w:rPr>
-        <w:t xml:space="preserve">[ </w:t>
-      </w:r>
-      <w:proofErr w:type="gramStart"/>
-      <w:r>
-        <w:rPr>
-          <w:rFonts w:ascii="Aptos Narrow" w:eastAsiaTheme="minorEastAsia" w:hAnsi="Aptos Narrow" w:cs="Times New Roman"/>
-        </w:rPr>
-        <w:t>/home/deszoeks/Projects/ATOMIC/ATOMIC_GOES/julia/RHB/sonde/moisture_clouds.pdf ]</w:t>
-      </w:r>
-      <w:proofErr w:type="gramEnd"/>
-    </w:p>
-    <w:p>
-      <w:pPr>
-        <w:pStyle w:val="Heading30"/>
-        <w:rPr>
-          <w:rFonts w:ascii="Aptos" w:eastAsiaTheme="minorEastAsia" w:hAnsi="Aptos"/>
-        </w:rPr>
-      </w:pPr>
-      <w:r>
-        <w:rPr>
-          <w:rFonts w:ascii="Aptos" w:eastAsiaTheme="minorEastAsia" w:hAnsi="Aptos"/>
-        </w:rPr>
-        <w:t xml:space="preserve">Precipitation and updraft </w:t>
-      </w:r>
-      <w:r>
-        <w:rPr>
-          <w:rFonts w:ascii="Aptos" w:eastAsiaTheme="minorEastAsia" w:hAnsi="Aptos"/>
-        </w:rPr>
-        <w:t xml:space="preserve">moisture </w:t>
-      </w:r>
-      <w:r>
-        <w:rPr>
-          <w:rFonts w:ascii="Aptos" w:eastAsiaTheme="minorEastAsia" w:hAnsi="Aptos"/>
-        </w:rPr>
-        <w:t>fluxes</w:t>
-      </w:r>
-    </w:p>
-    <w:p>
-      <w:pPr>
-        <w:pStyle w:val="BodyText"/>
-        <w:rPr>
           <w:rFonts w:ascii="Aptos" w:eastAsiaTheme="minorEastAsia" w:hAnsi="Aptos" w:cs="Times New Roman"/>
         </w:rPr>
-      </w:pPr>
-      <w:r>
-        <w:rPr>
-          <w:rFonts w:ascii="Aptos" w:eastAsiaTheme="minorEastAsia" w:hAnsi="Aptos" w:cs="Times New Roman"/>
-        </w:rPr>
-        <w:t xml:space="preserve">Shallow cumulus clouds generate weak precipitation, </w:t>
-      </w:r>
-      <w:r>
-        <w:rPr>
-          <w:rFonts w:ascii="Aptos" w:eastAsiaTheme="minorEastAsia" w:hAnsi="Aptos" w:cs="Times New Roman"/>
-        </w:rPr>
-        <w:t>revers</w:t>
-      </w:r>
-      <w:r>
-        <w:rPr>
-          <w:rFonts w:ascii="Aptos" w:eastAsiaTheme="minorEastAsia" w:hAnsi="Aptos" w:cs="Times New Roman"/>
-        </w:rPr>
-        <w:t>ing</w:t>
-      </w:r>
-      <w:r>
-        <w:rPr>
-          <w:rFonts w:ascii="Aptos" w:eastAsiaTheme="minorEastAsia" w:hAnsi="Aptos" w:cs="Times New Roman"/>
-        </w:rPr>
-        <w:t xml:space="preserve"> a fraction of the updraft total </w:t>
-      </w:r>
-      <w:r>
-        <w:rPr>
-          <w:rFonts w:ascii="Aptos" w:eastAsiaTheme="minorEastAsia" w:hAnsi="Aptos" w:cs="Times New Roman"/>
-        </w:rPr>
-        <w:t xml:space="preserve">cloud </w:t>
-      </w:r>
-      <w:r>
-        <w:rPr>
-          <w:rFonts w:ascii="Aptos" w:eastAsiaTheme="minorEastAsia" w:hAnsi="Aptos" w:cs="Times New Roman"/>
-        </w:rPr>
-        <w:t>water flux</w:t>
-      </w:r>
-      <w:r>
-        <w:rPr>
-          <w:rFonts w:ascii="Aptos" w:eastAsiaTheme="minorEastAsia" w:hAnsi="Aptos" w:cs="Times New Roman"/>
-        </w:rPr>
-        <w:t>. P</w:t>
+        <w:t>Shallow cumulus clouds generate weak precipitation, reversing a fraction of the updraft total cloud water flux. P</w:t>
       </w:r>
       <w:r>
         <w:rPr>
@@ -18964,11 +19818,6 @@
     <w:p>
       <w:pPr>
         <w:pStyle w:val="BodyText"/>
-      </w:pPr>
-    </w:p>
-    <w:p>
-      <w:pPr>
-        <w:pStyle w:val="BodyText"/>
         <w:rPr>
           <w:rFonts w:ascii="Aptos Narrow" w:eastAsia="Times New Roman" w:hAnsi="Aptos Narrow" w:cstheme="minorHAnsi"/>
           <w:color w:val="323130"/>
@@ -18996,7 +19845,7 @@
                     <pic:cNvPicPr/>
                   </pic:nvPicPr>
                   <pic:blipFill>
-                    <a:blip r:embed="rId13"/>
+                    <a:blip r:embed="rId15"/>
                     <a:stretch>
                       <a:fillRect/>
                     </a:stretch>
@@ -19183,25 +20032,18 @@
           <w:rFonts w:ascii="Times New Roman" w:eastAsiaTheme="minorEastAsia" w:hAnsi="Times New Roman" w:cs="Times New Roman"/>
         </w:rPr>
       </w:pPr>
-    </w:p>
-    <w:p>
-      <w:pPr>
-        <w:pStyle w:val="BodyText"/>
-        <w:rPr>
-          <w:rFonts w:ascii="Times New Roman" w:eastAsiaTheme="minorEastAsia" w:hAnsi="Times New Roman" w:cs="Times New Roman"/>
-        </w:rPr>
-      </w:pPr>
       <w:r>
         <w:rPr>
           <w:rFonts w:ascii="Times New Roman" w:eastAsiaTheme="minorEastAsia" w:hAnsi="Times New Roman" w:cs="Times New Roman"/>
           <w:noProof/>
+          <w14:ligatures w14:val="standardContextual"/>
         </w:rPr>
         <w:lastRenderedPageBreak/>
         <w:drawing>
-          <wp:inline distT="0" distB="0" distL="0" distR="0" wp14:anchorId="009257D1" wp14:editId="4605E500">
-            <wp:extent cx="2470005" cy="3748725"/>
-            <wp:effectExtent l="0" t="0" r="0" b="0"/>
-            <wp:docPr id="178246315" name="Picture 1" descr="A diagram of weather forecast&#10;&#10;AI-generated content may be incorrect."/>
+          <wp:inline distT="0" distB="0" distL="0" distR="0" wp14:anchorId="04292AC8" wp14:editId="36C0A2CA">
+            <wp:extent cx="3417757" cy="4781862"/>
+            <wp:effectExtent l="0" t="0" r="0" b="6350"/>
+            <wp:docPr id="1312596713" name="Picture 6"/>
             <wp:cNvGraphicFramePr>
               <a:graphicFrameLocks xmlns:a="http://schemas.openxmlformats.org/drawingml/2006/main" noChangeAspect="1"/>
             </wp:cNvGraphicFramePr>
@@ -19209,23 +20051,32 @@
               <a:graphicData uri="http://schemas.openxmlformats.org/drawingml/2006/picture">
                 <pic:pic xmlns:pic="http://schemas.openxmlformats.org/drawingml/2006/picture">
                   <pic:nvPicPr>
-                    <pic:cNvPr id="178246315" name="Picture 1" descr="A diagram of weather forecast&#10;&#10;AI-generated content may be incorrect."/>
+                    <pic:cNvPr id="1312596713" name="Picture 1312596713"/>
                     <pic:cNvPicPr/>
                   </pic:nvPicPr>
-                  <pic:blipFill>
-                    <a:blip r:embed="rId14"/>
+                  <pic:blipFill rotWithShape="1">
+                    <a:blip r:embed="rId16"/>
+                    <a:srcRect r="42497" b="17897"/>
                     <a:stretch>
                       <a:fillRect/>
                     </a:stretch>
                   </pic:blipFill>
-                  <pic:spPr>
+                  <pic:spPr bwMode="auto">
                     <a:xfrm>
                       <a:off x="0" y="0"/>
-                      <a:ext cx="2479174" cy="3762641"/>
+                      <a:ext cx="3417757" cy="4781862"/>
                     </a:xfrm>
                     <a:prstGeom prst="rect">
                       <a:avLst/>
                     </a:prstGeom>
+                    <a:ln>
+                      <a:noFill/>
+                    </a:ln>
+                    <a:extLst>
+                      <a:ext uri="{53640926-AAD7-44D8-BBD7-CCE9431645EC}">
+                        <a14:shadowObscured xmlns:a14="http://schemas.microsoft.com/office/drawing/2010/main"/>
+                      </a:ext>
+                    </a:extLst>
                   </pic:spPr>
                 </pic:pic>
               </a:graphicData>
@@ -19386,6 +20237,72 @@
           <w:rFonts w:ascii="Aptos Narrow" w:eastAsiaTheme="minorEastAsia" w:hAnsi="Aptos Narrow" w:cs="Times New Roman"/>
         </w:rPr>
         <w:t xml:space="preserve"> (black contours); and (c) updraft vertical velocity.</w:t>
+      </w:r>
+      <w:r>
+        <w:rPr>
+          <w:rFonts w:ascii="Aptos Narrow" w:eastAsiaTheme="minorEastAsia" w:hAnsi="Aptos Narrow" w:cs="Times New Roman"/>
+        </w:rPr>
+        <w:t xml:space="preserve"> </w:t>
+      </w:r>
+      <w:r>
+        <w:rPr>
+          <w:rFonts w:ascii="Aptos Narrow" w:eastAsiaTheme="minorEastAsia" w:hAnsi="Aptos Narrow" w:cs="Times New Roman"/>
+        </w:rPr>
+        <w:br/>
+      </w:r>
+      <w:r>
+        <w:rPr>
+          <w:rFonts w:ascii="ComicShannsMono Nerd Font" w:eastAsiaTheme="minorEastAsia" w:hAnsi="ComicShannsMono Nerd Font" w:cs="Times New Roman"/>
+        </w:rPr>
+        <w:t>[</w:t>
+      </w:r>
+      <w:r>
+        <w:rPr>
+          <w:rFonts w:ascii="ComicShannsMono Nerd Font" w:eastAsiaTheme="minorEastAsia" w:hAnsi="ComicShannsMono Nerd Font" w:cs="Times New Roman"/>
+        </w:rPr>
+        <w:t>trade-cu-model/</w:t>
+      </w:r>
+      <w:proofErr w:type="spellStart"/>
+      <w:r>
+        <w:rPr>
+          <w:rFonts w:ascii="ComicShannsMono Nerd Font" w:eastAsiaTheme="minorEastAsia" w:hAnsi="ComicShannsMono Nerd Font" w:cs="Times New Roman"/>
+        </w:rPr>
+        <w:t>src</w:t>
+      </w:r>
+      <w:proofErr w:type="spellEnd"/>
+      <w:r>
+        <w:rPr>
+          <w:rFonts w:ascii="ComicShannsMono Nerd Font" w:eastAsiaTheme="minorEastAsia" w:hAnsi="ComicShannsMono Nerd Font" w:cs="Times New Roman"/>
+        </w:rPr>
+        <w:t>/</w:t>
+      </w:r>
+      <w:proofErr w:type="spellStart"/>
+      <w:r>
+        <w:rPr>
+          <w:rFonts w:ascii="ComicShannsMono Nerd Font" w:eastAsiaTheme="minorEastAsia" w:hAnsi="ComicShannsMono Nerd Font" w:cs="Times New Roman"/>
+        </w:rPr>
+        <w:t>julia</w:t>
+      </w:r>
+      <w:proofErr w:type="spellEnd"/>
+      <w:r>
+        <w:rPr>
+          <w:rFonts w:ascii="ComicShannsMono Nerd Font" w:eastAsiaTheme="minorEastAsia" w:hAnsi="ComicShannsMono Nerd Font" w:cs="Times New Roman"/>
+        </w:rPr>
+        <w:t>/</w:t>
+      </w:r>
+      <w:proofErr w:type="spellStart"/>
+      <w:r>
+        <w:rPr>
+          <w:rFonts w:ascii="ComicShannsMono Nerd Font" w:eastAsiaTheme="minorEastAsia" w:hAnsi="ComicShannsMono Nerd Font" w:cs="Times New Roman"/>
+        </w:rPr>
+        <w:t>control_qv_qc_w</w:t>
+      </w:r>
+      <w:proofErr w:type="spellEnd"/>
+      <w:r>
+        <w:rPr>
+          <w:rFonts w:ascii="ComicShannsMono Nerd Font" w:eastAsiaTheme="minorEastAsia" w:hAnsi="ComicShannsMono Nerd Font" w:cs="Times New Roman"/>
+        </w:rPr>
+        <w:t>]</w:t>
       </w:r>
     </w:p>
     <w:p>
@@ -20789,7 +21706,6 @@
         <w:rPr>
           <w:rFonts w:ascii="Aptos" w:hAnsi="Aptos"/>
         </w:rPr>
-        <w:lastRenderedPageBreak/>
         <w:t>Cloud radiative effect</w:t>
       </w:r>
     </w:p>
@@ -20804,13 +21720,7 @@
         <w:rPr>
           <w:rFonts w:ascii="Aptos" w:hAnsi="Aptos"/>
         </w:rPr>
-        <w:t xml:space="preserve">The </w:t>
-      </w:r>
-      <w:r>
-        <w:rPr>
-          <w:rFonts w:ascii="Aptos" w:hAnsi="Aptos"/>
-        </w:rPr>
-        <w:t>observed GOES low (</w:t>
+        <w:t>The observed GOES low (</w:t>
       </w:r>
       <m:oMath>
         <m:sSub>
@@ -21011,19 +21921,7 @@
         <w:rPr>
           <w:rFonts w:ascii="Aptos" w:hAnsi="Aptos"/>
         </w:rPr>
-        <w:t xml:space="preserve">. </w:t>
-      </w:r>
-      <w:r>
-        <w:rPr>
-          <w:rFonts w:ascii="Aptos" w:hAnsi="Aptos"/>
-        </w:rPr>
-        <w:t xml:space="preserve">The shortwave (SW), longwave (LW), and total cloud radiative effect (CRE) is estimated </w:t>
-      </w:r>
-      <w:r>
-        <w:rPr>
-          <w:rFonts w:ascii="Aptos" w:hAnsi="Aptos"/>
-        </w:rPr>
-        <w:t xml:space="preserve">from the </w:t>
+        <w:t xml:space="preserve">. The shortwave (SW), longwave (LW), and total cloud radiative effect (CRE) is estimated from the </w:t>
       </w:r>
       <w:r>
         <w:rPr>
@@ -21036,13 +21934,7 @@
           <w:rPr>
             <w:rFonts w:ascii="Cambria Math" w:hAnsi="Cambria Math"/>
           </w:rPr>
-          <m:t>K</m:t>
-        </m:r>
-        <m:r>
-          <w:rPr>
-            <w:rFonts w:ascii="Cambria Math" w:hAnsi="Cambria Math"/>
-          </w:rPr>
-          <m:t>(τ,</m:t>
+          <m:t>K(τ,</m:t>
         </m:r>
         <m:sSub>
           <m:sSubPr>
@@ -21297,13 +22189,7 @@
           <w:rPr>
             <w:rFonts w:ascii="Cambria Math" w:hAnsi="Cambria Math"/>
           </w:rPr>
-          <m:t>ΔCRE</m:t>
-        </m:r>
-        <m:r>
-          <w:rPr>
-            <w:rFonts w:ascii="Cambria Math" w:hAnsi="Cambria Math"/>
-          </w:rPr>
-          <m:t>=</m:t>
+          <m:t>ΔCRE=</m:t>
         </m:r>
         <m:sSub>
           <m:sSubPr>
@@ -21556,13 +22442,31 @@
         <w:rPr>
           <w:rFonts w:ascii="Aptos" w:hAnsi="Aptos"/>
         </w:rPr>
+        <w:t xml:space="preserve"> The CRE for low clouds</w:t>
+      </w:r>
+      <w:r>
+        <w:rPr>
+          <w:rFonts w:ascii="Aptos" w:hAnsi="Aptos"/>
+        </w:rPr>
+        <w:t>,</w:t>
+      </w:r>
+      <w:r>
+        <w:rPr>
+          <w:rFonts w:ascii="Aptos" w:hAnsi="Aptos"/>
+        </w:rPr>
         <w:t xml:space="preserve"> </w:t>
       </w:r>
       <w:r>
         <w:rPr>
           <w:rFonts w:ascii="Aptos" w:hAnsi="Aptos"/>
         </w:rPr>
-        <w:t>The CRE for low clouds</w:t>
+        <w:t xml:space="preserve">assumed </w:t>
+      </w:r>
+      <w:r>
+        <w:rPr>
+          <w:rFonts w:ascii="Aptos" w:hAnsi="Aptos"/>
+        </w:rPr>
+        <w:t>comprised 2/3 of shallow cumulus (SC) clouds and 1/3 of LCL clouds</w:t>
       </w:r>
       <w:r>
         <w:rPr>
@@ -21574,73 +22478,7 @@
         <w:rPr>
           <w:rFonts w:ascii="Aptos" w:hAnsi="Aptos"/>
         </w:rPr>
-        <w:t xml:space="preserve"> </w:t>
-      </w:r>
-      <w:r>
-        <w:rPr>
-          <w:rFonts w:ascii="Aptos" w:hAnsi="Aptos"/>
-        </w:rPr>
-        <w:t xml:space="preserve">assumed </w:t>
-      </w:r>
-      <w:r>
-        <w:rPr>
-          <w:rFonts w:ascii="Aptos" w:hAnsi="Aptos"/>
-        </w:rPr>
-        <w:t xml:space="preserve">comprised 2/3 of shallow cumulus </w:t>
-      </w:r>
-      <w:r>
-        <w:rPr>
-          <w:rFonts w:ascii="Aptos" w:hAnsi="Aptos"/>
-        </w:rPr>
-        <w:t xml:space="preserve">(SC) </w:t>
-      </w:r>
-      <w:r>
-        <w:rPr>
-          <w:rFonts w:ascii="Aptos" w:hAnsi="Aptos"/>
-        </w:rPr>
-        <w:t>clouds and 1/3 of LCL clouds</w:t>
-      </w:r>
-      <w:r>
-        <w:rPr>
-          <w:rFonts w:ascii="Aptos" w:hAnsi="Aptos"/>
-        </w:rPr>
-        <w:t>,</w:t>
-      </w:r>
-      <w:r>
-        <w:rPr>
-          <w:rFonts w:ascii="Aptos" w:hAnsi="Aptos"/>
-        </w:rPr>
-        <w:t xml:space="preserve"> is computed </w:t>
-      </w:r>
-      <w:r>
-        <w:rPr>
-          <w:rFonts w:ascii="Aptos" w:hAnsi="Aptos"/>
-        </w:rPr>
-        <w:t>by</w:t>
-      </w:r>
-      <w:r>
-        <w:rPr>
-          <w:rFonts w:ascii="Aptos" w:hAnsi="Aptos"/>
-        </w:rPr>
-        <w:t xml:space="preserve"> weighting the relative changes of </w:t>
-      </w:r>
-      <w:r>
-        <w:rPr>
-          <w:rFonts w:ascii="Aptos" w:hAnsi="Aptos"/>
-        </w:rPr>
-        <w:t xml:space="preserve">SC </w:t>
-      </w:r>
-      <w:r>
-        <w:rPr>
-          <w:rFonts w:ascii="Aptos" w:hAnsi="Aptos"/>
-        </w:rPr>
-        <w:t>and LCL clouds</w:t>
-      </w:r>
-      <w:r>
-        <w:rPr>
-          <w:rFonts w:ascii="Aptos" w:hAnsi="Aptos"/>
-        </w:rPr>
-        <w:t>,</w:t>
+        <w:t xml:space="preserve"> is computed by weighting the relative changes of SC and LCL clouds,</w:t>
       </w:r>
       <w:r>
         <w:rPr>
@@ -21657,16 +22495,7 @@
             <w:rPr>
               <w:rFonts w:ascii="Cambria Math" w:hAnsi="Cambria Math"/>
             </w:rPr>
-            <m:t>Δ</m:t>
-          </m:r>
-          <m:r>
-            <m:rPr>
-              <m:sty m:val="p"/>
-            </m:rPr>
-            <w:rPr>
-              <w:rFonts w:ascii="Cambria Math" w:hAnsi="Cambria Math"/>
-            </w:rPr>
-            <m:t>CRE</m:t>
+            <m:t>ΔCRE</m:t>
           </m:r>
           <m:r>
             <w:rPr>
@@ -21778,6 +22607,9 @@
                     </m:fPr>
                     <m:num>
                       <m:r>
+                        <m:rPr>
+                          <m:sty m:val="p"/>
+                        </m:rPr>
                         <w:rPr>
                           <w:rFonts w:ascii="Cambria Math" w:hAnsi="Cambria Math"/>
                         </w:rPr>
@@ -21805,13 +22637,7 @@
                             <w:rPr>
                               <w:rFonts w:ascii="Cambria Math" w:hAnsi="Cambria Math"/>
                             </w:rPr>
-                            <m:t>S</m:t>
-                          </m:r>
-                          <m:r>
-                            <w:rPr>
-                              <w:rFonts w:ascii="Cambria Math" w:hAnsi="Cambria Math"/>
-                            </w:rPr>
-                            <m:t>C</m:t>
+                            <m:t>SC</m:t>
                           </m:r>
                         </m:sub>
                       </m:sSub>
@@ -21973,9 +22799,11 @@
             <m:t>,</m:t>
           </m:r>
           <m:r>
+            <m:rPr>
+              <m:sty m:val="p"/>
+            </m:rPr>
             <w:rPr>
               <w:rFonts w:ascii="Aptos" w:eastAsiaTheme="minorEastAsia" w:hAnsi="Aptos"/>
-              <w:iCs/>
             </w:rPr>
             <w:br/>
           </m:r>
@@ -21985,13 +22813,7 @@
         <w:rPr>
           <w:rFonts w:ascii="Aptos" w:hAnsi="Aptos"/>
         </w:rPr>
-        <w:t>from their respective models</w:t>
-      </w:r>
-      <w:r>
-        <w:rPr>
-          <w:rFonts w:ascii="Aptos" w:hAnsi="Aptos"/>
-        </w:rPr>
-        <w:t>.</w:t>
+        <w:t>from their respective models.</w:t>
       </w:r>
     </w:p>
     <w:p>
@@ -22110,35 +22932,7 @@
         <w:rPr>
           <w:rFonts w:ascii="Aptos" w:hAnsi="Aptos"/>
         </w:rPr>
-        <w:t xml:space="preserve">. We scale this LCL cloud fraction from the subcloud relative humidity and moisture </w:t>
-      </w:r>
-      <w:proofErr w:type="gramStart"/>
-      <w:r>
-        <w:rPr>
-          <w:rFonts w:ascii="Aptos" w:hAnsi="Aptos"/>
-        </w:rPr>
-        <w:t>fluxes, and</w:t>
-      </w:r>
-      <w:proofErr w:type="gramEnd"/>
-      <w:r>
-        <w:rPr>
-          <w:rFonts w:ascii="Aptos" w:hAnsi="Aptos"/>
-        </w:rPr>
-        <w:t xml:space="preserve"> test the sensitivity of relative humidity (RH) at cloud base. RH may be constant (Held and Shell XXXX</w:t>
-      </w:r>
-      <w:proofErr w:type="gramStart"/>
-      <w:r>
-        <w:rPr>
-          <w:rFonts w:ascii="Aptos" w:hAnsi="Aptos"/>
-        </w:rPr>
-        <w:t>), or</w:t>
-      </w:r>
-      <w:proofErr w:type="gramEnd"/>
-      <w:r>
-        <w:rPr>
-          <w:rFonts w:ascii="Aptos" w:hAnsi="Aptos"/>
-        </w:rPr>
-        <w:t xml:space="preserve"> increase slightly to the damp the surface evaporation to +2 % K</w:t>
+        <w:t>. We scale this LCL cloud fraction from the subcloud relative humidity and moisture fluxes and test the sensitivity of relative humidity (RH) at cloud base. RH may be constant (Held and Shell XXXX) or increase slightly to the damp the surface evaporation to +2 % K</w:t>
       </w:r>
       <w:r>
         <w:rPr>
@@ -23310,16 +24104,8 @@
         <w:rPr>
           <w:rFonts w:ascii="Aptos" w:hAnsi="Aptos"/>
         </w:rPr>
-        <w:t>H</w:t>
-      </w:r>
-      <w:proofErr w:type="spellStart"/>
-      <w:r>
-        <w:rPr>
-          <w:rFonts w:ascii="Aptos" w:hAnsi="Aptos"/>
-        </w:rPr>
-        <w:t>umidity</w:t>
-      </w:r>
-      <w:proofErr w:type="spellEnd"/>
+        <w:t>Humidity</w:t>
+      </w:r>
       <w:r>
         <w:rPr>
           <w:rFonts w:ascii="Aptos" w:hAnsi="Aptos"/>
@@ -23730,7 +24516,14 @@
         <w:rPr>
           <w:rFonts w:ascii="Aptos" w:eastAsiaTheme="minorEastAsia" w:hAnsi="Aptos"/>
         </w:rPr>
-        <w:t xml:space="preserve"> from turbulent stirring and viscous mixing of humidity fluctuations, where </w:t>
+        <w:t xml:space="preserve"> from turbulent stirring and viscous mixing of humidity fluctuations, </w:t>
+      </w:r>
+      <w:r>
+        <w:rPr>
+          <w:rFonts w:ascii="Aptos" w:eastAsiaTheme="minorEastAsia" w:hAnsi="Aptos"/>
+        </w:rPr>
+        <w:lastRenderedPageBreak/>
+        <w:t xml:space="preserve">where </w:t>
       </w:r>
       <m:oMath>
         <m:sSub>
@@ -24151,24 +24944,13 @@
         <w:rPr>
           <w:rFonts w:ascii="Aptos" w:eastAsiaTheme="minorEastAsia" w:hAnsi="Aptos"/>
         </w:rPr>
-        <w:t>T</w:t>
-      </w:r>
-      <w:proofErr w:type="spellStart"/>
-      <w:r>
-        <w:rPr>
-          <w:rFonts w:ascii="Aptos" w:eastAsiaTheme="minorEastAsia" w:hAnsi="Aptos"/>
-        </w:rPr>
-        <w:t>hen</w:t>
-      </w:r>
-      <w:proofErr w:type="spellEnd"/>
-      <w:r>
-        <w:rPr>
-          <w:rFonts w:ascii="Aptos" w:eastAsiaTheme="minorEastAsia" w:hAnsi="Aptos"/>
-        </w:rPr>
-        <w:t xml:space="preserve"> the RH standard deviation at cloud base, </w:t>
+        <w:t xml:space="preserve">Then the RH standard deviation at cloud base, </w:t>
       </w:r>
       <m:oMath>
         <m:r>
+          <m:rPr>
+            <m:sty m:val="p"/>
+          </m:rPr>
           <w:rPr>
             <w:rFonts w:ascii="Cambria Math" w:eastAsiaTheme="minorEastAsia" w:hAnsi="Cambria Math"/>
           </w:rPr>
@@ -25197,6 +25979,9 @@
             <m:t>.</m:t>
           </m:r>
           <m:r>
+            <m:rPr>
+              <m:sty m:val="p"/>
+            </m:rPr>
             <w:rPr>
               <w:rFonts w:ascii="Aptos" w:eastAsiaTheme="minorEastAsia" w:hAnsi="Aptos"/>
             </w:rPr>
@@ -26044,6 +26829,9 @@
             <m:t>,</m:t>
           </m:r>
           <m:r>
+            <m:rPr>
+              <m:sty m:val="p"/>
+            </m:rPr>
             <w:rPr>
               <w:rFonts w:ascii="Cambria Math" w:eastAsiaTheme="minorEastAsia" w:hAnsi="Cambria Math"/>
             </w:rPr>
@@ -26056,23 +26844,7 @@
           <w:rFonts w:ascii="Aptos" w:eastAsiaTheme="minorEastAsia" w:hAnsi="Aptos"/>
           <w:iCs/>
         </w:rPr>
-        <w:t>w</w:t>
-      </w:r>
-      <w:proofErr w:type="spellStart"/>
-      <w:r>
-        <w:rPr>
-          <w:rFonts w:ascii="Aptos" w:eastAsiaTheme="minorEastAsia" w:hAnsi="Aptos"/>
-          <w:iCs/>
-        </w:rPr>
-        <w:t>ith</w:t>
-      </w:r>
-      <w:proofErr w:type="spellEnd"/>
-      <w:r>
-        <w:rPr>
-          <w:rFonts w:ascii="Aptos" w:eastAsiaTheme="minorEastAsia" w:hAnsi="Aptos"/>
-          <w:iCs/>
-        </w:rPr>
-        <w:t xml:space="preserve"> </w:t>
+        <w:t xml:space="preserve">with </w:t>
       </w:r>
       <m:oMath>
         <m:r>
@@ -26362,6 +27134,9 @@
             <m:t>)</m:t>
           </m:r>
           <m:r>
+            <m:rPr>
+              <m:sty m:val="p"/>
+            </m:rPr>
             <w:rPr>
               <w:rFonts w:ascii="Cambria Math" w:eastAsiaTheme="minorEastAsia" w:hAnsi="Cambria Math"/>
             </w:rPr>
@@ -26723,16 +27498,7 @@
               <w:rPr>
                 <w:rFonts w:ascii="Cambria Math" w:eastAsiaTheme="minorEastAsia" w:hAnsi="Cambria Math"/>
               </w:rPr>
-              <m:t>sf</m:t>
-            </m:r>
-            <m:r>
-              <m:rPr>
-                <m:sty m:val="p"/>
-              </m:rPr>
-              <w:rPr>
-                <w:rFonts w:ascii="Cambria Math" w:eastAsiaTheme="minorEastAsia" w:hAnsi="Cambria Math"/>
-              </w:rPr>
-              <m:t>c</m:t>
+              <m:t>sfc</m:t>
             </m:r>
           </m:sub>
         </m:sSub>
@@ -26816,13 +27582,7 @@
           <w:rPr>
             <w:rFonts w:ascii="Cambria Math" w:eastAsiaTheme="minorEastAsia" w:hAnsi="Cambria Math"/>
           </w:rPr>
-          <m:t>c</m:t>
-        </m:r>
-        <m:r>
-          <w:rPr>
-            <w:rFonts w:ascii="Cambria Math" w:eastAsiaTheme="minorEastAsia" w:hAnsi="Cambria Math"/>
-          </w:rPr>
-          <m:t>=</m:t>
+          <m:t>c=</m:t>
         </m:r>
         <m:f>
           <m:fPr>
@@ -27099,81 +27859,33 @@
           <w:rPr>
             <w:rFonts w:ascii="Cambria Math" w:eastAsiaTheme="minorEastAsia" w:hAnsi="Cambria Math"/>
           </w:rPr>
-          <m:t>c</m:t>
-        </m:r>
-        <m:r>
-          <w:rPr>
-            <w:rFonts w:ascii="Cambria Math" w:eastAsiaTheme="minorEastAsia" w:hAnsi="Cambria Math"/>
-          </w:rPr>
-          <m:t>=1</m:t>
+          <m:t>c=1</m:t>
         </m:r>
       </m:oMath>
       <w:r>
         <w:rPr>
           <w:rFonts w:ascii="Aptos" w:eastAsiaTheme="minorEastAsia" w:hAnsi="Aptos"/>
         </w:rPr>
-        <w:t xml:space="preserve">. </w:t>
+        <w:t xml:space="preserve">. Otherwise, the evaporation is damped </w:t>
       </w:r>
       <w:r>
         <w:rPr>
           <w:rFonts w:ascii="Aptos" w:eastAsiaTheme="minorEastAsia" w:hAnsi="Aptos"/>
         </w:rPr>
-        <w:t>Otherwise</w:t>
+        <w:t xml:space="preserve">also </w:t>
       </w:r>
       <w:r>
         <w:rPr>
           <w:rFonts w:ascii="Aptos" w:eastAsiaTheme="minorEastAsia" w:hAnsi="Aptos"/>
         </w:rPr>
-        <w:t>,</w:t>
-      </w:r>
-      <w:r>
-        <w:rPr>
-          <w:rFonts w:ascii="Aptos" w:eastAsiaTheme="minorEastAsia" w:hAnsi="Aptos"/>
-        </w:rPr>
-        <w:t xml:space="preserve"> the evaporation is damped </w:t>
-      </w:r>
-      <w:r>
-        <w:rPr>
-          <w:rFonts w:ascii="Aptos" w:eastAsiaTheme="minorEastAsia" w:hAnsi="Aptos"/>
-        </w:rPr>
-        <w:t xml:space="preserve">also </w:t>
-      </w:r>
-      <w:r>
-        <w:rPr>
-          <w:rFonts w:ascii="Aptos" w:eastAsiaTheme="minorEastAsia" w:hAnsi="Aptos"/>
-        </w:rPr>
-        <w:t xml:space="preserve">by </w:t>
-      </w:r>
-      <w:r>
-        <w:rPr>
-          <w:rFonts w:ascii="Aptos" w:eastAsiaTheme="minorEastAsia" w:hAnsi="Aptos"/>
-        </w:rPr>
-        <w:t>decreasing</w:t>
-      </w:r>
-      <w:r>
-        <w:rPr>
-          <w:rFonts w:ascii="Aptos" w:eastAsiaTheme="minorEastAsia" w:hAnsi="Aptos"/>
-        </w:rPr>
-        <w:t xml:space="preserve"> wind speed</w:t>
-      </w:r>
-      <w:r>
-        <w:rPr>
-          <w:rFonts w:ascii="Aptos" w:eastAsiaTheme="minorEastAsia" w:hAnsi="Aptos"/>
-        </w:rPr>
-        <w:t xml:space="preserve">. At </w:t>
+        <w:t xml:space="preserve">by decreasing wind speed. At </w:t>
       </w:r>
       <m:oMath>
         <m:r>
           <w:rPr>
             <w:rFonts w:ascii="Cambria Math" w:eastAsiaTheme="minorEastAsia" w:hAnsi="Cambria Math"/>
           </w:rPr>
-          <m:t>c</m:t>
-        </m:r>
-        <m:r>
-          <w:rPr>
-            <w:rFonts w:ascii="Cambria Math" w:eastAsiaTheme="minorEastAsia" w:hAnsi="Cambria Math"/>
-          </w:rPr>
-          <m:t>=0</m:t>
+          <m:t>c=0</m:t>
         </m:r>
       </m:oMath>
       <w:r>
@@ -27245,13 +27957,7 @@
           <w:rPr>
             <w:rFonts w:ascii="Cambria Math" w:eastAsiaTheme="minorEastAsia" w:hAnsi="Cambria Math"/>
           </w:rPr>
-          <m:t>=-</m:t>
-        </m:r>
-        <m:r>
-          <w:rPr>
-            <w:rFonts w:ascii="Cambria Math" w:eastAsiaTheme="minorEastAsia" w:hAnsi="Cambria Math"/>
-          </w:rPr>
-          <m:t>c</m:t>
+          <m:t>=-c</m:t>
         </m:r>
         <m:d>
           <m:dPr>
@@ -27654,13 +28360,7 @@
           <w:rPr>
             <w:rFonts w:ascii="Cambria Math" w:eastAsiaTheme="minorEastAsia" w:hAnsi="Cambria Math"/>
           </w:rPr>
-          <m:t>-</m:t>
-        </m:r>
-        <m:r>
-          <w:rPr>
-            <w:rFonts w:ascii="Cambria Math" w:eastAsiaTheme="minorEastAsia" w:hAnsi="Cambria Math"/>
-          </w:rPr>
-          <m:t>c</m:t>
+          <m:t>-c</m:t>
         </m:r>
         <m:d>
           <m:dPr>
@@ -27729,30 +28429,14 @@
           <w:rFonts w:ascii="Aptos" w:eastAsiaTheme="minorEastAsia" w:hAnsi="Aptos"/>
           <w:iCs/>
         </w:rPr>
-        <w:t xml:space="preserve">is between –0.5 and </w:t>
-      </w:r>
-      <w:proofErr w:type="gramStart"/>
+        <w:t>is between –0.5 and +0.5</w:t>
+      </w:r>
       <w:r>
         <w:rPr>
           <w:rFonts w:ascii="Aptos" w:eastAsiaTheme="minorEastAsia" w:hAnsi="Aptos"/>
           <w:iCs/>
         </w:rPr>
-        <w:t>+0.5</w:t>
-      </w:r>
-      <w:r>
-        <w:rPr>
-          <w:rFonts w:ascii="Aptos" w:eastAsiaTheme="minorEastAsia" w:hAnsi="Aptos"/>
-          <w:iCs/>
-        </w:rPr>
-        <w:t>, and</w:t>
-      </w:r>
-      <w:proofErr w:type="gramEnd"/>
-      <w:r>
-        <w:rPr>
-          <w:rFonts w:ascii="Aptos" w:eastAsiaTheme="minorEastAsia" w:hAnsi="Aptos"/>
-          <w:iCs/>
-        </w:rPr>
-        <w:t xml:space="preserve"> </w:t>
+        <w:t xml:space="preserve"> and </w:t>
       </w:r>
       <w:r>
         <w:rPr>
@@ -28158,7 +28842,7 @@
                     <pic:cNvPicPr/>
                   </pic:nvPicPr>
                   <pic:blipFill rotWithShape="1">
-                    <a:blip r:embed="rId15"/>
+                    <a:blip r:embed="rId17"/>
                     <a:srcRect r="43278" b="40935"/>
                     <a:stretch>
                       <a:fillRect/>
@@ -29060,13 +29744,7 @@
           <w:rPr>
             <w:rFonts w:ascii="Cambria Math" w:eastAsiaTheme="minorEastAsia" w:hAnsi="Cambria Math"/>
           </w:rPr>
-          <m:t xml:space="preserve">=0, </m:t>
-        </m:r>
-        <m:r>
-          <w:rPr>
-            <w:rFonts w:ascii="Cambria Math" w:eastAsiaTheme="minorEastAsia" w:hAnsi="Cambria Math"/>
-          </w:rPr>
-          <m:t>c=1</m:t>
+          <m:t>=0, c=1</m:t>
         </m:r>
       </m:oMath>
       <w:r>
@@ -29102,13 +29780,7 @@
           <w:rPr>
             <w:rFonts w:ascii="Cambria Math" w:eastAsiaTheme="minorEastAsia" w:hAnsi="Cambria Math"/>
           </w:rPr>
-          <m:t>c=1</m:t>
-        </m:r>
-        <m:r>
-          <w:rPr>
-            <w:rFonts w:ascii="Cambria Math" w:eastAsiaTheme="minorEastAsia" w:hAnsi="Cambria Math"/>
-          </w:rPr>
-          <m:t>,</m:t>
+          <m:t>c=1,</m:t>
         </m:r>
       </m:oMath>
       <w:r>
@@ -29718,7 +30390,26 @@
         <w:rPr>
           <w:rFonts w:ascii="Aptos" w:hAnsi="Aptos"/>
         </w:rPr>
-        <w:t>). Increasing the surface humidity but keeping the cloud base humidity constant decreases the LCL clouds by the same amount. LCL clouds could thus significantly modify the predicted reduction of shallow cumulus clouds. The net cloud changes depend on the partitioning of the original clouds into cumulus clouds and LCL clouds that are strongly coupled to the subcloud layer. Assuming 1/3 of the clouds are LCL clouds that change by ±8% K</w:t>
+        <w:t xml:space="preserve">). Increasing the surface humidity but keeping the cloud base humidity constant decreases the LCL clouds by the same amount. LCL clouds could thus significantly modify the predicted reduction of shallow cumulus clouds. The net cloud changes depend on the partitioning of the original clouds into cumulus clouds and LCL clouds that are strongly coupled to the subcloud layer. </w:t>
+      </w:r>
+      <w:r>
+        <w:rPr>
+          <w:rFonts w:ascii="Aptos" w:hAnsi="Aptos"/>
+        </w:rPr>
+        <w:t xml:space="preserve">The large uncertainties in the change of conditions that drive the LCL clouds bound the results for the sum of the shallow cumulus and LCL clouds. </w:t>
+      </w:r>
+      <w:r>
+        <w:rPr>
+          <w:rFonts w:ascii="Aptos" w:hAnsi="Aptos"/>
+        </w:rPr>
+        <w:t xml:space="preserve">Assuming 1/3 of the clouds </w:t>
+      </w:r>
+      <w:r>
+        <w:rPr>
+          <w:rFonts w:ascii="Aptos" w:hAnsi="Aptos"/>
+        </w:rPr>
+        <w:lastRenderedPageBreak/>
+        <w:t>are LCL clouds that change by ±8% K</w:t>
       </w:r>
       <w:r>
         <w:rPr>
@@ -29731,14 +30422,7 @@
         <w:rPr>
           <w:rFonts w:ascii="Aptos" w:hAnsi="Aptos"/>
         </w:rPr>
-        <w:t xml:space="preserve">, and 2/3 are </w:t>
-      </w:r>
-      <w:r>
-        <w:rPr>
-          <w:rFonts w:ascii="Aptos" w:hAnsi="Aptos"/>
-        </w:rPr>
-        <w:lastRenderedPageBreak/>
-        <w:t>shallow cumulus that decrease –7.56 % K</w:t>
+        <w:t>, and 2/3 are shallow cumulus that decrease –7.56 % K</w:t>
       </w:r>
       <w:r>
         <w:rPr>
@@ -29751,35 +30435,7 @@
         <w:rPr>
           <w:rFonts w:ascii="Aptos" w:hAnsi="Aptos"/>
         </w:rPr>
-        <w:t xml:space="preserve">, the total effect would be for clouds to decrease with a range </w:t>
-      </w:r>
-      <w:proofErr w:type="gramStart"/>
-      <w:r>
-        <w:rPr>
-          <w:rFonts w:ascii="Aptos" w:hAnsi="Aptos"/>
-        </w:rPr>
-        <w:t>of  –</w:t>
-      </w:r>
-      <w:proofErr w:type="gramEnd"/>
-      <w:r>
-        <w:rPr>
-          <w:rFonts w:ascii="Aptos" w:hAnsi="Aptos"/>
-        </w:rPr>
-        <w:t xml:space="preserve">7.7 </w:t>
-      </w:r>
-      <w:proofErr w:type="gramStart"/>
-      <w:r>
-        <w:rPr>
-          <w:rFonts w:ascii="Aptos" w:hAnsi="Aptos"/>
-        </w:rPr>
-        <w:t>to  –</w:t>
-      </w:r>
-      <w:proofErr w:type="gramEnd"/>
-      <w:r>
-        <w:rPr>
-          <w:rFonts w:ascii="Aptos" w:hAnsi="Aptos"/>
-        </w:rPr>
-        <w:t>2.4 % K</w:t>
+        <w:t>, the total effect would be for clouds to decrease with a range of –7.7 to –2.4 % K</w:t>
       </w:r>
       <w:r>
         <w:rPr>
@@ -29792,7 +30448,7 @@
         <w:rPr>
           <w:rFonts w:ascii="Aptos" w:hAnsi="Aptos"/>
         </w:rPr>
-        <w:t xml:space="preserve">. </w:t>
+        <w:t>.</w:t>
       </w:r>
     </w:p>
     <w:bookmarkEnd w:id="3"/>
@@ -29813,15 +30469,6 @@
     </w:p>
     <w:p>
       <w:pPr>
-        <w:pStyle w:val="BodyText"/>
-        <w:rPr>
-          <w:rFonts w:ascii="Aptos" w:eastAsiaTheme="minorEastAsia" w:hAnsi="Aptos"/>
-          <w:iCs/>
-        </w:rPr>
-      </w:pPr>
-    </w:p>
-    <w:p>
-      <w:pPr>
         <w:pStyle w:val="Heading2"/>
       </w:pPr>
       <w:r>
@@ -29886,2631 +30533,17 @@
     </w:p>
     <w:p>
       <w:pPr>
-        <w:pStyle w:val="BodyText"/>
-        <w:rPr>
-          <w:rFonts w:ascii="Aptos" w:eastAsiaTheme="minorEastAsia" w:hAnsi="Aptos" w:cs="Times New Roman"/>
-        </w:rPr>
+        <w:pStyle w:val="Heading1"/>
       </w:pPr>
-    </w:p>
-    <w:p>
-      <w:pPr>
-        <w:keepNext/>
-        <w:keepLines/>
-        <w:spacing w:before="160" w:after="80"/>
-        <w:outlineLvl w:val="1"/>
-        <w:rPr>
-          <w:rFonts w:asciiTheme="majorHAnsi" w:eastAsiaTheme="majorEastAsia" w:hAnsiTheme="majorHAnsi" w:cstheme="majorBidi"/>
-          <w:color w:val="0F4761" w:themeColor="accent1" w:themeShade="BF"/>
-          <w:sz w:val="32"/>
-          <w:szCs w:val="32"/>
-        </w:rPr>
-      </w:pPr>
-      <w:r>
-        <w:rPr>
-          <w:rFonts w:asciiTheme="majorHAnsi" w:eastAsiaTheme="majorEastAsia" w:hAnsiTheme="majorHAnsi" w:cstheme="majorBidi"/>
-          <w:color w:val="0F4761" w:themeColor="accent1" w:themeShade="BF"/>
-          <w:sz w:val="32"/>
-          <w:szCs w:val="32"/>
-        </w:rPr>
-        <w:t xml:space="preserve">Supplement: </w:t>
-      </w:r>
-      <w:r>
-        <w:rPr>
-          <w:rFonts w:asciiTheme="majorHAnsi" w:eastAsiaTheme="majorEastAsia" w:hAnsiTheme="majorHAnsi" w:cstheme="majorBidi"/>
-          <w:color w:val="0F4761" w:themeColor="accent1" w:themeShade="BF"/>
-          <w:sz w:val="32"/>
-          <w:szCs w:val="32"/>
-        </w:rPr>
-        <w:t>Mesoscale organizatio</w:t>
-      </w:r>
-      <w:r>
-        <w:rPr>
-          <w:rFonts w:asciiTheme="majorHAnsi" w:eastAsiaTheme="majorEastAsia" w:hAnsiTheme="majorHAnsi" w:cstheme="majorBidi"/>
-          <w:color w:val="0F4761" w:themeColor="accent1" w:themeShade="BF"/>
-          <w:sz w:val="32"/>
-          <w:szCs w:val="32"/>
-        </w:rPr>
-        <w:t xml:space="preserve">n: </w:t>
-      </w:r>
-      <w:r>
-        <w:rPr>
-          <w:rFonts w:asciiTheme="majorHAnsi" w:eastAsiaTheme="majorEastAsia" w:hAnsiTheme="majorHAnsi" w:cstheme="majorBidi"/>
-          <w:i/>
-          <w:iCs/>
-          <w:color w:val="0F4761" w:themeColor="accent1" w:themeShade="BF"/>
-          <w:sz w:val="32"/>
-          <w:szCs w:val="32"/>
-        </w:rPr>
-        <w:t>stretching the cloud distribution</w:t>
-      </w:r>
-    </w:p>
-    <w:p>
-      <w:pPr>
-        <w:pStyle w:val="BodyText"/>
-        <w:rPr>
-          <w:rFonts w:eastAsiaTheme="minorEastAsia"/>
-        </w:rPr>
-      </w:pPr>
-      <w:r>
-        <w:t xml:space="preserve">Mesoscale organization clusters clouds together, leading to larger cloud updrafts, and updrafts entraining moister air from their surroundings. </w:t>
-      </w:r>
-      <w:r>
-        <w:t>The cumulus mass flux model parameterizes the effect of</w:t>
-      </w:r>
-      <w:r>
-        <w:t xml:space="preserve"> mesoscale clustering </w:t>
-      </w:r>
-      <w:r>
-        <w:t>through the</w:t>
-      </w:r>
-      <w:r>
-        <w:t xml:space="preserve"> total moisture sink rate. </w:t>
-      </w:r>
-      <w:r>
-        <w:t xml:space="preserve">The moisture sink rates </w:t>
-      </w:r>
-      <w:r>
-        <w:t>we</w:t>
-      </w:r>
-      <w:r>
-        <w:t>re distributed according to the observed humidity profile and cloud top height distribution.</w:t>
-      </w:r>
-      <w:r>
-        <w:t xml:space="preserve"> </w:t>
-      </w:r>
-      <w:r>
-        <w:rPr>
-          <w:rFonts w:eastAsiaTheme="minorEastAsia"/>
-        </w:rPr>
-        <w:t xml:space="preserve">The moisture sink rate depends on the geometric, turbulent, and microphysical properties of the clouds, which we assume not to change in our climate experiments. In this section we consider the implications of changing the moisture sink rate. </w:t>
-      </w:r>
-    </w:p>
-    <w:p>
-      <w:pPr>
-        <w:pStyle w:val="BodyText"/>
-        <w:rPr>
-          <w:rFonts w:eastAsiaTheme="minorEastAsia"/>
-        </w:rPr>
-      </w:pPr>
-      <w:r>
-        <w:rPr>
-          <w:rFonts w:eastAsiaTheme="minorEastAsia"/>
-        </w:rPr>
-        <w:t xml:space="preserve">The distance over which moisture is removed from the cloud is inversely proportional to the sink rate. Multiplying the moisture sink rate by </w:t>
-      </w:r>
-      <m:oMath>
-        <m:r>
-          <w:rPr>
-            <w:rFonts w:ascii="Cambria Math" w:eastAsiaTheme="minorEastAsia" w:hAnsi="Cambria Math"/>
-          </w:rPr>
-          <m:t xml:space="preserve">K </m:t>
-        </m:r>
-      </m:oMath>
-      <w:r>
-        <w:rPr>
-          <w:rFonts w:eastAsiaTheme="minorEastAsia"/>
-        </w:rPr>
-        <w:t xml:space="preserve">and </w:t>
-      </w:r>
-      <w:r>
-        <w:rPr>
-          <w:rFonts w:eastAsiaTheme="minorEastAsia"/>
-        </w:rPr>
-        <w:t>squashing</w:t>
-      </w:r>
-      <w:r>
-        <w:rPr>
-          <w:rFonts w:eastAsiaTheme="minorEastAsia"/>
-        </w:rPr>
-        <w:t xml:space="preserve"> the vertical scale of the humidity profile </w:t>
-      </w:r>
-      <m:oMath>
-        <m:sSup>
-          <m:sSupPr>
-            <m:ctrlPr>
-              <w:rPr>
-                <w:rFonts w:ascii="Cambria Math" w:eastAsiaTheme="minorEastAsia" w:hAnsi="Cambria Math"/>
-                <w:i/>
-              </w:rPr>
-            </m:ctrlPr>
-          </m:sSupPr>
-          <m:e>
-            <m:r>
-              <w:rPr>
-                <w:rFonts w:ascii="Cambria Math" w:eastAsiaTheme="minorEastAsia" w:hAnsi="Cambria Math"/>
-              </w:rPr>
-              <m:t>q</m:t>
-            </m:r>
-          </m:e>
-          <m:sup>
-            <m:r>
-              <w:rPr>
-                <w:rFonts w:ascii="Cambria Math" w:eastAsiaTheme="minorEastAsia" w:hAnsi="Cambria Math"/>
-              </w:rPr>
-              <m:t>'</m:t>
-            </m:r>
-          </m:sup>
-        </m:sSup>
-        <m:d>
-          <m:dPr>
-            <m:ctrlPr>
-              <w:rPr>
-                <w:rFonts w:ascii="Cambria Math" w:eastAsiaTheme="minorEastAsia" w:hAnsi="Cambria Math"/>
-                <w:i/>
-              </w:rPr>
-            </m:ctrlPr>
-          </m:dPr>
-          <m:e>
-            <m:r>
-              <w:rPr>
-                <w:rFonts w:ascii="Cambria Math" w:eastAsiaTheme="minorEastAsia" w:hAnsi="Cambria Math"/>
-              </w:rPr>
-              <m:t>z</m:t>
-            </m:r>
-          </m:e>
-        </m:d>
-        <m:r>
-          <w:rPr>
-            <w:rFonts w:ascii="Cambria Math" w:eastAsiaTheme="minorEastAsia" w:hAnsi="Cambria Math"/>
-          </w:rPr>
-          <m:t>=q</m:t>
-        </m:r>
-        <m:d>
-          <m:dPr>
-            <m:ctrlPr>
-              <w:rPr>
-                <w:rFonts w:ascii="Cambria Math" w:eastAsiaTheme="minorEastAsia" w:hAnsi="Cambria Math"/>
-                <w:i/>
-              </w:rPr>
-            </m:ctrlPr>
-          </m:dPr>
-          <m:e>
-            <m:r>
-              <w:rPr>
-                <w:rFonts w:ascii="Cambria Math" w:eastAsiaTheme="minorEastAsia" w:hAnsi="Cambria Math"/>
-              </w:rPr>
-              <m:t>Kz</m:t>
-            </m:r>
-          </m:e>
-        </m:d>
-      </m:oMath>
-      <w:r>
-        <w:rPr>
-          <w:rFonts w:eastAsiaTheme="minorEastAsia"/>
-        </w:rPr>
-        <w:t xml:space="preserve"> entrain</w:t>
-      </w:r>
-      <w:r>
-        <w:rPr>
-          <w:rFonts w:eastAsiaTheme="minorEastAsia"/>
-        </w:rPr>
-        <w:t>s</w:t>
-      </w:r>
-      <w:r>
-        <w:rPr>
-          <w:rFonts w:eastAsiaTheme="minorEastAsia"/>
-        </w:rPr>
-        <w:t xml:space="preserve"> the same water over a shorter vertical distance, </w:t>
-      </w:r>
-      <w:r>
-        <w:rPr>
-          <w:rFonts w:eastAsiaTheme="minorEastAsia"/>
-        </w:rPr>
-        <w:t>squashing</w:t>
-      </w:r>
-      <w:r>
-        <w:rPr>
-          <w:rFonts w:eastAsiaTheme="minorEastAsia"/>
-        </w:rPr>
-        <w:t xml:space="preserve"> the cloud top </w:t>
-      </w:r>
-      <w:r>
-        <w:rPr>
-          <w:rFonts w:eastAsiaTheme="minorEastAsia"/>
-        </w:rPr>
-        <w:t xml:space="preserve">exactly to </w:t>
-      </w:r>
-      <m:oMath>
-        <m:sSup>
-          <m:sSupPr>
-            <m:ctrlPr>
-              <w:rPr>
-                <w:rFonts w:ascii="Cambria Math" w:eastAsiaTheme="minorEastAsia" w:hAnsi="Cambria Math"/>
-                <w:i/>
-              </w:rPr>
-            </m:ctrlPr>
-          </m:sSupPr>
-          <m:e>
-            <m:r>
-              <w:rPr>
-                <w:rFonts w:ascii="Cambria Math" w:eastAsiaTheme="minorEastAsia" w:hAnsi="Cambria Math"/>
-              </w:rPr>
-              <m:t>h</m:t>
-            </m:r>
-          </m:e>
-          <m:sup>
-            <m:r>
-              <w:rPr>
-                <w:rFonts w:ascii="Cambria Math" w:eastAsiaTheme="minorEastAsia" w:hAnsi="Cambria Math"/>
-              </w:rPr>
-              <m:t>'</m:t>
-            </m:r>
-          </m:sup>
-        </m:sSup>
-        <m:r>
-          <w:rPr>
-            <w:rFonts w:ascii="Cambria Math" w:eastAsiaTheme="minorEastAsia" w:hAnsi="Cambria Math"/>
-          </w:rPr>
-          <m:t>=h/K</m:t>
-        </m:r>
-      </m:oMath>
-      <w:r>
-        <w:rPr>
-          <w:rFonts w:eastAsiaTheme="minorEastAsia"/>
-        </w:rPr>
-        <w:t>.</w:t>
-      </w:r>
-      <w:r>
-        <w:rPr>
-          <w:rFonts w:eastAsiaTheme="minorEastAsia"/>
-        </w:rPr>
-        <w:t xml:space="preserve"> Thus, for equal subsidence </w:t>
-      </w:r>
-      <m:oMath>
-        <m:r>
-          <w:rPr>
-            <w:rFonts w:ascii="Cambria Math" w:eastAsiaTheme="minorEastAsia" w:hAnsi="Cambria Math"/>
-          </w:rPr>
-          <m:t>W</m:t>
-        </m:r>
-      </m:oMath>
-      <w:r>
-        <w:rPr>
-          <w:rFonts w:eastAsiaTheme="minorEastAsia"/>
-        </w:rPr>
-        <w:t xml:space="preserve">, the eddy flux </w:t>
-      </w:r>
-      <m:oMath>
-        <m:sSup>
-          <m:sSupPr>
-            <m:ctrlPr>
-              <w:rPr>
-                <w:rFonts w:ascii="Cambria Math" w:eastAsiaTheme="minorEastAsia" w:hAnsi="Cambria Math"/>
-                <w:i/>
-              </w:rPr>
-            </m:ctrlPr>
-          </m:sSupPr>
-          <m:e>
-            <m:r>
-              <w:rPr>
-                <w:rFonts w:ascii="Cambria Math" w:eastAsiaTheme="minorEastAsia" w:hAnsi="Cambria Math"/>
-              </w:rPr>
-              <m:t>G</m:t>
-            </m:r>
-          </m:e>
-          <m:sup>
-            <m:r>
-              <w:rPr>
-                <w:rFonts w:ascii="Cambria Math" w:eastAsiaTheme="minorEastAsia" w:hAnsi="Cambria Math"/>
-              </w:rPr>
-              <m:t>'</m:t>
-            </m:r>
-          </m:sup>
-        </m:sSup>
-        <m:d>
-          <m:dPr>
-            <m:ctrlPr>
-              <w:rPr>
-                <w:rFonts w:ascii="Cambria Math" w:eastAsiaTheme="minorEastAsia" w:hAnsi="Cambria Math"/>
-                <w:i/>
-              </w:rPr>
-            </m:ctrlPr>
-          </m:dPr>
-          <m:e>
-            <m:r>
-              <w:rPr>
-                <w:rFonts w:ascii="Cambria Math" w:eastAsiaTheme="minorEastAsia" w:hAnsi="Cambria Math"/>
-              </w:rPr>
-              <m:t>z</m:t>
-            </m:r>
-          </m:e>
-        </m:d>
-        <m:r>
-          <w:rPr>
-            <w:rFonts w:ascii="Cambria Math" w:eastAsiaTheme="minorEastAsia" w:hAnsi="Cambria Math"/>
-          </w:rPr>
-          <m:t>=G(Kz)</m:t>
-        </m:r>
-      </m:oMath>
-      <w:r>
-        <w:rPr>
-          <w:rFonts w:eastAsiaTheme="minorEastAsia"/>
-        </w:rPr>
-        <w:t xml:space="preserve"> balances the equivalently squashed subsidence drying, resulting in </w:t>
-      </w:r>
-      <w:proofErr w:type="gramStart"/>
-      <w:r>
-        <w:rPr>
-          <w:rFonts w:eastAsiaTheme="minorEastAsia"/>
-        </w:rPr>
-        <w:t>exactly the same</w:t>
-      </w:r>
-      <w:proofErr w:type="gramEnd"/>
-      <w:r>
-        <w:rPr>
-          <w:rFonts w:eastAsiaTheme="minorEastAsia"/>
-        </w:rPr>
-        <w:t xml:space="preserve"> cloud fractions and fluxes as before at</w:t>
-      </w:r>
-      <w:r>
-        <w:rPr>
-          <w:rFonts w:eastAsiaTheme="minorEastAsia"/>
-        </w:rPr>
-        <w:t xml:space="preserve"> the</w:t>
-      </w:r>
-      <w:r>
-        <w:rPr>
-          <w:rFonts w:eastAsiaTheme="minorEastAsia"/>
-        </w:rPr>
-        <w:t xml:space="preserve"> lower heights </w:t>
-      </w:r>
-      <m:oMath>
-        <m:sSup>
-          <m:sSupPr>
-            <m:ctrlPr>
-              <w:rPr>
-                <w:rFonts w:ascii="Cambria Math" w:eastAsiaTheme="minorEastAsia" w:hAnsi="Cambria Math"/>
-                <w:i/>
-              </w:rPr>
-            </m:ctrlPr>
-          </m:sSupPr>
-          <m:e>
-            <m:r>
-              <w:rPr>
-                <w:rFonts w:ascii="Cambria Math" w:eastAsiaTheme="minorEastAsia" w:hAnsi="Cambria Math"/>
-              </w:rPr>
-              <m:t>h</m:t>
-            </m:r>
-          </m:e>
-          <m:sup>
-            <m:r>
-              <w:rPr>
-                <w:rFonts w:ascii="Cambria Math" w:eastAsiaTheme="minorEastAsia" w:hAnsi="Cambria Math"/>
-              </w:rPr>
-              <m:t>'</m:t>
-            </m:r>
-          </m:sup>
-        </m:sSup>
-        <m:r>
-          <w:rPr>
-            <w:rFonts w:ascii="Cambria Math" w:eastAsiaTheme="minorEastAsia" w:hAnsi="Cambria Math"/>
-          </w:rPr>
-          <m:t>.</m:t>
-        </m:r>
-      </m:oMath>
-    </w:p>
-    <w:p>
-      <w:pPr>
-        <w:pStyle w:val="BodyText"/>
-        <w:rPr>
-          <w:rFonts w:eastAsiaTheme="minorEastAsia"/>
-        </w:rPr>
-      </w:pPr>
-      <w:r>
-        <w:rPr>
-          <w:rFonts w:eastAsiaTheme="minorEastAsia"/>
-        </w:rPr>
-        <w:t xml:space="preserve">Changing the sink rates changes the cloud top height distribution and cloud top moisture flux divergence </w:t>
-      </w:r>
-      <m:oMath>
-        <m:r>
-          <w:rPr>
-            <w:rFonts w:ascii="Cambria Math" w:eastAsiaTheme="minorEastAsia" w:hAnsi="Cambria Math"/>
-          </w:rPr>
-          <m:t>∂G/∂z</m:t>
-        </m:r>
-      </m:oMath>
-      <w:r>
-        <w:rPr>
-          <w:rFonts w:eastAsiaTheme="minorEastAsia"/>
-        </w:rPr>
-        <w:t xml:space="preserve">. The cloud moisture flux both responds to the humidity profile and balances its advection by subsidence. </w:t>
-      </w:r>
-      <w:r>
-        <w:rPr>
-          <w:rFonts w:eastAsiaTheme="minorEastAsia"/>
-        </w:rPr>
-        <w:t xml:space="preserve">Clouds thus conspire to modify the environmental </w:t>
-      </w:r>
-      <w:r>
-        <w:rPr>
-          <w:rFonts w:eastAsiaTheme="minorEastAsia"/>
-        </w:rPr>
-        <w:lastRenderedPageBreak/>
-        <w:t xml:space="preserve">humidity gradient and the subsidence drying, to establish a new balance, </w:t>
-      </w:r>
-      <m:oMath>
-        <m:r>
-          <w:rPr>
-            <w:rFonts w:ascii="Cambria Math" w:eastAsiaTheme="minorEastAsia" w:hAnsi="Cambria Math"/>
-          </w:rPr>
-          <m:t>0=-∂G/∂z-W(∂q/∂z)</m:t>
-        </m:r>
-      </m:oMath>
-      <w:r>
-        <w:rPr>
-          <w:rFonts w:eastAsiaTheme="minorEastAsia"/>
-        </w:rPr>
-        <w:t xml:space="preserve">, with a different distribution of total moisture sink rates. Including large scale divergence </w:t>
-      </w:r>
-      <m:oMath>
-        <m:r>
-          <w:rPr>
-            <w:rFonts w:ascii="Cambria Math" w:eastAsiaTheme="minorEastAsia" w:hAnsi="Cambria Math"/>
-          </w:rPr>
-          <m:t>D</m:t>
-        </m:r>
-      </m:oMath>
-      <w:r>
-        <w:rPr>
-          <w:rFonts w:eastAsiaTheme="minorEastAsia"/>
-        </w:rPr>
-        <w:t>, the general solution is</w:t>
-      </w:r>
-      <w:r>
-        <w:rPr>
-          <w:rFonts w:eastAsiaTheme="minorEastAsia"/>
-        </w:rPr>
-        <w:br/>
-      </w:r>
-      <m:oMathPara>
-        <m:oMath>
-          <m:r>
-            <w:rPr>
-              <w:rFonts w:ascii="Cambria Math" w:eastAsiaTheme="minorEastAsia" w:hAnsi="Cambria Math"/>
-            </w:rPr>
-            <m:t>G</m:t>
-          </m:r>
-          <m:d>
-            <m:dPr>
-              <m:ctrlPr>
-                <w:rPr>
-                  <w:rFonts w:ascii="Cambria Math" w:eastAsiaTheme="minorEastAsia" w:hAnsi="Cambria Math"/>
-                  <w:i/>
-                </w:rPr>
-              </m:ctrlPr>
-            </m:dPr>
-            <m:e>
-              <m:r>
-                <w:rPr>
-                  <w:rFonts w:ascii="Cambria Math" w:eastAsiaTheme="minorEastAsia" w:hAnsi="Cambria Math"/>
-                </w:rPr>
-                <m:t>z</m:t>
-              </m:r>
-            </m:e>
-          </m:d>
-          <m:r>
-            <w:rPr>
-              <w:rFonts w:ascii="Cambria Math" w:eastAsiaTheme="minorEastAsia" w:hAnsi="Cambria Math"/>
-            </w:rPr>
-            <m:t>=-Wq+</m:t>
-          </m:r>
-          <m:sSub>
-            <m:sSubPr>
-              <m:ctrlPr>
-                <w:rPr>
-                  <w:rFonts w:ascii="Cambria Math" w:eastAsiaTheme="minorEastAsia" w:hAnsi="Cambria Math"/>
-                  <w:i/>
-                </w:rPr>
-              </m:ctrlPr>
-            </m:sSubPr>
-            <m:e>
-              <m:d>
-                <m:dPr>
-                  <m:ctrlPr>
-                    <w:rPr>
-                      <w:rFonts w:ascii="Cambria Math" w:eastAsiaTheme="minorEastAsia" w:hAnsi="Cambria Math"/>
-                      <w:i/>
-                    </w:rPr>
-                  </m:ctrlPr>
-                </m:dPr>
-                <m:e>
-                  <m:r>
-                    <w:rPr>
-                      <w:rFonts w:ascii="Cambria Math" w:eastAsiaTheme="minorEastAsia" w:hAnsi="Cambria Math"/>
-                    </w:rPr>
-                    <m:t>Wq</m:t>
-                  </m:r>
-                </m:e>
-              </m:d>
-            </m:e>
-            <m:sub>
-              <m:r>
-                <w:rPr>
-                  <w:rFonts w:ascii="Cambria Math" w:eastAsiaTheme="minorEastAsia" w:hAnsi="Cambria Math"/>
-                </w:rPr>
-                <m:t>CB</m:t>
-              </m:r>
-            </m:sub>
-          </m:sSub>
-          <m:r>
-            <w:rPr>
-              <w:rFonts w:ascii="Cambria Math" w:eastAsiaTheme="minorEastAsia" w:hAnsi="Cambria Math"/>
-            </w:rPr>
-            <m:t>+D</m:t>
-          </m:r>
-          <m:nary>
-            <m:naryPr>
-              <m:ctrlPr>
-                <w:rPr>
-                  <w:rFonts w:ascii="Cambria Math" w:eastAsiaTheme="minorEastAsia" w:hAnsi="Cambria Math"/>
-                  <w:i/>
-                </w:rPr>
-              </m:ctrlPr>
-            </m:naryPr>
-            <m:sub>
-              <m:sSub>
-                <m:sSubPr>
-                  <m:ctrlPr>
-                    <w:rPr>
-                      <w:rFonts w:ascii="Cambria Math" w:eastAsiaTheme="minorEastAsia" w:hAnsi="Cambria Math"/>
-                      <w:i/>
-                    </w:rPr>
-                  </m:ctrlPr>
-                </m:sSubPr>
-                <m:e>
-                  <m:r>
-                    <w:rPr>
-                      <w:rFonts w:ascii="Cambria Math" w:eastAsiaTheme="minorEastAsia" w:hAnsi="Cambria Math"/>
-                    </w:rPr>
-                    <m:t>z</m:t>
-                  </m:r>
-                </m:e>
-                <m:sub>
-                  <m:r>
-                    <w:rPr>
-                      <w:rFonts w:ascii="Cambria Math" w:eastAsiaTheme="minorEastAsia" w:hAnsi="Cambria Math"/>
-                    </w:rPr>
-                    <m:t>CB</m:t>
-                  </m:r>
-                </m:sub>
-              </m:sSub>
-            </m:sub>
-            <m:sup>
-              <m:r>
-                <w:rPr>
-                  <w:rFonts w:ascii="Cambria Math" w:eastAsiaTheme="minorEastAsia" w:hAnsi="Cambria Math"/>
-                </w:rPr>
-                <m:t>z</m:t>
-              </m:r>
-            </m:sup>
-            <m:e>
-              <m:r>
-                <w:rPr>
-                  <w:rFonts w:ascii="Cambria Math" w:eastAsiaTheme="minorEastAsia" w:hAnsi="Cambria Math"/>
-                </w:rPr>
-                <m:t>q dζ</m:t>
-              </m:r>
-            </m:e>
-          </m:nary>
-          <m:r>
-            <w:rPr>
-              <w:rFonts w:ascii="Cambria Math" w:eastAsiaTheme="minorEastAsia" w:hAnsi="Cambria Math"/>
-            </w:rPr>
-            <m:t>.</m:t>
-          </m:r>
-          <m:r>
-            <m:rPr>
-              <m:sty m:val="p"/>
-            </m:rPr>
-            <w:rPr>
-              <w:rFonts w:eastAsiaTheme="minorEastAsia"/>
-            </w:rPr>
-            <w:br/>
-          </m:r>
-        </m:oMath>
-      </m:oMathPara>
-      <w:r>
-        <w:rPr>
-          <w:rFonts w:eastAsiaTheme="minorEastAsia"/>
-        </w:rPr>
-        <w:t xml:space="preserve">This yields a balanced eddy flux profile for any humidity </w:t>
-      </w:r>
-      <w:r>
-        <w:rPr>
-          <w:rFonts w:eastAsiaTheme="minorEastAsia"/>
-        </w:rPr>
-        <w:t>and subsidence</w:t>
-      </w:r>
-      <w:r>
-        <w:rPr>
-          <w:rFonts w:eastAsiaTheme="minorEastAsia"/>
-        </w:rPr>
-        <w:t xml:space="preserve"> profile. The </w:t>
-      </w:r>
-      <w:r>
-        <w:rPr>
-          <w:rFonts w:eastAsiaTheme="minorEastAsia"/>
-        </w:rPr>
-        <w:t xml:space="preserve">humidity profile determines the </w:t>
-      </w:r>
-      <w:r>
-        <w:rPr>
-          <w:rFonts w:eastAsiaTheme="minorEastAsia"/>
-        </w:rPr>
-        <w:t>cloud distribution</w:t>
-      </w:r>
-      <w:r>
-        <w:rPr>
-          <w:rFonts w:eastAsiaTheme="minorEastAsia"/>
-        </w:rPr>
-        <w:t>.</w:t>
-      </w:r>
-      <w:r>
-        <w:rPr>
-          <w:rFonts w:eastAsiaTheme="minorEastAsia"/>
-        </w:rPr>
-        <w:t xml:space="preserve"> </w:t>
-      </w:r>
-      <w:r>
-        <w:rPr>
-          <w:rFonts w:eastAsiaTheme="minorEastAsia"/>
-        </w:rPr>
-        <w:t xml:space="preserve">A stretched distribution of moisture </w:t>
-      </w:r>
-      <w:proofErr w:type="gramStart"/>
-      <w:r>
-        <w:rPr>
-          <w:rFonts w:eastAsiaTheme="minorEastAsia"/>
-        </w:rPr>
-        <w:t>sink</w:t>
-      </w:r>
-      <w:proofErr w:type="gramEnd"/>
-      <w:r>
-        <w:rPr>
-          <w:rFonts w:eastAsiaTheme="minorEastAsia"/>
-        </w:rPr>
-        <w:t xml:space="preserve"> rates, representing changes in the size and clustering of the cumulus clouds, yields the </w:t>
-      </w:r>
-      <w:r>
-        <w:rPr>
-          <w:rFonts w:eastAsiaTheme="minorEastAsia"/>
-        </w:rPr>
-        <w:t>eddy flux profile</w:t>
-      </w:r>
-      <w:r>
-        <w:rPr>
-          <w:rFonts w:eastAsiaTheme="minorEastAsia"/>
-        </w:rPr>
-        <w:t xml:space="preserve"> to balance the subsidence</w:t>
-      </w:r>
-      <w:r>
-        <w:rPr>
-          <w:rFonts w:eastAsiaTheme="minorEastAsia"/>
-        </w:rPr>
-        <w:t>.</w:t>
-      </w:r>
-    </w:p>
-    <w:p>
-      <w:pPr>
-        <w:pStyle w:val="BodyText"/>
-      </w:pPr>
-      <w:r>
-        <w:rPr>
-          <w:rFonts w:eastAsiaTheme="minorEastAsia"/>
-        </w:rPr>
-        <w:t>Increased mesoscale organization and reduced sink rates would result in deeper clouds</w:t>
-      </w:r>
-      <w:r>
-        <w:rPr>
-          <w:rFonts w:eastAsiaTheme="minorEastAsia"/>
-        </w:rPr>
-        <w:t xml:space="preserve">, </w:t>
-      </w:r>
-      <w:r>
-        <w:rPr>
-          <w:rFonts w:eastAsiaTheme="minorEastAsia"/>
-        </w:rPr>
-        <w:t>balanc</w:t>
-      </w:r>
-      <w:r>
-        <w:rPr>
-          <w:rFonts w:eastAsiaTheme="minorEastAsia"/>
-        </w:rPr>
-        <w:t>ing</w:t>
-      </w:r>
-      <w:r>
-        <w:rPr>
-          <w:rFonts w:eastAsiaTheme="minorEastAsia"/>
-        </w:rPr>
-        <w:t xml:space="preserve"> subsidence advection from deeper distribution of humidity with a weaker gradient. Deeper moisture profiles </w:t>
-      </w:r>
-      <w:r>
-        <w:rPr>
-          <w:rFonts w:eastAsiaTheme="minorEastAsia"/>
-        </w:rPr>
-        <w:t>associated with</w:t>
-      </w:r>
-      <w:r>
-        <w:rPr>
-          <w:rFonts w:eastAsiaTheme="minorEastAsia"/>
-        </w:rPr>
-        <w:t xml:space="preserve"> increased mesoscale organization </w:t>
-      </w:r>
-      <w:r>
-        <w:rPr>
-          <w:rFonts w:eastAsiaTheme="minorEastAsia"/>
-        </w:rPr>
-        <w:t>would</w:t>
-      </w:r>
-      <w:r>
-        <w:rPr>
-          <w:rFonts w:eastAsiaTheme="minorEastAsia"/>
-        </w:rPr>
-        <w:t xml:space="preserve"> reduce the humidity gradient</w:t>
-      </w:r>
-      <w:r>
-        <w:rPr>
-          <w:rFonts w:eastAsiaTheme="minorEastAsia"/>
-        </w:rPr>
-        <w:t xml:space="preserve">. We have no observational basis for </w:t>
-      </w:r>
-      <w:r>
-        <w:rPr>
-          <w:rFonts w:eastAsiaTheme="minorEastAsia"/>
-        </w:rPr>
-        <w:t>inferring</w:t>
-      </w:r>
-      <w:r>
-        <w:rPr>
-          <w:rFonts w:eastAsiaTheme="minorEastAsia"/>
-        </w:rPr>
-        <w:t xml:space="preserve"> changes in mesoscale organization</w:t>
-      </w:r>
-      <w:r>
-        <w:rPr>
-          <w:rFonts w:eastAsiaTheme="minorEastAsia"/>
-        </w:rPr>
-        <w:t xml:space="preserve"> or moisture sink rates</w:t>
-      </w:r>
-      <w:r>
-        <w:rPr>
-          <w:rFonts w:eastAsiaTheme="minorEastAsia"/>
-        </w:rPr>
-        <w:t xml:space="preserve">. Reduced </w:t>
-      </w:r>
-      <w:r>
-        <w:rPr>
-          <w:rFonts w:eastAsiaTheme="minorEastAsia"/>
-        </w:rPr>
-        <w:t>humidity gradients in CMIP3 models</w:t>
-      </w:r>
-      <w:r>
-        <w:rPr>
-          <w:rFonts w:eastAsiaTheme="minorEastAsia"/>
-        </w:rPr>
-        <w:t xml:space="preserve">, </w:t>
-      </w:r>
-      <w:r>
-        <w:rPr>
-          <w:rFonts w:eastAsiaTheme="minorEastAsia"/>
-        </w:rPr>
-        <w:t xml:space="preserve">have been </w:t>
-      </w:r>
-      <w:r>
-        <w:rPr>
-          <w:rFonts w:eastAsiaTheme="minorEastAsia"/>
-        </w:rPr>
-        <w:t>taken as evidence for the</w:t>
-      </w:r>
-      <w:r>
-        <w:rPr>
-          <w:rFonts w:eastAsiaTheme="minorEastAsia"/>
-        </w:rPr>
-        <w:t xml:space="preserve"> mixing-induced desiccation</w:t>
-      </w:r>
-      <w:r>
-        <w:rPr>
-          <w:rFonts w:eastAsiaTheme="minorEastAsia"/>
-        </w:rPr>
-        <w:t xml:space="preserve"> of low clouds.</w:t>
-      </w:r>
-    </w:p>
-    <w:p>
-      <w:pPr>
-        <w:pStyle w:val="BodyText"/>
-      </w:pPr>
-      <w:r>
-        <w:t>[[</w:t>
-      </w:r>
-      <w:r>
-        <w:t>OLD</w:t>
-      </w:r>
-    </w:p>
-    <w:p>
-      <w:pPr>
-        <w:pStyle w:val="BodyText"/>
-      </w:pPr>
-      <w:r>
-        <w:t xml:space="preserve">Experiments are run with the moisture sink rate for each cloud category reduced or augmented by </w:t>
-      </w:r>
-      <m:oMath>
-        <m:r>
-          <w:rPr>
-            <w:rFonts w:ascii="Cambria Math" w:hAnsi="Cambria Math"/>
-          </w:rPr>
-          <m:t>±</m:t>
-        </m:r>
-      </m:oMath>
-      <w:r>
-        <w:t>5% from the control.</w:t>
-      </w:r>
-    </w:p>
-    <w:p>
-      <w:pPr>
-        <w:pStyle w:val="BodyText"/>
-        <w:rPr>
-          <w:rFonts w:eastAsiaTheme="minorEastAsia"/>
-        </w:rPr>
-      </w:pPr>
-      <w:r>
-        <w:t xml:space="preserve">Since cloud category </w:t>
-      </w:r>
-      <m:oMath>
-        <m:r>
-          <w:rPr>
-            <w:rFonts w:ascii="Cambria Math" w:hAnsi="Cambria Math"/>
-          </w:rPr>
-          <m:t>i</m:t>
-        </m:r>
-      </m:oMath>
-      <w:r>
-        <w:rPr>
-          <w:rFonts w:eastAsiaTheme="minorEastAsia"/>
-        </w:rPr>
-        <w:t xml:space="preserve"> is only a numerical index of the discretized sink rate, redistributing the moisture flux </w:t>
-      </w:r>
-      <m:oMath>
-        <m:r>
-          <w:rPr>
-            <w:rFonts w:ascii="Cambria Math" w:eastAsiaTheme="minorEastAsia" w:hAnsi="Cambria Math"/>
-          </w:rPr>
-          <m:t>G(z)</m:t>
-        </m:r>
-      </m:oMath>
-      <w:r>
-        <w:rPr>
-          <w:rFonts w:eastAsiaTheme="minorEastAsia"/>
-        </w:rPr>
-        <w:t xml:space="preserve"> to the clouds generated by the perturbed moisture sink rates </w:t>
-      </w:r>
-      <m:oMath>
-        <m:sSubSup>
-          <m:sSubSupPr>
-            <m:ctrlPr>
-              <w:rPr>
-                <w:rFonts w:ascii="Cambria Math" w:eastAsiaTheme="minorEastAsia" w:hAnsi="Cambria Math"/>
-                <w:i/>
-              </w:rPr>
-            </m:ctrlPr>
-          </m:sSubSupPr>
-          <m:e>
-            <m:d>
-              <m:dPr>
-                <m:ctrlPr>
-                  <w:rPr>
-                    <w:rFonts w:ascii="Cambria Math" w:eastAsiaTheme="minorEastAsia" w:hAnsi="Cambria Math"/>
-                    <w:i/>
-                  </w:rPr>
-                </m:ctrlPr>
-              </m:dPr>
-              <m:e>
-                <m:r>
-                  <w:rPr>
-                    <w:rFonts w:ascii="Cambria Math" w:eastAsiaTheme="minorEastAsia" w:hAnsi="Cambria Math"/>
-                  </w:rPr>
-                  <m:t>α+ϵ</m:t>
-                </m:r>
-              </m:e>
-            </m:d>
-          </m:e>
-          <m:sub>
-            <m:r>
-              <w:rPr>
-                <w:rFonts w:ascii="Cambria Math" w:eastAsiaTheme="minorEastAsia" w:hAnsi="Cambria Math"/>
-              </w:rPr>
-              <m:t>i</m:t>
-            </m:r>
-          </m:sub>
-          <m:sup>
-            <m:r>
-              <w:rPr>
-                <w:rFonts w:ascii="Cambria Math" w:eastAsiaTheme="minorEastAsia" w:hAnsi="Cambria Math"/>
-              </w:rPr>
-              <m:t>'</m:t>
-            </m:r>
-          </m:sup>
-        </m:sSubSup>
-      </m:oMath>
-      <w:r>
-        <w:rPr>
-          <w:rFonts w:eastAsiaTheme="minorEastAsia"/>
-        </w:rPr>
-        <w:t xml:space="preserve"> results in a new numerical discretization of the same cloud field</w:t>
-      </w:r>
-      <w:r>
-        <w:rPr>
-          <w:rFonts w:eastAsiaTheme="minorEastAsia"/>
-        </w:rPr>
-        <w:t xml:space="preserve"> that </w:t>
-      </w:r>
-      <w:r>
-        <w:rPr>
-          <w:rFonts w:eastAsiaTheme="minorEastAsia"/>
-        </w:rPr>
-        <w:t>represent</w:t>
-      </w:r>
-      <w:r>
-        <w:rPr>
-          <w:rFonts w:eastAsiaTheme="minorEastAsia"/>
-        </w:rPr>
-        <w:t xml:space="preserve">s </w:t>
-      </w:r>
-      <w:r>
-        <w:rPr>
-          <w:rFonts w:eastAsiaTheme="minorEastAsia"/>
-        </w:rPr>
-        <w:t xml:space="preserve">the same climate. </w:t>
-      </w:r>
-      <w:r>
-        <w:rPr>
-          <w:rFonts w:eastAsiaTheme="minorEastAsia"/>
-        </w:rPr>
-        <w:t>Instead, our</w:t>
-      </w:r>
-      <w:r>
-        <w:rPr>
-          <w:rFonts w:eastAsiaTheme="minorEastAsia"/>
-        </w:rPr>
-        <w:t xml:space="preserve"> moisture sink rate experiment, </w:t>
-      </w:r>
-      <w:r>
-        <w:rPr>
-          <w:rFonts w:eastAsiaTheme="minorEastAsia"/>
-        </w:rPr>
-        <w:t>holds</w:t>
-      </w:r>
-      <w:r>
-        <w:rPr>
-          <w:rFonts w:eastAsiaTheme="minorEastAsia"/>
-        </w:rPr>
-        <w:t xml:space="preserve"> the cloud </w:t>
-      </w:r>
-      <w:r>
-        <w:rPr>
-          <w:rFonts w:eastAsiaTheme="minorEastAsia"/>
-        </w:rPr>
-        <w:t xml:space="preserve">reflectance-weighted </w:t>
-      </w:r>
-      <w:r>
-        <w:rPr>
-          <w:rFonts w:eastAsiaTheme="minorEastAsia"/>
-        </w:rPr>
-        <w:t xml:space="preserve">fractional areas </w:t>
-      </w:r>
-      <m:oMath>
-        <m:sSub>
-          <m:sSubPr>
-            <m:ctrlPr>
-              <w:rPr>
-                <w:rFonts w:ascii="Cambria Math" w:eastAsiaTheme="minorEastAsia" w:hAnsi="Cambria Math"/>
-                <w:i/>
-              </w:rPr>
-            </m:ctrlPr>
-          </m:sSubPr>
-          <m:e>
-            <m:sSubSup>
-              <m:sSubSupPr>
-                <m:ctrlPr>
-                  <w:rPr>
-                    <w:rFonts w:ascii="Cambria Math" w:eastAsiaTheme="minorEastAsia" w:hAnsi="Cambria Math"/>
-                    <w:i/>
-                  </w:rPr>
-                </m:ctrlPr>
-              </m:sSubSupPr>
-              <m:e>
-                <m:r>
-                  <w:rPr>
-                    <w:rFonts w:ascii="Cambria Math" w:eastAsiaTheme="minorEastAsia" w:hAnsi="Cambria Math"/>
-                  </w:rPr>
-                  <m:t>a</m:t>
-                </m:r>
-              </m:e>
-              <m:sub>
-                <m:r>
-                  <w:rPr>
-                    <w:rFonts w:ascii="Cambria Math" w:eastAsiaTheme="minorEastAsia" w:hAnsi="Cambria Math"/>
-                  </w:rPr>
-                  <m:t>i</m:t>
-                </m:r>
-              </m:sub>
-              <m:sup>
-                <m:r>
-                  <w:rPr>
-                    <w:rFonts w:ascii="Cambria Math" w:eastAsiaTheme="minorEastAsia" w:hAnsi="Cambria Math"/>
-                  </w:rPr>
-                  <m:t>'</m:t>
-                </m:r>
-              </m:sup>
-            </m:sSubSup>
-            <m:r>
-              <w:rPr>
-                <w:rFonts w:ascii="Cambria Math" w:eastAsiaTheme="minorEastAsia" w:hAnsi="Cambria Math"/>
-              </w:rPr>
-              <m:t>=a</m:t>
-            </m:r>
-          </m:e>
-          <m:sub>
-            <m:r>
-              <w:rPr>
-                <w:rFonts w:ascii="Cambria Math" w:eastAsiaTheme="minorEastAsia" w:hAnsi="Cambria Math"/>
-              </w:rPr>
-              <m:t>i</m:t>
-            </m:r>
-          </m:sub>
-        </m:sSub>
-      </m:oMath>
-      <w:r>
-        <w:rPr>
-          <w:rFonts w:eastAsiaTheme="minorEastAsia"/>
-        </w:rPr>
-        <w:t xml:space="preserve"> constant and recompute </w:t>
-      </w:r>
-      <m:oMath>
-        <m:sSubSup>
-          <m:sSubSupPr>
-            <m:ctrlPr>
-              <w:rPr>
-                <w:rFonts w:ascii="Cambria Math" w:eastAsiaTheme="minorEastAsia" w:hAnsi="Cambria Math"/>
-                <w:i/>
-              </w:rPr>
-            </m:ctrlPr>
-          </m:sSubSupPr>
-          <m:e>
-            <m:r>
-              <w:rPr>
-                <w:rFonts w:ascii="Cambria Math" w:eastAsiaTheme="minorEastAsia" w:hAnsi="Cambria Math"/>
-              </w:rPr>
-              <m:t>M</m:t>
-            </m:r>
-          </m:e>
-          <m:sub>
-            <m:r>
-              <w:rPr>
-                <w:rFonts w:ascii="Cambria Math" w:eastAsiaTheme="minorEastAsia" w:hAnsi="Cambria Math"/>
-              </w:rPr>
-              <m:t>i</m:t>
-            </m:r>
-          </m:sub>
-          <m:sup>
-            <m:r>
-              <w:rPr>
-                <w:rFonts w:ascii="Cambria Math" w:eastAsiaTheme="minorEastAsia" w:hAnsi="Cambria Math"/>
-              </w:rPr>
-              <m:t>'</m:t>
-            </m:r>
-          </m:sup>
-        </m:sSubSup>
-      </m:oMath>
-      <w:r>
-        <w:rPr>
-          <w:rFonts w:eastAsiaTheme="minorEastAsia"/>
-        </w:rPr>
-        <w:t xml:space="preserve">, </w:t>
-      </w:r>
-      <m:oMath>
-        <m:sSubSup>
-          <m:sSubSupPr>
-            <m:ctrlPr>
-              <w:rPr>
-                <w:rFonts w:ascii="Cambria Math" w:eastAsiaTheme="minorEastAsia" w:hAnsi="Cambria Math"/>
-                <w:i/>
-              </w:rPr>
-            </m:ctrlPr>
-          </m:sSubSupPr>
-          <m:e>
-            <m:r>
-              <w:rPr>
-                <w:rFonts w:ascii="Cambria Math" w:eastAsiaTheme="minorEastAsia" w:hAnsi="Cambria Math"/>
-              </w:rPr>
-              <m:t>G</m:t>
-            </m:r>
-          </m:e>
-          <m:sub>
-            <m:r>
-              <w:rPr>
-                <w:rFonts w:ascii="Cambria Math" w:eastAsiaTheme="minorEastAsia" w:hAnsi="Cambria Math"/>
-              </w:rPr>
-              <m:t>i</m:t>
-            </m:r>
-          </m:sub>
-          <m:sup>
-            <m:r>
-              <w:rPr>
-                <w:rFonts w:ascii="Cambria Math" w:eastAsiaTheme="minorEastAsia" w:hAnsi="Cambria Math"/>
-              </w:rPr>
-              <m:t>'</m:t>
-            </m:r>
-          </m:sup>
-        </m:sSubSup>
-      </m:oMath>
-      <w:r>
-        <w:rPr>
-          <w:rFonts w:eastAsiaTheme="minorEastAsia"/>
-        </w:rPr>
-        <w:t xml:space="preserve">, </w:t>
-      </w:r>
-      <m:oMath>
-        <m:sSubSup>
-          <m:sSubSupPr>
-            <m:ctrlPr>
-              <w:rPr>
-                <w:rFonts w:ascii="Cambria Math" w:eastAsiaTheme="minorEastAsia" w:hAnsi="Cambria Math"/>
-                <w:i/>
-              </w:rPr>
-            </m:ctrlPr>
-          </m:sSubSupPr>
-          <m:e>
-            <m:r>
-              <w:rPr>
-                <w:rFonts w:ascii="Cambria Math" w:eastAsiaTheme="minorEastAsia" w:hAnsi="Cambria Math"/>
-              </w:rPr>
-              <m:t>w</m:t>
-            </m:r>
-          </m:e>
-          <m:sub>
-            <m:r>
-              <w:rPr>
-                <w:rFonts w:ascii="Cambria Math" w:eastAsiaTheme="minorEastAsia" w:hAnsi="Cambria Math"/>
-              </w:rPr>
-              <m:t>i</m:t>
-            </m:r>
-          </m:sub>
-          <m:sup>
-            <m:r>
-              <w:rPr>
-                <w:rFonts w:ascii="Cambria Math" w:eastAsiaTheme="minorEastAsia" w:hAnsi="Cambria Math"/>
-              </w:rPr>
-              <m:t>'</m:t>
-            </m:r>
-          </m:sup>
-        </m:sSubSup>
-      </m:oMath>
-      <w:r>
-        <w:rPr>
-          <w:rFonts w:eastAsiaTheme="minorEastAsia"/>
-        </w:rPr>
-        <w:t xml:space="preserve">, and </w:t>
-      </w:r>
-      <m:oMath>
-        <m:sSubSup>
-          <m:sSubSupPr>
-            <m:ctrlPr>
-              <w:rPr>
-                <w:rFonts w:ascii="Cambria Math" w:eastAsiaTheme="minorEastAsia" w:hAnsi="Cambria Math"/>
-                <w:i/>
-              </w:rPr>
-            </m:ctrlPr>
-          </m:sSubSupPr>
-          <m:e>
-            <m:r>
-              <w:rPr>
-                <w:rFonts w:ascii="Cambria Math" w:eastAsiaTheme="minorEastAsia" w:hAnsi="Cambria Math"/>
-              </w:rPr>
-              <m:t>F</m:t>
-            </m:r>
-          </m:e>
-          <m:sub>
-            <m:r>
-              <w:rPr>
-                <w:rFonts w:ascii="Cambria Math" w:eastAsiaTheme="minorEastAsia" w:hAnsi="Cambria Math"/>
-              </w:rPr>
-              <m:t>i</m:t>
-            </m:r>
-          </m:sub>
-          <m:sup>
-            <m:r>
-              <w:rPr>
-                <w:rFonts w:ascii="Cambria Math" w:eastAsiaTheme="minorEastAsia" w:hAnsi="Cambria Math"/>
-              </w:rPr>
-              <m:t>'</m:t>
-            </m:r>
-          </m:sup>
-        </m:sSubSup>
-      </m:oMath>
-      <w:r>
-        <w:rPr>
-          <w:rFonts w:eastAsiaTheme="minorEastAsia"/>
-        </w:rPr>
-        <w:t xml:space="preserve"> for the modified sink rates </w:t>
-      </w:r>
-      <m:oMath>
-        <m:sSubSup>
-          <m:sSubSupPr>
-            <m:ctrlPr>
-              <w:rPr>
-                <w:rFonts w:ascii="Cambria Math" w:eastAsiaTheme="minorEastAsia" w:hAnsi="Cambria Math"/>
-                <w:i/>
-              </w:rPr>
-            </m:ctrlPr>
-          </m:sSubSupPr>
-          <m:e>
-            <m:d>
-              <m:dPr>
-                <m:ctrlPr>
-                  <w:rPr>
-                    <w:rFonts w:ascii="Cambria Math" w:eastAsiaTheme="minorEastAsia" w:hAnsi="Cambria Math"/>
-                    <w:i/>
-                  </w:rPr>
-                </m:ctrlPr>
-              </m:dPr>
-              <m:e>
-                <m:r>
-                  <w:rPr>
-                    <w:rFonts w:ascii="Cambria Math" w:eastAsiaTheme="minorEastAsia" w:hAnsi="Cambria Math"/>
-                  </w:rPr>
-                  <m:t>α+ϵ</m:t>
-                </m:r>
-              </m:e>
-            </m:d>
-          </m:e>
-          <m:sub>
-            <m:r>
-              <w:rPr>
-                <w:rFonts w:ascii="Cambria Math" w:eastAsiaTheme="minorEastAsia" w:hAnsi="Cambria Math"/>
-              </w:rPr>
-              <m:t>i</m:t>
-            </m:r>
-          </m:sub>
-          <m:sup>
-            <m:r>
-              <w:rPr>
-                <w:rFonts w:ascii="Cambria Math" w:eastAsiaTheme="minorEastAsia" w:hAnsi="Cambria Math"/>
-              </w:rPr>
-              <m:t>'</m:t>
-            </m:r>
-          </m:sup>
-        </m:sSubSup>
-      </m:oMath>
-      <w:r>
-        <w:rPr>
-          <w:rFonts w:eastAsiaTheme="minorEastAsia"/>
-        </w:rPr>
-        <w:t xml:space="preserve">. </w:t>
-      </w:r>
-      <w:r>
-        <w:t xml:space="preserve">The clouds rise deeper for weaker sink rates and reach shorter cloud top heights for stronger sink rates (Fig. SINKZTOP). </w:t>
-      </w:r>
-    </w:p>
-    <w:p>
-      <w:pPr>
-        <w:pStyle w:val="BodyText"/>
-        <w:rPr>
-          <w:rFonts w:eastAsiaTheme="minorEastAsia"/>
-        </w:rPr>
-      </w:pPr>
-      <w:r>
-        <w:rPr>
-          <w:rFonts w:eastAsiaTheme="minorEastAsia"/>
-        </w:rPr>
-        <w:t xml:space="preserve">The in-cloud vertical velocities </w:t>
-      </w:r>
-      <m:oMath>
-        <m:r>
-          <w:rPr>
-            <w:rFonts w:ascii="Cambria Math" w:eastAsiaTheme="minorEastAsia" w:hAnsi="Cambria Math"/>
-          </w:rPr>
-          <m:t>w</m:t>
-        </m:r>
-      </m:oMath>
-      <w:r>
-        <w:rPr>
-          <w:rFonts w:eastAsiaTheme="minorEastAsia"/>
-        </w:rPr>
-        <w:t xml:space="preserve"> and cloud liquid </w:t>
-      </w:r>
-      <m:oMath>
-        <m:sSub>
-          <m:sSubPr>
-            <m:ctrlPr>
-              <w:rPr>
-                <w:rFonts w:ascii="Cambria Math" w:eastAsiaTheme="minorEastAsia" w:hAnsi="Cambria Math"/>
-                <w:i/>
-              </w:rPr>
-            </m:ctrlPr>
-          </m:sSubPr>
-          <m:e>
-            <m:r>
-              <w:rPr>
-                <w:rFonts w:ascii="Cambria Math" w:eastAsiaTheme="minorEastAsia" w:hAnsi="Cambria Math"/>
-              </w:rPr>
-              <m:t>q</m:t>
-            </m:r>
-          </m:e>
-          <m:sub>
-            <m:r>
-              <w:rPr>
-                <w:rFonts w:ascii="Cambria Math" w:eastAsiaTheme="minorEastAsia" w:hAnsi="Cambria Math"/>
-              </w:rPr>
-              <m:t>l</m:t>
-            </m:r>
-          </m:sub>
-        </m:sSub>
-        <m:r>
-          <w:rPr>
-            <w:rFonts w:ascii="Cambria Math" w:eastAsiaTheme="minorEastAsia" w:hAnsi="Cambria Math"/>
-          </w:rPr>
-          <m:t>=</m:t>
-        </m:r>
-        <m:func>
-          <m:funcPr>
-            <m:ctrlPr>
-              <w:rPr>
-                <w:rFonts w:ascii="Cambria Math" w:eastAsiaTheme="minorEastAsia" w:hAnsi="Cambria Math"/>
-                <w:i/>
-              </w:rPr>
-            </m:ctrlPr>
-          </m:funcPr>
-          <m:fName>
-            <m:r>
-              <m:rPr>
-                <m:sty m:val="p"/>
-              </m:rPr>
-              <w:rPr>
-                <w:rFonts w:ascii="Cambria Math" w:eastAsiaTheme="minorEastAsia" w:hAnsi="Cambria Math"/>
-              </w:rPr>
-              <m:t>max</m:t>
-            </m:r>
-          </m:fName>
-          <m:e>
-            <m:r>
-              <w:rPr>
-                <w:rFonts w:ascii="Cambria Math" w:eastAsiaTheme="minorEastAsia" w:hAnsi="Cambria Math"/>
-              </w:rPr>
-              <m:t>(</m:t>
-            </m:r>
-            <m:sSub>
-              <m:sSubPr>
-                <m:ctrlPr>
-                  <w:rPr>
-                    <w:rFonts w:ascii="Cambria Math" w:eastAsiaTheme="minorEastAsia" w:hAnsi="Cambria Math"/>
-                    <w:i/>
-                  </w:rPr>
-                </m:ctrlPr>
-              </m:sSubPr>
-              <m:e>
-                <m:r>
-                  <w:rPr>
-                    <w:rFonts w:ascii="Cambria Math" w:eastAsiaTheme="minorEastAsia" w:hAnsi="Cambria Math"/>
-                  </w:rPr>
-                  <m:t>q</m:t>
-                </m:r>
-              </m:e>
-              <m:sub>
-                <m:r>
-                  <w:rPr>
-                    <w:rFonts w:ascii="Cambria Math" w:eastAsiaTheme="minorEastAsia" w:hAnsi="Cambria Math"/>
-                  </w:rPr>
-                  <m:t>c</m:t>
-                </m:r>
-              </m:sub>
-            </m:sSub>
-            <m:r>
-              <w:rPr>
-                <w:rFonts w:ascii="Cambria Math" w:eastAsiaTheme="minorEastAsia" w:hAnsi="Cambria Math"/>
-              </w:rPr>
-              <m:t>-</m:t>
-            </m:r>
-            <m:sSub>
-              <m:sSubPr>
-                <m:ctrlPr>
-                  <w:rPr>
-                    <w:rFonts w:ascii="Cambria Math" w:eastAsiaTheme="minorEastAsia" w:hAnsi="Cambria Math"/>
-                    <w:i/>
-                  </w:rPr>
-                </m:ctrlPr>
-              </m:sSubPr>
-              <m:e>
-                <m:r>
-                  <w:rPr>
-                    <w:rFonts w:ascii="Cambria Math" w:eastAsiaTheme="minorEastAsia" w:hAnsi="Cambria Math"/>
-                  </w:rPr>
-                  <m:t>q</m:t>
-                </m:r>
-              </m:e>
-              <m:sub>
-                <m:r>
-                  <w:rPr>
-                    <w:rFonts w:ascii="Cambria Math" w:eastAsiaTheme="minorEastAsia" w:hAnsi="Cambria Math"/>
-                  </w:rPr>
-                  <m:t>s</m:t>
-                </m:r>
-              </m:sub>
-            </m:sSub>
-            <m:r>
-              <w:rPr>
-                <w:rFonts w:ascii="Cambria Math" w:eastAsiaTheme="minorEastAsia" w:hAnsi="Cambria Math"/>
-              </w:rPr>
-              <m:t>)</m:t>
-            </m:r>
-          </m:e>
-        </m:func>
-      </m:oMath>
-      <w:r>
-        <w:rPr>
-          <w:rFonts w:eastAsiaTheme="minorEastAsia"/>
-        </w:rPr>
-        <w:t xml:space="preserve"> are shown in Fig. SINKWQL.</w:t>
-      </w:r>
-      <w:r>
-        <w:t xml:space="preserve"> </w:t>
-      </w:r>
-      <w:r>
-        <w:t xml:space="preserve">For a given thermodynamic profile (and precipitation efficiency), cloud water </w:t>
-      </w:r>
-      <m:oMath>
-        <m:sSub>
-          <m:sSubPr>
-            <m:ctrlPr>
-              <w:rPr>
-                <w:rFonts w:ascii="Cambria Math" w:hAnsi="Cambria Math"/>
-                <w:i/>
-              </w:rPr>
-            </m:ctrlPr>
-          </m:sSubPr>
-          <m:e>
-            <m:r>
-              <w:rPr>
-                <w:rFonts w:ascii="Cambria Math" w:hAnsi="Cambria Math"/>
-              </w:rPr>
-              <m:t>q</m:t>
-            </m:r>
-          </m:e>
-          <m:sub>
-            <m:r>
-              <w:rPr>
-                <w:rFonts w:ascii="Cambria Math" w:hAnsi="Cambria Math"/>
-              </w:rPr>
-              <m:t>c</m:t>
-            </m:r>
-          </m:sub>
-        </m:sSub>
-      </m:oMath>
-      <w:r>
-        <w:rPr>
-          <w:rFonts w:eastAsiaTheme="minorEastAsia"/>
-        </w:rPr>
-        <w:t xml:space="preserve"> </w:t>
-      </w:r>
-      <w:r>
-        <w:t xml:space="preserve">and cloud top height </w:t>
-      </w:r>
-      <m:oMath>
-        <m:r>
-          <w:rPr>
-            <w:rFonts w:ascii="Cambria Math" w:hAnsi="Cambria Math"/>
-          </w:rPr>
-          <m:t xml:space="preserve">h </m:t>
-        </m:r>
-      </m:oMath>
-      <w:r>
-        <w:t>are</w:t>
-      </w:r>
-      <w:r>
-        <w:rPr>
-          <w:rFonts w:eastAsiaTheme="minorEastAsia"/>
-        </w:rPr>
-        <w:t xml:space="preserve"> completely determined by the moisture sink rate </w:t>
-      </w:r>
-      <m:oMath>
-        <m:r>
-          <w:rPr>
-            <w:rFonts w:ascii="Cambria Math" w:eastAsiaTheme="minorEastAsia" w:hAnsi="Cambria Math"/>
-          </w:rPr>
-          <m:t>α+ϵ</m:t>
-        </m:r>
-      </m:oMath>
-      <w:r>
-        <w:rPr>
-          <w:rFonts w:eastAsiaTheme="minorEastAsia"/>
-        </w:rPr>
-        <w:t xml:space="preserve">. Clouds with the same cloud top height have the same sink rate and cloud water profile </w:t>
-      </w:r>
-      <m:oMath>
-        <m:sSub>
-          <m:sSubPr>
-            <m:ctrlPr>
-              <w:rPr>
-                <w:rFonts w:ascii="Cambria Math" w:hAnsi="Cambria Math"/>
-                <w:i/>
-              </w:rPr>
-            </m:ctrlPr>
-          </m:sSubPr>
-          <m:e>
-            <m:r>
-              <w:rPr>
-                <w:rFonts w:ascii="Cambria Math" w:hAnsi="Cambria Math"/>
-              </w:rPr>
-              <m:t>q</m:t>
-            </m:r>
-          </m:e>
-          <m:sub>
-            <m:r>
-              <w:rPr>
-                <w:rFonts w:ascii="Cambria Math" w:hAnsi="Cambria Math"/>
-              </w:rPr>
-              <m:t>c</m:t>
-            </m:r>
-          </m:sub>
-        </m:sSub>
-      </m:oMath>
-      <w:r>
-        <w:rPr>
-          <w:rFonts w:eastAsiaTheme="minorEastAsia"/>
-        </w:rPr>
-        <w:t xml:space="preserve">. The scalar cloud fraction </w:t>
-      </w:r>
-      <m:oMath>
-        <m:sSub>
-          <m:sSubPr>
-            <m:ctrlPr>
-              <w:rPr>
-                <w:rFonts w:ascii="Cambria Math" w:eastAsiaTheme="minorEastAsia" w:hAnsi="Cambria Math"/>
-                <w:i/>
-              </w:rPr>
-            </m:ctrlPr>
-          </m:sSubPr>
-          <m:e>
-            <m:r>
-              <w:rPr>
-                <w:rFonts w:ascii="Cambria Math" w:eastAsiaTheme="minorEastAsia" w:hAnsi="Cambria Math"/>
-              </w:rPr>
-              <m:t>a</m:t>
-            </m:r>
-          </m:e>
-          <m:sub>
-            <m:r>
-              <w:rPr>
-                <w:rFonts w:ascii="Cambria Math" w:eastAsiaTheme="minorEastAsia" w:hAnsi="Cambria Math"/>
-              </w:rPr>
-              <m:t>i</m:t>
-            </m:r>
-          </m:sub>
-        </m:sSub>
-      </m:oMath>
-      <w:r>
-        <w:rPr>
-          <w:rFonts w:eastAsiaTheme="minorEastAsia"/>
-        </w:rPr>
-        <w:t xml:space="preserve"> and moisture flux </w:t>
-      </w:r>
-      <m:oMath>
-        <m:sSub>
-          <m:sSubPr>
-            <m:ctrlPr>
-              <w:rPr>
-                <w:rFonts w:ascii="Cambria Math" w:eastAsiaTheme="minorEastAsia" w:hAnsi="Cambria Math"/>
-                <w:i/>
-              </w:rPr>
-            </m:ctrlPr>
-          </m:sSubPr>
-          <m:e>
-            <m:r>
-              <w:rPr>
-                <w:rFonts w:ascii="Cambria Math" w:eastAsiaTheme="minorEastAsia" w:hAnsi="Cambria Math"/>
-              </w:rPr>
-              <m:t>F</m:t>
-            </m:r>
-          </m:e>
-          <m:sub>
-            <m:r>
-              <w:rPr>
-                <w:rFonts w:ascii="Cambria Math" w:eastAsiaTheme="minorEastAsia" w:hAnsi="Cambria Math"/>
-              </w:rPr>
-              <m:t>i</m:t>
-            </m:r>
-          </m:sub>
-        </m:sSub>
-      </m:oMath>
-      <w:r>
-        <w:rPr>
-          <w:rFonts w:eastAsiaTheme="minorEastAsia"/>
-        </w:rPr>
-        <w:t xml:space="preserve"> for each category </w:t>
-      </w:r>
-      <m:oMath>
-        <m:r>
-          <w:rPr>
-            <w:rFonts w:ascii="Cambria Math" w:eastAsiaTheme="minorEastAsia" w:hAnsi="Cambria Math"/>
-          </w:rPr>
-          <m:t>i</m:t>
-        </m:r>
-      </m:oMath>
-      <w:r>
-        <w:rPr>
-          <w:rFonts w:eastAsiaTheme="minorEastAsia"/>
-        </w:rPr>
-        <w:t xml:space="preserve"> completely determine everything else about plumes of category </w:t>
-      </w:r>
-      <m:oMath>
-        <m:r>
-          <w:rPr>
-            <w:rFonts w:ascii="Cambria Math" w:eastAsiaTheme="minorEastAsia" w:hAnsi="Cambria Math"/>
-          </w:rPr>
-          <m:t>i</m:t>
-        </m:r>
-      </m:oMath>
-      <w:r>
-        <w:rPr>
-          <w:rFonts w:eastAsiaTheme="minorEastAsia"/>
-        </w:rPr>
-        <w:t xml:space="preserve">, namely mass flux and vertical velocity profiles </w:t>
-      </w:r>
-      <m:oMath>
-        <m:sSub>
-          <m:sSubPr>
-            <m:ctrlPr>
-              <w:rPr>
-                <w:rFonts w:ascii="Cambria Math" w:eastAsiaTheme="minorEastAsia" w:hAnsi="Cambria Math"/>
-                <w:i/>
-              </w:rPr>
-            </m:ctrlPr>
-          </m:sSubPr>
-          <m:e>
-            <m:r>
-              <w:rPr>
-                <w:rFonts w:ascii="Cambria Math" w:eastAsiaTheme="minorEastAsia" w:hAnsi="Cambria Math"/>
-              </w:rPr>
-              <m:t>M</m:t>
-            </m:r>
-          </m:e>
-          <m:sub>
-            <m:r>
-              <w:rPr>
-                <w:rFonts w:ascii="Cambria Math" w:eastAsiaTheme="minorEastAsia" w:hAnsi="Cambria Math"/>
-              </w:rPr>
-              <m:t>i</m:t>
-            </m:r>
-          </m:sub>
-        </m:sSub>
-        <m:r>
-          <w:rPr>
-            <w:rFonts w:ascii="Cambria Math" w:eastAsiaTheme="minorEastAsia" w:hAnsi="Cambria Math"/>
-          </w:rPr>
-          <m:t xml:space="preserve">, </m:t>
-        </m:r>
-        <m:sSub>
-          <m:sSubPr>
-            <m:ctrlPr>
-              <w:rPr>
-                <w:rFonts w:ascii="Cambria Math" w:eastAsiaTheme="minorEastAsia" w:hAnsi="Cambria Math"/>
-                <w:i/>
-              </w:rPr>
-            </m:ctrlPr>
-          </m:sSubPr>
-          <m:e>
-            <m:r>
-              <w:rPr>
-                <w:rFonts w:ascii="Cambria Math" w:eastAsiaTheme="minorEastAsia" w:hAnsi="Cambria Math"/>
-              </w:rPr>
-              <m:t>w</m:t>
-            </m:r>
-          </m:e>
-          <m:sub>
-            <m:r>
-              <w:rPr>
-                <w:rFonts w:ascii="Cambria Math" w:eastAsiaTheme="minorEastAsia" w:hAnsi="Cambria Math"/>
-              </w:rPr>
-              <m:t>i</m:t>
-            </m:r>
-          </m:sub>
-        </m:sSub>
-      </m:oMath>
-      <w:r>
-        <w:rPr>
-          <w:rFonts w:eastAsiaTheme="minorEastAsia"/>
-        </w:rPr>
-        <w:t>.</w:t>
-      </w:r>
-    </w:p>
-    <w:p>
-      <w:pPr>
-        <w:pStyle w:val="BodyText"/>
-        <w:rPr>
-          <w:rFonts w:eastAsiaTheme="minorEastAsia"/>
-        </w:rPr>
-      </w:pPr>
-      <w:r>
-        <w:rPr>
-          <w:rFonts w:eastAsiaTheme="minorEastAsia"/>
-        </w:rPr>
-        <w:t>[</w:t>
-      </w:r>
-      <w:proofErr w:type="spellStart"/>
-      <w:r>
-        <w:rPr>
-          <w:rFonts w:eastAsiaTheme="minorEastAsia"/>
-        </w:rPr>
-        <w:t>perturbued</w:t>
-      </w:r>
-      <w:proofErr w:type="spellEnd"/>
-      <w:r>
-        <w:rPr>
-          <w:rFonts w:eastAsiaTheme="minorEastAsia"/>
-        </w:rPr>
-        <w:t xml:space="preserve"> </w:t>
-      </w:r>
-      <w:r>
-        <w:rPr>
-          <w:rFonts w:eastAsiaTheme="minorEastAsia"/>
-        </w:rPr>
-        <w:t xml:space="preserve">balanced G, q profiles. </w:t>
-      </w:r>
-      <w:r>
-        <w:rPr>
-          <w:rFonts w:eastAsiaTheme="minorEastAsia"/>
-        </w:rPr>
-        <w:t xml:space="preserve">Setting up these experiments will take </w:t>
-      </w:r>
-      <w:r>
-        <w:rPr>
-          <w:rFonts w:eastAsiaTheme="minorEastAsia"/>
-        </w:rPr>
-        <w:t xml:space="preserve">a </w:t>
-      </w:r>
-      <w:r>
-        <w:rPr>
-          <w:rFonts w:eastAsiaTheme="minorEastAsia"/>
-        </w:rPr>
-        <w:t xml:space="preserve">few days. First idealize the </w:t>
-      </w:r>
-      <m:oMath>
-        <m:r>
-          <w:rPr>
-            <w:rFonts w:ascii="Cambria Math" w:eastAsiaTheme="minorEastAsia" w:hAnsi="Cambria Math"/>
-          </w:rPr>
-          <m:t>q</m:t>
-        </m:r>
-      </m:oMath>
-      <w:r>
-        <w:rPr>
-          <w:rFonts w:eastAsiaTheme="minorEastAsia"/>
-        </w:rPr>
-        <w:t xml:space="preserve"> profile from </w:t>
-      </w:r>
-      <w:proofErr w:type="gramStart"/>
-      <w:r>
-        <w:rPr>
-          <w:rFonts w:eastAsiaTheme="minorEastAsia"/>
-        </w:rPr>
-        <w:t>observations, and</w:t>
-      </w:r>
-      <w:proofErr w:type="gramEnd"/>
-      <w:r>
-        <w:rPr>
-          <w:rFonts w:eastAsiaTheme="minorEastAsia"/>
-        </w:rPr>
-        <w:t xml:space="preserve"> do a control experiment. </w:t>
-      </w:r>
-      <w:r>
-        <w:rPr>
-          <w:rFonts w:eastAsiaTheme="minorEastAsia"/>
-        </w:rPr>
-        <w:t>Stretch and squash the humidity profile by 5%</w:t>
-      </w:r>
-      <w:r>
-        <w:rPr>
-          <w:rFonts w:eastAsiaTheme="minorEastAsia"/>
-        </w:rPr>
-        <w:t xml:space="preserve">. </w:t>
-      </w:r>
-      <w:r>
-        <w:rPr>
-          <w:rFonts w:eastAsiaTheme="minorEastAsia"/>
-        </w:rPr>
-        <w:t>Scale W and D down by 5%, as before.</w:t>
-      </w:r>
-      <w:r>
-        <w:rPr>
-          <w:rFonts w:eastAsiaTheme="minorEastAsia"/>
-        </w:rPr>
-        <w:t>]</w:t>
-      </w:r>
-    </w:p>
-    <w:p>
-      <w:pPr>
-        <w:pStyle w:val="BodyText"/>
-        <w:rPr>
-          <w:rFonts w:eastAsiaTheme="minorEastAsia"/>
-        </w:rPr>
-      </w:pPr>
-      <w:r>
-        <w:rPr>
-          <w:rFonts w:eastAsiaTheme="minorEastAsia"/>
-        </w:rPr>
-        <w:t>]]</w:t>
-      </w:r>
-    </w:p>
-    <w:p>
-      <w:pPr>
-        <w:pStyle w:val="BodyText"/>
-        <w:rPr>
-          <w:rFonts w:eastAsiaTheme="minorEastAsia"/>
-        </w:rPr>
-      </w:pPr>
-    </w:p>
-    <w:p>
-      <w:pPr>
-        <w:pStyle w:val="BodyText"/>
-      </w:pPr>
-      <w:r>
-        <w:rPr>
-          <w:noProof/>
-        </w:rPr>
-        <w:lastRenderedPageBreak/>
-        <w:drawing>
-          <wp:inline distT="0" distB="0" distL="0" distR="0" wp14:anchorId="6A270A3F" wp14:editId="76C0F065">
-            <wp:extent cx="3559127" cy="2671275"/>
-            <wp:effectExtent l="0" t="0" r="0" b="0"/>
-            <wp:docPr id="1851364179" name="Picture 1"/>
-            <wp:cNvGraphicFramePr>
-              <a:graphicFrameLocks xmlns:a="http://schemas.openxmlformats.org/drawingml/2006/main" noChangeAspect="1"/>
-            </wp:cNvGraphicFramePr>
-            <a:graphic xmlns:a="http://schemas.openxmlformats.org/drawingml/2006/main">
-              <a:graphicData uri="http://schemas.openxmlformats.org/drawingml/2006/picture">
-                <pic:pic xmlns:pic="http://schemas.openxmlformats.org/drawingml/2006/picture">
-                  <pic:nvPicPr>
-                    <pic:cNvPr id="2049367688" name=""/>
-                    <pic:cNvPicPr/>
-                  </pic:nvPicPr>
-                  <pic:blipFill>
-                    <a:blip r:embed="rId16"/>
-                    <a:stretch>
-                      <a:fillRect/>
-                    </a:stretch>
-                  </pic:blipFill>
-                  <pic:spPr>
-                    <a:xfrm>
-                      <a:off x="0" y="0"/>
-                      <a:ext cx="3582643" cy="2688925"/>
-                    </a:xfrm>
-                    <a:prstGeom prst="rect">
-                      <a:avLst/>
-                    </a:prstGeom>
-                  </pic:spPr>
-                </pic:pic>
-              </a:graphicData>
-            </a:graphic>
-          </wp:inline>
-        </w:drawing>
-      </w:r>
-    </w:p>
-    <w:p>
-      <w:pPr>
-        <w:pStyle w:val="BodyText"/>
-        <w:rPr>
-          <w:rFonts w:ascii="Aptos Narrow" w:hAnsi="Aptos Narrow"/>
-        </w:rPr>
-      </w:pPr>
-      <w:r>
-        <w:rPr>
-          <w:rFonts w:ascii="Aptos Narrow" w:hAnsi="Aptos Narrow"/>
-        </w:rPr>
-        <w:t xml:space="preserve">Figure SINKZTOP. Cloud top height experiments </w:t>
-      </w:r>
-      <w:r>
-        <w:rPr>
-          <w:rFonts w:ascii="ComicShannsMono Nerd Font" w:hAnsi="ComicShannsMono Nerd Font"/>
-        </w:rPr>
-        <w:t>sink-5%</w:t>
-      </w:r>
-      <w:r>
-        <w:rPr>
-          <w:rFonts w:ascii="Aptos Narrow" w:hAnsi="Aptos Narrow"/>
-        </w:rPr>
-        <w:t xml:space="preserve"> and </w:t>
-      </w:r>
-      <w:r>
-        <w:rPr>
-          <w:rFonts w:ascii="ComicShannsMono Nerd Font" w:hAnsi="ComicShannsMono Nerd Font"/>
-        </w:rPr>
-        <w:t>sink+5%</w:t>
-      </w:r>
-      <w:r>
-        <w:rPr>
-          <w:rFonts w:ascii="Aptos Narrow" w:hAnsi="Aptos Narrow"/>
-        </w:rPr>
-        <w:t xml:space="preserve"> compared to the control experiment.</w:t>
-      </w:r>
-      <w:r>
-        <w:rPr>
-          <w:rFonts w:ascii="Aptos Narrow" w:hAnsi="Aptos Narrow"/>
-        </w:rPr>
-        <w:t xml:space="preserve"> Greater sink rates limit the height of clouds.</w:t>
-      </w:r>
-    </w:p>
-    <w:p>
-      <w:pPr>
-        <w:pStyle w:val="BodyText"/>
-      </w:pPr>
-      <w:r>
-        <w:rPr>
-          <w:rFonts w:ascii="Menlo" w:hAnsi="Menlo" w:cs="Menlo"/>
-          <w:color w:val="3B2322"/>
-          <w:sz w:val="20"/>
-          <w:szCs w:val="20"/>
-        </w:rPr>
-        <w:t>sink_expmt_ztop.pdf</w:t>
-      </w:r>
-    </w:p>
-    <w:p>
-      <w:pPr>
-        <w:pStyle w:val="BodyText"/>
-      </w:pPr>
-      <w:r>
-        <w:rPr>
-          <w:noProof/>
-          <w14:ligatures w14:val="standardContextual"/>
-        </w:rPr>
-        <w:drawing>
-          <wp:inline distT="0" distB="0" distL="0" distR="0" wp14:anchorId="5164D5F8" wp14:editId="4DEFDA04">
-            <wp:extent cx="5757620" cy="2970287"/>
-            <wp:effectExtent l="0" t="0" r="0" b="1905"/>
-            <wp:docPr id="617612319" name="Picture 15"/>
-            <wp:cNvGraphicFramePr>
-              <a:graphicFrameLocks xmlns:a="http://schemas.openxmlformats.org/drawingml/2006/main" noChangeAspect="1"/>
-            </wp:cNvGraphicFramePr>
-            <a:graphic xmlns:a="http://schemas.openxmlformats.org/drawingml/2006/main">
-              <a:graphicData uri="http://schemas.openxmlformats.org/drawingml/2006/picture">
-                <pic:pic xmlns:pic="http://schemas.openxmlformats.org/drawingml/2006/picture">
-                  <pic:nvPicPr>
-                    <pic:cNvPr id="1436031296" name="Picture 1436031296"/>
-                    <pic:cNvPicPr/>
-                  </pic:nvPicPr>
-                  <pic:blipFill rotWithShape="1">
-                    <a:blip r:embed="rId17">
-                      <a:extLst>
-                        <a:ext uri="{28A0092B-C50C-407E-A947-70E740481C1C}">
-                          <a14:useLocalDpi xmlns:a14="http://schemas.microsoft.com/office/drawing/2010/main" val="0"/>
-                        </a:ext>
-                      </a:extLst>
-                    </a:blip>
-                    <a:srcRect l="-988"/>
-                    <a:stretch>
-                      <a:fillRect/>
-                    </a:stretch>
-                  </pic:blipFill>
-                  <pic:spPr bwMode="auto">
-                    <a:xfrm>
-                      <a:off x="0" y="0"/>
-                      <a:ext cx="5871472" cy="3029022"/>
-                    </a:xfrm>
-                    <a:prstGeom prst="rect">
-                      <a:avLst/>
-                    </a:prstGeom>
-                    <a:ln>
-                      <a:noFill/>
-                    </a:ln>
-                    <a:extLst>
-                      <a:ext uri="{53640926-AAD7-44D8-BBD7-CCE9431645EC}">
-                        <a14:shadowObscured xmlns:a14="http://schemas.microsoft.com/office/drawing/2010/main"/>
-                      </a:ext>
-                    </a:extLst>
-                  </pic:spPr>
-                </pic:pic>
-              </a:graphicData>
-            </a:graphic>
-          </wp:inline>
-        </w:drawing>
-      </w:r>
-    </w:p>
-    <w:p>
-      <w:pPr>
-        <w:pStyle w:val="BodyText"/>
-        <w:rPr>
-          <w:rFonts w:ascii="Aptos Narrow" w:hAnsi="Aptos Narrow"/>
-        </w:rPr>
-      </w:pPr>
-      <w:r>
-        <w:rPr>
-          <w:rFonts w:ascii="Aptos Narrow" w:hAnsi="Aptos Narrow"/>
-        </w:rPr>
-        <w:t xml:space="preserve">Figure </w:t>
-      </w:r>
-      <w:r>
-        <w:rPr>
-          <w:rFonts w:ascii="Aptos Narrow" w:hAnsi="Aptos Narrow"/>
-        </w:rPr>
-        <w:t>SINKWQL.</w:t>
-      </w:r>
-      <w:r>
-        <w:rPr>
-          <w:rFonts w:ascii="Aptos Narrow" w:hAnsi="Aptos Narrow"/>
-        </w:rPr>
-        <w:t xml:space="preserve"> (</w:t>
-      </w:r>
-      <w:proofErr w:type="spellStart"/>
-      <w:proofErr w:type="gramStart"/>
-      <w:r>
-        <w:rPr>
-          <w:rFonts w:ascii="Aptos Narrow" w:hAnsi="Aptos Narrow"/>
-        </w:rPr>
-        <w:t>a,b</w:t>
-      </w:r>
-      <w:proofErr w:type="gramEnd"/>
-      <w:r>
-        <w:rPr>
-          <w:rFonts w:ascii="Aptos Narrow" w:hAnsi="Aptos Narrow"/>
-        </w:rPr>
-        <w:t>,c</w:t>
-      </w:r>
-      <w:proofErr w:type="spellEnd"/>
-      <w:r>
-        <w:rPr>
-          <w:rFonts w:ascii="Aptos Narrow" w:hAnsi="Aptos Narrow"/>
-        </w:rPr>
-        <w:t xml:space="preserve">) Vertical velocity </w:t>
-      </w:r>
-      <m:oMath>
-        <m:r>
-          <w:rPr>
-            <w:rFonts w:ascii="Cambria Math" w:hAnsi="Cambria Math"/>
-          </w:rPr>
-          <m:t>w</m:t>
-        </m:r>
-      </m:oMath>
-      <w:r>
-        <w:rPr>
-          <w:rFonts w:ascii="Aptos Narrow" w:eastAsiaTheme="minorEastAsia" w:hAnsi="Aptos Narrow"/>
-        </w:rPr>
-        <w:t xml:space="preserve"> </w:t>
-      </w:r>
-      <w:r>
-        <w:rPr>
-          <w:rFonts w:ascii="Aptos Narrow" w:hAnsi="Aptos Narrow"/>
-        </w:rPr>
-        <w:t>and cloud liquid (</w:t>
-      </w:r>
-      <w:proofErr w:type="spellStart"/>
-      <w:proofErr w:type="gramStart"/>
-      <w:r>
-        <w:rPr>
-          <w:rFonts w:ascii="Aptos Narrow" w:hAnsi="Aptos Narrow"/>
-        </w:rPr>
-        <w:t>d,e</w:t>
-      </w:r>
-      <w:proofErr w:type="gramEnd"/>
-      <w:r>
-        <w:rPr>
-          <w:rFonts w:ascii="Aptos Narrow" w:hAnsi="Aptos Narrow"/>
-        </w:rPr>
-        <w:t>,f</w:t>
-      </w:r>
-      <w:proofErr w:type="spellEnd"/>
-      <w:r>
-        <w:rPr>
-          <w:rFonts w:ascii="Aptos Narrow" w:hAnsi="Aptos Narrow"/>
-        </w:rPr>
-        <w:t>) specific humidity</w:t>
-      </w:r>
-      <w:r>
-        <w:rPr>
-          <w:rFonts w:ascii="Aptos Narrow" w:eastAsiaTheme="minorEastAsia" w:hAnsi="Aptos Narrow"/>
-        </w:rPr>
-        <w:t xml:space="preserve"> </w:t>
-      </w:r>
-      <m:oMath>
-        <m:sSub>
-          <m:sSubPr>
-            <m:ctrlPr>
-              <w:rPr>
-                <w:rFonts w:ascii="Cambria Math" w:eastAsiaTheme="minorEastAsia" w:hAnsi="Cambria Math"/>
-                <w:i/>
-              </w:rPr>
-            </m:ctrlPr>
-          </m:sSubPr>
-          <m:e>
-            <m:r>
-              <w:rPr>
-                <w:rFonts w:ascii="Cambria Math" w:eastAsiaTheme="minorEastAsia" w:hAnsi="Cambria Math"/>
-              </w:rPr>
-              <m:t>q</m:t>
-            </m:r>
-          </m:e>
-          <m:sub>
-            <m:r>
-              <w:rPr>
-                <w:rFonts w:ascii="Cambria Math" w:eastAsiaTheme="minorEastAsia" w:hAnsi="Cambria Math"/>
-              </w:rPr>
-              <m:t>l</m:t>
-            </m:r>
-          </m:sub>
-        </m:sSub>
-        <m:r>
-          <w:rPr>
-            <w:rFonts w:ascii="Cambria Math" w:eastAsiaTheme="minorEastAsia" w:hAnsi="Cambria Math"/>
-          </w:rPr>
-          <m:t>=</m:t>
-        </m:r>
-        <m:func>
-          <m:funcPr>
-            <m:ctrlPr>
-              <w:rPr>
-                <w:rFonts w:ascii="Cambria Math" w:eastAsiaTheme="minorEastAsia" w:hAnsi="Cambria Math"/>
-                <w:i/>
-              </w:rPr>
-            </m:ctrlPr>
-          </m:funcPr>
-          <m:fName>
-            <m:r>
-              <m:rPr>
-                <m:sty m:val="p"/>
-              </m:rPr>
-              <w:rPr>
-                <w:rFonts w:ascii="Cambria Math" w:eastAsiaTheme="minorEastAsia" w:hAnsi="Cambria Math"/>
-              </w:rPr>
-              <m:t>max</m:t>
-            </m:r>
-          </m:fName>
-          <m:e>
-            <m:r>
-              <w:rPr>
-                <w:rFonts w:ascii="Cambria Math" w:eastAsiaTheme="minorEastAsia" w:hAnsi="Cambria Math"/>
-              </w:rPr>
-              <m:t>(</m:t>
-            </m:r>
-            <m:sSub>
-              <m:sSubPr>
-                <m:ctrlPr>
-                  <w:rPr>
-                    <w:rFonts w:ascii="Cambria Math" w:eastAsiaTheme="minorEastAsia" w:hAnsi="Cambria Math"/>
-                    <w:i/>
-                  </w:rPr>
-                </m:ctrlPr>
-              </m:sSubPr>
-              <m:e>
-                <m:r>
-                  <w:rPr>
-                    <w:rFonts w:ascii="Cambria Math" w:eastAsiaTheme="minorEastAsia" w:hAnsi="Cambria Math"/>
-                  </w:rPr>
-                  <m:t>q</m:t>
-                </m:r>
-              </m:e>
-              <m:sub>
-                <m:r>
-                  <w:rPr>
-                    <w:rFonts w:ascii="Cambria Math" w:eastAsiaTheme="minorEastAsia" w:hAnsi="Cambria Math"/>
-                  </w:rPr>
-                  <m:t>c</m:t>
-                </m:r>
-              </m:sub>
-            </m:sSub>
-            <m:r>
-              <w:rPr>
-                <w:rFonts w:ascii="Cambria Math" w:eastAsiaTheme="minorEastAsia" w:hAnsi="Cambria Math"/>
-              </w:rPr>
-              <m:t>-</m:t>
-            </m:r>
-            <m:sSub>
-              <m:sSubPr>
-                <m:ctrlPr>
-                  <w:rPr>
-                    <w:rFonts w:ascii="Cambria Math" w:eastAsiaTheme="minorEastAsia" w:hAnsi="Cambria Math"/>
-                    <w:i/>
-                  </w:rPr>
-                </m:ctrlPr>
-              </m:sSubPr>
-              <m:e>
-                <m:r>
-                  <w:rPr>
-                    <w:rFonts w:ascii="Cambria Math" w:eastAsiaTheme="minorEastAsia" w:hAnsi="Cambria Math"/>
-                  </w:rPr>
-                  <m:t>q</m:t>
-                </m:r>
-              </m:e>
-              <m:sub>
-                <m:r>
-                  <w:rPr>
-                    <w:rFonts w:ascii="Cambria Math" w:eastAsiaTheme="minorEastAsia" w:hAnsi="Cambria Math"/>
-                  </w:rPr>
-                  <m:t>s</m:t>
-                </m:r>
-              </m:sub>
-            </m:sSub>
-            <m:r>
-              <w:rPr>
-                <w:rFonts w:ascii="Cambria Math" w:eastAsiaTheme="minorEastAsia" w:hAnsi="Cambria Math"/>
-              </w:rPr>
-              <m:t>)</m:t>
-            </m:r>
-          </m:e>
-        </m:func>
-      </m:oMath>
-      <w:r>
-        <w:rPr>
-          <w:rFonts w:ascii="Aptos Narrow" w:eastAsiaTheme="minorEastAsia" w:hAnsi="Aptos Narrow"/>
-        </w:rPr>
-        <w:t xml:space="preserve"> for (</w:t>
-      </w:r>
-      <w:proofErr w:type="gramStart"/>
-      <w:r>
-        <w:rPr>
-          <w:rFonts w:ascii="Aptos Narrow" w:eastAsiaTheme="minorEastAsia" w:hAnsi="Aptos Narrow"/>
-        </w:rPr>
-        <w:t>a,d</w:t>
-      </w:r>
-      <w:proofErr w:type="gramEnd"/>
-      <w:r>
-        <w:rPr>
-          <w:rFonts w:ascii="Aptos Narrow" w:eastAsiaTheme="minorEastAsia" w:hAnsi="Aptos Narrow"/>
-        </w:rPr>
-        <w:t>) the control, (</w:t>
-      </w:r>
-      <w:proofErr w:type="gramStart"/>
-      <w:r>
-        <w:rPr>
-          <w:rFonts w:ascii="Aptos Narrow" w:eastAsiaTheme="minorEastAsia" w:hAnsi="Aptos Narrow"/>
-        </w:rPr>
-        <w:t>b,e</w:t>
-      </w:r>
-      <w:proofErr w:type="gramEnd"/>
-      <w:r>
-        <w:rPr>
-          <w:rFonts w:ascii="Aptos Narrow" w:eastAsiaTheme="minorEastAsia" w:hAnsi="Aptos Narrow"/>
-        </w:rPr>
-        <w:t>) moisture sink rates multiplied by 0.95, and (</w:t>
-      </w:r>
-      <w:proofErr w:type="gramStart"/>
-      <w:r>
-        <w:rPr>
-          <w:rFonts w:ascii="Aptos Narrow" w:eastAsiaTheme="minorEastAsia" w:hAnsi="Aptos Narrow"/>
-        </w:rPr>
-        <w:t>c,f</w:t>
-      </w:r>
-      <w:proofErr w:type="gramEnd"/>
-      <w:r>
-        <w:rPr>
-          <w:rFonts w:ascii="Aptos Narrow" w:eastAsiaTheme="minorEastAsia" w:hAnsi="Aptos Narrow"/>
-        </w:rPr>
-        <w:t>) sink rates multiplied by 1.05.</w:t>
-      </w:r>
-    </w:p>
-    <w:p>
-      <w:pPr>
-        <w:pStyle w:val="BodyText"/>
-        <w:rPr>
-          <w:rFonts w:ascii="Aptos Narrow" w:hAnsi="Aptos Narrow"/>
-        </w:rPr>
-      </w:pPr>
-      <w:r>
-        <w:rPr>
-          <w:rFonts w:ascii="Aptos Narrow" w:hAnsi="Aptos Narrow"/>
-          <w:noProof/>
-        </w:rPr>
-        <w:lastRenderedPageBreak/>
-        <w:drawing>
-          <wp:inline distT="0" distB="0" distL="0" distR="0" wp14:anchorId="69BD0BF6" wp14:editId="3DE79AF5">
-            <wp:extent cx="4487842" cy="2304165"/>
-            <wp:effectExtent l="0" t="0" r="8255" b="1270"/>
-            <wp:docPr id="2083485876" name="Picture 1"/>
-            <wp:cNvGraphicFramePr>
-              <a:graphicFrameLocks xmlns:a="http://schemas.openxmlformats.org/drawingml/2006/main" noChangeAspect="1"/>
-            </wp:cNvGraphicFramePr>
-            <a:graphic xmlns:a="http://schemas.openxmlformats.org/drawingml/2006/main">
-              <a:graphicData uri="http://schemas.openxmlformats.org/drawingml/2006/picture">
-                <pic:pic xmlns:pic="http://schemas.openxmlformats.org/drawingml/2006/picture">
-                  <pic:nvPicPr>
-                    <pic:cNvPr id="2083485876" name=""/>
-                    <pic:cNvPicPr/>
-                  </pic:nvPicPr>
-                  <pic:blipFill rotWithShape="1">
-                    <a:blip r:embed="rId18"/>
-                    <a:srcRect b="6788"/>
-                    <a:stretch>
-                      <a:fillRect/>
-                    </a:stretch>
-                  </pic:blipFill>
-                  <pic:spPr bwMode="auto">
-                    <a:xfrm>
-                      <a:off x="0" y="0"/>
-                      <a:ext cx="4492515" cy="2306564"/>
-                    </a:xfrm>
-                    <a:prstGeom prst="rect">
-                      <a:avLst/>
-                    </a:prstGeom>
-                    <a:ln>
-                      <a:noFill/>
-                    </a:ln>
-                    <a:extLst>
-                      <a:ext uri="{53640926-AAD7-44D8-BBD7-CCE9431645EC}">
-                        <a14:shadowObscured xmlns:a14="http://schemas.microsoft.com/office/drawing/2010/main"/>
-                      </a:ext>
-                    </a:extLst>
-                  </pic:spPr>
-                </pic:pic>
-              </a:graphicData>
-            </a:graphic>
-          </wp:inline>
-        </w:drawing>
-      </w:r>
-    </w:p>
-    <w:p>
-      <w:pPr>
-        <w:pStyle w:val="BodyText"/>
-        <w:rPr>
-          <w:rFonts w:ascii="Aptos Narrow" w:hAnsi="Aptos Narrow"/>
-        </w:rPr>
-      </w:pPr>
-      <w:r>
-        <w:rPr>
-          <w:rFonts w:ascii="Aptos Narrow" w:hAnsi="Aptos Narrow"/>
-        </w:rPr>
-        <w:t>Figure INCLOUDW. In-cloud vertical velocity for the cumulus plumes for 15 moisture sink rates represented in the control simulation.</w:t>
-      </w:r>
-    </w:p>
-    <w:p>
-      <w:pPr>
-        <w:pStyle w:val="BodyText"/>
-        <w:rPr>
-          <w:rFonts w:ascii="Aptos Narrow" w:hAnsi="Aptos Narrow"/>
-        </w:rPr>
-      </w:pPr>
-    </w:p>
-    <w:p>
-      <w:pPr>
-        <w:pStyle w:val="BodyText"/>
-      </w:pPr>
-      <w:r>
-        <w:rPr>
-          <w:noProof/>
-          <w14:ligatures w14:val="standardContextual"/>
-        </w:rPr>
-        <w:drawing>
-          <wp:inline distT="0" distB="0" distL="0" distR="0" wp14:anchorId="2E1D0C48" wp14:editId="4522A13A">
-            <wp:extent cx="5772532" cy="3007397"/>
-            <wp:effectExtent l="0" t="0" r="0" b="2540"/>
-            <wp:docPr id="1932024058" name="Picture 16"/>
-            <wp:cNvGraphicFramePr>
-              <a:graphicFrameLocks xmlns:a="http://schemas.openxmlformats.org/drawingml/2006/main" noChangeAspect="1"/>
-            </wp:cNvGraphicFramePr>
-            <a:graphic xmlns:a="http://schemas.openxmlformats.org/drawingml/2006/main">
-              <a:graphicData uri="http://schemas.openxmlformats.org/drawingml/2006/picture">
-                <pic:pic xmlns:pic="http://schemas.openxmlformats.org/drawingml/2006/picture">
-                  <pic:nvPicPr>
-                    <pic:cNvPr id="81682234" name="Picture 81682234"/>
-                    <pic:cNvPicPr/>
-                  </pic:nvPicPr>
-                  <pic:blipFill>
-                    <a:blip r:embed="rId19">
-                      <a:extLst>
-                        <a:ext uri="{28A0092B-C50C-407E-A947-70E740481C1C}">
-                          <a14:useLocalDpi xmlns:a14="http://schemas.microsoft.com/office/drawing/2010/main" val="0"/>
-                        </a:ext>
-                      </a:extLst>
-                    </a:blip>
-                    <a:stretch>
-                      <a:fillRect/>
-                    </a:stretch>
-                  </pic:blipFill>
-                  <pic:spPr>
-                    <a:xfrm>
-                      <a:off x="0" y="0"/>
-                      <a:ext cx="5813147" cy="3028557"/>
-                    </a:xfrm>
-                    <a:prstGeom prst="rect">
-                      <a:avLst/>
-                    </a:prstGeom>
-                  </pic:spPr>
-                </pic:pic>
-              </a:graphicData>
-            </a:graphic>
-          </wp:inline>
-        </w:drawing>
-      </w:r>
-    </w:p>
-    <w:p>
-      <w:pPr>
-        <w:pStyle w:val="BodyText"/>
-        <w:rPr>
-          <w:rFonts w:ascii="Aptos Narrow" w:eastAsiaTheme="minorEastAsia" w:hAnsi="Aptos Narrow"/>
-        </w:rPr>
-      </w:pPr>
-      <w:r>
-        <w:rPr>
-          <w:rFonts w:ascii="Aptos Narrow" w:hAnsi="Aptos Narrow"/>
-        </w:rPr>
-        <w:t xml:space="preserve">Figure </w:t>
-      </w:r>
-      <w:r>
-        <w:rPr>
-          <w:rFonts w:ascii="Aptos Narrow" w:hAnsi="Aptos Narrow"/>
-        </w:rPr>
-        <w:t xml:space="preserve">SINKFM. Mass flux </w:t>
-      </w:r>
-      <m:oMath>
-        <m:r>
-          <w:rPr>
-            <w:rFonts w:ascii="Cambria Math" w:hAnsi="Cambria Math"/>
-          </w:rPr>
-          <m:t>M</m:t>
-        </m:r>
-      </m:oMath>
-      <w:r>
-        <w:rPr>
-          <w:rFonts w:ascii="Aptos Narrow" w:eastAsiaTheme="minorEastAsia" w:hAnsi="Aptos Narrow"/>
-        </w:rPr>
-        <w:t xml:space="preserve"> (top) and in-cloud moisture flux </w:t>
-      </w:r>
-      <m:oMath>
-        <m:r>
-          <w:rPr>
-            <w:rFonts w:ascii="Cambria Math" w:eastAsiaTheme="minorEastAsia" w:hAnsi="Cambria Math"/>
-          </w:rPr>
-          <m:t>F</m:t>
-        </m:r>
-      </m:oMath>
-      <w:r>
-        <w:rPr>
-          <w:rFonts w:ascii="Aptos Narrow" w:eastAsiaTheme="minorEastAsia" w:hAnsi="Aptos Narrow"/>
-        </w:rPr>
-        <w:t xml:space="preserve"> (bottom) for the control experiment, each sink rate diminished by -5%, and each sink rate augmented by +5%. The x-axis shows the control simulation cloud top height </w:t>
-      </w:r>
-      <m:oMath>
-        <m:sSub>
-          <m:sSubPr>
-            <m:ctrlPr>
-              <w:rPr>
-                <w:rFonts w:ascii="Cambria Math" w:eastAsiaTheme="minorEastAsia" w:hAnsi="Cambria Math"/>
-                <w:i/>
-              </w:rPr>
-            </m:ctrlPr>
-          </m:sSubPr>
-          <m:e>
-            <m:r>
-              <w:rPr>
-                <w:rFonts w:ascii="Cambria Math" w:eastAsiaTheme="minorEastAsia" w:hAnsi="Cambria Math"/>
-              </w:rPr>
-              <m:t>h</m:t>
-            </m:r>
-          </m:e>
-          <m:sub>
-            <m:r>
-              <w:rPr>
-                <w:rFonts w:ascii="Cambria Math" w:eastAsiaTheme="minorEastAsia" w:hAnsi="Cambria Math"/>
-              </w:rPr>
-              <m:t>i</m:t>
-            </m:r>
-          </m:sub>
-        </m:sSub>
-      </m:oMath>
-      <w:r>
-        <w:rPr>
-          <w:rFonts w:ascii="Aptos Narrow" w:eastAsiaTheme="minorEastAsia" w:hAnsi="Aptos Narrow"/>
-        </w:rPr>
-        <w:t>.</w:t>
-      </w:r>
-    </w:p>
-    <w:p>
-      <w:pPr>
-        <w:pStyle w:val="BodyText"/>
-        <w:rPr>
-          <w:rFonts w:ascii="Aptos Narrow" w:eastAsiaTheme="minorEastAsia" w:hAnsi="Aptos Narrow"/>
-        </w:rPr>
-      </w:pPr>
-    </w:p>
-    <w:p>
-      <w:pPr>
-        <w:pStyle w:val="BodyText"/>
-        <w:rPr>
-          <w:rFonts w:ascii="Aptos Narrow" w:hAnsi="Aptos Narrow"/>
-        </w:rPr>
-      </w:pPr>
-      <w:r>
-        <w:rPr>
-          <w:rFonts w:ascii="Aptos Narrow" w:hAnsi="Aptos Narrow"/>
-          <w:noProof/>
-        </w:rPr>
-        <w:lastRenderedPageBreak/>
-        <w:drawing>
-          <wp:inline distT="0" distB="0" distL="0" distR="0" wp14:anchorId="76B680AF" wp14:editId="7AFFFC44">
-            <wp:extent cx="4832838" cy="2661563"/>
-            <wp:effectExtent l="0" t="0" r="0" b="5715"/>
-            <wp:docPr id="289591373" name="Picture 1"/>
-            <wp:cNvGraphicFramePr>
-              <a:graphicFrameLocks xmlns:a="http://schemas.openxmlformats.org/drawingml/2006/main" noChangeAspect="1"/>
-            </wp:cNvGraphicFramePr>
-            <a:graphic xmlns:a="http://schemas.openxmlformats.org/drawingml/2006/main">
-              <a:graphicData uri="http://schemas.openxmlformats.org/drawingml/2006/picture">
-                <pic:pic xmlns:pic="http://schemas.openxmlformats.org/drawingml/2006/picture">
-                  <pic:nvPicPr>
-                    <pic:cNvPr id="289591373" name=""/>
-                    <pic:cNvPicPr/>
-                  </pic:nvPicPr>
-                  <pic:blipFill>
-                    <a:blip r:embed="rId20"/>
-                    <a:stretch>
-                      <a:fillRect/>
-                    </a:stretch>
-                  </pic:blipFill>
-                  <pic:spPr>
-                    <a:xfrm>
-                      <a:off x="0" y="0"/>
-                      <a:ext cx="4837954" cy="2664380"/>
-                    </a:xfrm>
-                    <a:prstGeom prst="rect">
-                      <a:avLst/>
-                    </a:prstGeom>
-                  </pic:spPr>
-                </pic:pic>
-              </a:graphicData>
-            </a:graphic>
-          </wp:inline>
-        </w:drawing>
-      </w:r>
-    </w:p>
-    <w:p>
-      <w:pPr>
-        <w:pStyle w:val="BodyText"/>
-        <w:rPr>
-          <w:rFonts w:ascii="Aptos Narrow" w:hAnsi="Aptos Narrow"/>
-        </w:rPr>
-      </w:pPr>
-      <w:r>
-        <w:rPr>
-          <w:rFonts w:ascii="Aptos Narrow" w:hAnsi="Aptos Narrow"/>
-        </w:rPr>
-        <w:t>Figure SINKALLSKY. All-sky (a) updraft (thick) and precipitation (thin) moisture fluxes and (b, right) mass flux.</w:t>
-      </w:r>
-    </w:p>
-    <w:p>
-      <w:pPr>
-        <w:rPr>
-          <w:rFonts w:eastAsiaTheme="minorEastAsia" w:cs="Times New Roman"/>
-          <w:kern w:val="0"/>
-          <w14:ligatures w14:val="none"/>
-        </w:rPr>
-      </w:pPr>
-    </w:p>
-    <w:p>
-      <w:pPr>
-        <w:pStyle w:val="BodyText"/>
-        <w:rPr>
-          <w:rFonts w:ascii="Aptos" w:hAnsi="Aptos"/>
-        </w:rPr>
-      </w:pPr>
+      <w:r>
+        <w:t>Re</w:t>
+      </w:r>
+      <w:r>
+        <w:t>ferences</w:t>
+      </w:r>
     </w:p>
     <w:sectPr>
-      <w:footerReference w:type="default" r:id="rId21"/>
+      <w:footerReference w:type="default" r:id="rId18"/>
       <w:pgSz w:w="12240" w:h="15840"/>
       <w:pgMar w:top="1440" w:right="1440" w:bottom="1440" w:left="1440" w:header="720" w:footer="720" w:gutter="0"/>
       <w:cols w:space="720"/>
